--- a/статьи/аналоговая схемотехника для начинающих.docx
+++ b/статьи/аналоговая схемотехника для начинающих.docx
@@ -145,11 +145,6 @@
       </w:r>
     </w:p>
     <w:p>
-      <w:pPr>
-        <w:rPr>
-          <w:lang w:val="en-US"/>
-        </w:rPr>
-      </w:pPr>
       <w:r>
         <w:rPr>
           <w:lang w:val="en-US"/>
@@ -210,10 +205,7 @@
         <w:t xml:space="preserve">Чем больше сопротивление (меньше диаметр трубы), там меньше </w:t>
       </w:r>
       <w:r>
-        <w:t>ток (</w:t>
-      </w:r>
-      <w:r>
-        <w:t>поток воды).</w:t>
+        <w:t>ток (поток воды).</w:t>
       </w:r>
     </w:p>
     <w:p>
@@ -233,8 +225,8 @@
         <w:t>Рассчитаем схему:</w:t>
       </w:r>
     </w:p>
+    <w:commentRangeStart w:id="0"/>
     <w:p>
-      <w:commentRangeStart w:id="0"/>
       <w:r>
         <w:rPr>
           <w:noProof/>
@@ -569,9 +561,6 @@
     </w:p>
     <w:p>
       <w:r>
-        <w:rPr>
-          <w:lang w:val="en-US"/>
-        </w:rPr>
         <w:t>3</w:t>
       </w:r>
       <w:r>
@@ -587,10 +576,7 @@
         <w:t>6</w:t>
       </w:r>
       <w:r>
-        <w:t xml:space="preserve"> Ом</w:t>
-      </w:r>
-      <w:r>
-        <w:t>.</w:t>
+        <w:t xml:space="preserve"> Ом.</w:t>
       </w:r>
     </w:p>
     <w:p>
@@ -1201,6 +1187,9 @@
       </w:r>
     </w:p>
     <w:p>
+      <w:pPr>
+        <w:spacing w:after="0"/>
+      </w:pPr>
       <w:r>
         <w:t>Аналогия:</w:t>
       </w:r>
@@ -1221,9 +1210,1656 @@
         <w:t>Задача.</w:t>
       </w:r>
     </w:p>
+    <w:p>
+      <w:r>
+        <w:t>Какое сопротивление цепи?</w:t>
+      </w:r>
+    </w:p>
+    <w:p>
+      <w:r>
+        <w:rPr>
+          <w:noProof/>
+        </w:rPr>
+        <mc:AlternateContent>
+          <mc:Choice Requires="wps">
+            <w:drawing>
+              <wp:anchor distT="0" distB="0" distL="114300" distR="114300" simplePos="0" relativeHeight="251680768" behindDoc="0" locked="0" layoutInCell="1" allowOverlap="1" wp14:anchorId="39D3786D" wp14:editId="7F399CC2">
+                <wp:simplePos x="0" y="0"/>
+                <wp:positionH relativeFrom="column">
+                  <wp:posOffset>-440055</wp:posOffset>
+                </wp:positionH>
+                <wp:positionV relativeFrom="paragraph">
+                  <wp:posOffset>351790</wp:posOffset>
+                </wp:positionV>
+                <wp:extent cx="3931285" cy="3810"/>
+                <wp:effectExtent l="0" t="0" r="31115" b="34290"/>
+                <wp:wrapNone/>
+                <wp:docPr id="1800665726" name="Прямая соединительная линия 3"/>
+                <wp:cNvGraphicFramePr/>
+                <a:graphic xmlns:a="http://schemas.openxmlformats.org/drawingml/2006/main">
+                  <a:graphicData uri="http://schemas.microsoft.com/office/word/2010/wordprocessingShape">
+                    <wps:wsp>
+                      <wps:cNvCnPr/>
+                      <wps:spPr>
+                        <a:xfrm>
+                          <a:off x="0" y="0"/>
+                          <a:ext cx="3931285" cy="3810"/>
+                        </a:xfrm>
+                        <a:prstGeom prst="line">
+                          <a:avLst/>
+                        </a:prstGeom>
+                        <a:ln w="12700">
+                          <a:solidFill>
+                            <a:srgbClr val="002060"/>
+                          </a:solidFill>
+                        </a:ln>
+                      </wps:spPr>
+                      <wps:style>
+                        <a:lnRef idx="1">
+                          <a:schemeClr val="accent1"/>
+                        </a:lnRef>
+                        <a:fillRef idx="0">
+                          <a:schemeClr val="accent1"/>
+                        </a:fillRef>
+                        <a:effectRef idx="0">
+                          <a:schemeClr val="accent1"/>
+                        </a:effectRef>
+                        <a:fontRef idx="minor">
+                          <a:schemeClr val="tx1"/>
+                        </a:fontRef>
+                      </wps:style>
+                      <wps:bodyPr/>
+                    </wps:wsp>
+                  </a:graphicData>
+                </a:graphic>
+                <wp14:sizeRelH relativeFrom="margin">
+                  <wp14:pctWidth>0</wp14:pctWidth>
+                </wp14:sizeRelH>
+                <wp14:sizeRelV relativeFrom="margin">
+                  <wp14:pctHeight>0</wp14:pctHeight>
+                </wp14:sizeRelV>
+              </wp:anchor>
+            </w:drawing>
+          </mc:Choice>
+          <mc:Fallback>
+            <w:pict>
+              <v:line w14:anchorId="14F04C3B" id="Прямая соединительная линия 3" o:spid="_x0000_s1026" style="position:absolute;z-index:251680768;visibility:visible;mso-wrap-style:square;mso-width-percent:0;mso-height-percent:0;mso-wrap-distance-left:9pt;mso-wrap-distance-top:0;mso-wrap-distance-right:9pt;mso-wrap-distance-bottom:0;mso-position-horizontal:absolute;mso-position-horizontal-relative:text;mso-position-vertical:absolute;mso-position-vertical-relative:text;mso-width-percent:0;mso-height-percent:0;mso-width-relative:margin;mso-height-relative:margin" from="-34.65pt,27.7pt" to="274.9pt,28pt" o:gfxdata="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" strokecolor="#002060" strokeweight="1pt">
+                <v:stroke joinstyle="miter"/>
+              </v:line>
+            </w:pict>
+          </mc:Fallback>
+        </mc:AlternateContent>
+      </w:r>
+      <w:r>
+        <w:rPr>
+          <w:noProof/>
+        </w:rPr>
+        <mc:AlternateContent>
+          <mc:Choice Requires="wps">
+            <w:drawing>
+              <wp:anchor distT="0" distB="0" distL="114300" distR="114300" simplePos="0" relativeHeight="251697152" behindDoc="0" locked="0" layoutInCell="1" allowOverlap="1" wp14:anchorId="5649A19B" wp14:editId="3CE46334">
+                <wp:simplePos x="0" y="0"/>
+                <wp:positionH relativeFrom="column">
+                  <wp:posOffset>2345055</wp:posOffset>
+                </wp:positionH>
+                <wp:positionV relativeFrom="paragraph">
+                  <wp:posOffset>355600</wp:posOffset>
+                </wp:positionV>
+                <wp:extent cx="0" cy="453390"/>
+                <wp:effectExtent l="0" t="0" r="38100" b="22860"/>
+                <wp:wrapNone/>
+                <wp:docPr id="1510851504" name="Прямая соединительная линия 14"/>
+                <wp:cNvGraphicFramePr/>
+                <a:graphic xmlns:a="http://schemas.openxmlformats.org/drawingml/2006/main">
+                  <a:graphicData uri="http://schemas.microsoft.com/office/word/2010/wordprocessingShape">
+                    <wps:wsp>
+                      <wps:cNvCnPr/>
+                      <wps:spPr>
+                        <a:xfrm>
+                          <a:off x="0" y="0"/>
+                          <a:ext cx="0" cy="453390"/>
+                        </a:xfrm>
+                        <a:prstGeom prst="line">
+                          <a:avLst/>
+                        </a:prstGeom>
+                        <a:noFill/>
+                        <a:ln w="12700" cap="flat" cmpd="sng" algn="ctr">
+                          <a:solidFill>
+                            <a:sysClr val="windowText" lastClr="000000"/>
+                          </a:solidFill>
+                          <a:prstDash val="solid"/>
+                          <a:miter lim="800000"/>
+                        </a:ln>
+                        <a:effectLst/>
+                      </wps:spPr>
+                      <wps:bodyPr/>
+                    </wps:wsp>
+                  </a:graphicData>
+                </a:graphic>
+                <wp14:sizeRelV relativeFrom="margin">
+                  <wp14:pctHeight>0</wp14:pctHeight>
+                </wp14:sizeRelV>
+              </wp:anchor>
+            </w:drawing>
+          </mc:Choice>
+          <mc:Fallback>
+            <w:pict>
+              <v:line w14:anchorId="36071F86" id="Прямая соединительная линия 14" o:spid="_x0000_s1026" style="position:absolute;z-index:251697152;visibility:visible;mso-wrap-style:square;mso-height-percent:0;mso-wrap-distance-left:9pt;mso-wrap-distance-top:0;mso-wrap-distance-right:9pt;mso-wrap-distance-bottom:0;mso-position-horizontal:absolute;mso-position-horizontal-relative:text;mso-position-vertical:absolute;mso-position-vertical-relative:text;mso-height-percent:0;mso-height-relative:margin" from="184.65pt,28pt" to="184.65pt,63.7pt" o:gfxdata="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" strokecolor="windowText" strokeweight="1pt">
+                <v:stroke joinstyle="miter"/>
+              </v:line>
+            </w:pict>
+          </mc:Fallback>
+        </mc:AlternateContent>
+      </w:r>
+      <w:r>
+        <w:rPr>
+          <w:noProof/>
+        </w:rPr>
+        <mc:AlternateContent>
+          <mc:Choice Requires="wps">
+            <w:drawing>
+              <wp:anchor distT="0" distB="0" distL="114300" distR="114300" simplePos="0" relativeHeight="251695104" behindDoc="0" locked="0" layoutInCell="1" allowOverlap="1" wp14:anchorId="2E0AFD79" wp14:editId="2A3E5440">
+                <wp:simplePos x="0" y="0"/>
+                <wp:positionH relativeFrom="column">
+                  <wp:posOffset>1236345</wp:posOffset>
+                </wp:positionH>
+                <wp:positionV relativeFrom="paragraph">
+                  <wp:posOffset>355600</wp:posOffset>
+                </wp:positionV>
+                <wp:extent cx="0" cy="941070"/>
+                <wp:effectExtent l="0" t="0" r="38100" b="30480"/>
+                <wp:wrapNone/>
+                <wp:docPr id="1102491388" name="Прямая соединительная линия 14"/>
+                <wp:cNvGraphicFramePr/>
+                <a:graphic xmlns:a="http://schemas.openxmlformats.org/drawingml/2006/main">
+                  <a:graphicData uri="http://schemas.microsoft.com/office/word/2010/wordprocessingShape">
+                    <wps:wsp>
+                      <wps:cNvCnPr/>
+                      <wps:spPr>
+                        <a:xfrm>
+                          <a:off x="0" y="0"/>
+                          <a:ext cx="0" cy="941070"/>
+                        </a:xfrm>
+                        <a:prstGeom prst="line">
+                          <a:avLst/>
+                        </a:prstGeom>
+                        <a:noFill/>
+                        <a:ln w="12700" cap="flat" cmpd="sng" algn="ctr">
+                          <a:solidFill>
+                            <a:sysClr val="windowText" lastClr="000000"/>
+                          </a:solidFill>
+                          <a:prstDash val="solid"/>
+                          <a:miter lim="800000"/>
+                        </a:ln>
+                        <a:effectLst/>
+                      </wps:spPr>
+                      <wps:bodyPr/>
+                    </wps:wsp>
+                  </a:graphicData>
+                </a:graphic>
+                <wp14:sizeRelV relativeFrom="margin">
+                  <wp14:pctHeight>0</wp14:pctHeight>
+                </wp14:sizeRelV>
+              </wp:anchor>
+            </w:drawing>
+          </mc:Choice>
+          <mc:Fallback>
+            <w:pict>
+              <v:line w14:anchorId="7297FC1E" id="Прямая соединительная линия 14" o:spid="_x0000_s1026" style="position:absolute;z-index:251695104;visibility:visible;mso-wrap-style:square;mso-height-percent:0;mso-wrap-distance-left:9pt;mso-wrap-distance-top:0;mso-wrap-distance-right:9pt;mso-wrap-distance-bottom:0;mso-position-horizontal:absolute;mso-position-horizontal-relative:text;mso-position-vertical:absolute;mso-position-vertical-relative:text;mso-height-percent:0;mso-height-relative:margin" from="97.35pt,28pt" to="97.35pt,102.1pt" o:gfxdata="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" strokecolor="windowText" strokeweight="1pt">
+                <v:stroke joinstyle="miter"/>
+              </v:line>
+            </w:pict>
+          </mc:Fallback>
+        </mc:AlternateContent>
+      </w:r>
+      <w:r>
+        <w:rPr>
+          <w:noProof/>
+        </w:rPr>
+        <mc:AlternateContent>
+          <mc:Choice Requires="wps">
+            <w:drawing>
+              <wp:anchor distT="0" distB="0" distL="114300" distR="114300" simplePos="0" relativeHeight="251693056" behindDoc="0" locked="0" layoutInCell="1" allowOverlap="1" wp14:anchorId="3DF80579" wp14:editId="07F7E625">
+                <wp:simplePos x="0" y="0"/>
+                <wp:positionH relativeFrom="column">
+                  <wp:posOffset>-27940</wp:posOffset>
+                </wp:positionH>
+                <wp:positionV relativeFrom="paragraph">
+                  <wp:posOffset>352425</wp:posOffset>
+                </wp:positionV>
+                <wp:extent cx="0" cy="961390"/>
+                <wp:effectExtent l="0" t="0" r="38100" b="29210"/>
+                <wp:wrapNone/>
+                <wp:docPr id="1279144689" name="Прямая соединительная линия 14"/>
+                <wp:cNvGraphicFramePr/>
+                <a:graphic xmlns:a="http://schemas.openxmlformats.org/drawingml/2006/main">
+                  <a:graphicData uri="http://schemas.microsoft.com/office/word/2010/wordprocessingShape">
+                    <wps:wsp>
+                      <wps:cNvCnPr/>
+                      <wps:spPr>
+                        <a:xfrm>
+                          <a:off x="0" y="0"/>
+                          <a:ext cx="0" cy="961390"/>
+                        </a:xfrm>
+                        <a:prstGeom prst="line">
+                          <a:avLst/>
+                        </a:prstGeom>
+                        <a:ln w="12700">
+                          <a:solidFill>
+                            <a:schemeClr val="tx1"/>
+                          </a:solidFill>
+                        </a:ln>
+                      </wps:spPr>
+                      <wps:style>
+                        <a:lnRef idx="1">
+                          <a:schemeClr val="accent1"/>
+                        </a:lnRef>
+                        <a:fillRef idx="0">
+                          <a:schemeClr val="accent1"/>
+                        </a:fillRef>
+                        <a:effectRef idx="0">
+                          <a:schemeClr val="accent1"/>
+                        </a:effectRef>
+                        <a:fontRef idx="minor">
+                          <a:schemeClr val="tx1"/>
+                        </a:fontRef>
+                      </wps:style>
+                      <wps:bodyPr/>
+                    </wps:wsp>
+                  </a:graphicData>
+                </a:graphic>
+              </wp:anchor>
+            </w:drawing>
+          </mc:Choice>
+          <mc:Fallback>
+            <w:pict>
+              <v:line w14:anchorId="7EBF4BBE" id="Прямая соединительная линия 14" o:spid="_x0000_s1026" style="position:absolute;z-index:251693056;visibility:visible;mso-wrap-style:square;mso-wrap-distance-left:9pt;mso-wrap-distance-top:0;mso-wrap-distance-right:9pt;mso-wrap-distance-bottom:0;mso-position-horizontal:absolute;mso-position-horizontal-relative:text;mso-position-vertical:absolute;mso-position-vertical-relative:text" from="-2.2pt,27.75pt" to="-2.2pt,103.45pt" o:gfxdata="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" strokecolor="black [3213]" strokeweight="1pt">
+                <v:stroke joinstyle="miter"/>
+              </v:line>
+            </w:pict>
+          </mc:Fallback>
+        </mc:AlternateContent>
+      </w:r>
+      <w:r>
+        <w:rPr>
+          <w:noProof/>
+        </w:rPr>
+        <mc:AlternateContent>
+          <mc:Choice Requires="wps">
+            <w:drawing>
+              <wp:anchor distT="0" distB="0" distL="114300" distR="114300" simplePos="0" relativeHeight="251692032" behindDoc="0" locked="0" layoutInCell="1" allowOverlap="1" wp14:anchorId="75B5CAE6" wp14:editId="521A4409">
+                <wp:simplePos x="0" y="0"/>
+                <wp:positionH relativeFrom="column">
+                  <wp:posOffset>2555630</wp:posOffset>
+                </wp:positionH>
+                <wp:positionV relativeFrom="paragraph">
+                  <wp:posOffset>228405</wp:posOffset>
+                </wp:positionV>
+                <wp:extent cx="668020" cy="245745"/>
+                <wp:effectExtent l="0" t="0" r="17780" b="20955"/>
+                <wp:wrapTopAndBottom/>
+                <wp:docPr id="955760629" name="Прямоугольник 1"/>
+                <wp:cNvGraphicFramePr/>
+                <a:graphic xmlns:a="http://schemas.openxmlformats.org/drawingml/2006/main">
+                  <a:graphicData uri="http://schemas.microsoft.com/office/word/2010/wordprocessingShape">
+                    <wps:wsp>
+                      <wps:cNvSpPr/>
+                      <wps:spPr>
+                        <a:xfrm>
+                          <a:off x="0" y="0"/>
+                          <a:ext cx="668020" cy="245745"/>
+                        </a:xfrm>
+                        <a:prstGeom prst="rect">
+                          <a:avLst/>
+                        </a:prstGeom>
+                        <a:solidFill>
+                          <a:sysClr val="window" lastClr="FFFFFF"/>
+                        </a:solidFill>
+                        <a:ln w="12700" cap="flat" cmpd="sng" algn="ctr">
+                          <a:solidFill>
+                            <a:srgbClr val="4472C4">
+                              <a:shade val="15000"/>
+                            </a:srgbClr>
+                          </a:solidFill>
+                          <a:prstDash val="solid"/>
+                          <a:miter lim="800000"/>
+                        </a:ln>
+                        <a:effectLst/>
+                      </wps:spPr>
+                      <wps:txbx>
+                        <w:txbxContent>
+                          <w:p>
+                            <w:pPr>
+                              <w:spacing w:after="0"/>
+                              <w:jc w:val="center"/>
+                              <w:rPr>
+                                <w:b/>
+                                <w:bCs/>
+                                <w:color w:val="0D0D0D" w:themeColor="text1" w:themeTint="F2"/>
+                                <w:sz w:val="16"/>
+                                <w:szCs w:val="16"/>
+                              </w:rPr>
+                            </w:pPr>
+                            <w:r>
+                              <w:rPr>
+                                <w:b/>
+                                <w:bCs/>
+                                <w:color w:val="0D0D0D" w:themeColor="text1" w:themeTint="F2"/>
+                                <w:sz w:val="16"/>
+                                <w:szCs w:val="16"/>
+                              </w:rPr>
+                              <w:t>10</w:t>
+                            </w:r>
+                          </w:p>
+                        </w:txbxContent>
+                      </wps:txbx>
+                      <wps:bodyPr rot="0" spcFirstLastPara="0" vertOverflow="overflow" horzOverflow="overflow" vert="horz" wrap="square" lIns="91440" tIns="45720" rIns="91440" bIns="45720" numCol="1" spcCol="0" rtlCol="0" fromWordArt="0" anchor="ctr" anchorCtr="0" forceAA="0" compatLnSpc="1">
+                        <a:prstTxWarp prst="textNoShape">
+                          <a:avLst/>
+                        </a:prstTxWarp>
+                        <a:noAutofit/>
+                      </wps:bodyPr>
+                    </wps:wsp>
+                  </a:graphicData>
+                </a:graphic>
+                <wp14:sizeRelH relativeFrom="page">
+                  <wp14:pctWidth>0</wp14:pctWidth>
+                </wp14:sizeRelH>
+                <wp14:sizeRelV relativeFrom="page">
+                  <wp14:pctHeight>0</wp14:pctHeight>
+                </wp14:sizeRelV>
+              </wp:anchor>
+            </w:drawing>
+          </mc:Choice>
+          <mc:Fallback>
+            <w:pict>
+              <v:rect w14:anchorId="75B5CAE6" id="Прямоугольник 1" o:spid="_x0000_s1026" style="position:absolute;margin-left:201.25pt;margin-top:18pt;width:52.6pt;height:19.35pt;z-index:251692032;visibility:visible;mso-wrap-style:square;mso-width-percent:0;mso-height-percent:0;mso-wrap-distance-left:9pt;mso-wrap-distance-top:0;mso-wrap-distance-right:9pt;mso-wrap-distance-bottom:0;mso-position-horizontal:absolute;mso-position-horizontal-relative:text;mso-position-vertical:absolute;mso-position-vertical-relative:text;mso-width-percent:0;mso-height-percent:0;mso-width-relative:page;mso-height-relative:page;v-text-anchor:middle" o:gfxdata="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" fillcolor="window" strokecolor="#172c51" strokeweight="1pt">
+                <v:textbox>
+                  <w:txbxContent>
+                    <w:p>
+                      <w:pPr>
+                        <w:spacing w:after="0"/>
+                        <w:jc w:val="center"/>
+                        <w:rPr>
+                          <w:b/>
+                          <w:bCs/>
+                          <w:color w:val="0D0D0D" w:themeColor="text1" w:themeTint="F2"/>
+                          <w:sz w:val="16"/>
+                          <w:szCs w:val="16"/>
+                        </w:rPr>
+                      </w:pPr>
+                      <w:r>
+                        <w:rPr>
+                          <w:b/>
+                          <w:bCs/>
+                          <w:color w:val="0D0D0D" w:themeColor="text1" w:themeTint="F2"/>
+                          <w:sz w:val="16"/>
+                          <w:szCs w:val="16"/>
+                        </w:rPr>
+                        <w:t>10</w:t>
+                      </w:r>
+                    </w:p>
+                  </w:txbxContent>
+                </v:textbox>
+                <w10:wrap type="topAndBottom"/>
+              </v:rect>
+            </w:pict>
+          </mc:Fallback>
+        </mc:AlternateContent>
+      </w:r>
+      <w:r>
+        <w:rPr>
+          <w:noProof/>
+        </w:rPr>
+        <mc:AlternateContent>
+          <mc:Choice Requires="wps">
+            <w:drawing>
+              <wp:anchor distT="0" distB="0" distL="114300" distR="114300" simplePos="0" relativeHeight="251687936" behindDoc="0" locked="0" layoutInCell="1" allowOverlap="1" wp14:anchorId="4A759EA6" wp14:editId="09A5EACF">
+                <wp:simplePos x="0" y="0"/>
+                <wp:positionH relativeFrom="column">
+                  <wp:posOffset>1482970</wp:posOffset>
+                </wp:positionH>
+                <wp:positionV relativeFrom="paragraph">
+                  <wp:posOffset>225474</wp:posOffset>
+                </wp:positionV>
+                <wp:extent cx="668020" cy="245745"/>
+                <wp:effectExtent l="0" t="0" r="17780" b="20955"/>
+                <wp:wrapTopAndBottom/>
+                <wp:docPr id="459816220" name="Прямоугольник 1"/>
+                <wp:cNvGraphicFramePr/>
+                <a:graphic xmlns:a="http://schemas.openxmlformats.org/drawingml/2006/main">
+                  <a:graphicData uri="http://schemas.microsoft.com/office/word/2010/wordprocessingShape">
+                    <wps:wsp>
+                      <wps:cNvSpPr/>
+                      <wps:spPr>
+                        <a:xfrm>
+                          <a:off x="0" y="0"/>
+                          <a:ext cx="668020" cy="245745"/>
+                        </a:xfrm>
+                        <a:prstGeom prst="rect">
+                          <a:avLst/>
+                        </a:prstGeom>
+                        <a:solidFill>
+                          <a:sysClr val="window" lastClr="FFFFFF"/>
+                        </a:solidFill>
+                        <a:ln w="12700" cap="flat" cmpd="sng" algn="ctr">
+                          <a:solidFill>
+                            <a:srgbClr val="4472C4">
+                              <a:shade val="15000"/>
+                            </a:srgbClr>
+                          </a:solidFill>
+                          <a:prstDash val="solid"/>
+                          <a:miter lim="800000"/>
+                        </a:ln>
+                        <a:effectLst/>
+                      </wps:spPr>
+                      <wps:txbx>
+                        <w:txbxContent>
+                          <w:p>
+                            <w:pPr>
+                              <w:spacing w:after="0"/>
+                              <w:jc w:val="center"/>
+                              <w:rPr>
+                                <w:b/>
+                                <w:bCs/>
+                                <w:color w:val="0D0D0D" w:themeColor="text1" w:themeTint="F2"/>
+                                <w:sz w:val="16"/>
+                                <w:szCs w:val="16"/>
+                              </w:rPr>
+                            </w:pPr>
+                            <w:r>
+                              <w:rPr>
+                                <w:b/>
+                                <w:bCs/>
+                                <w:color w:val="0D0D0D" w:themeColor="text1" w:themeTint="F2"/>
+                                <w:sz w:val="16"/>
+                                <w:szCs w:val="16"/>
+                              </w:rPr>
+                              <w:t>10</w:t>
+                            </w:r>
+                          </w:p>
+                        </w:txbxContent>
+                      </wps:txbx>
+                      <wps:bodyPr rot="0" spcFirstLastPara="0" vertOverflow="overflow" horzOverflow="overflow" vert="horz" wrap="square" lIns="91440" tIns="45720" rIns="91440" bIns="45720" numCol="1" spcCol="0" rtlCol="0" fromWordArt="0" anchor="ctr" anchorCtr="0" forceAA="0" compatLnSpc="1">
+                        <a:prstTxWarp prst="textNoShape">
+                          <a:avLst/>
+                        </a:prstTxWarp>
+                        <a:noAutofit/>
+                      </wps:bodyPr>
+                    </wps:wsp>
+                  </a:graphicData>
+                </a:graphic>
+                <wp14:sizeRelH relativeFrom="page">
+                  <wp14:pctWidth>0</wp14:pctWidth>
+                </wp14:sizeRelH>
+                <wp14:sizeRelV relativeFrom="page">
+                  <wp14:pctHeight>0</wp14:pctHeight>
+                </wp14:sizeRelV>
+              </wp:anchor>
+            </w:drawing>
+          </mc:Choice>
+          <mc:Fallback>
+            <w:pict>
+              <v:rect w14:anchorId="4A759EA6" id="_x0000_s1027" style="position:absolute;margin-left:116.75pt;margin-top:17.75pt;width:52.6pt;height:19.35pt;z-index:251687936;visibility:visible;mso-wrap-style:square;mso-width-percent:0;mso-height-percent:0;mso-wrap-distance-left:9pt;mso-wrap-distance-top:0;mso-wrap-distance-right:9pt;mso-wrap-distance-bottom:0;mso-position-horizontal:absolute;mso-position-horizontal-relative:text;mso-position-vertical:absolute;mso-position-vertical-relative:text;mso-width-percent:0;mso-height-percent:0;mso-width-relative:page;mso-height-relative:page;v-text-anchor:middle" o:gfxdata="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" fillcolor="window" strokecolor="#172c51" strokeweight="1pt">
+                <v:textbox>
+                  <w:txbxContent>
+                    <w:p>
+                      <w:pPr>
+                        <w:spacing w:after="0"/>
+                        <w:jc w:val="center"/>
+                        <w:rPr>
+                          <w:b/>
+                          <w:bCs/>
+                          <w:color w:val="0D0D0D" w:themeColor="text1" w:themeTint="F2"/>
+                          <w:sz w:val="16"/>
+                          <w:szCs w:val="16"/>
+                        </w:rPr>
+                      </w:pPr>
+                      <w:r>
+                        <w:rPr>
+                          <w:b/>
+                          <w:bCs/>
+                          <w:color w:val="0D0D0D" w:themeColor="text1" w:themeTint="F2"/>
+                          <w:sz w:val="16"/>
+                          <w:szCs w:val="16"/>
+                        </w:rPr>
+                        <w:t>10</w:t>
+                      </w:r>
+                    </w:p>
+                  </w:txbxContent>
+                </v:textbox>
+                <w10:wrap type="topAndBottom"/>
+              </v:rect>
+            </w:pict>
+          </mc:Fallback>
+        </mc:AlternateContent>
+      </w:r>
+      <w:r>
+        <w:rPr>
+          <w:noProof/>
+        </w:rPr>
+        <mc:AlternateContent>
+          <mc:Choice Requires="wps">
+            <w:drawing>
+              <wp:anchor distT="0" distB="0" distL="114300" distR="114300" simplePos="0" relativeHeight="251681792" behindDoc="0" locked="0" layoutInCell="1" allowOverlap="1" wp14:anchorId="5727F2CF" wp14:editId="4DDD540D">
+                <wp:simplePos x="0" y="0"/>
+                <wp:positionH relativeFrom="column">
+                  <wp:posOffset>244231</wp:posOffset>
+                </wp:positionH>
+                <wp:positionV relativeFrom="paragraph">
+                  <wp:posOffset>232166</wp:posOffset>
+                </wp:positionV>
+                <wp:extent cx="668020" cy="245745"/>
+                <wp:effectExtent l="0" t="0" r="17780" b="20955"/>
+                <wp:wrapTopAndBottom/>
+                <wp:docPr id="1425800854" name="Прямоугольник 1"/>
+                <wp:cNvGraphicFramePr/>
+                <a:graphic xmlns:a="http://schemas.openxmlformats.org/drawingml/2006/main">
+                  <a:graphicData uri="http://schemas.microsoft.com/office/word/2010/wordprocessingShape">
+                    <wps:wsp>
+                      <wps:cNvSpPr/>
+                      <wps:spPr>
+                        <a:xfrm>
+                          <a:off x="0" y="0"/>
+                          <a:ext cx="668020" cy="245745"/>
+                        </a:xfrm>
+                        <a:prstGeom prst="rect">
+                          <a:avLst/>
+                        </a:prstGeom>
+                        <a:solidFill>
+                          <a:schemeClr val="bg1"/>
+                        </a:solidFill>
+                        <a:ln>
+                          <a:solidFill>
+                            <a:schemeClr val="accent1">
+                              <a:shade val="15000"/>
+                            </a:schemeClr>
+                          </a:solidFill>
+                        </a:ln>
+                      </wps:spPr>
+                      <wps:style>
+                        <a:lnRef idx="2">
+                          <a:schemeClr val="accent1">
+                            <a:shade val="15000"/>
+                          </a:schemeClr>
+                        </a:lnRef>
+                        <a:fillRef idx="1">
+                          <a:schemeClr val="accent1"/>
+                        </a:fillRef>
+                        <a:effectRef idx="0">
+                          <a:schemeClr val="accent1"/>
+                        </a:effectRef>
+                        <a:fontRef idx="minor">
+                          <a:schemeClr val="lt1"/>
+                        </a:fontRef>
+                      </wps:style>
+                      <wps:txbx>
+                        <w:txbxContent>
+                          <w:p>
+                            <w:pPr>
+                              <w:spacing w:after="0"/>
+                              <w:jc w:val="center"/>
+                              <w:rPr>
+                                <w:b/>
+                                <w:bCs/>
+                                <w:color w:val="0D0D0D" w:themeColor="text1" w:themeTint="F2"/>
+                                <w:sz w:val="16"/>
+                                <w:szCs w:val="16"/>
+                              </w:rPr>
+                            </w:pPr>
+                            <w:r>
+                              <w:rPr>
+                                <w:b/>
+                                <w:bCs/>
+                                <w:color w:val="0D0D0D" w:themeColor="text1" w:themeTint="F2"/>
+                                <w:sz w:val="16"/>
+                                <w:szCs w:val="16"/>
+                              </w:rPr>
+                              <w:t>12</w:t>
+                            </w:r>
+                          </w:p>
+                        </w:txbxContent>
+                      </wps:txbx>
+                      <wps:bodyPr rot="0" spcFirstLastPara="0" vertOverflow="overflow" horzOverflow="overflow" vert="horz" wrap="square" lIns="91440" tIns="45720" rIns="91440" bIns="45720" numCol="1" spcCol="0" rtlCol="0" fromWordArt="0" anchor="ctr" anchorCtr="0" forceAA="0" compatLnSpc="1">
+                        <a:prstTxWarp prst="textNoShape">
+                          <a:avLst/>
+                        </a:prstTxWarp>
+                        <a:noAutofit/>
+                      </wps:bodyPr>
+                    </wps:wsp>
+                  </a:graphicData>
+                </a:graphic>
+                <wp14:sizeRelH relativeFrom="page">
+                  <wp14:pctWidth>0</wp14:pctWidth>
+                </wp14:sizeRelH>
+                <wp14:sizeRelV relativeFrom="page">
+                  <wp14:pctHeight>0</wp14:pctHeight>
+                </wp14:sizeRelV>
+              </wp:anchor>
+            </w:drawing>
+          </mc:Choice>
+          <mc:Fallback>
+            <w:pict>
+              <v:rect w14:anchorId="5727F2CF" id="_x0000_s1028" style="position:absolute;margin-left:19.25pt;margin-top:18.3pt;width:52.6pt;height:19.35pt;z-index:251681792;visibility:visible;mso-wrap-style:square;mso-width-percent:0;mso-height-percent:0;mso-wrap-distance-left:9pt;mso-wrap-distance-top:0;mso-wrap-distance-right:9pt;mso-wrap-distance-bottom:0;mso-position-horizontal:absolute;mso-position-horizontal-relative:text;mso-position-vertical:absolute;mso-position-vertical-relative:text;mso-width-percent:0;mso-height-percent:0;mso-width-relative:page;mso-height-relative:page;v-text-anchor:middle" o:gfxdata="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" fillcolor="white [3212]" strokecolor="#09101d [484]" strokeweight="1pt">
+                <v:textbox>
+                  <w:txbxContent>
+                    <w:p>
+                      <w:pPr>
+                        <w:spacing w:after="0"/>
+                        <w:jc w:val="center"/>
+                        <w:rPr>
+                          <w:b/>
+                          <w:bCs/>
+                          <w:color w:val="0D0D0D" w:themeColor="text1" w:themeTint="F2"/>
+                          <w:sz w:val="16"/>
+                          <w:szCs w:val="16"/>
+                        </w:rPr>
+                      </w:pPr>
+                      <w:r>
+                        <w:rPr>
+                          <w:b/>
+                          <w:bCs/>
+                          <w:color w:val="0D0D0D" w:themeColor="text1" w:themeTint="F2"/>
+                          <w:sz w:val="16"/>
+                          <w:szCs w:val="16"/>
+                        </w:rPr>
+                        <w:t>12</w:t>
+                      </w:r>
+                    </w:p>
+                  </w:txbxContent>
+                </v:textbox>
+                <w10:wrap type="topAndBottom"/>
+              </v:rect>
+            </w:pict>
+          </mc:Fallback>
+        </mc:AlternateContent>
+      </w:r>
+    </w:p>
+    <w:p>
+      <w:r>
+        <w:rPr>
+          <w:noProof/>
+        </w:rPr>
+        <mc:AlternateContent>
+          <mc:Choice Requires="wps">
+            <w:drawing>
+              <wp:anchor distT="0" distB="0" distL="114300" distR="114300" simplePos="0" relativeHeight="251656190" behindDoc="0" locked="0" layoutInCell="1" allowOverlap="1" wp14:anchorId="4F6AB2A4" wp14:editId="64EB09F1">
+                <wp:simplePos x="0" y="0"/>
+                <wp:positionH relativeFrom="column">
+                  <wp:posOffset>-30920</wp:posOffset>
+                </wp:positionH>
+                <wp:positionV relativeFrom="paragraph">
+                  <wp:posOffset>524362</wp:posOffset>
+                </wp:positionV>
+                <wp:extent cx="2373923" cy="0"/>
+                <wp:effectExtent l="0" t="0" r="0" b="0"/>
+                <wp:wrapNone/>
+                <wp:docPr id="1757313430" name="Прямая соединительная линия 13"/>
+                <wp:cNvGraphicFramePr/>
+                <a:graphic xmlns:a="http://schemas.openxmlformats.org/drawingml/2006/main">
+                  <a:graphicData uri="http://schemas.microsoft.com/office/word/2010/wordprocessingShape">
+                    <wps:wsp>
+                      <wps:cNvCnPr/>
+                      <wps:spPr>
+                        <a:xfrm flipV="1">
+                          <a:off x="0" y="0"/>
+                          <a:ext cx="2373923" cy="0"/>
+                        </a:xfrm>
+                        <a:prstGeom prst="line">
+                          <a:avLst/>
+                        </a:prstGeom>
+                        <a:ln w="12700">
+                          <a:solidFill>
+                            <a:schemeClr val="tx1">
+                              <a:lumMod val="95000"/>
+                              <a:lumOff val="5000"/>
+                            </a:schemeClr>
+                          </a:solidFill>
+                        </a:ln>
+                      </wps:spPr>
+                      <wps:style>
+                        <a:lnRef idx="1">
+                          <a:schemeClr val="accent1"/>
+                        </a:lnRef>
+                        <a:fillRef idx="0">
+                          <a:schemeClr val="accent1"/>
+                        </a:fillRef>
+                        <a:effectRef idx="0">
+                          <a:schemeClr val="accent1"/>
+                        </a:effectRef>
+                        <a:fontRef idx="minor">
+                          <a:schemeClr val="tx1"/>
+                        </a:fontRef>
+                      </wps:style>
+                      <wps:bodyPr/>
+                    </wps:wsp>
+                  </a:graphicData>
+                </a:graphic>
+                <wp14:sizeRelV relativeFrom="margin">
+                  <wp14:pctHeight>0</wp14:pctHeight>
+                </wp14:sizeRelV>
+              </wp:anchor>
+            </w:drawing>
+          </mc:Choice>
+          <mc:Fallback>
+            <w:pict>
+              <v:line w14:anchorId="17C64963" id="Прямая соединительная линия 13" o:spid="_x0000_s1026" style="position:absolute;flip:y;z-index:251656190;visibility:visible;mso-wrap-style:square;mso-height-percent:0;mso-wrap-distance-left:9pt;mso-wrap-distance-top:0;mso-wrap-distance-right:9pt;mso-wrap-distance-bottom:0;mso-position-horizontal:absolute;mso-position-horizontal-relative:text;mso-position-vertical:absolute;mso-position-vertical-relative:text;mso-height-percent:0;mso-height-relative:margin" from="-2.45pt,41.3pt" to="184.45pt,41.3pt" o:gfxdata="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" strokecolor="#0d0d0d [3069]" strokeweight="1pt">
+                <v:stroke joinstyle="miter"/>
+              </v:line>
+            </w:pict>
+          </mc:Fallback>
+        </mc:AlternateContent>
+      </w:r>
+      <w:r>
+        <w:rPr>
+          <w:noProof/>
+        </w:rPr>
+        <mc:AlternateContent>
+          <mc:Choice Requires="wps">
+            <w:drawing>
+              <wp:anchor distT="0" distB="0" distL="114300" distR="114300" simplePos="0" relativeHeight="251689984" behindDoc="0" locked="0" layoutInCell="1" allowOverlap="1" wp14:anchorId="577F9B6F" wp14:editId="6902625D">
+                <wp:simplePos x="0" y="0"/>
+                <wp:positionH relativeFrom="column">
+                  <wp:posOffset>1482969</wp:posOffset>
+                </wp:positionH>
+                <wp:positionV relativeFrom="paragraph">
+                  <wp:posOffset>388034</wp:posOffset>
+                </wp:positionV>
+                <wp:extent cx="668020" cy="245745"/>
+                <wp:effectExtent l="0" t="0" r="17780" b="20955"/>
+                <wp:wrapTopAndBottom/>
+                <wp:docPr id="1583510735" name="Прямоугольник 1"/>
+                <wp:cNvGraphicFramePr/>
+                <a:graphic xmlns:a="http://schemas.openxmlformats.org/drawingml/2006/main">
+                  <a:graphicData uri="http://schemas.microsoft.com/office/word/2010/wordprocessingShape">
+                    <wps:wsp>
+                      <wps:cNvSpPr/>
+                      <wps:spPr>
+                        <a:xfrm>
+                          <a:off x="0" y="0"/>
+                          <a:ext cx="668020" cy="245745"/>
+                        </a:xfrm>
+                        <a:prstGeom prst="rect">
+                          <a:avLst/>
+                        </a:prstGeom>
+                        <a:solidFill>
+                          <a:sysClr val="window" lastClr="FFFFFF"/>
+                        </a:solidFill>
+                        <a:ln w="12700" cap="flat" cmpd="sng" algn="ctr">
+                          <a:solidFill>
+                            <a:srgbClr val="4472C4">
+                              <a:shade val="15000"/>
+                            </a:srgbClr>
+                          </a:solidFill>
+                          <a:prstDash val="solid"/>
+                          <a:miter lim="800000"/>
+                        </a:ln>
+                        <a:effectLst/>
+                      </wps:spPr>
+                      <wps:txbx>
+                        <w:txbxContent>
+                          <w:p>
+                            <w:pPr>
+                              <w:spacing w:after="0"/>
+                              <w:jc w:val="center"/>
+                              <w:rPr>
+                                <w:b/>
+                                <w:bCs/>
+                                <w:color w:val="0D0D0D" w:themeColor="text1" w:themeTint="F2"/>
+                                <w:sz w:val="16"/>
+                                <w:szCs w:val="16"/>
+                              </w:rPr>
+                            </w:pPr>
+                            <w:r>
+                              <w:rPr>
+                                <w:b/>
+                                <w:bCs/>
+                                <w:color w:val="0D0D0D" w:themeColor="text1" w:themeTint="F2"/>
+                                <w:sz w:val="16"/>
+                                <w:szCs w:val="16"/>
+                              </w:rPr>
+                              <w:t>10</w:t>
+                            </w:r>
+                          </w:p>
+                        </w:txbxContent>
+                      </wps:txbx>
+                      <wps:bodyPr rot="0" spcFirstLastPara="0" vertOverflow="overflow" horzOverflow="overflow" vert="horz" wrap="square" lIns="91440" tIns="45720" rIns="91440" bIns="45720" numCol="1" spcCol="0" rtlCol="0" fromWordArt="0" anchor="ctr" anchorCtr="0" forceAA="0" compatLnSpc="1">
+                        <a:prstTxWarp prst="textNoShape">
+                          <a:avLst/>
+                        </a:prstTxWarp>
+                        <a:noAutofit/>
+                      </wps:bodyPr>
+                    </wps:wsp>
+                  </a:graphicData>
+                </a:graphic>
+                <wp14:sizeRelH relativeFrom="page">
+                  <wp14:pctWidth>0</wp14:pctWidth>
+                </wp14:sizeRelH>
+                <wp14:sizeRelV relativeFrom="page">
+                  <wp14:pctHeight>0</wp14:pctHeight>
+                </wp14:sizeRelV>
+              </wp:anchor>
+            </w:drawing>
+          </mc:Choice>
+          <mc:Fallback>
+            <w:pict>
+              <v:rect w14:anchorId="577F9B6F" id="_x0000_s1029" style="position:absolute;margin-left:116.75pt;margin-top:30.55pt;width:52.6pt;height:19.35pt;z-index:251689984;visibility:visible;mso-wrap-style:square;mso-width-percent:0;mso-height-percent:0;mso-wrap-distance-left:9pt;mso-wrap-distance-top:0;mso-wrap-distance-right:9pt;mso-wrap-distance-bottom:0;mso-position-horizontal:absolute;mso-position-horizontal-relative:text;mso-position-vertical:absolute;mso-position-vertical-relative:text;mso-width-percent:0;mso-height-percent:0;mso-width-relative:page;mso-height-relative:page;v-text-anchor:middle" o:gfxdata="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" fillcolor="window" strokecolor="#172c51" strokeweight="1pt">
+                <v:textbox>
+                  <w:txbxContent>
+                    <w:p>
+                      <w:pPr>
+                        <w:spacing w:after="0"/>
+                        <w:jc w:val="center"/>
+                        <w:rPr>
+                          <w:b/>
+                          <w:bCs/>
+                          <w:color w:val="0D0D0D" w:themeColor="text1" w:themeTint="F2"/>
+                          <w:sz w:val="16"/>
+                          <w:szCs w:val="16"/>
+                        </w:rPr>
+                      </w:pPr>
+                      <w:r>
+                        <w:rPr>
+                          <w:b/>
+                          <w:bCs/>
+                          <w:color w:val="0D0D0D" w:themeColor="text1" w:themeTint="F2"/>
+                          <w:sz w:val="16"/>
+                          <w:szCs w:val="16"/>
+                        </w:rPr>
+                        <w:t>10</w:t>
+                      </w:r>
+                    </w:p>
+                  </w:txbxContent>
+                </v:textbox>
+                <w10:wrap type="topAndBottom"/>
+              </v:rect>
+            </w:pict>
+          </mc:Fallback>
+        </mc:AlternateContent>
+      </w:r>
+      <w:r>
+        <w:rPr>
+          <w:noProof/>
+        </w:rPr>
+        <mc:AlternateContent>
+          <mc:Choice Requires="wps">
+            <w:drawing>
+              <wp:anchor distT="0" distB="0" distL="114300" distR="114300" simplePos="0" relativeHeight="251683840" behindDoc="0" locked="0" layoutInCell="1" allowOverlap="1" wp14:anchorId="6724DD01" wp14:editId="5FB71A22">
+                <wp:simplePos x="0" y="0"/>
+                <wp:positionH relativeFrom="column">
+                  <wp:posOffset>246185</wp:posOffset>
+                </wp:positionH>
+                <wp:positionV relativeFrom="paragraph">
+                  <wp:posOffset>391307</wp:posOffset>
+                </wp:positionV>
+                <wp:extent cx="668020" cy="245745"/>
+                <wp:effectExtent l="0" t="0" r="17780" b="20955"/>
+                <wp:wrapTopAndBottom/>
+                <wp:docPr id="1352436724" name="Прямоугольник 1"/>
+                <wp:cNvGraphicFramePr/>
+                <a:graphic xmlns:a="http://schemas.openxmlformats.org/drawingml/2006/main">
+                  <a:graphicData uri="http://schemas.microsoft.com/office/word/2010/wordprocessingShape">
+                    <wps:wsp>
+                      <wps:cNvSpPr/>
+                      <wps:spPr>
+                        <a:xfrm>
+                          <a:off x="0" y="0"/>
+                          <a:ext cx="668020" cy="245745"/>
+                        </a:xfrm>
+                        <a:prstGeom prst="rect">
+                          <a:avLst/>
+                        </a:prstGeom>
+                        <a:solidFill>
+                          <a:sysClr val="window" lastClr="FFFFFF"/>
+                        </a:solidFill>
+                        <a:ln w="12700" cap="flat" cmpd="sng" algn="ctr">
+                          <a:solidFill>
+                            <a:srgbClr val="4472C4">
+                              <a:shade val="15000"/>
+                            </a:srgbClr>
+                          </a:solidFill>
+                          <a:prstDash val="solid"/>
+                          <a:miter lim="800000"/>
+                        </a:ln>
+                        <a:effectLst/>
+                      </wps:spPr>
+                      <wps:txbx>
+                        <w:txbxContent>
+                          <w:p>
+                            <w:pPr>
+                              <w:spacing w:after="0"/>
+                              <w:jc w:val="center"/>
+                              <w:rPr>
+                                <w:b/>
+                                <w:bCs/>
+                                <w:color w:val="0D0D0D" w:themeColor="text1" w:themeTint="F2"/>
+                                <w:sz w:val="16"/>
+                                <w:szCs w:val="16"/>
+                              </w:rPr>
+                            </w:pPr>
+                            <w:r>
+                              <w:rPr>
+                                <w:b/>
+                                <w:bCs/>
+                                <w:color w:val="0D0D0D" w:themeColor="text1" w:themeTint="F2"/>
+                                <w:sz w:val="16"/>
+                                <w:szCs w:val="16"/>
+                              </w:rPr>
+                              <w:t>12</w:t>
+                            </w:r>
+                          </w:p>
+                        </w:txbxContent>
+                      </wps:txbx>
+                      <wps:bodyPr rot="0" spcFirstLastPara="0" vertOverflow="overflow" horzOverflow="overflow" vert="horz" wrap="square" lIns="91440" tIns="45720" rIns="91440" bIns="45720" numCol="1" spcCol="0" rtlCol="0" fromWordArt="0" anchor="ctr" anchorCtr="0" forceAA="0" compatLnSpc="1">
+                        <a:prstTxWarp prst="textNoShape">
+                          <a:avLst/>
+                        </a:prstTxWarp>
+                        <a:noAutofit/>
+                      </wps:bodyPr>
+                    </wps:wsp>
+                  </a:graphicData>
+                </a:graphic>
+                <wp14:sizeRelH relativeFrom="page">
+                  <wp14:pctWidth>0</wp14:pctWidth>
+                </wp14:sizeRelH>
+                <wp14:sizeRelV relativeFrom="page">
+                  <wp14:pctHeight>0</wp14:pctHeight>
+                </wp14:sizeRelV>
+              </wp:anchor>
+            </w:drawing>
+          </mc:Choice>
+          <mc:Fallback>
+            <w:pict>
+              <v:rect w14:anchorId="6724DD01" id="_x0000_s1030" style="position:absolute;margin-left:19.4pt;margin-top:30.8pt;width:52.6pt;height:19.35pt;z-index:251683840;visibility:visible;mso-wrap-style:square;mso-width-percent:0;mso-height-percent:0;mso-wrap-distance-left:9pt;mso-wrap-distance-top:0;mso-wrap-distance-right:9pt;mso-wrap-distance-bottom:0;mso-position-horizontal:absolute;mso-position-horizontal-relative:text;mso-position-vertical:absolute;mso-position-vertical-relative:text;mso-width-percent:0;mso-height-percent:0;mso-width-relative:page;mso-height-relative:page;v-text-anchor:middle" o:gfxdata="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" fillcolor="window" strokecolor="#172c51" strokeweight="1pt">
+                <v:textbox>
+                  <w:txbxContent>
+                    <w:p>
+                      <w:pPr>
+                        <w:spacing w:after="0"/>
+                        <w:jc w:val="center"/>
+                        <w:rPr>
+                          <w:b/>
+                          <w:bCs/>
+                          <w:color w:val="0D0D0D" w:themeColor="text1" w:themeTint="F2"/>
+                          <w:sz w:val="16"/>
+                          <w:szCs w:val="16"/>
+                        </w:rPr>
+                      </w:pPr>
+                      <w:r>
+                        <w:rPr>
+                          <w:b/>
+                          <w:bCs/>
+                          <w:color w:val="0D0D0D" w:themeColor="text1" w:themeTint="F2"/>
+                          <w:sz w:val="16"/>
+                          <w:szCs w:val="16"/>
+                        </w:rPr>
+                        <w:t>12</w:t>
+                      </w:r>
+                    </w:p>
+                  </w:txbxContent>
+                </v:textbox>
+                <w10:wrap type="topAndBottom"/>
+              </v:rect>
+            </w:pict>
+          </mc:Fallback>
+        </mc:AlternateContent>
+      </w:r>
+    </w:p>
+    <w:p>
+      <w:r>
+        <w:rPr>
+          <w:noProof/>
+        </w:rPr>
+        <mc:AlternateContent>
+          <mc:Choice Requires="wps">
+            <w:drawing>
+              <wp:anchor distT="0" distB="0" distL="114300" distR="114300" simplePos="0" relativeHeight="251655165" behindDoc="0" locked="0" layoutInCell="1" allowOverlap="1" wp14:anchorId="692DB96A" wp14:editId="4A22D314">
+                <wp:simplePos x="0" y="0"/>
+                <wp:positionH relativeFrom="column">
+                  <wp:posOffset>-30578</wp:posOffset>
+                </wp:positionH>
+                <wp:positionV relativeFrom="paragraph">
+                  <wp:posOffset>512250</wp:posOffset>
+                </wp:positionV>
+                <wp:extent cx="1277815" cy="17780"/>
+                <wp:effectExtent l="0" t="0" r="36830" b="20320"/>
+                <wp:wrapNone/>
+                <wp:docPr id="1814025319" name="Прямая соединительная линия 13"/>
+                <wp:cNvGraphicFramePr/>
+                <a:graphic xmlns:a="http://schemas.openxmlformats.org/drawingml/2006/main">
+                  <a:graphicData uri="http://schemas.microsoft.com/office/word/2010/wordprocessingShape">
+                    <wps:wsp>
+                      <wps:cNvCnPr/>
+                      <wps:spPr>
+                        <a:xfrm flipV="1">
+                          <a:off x="0" y="0"/>
+                          <a:ext cx="1277815" cy="17780"/>
+                        </a:xfrm>
+                        <a:prstGeom prst="line">
+                          <a:avLst/>
+                        </a:prstGeom>
+                        <a:noFill/>
+                        <a:ln w="12700" cap="flat" cmpd="sng" algn="ctr">
+                          <a:solidFill>
+                            <a:sysClr val="windowText" lastClr="000000">
+                              <a:lumMod val="95000"/>
+                              <a:lumOff val="5000"/>
+                            </a:sysClr>
+                          </a:solidFill>
+                          <a:prstDash val="solid"/>
+                          <a:miter lim="800000"/>
+                        </a:ln>
+                        <a:effectLst/>
+                      </wps:spPr>
+                      <wps:bodyPr/>
+                    </wps:wsp>
+                  </a:graphicData>
+                </a:graphic>
+                <wp14:sizeRelH relativeFrom="margin">
+                  <wp14:pctWidth>0</wp14:pctWidth>
+                </wp14:sizeRelH>
+                <wp14:sizeRelV relativeFrom="margin">
+                  <wp14:pctHeight>0</wp14:pctHeight>
+                </wp14:sizeRelV>
+              </wp:anchor>
+            </w:drawing>
+          </mc:Choice>
+          <mc:Fallback>
+            <w:pict>
+              <v:line w14:anchorId="08A6D21A" id="Прямая соединительная линия 13" o:spid="_x0000_s1026" style="position:absolute;flip:y;z-index:251655165;visibility:visible;mso-wrap-style:square;mso-width-percent:0;mso-height-percent:0;mso-wrap-distance-left:9pt;mso-wrap-distance-top:0;mso-wrap-distance-right:9pt;mso-wrap-distance-bottom:0;mso-position-horizontal:absolute;mso-position-horizontal-relative:text;mso-position-vertical:absolute;mso-position-vertical-relative:text;mso-width-percent:0;mso-height-percent:0;mso-width-relative:margin;mso-height-relative:margin" from="-2.4pt,40.35pt" to="98.2pt,41.75pt" o:gfxdata="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" strokecolor="#0d0d0d" strokeweight="1pt">
+                <v:stroke joinstyle="miter"/>
+              </v:line>
+            </w:pict>
+          </mc:Fallback>
+        </mc:AlternateContent>
+      </w:r>
+      <w:r>
+        <w:rPr>
+          <w:noProof/>
+        </w:rPr>
+        <mc:AlternateContent>
+          <mc:Choice Requires="wps">
+            <w:drawing>
+              <wp:anchor distT="0" distB="0" distL="114300" distR="114300" simplePos="0" relativeHeight="251685888" behindDoc="0" locked="0" layoutInCell="1" allowOverlap="1" wp14:anchorId="1F9488A4" wp14:editId="6F144DF8">
+                <wp:simplePos x="0" y="0"/>
+                <wp:positionH relativeFrom="column">
+                  <wp:posOffset>246185</wp:posOffset>
+                </wp:positionH>
+                <wp:positionV relativeFrom="paragraph">
+                  <wp:posOffset>382026</wp:posOffset>
+                </wp:positionV>
+                <wp:extent cx="668020" cy="245745"/>
+                <wp:effectExtent l="0" t="0" r="17780" b="20955"/>
+                <wp:wrapTopAndBottom/>
+                <wp:docPr id="1521358973" name="Прямоугольник 1"/>
+                <wp:cNvGraphicFramePr/>
+                <a:graphic xmlns:a="http://schemas.openxmlformats.org/drawingml/2006/main">
+                  <a:graphicData uri="http://schemas.microsoft.com/office/word/2010/wordprocessingShape">
+                    <wps:wsp>
+                      <wps:cNvSpPr/>
+                      <wps:spPr>
+                        <a:xfrm>
+                          <a:off x="0" y="0"/>
+                          <a:ext cx="668020" cy="245745"/>
+                        </a:xfrm>
+                        <a:prstGeom prst="rect">
+                          <a:avLst/>
+                        </a:prstGeom>
+                        <a:solidFill>
+                          <a:sysClr val="window" lastClr="FFFFFF"/>
+                        </a:solidFill>
+                        <a:ln w="12700" cap="flat" cmpd="sng" algn="ctr">
+                          <a:solidFill>
+                            <a:srgbClr val="4472C4">
+                              <a:shade val="15000"/>
+                            </a:srgbClr>
+                          </a:solidFill>
+                          <a:prstDash val="solid"/>
+                          <a:miter lim="800000"/>
+                        </a:ln>
+                        <a:effectLst/>
+                      </wps:spPr>
+                      <wps:txbx>
+                        <w:txbxContent>
+                          <w:p>
+                            <w:pPr>
+                              <w:spacing w:after="0"/>
+                              <w:jc w:val="center"/>
+                              <w:rPr>
+                                <w:b/>
+                                <w:bCs/>
+                                <w:color w:val="0D0D0D" w:themeColor="text1" w:themeTint="F2"/>
+                                <w:sz w:val="16"/>
+                                <w:szCs w:val="16"/>
+                              </w:rPr>
+                            </w:pPr>
+                            <w:r>
+                              <w:rPr>
+                                <w:b/>
+                                <w:bCs/>
+                                <w:color w:val="0D0D0D" w:themeColor="text1" w:themeTint="F2"/>
+                                <w:sz w:val="16"/>
+                                <w:szCs w:val="16"/>
+                              </w:rPr>
+                              <w:t>12</w:t>
+                            </w:r>
+                          </w:p>
+                        </w:txbxContent>
+                      </wps:txbx>
+                      <wps:bodyPr rot="0" spcFirstLastPara="0" vertOverflow="overflow" horzOverflow="overflow" vert="horz" wrap="square" lIns="91440" tIns="45720" rIns="91440" bIns="45720" numCol="1" spcCol="0" rtlCol="0" fromWordArt="0" anchor="ctr" anchorCtr="0" forceAA="0" compatLnSpc="1">
+                        <a:prstTxWarp prst="textNoShape">
+                          <a:avLst/>
+                        </a:prstTxWarp>
+                        <a:noAutofit/>
+                      </wps:bodyPr>
+                    </wps:wsp>
+                  </a:graphicData>
+                </a:graphic>
+                <wp14:sizeRelH relativeFrom="page">
+                  <wp14:pctWidth>0</wp14:pctWidth>
+                </wp14:sizeRelH>
+                <wp14:sizeRelV relativeFrom="page">
+                  <wp14:pctHeight>0</wp14:pctHeight>
+                </wp14:sizeRelV>
+              </wp:anchor>
+            </w:drawing>
+          </mc:Choice>
+          <mc:Fallback>
+            <w:pict>
+              <v:rect w14:anchorId="1F9488A4" id="_x0000_s1031" style="position:absolute;margin-left:19.4pt;margin-top:30.1pt;width:52.6pt;height:19.35pt;z-index:251685888;visibility:visible;mso-wrap-style:square;mso-width-percent:0;mso-height-percent:0;mso-wrap-distance-left:9pt;mso-wrap-distance-top:0;mso-wrap-distance-right:9pt;mso-wrap-distance-bottom:0;mso-position-horizontal:absolute;mso-position-horizontal-relative:text;mso-position-vertical:absolute;mso-position-vertical-relative:text;mso-width-percent:0;mso-height-percent:0;mso-width-relative:page;mso-height-relative:page;v-text-anchor:middle" o:gfxdata="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" fillcolor="window" strokecolor="#172c51" strokeweight="1pt">
+                <v:textbox>
+                  <w:txbxContent>
+                    <w:p>
+                      <w:pPr>
+                        <w:spacing w:after="0"/>
+                        <w:jc w:val="center"/>
+                        <w:rPr>
+                          <w:b/>
+                          <w:bCs/>
+                          <w:color w:val="0D0D0D" w:themeColor="text1" w:themeTint="F2"/>
+                          <w:sz w:val="16"/>
+                          <w:szCs w:val="16"/>
+                        </w:rPr>
+                      </w:pPr>
+                      <w:r>
+                        <w:rPr>
+                          <w:b/>
+                          <w:bCs/>
+                          <w:color w:val="0D0D0D" w:themeColor="text1" w:themeTint="F2"/>
+                          <w:sz w:val="16"/>
+                          <w:szCs w:val="16"/>
+                        </w:rPr>
+                        <w:t>12</w:t>
+                      </w:r>
+                    </w:p>
+                  </w:txbxContent>
+                </v:textbox>
+                <w10:wrap type="topAndBottom"/>
+              </v:rect>
+            </w:pict>
+          </mc:Fallback>
+        </mc:AlternateContent>
+      </w:r>
+    </w:p>
     <w:p/>
     <w:p/>
+    <w:p>
+      <w:r>
+        <w:rPr>
+          <w:noProof/>
+        </w:rPr>
+        <mc:AlternateContent>
+          <mc:Choice Requires="wps">
+            <w:drawing>
+              <wp:anchor distT="0" distB="0" distL="114300" distR="114300" simplePos="0" relativeHeight="251699200" behindDoc="0" locked="0" layoutInCell="1" allowOverlap="1" wp14:anchorId="2C3F93F8" wp14:editId="77F398D8">
+                <wp:simplePos x="0" y="0"/>
+                <wp:positionH relativeFrom="column">
+                  <wp:posOffset>0</wp:posOffset>
+                </wp:positionH>
+                <wp:positionV relativeFrom="paragraph">
+                  <wp:posOffset>358775</wp:posOffset>
+                </wp:positionV>
+                <wp:extent cx="2183423" cy="17585"/>
+                <wp:effectExtent l="0" t="0" r="26670" b="20955"/>
+                <wp:wrapNone/>
+                <wp:docPr id="1821149493" name="Прямая соединительная линия 3"/>
+                <wp:cNvGraphicFramePr/>
+                <a:graphic xmlns:a="http://schemas.openxmlformats.org/drawingml/2006/main">
+                  <a:graphicData uri="http://schemas.microsoft.com/office/word/2010/wordprocessingShape">
+                    <wps:wsp>
+                      <wps:cNvCnPr/>
+                      <wps:spPr>
+                        <a:xfrm>
+                          <a:off x="0" y="0"/>
+                          <a:ext cx="2183423" cy="17585"/>
+                        </a:xfrm>
+                        <a:prstGeom prst="line">
+                          <a:avLst/>
+                        </a:prstGeom>
+                        <a:ln w="12700">
+                          <a:solidFill>
+                            <a:srgbClr val="002060"/>
+                          </a:solidFill>
+                        </a:ln>
+                      </wps:spPr>
+                      <wps:style>
+                        <a:lnRef idx="1">
+                          <a:schemeClr val="accent1"/>
+                        </a:lnRef>
+                        <a:fillRef idx="0">
+                          <a:schemeClr val="accent1"/>
+                        </a:fillRef>
+                        <a:effectRef idx="0">
+                          <a:schemeClr val="accent1"/>
+                        </a:effectRef>
+                        <a:fontRef idx="minor">
+                          <a:schemeClr val="tx1"/>
+                        </a:fontRef>
+                      </wps:style>
+                      <wps:bodyPr/>
+                    </wps:wsp>
+                  </a:graphicData>
+                </a:graphic>
+              </wp:anchor>
+            </w:drawing>
+          </mc:Choice>
+          <mc:Fallback>
+            <w:pict>
+              <v:line w14:anchorId="79CEF89C" id="Прямая соединительная линия 3" o:spid="_x0000_s1026" style="position:absolute;z-index:251699200;visibility:visible;mso-wrap-style:square;mso-wrap-distance-left:9pt;mso-wrap-distance-top:0;mso-wrap-distance-right:9pt;mso-wrap-distance-bottom:0;mso-position-horizontal:absolute;mso-position-horizontal-relative:text;mso-position-vertical:absolute;mso-position-vertical-relative:text" from="0,28.25pt" to="171.9pt,29.65pt" o:gfxdata="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" strokecolor="#002060" strokeweight="1pt">
+                <v:stroke joinstyle="miter"/>
+              </v:line>
+            </w:pict>
+          </mc:Fallback>
+        </mc:AlternateContent>
+      </w:r>
+      <w:r>
+        <w:rPr>
+          <w:noProof/>
+        </w:rPr>
+        <mc:AlternateContent>
+          <mc:Choice Requires="wps">
+            <w:drawing>
+              <wp:anchor distT="0" distB="0" distL="114300" distR="114300" simplePos="0" relativeHeight="251700224" behindDoc="0" locked="0" layoutInCell="1" allowOverlap="1" wp14:anchorId="3E347E90" wp14:editId="7EE83C9D">
+                <wp:simplePos x="0" y="0"/>
+                <wp:positionH relativeFrom="column">
+                  <wp:posOffset>201295</wp:posOffset>
+                </wp:positionH>
+                <wp:positionV relativeFrom="paragraph">
+                  <wp:posOffset>285115</wp:posOffset>
+                </wp:positionV>
+                <wp:extent cx="413385" cy="140970"/>
+                <wp:effectExtent l="0" t="0" r="24765" b="11430"/>
+                <wp:wrapTopAndBottom/>
+                <wp:docPr id="1298338286" name="Прямоугольник 1"/>
+                <wp:cNvGraphicFramePr/>
+                <a:graphic xmlns:a="http://schemas.openxmlformats.org/drawingml/2006/main">
+                  <a:graphicData uri="http://schemas.microsoft.com/office/word/2010/wordprocessingShape">
+                    <wps:wsp>
+                      <wps:cNvSpPr/>
+                      <wps:spPr>
+                        <a:xfrm>
+                          <a:off x="0" y="0"/>
+                          <a:ext cx="413385" cy="140970"/>
+                        </a:xfrm>
+                        <a:prstGeom prst="rect">
+                          <a:avLst/>
+                        </a:prstGeom>
+                        <a:solidFill>
+                          <a:schemeClr val="bg1"/>
+                        </a:solidFill>
+                        <a:ln>
+                          <a:solidFill>
+                            <a:schemeClr val="accent1">
+                              <a:shade val="15000"/>
+                            </a:schemeClr>
+                          </a:solidFill>
+                        </a:ln>
+                      </wps:spPr>
+                      <wps:style>
+                        <a:lnRef idx="2">
+                          <a:schemeClr val="accent1">
+                            <a:shade val="15000"/>
+                          </a:schemeClr>
+                        </a:lnRef>
+                        <a:fillRef idx="1">
+                          <a:schemeClr val="accent1"/>
+                        </a:fillRef>
+                        <a:effectRef idx="0">
+                          <a:schemeClr val="accent1"/>
+                        </a:effectRef>
+                        <a:fontRef idx="minor">
+                          <a:schemeClr val="lt1"/>
+                        </a:fontRef>
+                      </wps:style>
+                      <wps:bodyPr rot="0" spcFirstLastPara="0" vertOverflow="overflow" horzOverflow="overflow" vert="horz" wrap="square" lIns="91440" tIns="45720" rIns="91440" bIns="45720" numCol="1" spcCol="0" rtlCol="0" fromWordArt="0" anchor="ctr" anchorCtr="0" forceAA="0" compatLnSpc="1">
+                        <a:prstTxWarp prst="textNoShape">
+                          <a:avLst/>
+                        </a:prstTxWarp>
+                        <a:noAutofit/>
+                      </wps:bodyPr>
+                    </wps:wsp>
+                  </a:graphicData>
+                </a:graphic>
+                <wp14:sizeRelH relativeFrom="page">
+                  <wp14:pctWidth>0</wp14:pctWidth>
+                </wp14:sizeRelH>
+                <wp14:sizeRelV relativeFrom="page">
+                  <wp14:pctHeight>0</wp14:pctHeight>
+                </wp14:sizeRelV>
+              </wp:anchor>
+            </w:drawing>
+          </mc:Choice>
+          <mc:Fallback>
+            <w:pict>
+              <v:rect w14:anchorId="6B6E2B48" id="Прямоугольник 1" o:spid="_x0000_s1026" style="position:absolute;margin-left:15.85pt;margin-top:22.45pt;width:32.55pt;height:11.1pt;z-index:251700224;visibility:visible;mso-wrap-style:square;mso-width-percent:0;mso-height-percent:0;mso-wrap-distance-left:9pt;mso-wrap-distance-top:0;mso-wrap-distance-right:9pt;mso-wrap-distance-bottom:0;mso-position-horizontal:absolute;mso-position-horizontal-relative:text;mso-position-vertical:absolute;mso-position-vertical-relative:text;mso-width-percent:0;mso-height-percent:0;mso-width-relative:page;mso-height-relative:page;v-text-anchor:middle" o:gfxdata="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" fillcolor="white [3212]" strokecolor="#09101d [484]" strokeweight="1pt">
+                <w10:wrap type="topAndBottom"/>
+              </v:rect>
+            </w:pict>
+          </mc:Fallback>
+        </mc:AlternateContent>
+      </w:r>
+      <w:r>
+        <w:rPr>
+          <w:noProof/>
+        </w:rPr>
+        <mc:AlternateContent>
+          <mc:Choice Requires="wps">
+            <w:drawing>
+              <wp:anchor distT="0" distB="0" distL="114300" distR="114300" simplePos="0" relativeHeight="251701248" behindDoc="0" locked="0" layoutInCell="1" allowOverlap="1" wp14:anchorId="2E6A5F3A" wp14:editId="41D40837">
+                <wp:simplePos x="0" y="0"/>
+                <wp:positionH relativeFrom="column">
+                  <wp:posOffset>840105</wp:posOffset>
+                </wp:positionH>
+                <wp:positionV relativeFrom="paragraph">
+                  <wp:posOffset>300355</wp:posOffset>
+                </wp:positionV>
+                <wp:extent cx="413385" cy="140970"/>
+                <wp:effectExtent l="0" t="0" r="24765" b="11430"/>
+                <wp:wrapTopAndBottom/>
+                <wp:docPr id="1980354360" name="Прямоугольник 1"/>
+                <wp:cNvGraphicFramePr/>
+                <a:graphic xmlns:a="http://schemas.openxmlformats.org/drawingml/2006/main">
+                  <a:graphicData uri="http://schemas.microsoft.com/office/word/2010/wordprocessingShape">
+                    <wps:wsp>
+                      <wps:cNvSpPr/>
+                      <wps:spPr>
+                        <a:xfrm>
+                          <a:off x="0" y="0"/>
+                          <a:ext cx="413385" cy="140970"/>
+                        </a:xfrm>
+                        <a:prstGeom prst="rect">
+                          <a:avLst/>
+                        </a:prstGeom>
+                        <a:solidFill>
+                          <a:schemeClr val="bg1"/>
+                        </a:solidFill>
+                        <a:ln w="12700" cap="flat" cmpd="sng" algn="ctr">
+                          <a:solidFill>
+                            <a:srgbClr val="4472C4">
+                              <a:shade val="15000"/>
+                            </a:srgbClr>
+                          </a:solidFill>
+                          <a:prstDash val="solid"/>
+                          <a:miter lim="800000"/>
+                        </a:ln>
+                        <a:effectLst/>
+                      </wps:spPr>
+                      <wps:bodyPr rot="0" spcFirstLastPara="0" vertOverflow="overflow" horzOverflow="overflow" vert="horz" wrap="square" lIns="91440" tIns="45720" rIns="91440" bIns="45720" numCol="1" spcCol="0" rtlCol="0" fromWordArt="0" anchor="ctr" anchorCtr="0" forceAA="0" compatLnSpc="1">
+                        <a:prstTxWarp prst="textNoShape">
+                          <a:avLst/>
+                        </a:prstTxWarp>
+                        <a:noAutofit/>
+                      </wps:bodyPr>
+                    </wps:wsp>
+                  </a:graphicData>
+                </a:graphic>
+                <wp14:sizeRelH relativeFrom="page">
+                  <wp14:pctWidth>0</wp14:pctWidth>
+                </wp14:sizeRelH>
+                <wp14:sizeRelV relativeFrom="page">
+                  <wp14:pctHeight>0</wp14:pctHeight>
+                </wp14:sizeRelV>
+              </wp:anchor>
+            </w:drawing>
+          </mc:Choice>
+          <mc:Fallback>
+            <w:pict>
+              <v:rect w14:anchorId="22CD5AE1" id="Прямоугольник 1" o:spid="_x0000_s1026" style="position:absolute;margin-left:66.15pt;margin-top:23.65pt;width:32.55pt;height:11.1pt;z-index:251701248;visibility:visible;mso-wrap-style:square;mso-width-percent:0;mso-height-percent:0;mso-wrap-distance-left:9pt;mso-wrap-distance-top:0;mso-wrap-distance-right:9pt;mso-wrap-distance-bottom:0;mso-position-horizontal:absolute;mso-position-horizontal-relative:text;mso-position-vertical:absolute;mso-position-vertical-relative:text;mso-width-percent:0;mso-height-percent:0;mso-width-relative:page;mso-height-relative:page;v-text-anchor:middle" o:gfxdata="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" fillcolor="white [3212]" strokecolor="#172c51" strokeweight="1pt">
+                <w10:wrap type="topAndBottom"/>
+              </v:rect>
+            </w:pict>
+          </mc:Fallback>
+        </mc:AlternateContent>
+      </w:r>
+      <w:r>
+        <w:rPr>
+          <w:noProof/>
+        </w:rPr>
+        <mc:AlternateContent>
+          <mc:Choice Requires="wps">
+            <w:drawing>
+              <wp:anchor distT="0" distB="0" distL="114300" distR="114300" simplePos="0" relativeHeight="251702272" behindDoc="0" locked="0" layoutInCell="1" allowOverlap="1" wp14:anchorId="7E4BFF24" wp14:editId="44880E20">
+                <wp:simplePos x="0" y="0"/>
+                <wp:positionH relativeFrom="column">
+                  <wp:posOffset>1482725</wp:posOffset>
+                </wp:positionH>
+                <wp:positionV relativeFrom="paragraph">
+                  <wp:posOffset>302260</wp:posOffset>
+                </wp:positionV>
+                <wp:extent cx="413385" cy="140970"/>
+                <wp:effectExtent l="0" t="0" r="24765" b="11430"/>
+                <wp:wrapTopAndBottom/>
+                <wp:docPr id="1373896797" name="Прямоугольник 1"/>
+                <wp:cNvGraphicFramePr/>
+                <a:graphic xmlns:a="http://schemas.openxmlformats.org/drawingml/2006/main">
+                  <a:graphicData uri="http://schemas.microsoft.com/office/word/2010/wordprocessingShape">
+                    <wps:wsp>
+                      <wps:cNvSpPr/>
+                      <wps:spPr>
+                        <a:xfrm>
+                          <a:off x="0" y="0"/>
+                          <a:ext cx="413385" cy="140970"/>
+                        </a:xfrm>
+                        <a:prstGeom prst="rect">
+                          <a:avLst/>
+                        </a:prstGeom>
+                        <a:solidFill>
+                          <a:schemeClr val="bg1"/>
+                        </a:solidFill>
+                        <a:ln w="12700" cap="flat" cmpd="sng" algn="ctr">
+                          <a:solidFill>
+                            <a:srgbClr val="4472C4">
+                              <a:shade val="15000"/>
+                            </a:srgbClr>
+                          </a:solidFill>
+                          <a:prstDash val="solid"/>
+                          <a:miter lim="800000"/>
+                        </a:ln>
+                        <a:effectLst/>
+                      </wps:spPr>
+                      <wps:bodyPr rot="0" spcFirstLastPara="0" vertOverflow="overflow" horzOverflow="overflow" vert="horz" wrap="square" lIns="91440" tIns="45720" rIns="91440" bIns="45720" numCol="1" spcCol="0" rtlCol="0" fromWordArt="0" anchor="ctr" anchorCtr="0" forceAA="0" compatLnSpc="1">
+                        <a:prstTxWarp prst="textNoShape">
+                          <a:avLst/>
+                        </a:prstTxWarp>
+                        <a:noAutofit/>
+                      </wps:bodyPr>
+                    </wps:wsp>
+                  </a:graphicData>
+                </a:graphic>
+                <wp14:sizeRelH relativeFrom="page">
+                  <wp14:pctWidth>0</wp14:pctWidth>
+                </wp14:sizeRelH>
+                <wp14:sizeRelV relativeFrom="page">
+                  <wp14:pctHeight>0</wp14:pctHeight>
+                </wp14:sizeRelV>
+              </wp:anchor>
+            </w:drawing>
+          </mc:Choice>
+          <mc:Fallback>
+            <w:pict>
+              <v:rect w14:anchorId="2BBF9ABD" id="Прямоугольник 1" o:spid="_x0000_s1026" style="position:absolute;margin-left:116.75pt;margin-top:23.8pt;width:32.55pt;height:11.1pt;z-index:251702272;visibility:visible;mso-wrap-style:square;mso-width-percent:0;mso-height-percent:0;mso-wrap-distance-left:9pt;mso-wrap-distance-top:0;mso-wrap-distance-right:9pt;mso-wrap-distance-bottom:0;mso-position-horizontal:absolute;mso-position-horizontal-relative:text;mso-position-vertical:absolute;mso-position-vertical-relative:text;mso-width-percent:0;mso-height-percent:0;mso-width-relative:page;mso-height-relative:page;v-text-anchor:middle" o:gfxdata="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" fillcolor="white [3212]" strokecolor="#172c51" strokeweight="1pt">
+                <w10:wrap type="topAndBottom"/>
+              </v:rect>
+            </w:pict>
+          </mc:Fallback>
+        </mc:AlternateContent>
+      </w:r>
+      <w:r>
+        <w:t>Шаг 1.</w:t>
+      </w:r>
+    </w:p>
     <w:p/>
+    <w:p/>
+    <w:p>
+      <w:r>
+        <w:t>Шаг 2.</w:t>
+      </w:r>
+    </w:p>
+    <w:p>
+      <w:r>
+        <w:rPr>
+          <w:noProof/>
+        </w:rPr>
+        <mc:AlternateContent>
+          <mc:Choice Requires="wps">
+            <w:drawing>
+              <wp:anchor distT="0" distB="0" distL="114300" distR="114300" simplePos="0" relativeHeight="251706368" behindDoc="0" locked="0" layoutInCell="1" allowOverlap="1" wp14:anchorId="7EF013E8" wp14:editId="63BA5E8A">
+                <wp:simplePos x="0" y="0"/>
+                <wp:positionH relativeFrom="column">
+                  <wp:posOffset>786765</wp:posOffset>
+                </wp:positionH>
+                <wp:positionV relativeFrom="paragraph">
+                  <wp:posOffset>300990</wp:posOffset>
+                </wp:positionV>
+                <wp:extent cx="413385" cy="140970"/>
+                <wp:effectExtent l="0" t="0" r="24765" b="11430"/>
+                <wp:wrapTopAndBottom/>
+                <wp:docPr id="2066056960" name="Прямоугольник 1"/>
+                <wp:cNvGraphicFramePr/>
+                <a:graphic xmlns:a="http://schemas.openxmlformats.org/drawingml/2006/main">
+                  <a:graphicData uri="http://schemas.microsoft.com/office/word/2010/wordprocessingShape">
+                    <wps:wsp>
+                      <wps:cNvSpPr/>
+                      <wps:spPr>
+                        <a:xfrm>
+                          <a:off x="0" y="0"/>
+                          <a:ext cx="413385" cy="140970"/>
+                        </a:xfrm>
+                        <a:prstGeom prst="rect">
+                          <a:avLst/>
+                        </a:prstGeom>
+                        <a:solidFill>
+                          <a:schemeClr val="bg1"/>
+                        </a:solidFill>
+                        <a:ln w="12700" cap="flat" cmpd="sng" algn="ctr">
+                          <a:solidFill>
+                            <a:srgbClr val="4472C4">
+                              <a:shade val="15000"/>
+                            </a:srgbClr>
+                          </a:solidFill>
+                          <a:prstDash val="solid"/>
+                          <a:miter lim="800000"/>
+                        </a:ln>
+                        <a:effectLst/>
+                      </wps:spPr>
+                      <wps:bodyPr rot="0" spcFirstLastPara="0" vertOverflow="overflow" horzOverflow="overflow" vert="horz" wrap="square" lIns="91440" tIns="45720" rIns="91440" bIns="45720" numCol="1" spcCol="0" rtlCol="0" fromWordArt="0" anchor="ctr" anchorCtr="0" forceAA="0" compatLnSpc="1">
+                        <a:prstTxWarp prst="textNoShape">
+                          <a:avLst/>
+                        </a:prstTxWarp>
+                        <a:noAutofit/>
+                      </wps:bodyPr>
+                    </wps:wsp>
+                  </a:graphicData>
+                </a:graphic>
+                <wp14:sizeRelH relativeFrom="page">
+                  <wp14:pctWidth>0</wp14:pctWidth>
+                </wp14:sizeRelH>
+                <wp14:sizeRelV relativeFrom="page">
+                  <wp14:pctHeight>0</wp14:pctHeight>
+                </wp14:sizeRelV>
+              </wp:anchor>
+            </w:drawing>
+          </mc:Choice>
+          <mc:Fallback>
+            <w:pict>
+              <v:rect w14:anchorId="41240F36" id="Прямоугольник 1" o:spid="_x0000_s1026" style="position:absolute;margin-left:61.95pt;margin-top:23.7pt;width:32.55pt;height:11.1pt;z-index:251706368;visibility:visible;mso-wrap-style:square;mso-width-percent:0;mso-height-percent:0;mso-wrap-distance-left:9pt;mso-wrap-distance-top:0;mso-wrap-distance-right:9pt;mso-wrap-distance-bottom:0;mso-position-horizontal:absolute;mso-position-horizontal-relative:text;mso-position-vertical:absolute;mso-position-vertical-relative:text;mso-width-percent:0;mso-height-percent:0;mso-width-relative:page;mso-height-relative:page;v-text-anchor:middle" o:gfxdata="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" fillcolor="white [3212]" strokecolor="#172c51" strokeweight="1pt">
+                <w10:wrap type="topAndBottom"/>
+              </v:rect>
+            </w:pict>
+          </mc:Fallback>
+        </mc:AlternateContent>
+      </w:r>
+    </w:p>
+    <w:p>
+      <w:r>
+        <w:rPr>
+          <w:noProof/>
+        </w:rPr>
+        <mc:AlternateContent>
+          <mc:Choice Requires="wps">
+            <w:drawing>
+              <wp:anchor distT="0" distB="0" distL="114300" distR="114300" simplePos="0" relativeHeight="251704320" behindDoc="0" locked="0" layoutInCell="1" allowOverlap="1" wp14:anchorId="2E1BFAD1" wp14:editId="50456356">
+                <wp:simplePos x="0" y="0"/>
+                <wp:positionH relativeFrom="column">
+                  <wp:posOffset>0</wp:posOffset>
+                </wp:positionH>
+                <wp:positionV relativeFrom="paragraph">
+                  <wp:posOffset>69850</wp:posOffset>
+                </wp:positionV>
+                <wp:extent cx="2183423" cy="17585"/>
+                <wp:effectExtent l="0" t="0" r="26670" b="20955"/>
+                <wp:wrapNone/>
+                <wp:docPr id="1972968046" name="Прямая соединительная линия 3"/>
+                <wp:cNvGraphicFramePr/>
+                <a:graphic xmlns:a="http://schemas.openxmlformats.org/drawingml/2006/main">
+                  <a:graphicData uri="http://schemas.microsoft.com/office/word/2010/wordprocessingShape">
+                    <wps:wsp>
+                      <wps:cNvCnPr/>
+                      <wps:spPr>
+                        <a:xfrm>
+                          <a:off x="0" y="0"/>
+                          <a:ext cx="2183423" cy="17585"/>
+                        </a:xfrm>
+                        <a:prstGeom prst="line">
+                          <a:avLst/>
+                        </a:prstGeom>
+                        <a:ln w="12700">
+                          <a:solidFill>
+                            <a:srgbClr val="002060"/>
+                          </a:solidFill>
+                        </a:ln>
+                      </wps:spPr>
+                      <wps:style>
+                        <a:lnRef idx="1">
+                          <a:schemeClr val="accent1"/>
+                        </a:lnRef>
+                        <a:fillRef idx="0">
+                          <a:schemeClr val="accent1"/>
+                        </a:fillRef>
+                        <a:effectRef idx="0">
+                          <a:schemeClr val="accent1"/>
+                        </a:effectRef>
+                        <a:fontRef idx="minor">
+                          <a:schemeClr val="tx1"/>
+                        </a:fontRef>
+                      </wps:style>
+                      <wps:bodyPr/>
+                    </wps:wsp>
+                  </a:graphicData>
+                </a:graphic>
+              </wp:anchor>
+            </w:drawing>
+          </mc:Choice>
+          <mc:Fallback>
+            <w:pict>
+              <v:line w14:anchorId="0181895A" id="Прямая соединительная линия 3" o:spid="_x0000_s1026" style="position:absolute;z-index:251704320;visibility:visible;mso-wrap-style:square;mso-wrap-distance-left:9pt;mso-wrap-distance-top:0;mso-wrap-distance-right:9pt;mso-wrap-distance-bottom:0;mso-position-horizontal:absolute;mso-position-horizontal-relative:text;mso-position-vertical:absolute;mso-position-vertical-relative:text" from="0,5.5pt" to="171.9pt,6.9pt" o:gfxdata="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" strokecolor="#002060" strokeweight="1pt">
+                <v:stroke joinstyle="miter"/>
+              </v:line>
+            </w:pict>
+          </mc:Fallback>
+        </mc:AlternateContent>
+      </w:r>
+    </w:p>
     <w:p/>
     <w:sectPr>
       <w:pgSz w:w="11906" w:h="16838"/>

--- a/статьи/аналоговая схемотехника для начинающих.docx
+++ b/статьи/аналоговая схемотехника для начинающих.docx
@@ -225,8 +225,8 @@
         <w:t>Рассчитаем схему:</w:t>
       </w:r>
     </w:p>
-    <w:commentRangeStart w:id="0"/>
-    <w:p>
+    <w:p>
+      <w:commentRangeStart w:id="0"/>
       <w:r>
         <w:rPr>
           <w:noProof/>
@@ -234,7 +234,7 @@
         <mc:AlternateContent>
           <mc:Choice Requires="wps">
             <w:drawing>
-              <wp:anchor distT="0" distB="0" distL="114300" distR="114300" simplePos="0" relativeHeight="251658240" behindDoc="0" locked="0" layoutInCell="1" allowOverlap="1" wp14:anchorId="0770EB94" wp14:editId="17B7093C">
+              <wp:anchor distT="0" distB="0" distL="114300" distR="114300" simplePos="0" relativeHeight="251641856" behindDoc="0" locked="0" layoutInCell="1" allowOverlap="1" wp14:anchorId="0770EB94" wp14:editId="0B185B41">
                 <wp:simplePos x="0" y="0"/>
                 <wp:positionH relativeFrom="column">
                   <wp:posOffset>-2540</wp:posOffset>
@@ -306,7 +306,7 @@
           </mc:Choice>
           <mc:Fallback>
             <w:pict>
-              <v:rect w14:anchorId="766AE407" id="Прямоугольник 1" o:spid="_x0000_s1026" style="position:absolute;margin-left:-.2pt;margin-top:23.6pt;width:32.55pt;height:11.1pt;z-index:251658240;visibility:visible;mso-wrap-style:square;mso-width-percent:0;mso-height-percent:0;mso-wrap-distance-left:9pt;mso-wrap-distance-top:0;mso-wrap-distance-right:9pt;mso-wrap-distance-bottom:0;mso-position-horizontal:absolute;mso-position-horizontal-relative:text;mso-position-vertical:absolute;mso-position-vertical-relative:text;mso-width-percent:0;mso-height-percent:0;mso-width-relative:page;mso-height-relative:page;v-text-anchor:middle" o:gfxdata="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" fillcolor="white [3212]" strokecolor="#09101d [484]" strokeweight="1pt">
+              <v:rect w14:anchorId="591F0CE5" id="Прямоугольник 1" o:spid="_x0000_s1026" style="position:absolute;margin-left:-.2pt;margin-top:23.6pt;width:32.55pt;height:11.1pt;z-index:251641856;visibility:visible;mso-wrap-style:square;mso-width-percent:0;mso-height-percent:0;mso-wrap-distance-left:9pt;mso-wrap-distance-top:0;mso-wrap-distance-right:9pt;mso-wrap-distance-bottom:0;mso-position-horizontal:absolute;mso-position-horizontal-relative:text;mso-position-vertical:absolute;mso-position-vertical-relative:text;mso-width-percent:0;mso-height-percent:0;mso-width-relative:page;mso-height-relative:page;v-text-anchor:middle" o:gfxdata="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" fillcolor="white [3212]" strokecolor="#09101d [484]" strokeweight="1pt">
                 <w10:wrap type="topAndBottom"/>
               </v:rect>
             </w:pict>
@@ -323,7 +323,7 @@
         <mc:AlternateContent>
           <mc:Choice Requires="wps">
             <w:drawing>
-              <wp:anchor distT="0" distB="0" distL="114300" distR="114300" simplePos="0" relativeHeight="251657215" behindDoc="0" locked="0" layoutInCell="1" allowOverlap="1" wp14:anchorId="3C9DE81A" wp14:editId="0CC4BF41">
+              <wp:anchor distT="0" distB="0" distL="114300" distR="114300" simplePos="0" relativeHeight="251640831" behindDoc="0" locked="0" layoutInCell="1" allowOverlap="1" wp14:anchorId="3C9DE81A" wp14:editId="36CDAAA5">
                 <wp:simplePos x="0" y="0"/>
                 <wp:positionH relativeFrom="column">
                   <wp:posOffset>-203836</wp:posOffset>
@@ -377,7 +377,7 @@
           </mc:Choice>
           <mc:Fallback>
             <w:pict>
-              <v:line w14:anchorId="3AC7A77E" id="Прямая соединительная линия 3" o:spid="_x0000_s1026" style="position:absolute;z-index:251657215;visibility:visible;mso-wrap-style:square;mso-wrap-distance-left:9pt;mso-wrap-distance-top:0;mso-wrap-distance-right:9pt;mso-wrap-distance-bottom:0;mso-position-horizontal:absolute;mso-position-horizontal-relative:text;mso-position-vertical:absolute;mso-position-vertical-relative:text" from="-16.05pt,29.1pt" to="155.85pt,30.5pt" o:gfxdata="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" strokecolor="#002060" strokeweight="1pt">
+              <v:line w14:anchorId="7662DD62" id="Прямая соединительная линия 3" o:spid="_x0000_s1026" style="position:absolute;z-index:251640831;visibility:visible;mso-wrap-style:square;mso-wrap-distance-left:9pt;mso-wrap-distance-top:0;mso-wrap-distance-right:9pt;mso-wrap-distance-bottom:0;mso-position-horizontal:absolute;mso-position-horizontal-relative:text;mso-position-vertical:absolute;mso-position-vertical-relative:text" from="-16.05pt,29.1pt" to="155.85pt,30.5pt" o:gfxdata="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" strokecolor="#002060" strokeweight="1pt">
                 <v:stroke joinstyle="miter"/>
               </v:line>
             </w:pict>
@@ -391,7 +391,7 @@
         <mc:AlternateContent>
           <mc:Choice Requires="wps">
             <w:drawing>
-              <wp:anchor distT="0" distB="0" distL="114300" distR="114300" simplePos="0" relativeHeight="251662336" behindDoc="0" locked="0" layoutInCell="1" allowOverlap="1" wp14:anchorId="3ACE6D61" wp14:editId="55546FCB">
+              <wp:anchor distT="0" distB="0" distL="114300" distR="114300" simplePos="0" relativeHeight="251645952" behindDoc="0" locked="0" layoutInCell="1" allowOverlap="1" wp14:anchorId="3ACE6D61" wp14:editId="5D90C0EC">
                 <wp:simplePos x="0" y="0"/>
                 <wp:positionH relativeFrom="column">
                   <wp:posOffset>1279071</wp:posOffset>
@@ -450,7 +450,7 @@
           </mc:Choice>
           <mc:Fallback>
             <w:pict>
-              <v:rect w14:anchorId="03FF118B" id="Прямоугольник 1" o:spid="_x0000_s1026" style="position:absolute;margin-left:100.7pt;margin-top:24.95pt;width:32.55pt;height:11.1pt;z-index:251662336;visibility:visible;mso-wrap-style:square;mso-width-percent:0;mso-height-percent:0;mso-wrap-distance-left:9pt;mso-wrap-distance-top:0;mso-wrap-distance-right:9pt;mso-wrap-distance-bottom:0;mso-position-horizontal:absolute;mso-position-horizontal-relative:text;mso-position-vertical:absolute;mso-position-vertical-relative:text;mso-width-percent:0;mso-height-percent:0;mso-width-relative:page;mso-height-relative:page;v-text-anchor:middle" o:gfxdata="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" fillcolor="white [3212]" strokecolor="#172c51" strokeweight="1pt">
+              <v:rect w14:anchorId="36B19861" id="Прямоугольник 1" o:spid="_x0000_s1026" style="position:absolute;margin-left:100.7pt;margin-top:24.95pt;width:32.55pt;height:11.1pt;z-index:251645952;visibility:visible;mso-wrap-style:square;mso-width-percent:0;mso-height-percent:0;mso-wrap-distance-left:9pt;mso-wrap-distance-top:0;mso-wrap-distance-right:9pt;mso-wrap-distance-bottom:0;mso-position-horizontal:absolute;mso-position-horizontal-relative:text;mso-position-vertical:absolute;mso-position-vertical-relative:text;mso-width-percent:0;mso-height-percent:0;mso-width-relative:page;mso-height-relative:page;v-text-anchor:middle" o:gfxdata="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" fillcolor="white [3212]" strokecolor="#172c51" strokeweight="1pt">
                 <w10:wrap type="topAndBottom"/>
               </v:rect>
             </w:pict>
@@ -464,7 +464,7 @@
         <mc:AlternateContent>
           <mc:Choice Requires="wps">
             <w:drawing>
-              <wp:anchor distT="0" distB="0" distL="114300" distR="114300" simplePos="0" relativeHeight="251660288" behindDoc="0" locked="0" layoutInCell="1" allowOverlap="1" wp14:anchorId="434DE0D7" wp14:editId="1CB611B6">
+              <wp:anchor distT="0" distB="0" distL="114300" distR="114300" simplePos="0" relativeHeight="251643904" behindDoc="0" locked="0" layoutInCell="1" allowOverlap="1" wp14:anchorId="434DE0D7" wp14:editId="407181E3">
                 <wp:simplePos x="0" y="0"/>
                 <wp:positionH relativeFrom="column">
                   <wp:posOffset>636814</wp:posOffset>
@@ -523,7 +523,7 @@
           </mc:Choice>
           <mc:Fallback>
             <w:pict>
-              <v:rect w14:anchorId="6827328A" id="Прямоугольник 1" o:spid="_x0000_s1026" style="position:absolute;margin-left:50.15pt;margin-top:24.8pt;width:32.55pt;height:11.1pt;z-index:251660288;visibility:visible;mso-wrap-style:square;mso-width-percent:0;mso-height-percent:0;mso-wrap-distance-left:9pt;mso-wrap-distance-top:0;mso-wrap-distance-right:9pt;mso-wrap-distance-bottom:0;mso-position-horizontal:absolute;mso-position-horizontal-relative:text;mso-position-vertical:absolute;mso-position-vertical-relative:text;mso-width-percent:0;mso-height-percent:0;mso-width-relative:page;mso-height-relative:page;v-text-anchor:middle" o:gfxdata="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" fillcolor="white [3212]" strokecolor="#172c51" strokeweight="1pt">
+              <v:rect w14:anchorId="4CCA74C8" id="Прямоугольник 1" o:spid="_x0000_s1026" style="position:absolute;margin-left:50.15pt;margin-top:24.8pt;width:32.55pt;height:11.1pt;z-index:251643904;visibility:visible;mso-wrap-style:square;mso-width-percent:0;mso-height-percent:0;mso-wrap-distance-left:9pt;mso-wrap-distance-top:0;mso-wrap-distance-right:9pt;mso-wrap-distance-bottom:0;mso-position-horizontal:absolute;mso-position-horizontal-relative:text;mso-position-vertical:absolute;mso-position-vertical-relative:text;mso-width-percent:0;mso-height-percent:0;mso-width-relative:page;mso-height-relative:page;v-text-anchor:middle" o:gfxdata="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" fillcolor="white [3212]" strokecolor="#172c51" strokeweight="1pt">
                 <w10:wrap type="topAndBottom"/>
               </v:rect>
             </w:pict>
@@ -587,7 +587,7 @@
         <mc:AlternateContent>
           <mc:Choice Requires="wps">
             <w:drawing>
-              <wp:anchor distT="0" distB="0" distL="114300" distR="114300" simplePos="0" relativeHeight="251673600" behindDoc="0" locked="0" layoutInCell="1" allowOverlap="1" wp14:anchorId="5A4544F4" wp14:editId="6B13FC71">
+              <wp:anchor distT="0" distB="0" distL="114300" distR="114300" simplePos="0" relativeHeight="251657216" behindDoc="0" locked="0" layoutInCell="1" allowOverlap="1" wp14:anchorId="5A4544F4" wp14:editId="10B8B40E">
                 <wp:simplePos x="0" y="0"/>
                 <wp:positionH relativeFrom="column">
                   <wp:posOffset>340451</wp:posOffset>
@@ -641,7 +641,7 @@
           </mc:Choice>
           <mc:Fallback>
             <w:pict>
-              <v:line w14:anchorId="14F9627C" id="Прямая соединительная линия 6" o:spid="_x0000_s1026" style="position:absolute;z-index:251673600;visibility:visible;mso-wrap-style:square;mso-wrap-distance-left:9pt;mso-wrap-distance-top:0;mso-wrap-distance-right:9pt;mso-wrap-distance-bottom:0;mso-position-horizontal:absolute;mso-position-horizontal-relative:text;mso-position-vertical:absolute;mso-position-vertical-relative:text" from="26.8pt,11.65pt" to="86.8pt,11.65pt" o:gfxdata="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" strokecolor="#002060" strokeweight="1.25pt">
+              <v:line w14:anchorId="07310470" id="Прямая соединительная линия 6" o:spid="_x0000_s1026" style="position:absolute;z-index:251657216;visibility:visible;mso-wrap-style:square;mso-wrap-distance-left:9pt;mso-wrap-distance-top:0;mso-wrap-distance-right:9pt;mso-wrap-distance-bottom:0;mso-position-horizontal:absolute;mso-position-horizontal-relative:text;mso-position-vertical:absolute;mso-position-vertical-relative:text" from="26.8pt,11.65pt" to="86.8pt,11.65pt" o:gfxdata="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" strokecolor="#002060" strokeweight="1.25pt">
                 <v:stroke joinstyle="miter"/>
               </v:line>
             </w:pict>
@@ -655,7 +655,7 @@
         <mc:AlternateContent>
           <mc:Choice Requires="wps">
             <w:drawing>
-              <wp:anchor distT="0" distB="0" distL="114300" distR="114300" simplePos="0" relativeHeight="251672576" behindDoc="0" locked="0" layoutInCell="1" allowOverlap="1" wp14:anchorId="1C9F6017" wp14:editId="4F9CC0EE">
+              <wp:anchor distT="0" distB="0" distL="114300" distR="114300" simplePos="0" relativeHeight="251656192" behindDoc="0" locked="0" layoutInCell="1" allowOverlap="1" wp14:anchorId="1C9F6017" wp14:editId="3CFB5355">
                 <wp:simplePos x="0" y="0"/>
                 <wp:positionH relativeFrom="column">
                   <wp:posOffset>1104900</wp:posOffset>
@@ -699,7 +699,7 @@
           </mc:Choice>
           <mc:Fallback>
             <w:pict>
-              <v:line w14:anchorId="4B48CE43" id="Прямая соединительная линия 5" o:spid="_x0000_s1026" style="position:absolute;z-index:251672576;visibility:visible;mso-wrap-style:square;mso-wrap-distance-left:9pt;mso-wrap-distance-top:0;mso-wrap-distance-right:9pt;mso-wrap-distance-bottom:0;mso-position-horizontal:absolute;mso-position-horizontal-relative:text;mso-position-vertical:absolute;mso-position-vertical-relative:text" from="87pt,11.5pt" to="87pt,84.8pt" o:gfxdata="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" strokecolor="#002060" strokeweight="1.5pt">
+              <v:line w14:anchorId="5E6A0830" id="Прямая соединительная линия 5" o:spid="_x0000_s1026" style="position:absolute;z-index:251656192;visibility:visible;mso-wrap-style:square;mso-wrap-distance-left:9pt;mso-wrap-distance-top:0;mso-wrap-distance-right:9pt;mso-wrap-distance-bottom:0;mso-position-horizontal:absolute;mso-position-horizontal-relative:text;mso-position-vertical:absolute;mso-position-vertical-relative:text" from="87pt,11.5pt" to="87pt,84.8pt" o:gfxdata="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" strokecolor="#002060" strokeweight="1.5pt">
                 <v:stroke joinstyle="miter"/>
               </v:line>
             </w:pict>
@@ -713,7 +713,7 @@
         <mc:AlternateContent>
           <mc:Choice Requires="wps">
             <w:drawing>
-              <wp:anchor distT="0" distB="0" distL="114300" distR="114300" simplePos="0" relativeHeight="251670528" behindDoc="0" locked="0" layoutInCell="1" allowOverlap="1" wp14:anchorId="277CD643" wp14:editId="25253975">
+              <wp:anchor distT="0" distB="0" distL="114300" distR="114300" simplePos="0" relativeHeight="251654144" behindDoc="0" locked="0" layoutInCell="1" allowOverlap="1" wp14:anchorId="277CD643" wp14:editId="3A9338EB">
                 <wp:simplePos x="0" y="0"/>
                 <wp:positionH relativeFrom="column">
                   <wp:posOffset>740228</wp:posOffset>
@@ -763,7 +763,7 @@
           </mc:Choice>
           <mc:Fallback>
             <w:pict>
-              <v:line w14:anchorId="43699BBC" id="Прямая соединительная линия 5" o:spid="_x0000_s1026" style="position:absolute;z-index:251670528;visibility:visible;mso-wrap-style:square;mso-width-percent:0;mso-height-percent:0;mso-wrap-distance-left:9pt;mso-wrap-distance-top:0;mso-wrap-distance-right:9pt;mso-wrap-distance-bottom:0;mso-position-horizontal:absolute;mso-position-horizontal-relative:text;mso-position-vertical:absolute;mso-position-vertical-relative:text;mso-width-percent:0;mso-height-percent:0;mso-width-relative:margin;mso-height-relative:margin" from="58.3pt,11.5pt" to="58.3pt,84.8pt" o:gfxdata="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" strokecolor="#002060" strokeweight="1.5pt">
+              <v:line w14:anchorId="73287A29" id="Прямая соединительная линия 5" o:spid="_x0000_s1026" style="position:absolute;z-index:251654144;visibility:visible;mso-wrap-style:square;mso-width-percent:0;mso-height-percent:0;mso-wrap-distance-left:9pt;mso-wrap-distance-top:0;mso-wrap-distance-right:9pt;mso-wrap-distance-bottom:0;mso-position-horizontal:absolute;mso-position-horizontal-relative:text;mso-position-vertical:absolute;mso-position-vertical-relative:text;mso-width-percent:0;mso-height-percent:0;mso-width-relative:margin;mso-height-relative:margin" from="58.3pt,11.5pt" to="58.3pt,84.8pt" o:gfxdata="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" strokecolor="#002060" strokeweight="1.5pt">
                 <v:stroke joinstyle="miter"/>
               </v:line>
             </w:pict>
@@ -777,7 +777,7 @@
         <mc:AlternateContent>
           <mc:Choice Requires="wps">
             <w:drawing>
-              <wp:anchor distT="0" distB="0" distL="114300" distR="114300" simplePos="0" relativeHeight="251668480" behindDoc="0" locked="0" layoutInCell="1" allowOverlap="1" wp14:anchorId="2F58F635" wp14:editId="3E6A7333">
+              <wp:anchor distT="0" distB="0" distL="114300" distR="114300" simplePos="0" relativeHeight="251652096" behindDoc="0" locked="0" layoutInCell="1" allowOverlap="1" wp14:anchorId="2F58F635" wp14:editId="15460750">
                 <wp:simplePos x="0" y="0"/>
                 <wp:positionH relativeFrom="column">
                   <wp:posOffset>340451</wp:posOffset>
@@ -831,7 +831,7 @@
           </mc:Choice>
           <mc:Fallback>
             <w:pict>
-              <v:line w14:anchorId="0A31F306" id="Прямая соединительная линия 5" o:spid="_x0000_s1026" style="position:absolute;z-index:251668480;visibility:visible;mso-wrap-style:square;mso-wrap-distance-left:9pt;mso-wrap-distance-top:0;mso-wrap-distance-right:9pt;mso-wrap-distance-bottom:0;mso-position-horizontal:absolute;mso-position-horizontal-relative:text;mso-position-vertical:absolute;mso-position-vertical-relative:text" from="26.8pt,11.65pt" to="26.8pt,84.95pt" o:gfxdata="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" strokecolor="#002060" strokeweight="1.5pt">
+              <v:line w14:anchorId="670C8132" id="Прямая соединительная линия 5" o:spid="_x0000_s1026" style="position:absolute;z-index:251652096;visibility:visible;mso-wrap-style:square;mso-wrap-distance-left:9pt;mso-wrap-distance-top:0;mso-wrap-distance-right:9pt;mso-wrap-distance-bottom:0;mso-position-horizontal:absolute;mso-position-horizontal-relative:text;mso-position-vertical:absolute;mso-position-vertical-relative:text" from="26.8pt,11.65pt" to="26.8pt,84.95pt" o:gfxdata="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" strokecolor="#002060" strokeweight="1.5pt">
                 <v:stroke joinstyle="miter"/>
               </v:line>
             </w:pict>
@@ -847,7 +847,7 @@
         <mc:AlternateContent>
           <mc:Choice Requires="wps">
             <w:drawing>
-              <wp:anchor distT="0" distB="0" distL="114300" distR="114300" simplePos="0" relativeHeight="251678720" behindDoc="0" locked="0" layoutInCell="1" allowOverlap="1" wp14:anchorId="6D9FBE92" wp14:editId="442DC347">
+              <wp:anchor distT="0" distB="0" distL="114300" distR="114300" simplePos="0" relativeHeight="251662336" behindDoc="0" locked="0" layoutInCell="1" allowOverlap="1" wp14:anchorId="6D9FBE92" wp14:editId="176FB365">
                 <wp:simplePos x="0" y="0"/>
                 <wp:positionH relativeFrom="column">
                   <wp:posOffset>1049655</wp:posOffset>
@@ -900,7 +900,7 @@
           </mc:Choice>
           <mc:Fallback>
             <w:pict>
-              <v:rect w14:anchorId="1BCF57D8" id="Прямоугольник 4" o:spid="_x0000_s1026" style="position:absolute;margin-left:82.65pt;margin-top:8.85pt;width:10.3pt;height:25.7pt;z-index:251678720;visibility:visible;mso-wrap-style:square;mso-wrap-distance-left:9pt;mso-wrap-distance-top:0;mso-wrap-distance-right:9pt;mso-wrap-distance-bottom:0;mso-position-horizontal:absolute;mso-position-horizontal-relative:text;mso-position-vertical:absolute;mso-position-vertical-relative:text;v-text-anchor:middle" o:gfxdata="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" fillcolor="window" strokecolor="#172c51" strokeweight="1pt">
+              <v:rect w14:anchorId="4802A92F" id="Прямоугольник 4" o:spid="_x0000_s1026" style="position:absolute;margin-left:82.65pt;margin-top:8.85pt;width:10.3pt;height:25.7pt;z-index:251662336;visibility:visible;mso-wrap-style:square;mso-wrap-distance-left:9pt;mso-wrap-distance-top:0;mso-wrap-distance-right:9pt;mso-wrap-distance-bottom:0;mso-position-horizontal:absolute;mso-position-horizontal-relative:text;mso-position-vertical:absolute;mso-position-vertical-relative:text;v-text-anchor:middle" o:gfxdata="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" fillcolor="window" strokecolor="#172c51" strokeweight="1pt">
                 <w10:wrap type="topAndBottom"/>
               </v:rect>
             </w:pict>
@@ -914,7 +914,7 @@
         <mc:AlternateContent>
           <mc:Choice Requires="wps">
             <w:drawing>
-              <wp:anchor distT="0" distB="0" distL="114300" distR="114300" simplePos="0" relativeHeight="251677696" behindDoc="0" locked="0" layoutInCell="1" allowOverlap="1" wp14:anchorId="28739193" wp14:editId="617FBB9E">
+              <wp:anchor distT="0" distB="0" distL="114300" distR="114300" simplePos="0" relativeHeight="251661312" behindDoc="0" locked="0" layoutInCell="1" allowOverlap="1" wp14:anchorId="28739193" wp14:editId="53344609">
                 <wp:simplePos x="0" y="0"/>
                 <wp:positionH relativeFrom="column">
                   <wp:posOffset>676910</wp:posOffset>
@@ -967,7 +967,7 @@
           </mc:Choice>
           <mc:Fallback>
             <w:pict>
-              <v:rect w14:anchorId="0661EF90" id="Прямоугольник 4" o:spid="_x0000_s1026" style="position:absolute;margin-left:53.3pt;margin-top:8.8pt;width:10.3pt;height:25.7pt;z-index:251677696;visibility:visible;mso-wrap-style:square;mso-wrap-distance-left:9pt;mso-wrap-distance-top:0;mso-wrap-distance-right:9pt;mso-wrap-distance-bottom:0;mso-position-horizontal:absolute;mso-position-horizontal-relative:text;mso-position-vertical:absolute;mso-position-vertical-relative:text;v-text-anchor:middle" o:gfxdata="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" fillcolor="window" strokecolor="#172c51" strokeweight="1pt">
+              <v:rect w14:anchorId="30AC5CB2" id="Прямоугольник 4" o:spid="_x0000_s1026" style="position:absolute;margin-left:53.3pt;margin-top:8.8pt;width:10.3pt;height:25.7pt;z-index:251661312;visibility:visible;mso-wrap-style:square;mso-wrap-distance-left:9pt;mso-wrap-distance-top:0;mso-wrap-distance-right:9pt;mso-wrap-distance-bottom:0;mso-position-horizontal:absolute;mso-position-horizontal-relative:text;mso-position-vertical:absolute;mso-position-vertical-relative:text;v-text-anchor:middle" o:gfxdata="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" fillcolor="window" strokecolor="#172c51" strokeweight="1pt">
                 <w10:wrap type="topAndBottom"/>
               </v:rect>
             </w:pict>
@@ -981,7 +981,7 @@
         <mc:AlternateContent>
           <mc:Choice Requires="wps">
             <w:drawing>
-              <wp:anchor distT="0" distB="0" distL="114300" distR="114300" simplePos="0" relativeHeight="251676672" behindDoc="0" locked="0" layoutInCell="1" allowOverlap="1" wp14:anchorId="5D1CECF1" wp14:editId="21F6140D">
+              <wp:anchor distT="0" distB="0" distL="114300" distR="114300" simplePos="0" relativeHeight="251660288" behindDoc="0" locked="0" layoutInCell="1" allowOverlap="1" wp14:anchorId="5D1CECF1" wp14:editId="6DBEFE72">
                 <wp:simplePos x="0" y="0"/>
                 <wp:positionH relativeFrom="column">
                   <wp:posOffset>280398</wp:posOffset>
@@ -1040,7 +1040,7 @@
           </mc:Choice>
           <mc:Fallback>
             <w:pict>
-              <v:rect w14:anchorId="1F43F59E" id="Прямоугольник 4" o:spid="_x0000_s1026" style="position:absolute;margin-left:22.1pt;margin-top:8.85pt;width:10.3pt;height:25.7pt;z-index:251676672;visibility:visible;mso-wrap-style:square;mso-wrap-distance-left:9pt;mso-wrap-distance-top:0;mso-wrap-distance-right:9pt;mso-wrap-distance-bottom:0;mso-position-horizontal:absolute;mso-position-horizontal-relative:text;mso-position-vertical:absolute;mso-position-vertical-relative:text;v-text-anchor:middle" o:gfxdata="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" fillcolor="white [3212]" strokecolor="#09101d [484]" strokeweight="1pt">
+              <v:rect w14:anchorId="360C6C94" id="Прямоугольник 4" o:spid="_x0000_s1026" style="position:absolute;margin-left:22.1pt;margin-top:8.85pt;width:10.3pt;height:25.7pt;z-index:251660288;visibility:visible;mso-wrap-style:square;mso-wrap-distance-left:9pt;mso-wrap-distance-top:0;mso-wrap-distance-right:9pt;mso-wrap-distance-bottom:0;mso-position-horizontal:absolute;mso-position-horizontal-relative:text;mso-position-vertical:absolute;mso-position-vertical-relative:text;v-text-anchor:middle" o:gfxdata="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" fillcolor="white [3212]" strokecolor="#09101d [484]" strokeweight="1pt">
                 <w10:wrap type="topAndBottom"/>
               </v:rect>
             </w:pict>
@@ -1056,7 +1056,7 @@
         <mc:AlternateContent>
           <mc:Choice Requires="wps">
             <w:drawing>
-              <wp:anchor distT="0" distB="0" distL="114300" distR="114300" simplePos="0" relativeHeight="251675648" behindDoc="0" locked="0" layoutInCell="1" allowOverlap="1" wp14:anchorId="519E23DA" wp14:editId="6B3FFA59">
+              <wp:anchor distT="0" distB="0" distL="114300" distR="114300" simplePos="0" relativeHeight="251659264" behindDoc="0" locked="0" layoutInCell="1" allowOverlap="1" wp14:anchorId="519E23DA" wp14:editId="18E03E34">
                 <wp:simplePos x="0" y="0"/>
                 <wp:positionH relativeFrom="column">
                   <wp:posOffset>342900</wp:posOffset>
@@ -1100,7 +1100,7 @@
           </mc:Choice>
           <mc:Fallback>
             <w:pict>
-              <v:line w14:anchorId="49F5889D" id="Прямая соединительная линия 6" o:spid="_x0000_s1026" style="position:absolute;z-index:251675648;visibility:visible;mso-wrap-style:square;mso-wrap-distance-left:9pt;mso-wrap-distance-top:0;mso-wrap-distance-right:9pt;mso-wrap-distance-bottom:0;mso-position-horizontal:absolute;mso-position-horizontal-relative:text;mso-position-vertical:absolute;mso-position-vertical-relative:text" from="27pt,3.7pt" to="87pt,3.7pt" o:gfxdata="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" strokecolor="#002060" strokeweight="1.25pt">
+              <v:line w14:anchorId="25108746" id="Прямая соединительная линия 6" o:spid="_x0000_s1026" style="position:absolute;z-index:251659264;visibility:visible;mso-wrap-style:square;mso-wrap-distance-left:9pt;mso-wrap-distance-top:0;mso-wrap-distance-right:9pt;mso-wrap-distance-bottom:0;mso-position-horizontal:absolute;mso-position-horizontal-relative:text;mso-position-vertical:absolute;mso-position-vertical-relative:text" from="27pt,3.7pt" to="87pt,3.7pt" o:gfxdata="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" strokecolor="#002060" strokeweight="1.25pt">
                 <v:stroke joinstyle="miter"/>
               </v:line>
             </w:pict>
@@ -1223,7 +1223,7 @@
         <mc:AlternateContent>
           <mc:Choice Requires="wps">
             <w:drawing>
-              <wp:anchor distT="0" distB="0" distL="114300" distR="114300" simplePos="0" relativeHeight="251680768" behindDoc="0" locked="0" layoutInCell="1" allowOverlap="1" wp14:anchorId="39D3786D" wp14:editId="7F399CC2">
+              <wp:anchor distT="0" distB="0" distL="114300" distR="114300" simplePos="0" relativeHeight="251664384" behindDoc="0" locked="0" layoutInCell="1" allowOverlap="1" wp14:anchorId="39D3786D" wp14:editId="3341E14A">
                 <wp:simplePos x="0" y="0"/>
                 <wp:positionH relativeFrom="column">
                   <wp:posOffset>-440055</wp:posOffset>
@@ -1283,7 +1283,7 @@
           </mc:Choice>
           <mc:Fallback>
             <w:pict>
-              <v:line w14:anchorId="14F04C3B" id="Прямая соединительная линия 3" o:spid="_x0000_s1026" style="position:absolute;z-index:251680768;visibility:visible;mso-wrap-style:square;mso-width-percent:0;mso-height-percent:0;mso-wrap-distance-left:9pt;mso-wrap-distance-top:0;mso-wrap-distance-right:9pt;mso-wrap-distance-bottom:0;mso-position-horizontal:absolute;mso-position-horizontal-relative:text;mso-position-vertical:absolute;mso-position-vertical-relative:text;mso-width-percent:0;mso-height-percent:0;mso-width-relative:margin;mso-height-relative:margin" from="-34.65pt,27.7pt" to="274.9pt,28pt" o:gfxdata="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" strokecolor="#002060" strokeweight="1pt">
+              <v:line w14:anchorId="289D530C" id="Прямая соединительная линия 3" o:spid="_x0000_s1026" style="position:absolute;z-index:251664384;visibility:visible;mso-wrap-style:square;mso-width-percent:0;mso-height-percent:0;mso-wrap-distance-left:9pt;mso-wrap-distance-top:0;mso-wrap-distance-right:9pt;mso-wrap-distance-bottom:0;mso-position-horizontal:absolute;mso-position-horizontal-relative:text;mso-position-vertical:absolute;mso-position-vertical-relative:text;mso-width-percent:0;mso-height-percent:0;mso-width-relative:margin;mso-height-relative:margin" from="-34.65pt,27.7pt" to="274.9pt,28pt" o:gfxdata="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" strokecolor="#002060" strokeweight="1pt">
                 <v:stroke joinstyle="miter"/>
               </v:line>
             </w:pict>
@@ -1297,7 +1297,7 @@
         <mc:AlternateContent>
           <mc:Choice Requires="wps">
             <w:drawing>
-              <wp:anchor distT="0" distB="0" distL="114300" distR="114300" simplePos="0" relativeHeight="251697152" behindDoc="0" locked="0" layoutInCell="1" allowOverlap="1" wp14:anchorId="5649A19B" wp14:editId="3CE46334">
+              <wp:anchor distT="0" distB="0" distL="114300" distR="114300" simplePos="0" relativeHeight="251680768" behindDoc="0" locked="0" layoutInCell="1" allowOverlap="1" wp14:anchorId="5649A19B" wp14:editId="2C4F2F66">
                 <wp:simplePos x="0" y="0"/>
                 <wp:positionH relativeFrom="column">
                   <wp:posOffset>2345055</wp:posOffset>
@@ -1344,7 +1344,7 @@
           </mc:Choice>
           <mc:Fallback>
             <w:pict>
-              <v:line w14:anchorId="36071F86" id="Прямая соединительная линия 14" o:spid="_x0000_s1026" style="position:absolute;z-index:251697152;visibility:visible;mso-wrap-style:square;mso-height-percent:0;mso-wrap-distance-left:9pt;mso-wrap-distance-top:0;mso-wrap-distance-right:9pt;mso-wrap-distance-bottom:0;mso-position-horizontal:absolute;mso-position-horizontal-relative:text;mso-position-vertical:absolute;mso-position-vertical-relative:text;mso-height-percent:0;mso-height-relative:margin" from="184.65pt,28pt" to="184.65pt,63.7pt" o:gfxdata="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" strokecolor="windowText" strokeweight="1pt">
+              <v:line w14:anchorId="12B364FD" id="Прямая соединительная линия 14" o:spid="_x0000_s1026" style="position:absolute;z-index:251680768;visibility:visible;mso-wrap-style:square;mso-height-percent:0;mso-wrap-distance-left:9pt;mso-wrap-distance-top:0;mso-wrap-distance-right:9pt;mso-wrap-distance-bottom:0;mso-position-horizontal:absolute;mso-position-horizontal-relative:text;mso-position-vertical:absolute;mso-position-vertical-relative:text;mso-height-percent:0;mso-height-relative:margin" from="184.65pt,28pt" to="184.65pt,63.7pt" o:gfxdata="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" strokecolor="windowText" strokeweight="1pt">
                 <v:stroke joinstyle="miter"/>
               </v:line>
             </w:pict>
@@ -1358,7 +1358,7 @@
         <mc:AlternateContent>
           <mc:Choice Requires="wps">
             <w:drawing>
-              <wp:anchor distT="0" distB="0" distL="114300" distR="114300" simplePos="0" relativeHeight="251695104" behindDoc="0" locked="0" layoutInCell="1" allowOverlap="1" wp14:anchorId="2E0AFD79" wp14:editId="2A3E5440">
+              <wp:anchor distT="0" distB="0" distL="114300" distR="114300" simplePos="0" relativeHeight="251678720" behindDoc="0" locked="0" layoutInCell="1" allowOverlap="1" wp14:anchorId="2E0AFD79" wp14:editId="081F1AAE">
                 <wp:simplePos x="0" y="0"/>
                 <wp:positionH relativeFrom="column">
                   <wp:posOffset>1236345</wp:posOffset>
@@ -1405,7 +1405,7 @@
           </mc:Choice>
           <mc:Fallback>
             <w:pict>
-              <v:line w14:anchorId="7297FC1E" id="Прямая соединительная линия 14" o:spid="_x0000_s1026" style="position:absolute;z-index:251695104;visibility:visible;mso-wrap-style:square;mso-height-percent:0;mso-wrap-distance-left:9pt;mso-wrap-distance-top:0;mso-wrap-distance-right:9pt;mso-wrap-distance-bottom:0;mso-position-horizontal:absolute;mso-position-horizontal-relative:text;mso-position-vertical:absolute;mso-position-vertical-relative:text;mso-height-percent:0;mso-height-relative:margin" from="97.35pt,28pt" to="97.35pt,102.1pt" o:gfxdata="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" strokecolor="windowText" strokeweight="1pt">
+              <v:line w14:anchorId="5205BF94" id="Прямая соединительная линия 14" o:spid="_x0000_s1026" style="position:absolute;z-index:251678720;visibility:visible;mso-wrap-style:square;mso-height-percent:0;mso-wrap-distance-left:9pt;mso-wrap-distance-top:0;mso-wrap-distance-right:9pt;mso-wrap-distance-bottom:0;mso-position-horizontal:absolute;mso-position-horizontal-relative:text;mso-position-vertical:absolute;mso-position-vertical-relative:text;mso-height-percent:0;mso-height-relative:margin" from="97.35pt,28pt" to="97.35pt,102.1pt" o:gfxdata="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" strokecolor="windowText" strokeweight="1pt">
                 <v:stroke joinstyle="miter"/>
               </v:line>
             </w:pict>
@@ -1419,7 +1419,7 @@
         <mc:AlternateContent>
           <mc:Choice Requires="wps">
             <w:drawing>
-              <wp:anchor distT="0" distB="0" distL="114300" distR="114300" simplePos="0" relativeHeight="251693056" behindDoc="0" locked="0" layoutInCell="1" allowOverlap="1" wp14:anchorId="3DF80579" wp14:editId="07F7E625">
+              <wp:anchor distT="0" distB="0" distL="114300" distR="114300" simplePos="0" relativeHeight="251676672" behindDoc="0" locked="0" layoutInCell="1" allowOverlap="1" wp14:anchorId="3DF80579" wp14:editId="7311ACCD">
                 <wp:simplePos x="0" y="0"/>
                 <wp:positionH relativeFrom="column">
                   <wp:posOffset>-27940</wp:posOffset>
@@ -1473,7 +1473,7 @@
           </mc:Choice>
           <mc:Fallback>
             <w:pict>
-              <v:line w14:anchorId="7EBF4BBE" id="Прямая соединительная линия 14" o:spid="_x0000_s1026" style="position:absolute;z-index:251693056;visibility:visible;mso-wrap-style:square;mso-wrap-distance-left:9pt;mso-wrap-distance-top:0;mso-wrap-distance-right:9pt;mso-wrap-distance-bottom:0;mso-position-horizontal:absolute;mso-position-horizontal-relative:text;mso-position-vertical:absolute;mso-position-vertical-relative:text" from="-2.2pt,27.75pt" to="-2.2pt,103.45pt" o:gfxdata="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" strokecolor="black [3213]" strokeweight="1pt">
+              <v:line w14:anchorId="428D9233" id="Прямая соединительная линия 14" o:spid="_x0000_s1026" style="position:absolute;z-index:251676672;visibility:visible;mso-wrap-style:square;mso-wrap-distance-left:9pt;mso-wrap-distance-top:0;mso-wrap-distance-right:9pt;mso-wrap-distance-bottom:0;mso-position-horizontal:absolute;mso-position-horizontal-relative:text;mso-position-vertical:absolute;mso-position-vertical-relative:text" from="-2.2pt,27.75pt" to="-2.2pt,103.45pt" o:gfxdata="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" strokecolor="black [3213]" strokeweight="1pt">
                 <v:stroke joinstyle="miter"/>
               </v:line>
             </w:pict>
@@ -1487,7 +1487,7 @@
         <mc:AlternateContent>
           <mc:Choice Requires="wps">
             <w:drawing>
-              <wp:anchor distT="0" distB="0" distL="114300" distR="114300" simplePos="0" relativeHeight="251692032" behindDoc="0" locked="0" layoutInCell="1" allowOverlap="1" wp14:anchorId="75B5CAE6" wp14:editId="521A4409">
+              <wp:anchor distT="0" distB="0" distL="114300" distR="114300" simplePos="0" relativeHeight="251675648" behindDoc="0" locked="0" layoutInCell="1" allowOverlap="1" wp14:anchorId="75B5CAE6" wp14:editId="35D62336">
                 <wp:simplePos x="0" y="0"/>
                 <wp:positionH relativeFrom="column">
                   <wp:posOffset>2555630</wp:posOffset>
@@ -1573,7 +1573,7 @@
           </mc:Choice>
           <mc:Fallback>
             <w:pict>
-              <v:rect w14:anchorId="75B5CAE6" id="Прямоугольник 1" o:spid="_x0000_s1026" style="position:absolute;margin-left:201.25pt;margin-top:18pt;width:52.6pt;height:19.35pt;z-index:251692032;visibility:visible;mso-wrap-style:square;mso-width-percent:0;mso-height-percent:0;mso-wrap-distance-left:9pt;mso-wrap-distance-top:0;mso-wrap-distance-right:9pt;mso-wrap-distance-bottom:0;mso-position-horizontal:absolute;mso-position-horizontal-relative:text;mso-position-vertical:absolute;mso-position-vertical-relative:text;mso-width-percent:0;mso-height-percent:0;mso-width-relative:page;mso-height-relative:page;v-text-anchor:middle" o:gfxdata="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" fillcolor="window" strokecolor="#172c51" strokeweight="1pt">
+              <v:rect w14:anchorId="75B5CAE6" id="Прямоугольник 1" o:spid="_x0000_s1026" style="position:absolute;margin-left:201.25pt;margin-top:18pt;width:52.6pt;height:19.35pt;z-index:251675648;visibility:visible;mso-wrap-style:square;mso-width-percent:0;mso-height-percent:0;mso-wrap-distance-left:9pt;mso-wrap-distance-top:0;mso-wrap-distance-right:9pt;mso-wrap-distance-bottom:0;mso-position-horizontal:absolute;mso-position-horizontal-relative:text;mso-position-vertical:absolute;mso-position-vertical-relative:text;mso-width-percent:0;mso-height-percent:0;mso-width-relative:page;mso-height-relative:page;v-text-anchor:middle" o:gfxdata="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" fillcolor="window" strokecolor="#172c51" strokeweight="1pt">
                 <v:textbox>
                   <w:txbxContent>
                     <w:p>
@@ -1614,7 +1614,7 @@
         <mc:AlternateContent>
           <mc:Choice Requires="wps">
             <w:drawing>
-              <wp:anchor distT="0" distB="0" distL="114300" distR="114300" simplePos="0" relativeHeight="251687936" behindDoc="0" locked="0" layoutInCell="1" allowOverlap="1" wp14:anchorId="4A759EA6" wp14:editId="09A5EACF">
+              <wp:anchor distT="0" distB="0" distL="114300" distR="114300" simplePos="0" relativeHeight="251671552" behindDoc="0" locked="0" layoutInCell="1" allowOverlap="1" wp14:anchorId="4A759EA6" wp14:editId="28847C90">
                 <wp:simplePos x="0" y="0"/>
                 <wp:positionH relativeFrom="column">
                   <wp:posOffset>1482970</wp:posOffset>
@@ -1700,7 +1700,7 @@
           </mc:Choice>
           <mc:Fallback>
             <w:pict>
-              <v:rect w14:anchorId="4A759EA6" id="_x0000_s1027" style="position:absolute;margin-left:116.75pt;margin-top:17.75pt;width:52.6pt;height:19.35pt;z-index:251687936;visibility:visible;mso-wrap-style:square;mso-width-percent:0;mso-height-percent:0;mso-wrap-distance-left:9pt;mso-wrap-distance-top:0;mso-wrap-distance-right:9pt;mso-wrap-distance-bottom:0;mso-position-horizontal:absolute;mso-position-horizontal-relative:text;mso-position-vertical:absolute;mso-position-vertical-relative:text;mso-width-percent:0;mso-height-percent:0;mso-width-relative:page;mso-height-relative:page;v-text-anchor:middle" o:gfxdata="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" fillcolor="window" strokecolor="#172c51" strokeweight="1pt">
+              <v:rect w14:anchorId="4A759EA6" id="_x0000_s1027" style="position:absolute;margin-left:116.75pt;margin-top:17.75pt;width:52.6pt;height:19.35pt;z-index:251671552;visibility:visible;mso-wrap-style:square;mso-width-percent:0;mso-height-percent:0;mso-wrap-distance-left:9pt;mso-wrap-distance-top:0;mso-wrap-distance-right:9pt;mso-wrap-distance-bottom:0;mso-position-horizontal:absolute;mso-position-horizontal-relative:text;mso-position-vertical:absolute;mso-position-vertical-relative:text;mso-width-percent:0;mso-height-percent:0;mso-width-relative:page;mso-height-relative:page;v-text-anchor:middle" o:gfxdata="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" fillcolor="window" strokecolor="#172c51" strokeweight="1pt">
                 <v:textbox>
                   <w:txbxContent>
                     <w:p>
@@ -1741,7 +1741,7 @@
         <mc:AlternateContent>
           <mc:Choice Requires="wps">
             <w:drawing>
-              <wp:anchor distT="0" distB="0" distL="114300" distR="114300" simplePos="0" relativeHeight="251681792" behindDoc="0" locked="0" layoutInCell="1" allowOverlap="1" wp14:anchorId="5727F2CF" wp14:editId="4DDD540D">
+              <wp:anchor distT="0" distB="0" distL="114300" distR="114300" simplePos="0" relativeHeight="251665408" behindDoc="0" locked="0" layoutInCell="1" allowOverlap="1" wp14:anchorId="5727F2CF" wp14:editId="016CA52F">
                 <wp:simplePos x="0" y="0"/>
                 <wp:positionH relativeFrom="column">
                   <wp:posOffset>244231</wp:posOffset>
@@ -1840,7 +1840,7 @@
           </mc:Choice>
           <mc:Fallback>
             <w:pict>
-              <v:rect w14:anchorId="5727F2CF" id="_x0000_s1028" style="position:absolute;margin-left:19.25pt;margin-top:18.3pt;width:52.6pt;height:19.35pt;z-index:251681792;visibility:visible;mso-wrap-style:square;mso-width-percent:0;mso-height-percent:0;mso-wrap-distance-left:9pt;mso-wrap-distance-top:0;mso-wrap-distance-right:9pt;mso-wrap-distance-bottom:0;mso-position-horizontal:absolute;mso-position-horizontal-relative:text;mso-position-vertical:absolute;mso-position-vertical-relative:text;mso-width-percent:0;mso-height-percent:0;mso-width-relative:page;mso-height-relative:page;v-text-anchor:middle" o:gfxdata="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" fillcolor="white [3212]" strokecolor="#09101d [484]" strokeweight="1pt">
+              <v:rect w14:anchorId="5727F2CF" id="_x0000_s1028" style="position:absolute;margin-left:19.25pt;margin-top:18.3pt;width:52.6pt;height:19.35pt;z-index:251665408;visibility:visible;mso-wrap-style:square;mso-width-percent:0;mso-height-percent:0;mso-wrap-distance-left:9pt;mso-wrap-distance-top:0;mso-wrap-distance-right:9pt;mso-wrap-distance-bottom:0;mso-position-horizontal:absolute;mso-position-horizontal-relative:text;mso-position-vertical:absolute;mso-position-vertical-relative:text;mso-width-percent:0;mso-height-percent:0;mso-width-relative:page;mso-height-relative:page;v-text-anchor:middle" o:gfxdata="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" fillcolor="white [3212]" strokecolor="#09101d [484]" strokeweight="1pt">
                 <v:textbox>
                   <w:txbxContent>
                     <w:p>
@@ -1883,7 +1883,7 @@
         <mc:AlternateContent>
           <mc:Choice Requires="wps">
             <w:drawing>
-              <wp:anchor distT="0" distB="0" distL="114300" distR="114300" simplePos="0" relativeHeight="251656190" behindDoc="0" locked="0" layoutInCell="1" allowOverlap="1" wp14:anchorId="4F6AB2A4" wp14:editId="64EB09F1">
+              <wp:anchor distT="0" distB="0" distL="114300" distR="114300" simplePos="0" relativeHeight="251639806" behindDoc="0" locked="0" layoutInCell="1" allowOverlap="1" wp14:anchorId="4F6AB2A4" wp14:editId="52A8F50C">
                 <wp:simplePos x="0" y="0"/>
                 <wp:positionH relativeFrom="column">
                   <wp:posOffset>-30920</wp:posOffset>
@@ -1943,7 +1943,7 @@
           </mc:Choice>
           <mc:Fallback>
             <w:pict>
-              <v:line w14:anchorId="17C64963" id="Прямая соединительная линия 13" o:spid="_x0000_s1026" style="position:absolute;flip:y;z-index:251656190;visibility:visible;mso-wrap-style:square;mso-height-percent:0;mso-wrap-distance-left:9pt;mso-wrap-distance-top:0;mso-wrap-distance-right:9pt;mso-wrap-distance-bottom:0;mso-position-horizontal:absolute;mso-position-horizontal-relative:text;mso-position-vertical:absolute;mso-position-vertical-relative:text;mso-height-percent:0;mso-height-relative:margin" from="-2.45pt,41.3pt" to="184.45pt,41.3pt" o:gfxdata="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" strokecolor="#0d0d0d [3069]" strokeweight="1pt">
+              <v:line w14:anchorId="3B7AB64C" id="Прямая соединительная линия 13" o:spid="_x0000_s1026" style="position:absolute;flip:y;z-index:251639806;visibility:visible;mso-wrap-style:square;mso-height-percent:0;mso-wrap-distance-left:9pt;mso-wrap-distance-top:0;mso-wrap-distance-right:9pt;mso-wrap-distance-bottom:0;mso-position-horizontal:absolute;mso-position-horizontal-relative:text;mso-position-vertical:absolute;mso-position-vertical-relative:text;mso-height-percent:0;mso-height-relative:margin" from="-2.45pt,41.3pt" to="184.45pt,41.3pt" o:gfxdata="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" strokecolor="#0d0d0d [3069]" strokeweight="1pt">
                 <v:stroke joinstyle="miter"/>
               </v:line>
             </w:pict>
@@ -1957,7 +1957,7 @@
         <mc:AlternateContent>
           <mc:Choice Requires="wps">
             <w:drawing>
-              <wp:anchor distT="0" distB="0" distL="114300" distR="114300" simplePos="0" relativeHeight="251689984" behindDoc="0" locked="0" layoutInCell="1" allowOverlap="1" wp14:anchorId="577F9B6F" wp14:editId="6902625D">
+              <wp:anchor distT="0" distB="0" distL="114300" distR="114300" simplePos="0" relativeHeight="251673600" behindDoc="0" locked="0" layoutInCell="1" allowOverlap="1" wp14:anchorId="577F9B6F" wp14:editId="7DAB75E1">
                 <wp:simplePos x="0" y="0"/>
                 <wp:positionH relativeFrom="column">
                   <wp:posOffset>1482969</wp:posOffset>
@@ -2043,7 +2043,7 @@
           </mc:Choice>
           <mc:Fallback>
             <w:pict>
-              <v:rect w14:anchorId="577F9B6F" id="_x0000_s1029" style="position:absolute;margin-left:116.75pt;margin-top:30.55pt;width:52.6pt;height:19.35pt;z-index:251689984;visibility:visible;mso-wrap-style:square;mso-width-percent:0;mso-height-percent:0;mso-wrap-distance-left:9pt;mso-wrap-distance-top:0;mso-wrap-distance-right:9pt;mso-wrap-distance-bottom:0;mso-position-horizontal:absolute;mso-position-horizontal-relative:text;mso-position-vertical:absolute;mso-position-vertical-relative:text;mso-width-percent:0;mso-height-percent:0;mso-width-relative:page;mso-height-relative:page;v-text-anchor:middle" o:gfxdata="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" fillcolor="window" strokecolor="#172c51" strokeweight="1pt">
+              <v:rect w14:anchorId="577F9B6F" id="_x0000_s1029" style="position:absolute;margin-left:116.75pt;margin-top:30.55pt;width:52.6pt;height:19.35pt;z-index:251673600;visibility:visible;mso-wrap-style:square;mso-width-percent:0;mso-height-percent:0;mso-wrap-distance-left:9pt;mso-wrap-distance-top:0;mso-wrap-distance-right:9pt;mso-wrap-distance-bottom:0;mso-position-horizontal:absolute;mso-position-horizontal-relative:text;mso-position-vertical:absolute;mso-position-vertical-relative:text;mso-width-percent:0;mso-height-percent:0;mso-width-relative:page;mso-height-relative:page;v-text-anchor:middle" o:gfxdata="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" fillcolor="window" strokecolor="#172c51" strokeweight="1pt">
                 <v:textbox>
                   <w:txbxContent>
                     <w:p>
@@ -2084,7 +2084,7 @@
         <mc:AlternateContent>
           <mc:Choice Requires="wps">
             <w:drawing>
-              <wp:anchor distT="0" distB="0" distL="114300" distR="114300" simplePos="0" relativeHeight="251683840" behindDoc="0" locked="0" layoutInCell="1" allowOverlap="1" wp14:anchorId="6724DD01" wp14:editId="5FB71A22">
+              <wp:anchor distT="0" distB="0" distL="114300" distR="114300" simplePos="0" relativeHeight="251667456" behindDoc="0" locked="0" layoutInCell="1" allowOverlap="1" wp14:anchorId="6724DD01" wp14:editId="4009B29F">
                 <wp:simplePos x="0" y="0"/>
                 <wp:positionH relativeFrom="column">
                   <wp:posOffset>246185</wp:posOffset>
@@ -2170,7 +2170,7 @@
           </mc:Choice>
           <mc:Fallback>
             <w:pict>
-              <v:rect w14:anchorId="6724DD01" id="_x0000_s1030" style="position:absolute;margin-left:19.4pt;margin-top:30.8pt;width:52.6pt;height:19.35pt;z-index:251683840;visibility:visible;mso-wrap-style:square;mso-width-percent:0;mso-height-percent:0;mso-wrap-distance-left:9pt;mso-wrap-distance-top:0;mso-wrap-distance-right:9pt;mso-wrap-distance-bottom:0;mso-position-horizontal:absolute;mso-position-horizontal-relative:text;mso-position-vertical:absolute;mso-position-vertical-relative:text;mso-width-percent:0;mso-height-percent:0;mso-width-relative:page;mso-height-relative:page;v-text-anchor:middle" o:gfxdata="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" fillcolor="window" strokecolor="#172c51" strokeweight="1pt">
+              <v:rect w14:anchorId="6724DD01" id="_x0000_s1030" style="position:absolute;margin-left:19.4pt;margin-top:30.8pt;width:52.6pt;height:19.35pt;z-index:251667456;visibility:visible;mso-wrap-style:square;mso-width-percent:0;mso-height-percent:0;mso-wrap-distance-left:9pt;mso-wrap-distance-top:0;mso-wrap-distance-right:9pt;mso-wrap-distance-bottom:0;mso-position-horizontal:absolute;mso-position-horizontal-relative:text;mso-position-vertical:absolute;mso-position-vertical-relative:text;mso-width-percent:0;mso-height-percent:0;mso-width-relative:page;mso-height-relative:page;v-text-anchor:middle" o:gfxdata="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" fillcolor="window" strokecolor="#172c51" strokeweight="1pt">
                 <v:textbox>
                   <w:txbxContent>
                     <w:p>
@@ -2213,7 +2213,7 @@
         <mc:AlternateContent>
           <mc:Choice Requires="wps">
             <w:drawing>
-              <wp:anchor distT="0" distB="0" distL="114300" distR="114300" simplePos="0" relativeHeight="251655165" behindDoc="0" locked="0" layoutInCell="1" allowOverlap="1" wp14:anchorId="692DB96A" wp14:editId="4A22D314">
+              <wp:anchor distT="0" distB="0" distL="114300" distR="114300" simplePos="0" relativeHeight="251638781" behindDoc="0" locked="0" layoutInCell="1" allowOverlap="1" wp14:anchorId="692DB96A" wp14:editId="5EDCAB6A">
                 <wp:simplePos x="0" y="0"/>
                 <wp:positionH relativeFrom="column">
                   <wp:posOffset>-30578</wp:posOffset>
@@ -2266,7 +2266,7 @@
           </mc:Choice>
           <mc:Fallback>
             <w:pict>
-              <v:line w14:anchorId="08A6D21A" id="Прямая соединительная линия 13" o:spid="_x0000_s1026" style="position:absolute;flip:y;z-index:251655165;visibility:visible;mso-wrap-style:square;mso-width-percent:0;mso-height-percent:0;mso-wrap-distance-left:9pt;mso-wrap-distance-top:0;mso-wrap-distance-right:9pt;mso-wrap-distance-bottom:0;mso-position-horizontal:absolute;mso-position-horizontal-relative:text;mso-position-vertical:absolute;mso-position-vertical-relative:text;mso-width-percent:0;mso-height-percent:0;mso-width-relative:margin;mso-height-relative:margin" from="-2.4pt,40.35pt" to="98.2pt,41.75pt" o:gfxdata="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" strokecolor="#0d0d0d" strokeweight="1pt">
+              <v:line w14:anchorId="015C783A" id="Прямая соединительная линия 13" o:spid="_x0000_s1026" style="position:absolute;flip:y;z-index:251638781;visibility:visible;mso-wrap-style:square;mso-width-percent:0;mso-height-percent:0;mso-wrap-distance-left:9pt;mso-wrap-distance-top:0;mso-wrap-distance-right:9pt;mso-wrap-distance-bottom:0;mso-position-horizontal:absolute;mso-position-horizontal-relative:text;mso-position-vertical:absolute;mso-position-vertical-relative:text;mso-width-percent:0;mso-height-percent:0;mso-width-relative:margin;mso-height-relative:margin" from="-2.4pt,40.35pt" to="98.2pt,41.75pt" o:gfxdata="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" strokecolor="#0d0d0d" strokeweight="1pt">
                 <v:stroke joinstyle="miter"/>
               </v:line>
             </w:pict>
@@ -2280,7 +2280,7 @@
         <mc:AlternateContent>
           <mc:Choice Requires="wps">
             <w:drawing>
-              <wp:anchor distT="0" distB="0" distL="114300" distR="114300" simplePos="0" relativeHeight="251685888" behindDoc="0" locked="0" layoutInCell="1" allowOverlap="1" wp14:anchorId="1F9488A4" wp14:editId="6F144DF8">
+              <wp:anchor distT="0" distB="0" distL="114300" distR="114300" simplePos="0" relativeHeight="251669504" behindDoc="0" locked="0" layoutInCell="1" allowOverlap="1" wp14:anchorId="1F9488A4" wp14:editId="4F166098">
                 <wp:simplePos x="0" y="0"/>
                 <wp:positionH relativeFrom="column">
                   <wp:posOffset>246185</wp:posOffset>
@@ -2366,7 +2366,7 @@
           </mc:Choice>
           <mc:Fallback>
             <w:pict>
-              <v:rect w14:anchorId="1F9488A4" id="_x0000_s1031" style="position:absolute;margin-left:19.4pt;margin-top:30.1pt;width:52.6pt;height:19.35pt;z-index:251685888;visibility:visible;mso-wrap-style:square;mso-width-percent:0;mso-height-percent:0;mso-wrap-distance-left:9pt;mso-wrap-distance-top:0;mso-wrap-distance-right:9pt;mso-wrap-distance-bottom:0;mso-position-horizontal:absolute;mso-position-horizontal-relative:text;mso-position-vertical:absolute;mso-position-vertical-relative:text;mso-width-percent:0;mso-height-percent:0;mso-width-relative:page;mso-height-relative:page;v-text-anchor:middle" o:gfxdata="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" fillcolor="window" strokecolor="#172c51" strokeweight="1pt">
+              <v:rect w14:anchorId="1F9488A4" id="_x0000_s1031" style="position:absolute;margin-left:19.4pt;margin-top:30.1pt;width:52.6pt;height:19.35pt;z-index:251669504;visibility:visible;mso-wrap-style:square;mso-width-percent:0;mso-height-percent:0;mso-wrap-distance-left:9pt;mso-wrap-distance-top:0;mso-wrap-distance-right:9pt;mso-wrap-distance-bottom:0;mso-position-horizontal:absolute;mso-position-horizontal-relative:text;mso-position-vertical:absolute;mso-position-vertical-relative:text;mso-width-percent:0;mso-height-percent:0;mso-width-relative:page;mso-height-relative:page;v-text-anchor:middle" o:gfxdata="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" fillcolor="window" strokecolor="#172c51" strokeweight="1pt">
                 <v:textbox>
                   <w:txbxContent>
                     <w:p>
@@ -2411,7 +2411,7 @@
         <mc:AlternateContent>
           <mc:Choice Requires="wps">
             <w:drawing>
-              <wp:anchor distT="0" distB="0" distL="114300" distR="114300" simplePos="0" relativeHeight="251699200" behindDoc="0" locked="0" layoutInCell="1" allowOverlap="1" wp14:anchorId="2C3F93F8" wp14:editId="77F398D8">
+              <wp:anchor distT="0" distB="0" distL="114300" distR="114300" simplePos="0" relativeHeight="251682816" behindDoc="0" locked="0" layoutInCell="1" allowOverlap="1" wp14:anchorId="2C3F93F8" wp14:editId="74DA19A5">
                 <wp:simplePos x="0" y="0"/>
                 <wp:positionH relativeFrom="column">
                   <wp:posOffset>0</wp:posOffset>
@@ -2465,7 +2465,7 @@
           </mc:Choice>
           <mc:Fallback>
             <w:pict>
-              <v:line w14:anchorId="79CEF89C" id="Прямая соединительная линия 3" o:spid="_x0000_s1026" style="position:absolute;z-index:251699200;visibility:visible;mso-wrap-style:square;mso-wrap-distance-left:9pt;mso-wrap-distance-top:0;mso-wrap-distance-right:9pt;mso-wrap-distance-bottom:0;mso-position-horizontal:absolute;mso-position-horizontal-relative:text;mso-position-vertical:absolute;mso-position-vertical-relative:text" from="0,28.25pt" to="171.9pt,29.65pt" o:gfxdata="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" strokecolor="#002060" strokeweight="1pt">
+              <v:line w14:anchorId="6D9223D5" id="Прямая соединительная линия 3" o:spid="_x0000_s1026" style="position:absolute;z-index:251682816;visibility:visible;mso-wrap-style:square;mso-wrap-distance-left:9pt;mso-wrap-distance-top:0;mso-wrap-distance-right:9pt;mso-wrap-distance-bottom:0;mso-position-horizontal:absolute;mso-position-horizontal-relative:text;mso-position-vertical:absolute;mso-position-vertical-relative:text" from="0,28.25pt" to="171.9pt,29.65pt" o:gfxdata="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" strokecolor="#002060" strokeweight="1pt">
                 <v:stroke joinstyle="miter"/>
               </v:line>
             </w:pict>
@@ -2479,7 +2479,7 @@
         <mc:AlternateContent>
           <mc:Choice Requires="wps">
             <w:drawing>
-              <wp:anchor distT="0" distB="0" distL="114300" distR="114300" simplePos="0" relativeHeight="251700224" behindDoc="0" locked="0" layoutInCell="1" allowOverlap="1" wp14:anchorId="3E347E90" wp14:editId="7EE83C9D">
+              <wp:anchor distT="0" distB="0" distL="114300" distR="114300" simplePos="0" relativeHeight="251683840" behindDoc="0" locked="0" layoutInCell="1" allowOverlap="1" wp14:anchorId="3E347E90" wp14:editId="6E16B49E">
                 <wp:simplePos x="0" y="0"/>
                 <wp:positionH relativeFrom="column">
                   <wp:posOffset>201295</wp:posOffset>
@@ -2551,7 +2551,7 @@
           </mc:Choice>
           <mc:Fallback>
             <w:pict>
-              <v:rect w14:anchorId="6B6E2B48" id="Прямоугольник 1" o:spid="_x0000_s1026" style="position:absolute;margin-left:15.85pt;margin-top:22.45pt;width:32.55pt;height:11.1pt;z-index:251700224;visibility:visible;mso-wrap-style:square;mso-width-percent:0;mso-height-percent:0;mso-wrap-distance-left:9pt;mso-wrap-distance-top:0;mso-wrap-distance-right:9pt;mso-wrap-distance-bottom:0;mso-position-horizontal:absolute;mso-position-horizontal-relative:text;mso-position-vertical:absolute;mso-position-vertical-relative:text;mso-width-percent:0;mso-height-percent:0;mso-width-relative:page;mso-height-relative:page;v-text-anchor:middle" o:gfxdata="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" fillcolor="white [3212]" strokecolor="#09101d [484]" strokeweight="1pt">
+              <v:rect w14:anchorId="20D08984" id="Прямоугольник 1" o:spid="_x0000_s1026" style="position:absolute;margin-left:15.85pt;margin-top:22.45pt;width:32.55pt;height:11.1pt;z-index:251683840;visibility:visible;mso-wrap-style:square;mso-width-percent:0;mso-height-percent:0;mso-wrap-distance-left:9pt;mso-wrap-distance-top:0;mso-wrap-distance-right:9pt;mso-wrap-distance-bottom:0;mso-position-horizontal:absolute;mso-position-horizontal-relative:text;mso-position-vertical:absolute;mso-position-vertical-relative:text;mso-width-percent:0;mso-height-percent:0;mso-width-relative:page;mso-height-relative:page;v-text-anchor:middle" o:gfxdata="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" fillcolor="white [3212]" strokecolor="#09101d [484]" strokeweight="1pt">
                 <w10:wrap type="topAndBottom"/>
               </v:rect>
             </w:pict>
@@ -2565,7 +2565,7 @@
         <mc:AlternateContent>
           <mc:Choice Requires="wps">
             <w:drawing>
-              <wp:anchor distT="0" distB="0" distL="114300" distR="114300" simplePos="0" relativeHeight="251701248" behindDoc="0" locked="0" layoutInCell="1" allowOverlap="1" wp14:anchorId="2E6A5F3A" wp14:editId="41D40837">
+              <wp:anchor distT="0" distB="0" distL="114300" distR="114300" simplePos="0" relativeHeight="251684864" behindDoc="0" locked="0" layoutInCell="1" allowOverlap="1" wp14:anchorId="2E6A5F3A" wp14:editId="781BFDF7">
                 <wp:simplePos x="0" y="0"/>
                 <wp:positionH relativeFrom="column">
                   <wp:posOffset>840105</wp:posOffset>
@@ -2624,7 +2624,7 @@
           </mc:Choice>
           <mc:Fallback>
             <w:pict>
-              <v:rect w14:anchorId="22CD5AE1" id="Прямоугольник 1" o:spid="_x0000_s1026" style="position:absolute;margin-left:66.15pt;margin-top:23.65pt;width:32.55pt;height:11.1pt;z-index:251701248;visibility:visible;mso-wrap-style:square;mso-width-percent:0;mso-height-percent:0;mso-wrap-distance-left:9pt;mso-wrap-distance-top:0;mso-wrap-distance-right:9pt;mso-wrap-distance-bottom:0;mso-position-horizontal:absolute;mso-position-horizontal-relative:text;mso-position-vertical:absolute;mso-position-vertical-relative:text;mso-width-percent:0;mso-height-percent:0;mso-width-relative:page;mso-height-relative:page;v-text-anchor:middle" o:gfxdata="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" fillcolor="white [3212]" strokecolor="#172c51" strokeweight="1pt">
+              <v:rect w14:anchorId="7A50F84C" id="Прямоугольник 1" o:spid="_x0000_s1026" style="position:absolute;margin-left:66.15pt;margin-top:23.65pt;width:32.55pt;height:11.1pt;z-index:251684864;visibility:visible;mso-wrap-style:square;mso-width-percent:0;mso-height-percent:0;mso-wrap-distance-left:9pt;mso-wrap-distance-top:0;mso-wrap-distance-right:9pt;mso-wrap-distance-bottom:0;mso-position-horizontal:absolute;mso-position-horizontal-relative:text;mso-position-vertical:absolute;mso-position-vertical-relative:text;mso-width-percent:0;mso-height-percent:0;mso-width-relative:page;mso-height-relative:page;v-text-anchor:middle" o:gfxdata="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" fillcolor="white [3212]" strokecolor="#172c51" strokeweight="1pt">
                 <w10:wrap type="topAndBottom"/>
               </v:rect>
             </w:pict>
@@ -2638,7 +2638,7 @@
         <mc:AlternateContent>
           <mc:Choice Requires="wps">
             <w:drawing>
-              <wp:anchor distT="0" distB="0" distL="114300" distR="114300" simplePos="0" relativeHeight="251702272" behindDoc="0" locked="0" layoutInCell="1" allowOverlap="1" wp14:anchorId="7E4BFF24" wp14:editId="44880E20">
+              <wp:anchor distT="0" distB="0" distL="114300" distR="114300" simplePos="0" relativeHeight="251685888" behindDoc="0" locked="0" layoutInCell="1" allowOverlap="1" wp14:anchorId="7E4BFF24" wp14:editId="64EAF493">
                 <wp:simplePos x="0" y="0"/>
                 <wp:positionH relativeFrom="column">
                   <wp:posOffset>1482725</wp:posOffset>
@@ -2697,7 +2697,7 @@
           </mc:Choice>
           <mc:Fallback>
             <w:pict>
-              <v:rect w14:anchorId="2BBF9ABD" id="Прямоугольник 1" o:spid="_x0000_s1026" style="position:absolute;margin-left:116.75pt;margin-top:23.8pt;width:32.55pt;height:11.1pt;z-index:251702272;visibility:visible;mso-wrap-style:square;mso-width-percent:0;mso-height-percent:0;mso-wrap-distance-left:9pt;mso-wrap-distance-top:0;mso-wrap-distance-right:9pt;mso-wrap-distance-bottom:0;mso-position-horizontal:absolute;mso-position-horizontal-relative:text;mso-position-vertical:absolute;mso-position-vertical-relative:text;mso-width-percent:0;mso-height-percent:0;mso-width-relative:page;mso-height-relative:page;v-text-anchor:middle" o:gfxdata="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" fillcolor="white [3212]" strokecolor="#172c51" strokeweight="1pt">
+              <v:rect w14:anchorId="393DF6D9" id="Прямоугольник 1" o:spid="_x0000_s1026" style="position:absolute;margin-left:116.75pt;margin-top:23.8pt;width:32.55pt;height:11.1pt;z-index:251685888;visibility:visible;mso-wrap-style:square;mso-width-percent:0;mso-height-percent:0;mso-wrap-distance-left:9pt;mso-wrap-distance-top:0;mso-wrap-distance-right:9pt;mso-wrap-distance-bottom:0;mso-position-horizontal:absolute;mso-position-horizontal-relative:text;mso-position-vertical:absolute;mso-position-vertical-relative:text;mso-width-percent:0;mso-height-percent:0;mso-width-relative:page;mso-height-relative:page;v-text-anchor:middle" o:gfxdata="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" fillcolor="white [3212]" strokecolor="#172c51" strokeweight="1pt">
                 <w10:wrap type="topAndBottom"/>
               </v:rect>
             </w:pict>
@@ -2723,7 +2723,7 @@
         <mc:AlternateContent>
           <mc:Choice Requires="wps">
             <w:drawing>
-              <wp:anchor distT="0" distB="0" distL="114300" distR="114300" simplePos="0" relativeHeight="251706368" behindDoc="0" locked="0" layoutInCell="1" allowOverlap="1" wp14:anchorId="7EF013E8" wp14:editId="63BA5E8A">
+              <wp:anchor distT="0" distB="0" distL="114300" distR="114300" simplePos="0" relativeHeight="251689984" behindDoc="0" locked="0" layoutInCell="1" allowOverlap="1" wp14:anchorId="7EF013E8" wp14:editId="6497183E">
                 <wp:simplePos x="0" y="0"/>
                 <wp:positionH relativeFrom="column">
                   <wp:posOffset>786765</wp:posOffset>
@@ -2782,7 +2782,7 @@
           </mc:Choice>
           <mc:Fallback>
             <w:pict>
-              <v:rect w14:anchorId="41240F36" id="Прямоугольник 1" o:spid="_x0000_s1026" style="position:absolute;margin-left:61.95pt;margin-top:23.7pt;width:32.55pt;height:11.1pt;z-index:251706368;visibility:visible;mso-wrap-style:square;mso-width-percent:0;mso-height-percent:0;mso-wrap-distance-left:9pt;mso-wrap-distance-top:0;mso-wrap-distance-right:9pt;mso-wrap-distance-bottom:0;mso-position-horizontal:absolute;mso-position-horizontal-relative:text;mso-position-vertical:absolute;mso-position-vertical-relative:text;mso-width-percent:0;mso-height-percent:0;mso-width-relative:page;mso-height-relative:page;v-text-anchor:middle" o:gfxdata="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" fillcolor="white [3212]" strokecolor="#172c51" strokeweight="1pt">
+              <v:rect w14:anchorId="424B6C0A" id="Прямоугольник 1" o:spid="_x0000_s1026" style="position:absolute;margin-left:61.95pt;margin-top:23.7pt;width:32.55pt;height:11.1pt;z-index:251689984;visibility:visible;mso-wrap-style:square;mso-width-percent:0;mso-height-percent:0;mso-wrap-distance-left:9pt;mso-wrap-distance-top:0;mso-wrap-distance-right:9pt;mso-wrap-distance-bottom:0;mso-position-horizontal:absolute;mso-position-horizontal-relative:text;mso-position-vertical:absolute;mso-position-vertical-relative:text;mso-width-percent:0;mso-height-percent:0;mso-width-relative:page;mso-height-relative:page;v-text-anchor:middle" o:gfxdata="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" fillcolor="white [3212]" strokecolor="#172c51" strokeweight="1pt">
                 <w10:wrap type="topAndBottom"/>
               </v:rect>
             </w:pict>
@@ -2798,7 +2798,7 @@
         <mc:AlternateContent>
           <mc:Choice Requires="wps">
             <w:drawing>
-              <wp:anchor distT="0" distB="0" distL="114300" distR="114300" simplePos="0" relativeHeight="251704320" behindDoc="0" locked="0" layoutInCell="1" allowOverlap="1" wp14:anchorId="2E1BFAD1" wp14:editId="50456356">
+              <wp:anchor distT="0" distB="0" distL="114300" distR="114300" simplePos="0" relativeHeight="251687936" behindDoc="0" locked="0" layoutInCell="1" allowOverlap="1" wp14:anchorId="2E1BFAD1" wp14:editId="24B59162">
                 <wp:simplePos x="0" y="0"/>
                 <wp:positionH relativeFrom="column">
                   <wp:posOffset>0</wp:posOffset>
@@ -2852,7 +2852,7 @@
           </mc:Choice>
           <mc:Fallback>
             <w:pict>
-              <v:line w14:anchorId="0181895A" id="Прямая соединительная линия 3" o:spid="_x0000_s1026" style="position:absolute;z-index:251704320;visibility:visible;mso-wrap-style:square;mso-wrap-distance-left:9pt;mso-wrap-distance-top:0;mso-wrap-distance-right:9pt;mso-wrap-distance-bottom:0;mso-position-horizontal:absolute;mso-position-horizontal-relative:text;mso-position-vertical:absolute;mso-position-vertical-relative:text" from="0,5.5pt" to="171.9pt,6.9pt" o:gfxdata="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" strokecolor="#002060" strokeweight="1pt">
+              <v:line w14:anchorId="0625C74F" id="Прямая соединительная линия 3" o:spid="_x0000_s1026" style="position:absolute;z-index:251687936;visibility:visible;mso-wrap-style:square;mso-wrap-distance-left:9pt;mso-wrap-distance-top:0;mso-wrap-distance-right:9pt;mso-wrap-distance-bottom:0;mso-position-horizontal:absolute;mso-position-horizontal-relative:text;mso-position-vertical:absolute;mso-position-vertical-relative:text" from="0,5.5pt" to="171.9pt,6.9pt" o:gfxdata="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" strokecolor="#002060" strokeweight="1pt">
                 <v:stroke joinstyle="miter"/>
               </v:line>
             </w:pict>
@@ -2860,7 +2860,2589 @@
         </mc:AlternateContent>
       </w:r>
     </w:p>
+    <w:p>
+      <w:r>
+        <w:br w:type="page"/>
+      </w:r>
+    </w:p>
+    <w:p>
+      <w:pPr>
+        <w:pStyle w:val="2"/>
+      </w:pPr>
+      <w:r>
+        <w:lastRenderedPageBreak/>
+        <w:t>Законы Кирхгофа</w:t>
+      </w:r>
+    </w:p>
+    <w:p>
+      <w:r>
+        <w:t>Два закона</w:t>
+      </w:r>
+      <w:r>
+        <w:t>.</w:t>
+      </w:r>
+      <w:r>
+        <w:t xml:space="preserve"> </w:t>
+      </w:r>
+      <w:r>
+        <w:t>И</w:t>
+      </w:r>
+      <w:r>
+        <w:t>нтуитивно понятны и очевидны, но, если хотите произвести впечатление знатока электротехники, скажите</w:t>
+      </w:r>
+      <w:r>
+        <w:t>,</w:t>
+      </w:r>
+      <w:r>
+        <w:t xml:space="preserve"> по закону Кирхгофа….</w:t>
+      </w:r>
+    </w:p>
+    <w:p>
+      <w:r>
+        <w:rPr>
+          <w:b/>
+          <w:bCs/>
+        </w:rPr>
+        <w:t xml:space="preserve">Первый. </w:t>
+      </w:r>
+      <w:r>
+        <w:t>А</w:t>
+      </w:r>
+      <w:r>
+        <w:t>лгебраическая сумма токов в любом узле электрической цепи равна нулю.</w:t>
+      </w:r>
+    </w:p>
+    <w:p>
+      <w:r>
+        <w:t>Аналогия: Сколько воды втекает, столько и вытекает.</w:t>
+      </w:r>
+    </w:p>
     <w:p/>
+    <w:p>
+      <w:r>
+        <w:rPr>
+          <w:b/>
+          <w:bCs/>
+        </w:rPr>
+        <w:t>Второй.</w:t>
+      </w:r>
+      <w:r>
+        <w:t xml:space="preserve"> С</w:t>
+      </w:r>
+      <w:r>
+        <w:t>умма всех напряжений по контуру равна нулю.</w:t>
+      </w:r>
+    </w:p>
+    <w:p>
+      <w:r>
+        <w:t xml:space="preserve">Аналогия: </w:t>
+      </w:r>
+      <w:r>
+        <w:t xml:space="preserve">Если вы вернулись в то же место, с которого начали движение, значит сумма </w:t>
+      </w:r>
+      <w:r>
+        <w:t>ваших</w:t>
+      </w:r>
+      <w:r>
+        <w:t xml:space="preserve"> </w:t>
+      </w:r>
+      <w:r>
+        <w:t>перемещений равна нулю</w:t>
+      </w:r>
+      <w:r>
+        <w:t>.</w:t>
+      </w:r>
+    </w:p>
+    <w:p/>
+    <w:p>
+      <w:r>
+        <w:t xml:space="preserve">Напряжение </w:t>
+      </w:r>
+      <w:r>
+        <w:t xml:space="preserve">в точке </w:t>
+      </w:r>
+      <w:r>
+        <w:t>А</w:t>
+      </w:r>
+      <w:r>
+        <w:t xml:space="preserve"> =</w:t>
+      </w:r>
+      <w:r>
+        <w:t>+2</w:t>
+      </w:r>
+      <w:r>
+        <w:t xml:space="preserve"> Вольт</w:t>
+      </w:r>
+      <w:r>
+        <w:t>а</w:t>
+      </w:r>
+      <w:r>
+        <w:t xml:space="preserve">, в точке В =+12 Вольт, ток через резистор 1 </w:t>
+      </w:r>
+      <w:r>
+        <w:rPr>
+          <w:b/>
+          <w:bCs/>
+          <w:color w:val="0D0D0D" w:themeColor="text1" w:themeTint="F2"/>
+          <w:sz w:val="16"/>
+          <w:szCs w:val="16"/>
+        </w:rPr>
+        <w:t>КОм</w:t>
+      </w:r>
+      <w:r>
+        <w:t xml:space="preserve"> = 1 мА.</w:t>
+      </w:r>
+    </w:p>
+    <w:p>
+      <w:r>
+        <w:t>Определите:</w:t>
+      </w:r>
+    </w:p>
+    <w:p>
+      <w:pPr>
+        <w:pStyle w:val="a7"/>
+        <w:numPr>
+          <w:ilvl w:val="0"/>
+          <w:numId w:val="2"/>
+        </w:numPr>
+      </w:pPr>
+      <w:r>
+        <w:t>Определите напряжение в точке Б относительно точки А</w:t>
+      </w:r>
+    </w:p>
+    <w:p>
+      <w:pPr>
+        <w:pStyle w:val="a7"/>
+        <w:numPr>
+          <w:ilvl w:val="0"/>
+          <w:numId w:val="2"/>
+        </w:numPr>
+      </w:pPr>
+      <w:r>
+        <w:t xml:space="preserve">Определите напряжение в точке </w:t>
+      </w:r>
+      <w:r>
+        <w:t>Г</w:t>
+      </w:r>
+      <w:r>
+        <w:t xml:space="preserve"> относительно точки А</w:t>
+      </w:r>
+    </w:p>
+    <w:p>
+      <w:pPr>
+        <w:pStyle w:val="a7"/>
+        <w:numPr>
+          <w:ilvl w:val="0"/>
+          <w:numId w:val="2"/>
+        </w:numPr>
+      </w:pPr>
+      <w:r>
+        <w:t xml:space="preserve">Определите напряжение в точке </w:t>
+      </w:r>
+      <w:r>
+        <w:t>В</w:t>
+      </w:r>
+      <w:r>
+        <w:t xml:space="preserve"> относительно точки А</w:t>
+      </w:r>
+    </w:p>
+    <w:p>
+      <w:pPr>
+        <w:pStyle w:val="a7"/>
+        <w:numPr>
+          <w:ilvl w:val="0"/>
+          <w:numId w:val="2"/>
+        </w:numPr>
+      </w:pPr>
+      <w:r>
+        <w:t xml:space="preserve">Определите </w:t>
+      </w:r>
+      <w:r>
+        <w:t xml:space="preserve">Ток через резистор </w:t>
+      </w:r>
+      <w:r>
+        <w:rPr>
+          <w:lang w:val="en-US"/>
+        </w:rPr>
+        <w:t>X</w:t>
+      </w:r>
+      <w:r>
+        <w:t xml:space="preserve"> и напряжение на нем</w:t>
+      </w:r>
+    </w:p>
+    <w:p>
+      <w:pPr>
+        <w:pStyle w:val="a7"/>
+        <w:numPr>
+          <w:ilvl w:val="0"/>
+          <w:numId w:val="2"/>
+        </w:numPr>
+      </w:pPr>
+      <w:r>
+        <w:t xml:space="preserve">Определите </w:t>
+      </w:r>
+      <w:r>
+        <w:t>Ток</w:t>
+      </w:r>
+      <w:r>
+        <w:t xml:space="preserve"> </w:t>
+      </w:r>
+      <w:r>
+        <w:t xml:space="preserve">через резистор </w:t>
+      </w:r>
+      <w:r>
+        <w:t>4 КОм</w:t>
+      </w:r>
+      <w:r>
+        <w:t xml:space="preserve"> и напряжение на нем</w:t>
+      </w:r>
+    </w:p>
+    <w:p>
+      <w:pPr>
+        <w:pStyle w:val="a7"/>
+      </w:pPr>
+    </w:p>
+    <w:p>
+      <w:r>
+        <w:rPr>
+          <w:noProof/>
+        </w:rPr>
+        <mc:AlternateContent>
+          <mc:Choice Requires="wpg">
+            <w:drawing>
+              <wp:anchor distT="0" distB="0" distL="114300" distR="114300" simplePos="0" relativeHeight="251712512" behindDoc="0" locked="0" layoutInCell="1" allowOverlap="1" wp14:anchorId="0B96F5EB" wp14:editId="2E3606A9">
+                <wp:simplePos x="0" y="0"/>
+                <wp:positionH relativeFrom="column">
+                  <wp:posOffset>127635</wp:posOffset>
+                </wp:positionH>
+                <wp:positionV relativeFrom="paragraph">
+                  <wp:posOffset>285750</wp:posOffset>
+                </wp:positionV>
+                <wp:extent cx="4079875" cy="1459230"/>
+                <wp:effectExtent l="0" t="0" r="34925" b="26670"/>
+                <wp:wrapNone/>
+                <wp:docPr id="2031768927" name="Группа 33"/>
+                <wp:cNvGraphicFramePr/>
+                <a:graphic xmlns:a="http://schemas.openxmlformats.org/drawingml/2006/main">
+                  <a:graphicData uri="http://schemas.microsoft.com/office/word/2010/wordprocessingGroup">
+                    <wpg:wgp>
+                      <wpg:cNvGrpSpPr/>
+                      <wpg:grpSpPr>
+                        <a:xfrm>
+                          <a:off x="0" y="0"/>
+                          <a:ext cx="4079875" cy="1459230"/>
+                          <a:chOff x="0" y="0"/>
+                          <a:chExt cx="4079875" cy="1459230"/>
+                        </a:xfrm>
+                      </wpg:grpSpPr>
+                      <wps:wsp>
+                        <wps:cNvPr id="307181882" name="Прямая соединительная линия 3"/>
+                        <wps:cNvCnPr/>
+                        <wps:spPr>
+                          <a:xfrm>
+                            <a:off x="148590" y="518160"/>
+                            <a:ext cx="3931285" cy="3810"/>
+                          </a:xfrm>
+                          <a:prstGeom prst="line">
+                            <a:avLst/>
+                          </a:prstGeom>
+                          <a:ln w="12700">
+                            <a:solidFill>
+                              <a:srgbClr val="002060"/>
+                            </a:solidFill>
+                          </a:ln>
+                        </wps:spPr>
+                        <wps:style>
+                          <a:lnRef idx="1">
+                            <a:schemeClr val="accent1"/>
+                          </a:lnRef>
+                          <a:fillRef idx="0">
+                            <a:schemeClr val="accent1"/>
+                          </a:fillRef>
+                          <a:effectRef idx="0">
+                            <a:schemeClr val="accent1"/>
+                          </a:effectRef>
+                          <a:fontRef idx="minor">
+                            <a:schemeClr val="tx1"/>
+                          </a:fontRef>
+                        </wps:style>
+                        <wps:bodyPr/>
+                      </wps:wsp>
+                      <wpg:grpSp>
+                        <wpg:cNvPr id="574757110" name="Группа 32"/>
+                        <wpg:cNvGrpSpPr/>
+                        <wpg:grpSpPr>
+                          <a:xfrm>
+                            <a:off x="0" y="0"/>
+                            <a:ext cx="4079875" cy="1459230"/>
+                            <a:chOff x="0" y="0"/>
+                            <a:chExt cx="4079875" cy="1459230"/>
+                          </a:xfrm>
+                        </wpg:grpSpPr>
+                        <wps:wsp>
+                          <wps:cNvPr id="732493632" name="Прямая соединительная линия 3"/>
+                          <wps:cNvCnPr/>
+                          <wps:spPr>
+                            <a:xfrm>
+                              <a:off x="148590" y="948690"/>
+                              <a:ext cx="3931285" cy="3810"/>
+                            </a:xfrm>
+                            <a:prstGeom prst="line">
+                              <a:avLst/>
+                            </a:prstGeom>
+                            <a:noFill/>
+                            <a:ln w="12700" cap="flat" cmpd="sng" algn="ctr">
+                              <a:solidFill>
+                                <a:srgbClr val="002060"/>
+                              </a:solidFill>
+                              <a:prstDash val="solid"/>
+                              <a:miter lim="800000"/>
+                            </a:ln>
+                            <a:effectLst/>
+                          </wps:spPr>
+                          <wps:bodyPr/>
+                        </wps:wsp>
+                        <wps:wsp>
+                          <wps:cNvPr id="1073820392" name="Прямоугольник 1"/>
+                          <wps:cNvSpPr/>
+                          <wps:spPr>
+                            <a:xfrm>
+                              <a:off x="769620" y="400050"/>
+                              <a:ext cx="668020" cy="245745"/>
+                            </a:xfrm>
+                            <a:prstGeom prst="rect">
+                              <a:avLst/>
+                            </a:prstGeom>
+                            <a:solidFill>
+                              <a:schemeClr val="bg1"/>
+                            </a:solidFill>
+                            <a:ln>
+                              <a:solidFill>
+                                <a:schemeClr val="accent1">
+                                  <a:shade val="15000"/>
+                                </a:schemeClr>
+                              </a:solidFill>
+                            </a:ln>
+                          </wps:spPr>
+                          <wps:style>
+                            <a:lnRef idx="2">
+                              <a:schemeClr val="accent1">
+                                <a:shade val="15000"/>
+                              </a:schemeClr>
+                            </a:lnRef>
+                            <a:fillRef idx="1">
+                              <a:schemeClr val="accent1"/>
+                            </a:fillRef>
+                            <a:effectRef idx="0">
+                              <a:schemeClr val="accent1"/>
+                            </a:effectRef>
+                            <a:fontRef idx="minor">
+                              <a:schemeClr val="lt1"/>
+                            </a:fontRef>
+                          </wps:style>
+                          <wps:txbx>
+                            <w:txbxContent>
+                              <w:p>
+                                <w:pPr>
+                                  <w:spacing w:after="0"/>
+                                  <w:jc w:val="center"/>
+                                  <w:rPr>
+                                    <w:b/>
+                                    <w:bCs/>
+                                    <w:color w:val="0D0D0D" w:themeColor="text1" w:themeTint="F2"/>
+                                    <w:sz w:val="16"/>
+                                    <w:szCs w:val="16"/>
+                                  </w:rPr>
+                                </w:pPr>
+                                <w:r>
+                                  <w:rPr>
+                                    <w:b/>
+                                    <w:bCs/>
+                                    <w:color w:val="0D0D0D" w:themeColor="text1" w:themeTint="F2"/>
+                                    <w:sz w:val="16"/>
+                                    <w:szCs w:val="16"/>
+                                    <w:lang w:val="en-US"/>
+                                  </w:rPr>
+                                  <w:t>1</w:t>
+                                </w:r>
+                                <w:r>
+                                  <w:rPr>
+                                    <w:b/>
+                                    <w:bCs/>
+                                    <w:color w:val="0D0D0D" w:themeColor="text1" w:themeTint="F2"/>
+                                    <w:sz w:val="16"/>
+                                    <w:szCs w:val="16"/>
+                                  </w:rPr>
+                                  <w:t xml:space="preserve"> КОм</w:t>
+                                </w:r>
+                              </w:p>
+                            </w:txbxContent>
+                          </wps:txbx>
+                          <wps:bodyPr rot="0" spcFirstLastPara="0" vertOverflow="overflow" horzOverflow="overflow" vert="horz" wrap="square" lIns="91440" tIns="45720" rIns="91440" bIns="45720" numCol="1" spcCol="0" rtlCol="0" fromWordArt="0" anchor="ctr" anchorCtr="0" forceAA="0" compatLnSpc="1">
+                            <a:prstTxWarp prst="textNoShape">
+                              <a:avLst/>
+                            </a:prstTxWarp>
+                            <a:noAutofit/>
+                          </wps:bodyPr>
+                        </wps:wsp>
+                        <wps:wsp>
+                          <wps:cNvPr id="668975169" name="Прямоугольник 1"/>
+                          <wps:cNvSpPr/>
+                          <wps:spPr>
+                            <a:xfrm>
+                              <a:off x="2007870" y="392430"/>
+                              <a:ext cx="668020" cy="245745"/>
+                            </a:xfrm>
+                            <a:prstGeom prst="rect">
+                              <a:avLst/>
+                            </a:prstGeom>
+                            <a:solidFill>
+                              <a:sysClr val="window" lastClr="FFFFFF"/>
+                            </a:solidFill>
+                            <a:ln w="12700" cap="flat" cmpd="sng" algn="ctr">
+                              <a:solidFill>
+                                <a:srgbClr val="4472C4">
+                                  <a:shade val="15000"/>
+                                </a:srgbClr>
+                              </a:solidFill>
+                              <a:prstDash val="solid"/>
+                              <a:miter lim="800000"/>
+                            </a:ln>
+                            <a:effectLst/>
+                          </wps:spPr>
+                          <wps:txbx>
+                            <w:txbxContent>
+                              <w:p>
+                                <w:pPr>
+                                  <w:spacing w:after="0"/>
+                                  <w:jc w:val="center"/>
+                                  <w:rPr>
+                                    <w:b/>
+                                    <w:bCs/>
+                                    <w:color w:val="0D0D0D" w:themeColor="text1" w:themeTint="F2"/>
+                                    <w:sz w:val="16"/>
+                                    <w:szCs w:val="16"/>
+                                    <w:lang w:val="en-US"/>
+                                  </w:rPr>
+                                </w:pPr>
+                                <w:r>
+                                  <w:rPr>
+                                    <w:b/>
+                                    <w:bCs/>
+                                    <w:color w:val="0D0D0D" w:themeColor="text1" w:themeTint="F2"/>
+                                    <w:sz w:val="16"/>
+                                    <w:szCs w:val="16"/>
+                                    <w:lang w:val="en-US"/>
+                                  </w:rPr>
+                                  <w:t>X</w:t>
+                                </w:r>
+                              </w:p>
+                            </w:txbxContent>
+                          </wps:txbx>
+                          <wps:bodyPr rot="0" spcFirstLastPara="0" vertOverflow="overflow" horzOverflow="overflow" vert="horz" wrap="square" lIns="91440" tIns="45720" rIns="91440" bIns="45720" numCol="1" spcCol="0" rtlCol="0" fromWordArt="0" anchor="ctr" anchorCtr="0" forceAA="0" compatLnSpc="1">
+                            <a:prstTxWarp prst="textNoShape">
+                              <a:avLst/>
+                            </a:prstTxWarp>
+                            <a:noAutofit/>
+                          </wps:bodyPr>
+                        </wps:wsp>
+                        <wps:wsp>
+                          <wps:cNvPr id="845027132" name="Прямоугольник 1"/>
+                          <wps:cNvSpPr/>
+                          <wps:spPr>
+                            <a:xfrm>
+                              <a:off x="2007870" y="842010"/>
+                              <a:ext cx="668020" cy="245745"/>
+                            </a:xfrm>
+                            <a:prstGeom prst="rect">
+                              <a:avLst/>
+                            </a:prstGeom>
+                            <a:solidFill>
+                              <a:sysClr val="window" lastClr="FFFFFF"/>
+                            </a:solidFill>
+                            <a:ln w="12700" cap="flat" cmpd="sng" algn="ctr">
+                              <a:solidFill>
+                                <a:srgbClr val="4472C4">
+                                  <a:shade val="15000"/>
+                                </a:srgbClr>
+                              </a:solidFill>
+                              <a:prstDash val="solid"/>
+                              <a:miter lim="800000"/>
+                            </a:ln>
+                            <a:effectLst/>
+                          </wps:spPr>
+                          <wps:txbx>
+                            <w:txbxContent>
+                              <w:p>
+                                <w:pPr>
+                                  <w:spacing w:after="0"/>
+                                  <w:jc w:val="center"/>
+                                  <w:rPr>
+                                    <w:b/>
+                                    <w:bCs/>
+                                    <w:color w:val="0D0D0D" w:themeColor="text1" w:themeTint="F2"/>
+                                    <w:sz w:val="16"/>
+                                    <w:szCs w:val="16"/>
+                                  </w:rPr>
+                                </w:pPr>
+                                <w:r>
+                                  <w:rPr>
+                                    <w:b/>
+                                    <w:bCs/>
+                                    <w:color w:val="0D0D0D" w:themeColor="text1" w:themeTint="F2"/>
+                                    <w:sz w:val="16"/>
+                                    <w:szCs w:val="16"/>
+                                  </w:rPr>
+                                  <w:t>4 КОм</w:t>
+                                </w:r>
+                              </w:p>
+                            </w:txbxContent>
+                          </wps:txbx>
+                          <wps:bodyPr rot="0" spcFirstLastPara="0" vertOverflow="overflow" horzOverflow="overflow" vert="horz" wrap="square" lIns="91440" tIns="45720" rIns="91440" bIns="45720" numCol="1" spcCol="0" rtlCol="0" fromWordArt="0" anchor="ctr" anchorCtr="0" forceAA="0" compatLnSpc="1">
+                            <a:prstTxWarp prst="textNoShape">
+                              <a:avLst/>
+                            </a:prstTxWarp>
+                            <a:noAutofit/>
+                          </wps:bodyPr>
+                        </wps:wsp>
+                        <wps:wsp>
+                          <wps:cNvPr id="450300760" name="Прямоугольник 1"/>
+                          <wps:cNvSpPr/>
+                          <wps:spPr>
+                            <a:xfrm>
+                              <a:off x="3082290" y="396240"/>
+                              <a:ext cx="668020" cy="245745"/>
+                            </a:xfrm>
+                            <a:prstGeom prst="rect">
+                              <a:avLst/>
+                            </a:prstGeom>
+                            <a:solidFill>
+                              <a:sysClr val="window" lastClr="FFFFFF"/>
+                            </a:solidFill>
+                            <a:ln w="12700" cap="flat" cmpd="sng" algn="ctr">
+                              <a:solidFill>
+                                <a:srgbClr val="4472C4">
+                                  <a:shade val="15000"/>
+                                </a:srgbClr>
+                              </a:solidFill>
+                              <a:prstDash val="solid"/>
+                              <a:miter lim="800000"/>
+                            </a:ln>
+                            <a:effectLst/>
+                          </wps:spPr>
+                          <wps:txbx>
+                            <w:txbxContent>
+                              <w:p>
+                                <w:pPr>
+                                  <w:spacing w:after="0"/>
+                                  <w:jc w:val="center"/>
+                                  <w:rPr>
+                                    <w:b/>
+                                    <w:bCs/>
+                                    <w:color w:val="0D0D0D" w:themeColor="text1" w:themeTint="F2"/>
+                                    <w:sz w:val="16"/>
+                                    <w:szCs w:val="16"/>
+                                  </w:rPr>
+                                </w:pPr>
+                                <w:r>
+                                  <w:rPr>
+                                    <w:b/>
+                                    <w:bCs/>
+                                    <w:color w:val="0D0D0D" w:themeColor="text1" w:themeTint="F2"/>
+                                    <w:sz w:val="16"/>
+                                    <w:szCs w:val="16"/>
+                                    <w:lang w:val="en-US"/>
+                                  </w:rPr>
+                                  <w:t>2</w:t>
+                                </w:r>
+                                <w:r>
+                                  <w:rPr>
+                                    <w:b/>
+                                    <w:bCs/>
+                                    <w:color w:val="0D0D0D" w:themeColor="text1" w:themeTint="F2"/>
+                                    <w:sz w:val="16"/>
+                                    <w:szCs w:val="16"/>
+                                  </w:rPr>
+                                  <w:t xml:space="preserve"> КОм</w:t>
+                                </w:r>
+                              </w:p>
+                            </w:txbxContent>
+                          </wps:txbx>
+                          <wps:bodyPr rot="0" spcFirstLastPara="0" vertOverflow="overflow" horzOverflow="overflow" vert="horz" wrap="square" lIns="91440" tIns="45720" rIns="91440" bIns="45720" numCol="1" spcCol="0" rtlCol="0" fromWordArt="0" anchor="ctr" anchorCtr="0" forceAA="0" compatLnSpc="1">
+                            <a:prstTxWarp prst="textNoShape">
+                              <a:avLst/>
+                            </a:prstTxWarp>
+                            <a:noAutofit/>
+                          </wps:bodyPr>
+                        </wps:wsp>
+                        <wps:wsp>
+                          <wps:cNvPr id="1373455025" name="Прямая соединительная линия 14"/>
+                          <wps:cNvCnPr/>
+                          <wps:spPr>
+                            <a:xfrm>
+                              <a:off x="148590" y="518160"/>
+                              <a:ext cx="0" cy="941070"/>
+                            </a:xfrm>
+                            <a:prstGeom prst="line">
+                              <a:avLst/>
+                            </a:prstGeom>
+                            <a:noFill/>
+                            <a:ln w="12700" cap="flat" cmpd="sng" algn="ctr">
+                              <a:solidFill>
+                                <a:sysClr val="windowText" lastClr="000000"/>
+                              </a:solidFill>
+                              <a:prstDash val="solid"/>
+                              <a:miter lim="800000"/>
+                            </a:ln>
+                            <a:effectLst/>
+                          </wps:spPr>
+                          <wps:bodyPr/>
+                        </wps:wsp>
+                        <wps:wsp>
+                          <wps:cNvPr id="1682116093" name="Прямая соединительная линия 3"/>
+                          <wps:cNvCnPr/>
+                          <wps:spPr>
+                            <a:xfrm>
+                              <a:off x="0" y="1459230"/>
+                              <a:ext cx="293370" cy="0"/>
+                            </a:xfrm>
+                            <a:prstGeom prst="line">
+                              <a:avLst/>
+                            </a:prstGeom>
+                            <a:noFill/>
+                            <a:ln w="12700" cap="flat" cmpd="sng" algn="ctr">
+                              <a:solidFill>
+                                <a:srgbClr val="002060"/>
+                              </a:solidFill>
+                              <a:prstDash val="solid"/>
+                              <a:miter lim="800000"/>
+                            </a:ln>
+                            <a:effectLst/>
+                          </wps:spPr>
+                          <wps:bodyPr/>
+                        </wps:wsp>
+                        <wps:wsp>
+                          <wps:cNvPr id="1122317079" name="Надпись 2"/>
+                          <wps:cNvSpPr txBox="1">
+                            <a:spLocks noChangeArrowheads="1"/>
+                          </wps:cNvSpPr>
+                          <wps:spPr bwMode="auto">
+                            <a:xfrm>
+                              <a:off x="0" y="1112520"/>
+                              <a:ext cx="872490" cy="289560"/>
+                            </a:xfrm>
+                            <a:prstGeom prst="rect">
+                              <a:avLst/>
+                            </a:prstGeom>
+                            <a:noFill/>
+                            <a:ln w="9525">
+                              <a:noFill/>
+                              <a:miter lim="800000"/>
+                              <a:headEnd/>
+                              <a:tailEnd/>
+                            </a:ln>
+                          </wps:spPr>
+                          <wps:txbx>
+                            <w:txbxContent>
+                              <w:p>
+                                <w:pPr>
+                                  <w:jc w:val="center"/>
+                                </w:pPr>
+                                <w:r>
+                                  <w:t>Точка А</w:t>
+                                </w:r>
+                              </w:p>
+                            </w:txbxContent>
+                          </wps:txbx>
+                          <wps:bodyPr rot="0" vert="horz" wrap="square" lIns="91440" tIns="45720" rIns="91440" bIns="45720" anchor="t" anchorCtr="0">
+                            <a:noAutofit/>
+                          </wps:bodyPr>
+                        </wps:wsp>
+                        <wps:wsp>
+                          <wps:cNvPr id="463932938" name="Надпись 2"/>
+                          <wps:cNvSpPr txBox="1">
+                            <a:spLocks noChangeArrowheads="1"/>
+                          </wps:cNvSpPr>
+                          <wps:spPr bwMode="auto">
+                            <a:xfrm>
+                              <a:off x="2446020" y="0"/>
+                              <a:ext cx="872490" cy="289560"/>
+                            </a:xfrm>
+                            <a:prstGeom prst="rect">
+                              <a:avLst/>
+                            </a:prstGeom>
+                            <a:noFill/>
+                            <a:ln w="9525">
+                              <a:noFill/>
+                              <a:miter lim="800000"/>
+                              <a:headEnd/>
+                              <a:tailEnd/>
+                            </a:ln>
+                          </wps:spPr>
+                          <wps:txbx>
+                            <w:txbxContent>
+                              <w:p>
+                                <w:pPr>
+                                  <w:jc w:val="center"/>
+                                </w:pPr>
+                                <w:r>
+                                  <w:t xml:space="preserve">Точка </w:t>
+                                </w:r>
+                                <w:r>
+                                  <w:t>Б</w:t>
+                                </w:r>
+                              </w:p>
+                            </w:txbxContent>
+                          </wps:txbx>
+                          <wps:bodyPr rot="0" vert="horz" wrap="square" lIns="91440" tIns="45720" rIns="91440" bIns="45720" anchor="t" anchorCtr="0">
+                            <a:noAutofit/>
+                          </wps:bodyPr>
+                        </wps:wsp>
+                      </wpg:grpSp>
+                    </wpg:wgp>
+                  </a:graphicData>
+                </a:graphic>
+              </wp:anchor>
+            </w:drawing>
+          </mc:Choice>
+          <mc:Fallback>
+            <w:pict>
+              <v:group w14:anchorId="0B96F5EB" id="Группа 33" o:spid="_x0000_s1032" style="position:absolute;margin-left:10.05pt;margin-top:22.5pt;width:321.25pt;height:114.9pt;z-index:251712512" coordsize="40798,14592" o:gfxdata="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">
+                <v:line id="Прямая соединительная линия 3" o:spid="_x0000_s1033" style="position:absolute;visibility:visible;mso-wrap-style:square" from="1485,5181" to="40798,5219" o:connectortype="straight" o:gfxdata="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" strokecolor="#002060" strokeweight="1pt">
+                  <v:stroke joinstyle="miter"/>
+                </v:line>
+                <v:group id="Группа 32" o:spid="_x0000_s1034" style="position:absolute;width:40798;height:14592" coordsize="40798,14592" o:gfxdata="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">
+                  <v:line id="Прямая соединительная линия 3" o:spid="_x0000_s1035" style="position:absolute;visibility:visible;mso-wrap-style:square" from="1485,9486" to="40798,9525" o:connectortype="straight" o:gfxdata="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" strokecolor="#002060" strokeweight="1pt">
+                    <v:stroke joinstyle="miter"/>
+                  </v:line>
+                  <v:rect id="_x0000_s1036" style="position:absolute;left:7696;top:4000;width:6680;height:2457;visibility:visible;mso-wrap-style:square;v-text-anchor:middle" o:gfxdata="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" fillcolor="white [3212]" strokecolor="#09101d [484]" strokeweight="1pt">
+                    <v:textbox>
+                      <w:txbxContent>
+                        <w:p>
+                          <w:pPr>
+                            <w:spacing w:after="0"/>
+                            <w:jc w:val="center"/>
+                            <w:rPr>
+                              <w:b/>
+                              <w:bCs/>
+                              <w:color w:val="0D0D0D" w:themeColor="text1" w:themeTint="F2"/>
+                              <w:sz w:val="16"/>
+                              <w:szCs w:val="16"/>
+                            </w:rPr>
+                          </w:pPr>
+                          <w:r>
+                            <w:rPr>
+                              <w:b/>
+                              <w:bCs/>
+                              <w:color w:val="0D0D0D" w:themeColor="text1" w:themeTint="F2"/>
+                              <w:sz w:val="16"/>
+                              <w:szCs w:val="16"/>
+                              <w:lang w:val="en-US"/>
+                            </w:rPr>
+                            <w:t>1</w:t>
+                          </w:r>
+                          <w:r>
+                            <w:rPr>
+                              <w:b/>
+                              <w:bCs/>
+                              <w:color w:val="0D0D0D" w:themeColor="text1" w:themeTint="F2"/>
+                              <w:sz w:val="16"/>
+                              <w:szCs w:val="16"/>
+                            </w:rPr>
+                            <w:t xml:space="preserve"> КОм</w:t>
+                          </w:r>
+                        </w:p>
+                      </w:txbxContent>
+                    </v:textbox>
+                  </v:rect>
+                  <v:rect id="_x0000_s1037" style="position:absolute;left:20078;top:3924;width:6680;height:2457;visibility:visible;mso-wrap-style:square;v-text-anchor:middle" o:gfxdata="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" fillcolor="window" strokecolor="#172c51" strokeweight="1pt">
+                    <v:textbox>
+                      <w:txbxContent>
+                        <w:p>
+                          <w:pPr>
+                            <w:spacing w:after="0"/>
+                            <w:jc w:val="center"/>
+                            <w:rPr>
+                              <w:b/>
+                              <w:bCs/>
+                              <w:color w:val="0D0D0D" w:themeColor="text1" w:themeTint="F2"/>
+                              <w:sz w:val="16"/>
+                              <w:szCs w:val="16"/>
+                              <w:lang w:val="en-US"/>
+                            </w:rPr>
+                          </w:pPr>
+                          <w:r>
+                            <w:rPr>
+                              <w:b/>
+                              <w:bCs/>
+                              <w:color w:val="0D0D0D" w:themeColor="text1" w:themeTint="F2"/>
+                              <w:sz w:val="16"/>
+                              <w:szCs w:val="16"/>
+                              <w:lang w:val="en-US"/>
+                            </w:rPr>
+                            <w:t>X</w:t>
+                          </w:r>
+                        </w:p>
+                      </w:txbxContent>
+                    </v:textbox>
+                  </v:rect>
+                  <v:rect id="_x0000_s1038" style="position:absolute;left:20078;top:8420;width:6680;height:2457;visibility:visible;mso-wrap-style:square;v-text-anchor:middle" o:gfxdata="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" fillcolor="window" strokecolor="#172c51" strokeweight="1pt">
+                    <v:textbox>
+                      <w:txbxContent>
+                        <w:p>
+                          <w:pPr>
+                            <w:spacing w:after="0"/>
+                            <w:jc w:val="center"/>
+                            <w:rPr>
+                              <w:b/>
+                              <w:bCs/>
+                              <w:color w:val="0D0D0D" w:themeColor="text1" w:themeTint="F2"/>
+                              <w:sz w:val="16"/>
+                              <w:szCs w:val="16"/>
+                            </w:rPr>
+                          </w:pPr>
+                          <w:r>
+                            <w:rPr>
+                              <w:b/>
+                              <w:bCs/>
+                              <w:color w:val="0D0D0D" w:themeColor="text1" w:themeTint="F2"/>
+                              <w:sz w:val="16"/>
+                              <w:szCs w:val="16"/>
+                            </w:rPr>
+                            <w:t>4 КОм</w:t>
+                          </w:r>
+                        </w:p>
+                      </w:txbxContent>
+                    </v:textbox>
+                  </v:rect>
+                  <v:rect id="_x0000_s1039" style="position:absolute;left:30822;top:3962;width:6681;height:2457;visibility:visible;mso-wrap-style:square;v-text-anchor:middle" o:gfxdata="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" fillcolor="window" strokecolor="#172c51" strokeweight="1pt">
+                    <v:textbox>
+                      <w:txbxContent>
+                        <w:p>
+                          <w:pPr>
+                            <w:spacing w:after="0"/>
+                            <w:jc w:val="center"/>
+                            <w:rPr>
+                              <w:b/>
+                              <w:bCs/>
+                              <w:color w:val="0D0D0D" w:themeColor="text1" w:themeTint="F2"/>
+                              <w:sz w:val="16"/>
+                              <w:szCs w:val="16"/>
+                            </w:rPr>
+                          </w:pPr>
+                          <w:r>
+                            <w:rPr>
+                              <w:b/>
+                              <w:bCs/>
+                              <w:color w:val="0D0D0D" w:themeColor="text1" w:themeTint="F2"/>
+                              <w:sz w:val="16"/>
+                              <w:szCs w:val="16"/>
+                              <w:lang w:val="en-US"/>
+                            </w:rPr>
+                            <w:t>2</w:t>
+                          </w:r>
+                          <w:r>
+                            <w:rPr>
+                              <w:b/>
+                              <w:bCs/>
+                              <w:color w:val="0D0D0D" w:themeColor="text1" w:themeTint="F2"/>
+                              <w:sz w:val="16"/>
+                              <w:szCs w:val="16"/>
+                            </w:rPr>
+                            <w:t xml:space="preserve"> КОм</w:t>
+                          </w:r>
+                        </w:p>
+                      </w:txbxContent>
+                    </v:textbox>
+                  </v:rect>
+                  <v:line id="Прямая соединительная линия 14" o:spid="_x0000_s1040" style="position:absolute;visibility:visible;mso-wrap-style:square" from="1485,5181" to="1485,14592" o:connectortype="straight" o:gfxdata="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" strokecolor="windowText" strokeweight="1pt">
+                    <v:stroke joinstyle="miter"/>
+                  </v:line>
+                  <v:line id="Прямая соединительная линия 3" o:spid="_x0000_s1041" style="position:absolute;visibility:visible;mso-wrap-style:square" from="0,14592" to="2933,14592" o:connectortype="straight" o:gfxdata="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" strokecolor="#002060" strokeweight="1pt">
+                    <v:stroke joinstyle="miter"/>
+                  </v:line>
+                  <v:shapetype id="_x0000_t202" coordsize="21600,21600" o:spt="202" path="m,l,21600r21600,l21600,xe">
+                    <v:stroke joinstyle="miter"/>
+                    <v:path gradientshapeok="t" o:connecttype="rect"/>
+                  </v:shapetype>
+                  <v:shape id="_x0000_s1042" type="#_x0000_t202" style="position:absolute;top:11125;width:8724;height:2895;visibility:visible;mso-wrap-style:square;v-text-anchor:top" o:gfxdata="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" filled="f" stroked="f">
+                    <v:textbox>
+                      <w:txbxContent>
+                        <w:p>
+                          <w:pPr>
+                            <w:jc w:val="center"/>
+                          </w:pPr>
+                          <w:r>
+                            <w:t>Точка А</w:t>
+                          </w:r>
+                        </w:p>
+                      </w:txbxContent>
+                    </v:textbox>
+                  </v:shape>
+                  <v:shape id="_x0000_s1043" type="#_x0000_t202" style="position:absolute;left:24460;width:8725;height:2895;visibility:visible;mso-wrap-style:square;v-text-anchor:top" o:gfxdata="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" filled="f" stroked="f">
+                    <v:textbox>
+                      <w:txbxContent>
+                        <w:p>
+                          <w:pPr>
+                            <w:jc w:val="center"/>
+                          </w:pPr>
+                          <w:r>
+                            <w:t xml:space="preserve">Точка </w:t>
+                          </w:r>
+                          <w:r>
+                            <w:t>Б</w:t>
+                          </w:r>
+                        </w:p>
+                      </w:txbxContent>
+                    </v:textbox>
+                  </v:shape>
+                </v:group>
+              </v:group>
+            </w:pict>
+          </mc:Fallback>
+        </mc:AlternateContent>
+      </w:r>
+    </w:p>
+    <w:p>
+      <w:r>
+        <w:rPr>
+          <w:noProof/>
+        </w:rPr>
+        <mc:AlternateContent>
+          <mc:Choice Requires="wps">
+            <w:drawing>
+              <wp:anchor distT="45720" distB="45720" distL="114300" distR="114300" simplePos="0" relativeHeight="251716608" behindDoc="0" locked="0" layoutInCell="1" allowOverlap="1" wp14:anchorId="675524BF" wp14:editId="461C2E3F">
+                <wp:simplePos x="0" y="0"/>
+                <wp:positionH relativeFrom="column">
+                  <wp:posOffset>1417320</wp:posOffset>
+                </wp:positionH>
+                <wp:positionV relativeFrom="paragraph">
+                  <wp:posOffset>3810</wp:posOffset>
+                </wp:positionV>
+                <wp:extent cx="792480" cy="300990"/>
+                <wp:effectExtent l="0" t="0" r="0" b="3810"/>
+                <wp:wrapSquare wrapText="bothSides"/>
+                <wp:docPr id="1694519347" name="Надпись 2"/>
+                <wp:cNvGraphicFramePr>
+                  <a:graphicFrameLocks xmlns:a="http://schemas.openxmlformats.org/drawingml/2006/main"/>
+                </wp:cNvGraphicFramePr>
+                <a:graphic xmlns:a="http://schemas.openxmlformats.org/drawingml/2006/main">
+                  <a:graphicData uri="http://schemas.microsoft.com/office/word/2010/wordprocessingShape">
+                    <wps:wsp>
+                      <wps:cNvSpPr txBox="1">
+                        <a:spLocks noChangeArrowheads="1"/>
+                      </wps:cNvSpPr>
+                      <wps:spPr bwMode="auto">
+                        <a:xfrm>
+                          <a:off x="0" y="0"/>
+                          <a:ext cx="792480" cy="300990"/>
+                        </a:xfrm>
+                        <a:prstGeom prst="rect">
+                          <a:avLst/>
+                        </a:prstGeom>
+                        <a:noFill/>
+                        <a:ln w="9525">
+                          <a:noFill/>
+                          <a:miter lim="800000"/>
+                          <a:headEnd/>
+                          <a:tailEnd/>
+                        </a:ln>
+                      </wps:spPr>
+                      <wps:txbx>
+                        <w:txbxContent>
+                          <w:p>
+                            <w:pPr>
+                              <w:jc w:val="center"/>
+                            </w:pPr>
+                            <w:r>
+                              <w:t xml:space="preserve">Точка </w:t>
+                            </w:r>
+                            <w:r>
+                              <w:t>Г</w:t>
+                            </w:r>
+                          </w:p>
+                        </w:txbxContent>
+                      </wps:txbx>
+                      <wps:bodyPr rot="0" vert="horz" wrap="square" lIns="91440" tIns="45720" rIns="91440" bIns="45720" anchor="t" anchorCtr="0">
+                        <a:noAutofit/>
+                      </wps:bodyPr>
+                    </wps:wsp>
+                  </a:graphicData>
+                </a:graphic>
+                <wp14:sizeRelH relativeFrom="margin">
+                  <wp14:pctWidth>0</wp14:pctWidth>
+                </wp14:sizeRelH>
+                <wp14:sizeRelV relativeFrom="margin">
+                  <wp14:pctHeight>0</wp14:pctHeight>
+                </wp14:sizeRelV>
+              </wp:anchor>
+            </w:drawing>
+          </mc:Choice>
+          <mc:Fallback>
+            <w:pict>
+              <v:shape w14:anchorId="675524BF" id="Надпись 2" o:spid="_x0000_s1044" type="#_x0000_t202" style="position:absolute;margin-left:111.6pt;margin-top:.3pt;width:62.4pt;height:23.7pt;z-index:251716608;visibility:visible;mso-wrap-style:square;mso-width-percent:0;mso-height-percent:0;mso-wrap-distance-left:9pt;mso-wrap-distance-top:3.6pt;mso-wrap-distance-right:9pt;mso-wrap-distance-bottom:3.6pt;mso-position-horizontal:absolute;mso-position-horizontal-relative:text;mso-position-vertical:absolute;mso-position-vertical-relative:text;mso-width-percent:0;mso-height-percent:0;mso-width-relative:margin;mso-height-relative:margin;v-text-anchor:top" o:gfxdata="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" filled="f" stroked="f">
+                <v:textbox>
+                  <w:txbxContent>
+                    <w:p>
+                      <w:pPr>
+                        <w:jc w:val="center"/>
+                      </w:pPr>
+                      <w:r>
+                        <w:t xml:space="preserve">Точка </w:t>
+                      </w:r>
+                      <w:r>
+                        <w:t>Г</w:t>
+                      </w:r>
+                    </w:p>
+                  </w:txbxContent>
+                </v:textbox>
+                <w10:wrap type="square"/>
+              </v:shape>
+            </w:pict>
+          </mc:Fallback>
+        </mc:AlternateContent>
+      </w:r>
+    </w:p>
+    <w:p>
+      <w:r>
+        <w:rPr>
+          <w:noProof/>
+        </w:rPr>
+        <mc:AlternateContent>
+          <mc:Choice Requires="wps">
+            <w:drawing>
+              <wp:anchor distT="0" distB="0" distL="114300" distR="114300" simplePos="0" relativeHeight="251711488" behindDoc="0" locked="0" layoutInCell="1" allowOverlap="1" wp14:anchorId="3DCB6D88" wp14:editId="1389F2D8">
+                <wp:simplePos x="0" y="0"/>
+                <wp:positionH relativeFrom="column">
+                  <wp:posOffset>4208145</wp:posOffset>
+                </wp:positionH>
+                <wp:positionV relativeFrom="paragraph">
+                  <wp:posOffset>233045</wp:posOffset>
+                </wp:positionV>
+                <wp:extent cx="635" cy="830580"/>
+                <wp:effectExtent l="0" t="0" r="37465" b="26670"/>
+                <wp:wrapNone/>
+                <wp:docPr id="1588365111" name="Прямая соединительная линия 14"/>
+                <wp:cNvGraphicFramePr/>
+                <a:graphic xmlns:a="http://schemas.openxmlformats.org/drawingml/2006/main">
+                  <a:graphicData uri="http://schemas.microsoft.com/office/word/2010/wordprocessingShape">
+                    <wps:wsp>
+                      <wps:cNvCnPr/>
+                      <wps:spPr>
+                        <a:xfrm>
+                          <a:off x="0" y="0"/>
+                          <a:ext cx="635" cy="830580"/>
+                        </a:xfrm>
+                        <a:prstGeom prst="line">
+                          <a:avLst/>
+                        </a:prstGeom>
+                        <a:noFill/>
+                        <a:ln w="12700" cap="flat" cmpd="sng" algn="ctr">
+                          <a:solidFill>
+                            <a:sysClr val="windowText" lastClr="000000"/>
+                          </a:solidFill>
+                          <a:prstDash val="solid"/>
+                          <a:miter lim="800000"/>
+                        </a:ln>
+                        <a:effectLst/>
+                      </wps:spPr>
+                      <wps:bodyPr/>
+                    </wps:wsp>
+                  </a:graphicData>
+                </a:graphic>
+                <wp14:sizeRelH relativeFrom="margin">
+                  <wp14:pctWidth>0</wp14:pctWidth>
+                </wp14:sizeRelH>
+                <wp14:sizeRelV relativeFrom="margin">
+                  <wp14:pctHeight>0</wp14:pctHeight>
+                </wp14:sizeRelV>
+              </wp:anchor>
+            </w:drawing>
+          </mc:Choice>
+          <mc:Fallback>
+            <w:pict>
+              <v:line w14:anchorId="2642A5A4" id="Прямая соединительная линия 14" o:spid="_x0000_s1026" style="position:absolute;z-index:251711488;visibility:visible;mso-wrap-style:square;mso-width-percent:0;mso-height-percent:0;mso-wrap-distance-left:9pt;mso-wrap-distance-top:0;mso-wrap-distance-right:9pt;mso-wrap-distance-bottom:0;mso-position-horizontal:absolute;mso-position-horizontal-relative:text;mso-position-vertical:absolute;mso-position-vertical-relative:text;mso-width-percent:0;mso-height-percent:0;mso-width-relative:margin;mso-height-relative:margin" from="331.35pt,18.35pt" to="331.4pt,83.75pt" o:gfxdata="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" strokecolor="windowText" strokeweight="1pt">
+                <v:stroke joinstyle="miter"/>
+              </v:line>
+            </w:pict>
+          </mc:Fallback>
+        </mc:AlternateContent>
+      </w:r>
+    </w:p>
+    <w:p/>
+    <w:p/>
+    <w:p>
+      <w:r>
+        <w:rPr>
+          <w:noProof/>
+        </w:rPr>
+        <mc:AlternateContent>
+          <mc:Choice Requires="wps">
+            <w:drawing>
+              <wp:anchor distT="45720" distB="45720" distL="114300" distR="114300" simplePos="0" relativeHeight="251714560" behindDoc="0" locked="0" layoutInCell="1" allowOverlap="1" wp14:anchorId="66DCCB8F" wp14:editId="69AA5217">
+                <wp:simplePos x="0" y="0"/>
+                <wp:positionH relativeFrom="column">
+                  <wp:posOffset>4330065</wp:posOffset>
+                </wp:positionH>
+                <wp:positionV relativeFrom="paragraph">
+                  <wp:posOffset>164465</wp:posOffset>
+                </wp:positionV>
+                <wp:extent cx="792480" cy="300990"/>
+                <wp:effectExtent l="0" t="0" r="0" b="3810"/>
+                <wp:wrapSquare wrapText="bothSides"/>
+                <wp:docPr id="217" name="Надпись 2"/>
+                <wp:cNvGraphicFramePr>
+                  <a:graphicFrameLocks xmlns:a="http://schemas.openxmlformats.org/drawingml/2006/main"/>
+                </wp:cNvGraphicFramePr>
+                <a:graphic xmlns:a="http://schemas.openxmlformats.org/drawingml/2006/main">
+                  <a:graphicData uri="http://schemas.microsoft.com/office/word/2010/wordprocessingShape">
+                    <wps:wsp>
+                      <wps:cNvSpPr txBox="1">
+                        <a:spLocks noChangeArrowheads="1"/>
+                      </wps:cNvSpPr>
+                      <wps:spPr bwMode="auto">
+                        <a:xfrm>
+                          <a:off x="0" y="0"/>
+                          <a:ext cx="792480" cy="300990"/>
+                        </a:xfrm>
+                        <a:prstGeom prst="rect">
+                          <a:avLst/>
+                        </a:prstGeom>
+                        <a:noFill/>
+                        <a:ln w="9525">
+                          <a:noFill/>
+                          <a:miter lim="800000"/>
+                          <a:headEnd/>
+                          <a:tailEnd/>
+                        </a:ln>
+                      </wps:spPr>
+                      <wps:txbx>
+                        <w:txbxContent>
+                          <w:p>
+                            <w:pPr>
+                              <w:jc w:val="center"/>
+                            </w:pPr>
+                            <w:r>
+                              <w:t>Точка В</w:t>
+                            </w:r>
+                          </w:p>
+                        </w:txbxContent>
+                      </wps:txbx>
+                      <wps:bodyPr rot="0" vert="horz" wrap="square" lIns="91440" tIns="45720" rIns="91440" bIns="45720" anchor="t" anchorCtr="0">
+                        <a:noAutofit/>
+                      </wps:bodyPr>
+                    </wps:wsp>
+                  </a:graphicData>
+                </a:graphic>
+                <wp14:sizeRelH relativeFrom="margin">
+                  <wp14:pctWidth>0</wp14:pctWidth>
+                </wp14:sizeRelH>
+                <wp14:sizeRelV relativeFrom="margin">
+                  <wp14:pctHeight>0</wp14:pctHeight>
+                </wp14:sizeRelV>
+              </wp:anchor>
+            </w:drawing>
+          </mc:Choice>
+          <mc:Fallback>
+            <w:pict>
+              <v:shape w14:anchorId="66DCCB8F" id="_x0000_s1045" type="#_x0000_t202" style="position:absolute;margin-left:340.95pt;margin-top:12.95pt;width:62.4pt;height:23.7pt;z-index:251714560;visibility:visible;mso-wrap-style:square;mso-width-percent:0;mso-height-percent:0;mso-wrap-distance-left:9pt;mso-wrap-distance-top:3.6pt;mso-wrap-distance-right:9pt;mso-wrap-distance-bottom:3.6pt;mso-position-horizontal:absolute;mso-position-horizontal-relative:text;mso-position-vertical:absolute;mso-position-vertical-relative:text;mso-width-percent:0;mso-height-percent:0;mso-width-relative:margin;mso-height-relative:margin;v-text-anchor:top" o:gfxdata="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" filled="f" stroked="f">
+                <v:textbox>
+                  <w:txbxContent>
+                    <w:p>
+                      <w:pPr>
+                        <w:jc w:val="center"/>
+                      </w:pPr>
+                      <w:r>
+                        <w:t>Точка В</w:t>
+                      </w:r>
+                    </w:p>
+                  </w:txbxContent>
+                </v:textbox>
+                <w10:wrap type="square"/>
+              </v:shape>
+            </w:pict>
+          </mc:Fallback>
+        </mc:AlternateContent>
+      </w:r>
+    </w:p>
+    <w:p/>
+    <w:p/>
+    <w:p/>
+    <w:p/>
+    <w:p>
+      <w:r>
+        <w:br w:type="page"/>
+      </w:r>
+    </w:p>
+    <w:p>
+      <w:pPr>
+        <w:pStyle w:val="2"/>
+      </w:pPr>
+      <w:r>
+        <w:lastRenderedPageBreak/>
+        <w:t>Источник Тока и Источник Напряжения (ЕДС)</w:t>
+      </w:r>
+    </w:p>
+    <w:p/>
+    <w:p>
+      <w:r>
+        <w:rPr>
+          <w:noProof/>
+        </w:rPr>
+        <w:drawing>
+          <wp:inline distT="0" distB="0" distL="0" distR="0" wp14:anchorId="055366B5" wp14:editId="6B97D7F0">
+            <wp:extent cx="3577590" cy="1020780"/>
+            <wp:effectExtent l="0" t="0" r="3810" b="8255"/>
+            <wp:docPr id="2" name="Рисунок 1"/>
+            <wp:cNvGraphicFramePr>
+              <a:graphicFrameLocks xmlns:a="http://schemas.openxmlformats.org/drawingml/2006/main" noChangeAspect="1"/>
+            </wp:cNvGraphicFramePr>
+            <a:graphic xmlns:a="http://schemas.openxmlformats.org/drawingml/2006/main">
+              <a:graphicData uri="http://schemas.openxmlformats.org/drawingml/2006/picture">
+                <pic:pic xmlns:pic="http://schemas.openxmlformats.org/drawingml/2006/picture">
+                  <pic:nvPicPr>
+                    <pic:cNvPr id="0" name="Picture 2"/>
+                    <pic:cNvPicPr>
+                      <a:picLocks noChangeAspect="1" noChangeArrowheads="1"/>
+                    </pic:cNvPicPr>
+                  </pic:nvPicPr>
+                  <pic:blipFill>
+                    <a:blip r:embed="rId9">
+                      <a:extLst>
+                        <a:ext uri="{28A0092B-C50C-407E-A947-70E740481C1C}">
+                          <a14:useLocalDpi xmlns:a14="http://schemas.microsoft.com/office/drawing/2010/main" val="0"/>
+                        </a:ext>
+                      </a:extLst>
+                    </a:blip>
+                    <a:srcRect/>
+                    <a:stretch>
+                      <a:fillRect/>
+                    </a:stretch>
+                  </pic:blipFill>
+                  <pic:spPr bwMode="auto">
+                    <a:xfrm>
+                      <a:off x="0" y="0"/>
+                      <a:ext cx="3590131" cy="1024358"/>
+                    </a:xfrm>
+                    <a:prstGeom prst="rect">
+                      <a:avLst/>
+                    </a:prstGeom>
+                    <a:noFill/>
+                    <a:ln>
+                      <a:noFill/>
+                    </a:ln>
+                  </pic:spPr>
+                </pic:pic>
+              </a:graphicData>
+            </a:graphic>
+          </wp:inline>
+        </w:drawing>
+      </w:r>
+    </w:p>
+    <w:p/>
+    <w:p>
+      <w:r>
+        <w:rPr>
+          <w:b/>
+          <w:bCs/>
+        </w:rPr>
+        <w:t>Источник тока</w:t>
+      </w:r>
+      <w:r>
+        <w:t xml:space="preserve"> идеальный эклектический элемент, особенностью которого является фиксированная величина протекающего через него тока. При этом на контактах источника автоматически создается необходимое напряжение для выполнения его особенности.</w:t>
+      </w:r>
+    </w:p>
+    <w:p>
+      <w:r>
+        <w:t>Аналогия: Поршневой водяной насос, количество выталкиваемой воды не зависит от высоты шланга.</w:t>
+      </w:r>
+    </w:p>
+    <w:p>
+      <w:r>
+        <w:rPr>
+          <w:b/>
+          <w:bCs/>
+        </w:rPr>
+        <w:t xml:space="preserve">Источник </w:t>
+      </w:r>
+      <w:r>
+        <w:rPr>
+          <w:b/>
+          <w:bCs/>
+        </w:rPr>
+        <w:t>напряжения (ЕДС)</w:t>
+      </w:r>
+      <w:r>
+        <w:t xml:space="preserve"> идеальный эклектический элемент, особенностью которого является фиксированная величина </w:t>
+      </w:r>
+      <w:r>
+        <w:t>напряжения</w:t>
+      </w:r>
+      <w:r>
+        <w:t xml:space="preserve">. При этом </w:t>
+      </w:r>
+      <w:r>
+        <w:t>он способен выдать любой необходимый ток без падения напряжения.</w:t>
+      </w:r>
+    </w:p>
+    <w:p>
+      <w:r>
+        <w:t>Аналогия:</w:t>
+      </w:r>
+      <w:r>
+        <w:t xml:space="preserve"> Большой водоем, уровень воды в нем не меняется сколько бы мы не брали из него или не выливали ли бы в него воды.</w:t>
+      </w:r>
+    </w:p>
+    <w:p/>
+    <w:p>
+      <w:r>
+        <w:t>Источник Тока – 1мА, Источник Напряжения 10 В</w:t>
+      </w:r>
+    </w:p>
+    <w:p>
+      <w:r>
+        <w:t>Какие напряжения на резисторах 1КОм и 100 КОм</w:t>
+      </w:r>
+      <w:r>
+        <w:t>?</w:t>
+      </w:r>
+    </w:p>
+    <w:p/>
+    <w:p/>
+    <w:p/>
+    <w:p>
+      <w:r>
+        <w:rPr>
+          <w:noProof/>
+        </w:rPr>
+        <mc:AlternateContent>
+          <mc:Choice Requires="wpg">
+            <w:drawing>
+              <wp:anchor distT="0" distB="0" distL="114300" distR="114300" simplePos="0" relativeHeight="251747328" behindDoc="0" locked="0" layoutInCell="1" allowOverlap="1" wp14:anchorId="1131B138" wp14:editId="6B7EAE34">
+                <wp:simplePos x="0" y="0"/>
+                <wp:positionH relativeFrom="column">
+                  <wp:posOffset>504825</wp:posOffset>
+                </wp:positionH>
+                <wp:positionV relativeFrom="paragraph">
+                  <wp:posOffset>78740</wp:posOffset>
+                </wp:positionV>
+                <wp:extent cx="3931285" cy="253365"/>
+                <wp:effectExtent l="0" t="0" r="31115" b="13335"/>
+                <wp:wrapNone/>
+                <wp:docPr id="1659228464" name="Группа 42"/>
+                <wp:cNvGraphicFramePr/>
+                <a:graphic xmlns:a="http://schemas.openxmlformats.org/drawingml/2006/main">
+                  <a:graphicData uri="http://schemas.microsoft.com/office/word/2010/wordprocessingGroup">
+                    <wpg:wgp>
+                      <wpg:cNvGrpSpPr/>
+                      <wpg:grpSpPr>
+                        <a:xfrm>
+                          <a:off x="0" y="0"/>
+                          <a:ext cx="3931285" cy="253365"/>
+                          <a:chOff x="0" y="0"/>
+                          <a:chExt cx="3931285" cy="253365"/>
+                        </a:xfrm>
+                      </wpg:grpSpPr>
+                      <wps:wsp>
+                        <wps:cNvPr id="1687657017" name="Прямая соединительная линия 3"/>
+                        <wps:cNvCnPr/>
+                        <wps:spPr>
+                          <a:xfrm>
+                            <a:off x="0" y="121920"/>
+                            <a:ext cx="3931285" cy="3810"/>
+                          </a:xfrm>
+                          <a:prstGeom prst="line">
+                            <a:avLst/>
+                          </a:prstGeom>
+                          <a:noFill/>
+                          <a:ln w="12700" cap="flat" cmpd="sng" algn="ctr">
+                            <a:solidFill>
+                              <a:srgbClr val="002060"/>
+                            </a:solidFill>
+                            <a:prstDash val="solid"/>
+                            <a:miter lim="800000"/>
+                          </a:ln>
+                          <a:effectLst/>
+                        </wps:spPr>
+                        <wps:bodyPr/>
+                      </wps:wsp>
+                      <wps:wsp>
+                        <wps:cNvPr id="124371659" name="Прямоугольник 1"/>
+                        <wps:cNvSpPr/>
+                        <wps:spPr>
+                          <a:xfrm>
+                            <a:off x="784860" y="7620"/>
+                            <a:ext cx="668020" cy="245745"/>
+                          </a:xfrm>
+                          <a:prstGeom prst="rect">
+                            <a:avLst/>
+                          </a:prstGeom>
+                          <a:solidFill>
+                            <a:sysClr val="window" lastClr="FFFFFF"/>
+                          </a:solidFill>
+                          <a:ln w="12700" cap="flat" cmpd="sng" algn="ctr">
+                            <a:solidFill>
+                              <a:srgbClr val="4472C4">
+                                <a:shade val="15000"/>
+                              </a:srgbClr>
+                            </a:solidFill>
+                            <a:prstDash val="solid"/>
+                            <a:miter lim="800000"/>
+                          </a:ln>
+                          <a:effectLst/>
+                        </wps:spPr>
+                        <wps:txbx>
+                          <w:txbxContent>
+                            <w:p>
+                              <w:pPr>
+                                <w:spacing w:after="0"/>
+                                <w:jc w:val="center"/>
+                                <w:rPr>
+                                  <w:b/>
+                                  <w:bCs/>
+                                  <w:color w:val="0D0D0D" w:themeColor="text1" w:themeTint="F2"/>
+                                  <w:sz w:val="16"/>
+                                  <w:szCs w:val="16"/>
+                                </w:rPr>
+                              </w:pPr>
+                              <w:r>
+                                <w:rPr>
+                                  <w:b/>
+                                  <w:bCs/>
+                                  <w:color w:val="0D0D0D" w:themeColor="text1" w:themeTint="F2"/>
+                                  <w:sz w:val="16"/>
+                                  <w:szCs w:val="16"/>
+                                </w:rPr>
+                                <w:t>1 КОм</w:t>
+                              </w:r>
+                            </w:p>
+                          </w:txbxContent>
+                        </wps:txbx>
+                        <wps:bodyPr rot="0" spcFirstLastPara="0" vertOverflow="overflow" horzOverflow="overflow" vert="horz" wrap="square" lIns="91440" tIns="45720" rIns="91440" bIns="45720" numCol="1" spcCol="0" rtlCol="0" fromWordArt="0" anchor="ctr" anchorCtr="0" forceAA="0" compatLnSpc="1">
+                          <a:prstTxWarp prst="textNoShape">
+                            <a:avLst/>
+                          </a:prstTxWarp>
+                          <a:noAutofit/>
+                        </wps:bodyPr>
+                      </wps:wsp>
+                      <wps:wsp>
+                        <wps:cNvPr id="281391501" name="Прямоугольник 1"/>
+                        <wps:cNvSpPr/>
+                        <wps:spPr>
+                          <a:xfrm>
+                            <a:off x="1977390" y="0"/>
+                            <a:ext cx="668020" cy="245745"/>
+                          </a:xfrm>
+                          <a:prstGeom prst="rect">
+                            <a:avLst/>
+                          </a:prstGeom>
+                          <a:solidFill>
+                            <a:sysClr val="window" lastClr="FFFFFF"/>
+                          </a:solidFill>
+                          <a:ln w="12700" cap="flat" cmpd="sng" algn="ctr">
+                            <a:solidFill>
+                              <a:srgbClr val="4472C4">
+                                <a:shade val="15000"/>
+                              </a:srgbClr>
+                            </a:solidFill>
+                            <a:prstDash val="solid"/>
+                            <a:miter lim="800000"/>
+                          </a:ln>
+                          <a:effectLst/>
+                        </wps:spPr>
+                        <wps:txbx>
+                          <w:txbxContent>
+                            <w:p>
+                              <w:pPr>
+                                <w:spacing w:after="0"/>
+                                <w:jc w:val="center"/>
+                                <w:rPr>
+                                  <w:b/>
+                                  <w:bCs/>
+                                  <w:color w:val="0D0D0D" w:themeColor="text1" w:themeTint="F2"/>
+                                  <w:sz w:val="16"/>
+                                  <w:szCs w:val="16"/>
+                                </w:rPr>
+                              </w:pPr>
+                              <w:r>
+                                <w:rPr>
+                                  <w:b/>
+                                  <w:bCs/>
+                                  <w:color w:val="0D0D0D" w:themeColor="text1" w:themeTint="F2"/>
+                                  <w:sz w:val="16"/>
+                                  <w:szCs w:val="16"/>
+                                </w:rPr>
+                                <w:t xml:space="preserve">100 </w:t>
+                              </w:r>
+                              <w:r>
+                                <w:rPr>
+                                  <w:b/>
+                                  <w:bCs/>
+                                  <w:color w:val="0D0D0D" w:themeColor="text1" w:themeTint="F2"/>
+                                  <w:sz w:val="16"/>
+                                  <w:szCs w:val="16"/>
+                                </w:rPr>
+                                <w:t>КОм</w:t>
+                              </w:r>
+                            </w:p>
+                          </w:txbxContent>
+                        </wps:txbx>
+                        <wps:bodyPr rot="0" spcFirstLastPara="0" vertOverflow="overflow" horzOverflow="overflow" vert="horz" wrap="square" lIns="91440" tIns="45720" rIns="91440" bIns="45720" numCol="1" spcCol="0" rtlCol="0" fromWordArt="0" anchor="ctr" anchorCtr="0" forceAA="0" compatLnSpc="1">
+                          <a:prstTxWarp prst="textNoShape">
+                            <a:avLst/>
+                          </a:prstTxWarp>
+                          <a:noAutofit/>
+                        </wps:bodyPr>
+                      </wps:wsp>
+                    </wpg:wgp>
+                  </a:graphicData>
+                </a:graphic>
+                <wp14:sizeRelH relativeFrom="margin">
+                  <wp14:pctWidth>0</wp14:pctWidth>
+                </wp14:sizeRelH>
+              </wp:anchor>
+            </w:drawing>
+          </mc:Choice>
+          <mc:Fallback>
+            <w:pict>
+              <v:group w14:anchorId="1131B138" id="Группа 42" o:spid="_x0000_s1046" style="position:absolute;margin-left:39.75pt;margin-top:6.2pt;width:309.55pt;height:19.95pt;z-index:251747328;mso-width-relative:margin" coordsize="39312,2533" o:gfxdata="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">
+                <v:line id="Прямая соединительная линия 3" o:spid="_x0000_s1047" style="position:absolute;visibility:visible;mso-wrap-style:square" from="0,1219" to="39312,1257" o:connectortype="straight" o:gfxdata="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" strokecolor="#002060" strokeweight="1pt">
+                  <v:stroke joinstyle="miter"/>
+                </v:line>
+                <v:rect id="_x0000_s1048" style="position:absolute;left:7848;top:76;width:6680;height:2457;visibility:visible;mso-wrap-style:square;v-text-anchor:middle" o:gfxdata="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" fillcolor="window" strokecolor="#172c51" strokeweight="1pt">
+                  <v:textbox>
+                    <w:txbxContent>
+                      <w:p>
+                        <w:pPr>
+                          <w:spacing w:after="0"/>
+                          <w:jc w:val="center"/>
+                          <w:rPr>
+                            <w:b/>
+                            <w:bCs/>
+                            <w:color w:val="0D0D0D" w:themeColor="text1" w:themeTint="F2"/>
+                            <w:sz w:val="16"/>
+                            <w:szCs w:val="16"/>
+                          </w:rPr>
+                        </w:pPr>
+                        <w:r>
+                          <w:rPr>
+                            <w:b/>
+                            <w:bCs/>
+                            <w:color w:val="0D0D0D" w:themeColor="text1" w:themeTint="F2"/>
+                            <w:sz w:val="16"/>
+                            <w:szCs w:val="16"/>
+                          </w:rPr>
+                          <w:t>1 КОм</w:t>
+                        </w:r>
+                      </w:p>
+                    </w:txbxContent>
+                  </v:textbox>
+                </v:rect>
+                <v:rect id="_x0000_s1049" style="position:absolute;left:19773;width:6681;height:2457;visibility:visible;mso-wrap-style:square;v-text-anchor:middle" o:gfxdata="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" fillcolor="window" strokecolor="#172c51" strokeweight="1pt">
+                  <v:textbox>
+                    <w:txbxContent>
+                      <w:p>
+                        <w:pPr>
+                          <w:spacing w:after="0"/>
+                          <w:jc w:val="center"/>
+                          <w:rPr>
+                            <w:b/>
+                            <w:bCs/>
+                            <w:color w:val="0D0D0D" w:themeColor="text1" w:themeTint="F2"/>
+                            <w:sz w:val="16"/>
+                            <w:szCs w:val="16"/>
+                          </w:rPr>
+                        </w:pPr>
+                        <w:r>
+                          <w:rPr>
+                            <w:b/>
+                            <w:bCs/>
+                            <w:color w:val="0D0D0D" w:themeColor="text1" w:themeTint="F2"/>
+                            <w:sz w:val="16"/>
+                            <w:szCs w:val="16"/>
+                          </w:rPr>
+                          <w:t xml:space="preserve">100 </w:t>
+                        </w:r>
+                        <w:r>
+                          <w:rPr>
+                            <w:b/>
+                            <w:bCs/>
+                            <w:color w:val="0D0D0D" w:themeColor="text1" w:themeTint="F2"/>
+                            <w:sz w:val="16"/>
+                            <w:szCs w:val="16"/>
+                          </w:rPr>
+                          <w:t>КОм</w:t>
+                        </w:r>
+                      </w:p>
+                    </w:txbxContent>
+                  </v:textbox>
+                </v:rect>
+              </v:group>
+            </w:pict>
+          </mc:Fallback>
+        </mc:AlternateContent>
+      </w:r>
+      <w:r>
+        <w:rPr>
+          <w:noProof/>
+        </w:rPr>
+        <mc:AlternateContent>
+          <mc:Choice Requires="wps">
+            <w:drawing>
+              <wp:anchor distT="0" distB="0" distL="114300" distR="114300" simplePos="0" relativeHeight="251751424" behindDoc="0" locked="0" layoutInCell="1" allowOverlap="1" wp14:anchorId="3E8FBB69" wp14:editId="48CD1161">
+                <wp:simplePos x="0" y="0"/>
+                <wp:positionH relativeFrom="column">
+                  <wp:posOffset>4436109</wp:posOffset>
+                </wp:positionH>
+                <wp:positionV relativeFrom="paragraph">
+                  <wp:posOffset>212090</wp:posOffset>
+                </wp:positionV>
+                <wp:extent cx="635" cy="857250"/>
+                <wp:effectExtent l="0" t="0" r="37465" b="19050"/>
+                <wp:wrapNone/>
+                <wp:docPr id="1446766603" name="Прямая соединительная линия 14"/>
+                <wp:cNvGraphicFramePr/>
+                <a:graphic xmlns:a="http://schemas.openxmlformats.org/drawingml/2006/main">
+                  <a:graphicData uri="http://schemas.microsoft.com/office/word/2010/wordprocessingShape">
+                    <wps:wsp>
+                      <wps:cNvCnPr/>
+                      <wps:spPr>
+                        <a:xfrm>
+                          <a:off x="0" y="0"/>
+                          <a:ext cx="635" cy="857250"/>
+                        </a:xfrm>
+                        <a:prstGeom prst="line">
+                          <a:avLst/>
+                        </a:prstGeom>
+                        <a:noFill/>
+                        <a:ln w="12700" cap="flat" cmpd="sng" algn="ctr">
+                          <a:solidFill>
+                            <a:sysClr val="windowText" lastClr="000000"/>
+                          </a:solidFill>
+                          <a:prstDash val="solid"/>
+                          <a:miter lim="800000"/>
+                        </a:ln>
+                        <a:effectLst/>
+                      </wps:spPr>
+                      <wps:bodyPr/>
+                    </wps:wsp>
+                  </a:graphicData>
+                </a:graphic>
+                <wp14:sizeRelH relativeFrom="margin">
+                  <wp14:pctWidth>0</wp14:pctWidth>
+                </wp14:sizeRelH>
+                <wp14:sizeRelV relativeFrom="margin">
+                  <wp14:pctHeight>0</wp14:pctHeight>
+                </wp14:sizeRelV>
+              </wp:anchor>
+            </w:drawing>
+          </mc:Choice>
+          <mc:Fallback>
+            <w:pict>
+              <v:line w14:anchorId="68592DDA" id="Прямая соединительная линия 14" o:spid="_x0000_s1026" style="position:absolute;z-index:251751424;visibility:visible;mso-wrap-style:square;mso-width-percent:0;mso-height-percent:0;mso-wrap-distance-left:9pt;mso-wrap-distance-top:0;mso-wrap-distance-right:9pt;mso-wrap-distance-bottom:0;mso-position-horizontal:absolute;mso-position-horizontal-relative:text;mso-position-vertical:absolute;mso-position-vertical-relative:text;mso-width-percent:0;mso-height-percent:0;mso-width-relative:margin;mso-height-relative:margin" from="349.3pt,16.7pt" to="349.35pt,84.2pt" o:gfxdata="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" strokecolor="windowText" strokeweight="1pt">
+                <v:stroke joinstyle="miter"/>
+              </v:line>
+            </w:pict>
+          </mc:Fallback>
+        </mc:AlternateContent>
+      </w:r>
+      <w:r>
+        <w:rPr>
+          <w:noProof/>
+        </w:rPr>
+        <mc:AlternateContent>
+          <mc:Choice Requires="wpg">
+            <w:drawing>
+              <wp:anchor distT="0" distB="0" distL="114300" distR="114300" simplePos="0" relativeHeight="251724800" behindDoc="0" locked="0" layoutInCell="1" allowOverlap="1" wp14:anchorId="34F8CBDC" wp14:editId="42270453">
+                <wp:simplePos x="0" y="0"/>
+                <wp:positionH relativeFrom="column">
+                  <wp:posOffset>188595</wp:posOffset>
+                </wp:positionH>
+                <wp:positionV relativeFrom="paragraph">
+                  <wp:posOffset>196850</wp:posOffset>
+                </wp:positionV>
+                <wp:extent cx="643890" cy="868680"/>
+                <wp:effectExtent l="0" t="0" r="22860" b="26670"/>
+                <wp:wrapNone/>
+                <wp:docPr id="1338692383" name="Группа 38"/>
+                <wp:cNvGraphicFramePr/>
+                <a:graphic xmlns:a="http://schemas.openxmlformats.org/drawingml/2006/main">
+                  <a:graphicData uri="http://schemas.microsoft.com/office/word/2010/wordprocessingGroup">
+                    <wpg:wgp>
+                      <wpg:cNvGrpSpPr/>
+                      <wpg:grpSpPr>
+                        <a:xfrm>
+                          <a:off x="0" y="0"/>
+                          <a:ext cx="643890" cy="868680"/>
+                          <a:chOff x="0" y="0"/>
+                          <a:chExt cx="643890" cy="868680"/>
+                        </a:xfrm>
+                      </wpg:grpSpPr>
+                      <wps:wsp>
+                        <wps:cNvPr id="189016294" name="Овал 35"/>
+                        <wps:cNvSpPr/>
+                        <wps:spPr>
+                          <a:xfrm>
+                            <a:off x="0" y="110490"/>
+                            <a:ext cx="643890" cy="601980"/>
+                          </a:xfrm>
+                          <a:prstGeom prst="ellipse">
+                            <a:avLst/>
+                          </a:prstGeom>
+                          <a:solidFill>
+                            <a:schemeClr val="bg1"/>
+                          </a:solidFill>
+                        </wps:spPr>
+                        <wps:style>
+                          <a:lnRef idx="2">
+                            <a:schemeClr val="accent1">
+                              <a:shade val="15000"/>
+                            </a:schemeClr>
+                          </a:lnRef>
+                          <a:fillRef idx="1">
+                            <a:schemeClr val="accent1"/>
+                          </a:fillRef>
+                          <a:effectRef idx="0">
+                            <a:schemeClr val="accent1"/>
+                          </a:effectRef>
+                          <a:fontRef idx="minor">
+                            <a:schemeClr val="lt1"/>
+                          </a:fontRef>
+                        </wps:style>
+                        <wps:bodyPr rot="0" spcFirstLastPara="0" vertOverflow="overflow" horzOverflow="overflow" vert="horz" wrap="square" lIns="91440" tIns="45720" rIns="91440" bIns="45720" numCol="1" spcCol="0" rtlCol="0" fromWordArt="0" anchor="ctr" anchorCtr="0" forceAA="0" compatLnSpc="1">
+                          <a:prstTxWarp prst="textNoShape">
+                            <a:avLst/>
+                          </a:prstTxWarp>
+                          <a:noAutofit/>
+                        </wps:bodyPr>
+                      </wps:wsp>
+                      <wpg:grpSp>
+                        <wpg:cNvPr id="203564910" name="Группа 37"/>
+                        <wpg:cNvGrpSpPr/>
+                        <wpg:grpSpPr>
+                          <a:xfrm>
+                            <a:off x="316230" y="0"/>
+                            <a:ext cx="0" cy="868680"/>
+                            <a:chOff x="0" y="0"/>
+                            <a:chExt cx="0" cy="868680"/>
+                          </a:xfrm>
+                        </wpg:grpSpPr>
+                        <wps:wsp>
+                          <wps:cNvPr id="2082241844" name="Прямая со стрелкой 36"/>
+                          <wps:cNvCnPr/>
+                          <wps:spPr>
+                            <a:xfrm flipV="1">
+                              <a:off x="0" y="434340"/>
+                              <a:ext cx="0" cy="434340"/>
+                            </a:xfrm>
+                            <a:prstGeom prst="straightConnector1">
+                              <a:avLst/>
+                            </a:prstGeom>
+                            <a:ln w="12700">
+                              <a:solidFill>
+                                <a:schemeClr val="tx1">
+                                  <a:lumMod val="95000"/>
+                                  <a:lumOff val="5000"/>
+                                </a:schemeClr>
+                              </a:solidFill>
+                              <a:headEnd type="none"/>
+                              <a:tailEnd type="arrow"/>
+                            </a:ln>
+                          </wps:spPr>
+                          <wps:style>
+                            <a:lnRef idx="1">
+                              <a:schemeClr val="accent1"/>
+                            </a:lnRef>
+                            <a:fillRef idx="0">
+                              <a:schemeClr val="accent1"/>
+                            </a:fillRef>
+                            <a:effectRef idx="0">
+                              <a:schemeClr val="accent1"/>
+                            </a:effectRef>
+                            <a:fontRef idx="minor">
+                              <a:schemeClr val="tx1"/>
+                            </a:fontRef>
+                          </wps:style>
+                          <wps:bodyPr/>
+                        </wps:wsp>
+                        <wps:wsp>
+                          <wps:cNvPr id="123400200" name="Прямая со стрелкой 36"/>
+                          <wps:cNvCnPr/>
+                          <wps:spPr>
+                            <a:xfrm flipV="1">
+                              <a:off x="0" y="278130"/>
+                              <a:ext cx="0" cy="434340"/>
+                            </a:xfrm>
+                            <a:prstGeom prst="straightConnector1">
+                              <a:avLst/>
+                            </a:prstGeom>
+                            <a:noFill/>
+                            <a:ln w="12700" cap="flat" cmpd="sng" algn="ctr">
+                              <a:solidFill>
+                                <a:sysClr val="windowText" lastClr="000000">
+                                  <a:lumMod val="95000"/>
+                                  <a:lumOff val="5000"/>
+                                </a:sysClr>
+                              </a:solidFill>
+                              <a:prstDash val="solid"/>
+                              <a:miter lim="800000"/>
+                              <a:headEnd type="none"/>
+                              <a:tailEnd type="arrow"/>
+                            </a:ln>
+                            <a:effectLst/>
+                          </wps:spPr>
+                          <wps:bodyPr/>
+                        </wps:wsp>
+                        <wps:wsp>
+                          <wps:cNvPr id="1198393016" name="Прямая со стрелкой 36"/>
+                          <wps:cNvCnPr/>
+                          <wps:spPr>
+                            <a:xfrm flipV="1">
+                              <a:off x="0" y="0"/>
+                              <a:ext cx="0" cy="434340"/>
+                            </a:xfrm>
+                            <a:prstGeom prst="straightConnector1">
+                              <a:avLst/>
+                            </a:prstGeom>
+                            <a:noFill/>
+                            <a:ln w="12700" cap="flat" cmpd="sng" algn="ctr">
+                              <a:solidFill>
+                                <a:sysClr val="windowText" lastClr="000000">
+                                  <a:lumMod val="95000"/>
+                                  <a:lumOff val="5000"/>
+                                </a:sysClr>
+                              </a:solidFill>
+                              <a:prstDash val="solid"/>
+                              <a:miter lim="800000"/>
+                              <a:headEnd type="none"/>
+                              <a:tailEnd type="none"/>
+                            </a:ln>
+                            <a:effectLst/>
+                          </wps:spPr>
+                          <wps:bodyPr/>
+                        </wps:wsp>
+                      </wpg:grpSp>
+                    </wpg:wgp>
+                  </a:graphicData>
+                </a:graphic>
+              </wp:anchor>
+            </w:drawing>
+          </mc:Choice>
+          <mc:Fallback>
+            <w:pict>
+              <v:group w14:anchorId="5962F7EA" id="Группа 38" o:spid="_x0000_s1026" style="position:absolute;margin-left:14.85pt;margin-top:15.5pt;width:50.7pt;height:68.4pt;z-index:251724800" coordsize="6438,8686" o:gfxdata="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">
+                <v:oval id="Овал 35" o:spid="_x0000_s1027" style="position:absolute;top:1104;width:6438;height:6020;visibility:visible;mso-wrap-style:square;v-text-anchor:middle" o:gfxdata="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" fillcolor="white [3212]" strokecolor="#09101d [484]" strokeweight="1pt">
+                  <v:stroke joinstyle="miter"/>
+                </v:oval>
+                <v:group id="Группа 37" o:spid="_x0000_s1028" style="position:absolute;left:3162;width:0;height:8686" coordsize="0,8686" o:gfxdata="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">
+                  <v:shapetype id="_x0000_t32" coordsize="21600,21600" o:spt="32" o:oned="t" path="m,l21600,21600e" filled="f">
+                    <v:path arrowok="t" fillok="f" o:connecttype="none"/>
+                    <o:lock v:ext="edit" shapetype="t"/>
+                  </v:shapetype>
+                  <v:shape id="Прямая со стрелкой 36" o:spid="_x0000_s1029" type="#_x0000_t32" style="position:absolute;top:4343;width:0;height:4343;flip:y;visibility:visible;mso-wrap-style:square" o:connectortype="straight" o:gfxdata="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" strokecolor="#0d0d0d [3069]" strokeweight="1pt">
+                    <v:stroke endarrow="open" joinstyle="miter"/>
+                  </v:shape>
+                  <v:shape id="Прямая со стрелкой 36" o:spid="_x0000_s1030" type="#_x0000_t32" style="position:absolute;top:2781;width:0;height:4343;flip:y;visibility:visible;mso-wrap-style:square" o:connectortype="straight" o:gfxdata="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" strokecolor="#0d0d0d" strokeweight="1pt">
+                    <v:stroke endarrow="open" joinstyle="miter"/>
+                  </v:shape>
+                  <v:shape id="Прямая со стрелкой 36" o:spid="_x0000_s1031" type="#_x0000_t32" style="position:absolute;width:0;height:4343;flip:y;visibility:visible;mso-wrap-style:square" o:connectortype="straight" o:gfxdata="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" strokecolor="#0d0d0d" strokeweight="1pt">
+                    <v:stroke joinstyle="miter"/>
+                  </v:shape>
+                </v:group>
+              </v:group>
+            </w:pict>
+          </mc:Fallback>
+        </mc:AlternateContent>
+      </w:r>
+    </w:p>
+    <w:p>
+      <w:r>
+        <w:t xml:space="preserve"> </w:t>
+      </w:r>
+    </w:p>
+    <w:p/>
+    <w:p>
+      <w:r>
+        <w:rPr>
+          <w:noProof/>
+        </w:rPr>
+        <mc:AlternateContent>
+          <mc:Choice Requires="wps">
+            <w:drawing>
+              <wp:anchor distT="0" distB="0" distL="114300" distR="114300" simplePos="0" relativeHeight="251749376" behindDoc="0" locked="0" layoutInCell="1" allowOverlap="1" wp14:anchorId="136DB5D4" wp14:editId="6CB189E1">
+                <wp:simplePos x="0" y="0"/>
+                <wp:positionH relativeFrom="column">
+                  <wp:posOffset>502920</wp:posOffset>
+                </wp:positionH>
+                <wp:positionV relativeFrom="paragraph">
+                  <wp:posOffset>208915</wp:posOffset>
+                </wp:positionV>
+                <wp:extent cx="3931285" cy="3810"/>
+                <wp:effectExtent l="0" t="0" r="31115" b="34290"/>
+                <wp:wrapNone/>
+                <wp:docPr id="1412623293" name="Прямая соединительная линия 3"/>
+                <wp:cNvGraphicFramePr/>
+                <a:graphic xmlns:a="http://schemas.openxmlformats.org/drawingml/2006/main">
+                  <a:graphicData uri="http://schemas.microsoft.com/office/word/2010/wordprocessingShape">
+                    <wps:wsp>
+                      <wps:cNvCnPr/>
+                      <wps:spPr>
+                        <a:xfrm>
+                          <a:off x="0" y="0"/>
+                          <a:ext cx="3931285" cy="3810"/>
+                        </a:xfrm>
+                        <a:prstGeom prst="line">
+                          <a:avLst/>
+                        </a:prstGeom>
+                        <a:noFill/>
+                        <a:ln w="12700" cap="flat" cmpd="sng" algn="ctr">
+                          <a:solidFill>
+                            <a:srgbClr val="002060"/>
+                          </a:solidFill>
+                          <a:prstDash val="solid"/>
+                          <a:miter lim="800000"/>
+                        </a:ln>
+                        <a:effectLst/>
+                      </wps:spPr>
+                      <wps:bodyPr/>
+                    </wps:wsp>
+                  </a:graphicData>
+                </a:graphic>
+                <wp14:sizeRelH relativeFrom="margin">
+                  <wp14:pctWidth>0</wp14:pctWidth>
+                </wp14:sizeRelH>
+                <wp14:sizeRelV relativeFrom="margin">
+                  <wp14:pctHeight>0</wp14:pctHeight>
+                </wp14:sizeRelV>
+              </wp:anchor>
+            </w:drawing>
+          </mc:Choice>
+          <mc:Fallback>
+            <w:pict>
+              <v:line w14:anchorId="7734AEF7" id="Прямая соединительная линия 3" o:spid="_x0000_s1026" style="position:absolute;z-index:251749376;visibility:visible;mso-wrap-style:square;mso-width-percent:0;mso-height-percent:0;mso-wrap-distance-left:9pt;mso-wrap-distance-top:0;mso-wrap-distance-right:9pt;mso-wrap-distance-bottom:0;mso-position-horizontal:absolute;mso-position-horizontal-relative:text;mso-position-vertical:absolute;mso-position-vertical-relative:text;mso-width-percent:0;mso-height-percent:0;mso-width-relative:margin;mso-height-relative:margin" from="39.6pt,16.45pt" to="349.15pt,16.75pt" o:gfxdata="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" strokecolor="#002060" strokeweight="1pt">
+                <v:stroke joinstyle="miter"/>
+              </v:line>
+            </w:pict>
+          </mc:Fallback>
+        </mc:AlternateContent>
+      </w:r>
+    </w:p>
+    <w:p/>
+    <w:p/>
+    <w:p>
+      <w:r>
+        <w:rPr>
+          <w:noProof/>
+        </w:rPr>
+        <mc:AlternateContent>
+          <mc:Choice Requires="wpg">
+            <w:drawing>
+              <wp:anchor distT="0" distB="0" distL="114300" distR="114300" simplePos="0" relativeHeight="251753472" behindDoc="0" locked="0" layoutInCell="1" allowOverlap="1" wp14:anchorId="3EED38B0" wp14:editId="0AD134E9">
+                <wp:simplePos x="0" y="0"/>
+                <wp:positionH relativeFrom="column">
+                  <wp:posOffset>546735</wp:posOffset>
+                </wp:positionH>
+                <wp:positionV relativeFrom="paragraph">
+                  <wp:posOffset>187325</wp:posOffset>
+                </wp:positionV>
+                <wp:extent cx="3931285" cy="253365"/>
+                <wp:effectExtent l="0" t="0" r="31115" b="13335"/>
+                <wp:wrapNone/>
+                <wp:docPr id="503407307" name="Группа 42"/>
+                <wp:cNvGraphicFramePr/>
+                <a:graphic xmlns:a="http://schemas.openxmlformats.org/drawingml/2006/main">
+                  <a:graphicData uri="http://schemas.microsoft.com/office/word/2010/wordprocessingGroup">
+                    <wpg:wgp>
+                      <wpg:cNvGrpSpPr/>
+                      <wpg:grpSpPr>
+                        <a:xfrm>
+                          <a:off x="0" y="0"/>
+                          <a:ext cx="3931285" cy="253365"/>
+                          <a:chOff x="0" y="0"/>
+                          <a:chExt cx="3931285" cy="253365"/>
+                        </a:xfrm>
+                      </wpg:grpSpPr>
+                      <wps:wsp>
+                        <wps:cNvPr id="1047707173" name="Прямая соединительная линия 3"/>
+                        <wps:cNvCnPr/>
+                        <wps:spPr>
+                          <a:xfrm>
+                            <a:off x="0" y="121920"/>
+                            <a:ext cx="3931285" cy="3810"/>
+                          </a:xfrm>
+                          <a:prstGeom prst="line">
+                            <a:avLst/>
+                          </a:prstGeom>
+                          <a:noFill/>
+                          <a:ln w="12700" cap="flat" cmpd="sng" algn="ctr">
+                            <a:solidFill>
+                              <a:srgbClr val="002060"/>
+                            </a:solidFill>
+                            <a:prstDash val="solid"/>
+                            <a:miter lim="800000"/>
+                          </a:ln>
+                          <a:effectLst/>
+                        </wps:spPr>
+                        <wps:bodyPr/>
+                      </wps:wsp>
+                      <wps:wsp>
+                        <wps:cNvPr id="432975232" name="Прямоугольник 1"/>
+                        <wps:cNvSpPr/>
+                        <wps:spPr>
+                          <a:xfrm>
+                            <a:off x="784860" y="7620"/>
+                            <a:ext cx="668020" cy="245745"/>
+                          </a:xfrm>
+                          <a:prstGeom prst="rect">
+                            <a:avLst/>
+                          </a:prstGeom>
+                          <a:solidFill>
+                            <a:sysClr val="window" lastClr="FFFFFF"/>
+                          </a:solidFill>
+                          <a:ln w="12700" cap="flat" cmpd="sng" algn="ctr">
+                            <a:solidFill>
+                              <a:srgbClr val="4472C4">
+                                <a:shade val="15000"/>
+                              </a:srgbClr>
+                            </a:solidFill>
+                            <a:prstDash val="solid"/>
+                            <a:miter lim="800000"/>
+                          </a:ln>
+                          <a:effectLst/>
+                        </wps:spPr>
+                        <wps:txbx>
+                          <w:txbxContent>
+                            <w:p>
+                              <w:pPr>
+                                <w:spacing w:after="0"/>
+                                <w:jc w:val="center"/>
+                                <w:rPr>
+                                  <w:b/>
+                                  <w:bCs/>
+                                  <w:color w:val="0D0D0D" w:themeColor="text1" w:themeTint="F2"/>
+                                  <w:sz w:val="16"/>
+                                  <w:szCs w:val="16"/>
+                                </w:rPr>
+                              </w:pPr>
+                              <w:r>
+                                <w:rPr>
+                                  <w:b/>
+                                  <w:bCs/>
+                                  <w:color w:val="0D0D0D" w:themeColor="text1" w:themeTint="F2"/>
+                                  <w:sz w:val="16"/>
+                                  <w:szCs w:val="16"/>
+                                </w:rPr>
+                                <w:t>1</w:t>
+                              </w:r>
+                              <w:r>
+                                <w:rPr>
+                                  <w:b/>
+                                  <w:bCs/>
+                                  <w:color w:val="0D0D0D" w:themeColor="text1" w:themeTint="F2"/>
+                                  <w:sz w:val="16"/>
+                                  <w:szCs w:val="16"/>
+                                </w:rPr>
+                                <w:t xml:space="preserve"> </w:t>
+                              </w:r>
+                              <w:r>
+                                <w:rPr>
+                                  <w:b/>
+                                  <w:bCs/>
+                                  <w:color w:val="0D0D0D" w:themeColor="text1" w:themeTint="F2"/>
+                                  <w:sz w:val="16"/>
+                                  <w:szCs w:val="16"/>
+                                </w:rPr>
+                                <w:t>КОм</w:t>
+                              </w:r>
+                            </w:p>
+                          </w:txbxContent>
+                        </wps:txbx>
+                        <wps:bodyPr rot="0" spcFirstLastPara="0" vertOverflow="overflow" horzOverflow="overflow" vert="horz" wrap="square" lIns="91440" tIns="45720" rIns="91440" bIns="45720" numCol="1" spcCol="0" rtlCol="0" fromWordArt="0" anchor="ctr" anchorCtr="0" forceAA="0" compatLnSpc="1">
+                          <a:prstTxWarp prst="textNoShape">
+                            <a:avLst/>
+                          </a:prstTxWarp>
+                          <a:noAutofit/>
+                        </wps:bodyPr>
+                      </wps:wsp>
+                      <wps:wsp>
+                        <wps:cNvPr id="1566433181" name="Прямоугольник 1"/>
+                        <wps:cNvSpPr/>
+                        <wps:spPr>
+                          <a:xfrm>
+                            <a:off x="1977390" y="0"/>
+                            <a:ext cx="668020" cy="245745"/>
+                          </a:xfrm>
+                          <a:prstGeom prst="rect">
+                            <a:avLst/>
+                          </a:prstGeom>
+                          <a:solidFill>
+                            <a:sysClr val="window" lastClr="FFFFFF"/>
+                          </a:solidFill>
+                          <a:ln w="12700" cap="flat" cmpd="sng" algn="ctr">
+                            <a:solidFill>
+                              <a:srgbClr val="4472C4">
+                                <a:shade val="15000"/>
+                              </a:srgbClr>
+                            </a:solidFill>
+                            <a:prstDash val="solid"/>
+                            <a:miter lim="800000"/>
+                          </a:ln>
+                          <a:effectLst/>
+                        </wps:spPr>
+                        <wps:txbx>
+                          <w:txbxContent>
+                            <w:p>
+                              <w:pPr>
+                                <w:spacing w:after="0"/>
+                                <w:jc w:val="center"/>
+                                <w:rPr>
+                                  <w:b/>
+                                  <w:bCs/>
+                                  <w:color w:val="0D0D0D" w:themeColor="text1" w:themeTint="F2"/>
+                                  <w:sz w:val="16"/>
+                                  <w:szCs w:val="16"/>
+                                </w:rPr>
+                              </w:pPr>
+                              <w:r>
+                                <w:rPr>
+                                  <w:b/>
+                                  <w:bCs/>
+                                  <w:color w:val="0D0D0D" w:themeColor="text1" w:themeTint="F2"/>
+                                  <w:sz w:val="16"/>
+                                  <w:szCs w:val="16"/>
+                                </w:rPr>
+                                <w:t>100</w:t>
+                              </w:r>
+                              <w:r>
+                                <w:rPr>
+                                  <w:b/>
+                                  <w:bCs/>
+                                  <w:color w:val="0D0D0D" w:themeColor="text1" w:themeTint="F2"/>
+                                  <w:sz w:val="16"/>
+                                  <w:szCs w:val="16"/>
+                                </w:rPr>
+                                <w:t xml:space="preserve"> </w:t>
+                              </w:r>
+                              <w:r>
+                                <w:rPr>
+                                  <w:b/>
+                                  <w:bCs/>
+                                  <w:color w:val="0D0D0D" w:themeColor="text1" w:themeTint="F2"/>
+                                  <w:sz w:val="16"/>
+                                  <w:szCs w:val="16"/>
+                                </w:rPr>
+                                <w:t>КОм</w:t>
+                              </w:r>
+                            </w:p>
+                          </w:txbxContent>
+                        </wps:txbx>
+                        <wps:bodyPr rot="0" spcFirstLastPara="0" vertOverflow="overflow" horzOverflow="overflow" vert="horz" wrap="square" lIns="91440" tIns="45720" rIns="91440" bIns="45720" numCol="1" spcCol="0" rtlCol="0" fromWordArt="0" anchor="ctr" anchorCtr="0" forceAA="0" compatLnSpc="1">
+                          <a:prstTxWarp prst="textNoShape">
+                            <a:avLst/>
+                          </a:prstTxWarp>
+                          <a:noAutofit/>
+                        </wps:bodyPr>
+                      </wps:wsp>
+                    </wpg:wgp>
+                  </a:graphicData>
+                </a:graphic>
+                <wp14:sizeRelH relativeFrom="margin">
+                  <wp14:pctWidth>0</wp14:pctWidth>
+                </wp14:sizeRelH>
+              </wp:anchor>
+            </w:drawing>
+          </mc:Choice>
+          <mc:Fallback>
+            <w:pict>
+              <v:group w14:anchorId="3EED38B0" id="_x0000_s1050" style="position:absolute;margin-left:43.05pt;margin-top:14.75pt;width:309.55pt;height:19.95pt;z-index:251753472;mso-width-relative:margin" coordsize="39312,2533" o:gfxdata="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">
+                <v:line id="Прямая соединительная линия 3" o:spid="_x0000_s1051" style="position:absolute;visibility:visible;mso-wrap-style:square" from="0,1219" to="39312,1257" o:connectortype="straight" o:gfxdata="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" strokecolor="#002060" strokeweight="1pt">
+                  <v:stroke joinstyle="miter"/>
+                </v:line>
+                <v:rect id="_x0000_s1052" style="position:absolute;left:7848;top:76;width:6680;height:2457;visibility:visible;mso-wrap-style:square;v-text-anchor:middle" o:gfxdata="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" fillcolor="window" strokecolor="#172c51" strokeweight="1pt">
+                  <v:textbox>
+                    <w:txbxContent>
+                      <w:p>
+                        <w:pPr>
+                          <w:spacing w:after="0"/>
+                          <w:jc w:val="center"/>
+                          <w:rPr>
+                            <w:b/>
+                            <w:bCs/>
+                            <w:color w:val="0D0D0D" w:themeColor="text1" w:themeTint="F2"/>
+                            <w:sz w:val="16"/>
+                            <w:szCs w:val="16"/>
+                          </w:rPr>
+                        </w:pPr>
+                        <w:r>
+                          <w:rPr>
+                            <w:b/>
+                            <w:bCs/>
+                            <w:color w:val="0D0D0D" w:themeColor="text1" w:themeTint="F2"/>
+                            <w:sz w:val="16"/>
+                            <w:szCs w:val="16"/>
+                          </w:rPr>
+                          <w:t>1</w:t>
+                        </w:r>
+                        <w:r>
+                          <w:rPr>
+                            <w:b/>
+                            <w:bCs/>
+                            <w:color w:val="0D0D0D" w:themeColor="text1" w:themeTint="F2"/>
+                            <w:sz w:val="16"/>
+                            <w:szCs w:val="16"/>
+                          </w:rPr>
+                          <w:t xml:space="preserve"> </w:t>
+                        </w:r>
+                        <w:r>
+                          <w:rPr>
+                            <w:b/>
+                            <w:bCs/>
+                            <w:color w:val="0D0D0D" w:themeColor="text1" w:themeTint="F2"/>
+                            <w:sz w:val="16"/>
+                            <w:szCs w:val="16"/>
+                          </w:rPr>
+                          <w:t>КОм</w:t>
+                        </w:r>
+                      </w:p>
+                    </w:txbxContent>
+                  </v:textbox>
+                </v:rect>
+                <v:rect id="_x0000_s1053" style="position:absolute;left:19773;width:6681;height:2457;visibility:visible;mso-wrap-style:square;v-text-anchor:middle" o:gfxdata="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" fillcolor="window" strokecolor="#172c51" strokeweight="1pt">
+                  <v:textbox>
+                    <w:txbxContent>
+                      <w:p>
+                        <w:pPr>
+                          <w:spacing w:after="0"/>
+                          <w:jc w:val="center"/>
+                          <w:rPr>
+                            <w:b/>
+                            <w:bCs/>
+                            <w:color w:val="0D0D0D" w:themeColor="text1" w:themeTint="F2"/>
+                            <w:sz w:val="16"/>
+                            <w:szCs w:val="16"/>
+                          </w:rPr>
+                        </w:pPr>
+                        <w:r>
+                          <w:rPr>
+                            <w:b/>
+                            <w:bCs/>
+                            <w:color w:val="0D0D0D" w:themeColor="text1" w:themeTint="F2"/>
+                            <w:sz w:val="16"/>
+                            <w:szCs w:val="16"/>
+                          </w:rPr>
+                          <w:t>100</w:t>
+                        </w:r>
+                        <w:r>
+                          <w:rPr>
+                            <w:b/>
+                            <w:bCs/>
+                            <w:color w:val="0D0D0D" w:themeColor="text1" w:themeTint="F2"/>
+                            <w:sz w:val="16"/>
+                            <w:szCs w:val="16"/>
+                          </w:rPr>
+                          <w:t xml:space="preserve"> </w:t>
+                        </w:r>
+                        <w:r>
+                          <w:rPr>
+                            <w:b/>
+                            <w:bCs/>
+                            <w:color w:val="0D0D0D" w:themeColor="text1" w:themeTint="F2"/>
+                            <w:sz w:val="16"/>
+                            <w:szCs w:val="16"/>
+                          </w:rPr>
+                          <w:t>КОм</w:t>
+                        </w:r>
+                      </w:p>
+                    </w:txbxContent>
+                  </v:textbox>
+                </v:rect>
+              </v:group>
+            </w:pict>
+          </mc:Fallback>
+        </mc:AlternateContent>
+      </w:r>
+    </w:p>
+    <w:p>
+      <w:r>
+        <w:rPr>
+          <w:noProof/>
+        </w:rPr>
+        <mc:AlternateContent>
+          <mc:Choice Requires="wpg">
+            <w:drawing>
+              <wp:anchor distT="0" distB="0" distL="114300" distR="114300" simplePos="0" relativeHeight="251738112" behindDoc="0" locked="0" layoutInCell="1" allowOverlap="1" wp14:anchorId="379299CB" wp14:editId="4344B831">
+                <wp:simplePos x="0" y="0"/>
+                <wp:positionH relativeFrom="column">
+                  <wp:posOffset>207645</wp:posOffset>
+                </wp:positionH>
+                <wp:positionV relativeFrom="paragraph">
+                  <wp:posOffset>26035</wp:posOffset>
+                </wp:positionV>
+                <wp:extent cx="643890" cy="861060"/>
+                <wp:effectExtent l="0" t="0" r="22860" b="15240"/>
+                <wp:wrapNone/>
+                <wp:docPr id="400731879" name="Группа 43"/>
+                <wp:cNvGraphicFramePr/>
+                <a:graphic xmlns:a="http://schemas.openxmlformats.org/drawingml/2006/main">
+                  <a:graphicData uri="http://schemas.microsoft.com/office/word/2010/wordprocessingGroup">
+                    <wpg:wgp>
+                      <wpg:cNvGrpSpPr/>
+                      <wpg:grpSpPr>
+                        <a:xfrm>
+                          <a:off x="0" y="0"/>
+                          <a:ext cx="643890" cy="861060"/>
+                          <a:chOff x="0" y="0"/>
+                          <a:chExt cx="643890" cy="861060"/>
+                        </a:xfrm>
+                      </wpg:grpSpPr>
+                      <wps:wsp>
+                        <wps:cNvPr id="349152170" name="Овал 35"/>
+                        <wps:cNvSpPr/>
+                        <wps:spPr>
+                          <a:xfrm>
+                            <a:off x="0" y="60960"/>
+                            <a:ext cx="643890" cy="601980"/>
+                          </a:xfrm>
+                          <a:prstGeom prst="ellipse">
+                            <a:avLst/>
+                          </a:prstGeom>
+                          <a:solidFill>
+                            <a:sysClr val="window" lastClr="FFFFFF"/>
+                          </a:solidFill>
+                          <a:ln w="12700" cap="flat" cmpd="sng" algn="ctr">
+                            <a:solidFill>
+                              <a:srgbClr val="4472C4">
+                                <a:shade val="15000"/>
+                              </a:srgbClr>
+                            </a:solidFill>
+                            <a:prstDash val="solid"/>
+                            <a:miter lim="800000"/>
+                          </a:ln>
+                          <a:effectLst/>
+                        </wps:spPr>
+                        <wps:bodyPr rot="0" spcFirstLastPara="0" vertOverflow="overflow" horzOverflow="overflow" vert="horz" wrap="square" lIns="91440" tIns="45720" rIns="91440" bIns="45720" numCol="1" spcCol="0" rtlCol="0" fromWordArt="0" anchor="ctr" anchorCtr="0" forceAA="0" compatLnSpc="1">
+                          <a:prstTxWarp prst="textNoShape">
+                            <a:avLst/>
+                          </a:prstTxWarp>
+                          <a:noAutofit/>
+                        </wps:bodyPr>
+                      </wps:wsp>
+                      <wps:wsp>
+                        <wps:cNvPr id="1227831309" name="Прямая со стрелкой 39"/>
+                        <wps:cNvCnPr/>
+                        <wps:spPr>
+                          <a:xfrm flipV="1">
+                            <a:off x="339090" y="289560"/>
+                            <a:ext cx="0" cy="571500"/>
+                          </a:xfrm>
+                          <a:prstGeom prst="straightConnector1">
+                            <a:avLst/>
+                          </a:prstGeom>
+                          <a:ln w="12700">
+                            <a:solidFill>
+                              <a:schemeClr val="tx1"/>
+                            </a:solidFill>
+                            <a:headEnd type="none" w="lg" len="lg"/>
+                            <a:tailEnd type="stealth" w="lg" len="lg"/>
+                          </a:ln>
+                        </wps:spPr>
+                        <wps:style>
+                          <a:lnRef idx="1">
+                            <a:schemeClr val="accent1"/>
+                          </a:lnRef>
+                          <a:fillRef idx="0">
+                            <a:schemeClr val="accent1"/>
+                          </a:fillRef>
+                          <a:effectRef idx="0">
+                            <a:schemeClr val="accent1"/>
+                          </a:effectRef>
+                          <a:fontRef idx="minor">
+                            <a:schemeClr val="tx1"/>
+                          </a:fontRef>
+                        </wps:style>
+                        <wps:bodyPr/>
+                      </wps:wsp>
+                      <wps:wsp>
+                        <wps:cNvPr id="2120527801" name="Прямая со стрелкой 39"/>
+                        <wps:cNvCnPr/>
+                        <wps:spPr>
+                          <a:xfrm flipV="1">
+                            <a:off x="339090" y="0"/>
+                            <a:ext cx="0" cy="571500"/>
+                          </a:xfrm>
+                          <a:prstGeom prst="straightConnector1">
+                            <a:avLst/>
+                          </a:prstGeom>
+                          <a:noFill/>
+                          <a:ln w="12700" cap="flat" cmpd="sng" algn="ctr">
+                            <a:solidFill>
+                              <a:sysClr val="windowText" lastClr="000000"/>
+                            </a:solidFill>
+                            <a:prstDash val="solid"/>
+                            <a:miter lim="800000"/>
+                            <a:headEnd type="none" w="lg" len="lg"/>
+                            <a:tailEnd type="none"/>
+                          </a:ln>
+                          <a:effectLst/>
+                        </wps:spPr>
+                        <wps:bodyPr/>
+                      </wps:wsp>
+                    </wpg:wgp>
+                  </a:graphicData>
+                </a:graphic>
+              </wp:anchor>
+            </w:drawing>
+          </mc:Choice>
+          <mc:Fallback>
+            <w:pict>
+              <v:group w14:anchorId="045D0A9E" id="Группа 43" o:spid="_x0000_s1026" style="position:absolute;margin-left:16.35pt;margin-top:2.05pt;width:50.7pt;height:67.8pt;z-index:251738112" coordsize="6438,8610" o:gfxdata="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">
+                <v:oval id="Овал 35" o:spid="_x0000_s1027" style="position:absolute;top:609;width:6438;height:6020;visibility:visible;mso-wrap-style:square;v-text-anchor:middle" o:gfxdata="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" fillcolor="window" strokecolor="#172c51" strokeweight="1pt">
+                  <v:stroke joinstyle="miter"/>
+                </v:oval>
+                <v:shape id="Прямая со стрелкой 39" o:spid="_x0000_s1028" type="#_x0000_t32" style="position:absolute;left:3390;top:2895;width:0;height:5715;flip:y;visibility:visible;mso-wrap-style:square" o:connectortype="straight" o:gfxdata="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" strokecolor="black [3213]" strokeweight="1pt">
+                  <v:stroke startarrowwidth="wide" startarrowlength="long" endarrow="classic" endarrowwidth="wide" endarrowlength="long" joinstyle="miter"/>
+                </v:shape>
+                <v:shape id="Прямая со стрелкой 39" o:spid="_x0000_s1029" type="#_x0000_t32" style="position:absolute;left:3390;width:0;height:5715;flip:y;visibility:visible;mso-wrap-style:square" o:connectortype="straight" o:gfxdata="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" strokecolor="windowText" strokeweight="1pt">
+                  <v:stroke startarrowwidth="wide" startarrowlength="long" joinstyle="miter"/>
+                </v:shape>
+              </v:group>
+            </w:pict>
+          </mc:Fallback>
+        </mc:AlternateContent>
+      </w:r>
+      <w:r>
+        <w:rPr>
+          <w:noProof/>
+        </w:rPr>
+        <mc:AlternateContent>
+          <mc:Choice Requires="wps">
+            <w:drawing>
+              <wp:anchor distT="0" distB="0" distL="114300" distR="114300" simplePos="0" relativeHeight="251755520" behindDoc="0" locked="0" layoutInCell="1" allowOverlap="1" wp14:anchorId="1B00D160" wp14:editId="091E990B">
+                <wp:simplePos x="0" y="0"/>
+                <wp:positionH relativeFrom="column">
+                  <wp:posOffset>4477385</wp:posOffset>
+                </wp:positionH>
+                <wp:positionV relativeFrom="paragraph">
+                  <wp:posOffset>34925</wp:posOffset>
+                </wp:positionV>
+                <wp:extent cx="635" cy="857250"/>
+                <wp:effectExtent l="0" t="0" r="37465" b="19050"/>
+                <wp:wrapNone/>
+                <wp:docPr id="387133567" name="Прямая соединительная линия 14"/>
+                <wp:cNvGraphicFramePr/>
+                <a:graphic xmlns:a="http://schemas.openxmlformats.org/drawingml/2006/main">
+                  <a:graphicData uri="http://schemas.microsoft.com/office/word/2010/wordprocessingShape">
+                    <wps:wsp>
+                      <wps:cNvCnPr/>
+                      <wps:spPr>
+                        <a:xfrm>
+                          <a:off x="0" y="0"/>
+                          <a:ext cx="635" cy="857250"/>
+                        </a:xfrm>
+                        <a:prstGeom prst="line">
+                          <a:avLst/>
+                        </a:prstGeom>
+                        <a:noFill/>
+                        <a:ln w="12700" cap="flat" cmpd="sng" algn="ctr">
+                          <a:solidFill>
+                            <a:sysClr val="windowText" lastClr="000000"/>
+                          </a:solidFill>
+                          <a:prstDash val="solid"/>
+                          <a:miter lim="800000"/>
+                        </a:ln>
+                        <a:effectLst/>
+                      </wps:spPr>
+                      <wps:bodyPr/>
+                    </wps:wsp>
+                  </a:graphicData>
+                </a:graphic>
+                <wp14:sizeRelH relativeFrom="margin">
+                  <wp14:pctWidth>0</wp14:pctWidth>
+                </wp14:sizeRelH>
+                <wp14:sizeRelV relativeFrom="margin">
+                  <wp14:pctHeight>0</wp14:pctHeight>
+                </wp14:sizeRelV>
+              </wp:anchor>
+            </w:drawing>
+          </mc:Choice>
+          <mc:Fallback>
+            <w:pict>
+              <v:line w14:anchorId="11B89B73" id="Прямая соединительная линия 14" o:spid="_x0000_s1026" style="position:absolute;z-index:251755520;visibility:visible;mso-wrap-style:square;mso-width-percent:0;mso-height-percent:0;mso-wrap-distance-left:9pt;mso-wrap-distance-top:0;mso-wrap-distance-right:9pt;mso-wrap-distance-bottom:0;mso-position-horizontal:absolute;mso-position-horizontal-relative:text;mso-position-vertical:absolute;mso-position-vertical-relative:text;mso-width-percent:0;mso-height-percent:0;mso-width-relative:margin;mso-height-relative:margin" from="352.55pt,2.75pt" to="352.6pt,70.25pt" o:gfxdata="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" strokecolor="windowText" strokeweight="1pt">
+                <v:stroke joinstyle="miter"/>
+              </v:line>
+            </w:pict>
+          </mc:Fallback>
+        </mc:AlternateContent>
+      </w:r>
+    </w:p>
+    <w:p/>
+    <w:p/>
+    <w:p>
+      <w:r>
+        <w:rPr>
+          <w:noProof/>
+        </w:rPr>
+        <mc:AlternateContent>
+          <mc:Choice Requires="wps">
+            <w:drawing>
+              <wp:anchor distT="0" distB="0" distL="114300" distR="114300" simplePos="0" relativeHeight="251754496" behindDoc="0" locked="0" layoutInCell="1" allowOverlap="1" wp14:anchorId="1EA163A6" wp14:editId="16E78485">
+                <wp:simplePos x="0" y="0"/>
+                <wp:positionH relativeFrom="column">
+                  <wp:posOffset>544830</wp:posOffset>
+                </wp:positionH>
+                <wp:positionV relativeFrom="paragraph">
+                  <wp:posOffset>32385</wp:posOffset>
+                </wp:positionV>
+                <wp:extent cx="3931285" cy="3810"/>
+                <wp:effectExtent l="0" t="0" r="31115" b="34290"/>
+                <wp:wrapNone/>
+                <wp:docPr id="973057886" name="Прямая соединительная линия 3"/>
+                <wp:cNvGraphicFramePr/>
+                <a:graphic xmlns:a="http://schemas.openxmlformats.org/drawingml/2006/main">
+                  <a:graphicData uri="http://schemas.microsoft.com/office/word/2010/wordprocessingShape">
+                    <wps:wsp>
+                      <wps:cNvCnPr/>
+                      <wps:spPr>
+                        <a:xfrm>
+                          <a:off x="0" y="0"/>
+                          <a:ext cx="3931285" cy="3810"/>
+                        </a:xfrm>
+                        <a:prstGeom prst="line">
+                          <a:avLst/>
+                        </a:prstGeom>
+                        <a:noFill/>
+                        <a:ln w="12700" cap="flat" cmpd="sng" algn="ctr">
+                          <a:solidFill>
+                            <a:srgbClr val="002060"/>
+                          </a:solidFill>
+                          <a:prstDash val="solid"/>
+                          <a:miter lim="800000"/>
+                        </a:ln>
+                        <a:effectLst/>
+                      </wps:spPr>
+                      <wps:bodyPr/>
+                    </wps:wsp>
+                  </a:graphicData>
+                </a:graphic>
+                <wp14:sizeRelH relativeFrom="margin">
+                  <wp14:pctWidth>0</wp14:pctWidth>
+                </wp14:sizeRelH>
+                <wp14:sizeRelV relativeFrom="margin">
+                  <wp14:pctHeight>0</wp14:pctHeight>
+                </wp14:sizeRelV>
+              </wp:anchor>
+            </w:drawing>
+          </mc:Choice>
+          <mc:Fallback>
+            <w:pict>
+              <v:line w14:anchorId="6582547C" id="Прямая соединительная линия 3" o:spid="_x0000_s1026" style="position:absolute;z-index:251754496;visibility:visible;mso-wrap-style:square;mso-width-percent:0;mso-height-percent:0;mso-wrap-distance-left:9pt;mso-wrap-distance-top:0;mso-wrap-distance-right:9pt;mso-wrap-distance-bottom:0;mso-position-horizontal:absolute;mso-position-horizontal-relative:text;mso-position-vertical:absolute;mso-position-vertical-relative:text;mso-width-percent:0;mso-height-percent:0;mso-width-relative:margin;mso-height-relative:margin" from="42.9pt,2.55pt" to="352.45pt,2.85pt" o:gfxdata="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" strokecolor="#002060" strokeweight="1pt">
+                <v:stroke joinstyle="miter"/>
+              </v:line>
+            </w:pict>
+          </mc:Fallback>
+        </mc:AlternateContent>
+      </w:r>
+    </w:p>
     <w:sectPr>
       <w:pgSz w:w="11906" w:h="16838"/>
       <w:pgMar w:top="1134" w:right="850" w:bottom="1134" w:left="1701" w:header="708" w:footer="708" w:gutter="0"/>
@@ -2995,8 +5577,100 @@
       </w:pPr>
     </w:lvl>
   </w:abstractNum>
+  <w:abstractNum w:abstractNumId="1" w15:restartNumberingAfterBreak="0">
+    <w:nsid w:val="1DE16DF9"/>
+    <w:multiLevelType w:val="hybridMultilevel"/>
+    <w:tmpl w:val="25A0EA44"/>
+    <w:lvl w:ilvl="0" w:tplc="04190011">
+      <w:start w:val="1"/>
+      <w:numFmt w:val="decimal"/>
+      <w:lvlText w:val="%1)"/>
+      <w:lvlJc w:val="left"/>
+      <w:pPr>
+        <w:ind w:left="720" w:hanging="360"/>
+      </w:pPr>
+      <w:rPr>
+        <w:rFonts w:hint="default"/>
+      </w:rPr>
+    </w:lvl>
+    <w:lvl w:ilvl="1" w:tplc="04190019" w:tentative="1">
+      <w:start w:val="1"/>
+      <w:numFmt w:val="lowerLetter"/>
+      <w:lvlText w:val="%2."/>
+      <w:lvlJc w:val="left"/>
+      <w:pPr>
+        <w:ind w:left="1440" w:hanging="360"/>
+      </w:pPr>
+    </w:lvl>
+    <w:lvl w:ilvl="2" w:tplc="0419001B" w:tentative="1">
+      <w:start w:val="1"/>
+      <w:numFmt w:val="lowerRoman"/>
+      <w:lvlText w:val="%3."/>
+      <w:lvlJc w:val="right"/>
+      <w:pPr>
+        <w:ind w:left="2160" w:hanging="180"/>
+      </w:pPr>
+    </w:lvl>
+    <w:lvl w:ilvl="3" w:tplc="0419000F" w:tentative="1">
+      <w:start w:val="1"/>
+      <w:numFmt w:val="decimal"/>
+      <w:lvlText w:val="%4."/>
+      <w:lvlJc w:val="left"/>
+      <w:pPr>
+        <w:ind w:left="2880" w:hanging="360"/>
+      </w:pPr>
+    </w:lvl>
+    <w:lvl w:ilvl="4" w:tplc="04190019" w:tentative="1">
+      <w:start w:val="1"/>
+      <w:numFmt w:val="lowerLetter"/>
+      <w:lvlText w:val="%5."/>
+      <w:lvlJc w:val="left"/>
+      <w:pPr>
+        <w:ind w:left="3600" w:hanging="360"/>
+      </w:pPr>
+    </w:lvl>
+    <w:lvl w:ilvl="5" w:tplc="0419001B" w:tentative="1">
+      <w:start w:val="1"/>
+      <w:numFmt w:val="lowerRoman"/>
+      <w:lvlText w:val="%6."/>
+      <w:lvlJc w:val="right"/>
+      <w:pPr>
+        <w:ind w:left="4320" w:hanging="180"/>
+      </w:pPr>
+    </w:lvl>
+    <w:lvl w:ilvl="6" w:tplc="0419000F" w:tentative="1">
+      <w:start w:val="1"/>
+      <w:numFmt w:val="decimal"/>
+      <w:lvlText w:val="%7."/>
+      <w:lvlJc w:val="left"/>
+      <w:pPr>
+        <w:ind w:left="5040" w:hanging="360"/>
+      </w:pPr>
+    </w:lvl>
+    <w:lvl w:ilvl="7" w:tplc="04190019" w:tentative="1">
+      <w:start w:val="1"/>
+      <w:numFmt w:val="lowerLetter"/>
+      <w:lvlText w:val="%8."/>
+      <w:lvlJc w:val="left"/>
+      <w:pPr>
+        <w:ind w:left="5760" w:hanging="360"/>
+      </w:pPr>
+    </w:lvl>
+    <w:lvl w:ilvl="8" w:tplc="0419001B" w:tentative="1">
+      <w:start w:val="1"/>
+      <w:numFmt w:val="lowerRoman"/>
+      <w:lvlText w:val="%9."/>
+      <w:lvlJc w:val="right"/>
+      <w:pPr>
+        <w:ind w:left="6480" w:hanging="180"/>
+      </w:pPr>
+    </w:lvl>
+  </w:abstractNum>
   <w:num w:numId="1" w16cid:durableId="736976361">
     <w:abstractNumId w:val="0"/>
+  </w:num>
+  <w:num w:numId="2" w16cid:durableId="127361050">
+    <w:abstractNumId w:val="1"/>
   </w:num>
 </w:numbering>
 </file>
@@ -3611,7 +6285,6 @@
   <w:style w:type="character" w:default="1" w:styleId="a0">
     <w:name w:val="Default Paragraph Font"/>
     <w:uiPriority w:val="1"/>
-    <w:semiHidden/>
     <w:unhideWhenUsed/>
   </w:style>
   <w:style w:type="table" w:default="1" w:styleId="a1">

--- a/статьи/аналоговая схемотехника для начинающих.docx
+++ b/статьи/аналоговая схемотехника для начинающих.docx
@@ -234,7 +234,7 @@
         <mc:AlternateContent>
           <mc:Choice Requires="wps">
             <w:drawing>
-              <wp:anchor distT="0" distB="0" distL="114300" distR="114300" simplePos="0" relativeHeight="251641856" behindDoc="0" locked="0" layoutInCell="1" allowOverlap="1" wp14:anchorId="0770EB94" wp14:editId="0B185B41">
+              <wp:anchor distT="0" distB="0" distL="114300" distR="114300" simplePos="0" relativeHeight="251639808" behindDoc="0" locked="0" layoutInCell="1" allowOverlap="1" wp14:anchorId="0770EB94" wp14:editId="69A5EB2A">
                 <wp:simplePos x="0" y="0"/>
                 <wp:positionH relativeFrom="column">
                   <wp:posOffset>-2540</wp:posOffset>
@@ -306,7 +306,7 @@
           </mc:Choice>
           <mc:Fallback>
             <w:pict>
-              <v:rect w14:anchorId="591F0CE5" id="Прямоугольник 1" o:spid="_x0000_s1026" style="position:absolute;margin-left:-.2pt;margin-top:23.6pt;width:32.55pt;height:11.1pt;z-index:251641856;visibility:visible;mso-wrap-style:square;mso-width-percent:0;mso-height-percent:0;mso-wrap-distance-left:9pt;mso-wrap-distance-top:0;mso-wrap-distance-right:9pt;mso-wrap-distance-bottom:0;mso-position-horizontal:absolute;mso-position-horizontal-relative:text;mso-position-vertical:absolute;mso-position-vertical-relative:text;mso-width-percent:0;mso-height-percent:0;mso-width-relative:page;mso-height-relative:page;v-text-anchor:middle" o:gfxdata="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" fillcolor="white [3212]" strokecolor="#09101d [484]" strokeweight="1pt">
+              <v:rect w14:anchorId="2A066C31" id="Прямоугольник 1" o:spid="_x0000_s1026" style="position:absolute;margin-left:-.2pt;margin-top:23.6pt;width:32.55pt;height:11.1pt;z-index:251639808;visibility:visible;mso-wrap-style:square;mso-width-percent:0;mso-height-percent:0;mso-wrap-distance-left:9pt;mso-wrap-distance-top:0;mso-wrap-distance-right:9pt;mso-wrap-distance-bottom:0;mso-position-horizontal:absolute;mso-position-horizontal-relative:text;mso-position-vertical:absolute;mso-position-vertical-relative:text;mso-width-percent:0;mso-height-percent:0;mso-width-relative:page;mso-height-relative:page;v-text-anchor:middle" o:gfxdata="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" fillcolor="white [3212]" strokecolor="#09101d [484]" strokeweight="1pt">
                 <w10:wrap type="topAndBottom"/>
               </v:rect>
             </w:pict>
@@ -323,7 +323,7 @@
         <mc:AlternateContent>
           <mc:Choice Requires="wps">
             <w:drawing>
-              <wp:anchor distT="0" distB="0" distL="114300" distR="114300" simplePos="0" relativeHeight="251640831" behindDoc="0" locked="0" layoutInCell="1" allowOverlap="1" wp14:anchorId="3C9DE81A" wp14:editId="36CDAAA5">
+              <wp:anchor distT="0" distB="0" distL="114300" distR="114300" simplePos="0" relativeHeight="251638783" behindDoc="0" locked="0" layoutInCell="1" allowOverlap="1" wp14:anchorId="3C9DE81A" wp14:editId="6E08FB84">
                 <wp:simplePos x="0" y="0"/>
                 <wp:positionH relativeFrom="column">
                   <wp:posOffset>-203836</wp:posOffset>
@@ -377,7 +377,7 @@
           </mc:Choice>
           <mc:Fallback>
             <w:pict>
-              <v:line w14:anchorId="7662DD62" id="Прямая соединительная линия 3" o:spid="_x0000_s1026" style="position:absolute;z-index:251640831;visibility:visible;mso-wrap-style:square;mso-wrap-distance-left:9pt;mso-wrap-distance-top:0;mso-wrap-distance-right:9pt;mso-wrap-distance-bottom:0;mso-position-horizontal:absolute;mso-position-horizontal-relative:text;mso-position-vertical:absolute;mso-position-vertical-relative:text" from="-16.05pt,29.1pt" to="155.85pt,30.5pt" o:gfxdata="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" strokecolor="#002060" strokeweight="1pt">
+              <v:line w14:anchorId="1756CC28" id="Прямая соединительная линия 3" o:spid="_x0000_s1026" style="position:absolute;z-index:251638783;visibility:visible;mso-wrap-style:square;mso-wrap-distance-left:9pt;mso-wrap-distance-top:0;mso-wrap-distance-right:9pt;mso-wrap-distance-bottom:0;mso-position-horizontal:absolute;mso-position-horizontal-relative:text;mso-position-vertical:absolute;mso-position-vertical-relative:text" from="-16.05pt,29.1pt" to="155.85pt,30.5pt" o:gfxdata="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" strokecolor="#002060" strokeweight="1pt">
                 <v:stroke joinstyle="miter"/>
               </v:line>
             </w:pict>
@@ -391,7 +391,7 @@
         <mc:AlternateContent>
           <mc:Choice Requires="wps">
             <w:drawing>
-              <wp:anchor distT="0" distB="0" distL="114300" distR="114300" simplePos="0" relativeHeight="251645952" behindDoc="0" locked="0" layoutInCell="1" allowOverlap="1" wp14:anchorId="3ACE6D61" wp14:editId="5D90C0EC">
+              <wp:anchor distT="0" distB="0" distL="114300" distR="114300" simplePos="0" relativeHeight="251643904" behindDoc="0" locked="0" layoutInCell="1" allowOverlap="1" wp14:anchorId="3ACE6D61" wp14:editId="1374D4A6">
                 <wp:simplePos x="0" y="0"/>
                 <wp:positionH relativeFrom="column">
                   <wp:posOffset>1279071</wp:posOffset>
@@ -450,7 +450,7 @@
           </mc:Choice>
           <mc:Fallback>
             <w:pict>
-              <v:rect w14:anchorId="36B19861" id="Прямоугольник 1" o:spid="_x0000_s1026" style="position:absolute;margin-left:100.7pt;margin-top:24.95pt;width:32.55pt;height:11.1pt;z-index:251645952;visibility:visible;mso-wrap-style:square;mso-width-percent:0;mso-height-percent:0;mso-wrap-distance-left:9pt;mso-wrap-distance-top:0;mso-wrap-distance-right:9pt;mso-wrap-distance-bottom:0;mso-position-horizontal:absolute;mso-position-horizontal-relative:text;mso-position-vertical:absolute;mso-position-vertical-relative:text;mso-width-percent:0;mso-height-percent:0;mso-width-relative:page;mso-height-relative:page;v-text-anchor:middle" o:gfxdata="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" fillcolor="white [3212]" strokecolor="#172c51" strokeweight="1pt">
+              <v:rect w14:anchorId="1AA3E3C9" id="Прямоугольник 1" o:spid="_x0000_s1026" style="position:absolute;margin-left:100.7pt;margin-top:24.95pt;width:32.55pt;height:11.1pt;z-index:251643904;visibility:visible;mso-wrap-style:square;mso-width-percent:0;mso-height-percent:0;mso-wrap-distance-left:9pt;mso-wrap-distance-top:0;mso-wrap-distance-right:9pt;mso-wrap-distance-bottom:0;mso-position-horizontal:absolute;mso-position-horizontal-relative:text;mso-position-vertical:absolute;mso-position-vertical-relative:text;mso-width-percent:0;mso-height-percent:0;mso-width-relative:page;mso-height-relative:page;v-text-anchor:middle" o:gfxdata="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" fillcolor="white [3212]" strokecolor="#172c51" strokeweight="1pt">
                 <w10:wrap type="topAndBottom"/>
               </v:rect>
             </w:pict>
@@ -464,7 +464,7 @@
         <mc:AlternateContent>
           <mc:Choice Requires="wps">
             <w:drawing>
-              <wp:anchor distT="0" distB="0" distL="114300" distR="114300" simplePos="0" relativeHeight="251643904" behindDoc="0" locked="0" layoutInCell="1" allowOverlap="1" wp14:anchorId="434DE0D7" wp14:editId="407181E3">
+              <wp:anchor distT="0" distB="0" distL="114300" distR="114300" simplePos="0" relativeHeight="251641856" behindDoc="0" locked="0" layoutInCell="1" allowOverlap="1" wp14:anchorId="434DE0D7" wp14:editId="1D3B9FF9">
                 <wp:simplePos x="0" y="0"/>
                 <wp:positionH relativeFrom="column">
                   <wp:posOffset>636814</wp:posOffset>
@@ -523,7 +523,7 @@
           </mc:Choice>
           <mc:Fallback>
             <w:pict>
-              <v:rect w14:anchorId="4CCA74C8" id="Прямоугольник 1" o:spid="_x0000_s1026" style="position:absolute;margin-left:50.15pt;margin-top:24.8pt;width:32.55pt;height:11.1pt;z-index:251643904;visibility:visible;mso-wrap-style:square;mso-width-percent:0;mso-height-percent:0;mso-wrap-distance-left:9pt;mso-wrap-distance-top:0;mso-wrap-distance-right:9pt;mso-wrap-distance-bottom:0;mso-position-horizontal:absolute;mso-position-horizontal-relative:text;mso-position-vertical:absolute;mso-position-vertical-relative:text;mso-width-percent:0;mso-height-percent:0;mso-width-relative:page;mso-height-relative:page;v-text-anchor:middle" o:gfxdata="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" fillcolor="white [3212]" strokecolor="#172c51" strokeweight="1pt">
+              <v:rect w14:anchorId="4B391DE5" id="Прямоугольник 1" o:spid="_x0000_s1026" style="position:absolute;margin-left:50.15pt;margin-top:24.8pt;width:32.55pt;height:11.1pt;z-index:251641856;visibility:visible;mso-wrap-style:square;mso-width-percent:0;mso-height-percent:0;mso-wrap-distance-left:9pt;mso-wrap-distance-top:0;mso-wrap-distance-right:9pt;mso-wrap-distance-bottom:0;mso-position-horizontal:absolute;mso-position-horizontal-relative:text;mso-position-vertical:absolute;mso-position-vertical-relative:text;mso-width-percent:0;mso-height-percent:0;mso-width-relative:page;mso-height-relative:page;v-text-anchor:middle" o:gfxdata="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" fillcolor="white [3212]" strokecolor="#172c51" strokeweight="1pt">
                 <w10:wrap type="topAndBottom"/>
               </v:rect>
             </w:pict>
@@ -587,7 +587,7 @@
         <mc:AlternateContent>
           <mc:Choice Requires="wps">
             <w:drawing>
-              <wp:anchor distT="0" distB="0" distL="114300" distR="114300" simplePos="0" relativeHeight="251657216" behindDoc="0" locked="0" layoutInCell="1" allowOverlap="1" wp14:anchorId="5A4544F4" wp14:editId="10B8B40E">
+              <wp:anchor distT="0" distB="0" distL="114300" distR="114300" simplePos="0" relativeHeight="251655168" behindDoc="0" locked="0" layoutInCell="1" allowOverlap="1" wp14:anchorId="5A4544F4" wp14:editId="790ED558">
                 <wp:simplePos x="0" y="0"/>
                 <wp:positionH relativeFrom="column">
                   <wp:posOffset>340451</wp:posOffset>
@@ -641,7 +641,7 @@
           </mc:Choice>
           <mc:Fallback>
             <w:pict>
-              <v:line w14:anchorId="07310470" id="Прямая соединительная линия 6" o:spid="_x0000_s1026" style="position:absolute;z-index:251657216;visibility:visible;mso-wrap-style:square;mso-wrap-distance-left:9pt;mso-wrap-distance-top:0;mso-wrap-distance-right:9pt;mso-wrap-distance-bottom:0;mso-position-horizontal:absolute;mso-position-horizontal-relative:text;mso-position-vertical:absolute;mso-position-vertical-relative:text" from="26.8pt,11.65pt" to="86.8pt,11.65pt" o:gfxdata="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" strokecolor="#002060" strokeweight="1.25pt">
+              <v:line w14:anchorId="3B116747" id="Прямая соединительная линия 6" o:spid="_x0000_s1026" style="position:absolute;z-index:251655168;visibility:visible;mso-wrap-style:square;mso-wrap-distance-left:9pt;mso-wrap-distance-top:0;mso-wrap-distance-right:9pt;mso-wrap-distance-bottom:0;mso-position-horizontal:absolute;mso-position-horizontal-relative:text;mso-position-vertical:absolute;mso-position-vertical-relative:text" from="26.8pt,11.65pt" to="86.8pt,11.65pt" o:gfxdata="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" strokecolor="#002060" strokeweight="1.25pt">
                 <v:stroke joinstyle="miter"/>
               </v:line>
             </w:pict>
@@ -655,7 +655,7 @@
         <mc:AlternateContent>
           <mc:Choice Requires="wps">
             <w:drawing>
-              <wp:anchor distT="0" distB="0" distL="114300" distR="114300" simplePos="0" relativeHeight="251656192" behindDoc="0" locked="0" layoutInCell="1" allowOverlap="1" wp14:anchorId="1C9F6017" wp14:editId="3CFB5355">
+              <wp:anchor distT="0" distB="0" distL="114300" distR="114300" simplePos="0" relativeHeight="251654144" behindDoc="0" locked="0" layoutInCell="1" allowOverlap="1" wp14:anchorId="1C9F6017" wp14:editId="796A2B5F">
                 <wp:simplePos x="0" y="0"/>
                 <wp:positionH relativeFrom="column">
                   <wp:posOffset>1104900</wp:posOffset>
@@ -699,7 +699,7 @@
           </mc:Choice>
           <mc:Fallback>
             <w:pict>
-              <v:line w14:anchorId="5E6A0830" id="Прямая соединительная линия 5" o:spid="_x0000_s1026" style="position:absolute;z-index:251656192;visibility:visible;mso-wrap-style:square;mso-wrap-distance-left:9pt;mso-wrap-distance-top:0;mso-wrap-distance-right:9pt;mso-wrap-distance-bottom:0;mso-position-horizontal:absolute;mso-position-horizontal-relative:text;mso-position-vertical:absolute;mso-position-vertical-relative:text" from="87pt,11.5pt" to="87pt,84.8pt" o:gfxdata="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" strokecolor="#002060" strokeweight="1.5pt">
+              <v:line w14:anchorId="05853989" id="Прямая соединительная линия 5" o:spid="_x0000_s1026" style="position:absolute;z-index:251654144;visibility:visible;mso-wrap-style:square;mso-wrap-distance-left:9pt;mso-wrap-distance-top:0;mso-wrap-distance-right:9pt;mso-wrap-distance-bottom:0;mso-position-horizontal:absolute;mso-position-horizontal-relative:text;mso-position-vertical:absolute;mso-position-vertical-relative:text" from="87pt,11.5pt" to="87pt,84.8pt" o:gfxdata="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" strokecolor="#002060" strokeweight="1.5pt">
                 <v:stroke joinstyle="miter"/>
               </v:line>
             </w:pict>
@@ -713,7 +713,7 @@
         <mc:AlternateContent>
           <mc:Choice Requires="wps">
             <w:drawing>
-              <wp:anchor distT="0" distB="0" distL="114300" distR="114300" simplePos="0" relativeHeight="251654144" behindDoc="0" locked="0" layoutInCell="1" allowOverlap="1" wp14:anchorId="277CD643" wp14:editId="3A9338EB">
+              <wp:anchor distT="0" distB="0" distL="114300" distR="114300" simplePos="0" relativeHeight="251652096" behindDoc="0" locked="0" layoutInCell="1" allowOverlap="1" wp14:anchorId="277CD643" wp14:editId="3F09E385">
                 <wp:simplePos x="0" y="0"/>
                 <wp:positionH relativeFrom="column">
                   <wp:posOffset>740228</wp:posOffset>
@@ -763,7 +763,7 @@
           </mc:Choice>
           <mc:Fallback>
             <w:pict>
-              <v:line w14:anchorId="73287A29" id="Прямая соединительная линия 5" o:spid="_x0000_s1026" style="position:absolute;z-index:251654144;visibility:visible;mso-wrap-style:square;mso-width-percent:0;mso-height-percent:0;mso-wrap-distance-left:9pt;mso-wrap-distance-top:0;mso-wrap-distance-right:9pt;mso-wrap-distance-bottom:0;mso-position-horizontal:absolute;mso-position-horizontal-relative:text;mso-position-vertical:absolute;mso-position-vertical-relative:text;mso-width-percent:0;mso-height-percent:0;mso-width-relative:margin;mso-height-relative:margin" from="58.3pt,11.5pt" to="58.3pt,84.8pt" o:gfxdata="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" strokecolor="#002060" strokeweight="1.5pt">
+              <v:line w14:anchorId="7F532E6F" id="Прямая соединительная линия 5" o:spid="_x0000_s1026" style="position:absolute;z-index:251652096;visibility:visible;mso-wrap-style:square;mso-width-percent:0;mso-height-percent:0;mso-wrap-distance-left:9pt;mso-wrap-distance-top:0;mso-wrap-distance-right:9pt;mso-wrap-distance-bottom:0;mso-position-horizontal:absolute;mso-position-horizontal-relative:text;mso-position-vertical:absolute;mso-position-vertical-relative:text;mso-width-percent:0;mso-height-percent:0;mso-width-relative:margin;mso-height-relative:margin" from="58.3pt,11.5pt" to="58.3pt,84.8pt" o:gfxdata="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" strokecolor="#002060" strokeweight="1.5pt">
                 <v:stroke joinstyle="miter"/>
               </v:line>
             </w:pict>
@@ -777,7 +777,7 @@
         <mc:AlternateContent>
           <mc:Choice Requires="wps">
             <w:drawing>
-              <wp:anchor distT="0" distB="0" distL="114300" distR="114300" simplePos="0" relativeHeight="251652096" behindDoc="0" locked="0" layoutInCell="1" allowOverlap="1" wp14:anchorId="2F58F635" wp14:editId="15460750">
+              <wp:anchor distT="0" distB="0" distL="114300" distR="114300" simplePos="0" relativeHeight="251650048" behindDoc="0" locked="0" layoutInCell="1" allowOverlap="1" wp14:anchorId="2F58F635" wp14:editId="040E98D5">
                 <wp:simplePos x="0" y="0"/>
                 <wp:positionH relativeFrom="column">
                   <wp:posOffset>340451</wp:posOffset>
@@ -831,7 +831,7 @@
           </mc:Choice>
           <mc:Fallback>
             <w:pict>
-              <v:line w14:anchorId="670C8132" id="Прямая соединительная линия 5" o:spid="_x0000_s1026" style="position:absolute;z-index:251652096;visibility:visible;mso-wrap-style:square;mso-wrap-distance-left:9pt;mso-wrap-distance-top:0;mso-wrap-distance-right:9pt;mso-wrap-distance-bottom:0;mso-position-horizontal:absolute;mso-position-horizontal-relative:text;mso-position-vertical:absolute;mso-position-vertical-relative:text" from="26.8pt,11.65pt" to="26.8pt,84.95pt" o:gfxdata="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" strokecolor="#002060" strokeweight="1.5pt">
+              <v:line w14:anchorId="3B56D5DE" id="Прямая соединительная линия 5" o:spid="_x0000_s1026" style="position:absolute;z-index:251650048;visibility:visible;mso-wrap-style:square;mso-wrap-distance-left:9pt;mso-wrap-distance-top:0;mso-wrap-distance-right:9pt;mso-wrap-distance-bottom:0;mso-position-horizontal:absolute;mso-position-horizontal-relative:text;mso-position-vertical:absolute;mso-position-vertical-relative:text" from="26.8pt,11.65pt" to="26.8pt,84.95pt" o:gfxdata="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" strokecolor="#002060" strokeweight="1.5pt">
                 <v:stroke joinstyle="miter"/>
               </v:line>
             </w:pict>
@@ -847,7 +847,7 @@
         <mc:AlternateContent>
           <mc:Choice Requires="wps">
             <w:drawing>
-              <wp:anchor distT="0" distB="0" distL="114300" distR="114300" simplePos="0" relativeHeight="251662336" behindDoc="0" locked="0" layoutInCell="1" allowOverlap="1" wp14:anchorId="6D9FBE92" wp14:editId="176FB365">
+              <wp:anchor distT="0" distB="0" distL="114300" distR="114300" simplePos="0" relativeHeight="251660288" behindDoc="0" locked="0" layoutInCell="1" allowOverlap="1" wp14:anchorId="6D9FBE92" wp14:editId="2BB3D809">
                 <wp:simplePos x="0" y="0"/>
                 <wp:positionH relativeFrom="column">
                   <wp:posOffset>1049655</wp:posOffset>
@@ -900,7 +900,7 @@
           </mc:Choice>
           <mc:Fallback>
             <w:pict>
-              <v:rect w14:anchorId="4802A92F" id="Прямоугольник 4" o:spid="_x0000_s1026" style="position:absolute;margin-left:82.65pt;margin-top:8.85pt;width:10.3pt;height:25.7pt;z-index:251662336;visibility:visible;mso-wrap-style:square;mso-wrap-distance-left:9pt;mso-wrap-distance-top:0;mso-wrap-distance-right:9pt;mso-wrap-distance-bottom:0;mso-position-horizontal:absolute;mso-position-horizontal-relative:text;mso-position-vertical:absolute;mso-position-vertical-relative:text;v-text-anchor:middle" o:gfxdata="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" fillcolor="window" strokecolor="#172c51" strokeweight="1pt">
+              <v:rect w14:anchorId="18551C7B" id="Прямоугольник 4" o:spid="_x0000_s1026" style="position:absolute;margin-left:82.65pt;margin-top:8.85pt;width:10.3pt;height:25.7pt;z-index:251660288;visibility:visible;mso-wrap-style:square;mso-wrap-distance-left:9pt;mso-wrap-distance-top:0;mso-wrap-distance-right:9pt;mso-wrap-distance-bottom:0;mso-position-horizontal:absolute;mso-position-horizontal-relative:text;mso-position-vertical:absolute;mso-position-vertical-relative:text;v-text-anchor:middle" o:gfxdata="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" fillcolor="window" strokecolor="#172c51" strokeweight="1pt">
                 <w10:wrap type="topAndBottom"/>
               </v:rect>
             </w:pict>
@@ -914,7 +914,7 @@
         <mc:AlternateContent>
           <mc:Choice Requires="wps">
             <w:drawing>
-              <wp:anchor distT="0" distB="0" distL="114300" distR="114300" simplePos="0" relativeHeight="251661312" behindDoc="0" locked="0" layoutInCell="1" allowOverlap="1" wp14:anchorId="28739193" wp14:editId="53344609">
+              <wp:anchor distT="0" distB="0" distL="114300" distR="114300" simplePos="0" relativeHeight="251659264" behindDoc="0" locked="0" layoutInCell="1" allowOverlap="1" wp14:anchorId="28739193" wp14:editId="3F2C9097">
                 <wp:simplePos x="0" y="0"/>
                 <wp:positionH relativeFrom="column">
                   <wp:posOffset>676910</wp:posOffset>
@@ -967,7 +967,7 @@
           </mc:Choice>
           <mc:Fallback>
             <w:pict>
-              <v:rect w14:anchorId="30AC5CB2" id="Прямоугольник 4" o:spid="_x0000_s1026" style="position:absolute;margin-left:53.3pt;margin-top:8.8pt;width:10.3pt;height:25.7pt;z-index:251661312;visibility:visible;mso-wrap-style:square;mso-wrap-distance-left:9pt;mso-wrap-distance-top:0;mso-wrap-distance-right:9pt;mso-wrap-distance-bottom:0;mso-position-horizontal:absolute;mso-position-horizontal-relative:text;mso-position-vertical:absolute;mso-position-vertical-relative:text;v-text-anchor:middle" o:gfxdata="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" fillcolor="window" strokecolor="#172c51" strokeweight="1pt">
+              <v:rect w14:anchorId="3414B528" id="Прямоугольник 4" o:spid="_x0000_s1026" style="position:absolute;margin-left:53.3pt;margin-top:8.8pt;width:10.3pt;height:25.7pt;z-index:251659264;visibility:visible;mso-wrap-style:square;mso-wrap-distance-left:9pt;mso-wrap-distance-top:0;mso-wrap-distance-right:9pt;mso-wrap-distance-bottom:0;mso-position-horizontal:absolute;mso-position-horizontal-relative:text;mso-position-vertical:absolute;mso-position-vertical-relative:text;v-text-anchor:middle" o:gfxdata="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" fillcolor="window" strokecolor="#172c51" strokeweight="1pt">
                 <w10:wrap type="topAndBottom"/>
               </v:rect>
             </w:pict>
@@ -981,7 +981,7 @@
         <mc:AlternateContent>
           <mc:Choice Requires="wps">
             <w:drawing>
-              <wp:anchor distT="0" distB="0" distL="114300" distR="114300" simplePos="0" relativeHeight="251660288" behindDoc="0" locked="0" layoutInCell="1" allowOverlap="1" wp14:anchorId="5D1CECF1" wp14:editId="6DBEFE72">
+              <wp:anchor distT="0" distB="0" distL="114300" distR="114300" simplePos="0" relativeHeight="251658240" behindDoc="0" locked="0" layoutInCell="1" allowOverlap="1" wp14:anchorId="5D1CECF1" wp14:editId="3DE2C1AB">
                 <wp:simplePos x="0" y="0"/>
                 <wp:positionH relativeFrom="column">
                   <wp:posOffset>280398</wp:posOffset>
@@ -1040,7 +1040,7 @@
           </mc:Choice>
           <mc:Fallback>
             <w:pict>
-              <v:rect w14:anchorId="360C6C94" id="Прямоугольник 4" o:spid="_x0000_s1026" style="position:absolute;margin-left:22.1pt;margin-top:8.85pt;width:10.3pt;height:25.7pt;z-index:251660288;visibility:visible;mso-wrap-style:square;mso-wrap-distance-left:9pt;mso-wrap-distance-top:0;mso-wrap-distance-right:9pt;mso-wrap-distance-bottom:0;mso-position-horizontal:absolute;mso-position-horizontal-relative:text;mso-position-vertical:absolute;mso-position-vertical-relative:text;v-text-anchor:middle" o:gfxdata="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" fillcolor="white [3212]" strokecolor="#09101d [484]" strokeweight="1pt">
+              <v:rect w14:anchorId="05FC242C" id="Прямоугольник 4" o:spid="_x0000_s1026" style="position:absolute;margin-left:22.1pt;margin-top:8.85pt;width:10.3pt;height:25.7pt;z-index:251658240;visibility:visible;mso-wrap-style:square;mso-wrap-distance-left:9pt;mso-wrap-distance-top:0;mso-wrap-distance-right:9pt;mso-wrap-distance-bottom:0;mso-position-horizontal:absolute;mso-position-horizontal-relative:text;mso-position-vertical:absolute;mso-position-vertical-relative:text;v-text-anchor:middle" o:gfxdata="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" fillcolor="white [3212]" strokecolor="#09101d [484]" strokeweight="1pt">
                 <w10:wrap type="topAndBottom"/>
               </v:rect>
             </w:pict>
@@ -1056,7 +1056,7 @@
         <mc:AlternateContent>
           <mc:Choice Requires="wps">
             <w:drawing>
-              <wp:anchor distT="0" distB="0" distL="114300" distR="114300" simplePos="0" relativeHeight="251659264" behindDoc="0" locked="0" layoutInCell="1" allowOverlap="1" wp14:anchorId="519E23DA" wp14:editId="18E03E34">
+              <wp:anchor distT="0" distB="0" distL="114300" distR="114300" simplePos="0" relativeHeight="251657216" behindDoc="0" locked="0" layoutInCell="1" allowOverlap="1" wp14:anchorId="519E23DA" wp14:editId="491B784B">
                 <wp:simplePos x="0" y="0"/>
                 <wp:positionH relativeFrom="column">
                   <wp:posOffset>342900</wp:posOffset>
@@ -1100,7 +1100,7 @@
           </mc:Choice>
           <mc:Fallback>
             <w:pict>
-              <v:line w14:anchorId="25108746" id="Прямая соединительная линия 6" o:spid="_x0000_s1026" style="position:absolute;z-index:251659264;visibility:visible;mso-wrap-style:square;mso-wrap-distance-left:9pt;mso-wrap-distance-top:0;mso-wrap-distance-right:9pt;mso-wrap-distance-bottom:0;mso-position-horizontal:absolute;mso-position-horizontal-relative:text;mso-position-vertical:absolute;mso-position-vertical-relative:text" from="27pt,3.7pt" to="87pt,3.7pt" o:gfxdata="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" strokecolor="#002060" strokeweight="1.25pt">
+              <v:line w14:anchorId="64C30595" id="Прямая соединительная линия 6" o:spid="_x0000_s1026" style="position:absolute;z-index:251657216;visibility:visible;mso-wrap-style:square;mso-wrap-distance-left:9pt;mso-wrap-distance-top:0;mso-wrap-distance-right:9pt;mso-wrap-distance-bottom:0;mso-position-horizontal:absolute;mso-position-horizontal-relative:text;mso-position-vertical:absolute;mso-position-vertical-relative:text" from="27pt,3.7pt" to="87pt,3.7pt" o:gfxdata="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" strokecolor="#002060" strokeweight="1.25pt">
                 <v:stroke joinstyle="miter"/>
               </v:line>
             </w:pict>
@@ -1223,7 +1223,7 @@
         <mc:AlternateContent>
           <mc:Choice Requires="wps">
             <w:drawing>
-              <wp:anchor distT="0" distB="0" distL="114300" distR="114300" simplePos="0" relativeHeight="251664384" behindDoc="0" locked="0" layoutInCell="1" allowOverlap="1" wp14:anchorId="39D3786D" wp14:editId="3341E14A">
+              <wp:anchor distT="0" distB="0" distL="114300" distR="114300" simplePos="0" relativeHeight="251662336" behindDoc="0" locked="0" layoutInCell="1" allowOverlap="1" wp14:anchorId="39D3786D" wp14:editId="2D738951">
                 <wp:simplePos x="0" y="0"/>
                 <wp:positionH relativeFrom="column">
                   <wp:posOffset>-440055</wp:posOffset>
@@ -1283,7 +1283,7 @@
           </mc:Choice>
           <mc:Fallback>
             <w:pict>
-              <v:line w14:anchorId="289D530C" id="Прямая соединительная линия 3" o:spid="_x0000_s1026" style="position:absolute;z-index:251664384;visibility:visible;mso-wrap-style:square;mso-width-percent:0;mso-height-percent:0;mso-wrap-distance-left:9pt;mso-wrap-distance-top:0;mso-wrap-distance-right:9pt;mso-wrap-distance-bottom:0;mso-position-horizontal:absolute;mso-position-horizontal-relative:text;mso-position-vertical:absolute;mso-position-vertical-relative:text;mso-width-percent:0;mso-height-percent:0;mso-width-relative:margin;mso-height-relative:margin" from="-34.65pt,27.7pt" to="274.9pt,28pt" o:gfxdata="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" strokecolor="#002060" strokeweight="1pt">
+              <v:line w14:anchorId="2AC1AFAB" id="Прямая соединительная линия 3" o:spid="_x0000_s1026" style="position:absolute;z-index:251662336;visibility:visible;mso-wrap-style:square;mso-width-percent:0;mso-height-percent:0;mso-wrap-distance-left:9pt;mso-wrap-distance-top:0;mso-wrap-distance-right:9pt;mso-wrap-distance-bottom:0;mso-position-horizontal:absolute;mso-position-horizontal-relative:text;mso-position-vertical:absolute;mso-position-vertical-relative:text;mso-width-percent:0;mso-height-percent:0;mso-width-relative:margin;mso-height-relative:margin" from="-34.65pt,27.7pt" to="274.9pt,28pt" o:gfxdata="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" strokecolor="#002060" strokeweight="1pt">
                 <v:stroke joinstyle="miter"/>
               </v:line>
             </w:pict>
@@ -1297,7 +1297,7 @@
         <mc:AlternateContent>
           <mc:Choice Requires="wps">
             <w:drawing>
-              <wp:anchor distT="0" distB="0" distL="114300" distR="114300" simplePos="0" relativeHeight="251680768" behindDoc="0" locked="0" layoutInCell="1" allowOverlap="1" wp14:anchorId="5649A19B" wp14:editId="2C4F2F66">
+              <wp:anchor distT="0" distB="0" distL="114300" distR="114300" simplePos="0" relativeHeight="251678720" behindDoc="0" locked="0" layoutInCell="1" allowOverlap="1" wp14:anchorId="5649A19B" wp14:editId="4C2F26CF">
                 <wp:simplePos x="0" y="0"/>
                 <wp:positionH relativeFrom="column">
                   <wp:posOffset>2345055</wp:posOffset>
@@ -1344,7 +1344,7 @@
           </mc:Choice>
           <mc:Fallback>
             <w:pict>
-              <v:line w14:anchorId="12B364FD" id="Прямая соединительная линия 14" o:spid="_x0000_s1026" style="position:absolute;z-index:251680768;visibility:visible;mso-wrap-style:square;mso-height-percent:0;mso-wrap-distance-left:9pt;mso-wrap-distance-top:0;mso-wrap-distance-right:9pt;mso-wrap-distance-bottom:0;mso-position-horizontal:absolute;mso-position-horizontal-relative:text;mso-position-vertical:absolute;mso-position-vertical-relative:text;mso-height-percent:0;mso-height-relative:margin" from="184.65pt,28pt" to="184.65pt,63.7pt" o:gfxdata="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" strokecolor="windowText" strokeweight="1pt">
+              <v:line w14:anchorId="6E6B4526" id="Прямая соединительная линия 14" o:spid="_x0000_s1026" style="position:absolute;z-index:251678720;visibility:visible;mso-wrap-style:square;mso-height-percent:0;mso-wrap-distance-left:9pt;mso-wrap-distance-top:0;mso-wrap-distance-right:9pt;mso-wrap-distance-bottom:0;mso-position-horizontal:absolute;mso-position-horizontal-relative:text;mso-position-vertical:absolute;mso-position-vertical-relative:text;mso-height-percent:0;mso-height-relative:margin" from="184.65pt,28pt" to="184.65pt,63.7pt" o:gfxdata="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" strokecolor="windowText" strokeweight="1pt">
                 <v:stroke joinstyle="miter"/>
               </v:line>
             </w:pict>
@@ -1358,7 +1358,7 @@
         <mc:AlternateContent>
           <mc:Choice Requires="wps">
             <w:drawing>
-              <wp:anchor distT="0" distB="0" distL="114300" distR="114300" simplePos="0" relativeHeight="251678720" behindDoc="0" locked="0" layoutInCell="1" allowOverlap="1" wp14:anchorId="2E0AFD79" wp14:editId="081F1AAE">
+              <wp:anchor distT="0" distB="0" distL="114300" distR="114300" simplePos="0" relativeHeight="251676672" behindDoc="0" locked="0" layoutInCell="1" allowOverlap="1" wp14:anchorId="2E0AFD79" wp14:editId="113C2A4B">
                 <wp:simplePos x="0" y="0"/>
                 <wp:positionH relativeFrom="column">
                   <wp:posOffset>1236345</wp:posOffset>
@@ -1405,7 +1405,7 @@
           </mc:Choice>
           <mc:Fallback>
             <w:pict>
-              <v:line w14:anchorId="5205BF94" id="Прямая соединительная линия 14" o:spid="_x0000_s1026" style="position:absolute;z-index:251678720;visibility:visible;mso-wrap-style:square;mso-height-percent:0;mso-wrap-distance-left:9pt;mso-wrap-distance-top:0;mso-wrap-distance-right:9pt;mso-wrap-distance-bottom:0;mso-position-horizontal:absolute;mso-position-horizontal-relative:text;mso-position-vertical:absolute;mso-position-vertical-relative:text;mso-height-percent:0;mso-height-relative:margin" from="97.35pt,28pt" to="97.35pt,102.1pt" o:gfxdata="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" strokecolor="windowText" strokeweight="1pt">
+              <v:line w14:anchorId="215BE09B" id="Прямая соединительная линия 14" o:spid="_x0000_s1026" style="position:absolute;z-index:251676672;visibility:visible;mso-wrap-style:square;mso-height-percent:0;mso-wrap-distance-left:9pt;mso-wrap-distance-top:0;mso-wrap-distance-right:9pt;mso-wrap-distance-bottom:0;mso-position-horizontal:absolute;mso-position-horizontal-relative:text;mso-position-vertical:absolute;mso-position-vertical-relative:text;mso-height-percent:0;mso-height-relative:margin" from="97.35pt,28pt" to="97.35pt,102.1pt" o:gfxdata="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" strokecolor="windowText" strokeweight="1pt">
                 <v:stroke joinstyle="miter"/>
               </v:line>
             </w:pict>
@@ -1419,7 +1419,7 @@
         <mc:AlternateContent>
           <mc:Choice Requires="wps">
             <w:drawing>
-              <wp:anchor distT="0" distB="0" distL="114300" distR="114300" simplePos="0" relativeHeight="251676672" behindDoc="0" locked="0" layoutInCell="1" allowOverlap="1" wp14:anchorId="3DF80579" wp14:editId="7311ACCD">
+              <wp:anchor distT="0" distB="0" distL="114300" distR="114300" simplePos="0" relativeHeight="251674624" behindDoc="0" locked="0" layoutInCell="1" allowOverlap="1" wp14:anchorId="3DF80579" wp14:editId="139D3663">
                 <wp:simplePos x="0" y="0"/>
                 <wp:positionH relativeFrom="column">
                   <wp:posOffset>-27940</wp:posOffset>
@@ -1473,7 +1473,7 @@
           </mc:Choice>
           <mc:Fallback>
             <w:pict>
-              <v:line w14:anchorId="428D9233" id="Прямая соединительная линия 14" o:spid="_x0000_s1026" style="position:absolute;z-index:251676672;visibility:visible;mso-wrap-style:square;mso-wrap-distance-left:9pt;mso-wrap-distance-top:0;mso-wrap-distance-right:9pt;mso-wrap-distance-bottom:0;mso-position-horizontal:absolute;mso-position-horizontal-relative:text;mso-position-vertical:absolute;mso-position-vertical-relative:text" from="-2.2pt,27.75pt" to="-2.2pt,103.45pt" o:gfxdata="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" strokecolor="black [3213]" strokeweight="1pt">
+              <v:line w14:anchorId="4909CF57" id="Прямая соединительная линия 14" o:spid="_x0000_s1026" style="position:absolute;z-index:251674624;visibility:visible;mso-wrap-style:square;mso-wrap-distance-left:9pt;mso-wrap-distance-top:0;mso-wrap-distance-right:9pt;mso-wrap-distance-bottom:0;mso-position-horizontal:absolute;mso-position-horizontal-relative:text;mso-position-vertical:absolute;mso-position-vertical-relative:text" from="-2.2pt,27.75pt" to="-2.2pt,103.45pt" o:gfxdata="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" strokecolor="black [3213]" strokeweight="1pt">
                 <v:stroke joinstyle="miter"/>
               </v:line>
             </w:pict>
@@ -1487,7 +1487,7 @@
         <mc:AlternateContent>
           <mc:Choice Requires="wps">
             <w:drawing>
-              <wp:anchor distT="0" distB="0" distL="114300" distR="114300" simplePos="0" relativeHeight="251675648" behindDoc="0" locked="0" layoutInCell="1" allowOverlap="1" wp14:anchorId="75B5CAE6" wp14:editId="35D62336">
+              <wp:anchor distT="0" distB="0" distL="114300" distR="114300" simplePos="0" relativeHeight="251673600" behindDoc="0" locked="0" layoutInCell="1" allowOverlap="1" wp14:anchorId="75B5CAE6" wp14:editId="7722F851">
                 <wp:simplePos x="0" y="0"/>
                 <wp:positionH relativeFrom="column">
                   <wp:posOffset>2555630</wp:posOffset>
@@ -1573,7 +1573,7 @@
           </mc:Choice>
           <mc:Fallback>
             <w:pict>
-              <v:rect w14:anchorId="75B5CAE6" id="Прямоугольник 1" o:spid="_x0000_s1026" style="position:absolute;margin-left:201.25pt;margin-top:18pt;width:52.6pt;height:19.35pt;z-index:251675648;visibility:visible;mso-wrap-style:square;mso-width-percent:0;mso-height-percent:0;mso-wrap-distance-left:9pt;mso-wrap-distance-top:0;mso-wrap-distance-right:9pt;mso-wrap-distance-bottom:0;mso-position-horizontal:absolute;mso-position-horizontal-relative:text;mso-position-vertical:absolute;mso-position-vertical-relative:text;mso-width-percent:0;mso-height-percent:0;mso-width-relative:page;mso-height-relative:page;v-text-anchor:middle" o:gfxdata="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" fillcolor="window" strokecolor="#172c51" strokeweight="1pt">
+              <v:rect w14:anchorId="75B5CAE6" id="Прямоугольник 1" o:spid="_x0000_s1026" style="position:absolute;margin-left:201.25pt;margin-top:18pt;width:52.6pt;height:19.35pt;z-index:251673600;visibility:visible;mso-wrap-style:square;mso-width-percent:0;mso-height-percent:0;mso-wrap-distance-left:9pt;mso-wrap-distance-top:0;mso-wrap-distance-right:9pt;mso-wrap-distance-bottom:0;mso-position-horizontal:absolute;mso-position-horizontal-relative:text;mso-position-vertical:absolute;mso-position-vertical-relative:text;mso-width-percent:0;mso-height-percent:0;mso-width-relative:page;mso-height-relative:page;v-text-anchor:middle" o:gfxdata="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" fillcolor="window" strokecolor="#172c51" strokeweight="1pt">
                 <v:textbox>
                   <w:txbxContent>
                     <w:p>
@@ -1614,7 +1614,7 @@
         <mc:AlternateContent>
           <mc:Choice Requires="wps">
             <w:drawing>
-              <wp:anchor distT="0" distB="0" distL="114300" distR="114300" simplePos="0" relativeHeight="251671552" behindDoc="0" locked="0" layoutInCell="1" allowOverlap="1" wp14:anchorId="4A759EA6" wp14:editId="28847C90">
+              <wp:anchor distT="0" distB="0" distL="114300" distR="114300" simplePos="0" relativeHeight="251669504" behindDoc="0" locked="0" layoutInCell="1" allowOverlap="1" wp14:anchorId="4A759EA6" wp14:editId="29BFD924">
                 <wp:simplePos x="0" y="0"/>
                 <wp:positionH relativeFrom="column">
                   <wp:posOffset>1482970</wp:posOffset>
@@ -1700,7 +1700,7 @@
           </mc:Choice>
           <mc:Fallback>
             <w:pict>
-              <v:rect w14:anchorId="4A759EA6" id="_x0000_s1027" style="position:absolute;margin-left:116.75pt;margin-top:17.75pt;width:52.6pt;height:19.35pt;z-index:251671552;visibility:visible;mso-wrap-style:square;mso-width-percent:0;mso-height-percent:0;mso-wrap-distance-left:9pt;mso-wrap-distance-top:0;mso-wrap-distance-right:9pt;mso-wrap-distance-bottom:0;mso-position-horizontal:absolute;mso-position-horizontal-relative:text;mso-position-vertical:absolute;mso-position-vertical-relative:text;mso-width-percent:0;mso-height-percent:0;mso-width-relative:page;mso-height-relative:page;v-text-anchor:middle" o:gfxdata="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" fillcolor="window" strokecolor="#172c51" strokeweight="1pt">
+              <v:rect w14:anchorId="4A759EA6" id="_x0000_s1027" style="position:absolute;margin-left:116.75pt;margin-top:17.75pt;width:52.6pt;height:19.35pt;z-index:251669504;visibility:visible;mso-wrap-style:square;mso-width-percent:0;mso-height-percent:0;mso-wrap-distance-left:9pt;mso-wrap-distance-top:0;mso-wrap-distance-right:9pt;mso-wrap-distance-bottom:0;mso-position-horizontal:absolute;mso-position-horizontal-relative:text;mso-position-vertical:absolute;mso-position-vertical-relative:text;mso-width-percent:0;mso-height-percent:0;mso-width-relative:page;mso-height-relative:page;v-text-anchor:middle" o:gfxdata="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" fillcolor="window" strokecolor="#172c51" strokeweight="1pt">
                 <v:textbox>
                   <w:txbxContent>
                     <w:p>
@@ -1741,7 +1741,7 @@
         <mc:AlternateContent>
           <mc:Choice Requires="wps">
             <w:drawing>
-              <wp:anchor distT="0" distB="0" distL="114300" distR="114300" simplePos="0" relativeHeight="251665408" behindDoc="0" locked="0" layoutInCell="1" allowOverlap="1" wp14:anchorId="5727F2CF" wp14:editId="016CA52F">
+              <wp:anchor distT="0" distB="0" distL="114300" distR="114300" simplePos="0" relativeHeight="251663360" behindDoc="0" locked="0" layoutInCell="1" allowOverlap="1" wp14:anchorId="5727F2CF" wp14:editId="4467BD2B">
                 <wp:simplePos x="0" y="0"/>
                 <wp:positionH relativeFrom="column">
                   <wp:posOffset>244231</wp:posOffset>
@@ -1840,7 +1840,7 @@
           </mc:Choice>
           <mc:Fallback>
             <w:pict>
-              <v:rect w14:anchorId="5727F2CF" id="_x0000_s1028" style="position:absolute;margin-left:19.25pt;margin-top:18.3pt;width:52.6pt;height:19.35pt;z-index:251665408;visibility:visible;mso-wrap-style:square;mso-width-percent:0;mso-height-percent:0;mso-wrap-distance-left:9pt;mso-wrap-distance-top:0;mso-wrap-distance-right:9pt;mso-wrap-distance-bottom:0;mso-position-horizontal:absolute;mso-position-horizontal-relative:text;mso-position-vertical:absolute;mso-position-vertical-relative:text;mso-width-percent:0;mso-height-percent:0;mso-width-relative:page;mso-height-relative:page;v-text-anchor:middle" o:gfxdata="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" fillcolor="white [3212]" strokecolor="#09101d [484]" strokeweight="1pt">
+              <v:rect w14:anchorId="5727F2CF" id="_x0000_s1028" style="position:absolute;margin-left:19.25pt;margin-top:18.3pt;width:52.6pt;height:19.35pt;z-index:251663360;visibility:visible;mso-wrap-style:square;mso-width-percent:0;mso-height-percent:0;mso-wrap-distance-left:9pt;mso-wrap-distance-top:0;mso-wrap-distance-right:9pt;mso-wrap-distance-bottom:0;mso-position-horizontal:absolute;mso-position-horizontal-relative:text;mso-position-vertical:absolute;mso-position-vertical-relative:text;mso-width-percent:0;mso-height-percent:0;mso-width-relative:page;mso-height-relative:page;v-text-anchor:middle" o:gfxdata="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" fillcolor="white [3212]" strokecolor="#09101d [484]" strokeweight="1pt">
                 <v:textbox>
                   <w:txbxContent>
                     <w:p>
@@ -1883,7 +1883,7 @@
         <mc:AlternateContent>
           <mc:Choice Requires="wps">
             <w:drawing>
-              <wp:anchor distT="0" distB="0" distL="114300" distR="114300" simplePos="0" relativeHeight="251639806" behindDoc="0" locked="0" layoutInCell="1" allowOverlap="1" wp14:anchorId="4F6AB2A4" wp14:editId="52A8F50C">
+              <wp:anchor distT="0" distB="0" distL="114300" distR="114300" simplePos="0" relativeHeight="251637758" behindDoc="0" locked="0" layoutInCell="1" allowOverlap="1" wp14:anchorId="4F6AB2A4" wp14:editId="73C880FA">
                 <wp:simplePos x="0" y="0"/>
                 <wp:positionH relativeFrom="column">
                   <wp:posOffset>-30920</wp:posOffset>
@@ -1943,7 +1943,7 @@
           </mc:Choice>
           <mc:Fallback>
             <w:pict>
-              <v:line w14:anchorId="3B7AB64C" id="Прямая соединительная линия 13" o:spid="_x0000_s1026" style="position:absolute;flip:y;z-index:251639806;visibility:visible;mso-wrap-style:square;mso-height-percent:0;mso-wrap-distance-left:9pt;mso-wrap-distance-top:0;mso-wrap-distance-right:9pt;mso-wrap-distance-bottom:0;mso-position-horizontal:absolute;mso-position-horizontal-relative:text;mso-position-vertical:absolute;mso-position-vertical-relative:text;mso-height-percent:0;mso-height-relative:margin" from="-2.45pt,41.3pt" to="184.45pt,41.3pt" o:gfxdata="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" strokecolor="#0d0d0d [3069]" strokeweight="1pt">
+              <v:line w14:anchorId="1359F5A9" id="Прямая соединительная линия 13" o:spid="_x0000_s1026" style="position:absolute;flip:y;z-index:251637758;visibility:visible;mso-wrap-style:square;mso-height-percent:0;mso-wrap-distance-left:9pt;mso-wrap-distance-top:0;mso-wrap-distance-right:9pt;mso-wrap-distance-bottom:0;mso-position-horizontal:absolute;mso-position-horizontal-relative:text;mso-position-vertical:absolute;mso-position-vertical-relative:text;mso-height-percent:0;mso-height-relative:margin" from="-2.45pt,41.3pt" to="184.45pt,41.3pt" o:gfxdata="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" strokecolor="#0d0d0d [3069]" strokeweight="1pt">
                 <v:stroke joinstyle="miter"/>
               </v:line>
             </w:pict>
@@ -1957,7 +1957,7 @@
         <mc:AlternateContent>
           <mc:Choice Requires="wps">
             <w:drawing>
-              <wp:anchor distT="0" distB="0" distL="114300" distR="114300" simplePos="0" relativeHeight="251673600" behindDoc="0" locked="0" layoutInCell="1" allowOverlap="1" wp14:anchorId="577F9B6F" wp14:editId="7DAB75E1">
+              <wp:anchor distT="0" distB="0" distL="114300" distR="114300" simplePos="0" relativeHeight="251671552" behindDoc="0" locked="0" layoutInCell="1" allowOverlap="1" wp14:anchorId="577F9B6F" wp14:editId="3FFA0F1F">
                 <wp:simplePos x="0" y="0"/>
                 <wp:positionH relativeFrom="column">
                   <wp:posOffset>1482969</wp:posOffset>
@@ -2043,7 +2043,7 @@
           </mc:Choice>
           <mc:Fallback>
             <w:pict>
-              <v:rect w14:anchorId="577F9B6F" id="_x0000_s1029" style="position:absolute;margin-left:116.75pt;margin-top:30.55pt;width:52.6pt;height:19.35pt;z-index:251673600;visibility:visible;mso-wrap-style:square;mso-width-percent:0;mso-height-percent:0;mso-wrap-distance-left:9pt;mso-wrap-distance-top:0;mso-wrap-distance-right:9pt;mso-wrap-distance-bottom:0;mso-position-horizontal:absolute;mso-position-horizontal-relative:text;mso-position-vertical:absolute;mso-position-vertical-relative:text;mso-width-percent:0;mso-height-percent:0;mso-width-relative:page;mso-height-relative:page;v-text-anchor:middle" o:gfxdata="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" fillcolor="window" strokecolor="#172c51" strokeweight="1pt">
+              <v:rect w14:anchorId="577F9B6F" id="_x0000_s1029" style="position:absolute;margin-left:116.75pt;margin-top:30.55pt;width:52.6pt;height:19.35pt;z-index:251671552;visibility:visible;mso-wrap-style:square;mso-width-percent:0;mso-height-percent:0;mso-wrap-distance-left:9pt;mso-wrap-distance-top:0;mso-wrap-distance-right:9pt;mso-wrap-distance-bottom:0;mso-position-horizontal:absolute;mso-position-horizontal-relative:text;mso-position-vertical:absolute;mso-position-vertical-relative:text;mso-width-percent:0;mso-height-percent:0;mso-width-relative:page;mso-height-relative:page;v-text-anchor:middle" o:gfxdata="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" fillcolor="window" strokecolor="#172c51" strokeweight="1pt">
                 <v:textbox>
                   <w:txbxContent>
                     <w:p>
@@ -2084,7 +2084,7 @@
         <mc:AlternateContent>
           <mc:Choice Requires="wps">
             <w:drawing>
-              <wp:anchor distT="0" distB="0" distL="114300" distR="114300" simplePos="0" relativeHeight="251667456" behindDoc="0" locked="0" layoutInCell="1" allowOverlap="1" wp14:anchorId="6724DD01" wp14:editId="4009B29F">
+              <wp:anchor distT="0" distB="0" distL="114300" distR="114300" simplePos="0" relativeHeight="251665408" behindDoc="0" locked="0" layoutInCell="1" allowOverlap="1" wp14:anchorId="6724DD01" wp14:editId="5AD1052B">
                 <wp:simplePos x="0" y="0"/>
                 <wp:positionH relativeFrom="column">
                   <wp:posOffset>246185</wp:posOffset>
@@ -2170,7 +2170,7 @@
           </mc:Choice>
           <mc:Fallback>
             <w:pict>
-              <v:rect w14:anchorId="6724DD01" id="_x0000_s1030" style="position:absolute;margin-left:19.4pt;margin-top:30.8pt;width:52.6pt;height:19.35pt;z-index:251667456;visibility:visible;mso-wrap-style:square;mso-width-percent:0;mso-height-percent:0;mso-wrap-distance-left:9pt;mso-wrap-distance-top:0;mso-wrap-distance-right:9pt;mso-wrap-distance-bottom:0;mso-position-horizontal:absolute;mso-position-horizontal-relative:text;mso-position-vertical:absolute;mso-position-vertical-relative:text;mso-width-percent:0;mso-height-percent:0;mso-width-relative:page;mso-height-relative:page;v-text-anchor:middle" o:gfxdata="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" fillcolor="window" strokecolor="#172c51" strokeweight="1pt">
+              <v:rect w14:anchorId="6724DD01" id="_x0000_s1030" style="position:absolute;margin-left:19.4pt;margin-top:30.8pt;width:52.6pt;height:19.35pt;z-index:251665408;visibility:visible;mso-wrap-style:square;mso-width-percent:0;mso-height-percent:0;mso-wrap-distance-left:9pt;mso-wrap-distance-top:0;mso-wrap-distance-right:9pt;mso-wrap-distance-bottom:0;mso-position-horizontal:absolute;mso-position-horizontal-relative:text;mso-position-vertical:absolute;mso-position-vertical-relative:text;mso-width-percent:0;mso-height-percent:0;mso-width-relative:page;mso-height-relative:page;v-text-anchor:middle" o:gfxdata="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" fillcolor="window" strokecolor="#172c51" strokeweight="1pt">
                 <v:textbox>
                   <w:txbxContent>
                     <w:p>
@@ -2213,7 +2213,7 @@
         <mc:AlternateContent>
           <mc:Choice Requires="wps">
             <w:drawing>
-              <wp:anchor distT="0" distB="0" distL="114300" distR="114300" simplePos="0" relativeHeight="251638781" behindDoc="0" locked="0" layoutInCell="1" allowOverlap="1" wp14:anchorId="692DB96A" wp14:editId="5EDCAB6A">
+              <wp:anchor distT="0" distB="0" distL="114300" distR="114300" simplePos="0" relativeHeight="251636733" behindDoc="0" locked="0" layoutInCell="1" allowOverlap="1" wp14:anchorId="692DB96A" wp14:editId="6DE13559">
                 <wp:simplePos x="0" y="0"/>
                 <wp:positionH relativeFrom="column">
                   <wp:posOffset>-30578</wp:posOffset>
@@ -2266,7 +2266,7 @@
           </mc:Choice>
           <mc:Fallback>
             <w:pict>
-              <v:line w14:anchorId="015C783A" id="Прямая соединительная линия 13" o:spid="_x0000_s1026" style="position:absolute;flip:y;z-index:251638781;visibility:visible;mso-wrap-style:square;mso-width-percent:0;mso-height-percent:0;mso-wrap-distance-left:9pt;mso-wrap-distance-top:0;mso-wrap-distance-right:9pt;mso-wrap-distance-bottom:0;mso-position-horizontal:absolute;mso-position-horizontal-relative:text;mso-position-vertical:absolute;mso-position-vertical-relative:text;mso-width-percent:0;mso-height-percent:0;mso-width-relative:margin;mso-height-relative:margin" from="-2.4pt,40.35pt" to="98.2pt,41.75pt" o:gfxdata="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" strokecolor="#0d0d0d" strokeweight="1pt">
+              <v:line w14:anchorId="09204D61" id="Прямая соединительная линия 13" o:spid="_x0000_s1026" style="position:absolute;flip:y;z-index:251636733;visibility:visible;mso-wrap-style:square;mso-width-percent:0;mso-height-percent:0;mso-wrap-distance-left:9pt;mso-wrap-distance-top:0;mso-wrap-distance-right:9pt;mso-wrap-distance-bottom:0;mso-position-horizontal:absolute;mso-position-horizontal-relative:text;mso-position-vertical:absolute;mso-position-vertical-relative:text;mso-width-percent:0;mso-height-percent:0;mso-width-relative:margin;mso-height-relative:margin" from="-2.4pt,40.35pt" to="98.2pt,41.75pt" o:gfxdata="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" strokecolor="#0d0d0d" strokeweight="1pt">
                 <v:stroke joinstyle="miter"/>
               </v:line>
             </w:pict>
@@ -2280,7 +2280,7 @@
         <mc:AlternateContent>
           <mc:Choice Requires="wps">
             <w:drawing>
-              <wp:anchor distT="0" distB="0" distL="114300" distR="114300" simplePos="0" relativeHeight="251669504" behindDoc="0" locked="0" layoutInCell="1" allowOverlap="1" wp14:anchorId="1F9488A4" wp14:editId="4F166098">
+              <wp:anchor distT="0" distB="0" distL="114300" distR="114300" simplePos="0" relativeHeight="251667456" behindDoc="0" locked="0" layoutInCell="1" allowOverlap="1" wp14:anchorId="1F9488A4" wp14:editId="1FC027B4">
                 <wp:simplePos x="0" y="0"/>
                 <wp:positionH relativeFrom="column">
                   <wp:posOffset>246185</wp:posOffset>
@@ -2366,7 +2366,7 @@
           </mc:Choice>
           <mc:Fallback>
             <w:pict>
-              <v:rect w14:anchorId="1F9488A4" id="_x0000_s1031" style="position:absolute;margin-left:19.4pt;margin-top:30.1pt;width:52.6pt;height:19.35pt;z-index:251669504;visibility:visible;mso-wrap-style:square;mso-width-percent:0;mso-height-percent:0;mso-wrap-distance-left:9pt;mso-wrap-distance-top:0;mso-wrap-distance-right:9pt;mso-wrap-distance-bottom:0;mso-position-horizontal:absolute;mso-position-horizontal-relative:text;mso-position-vertical:absolute;mso-position-vertical-relative:text;mso-width-percent:0;mso-height-percent:0;mso-width-relative:page;mso-height-relative:page;v-text-anchor:middle" o:gfxdata="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" fillcolor="window" strokecolor="#172c51" strokeweight="1pt">
+              <v:rect w14:anchorId="1F9488A4" id="_x0000_s1031" style="position:absolute;margin-left:19.4pt;margin-top:30.1pt;width:52.6pt;height:19.35pt;z-index:251667456;visibility:visible;mso-wrap-style:square;mso-width-percent:0;mso-height-percent:0;mso-wrap-distance-left:9pt;mso-wrap-distance-top:0;mso-wrap-distance-right:9pt;mso-wrap-distance-bottom:0;mso-position-horizontal:absolute;mso-position-horizontal-relative:text;mso-position-vertical:absolute;mso-position-vertical-relative:text;mso-width-percent:0;mso-height-percent:0;mso-width-relative:page;mso-height-relative:page;v-text-anchor:middle" o:gfxdata="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" fillcolor="window" strokecolor="#172c51" strokeweight="1pt">
                 <v:textbox>
                   <w:txbxContent>
                     <w:p>
@@ -2411,7 +2411,7 @@
         <mc:AlternateContent>
           <mc:Choice Requires="wps">
             <w:drawing>
-              <wp:anchor distT="0" distB="0" distL="114300" distR="114300" simplePos="0" relativeHeight="251682816" behindDoc="0" locked="0" layoutInCell="1" allowOverlap="1" wp14:anchorId="2C3F93F8" wp14:editId="74DA19A5">
+              <wp:anchor distT="0" distB="0" distL="114300" distR="114300" simplePos="0" relativeHeight="251680768" behindDoc="0" locked="0" layoutInCell="1" allowOverlap="1" wp14:anchorId="2C3F93F8" wp14:editId="47F0A971">
                 <wp:simplePos x="0" y="0"/>
                 <wp:positionH relativeFrom="column">
                   <wp:posOffset>0</wp:posOffset>
@@ -2465,7 +2465,7 @@
           </mc:Choice>
           <mc:Fallback>
             <w:pict>
-              <v:line w14:anchorId="6D9223D5" id="Прямая соединительная линия 3" o:spid="_x0000_s1026" style="position:absolute;z-index:251682816;visibility:visible;mso-wrap-style:square;mso-wrap-distance-left:9pt;mso-wrap-distance-top:0;mso-wrap-distance-right:9pt;mso-wrap-distance-bottom:0;mso-position-horizontal:absolute;mso-position-horizontal-relative:text;mso-position-vertical:absolute;mso-position-vertical-relative:text" from="0,28.25pt" to="171.9pt,29.65pt" o:gfxdata="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" strokecolor="#002060" strokeweight="1pt">
+              <v:line w14:anchorId="34457013" id="Прямая соединительная линия 3" o:spid="_x0000_s1026" style="position:absolute;z-index:251680768;visibility:visible;mso-wrap-style:square;mso-wrap-distance-left:9pt;mso-wrap-distance-top:0;mso-wrap-distance-right:9pt;mso-wrap-distance-bottom:0;mso-position-horizontal:absolute;mso-position-horizontal-relative:text;mso-position-vertical:absolute;mso-position-vertical-relative:text" from="0,28.25pt" to="171.9pt,29.65pt" o:gfxdata="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" strokecolor="#002060" strokeweight="1pt">
                 <v:stroke joinstyle="miter"/>
               </v:line>
             </w:pict>
@@ -2479,7 +2479,7 @@
         <mc:AlternateContent>
           <mc:Choice Requires="wps">
             <w:drawing>
-              <wp:anchor distT="0" distB="0" distL="114300" distR="114300" simplePos="0" relativeHeight="251683840" behindDoc="0" locked="0" layoutInCell="1" allowOverlap="1" wp14:anchorId="3E347E90" wp14:editId="6E16B49E">
+              <wp:anchor distT="0" distB="0" distL="114300" distR="114300" simplePos="0" relativeHeight="251681792" behindDoc="0" locked="0" layoutInCell="1" allowOverlap="1" wp14:anchorId="3E347E90" wp14:editId="76A13082">
                 <wp:simplePos x="0" y="0"/>
                 <wp:positionH relativeFrom="column">
                   <wp:posOffset>201295</wp:posOffset>
@@ -2551,7 +2551,7 @@
           </mc:Choice>
           <mc:Fallback>
             <w:pict>
-              <v:rect w14:anchorId="20D08984" id="Прямоугольник 1" o:spid="_x0000_s1026" style="position:absolute;margin-left:15.85pt;margin-top:22.45pt;width:32.55pt;height:11.1pt;z-index:251683840;visibility:visible;mso-wrap-style:square;mso-width-percent:0;mso-height-percent:0;mso-wrap-distance-left:9pt;mso-wrap-distance-top:0;mso-wrap-distance-right:9pt;mso-wrap-distance-bottom:0;mso-position-horizontal:absolute;mso-position-horizontal-relative:text;mso-position-vertical:absolute;mso-position-vertical-relative:text;mso-width-percent:0;mso-height-percent:0;mso-width-relative:page;mso-height-relative:page;v-text-anchor:middle" o:gfxdata="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" fillcolor="white [3212]" strokecolor="#09101d [484]" strokeweight="1pt">
+              <v:rect w14:anchorId="0C4187DE" id="Прямоугольник 1" o:spid="_x0000_s1026" style="position:absolute;margin-left:15.85pt;margin-top:22.45pt;width:32.55pt;height:11.1pt;z-index:251681792;visibility:visible;mso-wrap-style:square;mso-width-percent:0;mso-height-percent:0;mso-wrap-distance-left:9pt;mso-wrap-distance-top:0;mso-wrap-distance-right:9pt;mso-wrap-distance-bottom:0;mso-position-horizontal:absolute;mso-position-horizontal-relative:text;mso-position-vertical:absolute;mso-position-vertical-relative:text;mso-width-percent:0;mso-height-percent:0;mso-width-relative:page;mso-height-relative:page;v-text-anchor:middle" o:gfxdata="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" fillcolor="white [3212]" strokecolor="#09101d [484]" strokeweight="1pt">
                 <w10:wrap type="topAndBottom"/>
               </v:rect>
             </w:pict>
@@ -2565,7 +2565,7 @@
         <mc:AlternateContent>
           <mc:Choice Requires="wps">
             <w:drawing>
-              <wp:anchor distT="0" distB="0" distL="114300" distR="114300" simplePos="0" relativeHeight="251684864" behindDoc="0" locked="0" layoutInCell="1" allowOverlap="1" wp14:anchorId="2E6A5F3A" wp14:editId="781BFDF7">
+              <wp:anchor distT="0" distB="0" distL="114300" distR="114300" simplePos="0" relativeHeight="251682816" behindDoc="0" locked="0" layoutInCell="1" allowOverlap="1" wp14:anchorId="2E6A5F3A" wp14:editId="20CEF0FA">
                 <wp:simplePos x="0" y="0"/>
                 <wp:positionH relativeFrom="column">
                   <wp:posOffset>840105</wp:posOffset>
@@ -2624,7 +2624,7 @@
           </mc:Choice>
           <mc:Fallback>
             <w:pict>
-              <v:rect w14:anchorId="7A50F84C" id="Прямоугольник 1" o:spid="_x0000_s1026" style="position:absolute;margin-left:66.15pt;margin-top:23.65pt;width:32.55pt;height:11.1pt;z-index:251684864;visibility:visible;mso-wrap-style:square;mso-width-percent:0;mso-height-percent:0;mso-wrap-distance-left:9pt;mso-wrap-distance-top:0;mso-wrap-distance-right:9pt;mso-wrap-distance-bottom:0;mso-position-horizontal:absolute;mso-position-horizontal-relative:text;mso-position-vertical:absolute;mso-position-vertical-relative:text;mso-width-percent:0;mso-height-percent:0;mso-width-relative:page;mso-height-relative:page;v-text-anchor:middle" o:gfxdata="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" fillcolor="white [3212]" strokecolor="#172c51" strokeweight="1pt">
+              <v:rect w14:anchorId="7D43A609" id="Прямоугольник 1" o:spid="_x0000_s1026" style="position:absolute;margin-left:66.15pt;margin-top:23.65pt;width:32.55pt;height:11.1pt;z-index:251682816;visibility:visible;mso-wrap-style:square;mso-width-percent:0;mso-height-percent:0;mso-wrap-distance-left:9pt;mso-wrap-distance-top:0;mso-wrap-distance-right:9pt;mso-wrap-distance-bottom:0;mso-position-horizontal:absolute;mso-position-horizontal-relative:text;mso-position-vertical:absolute;mso-position-vertical-relative:text;mso-width-percent:0;mso-height-percent:0;mso-width-relative:page;mso-height-relative:page;v-text-anchor:middle" o:gfxdata="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" fillcolor="white [3212]" strokecolor="#172c51" strokeweight="1pt">
                 <w10:wrap type="topAndBottom"/>
               </v:rect>
             </w:pict>
@@ -2638,7 +2638,7 @@
         <mc:AlternateContent>
           <mc:Choice Requires="wps">
             <w:drawing>
-              <wp:anchor distT="0" distB="0" distL="114300" distR="114300" simplePos="0" relativeHeight="251685888" behindDoc="0" locked="0" layoutInCell="1" allowOverlap="1" wp14:anchorId="7E4BFF24" wp14:editId="64EAF493">
+              <wp:anchor distT="0" distB="0" distL="114300" distR="114300" simplePos="0" relativeHeight="251683840" behindDoc="0" locked="0" layoutInCell="1" allowOverlap="1" wp14:anchorId="7E4BFF24" wp14:editId="3DFF6323">
                 <wp:simplePos x="0" y="0"/>
                 <wp:positionH relativeFrom="column">
                   <wp:posOffset>1482725</wp:posOffset>
@@ -2697,7 +2697,7 @@
           </mc:Choice>
           <mc:Fallback>
             <w:pict>
-              <v:rect w14:anchorId="393DF6D9" id="Прямоугольник 1" o:spid="_x0000_s1026" style="position:absolute;margin-left:116.75pt;margin-top:23.8pt;width:32.55pt;height:11.1pt;z-index:251685888;visibility:visible;mso-wrap-style:square;mso-width-percent:0;mso-height-percent:0;mso-wrap-distance-left:9pt;mso-wrap-distance-top:0;mso-wrap-distance-right:9pt;mso-wrap-distance-bottom:0;mso-position-horizontal:absolute;mso-position-horizontal-relative:text;mso-position-vertical:absolute;mso-position-vertical-relative:text;mso-width-percent:0;mso-height-percent:0;mso-width-relative:page;mso-height-relative:page;v-text-anchor:middle" o:gfxdata="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" fillcolor="white [3212]" strokecolor="#172c51" strokeweight="1pt">
+              <v:rect w14:anchorId="6CCB2FDC" id="Прямоугольник 1" o:spid="_x0000_s1026" style="position:absolute;margin-left:116.75pt;margin-top:23.8pt;width:32.55pt;height:11.1pt;z-index:251683840;visibility:visible;mso-wrap-style:square;mso-width-percent:0;mso-height-percent:0;mso-wrap-distance-left:9pt;mso-wrap-distance-top:0;mso-wrap-distance-right:9pt;mso-wrap-distance-bottom:0;mso-position-horizontal:absolute;mso-position-horizontal-relative:text;mso-position-vertical:absolute;mso-position-vertical-relative:text;mso-width-percent:0;mso-height-percent:0;mso-width-relative:page;mso-height-relative:page;v-text-anchor:middle" o:gfxdata="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" fillcolor="white [3212]" strokecolor="#172c51" strokeweight="1pt">
                 <w10:wrap type="topAndBottom"/>
               </v:rect>
             </w:pict>
@@ -2723,7 +2723,7 @@
         <mc:AlternateContent>
           <mc:Choice Requires="wps">
             <w:drawing>
-              <wp:anchor distT="0" distB="0" distL="114300" distR="114300" simplePos="0" relativeHeight="251689984" behindDoc="0" locked="0" layoutInCell="1" allowOverlap="1" wp14:anchorId="7EF013E8" wp14:editId="6497183E">
+              <wp:anchor distT="0" distB="0" distL="114300" distR="114300" simplePos="0" relativeHeight="251687936" behindDoc="0" locked="0" layoutInCell="1" allowOverlap="1" wp14:anchorId="7EF013E8" wp14:editId="38255DA5">
                 <wp:simplePos x="0" y="0"/>
                 <wp:positionH relativeFrom="column">
                   <wp:posOffset>786765</wp:posOffset>
@@ -2782,7 +2782,7 @@
           </mc:Choice>
           <mc:Fallback>
             <w:pict>
-              <v:rect w14:anchorId="424B6C0A" id="Прямоугольник 1" o:spid="_x0000_s1026" style="position:absolute;margin-left:61.95pt;margin-top:23.7pt;width:32.55pt;height:11.1pt;z-index:251689984;visibility:visible;mso-wrap-style:square;mso-width-percent:0;mso-height-percent:0;mso-wrap-distance-left:9pt;mso-wrap-distance-top:0;mso-wrap-distance-right:9pt;mso-wrap-distance-bottom:0;mso-position-horizontal:absolute;mso-position-horizontal-relative:text;mso-position-vertical:absolute;mso-position-vertical-relative:text;mso-width-percent:0;mso-height-percent:0;mso-width-relative:page;mso-height-relative:page;v-text-anchor:middle" o:gfxdata="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" fillcolor="white [3212]" strokecolor="#172c51" strokeweight="1pt">
+              <v:rect w14:anchorId="7D26ADF9" id="Прямоугольник 1" o:spid="_x0000_s1026" style="position:absolute;margin-left:61.95pt;margin-top:23.7pt;width:32.55pt;height:11.1pt;z-index:251687936;visibility:visible;mso-wrap-style:square;mso-width-percent:0;mso-height-percent:0;mso-wrap-distance-left:9pt;mso-wrap-distance-top:0;mso-wrap-distance-right:9pt;mso-wrap-distance-bottom:0;mso-position-horizontal:absolute;mso-position-horizontal-relative:text;mso-position-vertical:absolute;mso-position-vertical-relative:text;mso-width-percent:0;mso-height-percent:0;mso-width-relative:page;mso-height-relative:page;v-text-anchor:middle" o:gfxdata="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" fillcolor="white [3212]" strokecolor="#172c51" strokeweight="1pt">
                 <w10:wrap type="topAndBottom"/>
               </v:rect>
             </w:pict>
@@ -2798,7 +2798,7 @@
         <mc:AlternateContent>
           <mc:Choice Requires="wps">
             <w:drawing>
-              <wp:anchor distT="0" distB="0" distL="114300" distR="114300" simplePos="0" relativeHeight="251687936" behindDoc="0" locked="0" layoutInCell="1" allowOverlap="1" wp14:anchorId="2E1BFAD1" wp14:editId="24B59162">
+              <wp:anchor distT="0" distB="0" distL="114300" distR="114300" simplePos="0" relativeHeight="251685888" behindDoc="0" locked="0" layoutInCell="1" allowOverlap="1" wp14:anchorId="2E1BFAD1" wp14:editId="098B1806">
                 <wp:simplePos x="0" y="0"/>
                 <wp:positionH relativeFrom="column">
                   <wp:posOffset>0</wp:posOffset>
@@ -2852,7 +2852,7 @@
           </mc:Choice>
           <mc:Fallback>
             <w:pict>
-              <v:line w14:anchorId="0625C74F" id="Прямая соединительная линия 3" o:spid="_x0000_s1026" style="position:absolute;z-index:251687936;visibility:visible;mso-wrap-style:square;mso-wrap-distance-left:9pt;mso-wrap-distance-top:0;mso-wrap-distance-right:9pt;mso-wrap-distance-bottom:0;mso-position-horizontal:absolute;mso-position-horizontal-relative:text;mso-position-vertical:absolute;mso-position-vertical-relative:text" from="0,5.5pt" to="171.9pt,6.9pt" o:gfxdata="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" strokecolor="#002060" strokeweight="1pt">
+              <v:line w14:anchorId="108DDD57" id="Прямая соединительная линия 3" o:spid="_x0000_s1026" style="position:absolute;z-index:251685888;visibility:visible;mso-wrap-style:square;mso-wrap-distance-left:9pt;mso-wrap-distance-top:0;mso-wrap-distance-right:9pt;mso-wrap-distance-bottom:0;mso-position-horizontal:absolute;mso-position-horizontal-relative:text;mso-position-vertical:absolute;mso-position-vertical-relative:text" from="0,5.5pt" to="171.9pt,6.9pt" o:gfxdata="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" strokecolor="#002060" strokeweight="1pt">
                 <v:stroke joinstyle="miter"/>
               </v:line>
             </w:pict>
@@ -2935,10 +2935,7 @@
     </w:p>
     <w:p>
       <w:r>
-        <w:t xml:space="preserve">Аналогия: </w:t>
-      </w:r>
-      <w:r>
-        <w:t xml:space="preserve">Если вы вернулись в то же место, с которого начали движение, значит сумма </w:t>
+        <w:t xml:space="preserve">Аналогия: Если вы вернулись в то же место, с которого начали движение, значит сумма </w:t>
       </w:r>
       <w:r>
         <w:t>ваших</w:t>
@@ -2947,25 +2944,13 @@
         <w:t xml:space="preserve"> </w:t>
       </w:r>
       <w:r>
-        <w:t>перемещений равна нулю</w:t>
-      </w:r>
-      <w:r>
-        <w:t>.</w:t>
+        <w:t>перемещений равна нулю.</w:t>
       </w:r>
     </w:p>
     <w:p/>
     <w:p>
       <w:r>
-        <w:t xml:space="preserve">Напряжение </w:t>
-      </w:r>
-      <w:r>
-        <w:t xml:space="preserve">в точке </w:t>
-      </w:r>
-      <w:r>
-        <w:t>А</w:t>
-      </w:r>
-      <w:r>
-        <w:t xml:space="preserve"> =</w:t>
+        <w:t>Напряжение в точке А =</w:t>
       </w:r>
       <w:r>
         <w:t>+2</w:t>
@@ -3019,13 +3004,7 @@
         </w:numPr>
       </w:pPr>
       <w:r>
-        <w:t xml:space="preserve">Определите напряжение в точке </w:t>
-      </w:r>
-      <w:r>
-        <w:t>Г</w:t>
-      </w:r>
-      <w:r>
-        <w:t xml:space="preserve"> относительно точки А</w:t>
+        <w:t>Определите напряжение в точке Г относительно точки А</w:t>
       </w:r>
     </w:p>
     <w:p>
@@ -3037,13 +3016,7 @@
         </w:numPr>
       </w:pPr>
       <w:r>
-        <w:t xml:space="preserve">Определите напряжение в точке </w:t>
-      </w:r>
-      <w:r>
-        <w:t>В</w:t>
-      </w:r>
-      <w:r>
-        <w:t xml:space="preserve"> относительно точки А</w:t>
+        <w:t>Определите напряжение в точке В относительно точки А</w:t>
       </w:r>
     </w:p>
     <w:p>
@@ -3055,10 +3028,7 @@
         </w:numPr>
       </w:pPr>
       <w:r>
-        <w:t xml:space="preserve">Определите </w:t>
-      </w:r>
-      <w:r>
-        <w:t xml:space="preserve">Ток через резистор </w:t>
+        <w:t xml:space="preserve">Определите Ток через резистор </w:t>
       </w:r>
       <w:r>
         <w:rPr>
@@ -3079,22 +3049,10 @@
         </w:numPr>
       </w:pPr>
       <w:r>
-        <w:t xml:space="preserve">Определите </w:t>
-      </w:r>
-      <w:r>
-        <w:t>Ток</w:t>
-      </w:r>
-      <w:r>
-        <w:t xml:space="preserve"> </w:t>
-      </w:r>
-      <w:r>
-        <w:t xml:space="preserve">через резистор </w:t>
-      </w:r>
-      <w:r>
-        <w:t>4 КОм</w:t>
-      </w:r>
-      <w:r>
-        <w:t xml:space="preserve"> и напряжение на нем</w:t>
+        <w:t xml:space="preserve">Определите Ток </w:t>
+      </w:r>
+      <w:r>
+        <w:t>через резистор 4 КОм и напряжение на нем</w:t>
       </w:r>
     </w:p>
     <w:p>
@@ -3110,7 +3068,7 @@
         <mc:AlternateContent>
           <mc:Choice Requires="wpg">
             <w:drawing>
-              <wp:anchor distT="0" distB="0" distL="114300" distR="114300" simplePos="0" relativeHeight="251712512" behindDoc="0" locked="0" layoutInCell="1" allowOverlap="1" wp14:anchorId="0B96F5EB" wp14:editId="2E3606A9">
+              <wp:anchor distT="0" distB="0" distL="114300" distR="114300" simplePos="0" relativeHeight="251710464" behindDoc="0" locked="0" layoutInCell="1" allowOverlap="1" wp14:anchorId="0B96F5EB" wp14:editId="18C4E04A">
                 <wp:simplePos x="0" y="0"/>
                 <wp:positionH relativeFrom="column">
                   <wp:posOffset>127635</wp:posOffset>
@@ -3586,10 +3544,7 @@
                                   <w:jc w:val="center"/>
                                 </w:pPr>
                                 <w:r>
-                                  <w:t xml:space="preserve">Точка </w:t>
-                                </w:r>
-                                <w:r>
-                                  <w:t>Б</w:t>
+                                  <w:t>Точка Б</w:t>
                                 </w:r>
                               </w:p>
                             </w:txbxContent>
@@ -3607,7 +3562,7 @@
           </mc:Choice>
           <mc:Fallback>
             <w:pict>
-              <v:group w14:anchorId="0B96F5EB" id="Группа 33" o:spid="_x0000_s1032" style="position:absolute;margin-left:10.05pt;margin-top:22.5pt;width:321.25pt;height:114.9pt;z-index:251712512" coordsize="40798,14592" o:gfxdata="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">
+              <v:group w14:anchorId="0B96F5EB" id="Группа 33" o:spid="_x0000_s1032" style="position:absolute;margin-left:10.05pt;margin-top:22.5pt;width:321.25pt;height:114.9pt;z-index:251710464" coordsize="40798,14592" o:gfxdata="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">
                 <v:line id="Прямая соединительная линия 3" o:spid="_x0000_s1033" style="position:absolute;visibility:visible;mso-wrap-style:square" from="1485,5181" to="40798,5219" o:connectortype="straight" o:gfxdata="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" strokecolor="#002060" strokeweight="1pt">
                   <v:stroke joinstyle="miter"/>
                 </v:line>
@@ -3787,10 +3742,7 @@
                             <w:jc w:val="center"/>
                           </w:pPr>
                           <w:r>
-                            <w:t xml:space="preserve">Точка </w:t>
-                          </w:r>
-                          <w:r>
-                            <w:t>Б</w:t>
+                            <w:t>Точка Б</w:t>
                           </w:r>
                         </w:p>
                       </w:txbxContent>
@@ -3811,7 +3763,7 @@
         <mc:AlternateContent>
           <mc:Choice Requires="wps">
             <w:drawing>
-              <wp:anchor distT="45720" distB="45720" distL="114300" distR="114300" simplePos="0" relativeHeight="251716608" behindDoc="0" locked="0" layoutInCell="1" allowOverlap="1" wp14:anchorId="675524BF" wp14:editId="461C2E3F">
+              <wp:anchor distT="45720" distB="45720" distL="114300" distR="114300" simplePos="0" relativeHeight="251714560" behindDoc="0" locked="0" layoutInCell="1" allowOverlap="1" wp14:anchorId="675524BF" wp14:editId="682D2BE4">
                 <wp:simplePos x="0" y="0"/>
                 <wp:positionH relativeFrom="column">
                   <wp:posOffset>1417320</wp:posOffset>
@@ -3855,10 +3807,7 @@
                               <w:jc w:val="center"/>
                             </w:pPr>
                             <w:r>
-                              <w:t xml:space="preserve">Точка </w:t>
-                            </w:r>
-                            <w:r>
-                              <w:t>Г</w:t>
+                              <w:t>Точка Г</w:t>
                             </w:r>
                           </w:p>
                         </w:txbxContent>
@@ -3880,7 +3829,7 @@
           </mc:Choice>
           <mc:Fallback>
             <w:pict>
-              <v:shape w14:anchorId="675524BF" id="Надпись 2" o:spid="_x0000_s1044" type="#_x0000_t202" style="position:absolute;margin-left:111.6pt;margin-top:.3pt;width:62.4pt;height:23.7pt;z-index:251716608;visibility:visible;mso-wrap-style:square;mso-width-percent:0;mso-height-percent:0;mso-wrap-distance-left:9pt;mso-wrap-distance-top:3.6pt;mso-wrap-distance-right:9pt;mso-wrap-distance-bottom:3.6pt;mso-position-horizontal:absolute;mso-position-horizontal-relative:text;mso-position-vertical:absolute;mso-position-vertical-relative:text;mso-width-percent:0;mso-height-percent:0;mso-width-relative:margin;mso-height-relative:margin;v-text-anchor:top" o:gfxdata="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" filled="f" stroked="f">
+              <v:shape w14:anchorId="675524BF" id="Надпись 2" o:spid="_x0000_s1044" type="#_x0000_t202" style="position:absolute;margin-left:111.6pt;margin-top:.3pt;width:62.4pt;height:23.7pt;z-index:251714560;visibility:visible;mso-wrap-style:square;mso-width-percent:0;mso-height-percent:0;mso-wrap-distance-left:9pt;mso-wrap-distance-top:3.6pt;mso-wrap-distance-right:9pt;mso-wrap-distance-bottom:3.6pt;mso-position-horizontal:absolute;mso-position-horizontal-relative:text;mso-position-vertical:absolute;mso-position-vertical-relative:text;mso-width-percent:0;mso-height-percent:0;mso-width-relative:margin;mso-height-relative:margin;v-text-anchor:top" o:gfxdata="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" filled="f" stroked="f">
                 <v:textbox>
                   <w:txbxContent>
                     <w:p>
@@ -3888,10 +3837,7 @@
                         <w:jc w:val="center"/>
                       </w:pPr>
                       <w:r>
-                        <w:t xml:space="preserve">Точка </w:t>
-                      </w:r>
-                      <w:r>
-                        <w:t>Г</w:t>
+                        <w:t>Точка Г</w:t>
                       </w:r>
                     </w:p>
                   </w:txbxContent>
@@ -3911,7 +3857,7 @@
         <mc:AlternateContent>
           <mc:Choice Requires="wps">
             <w:drawing>
-              <wp:anchor distT="0" distB="0" distL="114300" distR="114300" simplePos="0" relativeHeight="251711488" behindDoc="0" locked="0" layoutInCell="1" allowOverlap="1" wp14:anchorId="3DCB6D88" wp14:editId="1389F2D8">
+              <wp:anchor distT="0" distB="0" distL="114300" distR="114300" simplePos="0" relativeHeight="251709440" behindDoc="0" locked="0" layoutInCell="1" allowOverlap="1" wp14:anchorId="3DCB6D88" wp14:editId="0C865704">
                 <wp:simplePos x="0" y="0"/>
                 <wp:positionH relativeFrom="column">
                   <wp:posOffset>4208145</wp:posOffset>
@@ -3961,7 +3907,7 @@
           </mc:Choice>
           <mc:Fallback>
             <w:pict>
-              <v:line w14:anchorId="2642A5A4" id="Прямая соединительная линия 14" o:spid="_x0000_s1026" style="position:absolute;z-index:251711488;visibility:visible;mso-wrap-style:square;mso-width-percent:0;mso-height-percent:0;mso-wrap-distance-left:9pt;mso-wrap-distance-top:0;mso-wrap-distance-right:9pt;mso-wrap-distance-bottom:0;mso-position-horizontal:absolute;mso-position-horizontal-relative:text;mso-position-vertical:absolute;mso-position-vertical-relative:text;mso-width-percent:0;mso-height-percent:0;mso-width-relative:margin;mso-height-relative:margin" from="331.35pt,18.35pt" to="331.4pt,83.75pt" o:gfxdata="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" strokecolor="windowText" strokeweight="1pt">
+              <v:line w14:anchorId="18A4F069" id="Прямая соединительная линия 14" o:spid="_x0000_s1026" style="position:absolute;z-index:251709440;visibility:visible;mso-wrap-style:square;mso-width-percent:0;mso-height-percent:0;mso-wrap-distance-left:9pt;mso-wrap-distance-top:0;mso-wrap-distance-right:9pt;mso-wrap-distance-bottom:0;mso-position-horizontal:absolute;mso-position-horizontal-relative:text;mso-position-vertical:absolute;mso-position-vertical-relative:text;mso-width-percent:0;mso-height-percent:0;mso-width-relative:margin;mso-height-relative:margin" from="331.35pt,18.35pt" to="331.4pt,83.75pt" o:gfxdata="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" strokecolor="windowText" strokeweight="1pt">
                 <v:stroke joinstyle="miter"/>
               </v:line>
             </w:pict>
@@ -3979,7 +3925,7 @@
         <mc:AlternateContent>
           <mc:Choice Requires="wps">
             <w:drawing>
-              <wp:anchor distT="45720" distB="45720" distL="114300" distR="114300" simplePos="0" relativeHeight="251714560" behindDoc="0" locked="0" layoutInCell="1" allowOverlap="1" wp14:anchorId="66DCCB8F" wp14:editId="69AA5217">
+              <wp:anchor distT="45720" distB="45720" distL="114300" distR="114300" simplePos="0" relativeHeight="251712512" behindDoc="0" locked="0" layoutInCell="1" allowOverlap="1" wp14:anchorId="66DCCB8F" wp14:editId="53DD3453">
                 <wp:simplePos x="0" y="0"/>
                 <wp:positionH relativeFrom="column">
                   <wp:posOffset>4330065</wp:posOffset>
@@ -4045,7 +3991,7 @@
           </mc:Choice>
           <mc:Fallback>
             <w:pict>
-              <v:shape w14:anchorId="66DCCB8F" id="_x0000_s1045" type="#_x0000_t202" style="position:absolute;margin-left:340.95pt;margin-top:12.95pt;width:62.4pt;height:23.7pt;z-index:251714560;visibility:visible;mso-wrap-style:square;mso-width-percent:0;mso-height-percent:0;mso-wrap-distance-left:9pt;mso-wrap-distance-top:3.6pt;mso-wrap-distance-right:9pt;mso-wrap-distance-bottom:3.6pt;mso-position-horizontal:absolute;mso-position-horizontal-relative:text;mso-position-vertical:absolute;mso-position-vertical-relative:text;mso-width-percent:0;mso-height-percent:0;mso-width-relative:margin;mso-height-relative:margin;v-text-anchor:top" o:gfxdata="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" filled="f" stroked="f">
+              <v:shape w14:anchorId="66DCCB8F" id="_x0000_s1045" type="#_x0000_t202" style="position:absolute;margin-left:340.95pt;margin-top:12.95pt;width:62.4pt;height:23.7pt;z-index:251712512;visibility:visible;mso-wrap-style:square;mso-width-percent:0;mso-height-percent:0;mso-wrap-distance-left:9pt;mso-wrap-distance-top:3.6pt;mso-wrap-distance-right:9pt;mso-wrap-distance-bottom:3.6pt;mso-position-horizontal:absolute;mso-position-horizontal-relative:text;mso-position-vertical:absolute;mso-position-vertical-relative:text;mso-width-percent:0;mso-height-percent:0;mso-width-relative:margin;mso-height-relative:margin;v-text-anchor:top" o:gfxdata="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" filled="f" stroked="f">
                 <v:textbox>
                   <w:txbxContent>
                     <w:p>
@@ -4163,34 +4109,15 @@
           <w:b/>
           <w:bCs/>
         </w:rPr>
-        <w:t xml:space="preserve">Источник </w:t>
-      </w:r>
-      <w:r>
-        <w:rPr>
-          <w:b/>
-          <w:bCs/>
-        </w:rPr>
-        <w:t>напряжения (ЕДС)</w:t>
-      </w:r>
-      <w:r>
-        <w:t xml:space="preserve"> идеальный эклектический элемент, особенностью которого является фиксированная величина </w:t>
-      </w:r>
-      <w:r>
-        <w:t>напряжения</w:t>
-      </w:r>
-      <w:r>
-        <w:t xml:space="preserve">. При этом </w:t>
-      </w:r>
-      <w:r>
-        <w:t>он способен выдать любой необходимый ток без падения напряжения.</w:t>
-      </w:r>
-    </w:p>
-    <w:p>
-      <w:r>
-        <w:t>Аналогия:</w:t>
-      </w:r>
-      <w:r>
-        <w:t xml:space="preserve"> Большой водоем, уровень воды в нем не меняется сколько бы мы не брали из него или не выливали ли бы в него воды.</w:t>
+        <w:t>Источник напряжения (ЕДС)</w:t>
+      </w:r>
+      <w:r>
+        <w:t xml:space="preserve"> идеальный эклектический элемент, особенностью которого является фиксированная величина напряжения. При этом он способен выдать любой необходимый ток без падения напряжения.</w:t>
+      </w:r>
+    </w:p>
+    <w:p>
+      <w:r>
+        <w:t>Аналогия: Большой водоем, уровень воды в нем не меняется сколько бы мы не брали из него или не выливали ли бы в него воды.</w:t>
       </w:r>
     </w:p>
     <w:p/>
@@ -4218,7 +4145,7 @@
         <mc:AlternateContent>
           <mc:Choice Requires="wpg">
             <w:drawing>
-              <wp:anchor distT="0" distB="0" distL="114300" distR="114300" simplePos="0" relativeHeight="251747328" behindDoc="0" locked="0" layoutInCell="1" allowOverlap="1" wp14:anchorId="1131B138" wp14:editId="6B7EAE34">
+              <wp:anchor distT="0" distB="0" distL="114300" distR="114300" simplePos="0" relativeHeight="251745280" behindDoc="0" locked="0" layoutInCell="1" allowOverlap="1" wp14:anchorId="1131B138" wp14:editId="33109A5E">
                 <wp:simplePos x="0" y="0"/>
                 <wp:positionH relativeFrom="column">
                   <wp:posOffset>504825</wp:posOffset>
@@ -4372,17 +4299,7 @@
                                   <w:sz w:val="16"/>
                                   <w:szCs w:val="16"/>
                                 </w:rPr>
-                                <w:t xml:space="preserve">100 </w:t>
-                              </w:r>
-                              <w:r>
-                                <w:rPr>
-                                  <w:b/>
-                                  <w:bCs/>
-                                  <w:color w:val="0D0D0D" w:themeColor="text1" w:themeTint="F2"/>
-                                  <w:sz w:val="16"/>
-                                  <w:szCs w:val="16"/>
-                                </w:rPr>
-                                <w:t>КОм</w:t>
+                                <w:t>100 КОм</w:t>
                               </w:r>
                             </w:p>
                           </w:txbxContent>
@@ -4405,7 +4322,7 @@
           </mc:Choice>
           <mc:Fallback>
             <w:pict>
-              <v:group w14:anchorId="1131B138" id="Группа 42" o:spid="_x0000_s1046" style="position:absolute;margin-left:39.75pt;margin-top:6.2pt;width:309.55pt;height:19.95pt;z-index:251747328;mso-width-relative:margin" coordsize="39312,2533" o:gfxdata="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">
+              <v:group w14:anchorId="1131B138" id="Группа 42" o:spid="_x0000_s1046" style="position:absolute;margin-left:39.75pt;margin-top:6.2pt;width:309.55pt;height:19.95pt;z-index:251745280;mso-width-relative:margin" coordsize="39312,2533" o:gfxdata="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">
                 <v:line id="Прямая соединительная линия 3" o:spid="_x0000_s1047" style="position:absolute;visibility:visible;mso-wrap-style:square" from="0,1219" to="39312,1257" o:connectortype="straight" o:gfxdata="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" strokecolor="#002060" strokeweight="1pt">
                   <v:stroke joinstyle="miter"/>
                 </v:line>
@@ -4461,17 +4378,7 @@
                             <w:sz w:val="16"/>
                             <w:szCs w:val="16"/>
                           </w:rPr>
-                          <w:t xml:space="preserve">100 </w:t>
-                        </w:r>
-                        <w:r>
-                          <w:rPr>
-                            <w:b/>
-                            <w:bCs/>
-                            <w:color w:val="0D0D0D" w:themeColor="text1" w:themeTint="F2"/>
-                            <w:sz w:val="16"/>
-                            <w:szCs w:val="16"/>
-                          </w:rPr>
-                          <w:t>КОм</w:t>
+                          <w:t>100 КОм</w:t>
                         </w:r>
                       </w:p>
                     </w:txbxContent>
@@ -4489,7 +4396,7 @@
         <mc:AlternateContent>
           <mc:Choice Requires="wps">
             <w:drawing>
-              <wp:anchor distT="0" distB="0" distL="114300" distR="114300" simplePos="0" relativeHeight="251751424" behindDoc="0" locked="0" layoutInCell="1" allowOverlap="1" wp14:anchorId="3E8FBB69" wp14:editId="48CD1161">
+              <wp:anchor distT="0" distB="0" distL="114300" distR="114300" simplePos="0" relativeHeight="251749376" behindDoc="0" locked="0" layoutInCell="1" allowOverlap="1" wp14:anchorId="3E8FBB69" wp14:editId="2FE07EBC">
                 <wp:simplePos x="0" y="0"/>
                 <wp:positionH relativeFrom="column">
                   <wp:posOffset>4436109</wp:posOffset>
@@ -4539,7 +4446,7 @@
           </mc:Choice>
           <mc:Fallback>
             <w:pict>
-              <v:line w14:anchorId="68592DDA" id="Прямая соединительная линия 14" o:spid="_x0000_s1026" style="position:absolute;z-index:251751424;visibility:visible;mso-wrap-style:square;mso-width-percent:0;mso-height-percent:0;mso-wrap-distance-left:9pt;mso-wrap-distance-top:0;mso-wrap-distance-right:9pt;mso-wrap-distance-bottom:0;mso-position-horizontal:absolute;mso-position-horizontal-relative:text;mso-position-vertical:absolute;mso-position-vertical-relative:text;mso-width-percent:0;mso-height-percent:0;mso-width-relative:margin;mso-height-relative:margin" from="349.3pt,16.7pt" to="349.35pt,84.2pt" o:gfxdata="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" strokecolor="windowText" strokeweight="1pt">
+              <v:line w14:anchorId="5BDAAA9A" id="Прямая соединительная линия 14" o:spid="_x0000_s1026" style="position:absolute;z-index:251749376;visibility:visible;mso-wrap-style:square;mso-width-percent:0;mso-height-percent:0;mso-wrap-distance-left:9pt;mso-wrap-distance-top:0;mso-wrap-distance-right:9pt;mso-wrap-distance-bottom:0;mso-position-horizontal:absolute;mso-position-horizontal-relative:text;mso-position-vertical:absolute;mso-position-vertical-relative:text;mso-width-percent:0;mso-height-percent:0;mso-width-relative:margin;mso-height-relative:margin" from="349.3pt,16.7pt" to="349.35pt,84.2pt" o:gfxdata="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" strokecolor="windowText" strokeweight="1pt">
                 <v:stroke joinstyle="miter"/>
               </v:line>
             </w:pict>
@@ -4553,7 +4460,7 @@
         <mc:AlternateContent>
           <mc:Choice Requires="wpg">
             <w:drawing>
-              <wp:anchor distT="0" distB="0" distL="114300" distR="114300" simplePos="0" relativeHeight="251724800" behindDoc="0" locked="0" layoutInCell="1" allowOverlap="1" wp14:anchorId="34F8CBDC" wp14:editId="42270453">
+              <wp:anchor distT="0" distB="0" distL="114300" distR="114300" simplePos="0" relativeHeight="251722752" behindDoc="0" locked="0" layoutInCell="1" allowOverlap="1" wp14:anchorId="34F8CBDC" wp14:editId="27F9BE91">
                 <wp:simplePos x="0" y="0"/>
                 <wp:positionH relativeFrom="column">
                   <wp:posOffset>188595</wp:posOffset>
@@ -4730,7 +4637,7 @@
           </mc:Choice>
           <mc:Fallback>
             <w:pict>
-              <v:group w14:anchorId="5962F7EA" id="Группа 38" o:spid="_x0000_s1026" style="position:absolute;margin-left:14.85pt;margin-top:15.5pt;width:50.7pt;height:68.4pt;z-index:251724800" coordsize="6438,8686" o:gfxdata="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">
+              <v:group w14:anchorId="0E74511A" id="Группа 38" o:spid="_x0000_s1026" style="position:absolute;margin-left:14.85pt;margin-top:15.5pt;width:50.7pt;height:68.4pt;z-index:251722752" coordsize="6438,8686" o:gfxdata="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">
                 <v:oval id="Овал 35" o:spid="_x0000_s1027" style="position:absolute;top:1104;width:6438;height:6020;visibility:visible;mso-wrap-style:square;v-text-anchor:middle" o:gfxdata="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" fillcolor="white [3212]" strokecolor="#09101d [484]" strokeweight="1pt">
                   <v:stroke joinstyle="miter"/>
                 </v:oval>
@@ -4769,7 +4676,7 @@
         <mc:AlternateContent>
           <mc:Choice Requires="wps">
             <w:drawing>
-              <wp:anchor distT="0" distB="0" distL="114300" distR="114300" simplePos="0" relativeHeight="251749376" behindDoc="0" locked="0" layoutInCell="1" allowOverlap="1" wp14:anchorId="136DB5D4" wp14:editId="6CB189E1">
+              <wp:anchor distT="0" distB="0" distL="114300" distR="114300" simplePos="0" relativeHeight="251747328" behindDoc="0" locked="0" layoutInCell="1" allowOverlap="1" wp14:anchorId="136DB5D4" wp14:editId="1EFECBE3">
                 <wp:simplePos x="0" y="0"/>
                 <wp:positionH relativeFrom="column">
                   <wp:posOffset>502920</wp:posOffset>
@@ -4819,7 +4726,7 @@
           </mc:Choice>
           <mc:Fallback>
             <w:pict>
-              <v:line w14:anchorId="7734AEF7" id="Прямая соединительная линия 3" o:spid="_x0000_s1026" style="position:absolute;z-index:251749376;visibility:visible;mso-wrap-style:square;mso-width-percent:0;mso-height-percent:0;mso-wrap-distance-left:9pt;mso-wrap-distance-top:0;mso-wrap-distance-right:9pt;mso-wrap-distance-bottom:0;mso-position-horizontal:absolute;mso-position-horizontal-relative:text;mso-position-vertical:absolute;mso-position-vertical-relative:text;mso-width-percent:0;mso-height-percent:0;mso-width-relative:margin;mso-height-relative:margin" from="39.6pt,16.45pt" to="349.15pt,16.75pt" o:gfxdata="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" strokecolor="#002060" strokeweight="1pt">
+              <v:line w14:anchorId="2672681C" id="Прямая соединительная линия 3" o:spid="_x0000_s1026" style="position:absolute;z-index:251747328;visibility:visible;mso-wrap-style:square;mso-width-percent:0;mso-height-percent:0;mso-wrap-distance-left:9pt;mso-wrap-distance-top:0;mso-wrap-distance-right:9pt;mso-wrap-distance-bottom:0;mso-position-horizontal:absolute;mso-position-horizontal-relative:text;mso-position-vertical:absolute;mso-position-vertical-relative:text;mso-width-percent:0;mso-height-percent:0;mso-width-relative:margin;mso-height-relative:margin" from="39.6pt,16.45pt" to="349.15pt,16.75pt" o:gfxdata="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" strokecolor="#002060" strokeweight="1pt">
                 <v:stroke joinstyle="miter"/>
               </v:line>
             </w:pict>
@@ -4827,7 +4734,6 @@
         </mc:AlternateContent>
       </w:r>
     </w:p>
-    <w:p/>
     <w:p/>
     <w:p>
       <w:r>
@@ -4837,18 +4743,18 @@
         <mc:AlternateContent>
           <mc:Choice Requires="wpg">
             <w:drawing>
-              <wp:anchor distT="0" distB="0" distL="114300" distR="114300" simplePos="0" relativeHeight="251753472" behindDoc="0" locked="0" layoutInCell="1" allowOverlap="1" wp14:anchorId="3EED38B0" wp14:editId="0AD134E9">
+              <wp:anchor distT="0" distB="0" distL="114300" distR="114300" simplePos="0" relativeHeight="251754496" behindDoc="0" locked="0" layoutInCell="1" allowOverlap="1" wp14:anchorId="7A4130DD" wp14:editId="526ABFC6">
                 <wp:simplePos x="0" y="0"/>
                 <wp:positionH relativeFrom="column">
-                  <wp:posOffset>546735</wp:posOffset>
+                  <wp:posOffset>188595</wp:posOffset>
                 </wp:positionH>
                 <wp:positionV relativeFrom="paragraph">
-                  <wp:posOffset>187325</wp:posOffset>
+                  <wp:posOffset>10795</wp:posOffset>
                 </wp:positionV>
-                <wp:extent cx="3931285" cy="253365"/>
-                <wp:effectExtent l="0" t="0" r="31115" b="13335"/>
+                <wp:extent cx="4271645" cy="990600"/>
+                <wp:effectExtent l="0" t="0" r="33655" b="38100"/>
                 <wp:wrapNone/>
-                <wp:docPr id="503407307" name="Группа 42"/>
+                <wp:docPr id="2133607210" name="Группа 61"/>
                 <wp:cNvGraphicFramePr/>
                 <a:graphic xmlns:a="http://schemas.openxmlformats.org/drawingml/2006/main">
                   <a:graphicData uri="http://schemas.microsoft.com/office/word/2010/wordprocessingGroup">
@@ -4857,17 +4763,274 @@
                       <wpg:grpSpPr>
                         <a:xfrm>
                           <a:off x="0" y="0"/>
-                          <a:ext cx="3931285" cy="253365"/>
+                          <a:ext cx="4271645" cy="990600"/>
                           <a:chOff x="0" y="0"/>
-                          <a:chExt cx="3931285" cy="253365"/>
+                          <a:chExt cx="4271645" cy="990600"/>
                         </a:xfrm>
                       </wpg:grpSpPr>
+                      <wpg:grpSp>
+                        <wpg:cNvPr id="2074278799" name="Группа 43"/>
+                        <wpg:cNvGrpSpPr/>
+                        <wpg:grpSpPr>
+                          <a:xfrm>
+                            <a:off x="0" y="125730"/>
+                            <a:ext cx="643890" cy="861060"/>
+                            <a:chOff x="0" y="0"/>
+                            <a:chExt cx="643890" cy="861060"/>
+                          </a:xfrm>
+                        </wpg:grpSpPr>
+                        <wps:wsp>
+                          <wps:cNvPr id="1101229963" name="Овал 35"/>
+                          <wps:cNvSpPr/>
+                          <wps:spPr>
+                            <a:xfrm>
+                              <a:off x="0" y="60960"/>
+                              <a:ext cx="643890" cy="601980"/>
+                            </a:xfrm>
+                            <a:prstGeom prst="ellipse">
+                              <a:avLst/>
+                            </a:prstGeom>
+                            <a:solidFill>
+                              <a:sysClr val="window" lastClr="FFFFFF"/>
+                            </a:solidFill>
+                            <a:ln w="12700" cap="flat" cmpd="sng" algn="ctr">
+                              <a:solidFill>
+                                <a:srgbClr val="4472C4">
+                                  <a:shade val="15000"/>
+                                </a:srgbClr>
+                              </a:solidFill>
+                              <a:prstDash val="solid"/>
+                              <a:miter lim="800000"/>
+                            </a:ln>
+                            <a:effectLst/>
+                          </wps:spPr>
+                          <wps:bodyPr rot="0" spcFirstLastPara="0" vertOverflow="overflow" horzOverflow="overflow" vert="horz" wrap="square" lIns="91440" tIns="45720" rIns="91440" bIns="45720" numCol="1" spcCol="0" rtlCol="0" fromWordArt="0" anchor="ctr" anchorCtr="0" forceAA="0" compatLnSpc="1">
+                            <a:prstTxWarp prst="textNoShape">
+                              <a:avLst/>
+                            </a:prstTxWarp>
+                            <a:noAutofit/>
+                          </wps:bodyPr>
+                        </wps:wsp>
+                        <wps:wsp>
+                          <wps:cNvPr id="60204864" name="Прямая со стрелкой 39"/>
+                          <wps:cNvCnPr/>
+                          <wps:spPr>
+                            <a:xfrm flipV="1">
+                              <a:off x="339090" y="289560"/>
+                              <a:ext cx="0" cy="571500"/>
+                            </a:xfrm>
+                            <a:prstGeom prst="straightConnector1">
+                              <a:avLst/>
+                            </a:prstGeom>
+                            <a:ln w="12700">
+                              <a:solidFill>
+                                <a:schemeClr val="tx1"/>
+                              </a:solidFill>
+                              <a:headEnd type="none" w="lg" len="lg"/>
+                              <a:tailEnd type="stealth" w="lg" len="lg"/>
+                            </a:ln>
+                          </wps:spPr>
+                          <wps:style>
+                            <a:lnRef idx="1">
+                              <a:schemeClr val="accent1"/>
+                            </a:lnRef>
+                            <a:fillRef idx="0">
+                              <a:schemeClr val="accent1"/>
+                            </a:fillRef>
+                            <a:effectRef idx="0">
+                              <a:schemeClr val="accent1"/>
+                            </a:effectRef>
+                            <a:fontRef idx="minor">
+                              <a:schemeClr val="tx1"/>
+                            </a:fontRef>
+                          </wps:style>
+                          <wps:bodyPr/>
+                        </wps:wsp>
+                        <wps:wsp>
+                          <wps:cNvPr id="1501463628" name="Прямая со стрелкой 39"/>
+                          <wps:cNvCnPr/>
+                          <wps:spPr>
+                            <a:xfrm flipV="1">
+                              <a:off x="339090" y="0"/>
+                              <a:ext cx="0" cy="571500"/>
+                            </a:xfrm>
+                            <a:prstGeom prst="straightConnector1">
+                              <a:avLst/>
+                            </a:prstGeom>
+                            <a:noFill/>
+                            <a:ln w="12700" cap="flat" cmpd="sng" algn="ctr">
+                              <a:solidFill>
+                                <a:sysClr val="windowText" lastClr="000000"/>
+                              </a:solidFill>
+                              <a:prstDash val="solid"/>
+                              <a:miter lim="800000"/>
+                              <a:headEnd type="none" w="lg" len="lg"/>
+                              <a:tailEnd type="none"/>
+                            </a:ln>
+                            <a:effectLst/>
+                          </wps:spPr>
+                          <wps:bodyPr/>
+                        </wps:wsp>
+                      </wpg:grpSp>
+                      <wpg:grpSp>
+                        <wpg:cNvPr id="311836659" name="Группа 42"/>
+                        <wpg:cNvGrpSpPr/>
+                        <wpg:grpSpPr>
+                          <a:xfrm>
+                            <a:off x="339090" y="0"/>
+                            <a:ext cx="3931285" cy="253365"/>
+                            <a:chOff x="0" y="0"/>
+                            <a:chExt cx="3931285" cy="253365"/>
+                          </a:xfrm>
+                        </wpg:grpSpPr>
+                        <wps:wsp>
+                          <wps:cNvPr id="1795460319" name="Прямая соединительная линия 3"/>
+                          <wps:cNvCnPr/>
+                          <wps:spPr>
+                            <a:xfrm>
+                              <a:off x="0" y="121920"/>
+                              <a:ext cx="3931285" cy="3810"/>
+                            </a:xfrm>
+                            <a:prstGeom prst="line">
+                              <a:avLst/>
+                            </a:prstGeom>
+                            <a:noFill/>
+                            <a:ln w="12700" cap="flat" cmpd="sng" algn="ctr">
+                              <a:solidFill>
+                                <a:srgbClr val="002060"/>
+                              </a:solidFill>
+                              <a:prstDash val="solid"/>
+                              <a:miter lim="800000"/>
+                            </a:ln>
+                            <a:effectLst/>
+                          </wps:spPr>
+                          <wps:bodyPr/>
+                        </wps:wsp>
+                        <wps:wsp>
+                          <wps:cNvPr id="1835369053" name="Прямоугольник 1"/>
+                          <wps:cNvSpPr/>
+                          <wps:spPr>
+                            <a:xfrm>
+                              <a:off x="784860" y="7620"/>
+                              <a:ext cx="668020" cy="245745"/>
+                            </a:xfrm>
+                            <a:prstGeom prst="rect">
+                              <a:avLst/>
+                            </a:prstGeom>
+                            <a:solidFill>
+                              <a:sysClr val="window" lastClr="FFFFFF"/>
+                            </a:solidFill>
+                            <a:ln w="12700" cap="flat" cmpd="sng" algn="ctr">
+                              <a:solidFill>
+                                <a:srgbClr val="4472C4">
+                                  <a:shade val="15000"/>
+                                </a:srgbClr>
+                              </a:solidFill>
+                              <a:prstDash val="solid"/>
+                              <a:miter lim="800000"/>
+                            </a:ln>
+                            <a:effectLst/>
+                          </wps:spPr>
+                          <wps:txbx>
+                            <w:txbxContent>
+                              <w:p>
+                                <w:pPr>
+                                  <w:spacing w:after="0"/>
+                                  <w:jc w:val="center"/>
+                                  <w:rPr>
+                                    <w:b/>
+                                    <w:bCs/>
+                                    <w:color w:val="0D0D0D" w:themeColor="text1" w:themeTint="F2"/>
+                                    <w:sz w:val="16"/>
+                                    <w:szCs w:val="16"/>
+                                  </w:rPr>
+                                </w:pPr>
+                                <w:r>
+                                  <w:rPr>
+                                    <w:b/>
+                                    <w:bCs/>
+                                    <w:color w:val="0D0D0D" w:themeColor="text1" w:themeTint="F2"/>
+                                    <w:sz w:val="16"/>
+                                    <w:szCs w:val="16"/>
+                                  </w:rPr>
+                                  <w:t>1 КОм</w:t>
+                                </w:r>
+                              </w:p>
+                            </w:txbxContent>
+                          </wps:txbx>
+                          <wps:bodyPr rot="0" spcFirstLastPara="0" vertOverflow="overflow" horzOverflow="overflow" vert="horz" wrap="square" lIns="91440" tIns="45720" rIns="91440" bIns="45720" numCol="1" spcCol="0" rtlCol="0" fromWordArt="0" anchor="ctr" anchorCtr="0" forceAA="0" compatLnSpc="1">
+                            <a:prstTxWarp prst="textNoShape">
+                              <a:avLst/>
+                            </a:prstTxWarp>
+                            <a:noAutofit/>
+                          </wps:bodyPr>
+                        </wps:wsp>
+                        <wps:wsp>
+                          <wps:cNvPr id="646907046" name="Прямоугольник 1"/>
+                          <wps:cNvSpPr/>
+                          <wps:spPr>
+                            <a:xfrm>
+                              <a:off x="1977390" y="0"/>
+                              <a:ext cx="668020" cy="245745"/>
+                            </a:xfrm>
+                            <a:prstGeom prst="rect">
+                              <a:avLst/>
+                            </a:prstGeom>
+                            <a:solidFill>
+                              <a:sysClr val="window" lastClr="FFFFFF"/>
+                            </a:solidFill>
+                            <a:ln w="12700" cap="flat" cmpd="sng" algn="ctr">
+                              <a:solidFill>
+                                <a:srgbClr val="4472C4">
+                                  <a:shade val="15000"/>
+                                </a:srgbClr>
+                              </a:solidFill>
+                              <a:prstDash val="solid"/>
+                              <a:miter lim="800000"/>
+                            </a:ln>
+                            <a:effectLst/>
+                          </wps:spPr>
+                          <wps:txbx>
+                            <w:txbxContent>
+                              <w:p>
+                                <w:pPr>
+                                  <w:spacing w:after="0"/>
+                                  <w:jc w:val="center"/>
+                                  <w:rPr>
+                                    <w:b/>
+                                    <w:bCs/>
+                                    <w:color w:val="0D0D0D" w:themeColor="text1" w:themeTint="F2"/>
+                                    <w:sz w:val="16"/>
+                                    <w:szCs w:val="16"/>
+                                  </w:rPr>
+                                </w:pPr>
+                                <w:r>
+                                  <w:rPr>
+                                    <w:b/>
+                                    <w:bCs/>
+                                    <w:color w:val="0D0D0D" w:themeColor="text1" w:themeTint="F2"/>
+                                    <w:sz w:val="16"/>
+                                    <w:szCs w:val="16"/>
+                                  </w:rPr>
+                                  <w:t>100 КОм</w:t>
+                                </w:r>
+                              </w:p>
+                            </w:txbxContent>
+                          </wps:txbx>
+                          <wps:bodyPr rot="0" spcFirstLastPara="0" vertOverflow="overflow" horzOverflow="overflow" vert="horz" wrap="square" lIns="91440" tIns="45720" rIns="91440" bIns="45720" numCol="1" spcCol="0" rtlCol="0" fromWordArt="0" anchor="ctr" anchorCtr="0" forceAA="0" compatLnSpc="1">
+                            <a:prstTxWarp prst="textNoShape">
+                              <a:avLst/>
+                            </a:prstTxWarp>
+                            <a:noAutofit/>
+                          </wps:bodyPr>
+                        </wps:wsp>
+                      </wpg:grpSp>
                       <wps:wsp>
-                        <wps:cNvPr id="1047707173" name="Прямая соединительная линия 3"/>
+                        <wps:cNvPr id="1535368948" name="Прямая соединительная линия 3"/>
                         <wps:cNvCnPr/>
                         <wps:spPr>
                           <a:xfrm>
-                            <a:off x="0" y="121920"/>
+                            <a:off x="335280" y="986790"/>
                             <a:ext cx="3931285" cy="3810"/>
                           </a:xfrm>
                           <a:prstGeom prst="line">
@@ -4886,280 +5049,336 @@
                         <wps:bodyPr/>
                       </wps:wsp>
                       <wps:wsp>
-                        <wps:cNvPr id="432975232" name="Прямоугольник 1"/>
-                        <wps:cNvSpPr/>
+                        <wps:cNvPr id="1675903505" name="Прямая соединительная линия 14"/>
+                        <wps:cNvCnPr/>
                         <wps:spPr>
                           <a:xfrm>
-                            <a:off x="784860" y="7620"/>
-                            <a:ext cx="668020" cy="245745"/>
+                            <a:off x="4271010" y="133350"/>
+                            <a:ext cx="635" cy="857250"/>
                           </a:xfrm>
-                          <a:prstGeom prst="rect">
+                          <a:prstGeom prst="line">
                             <a:avLst/>
                           </a:prstGeom>
-                          <a:solidFill>
-                            <a:sysClr val="window" lastClr="FFFFFF"/>
-                          </a:solidFill>
+                          <a:noFill/>
                           <a:ln w="12700" cap="flat" cmpd="sng" algn="ctr">
                             <a:solidFill>
-                              <a:srgbClr val="4472C4">
-                                <a:shade val="15000"/>
-                              </a:srgbClr>
+                              <a:sysClr val="windowText" lastClr="000000"/>
                             </a:solidFill>
                             <a:prstDash val="solid"/>
                             <a:miter lim="800000"/>
                           </a:ln>
                           <a:effectLst/>
                         </wps:spPr>
-                        <wps:txbx>
-                          <w:txbxContent>
-                            <w:p>
-                              <w:pPr>
-                                <w:spacing w:after="0"/>
-                                <w:jc w:val="center"/>
-                                <w:rPr>
-                                  <w:b/>
-                                  <w:bCs/>
-                                  <w:color w:val="0D0D0D" w:themeColor="text1" w:themeTint="F2"/>
-                                  <w:sz w:val="16"/>
-                                  <w:szCs w:val="16"/>
-                                </w:rPr>
-                              </w:pPr>
-                              <w:r>
-                                <w:rPr>
-                                  <w:b/>
-                                  <w:bCs/>
-                                  <w:color w:val="0D0D0D" w:themeColor="text1" w:themeTint="F2"/>
-                                  <w:sz w:val="16"/>
-                                  <w:szCs w:val="16"/>
-                                </w:rPr>
-                                <w:t>1</w:t>
-                              </w:r>
-                              <w:r>
-                                <w:rPr>
-                                  <w:b/>
-                                  <w:bCs/>
-                                  <w:color w:val="0D0D0D" w:themeColor="text1" w:themeTint="F2"/>
-                                  <w:sz w:val="16"/>
-                                  <w:szCs w:val="16"/>
-                                </w:rPr>
-                                <w:t xml:space="preserve"> </w:t>
-                              </w:r>
-                              <w:r>
-                                <w:rPr>
-                                  <w:b/>
-                                  <w:bCs/>
-                                  <w:color w:val="0D0D0D" w:themeColor="text1" w:themeTint="F2"/>
-                                  <w:sz w:val="16"/>
-                                  <w:szCs w:val="16"/>
-                                </w:rPr>
-                                <w:t>КОм</w:t>
-                              </w:r>
-                            </w:p>
-                          </w:txbxContent>
-                        </wps:txbx>
-                        <wps:bodyPr rot="0" spcFirstLastPara="0" vertOverflow="overflow" horzOverflow="overflow" vert="horz" wrap="square" lIns="91440" tIns="45720" rIns="91440" bIns="45720" numCol="1" spcCol="0" rtlCol="0" fromWordArt="0" anchor="ctr" anchorCtr="0" forceAA="0" compatLnSpc="1">
-                          <a:prstTxWarp prst="textNoShape">
-                            <a:avLst/>
-                          </a:prstTxWarp>
-                          <a:noAutofit/>
-                        </wps:bodyPr>
-                      </wps:wsp>
-                      <wps:wsp>
-                        <wps:cNvPr id="1566433181" name="Прямоугольник 1"/>
-                        <wps:cNvSpPr/>
-                        <wps:spPr>
-                          <a:xfrm>
-                            <a:off x="1977390" y="0"/>
-                            <a:ext cx="668020" cy="245745"/>
-                          </a:xfrm>
-                          <a:prstGeom prst="rect">
-                            <a:avLst/>
-                          </a:prstGeom>
-                          <a:solidFill>
-                            <a:sysClr val="window" lastClr="FFFFFF"/>
-                          </a:solidFill>
-                          <a:ln w="12700" cap="flat" cmpd="sng" algn="ctr">
-                            <a:solidFill>
-                              <a:srgbClr val="4472C4">
-                                <a:shade val="15000"/>
-                              </a:srgbClr>
-                            </a:solidFill>
-                            <a:prstDash val="solid"/>
-                            <a:miter lim="800000"/>
-                          </a:ln>
-                          <a:effectLst/>
-                        </wps:spPr>
-                        <wps:txbx>
-                          <w:txbxContent>
-                            <w:p>
-                              <w:pPr>
-                                <w:spacing w:after="0"/>
-                                <w:jc w:val="center"/>
-                                <w:rPr>
-                                  <w:b/>
-                                  <w:bCs/>
-                                  <w:color w:val="0D0D0D" w:themeColor="text1" w:themeTint="F2"/>
-                                  <w:sz w:val="16"/>
-                                  <w:szCs w:val="16"/>
-                                </w:rPr>
-                              </w:pPr>
-                              <w:r>
-                                <w:rPr>
-                                  <w:b/>
-                                  <w:bCs/>
-                                  <w:color w:val="0D0D0D" w:themeColor="text1" w:themeTint="F2"/>
-                                  <w:sz w:val="16"/>
-                                  <w:szCs w:val="16"/>
-                                </w:rPr>
-                                <w:t>100</w:t>
-                              </w:r>
-                              <w:r>
-                                <w:rPr>
-                                  <w:b/>
-                                  <w:bCs/>
-                                  <w:color w:val="0D0D0D" w:themeColor="text1" w:themeTint="F2"/>
-                                  <w:sz w:val="16"/>
-                                  <w:szCs w:val="16"/>
-                                </w:rPr>
-                                <w:t xml:space="preserve"> </w:t>
-                              </w:r>
-                              <w:r>
-                                <w:rPr>
-                                  <w:b/>
-                                  <w:bCs/>
-                                  <w:color w:val="0D0D0D" w:themeColor="text1" w:themeTint="F2"/>
-                                  <w:sz w:val="16"/>
-                                  <w:szCs w:val="16"/>
-                                </w:rPr>
-                                <w:t>КОм</w:t>
-                              </w:r>
-                            </w:p>
-                          </w:txbxContent>
-                        </wps:txbx>
-                        <wps:bodyPr rot="0" spcFirstLastPara="0" vertOverflow="overflow" horzOverflow="overflow" vert="horz" wrap="square" lIns="91440" tIns="45720" rIns="91440" bIns="45720" numCol="1" spcCol="0" rtlCol="0" fromWordArt="0" anchor="ctr" anchorCtr="0" forceAA="0" compatLnSpc="1">
-                          <a:prstTxWarp prst="textNoShape">
-                            <a:avLst/>
-                          </a:prstTxWarp>
-                          <a:noAutofit/>
-                        </wps:bodyPr>
+                        <wps:bodyPr/>
                       </wps:wsp>
                     </wpg:wgp>
                   </a:graphicData>
                 </a:graphic>
-                <wp14:sizeRelH relativeFrom="margin">
-                  <wp14:pctWidth>0</wp14:pctWidth>
-                </wp14:sizeRelH>
               </wp:anchor>
             </w:drawing>
           </mc:Choice>
           <mc:Fallback>
             <w:pict>
-              <v:group w14:anchorId="3EED38B0" id="_x0000_s1050" style="position:absolute;margin-left:43.05pt;margin-top:14.75pt;width:309.55pt;height:19.95pt;z-index:251753472;mso-width-relative:margin" coordsize="39312,2533" o:gfxdata="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">
-                <v:line id="Прямая соединительная линия 3" o:spid="_x0000_s1051" style="position:absolute;visibility:visible;mso-wrap-style:square" from="0,1219" to="39312,1257" o:connectortype="straight" o:gfxdata="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" strokecolor="#002060" strokeweight="1pt">
+              <v:group w14:anchorId="7A4130DD" id="Группа 61" o:spid="_x0000_s1050" style="position:absolute;margin-left:14.85pt;margin-top:.85pt;width:336.35pt;height:78pt;z-index:251754496" coordsize="42716,9906" o:gfxdata="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">
+                <v:group id="Группа 43" o:spid="_x0000_s1051" style="position:absolute;top:1257;width:6438;height:8610" coordsize="6438,8610" o:gfxdata="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">
+                  <v:oval id="Овал 35" o:spid="_x0000_s1052" style="position:absolute;top:609;width:6438;height:6020;visibility:visible;mso-wrap-style:square;v-text-anchor:middle" o:gfxdata="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" fillcolor="window" strokecolor="#172c51" strokeweight="1pt">
+                    <v:stroke joinstyle="miter"/>
+                  </v:oval>
+                  <v:shape id="Прямая со стрелкой 39" o:spid="_x0000_s1053" type="#_x0000_t32" style="position:absolute;left:3390;top:2895;width:0;height:5715;flip:y;visibility:visible;mso-wrap-style:square" o:connectortype="straight" o:gfxdata="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" strokecolor="black [3213]" strokeweight="1pt">
+                    <v:stroke startarrowwidth="wide" startarrowlength="long" endarrow="classic" endarrowwidth="wide" endarrowlength="long" joinstyle="miter"/>
+                  </v:shape>
+                  <v:shape id="Прямая со стрелкой 39" o:spid="_x0000_s1054" type="#_x0000_t32" style="position:absolute;left:3390;width:0;height:5715;flip:y;visibility:visible;mso-wrap-style:square" o:connectortype="straight" o:gfxdata="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" strokecolor="windowText" strokeweight="1pt">
+                    <v:stroke startarrowwidth="wide" startarrowlength="long" joinstyle="miter"/>
+                  </v:shape>
+                </v:group>
+                <v:group id="_x0000_s1055" style="position:absolute;left:3390;width:39313;height:2533" coordsize="39312,2533" o:gfxdata="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">
+                  <v:line id="Прямая соединительная линия 3" o:spid="_x0000_s1056" style="position:absolute;visibility:visible;mso-wrap-style:square" from="0,1219" to="39312,1257" o:connectortype="straight" o:gfxdata="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" strokecolor="#002060" strokeweight="1pt">
+                    <v:stroke joinstyle="miter"/>
+                  </v:line>
+                  <v:rect id="_x0000_s1057" style="position:absolute;left:7848;top:76;width:6680;height:2457;visibility:visible;mso-wrap-style:square;v-text-anchor:middle" o:gfxdata="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" fillcolor="window" strokecolor="#172c51" strokeweight="1pt">
+                    <v:textbox>
+                      <w:txbxContent>
+                        <w:p>
+                          <w:pPr>
+                            <w:spacing w:after="0"/>
+                            <w:jc w:val="center"/>
+                            <w:rPr>
+                              <w:b/>
+                              <w:bCs/>
+                              <w:color w:val="0D0D0D" w:themeColor="text1" w:themeTint="F2"/>
+                              <w:sz w:val="16"/>
+                              <w:szCs w:val="16"/>
+                            </w:rPr>
+                          </w:pPr>
+                          <w:r>
+                            <w:rPr>
+                              <w:b/>
+                              <w:bCs/>
+                              <w:color w:val="0D0D0D" w:themeColor="text1" w:themeTint="F2"/>
+                              <w:sz w:val="16"/>
+                              <w:szCs w:val="16"/>
+                            </w:rPr>
+                            <w:t>1 КОм</w:t>
+                          </w:r>
+                        </w:p>
+                      </w:txbxContent>
+                    </v:textbox>
+                  </v:rect>
+                  <v:rect id="_x0000_s1058" style="position:absolute;left:19773;width:6681;height:2457;visibility:visible;mso-wrap-style:square;v-text-anchor:middle" o:gfxdata="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" fillcolor="window" strokecolor="#172c51" strokeweight="1pt">
+                    <v:textbox>
+                      <w:txbxContent>
+                        <w:p>
+                          <w:pPr>
+                            <w:spacing w:after="0"/>
+                            <w:jc w:val="center"/>
+                            <w:rPr>
+                              <w:b/>
+                              <w:bCs/>
+                              <w:color w:val="0D0D0D" w:themeColor="text1" w:themeTint="F2"/>
+                              <w:sz w:val="16"/>
+                              <w:szCs w:val="16"/>
+                            </w:rPr>
+                          </w:pPr>
+                          <w:r>
+                            <w:rPr>
+                              <w:b/>
+                              <w:bCs/>
+                              <w:color w:val="0D0D0D" w:themeColor="text1" w:themeTint="F2"/>
+                              <w:sz w:val="16"/>
+                              <w:szCs w:val="16"/>
+                            </w:rPr>
+                            <w:t>100 КОм</w:t>
+                          </w:r>
+                        </w:p>
+                      </w:txbxContent>
+                    </v:textbox>
+                  </v:rect>
+                </v:group>
+                <v:line id="Прямая соединительная линия 3" o:spid="_x0000_s1059" style="position:absolute;visibility:visible;mso-wrap-style:square" from="3352,9867" to="42665,9906" o:connectortype="straight" o:gfxdata="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" strokecolor="#002060" strokeweight="1pt">
                   <v:stroke joinstyle="miter"/>
                 </v:line>
-                <v:rect id="_x0000_s1052" style="position:absolute;left:7848;top:76;width:6680;height:2457;visibility:visible;mso-wrap-style:square;v-text-anchor:middle" o:gfxdata="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" fillcolor="window" strokecolor="#172c51" strokeweight="1pt">
-                  <v:textbox>
-                    <w:txbxContent>
-                      <w:p>
-                        <w:pPr>
-                          <w:spacing w:after="0"/>
-                          <w:jc w:val="center"/>
-                          <w:rPr>
-                            <w:b/>
-                            <w:bCs/>
-                            <w:color w:val="0D0D0D" w:themeColor="text1" w:themeTint="F2"/>
-                            <w:sz w:val="16"/>
-                            <w:szCs w:val="16"/>
-                          </w:rPr>
-                        </w:pPr>
-                        <w:r>
-                          <w:rPr>
-                            <w:b/>
-                            <w:bCs/>
-                            <w:color w:val="0D0D0D" w:themeColor="text1" w:themeTint="F2"/>
-                            <w:sz w:val="16"/>
-                            <w:szCs w:val="16"/>
-                          </w:rPr>
-                          <w:t>1</w:t>
-                        </w:r>
-                        <w:r>
-                          <w:rPr>
-                            <w:b/>
-                            <w:bCs/>
-                            <w:color w:val="0D0D0D" w:themeColor="text1" w:themeTint="F2"/>
-                            <w:sz w:val="16"/>
-                            <w:szCs w:val="16"/>
-                          </w:rPr>
-                          <w:t xml:space="preserve"> </w:t>
-                        </w:r>
-                        <w:r>
-                          <w:rPr>
-                            <w:b/>
-                            <w:bCs/>
-                            <w:color w:val="0D0D0D" w:themeColor="text1" w:themeTint="F2"/>
-                            <w:sz w:val="16"/>
-                            <w:szCs w:val="16"/>
-                          </w:rPr>
-                          <w:t>КОм</w:t>
-                        </w:r>
-                      </w:p>
-                    </w:txbxContent>
-                  </v:textbox>
-                </v:rect>
-                <v:rect id="_x0000_s1053" style="position:absolute;left:19773;width:6681;height:2457;visibility:visible;mso-wrap-style:square;v-text-anchor:middle" o:gfxdata="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" fillcolor="window" strokecolor="#172c51" strokeweight="1pt">
-                  <v:textbox>
-                    <w:txbxContent>
-                      <w:p>
-                        <w:pPr>
-                          <w:spacing w:after="0"/>
-                          <w:jc w:val="center"/>
-                          <w:rPr>
-                            <w:b/>
-                            <w:bCs/>
-                            <w:color w:val="0D0D0D" w:themeColor="text1" w:themeTint="F2"/>
-                            <w:sz w:val="16"/>
-                            <w:szCs w:val="16"/>
-                          </w:rPr>
-                        </w:pPr>
-                        <w:r>
-                          <w:rPr>
-                            <w:b/>
-                            <w:bCs/>
-                            <w:color w:val="0D0D0D" w:themeColor="text1" w:themeTint="F2"/>
-                            <w:sz w:val="16"/>
-                            <w:szCs w:val="16"/>
-                          </w:rPr>
-                          <w:t>100</w:t>
-                        </w:r>
-                        <w:r>
-                          <w:rPr>
-                            <w:b/>
-                            <w:bCs/>
-                            <w:color w:val="0D0D0D" w:themeColor="text1" w:themeTint="F2"/>
-                            <w:sz w:val="16"/>
-                            <w:szCs w:val="16"/>
-                          </w:rPr>
-                          <w:t xml:space="preserve"> </w:t>
-                        </w:r>
-                        <w:r>
-                          <w:rPr>
-                            <w:b/>
-                            <w:bCs/>
-                            <w:color w:val="0D0D0D" w:themeColor="text1" w:themeTint="F2"/>
-                            <w:sz w:val="16"/>
-                            <w:szCs w:val="16"/>
-                          </w:rPr>
-                          <w:t>КОм</w:t>
-                        </w:r>
-                      </w:p>
-                    </w:txbxContent>
-                  </v:textbox>
-                </v:rect>
+                <v:line id="Прямая соединительная линия 14" o:spid="_x0000_s1060" style="position:absolute;visibility:visible;mso-wrap-style:square" from="42710,1333" to="42716,9906" o:connectortype="straight" o:gfxdata="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" strokecolor="windowText" strokeweight="1pt">
+                  <v:stroke joinstyle="miter"/>
+                </v:line>
               </v:group>
             </w:pict>
           </mc:Fallback>
         </mc:AlternateContent>
+      </w:r>
+    </w:p>
+    <w:p/>
+    <w:p/>
+    <w:p/>
+    <w:p/>
+    <w:p>
+      <w:r>
+        <w:br w:type="page"/>
+      </w:r>
+    </w:p>
+    <w:p>
+      <w:pPr>
+        <w:pStyle w:val="2"/>
+      </w:pPr>
+      <w:r>
+        <w:lastRenderedPageBreak/>
+        <w:t>Единицы измерения</w:t>
+      </w:r>
+    </w:p>
+    <w:p>
+      <w:r>
+        <w:t>1000 Ом = 1 КОм</w:t>
+      </w:r>
+    </w:p>
+    <w:p>
+      <w:r>
+        <w:t xml:space="preserve">1000 </w:t>
+      </w:r>
+      <w:r>
+        <w:t>К</w:t>
+      </w:r>
+      <w:r>
+        <w:t xml:space="preserve">Ом = 1 </w:t>
+      </w:r>
+      <w:r>
+        <w:t>Мо</w:t>
+      </w:r>
+      <w:r>
+        <w:t>м</w:t>
+      </w:r>
+    </w:p>
+    <w:p>
+      <w:r>
+        <w:t>1/</w:t>
+      </w:r>
+      <w:r>
+        <w:t xml:space="preserve">1000 </w:t>
+      </w:r>
+      <w:r>
+        <w:t>А</w:t>
+      </w:r>
+      <w:r>
+        <w:t xml:space="preserve"> = 1 </w:t>
+      </w:r>
+      <w:r>
+        <w:t>мА</w:t>
+      </w:r>
+    </w:p>
+    <w:p>
+      <w:r>
+        <w:t xml:space="preserve">1/1000 </w:t>
+      </w:r>
+      <w:r>
+        <w:t>м</w:t>
+      </w:r>
+      <w:r>
+        <w:t>А = 1 м</w:t>
+      </w:r>
+      <w:r>
+        <w:t>к</w:t>
+      </w:r>
+      <w:r>
+        <w:t>А</w:t>
+      </w:r>
+    </w:p>
+    <w:p>
+      <w:r>
+        <w:t xml:space="preserve">1/1000 </w:t>
+      </w:r>
+      <w:r>
+        <w:t>В</w:t>
+      </w:r>
+      <w:r>
+        <w:t xml:space="preserve"> = 1 м</w:t>
+      </w:r>
+      <w:r>
+        <w:t>В</w:t>
+      </w:r>
+    </w:p>
+    <w:p>
+      <w:r>
+        <w:t>1/1000 м</w:t>
+      </w:r>
+      <w:r>
+        <w:t>В</w:t>
+      </w:r>
+      <w:r>
+        <w:t xml:space="preserve"> = 1 мк</w:t>
+      </w:r>
+      <w:r>
+        <w:t>В</w:t>
+      </w:r>
+    </w:p>
+    <w:p>
+      <w:r>
+        <w:t>10 В на 1 КОм – 10 мА</w:t>
+      </w:r>
+    </w:p>
+    <w:p>
+      <w:r>
+        <w:t>10 В на 1</w:t>
+      </w:r>
+      <w:r>
+        <w:t>0</w:t>
+      </w:r>
+      <w:r>
+        <w:t xml:space="preserve"> КОм – 1 мА</w:t>
+      </w:r>
+    </w:p>
+    <w:p/>
+    <w:p>
+      <w:pPr>
+        <w:pStyle w:val="2"/>
+      </w:pPr>
+      <w:r>
+        <w:t>Диоды</w:t>
+      </w:r>
+    </w:p>
+    <w:p>
+      <w:r>
+        <w:t>Основное свойство – односторонняя проводимость.</w:t>
+      </w:r>
+    </w:p>
+    <w:p>
+      <w:r>
+        <w:t>Аналогия:</w:t>
+      </w:r>
+    </w:p>
+    <w:p>
+      <w:r>
+        <w:t>Водопроводный клапан, вода течет только в одну сторону.</w:t>
+      </w:r>
+    </w:p>
+    <w:p/>
+    <w:p>
+      <w:r>
+        <w:rPr>
+          <w:noProof/>
+        </w:rPr>
+        <w:drawing>
+          <wp:inline distT="0" distB="0" distL="0" distR="0" wp14:anchorId="1DCFEB3C" wp14:editId="097C6261">
+            <wp:extent cx="2023110" cy="1515332"/>
+            <wp:effectExtent l="0" t="0" r="0" b="8890"/>
+            <wp:docPr id="1905563918" name="Рисунок 1"/>
+            <wp:cNvGraphicFramePr>
+              <a:graphicFrameLocks xmlns:a="http://schemas.openxmlformats.org/drawingml/2006/main" noChangeAspect="1"/>
+            </wp:cNvGraphicFramePr>
+            <a:graphic xmlns:a="http://schemas.openxmlformats.org/drawingml/2006/main">
+              <a:graphicData uri="http://schemas.openxmlformats.org/drawingml/2006/picture">
+                <pic:pic xmlns:pic="http://schemas.openxmlformats.org/drawingml/2006/picture">
+                  <pic:nvPicPr>
+                    <pic:cNvPr id="1905563918" name=""/>
+                    <pic:cNvPicPr/>
+                  </pic:nvPicPr>
+                  <pic:blipFill>
+                    <a:blip r:embed="rId10"/>
+                    <a:stretch>
+                      <a:fillRect/>
+                    </a:stretch>
+                  </pic:blipFill>
+                  <pic:spPr>
+                    <a:xfrm>
+                      <a:off x="0" y="0"/>
+                      <a:ext cx="2042330" cy="1529728"/>
+                    </a:xfrm>
+                    <a:prstGeom prst="rect">
+                      <a:avLst/>
+                    </a:prstGeom>
+                  </pic:spPr>
+                </pic:pic>
+              </a:graphicData>
+            </a:graphic>
+          </wp:inline>
+        </w:drawing>
+      </w:r>
+    </w:p>
+    <w:p>
+      <w:r>
+        <w:t>На заметку.</w:t>
+      </w:r>
+    </w:p>
+    <w:p>
+      <w:r>
+        <w:t>Ток течет по стрелке</w:t>
+      </w:r>
+      <w:r>
+        <w:t xml:space="preserve"> от Анода к Катоду</w:t>
+      </w:r>
+      <w:r>
+        <w:t>. Катод там, где буква К. Анод там, где буква А (если продлить линии стрелки).</w:t>
+      </w:r>
+    </w:p>
+    <w:p/>
+    <w:p>
+      <w:r>
+        <w:t>Задача</w:t>
+      </w:r>
+    </w:p>
+    <w:p>
+      <w:r>
+        <w:t>Подаем переменное</w:t>
+      </w:r>
+      <w:r>
+        <w:t xml:space="preserve"> синусоидальное напряжение на схему, нарисуйте форму напряжения на резисторе</w:t>
       </w:r>
     </w:p>
     <w:p>
@@ -5170,18 +5389,18 @@
         <mc:AlternateContent>
           <mc:Choice Requires="wpg">
             <w:drawing>
-              <wp:anchor distT="0" distB="0" distL="114300" distR="114300" simplePos="0" relativeHeight="251738112" behindDoc="0" locked="0" layoutInCell="1" allowOverlap="1" wp14:anchorId="379299CB" wp14:editId="4344B831">
+              <wp:anchor distT="0" distB="0" distL="114300" distR="114300" simplePos="0" relativeHeight="251763712" behindDoc="0" locked="0" layoutInCell="1" allowOverlap="1" wp14:anchorId="2B085723" wp14:editId="32153EFE">
                 <wp:simplePos x="0" y="0"/>
                 <wp:positionH relativeFrom="column">
-                  <wp:posOffset>207645</wp:posOffset>
+                  <wp:posOffset>272415</wp:posOffset>
                 </wp:positionH>
                 <wp:positionV relativeFrom="paragraph">
-                  <wp:posOffset>26035</wp:posOffset>
+                  <wp:posOffset>114300</wp:posOffset>
                 </wp:positionV>
-                <wp:extent cx="643890" cy="861060"/>
-                <wp:effectExtent l="0" t="0" r="22860" b="15240"/>
+                <wp:extent cx="2194560" cy="619125"/>
+                <wp:effectExtent l="0" t="0" r="34290" b="28575"/>
                 <wp:wrapNone/>
-                <wp:docPr id="400731879" name="Группа 43"/>
+                <wp:docPr id="140763781" name="Группа 62"/>
                 <wp:cNvGraphicFramePr/>
                 <a:graphic xmlns:a="http://schemas.openxmlformats.org/drawingml/2006/main">
                   <a:graphicData uri="http://schemas.microsoft.com/office/word/2010/wordprocessingGroup">
@@ -5190,20 +5409,77 @@
                       <wpg:grpSpPr>
                         <a:xfrm>
                           <a:off x="0" y="0"/>
-                          <a:ext cx="643890" cy="861060"/>
+                          <a:ext cx="2194560" cy="619125"/>
                           <a:chOff x="0" y="0"/>
-                          <a:chExt cx="643890" cy="861060"/>
+                          <a:chExt cx="2194560" cy="619125"/>
                         </a:xfrm>
                       </wpg:grpSpPr>
+                      <pic:pic xmlns:pic="http://schemas.openxmlformats.org/drawingml/2006/picture">
+                        <pic:nvPicPr>
+                          <pic:cNvPr id="1935222563" name="Рисунок 3"/>
+                          <pic:cNvPicPr>
+                            <a:picLocks noChangeAspect="1"/>
+                          </pic:cNvPicPr>
+                        </pic:nvPicPr>
+                        <pic:blipFill>
+                          <a:blip r:embed="rId11" cstate="print">
+                            <a:extLst>
+                              <a:ext uri="{28A0092B-C50C-407E-A947-70E740481C1C}">
+                                <a14:useLocalDpi xmlns:a14="http://schemas.microsoft.com/office/drawing/2010/main" val="0"/>
+                              </a:ext>
+                            </a:extLst>
+                          </a:blip>
+                          <a:srcRect/>
+                          <a:stretch>
+                            <a:fillRect/>
+                          </a:stretch>
+                        </pic:blipFill>
+                        <pic:spPr bwMode="auto">
+                          <a:xfrm>
+                            <a:off x="605790" y="0"/>
+                            <a:ext cx="518160" cy="271145"/>
+                          </a:xfrm>
+                          <a:prstGeom prst="rect">
+                            <a:avLst/>
+                          </a:prstGeom>
+                          <a:noFill/>
+                          <a:ln>
+                            <a:noFill/>
+                          </a:ln>
+                        </pic:spPr>
+                      </pic:pic>
                       <wps:wsp>
-                        <wps:cNvPr id="349152170" name="Овал 35"/>
+                        <wps:cNvPr id="960069458" name="Прямая соединительная линия 3"/>
+                        <wps:cNvCnPr/>
+                        <wps:spPr>
+                          <a:xfrm>
+                            <a:off x="11430" y="137160"/>
+                            <a:ext cx="2183130" cy="17145"/>
+                          </a:xfrm>
+                          <a:prstGeom prst="line">
+                            <a:avLst/>
+                          </a:prstGeom>
+                          <a:noFill/>
+                          <a:ln w="12700" cap="flat" cmpd="sng" algn="ctr">
+                            <a:solidFill>
+                              <a:srgbClr val="002060"/>
+                            </a:solidFill>
+                            <a:prstDash val="solid"/>
+                            <a:miter lim="800000"/>
+                          </a:ln>
+                          <a:effectLst/>
+                        </wps:spPr>
+                        <wps:bodyPr/>
+                      </wps:wsp>
+                      <wps:wsp>
+                        <wps:cNvPr id="271395370" name="Прямоугольник 1"/>
                         <wps:cNvSpPr/>
                         <wps:spPr>
                           <a:xfrm>
-                            <a:off x="0" y="60960"/>
-                            <a:ext cx="643890" cy="601980"/>
+                            <a:off x="1413510" y="87630"/>
+                            <a:ext cx="413385" cy="140970"/>
                           </a:xfrm>
-                          <a:prstGeom prst="ellipse">
+                          <a:prstGeom prst="rect">
                             <a:avLst/>
                           </a:prstGeom>
                           <a:solidFill>
@@ -5228,49 +5504,37 @@
                         </wps:bodyPr>
                       </wps:wsp>
                       <wps:wsp>
-                        <wps:cNvPr id="1227831309" name="Прямая со стрелкой 39"/>
+                        <wps:cNvPr id="1122058884" name="Прямая соединительная линия 3"/>
                         <wps:cNvCnPr/>
                         <wps:spPr>
-                          <a:xfrm flipV="1">
-                            <a:off x="339090" y="289560"/>
-                            <a:ext cx="0" cy="571500"/>
+                          <a:xfrm>
+                            <a:off x="0" y="601980"/>
+                            <a:ext cx="2183130" cy="17145"/>
                           </a:xfrm>
-                          <a:prstGeom prst="straightConnector1">
+                          <a:prstGeom prst="line">
                             <a:avLst/>
                           </a:prstGeom>
-                          <a:ln w="12700">
+                          <a:noFill/>
+                          <a:ln w="12700" cap="flat" cmpd="sng" algn="ctr">
                             <a:solidFill>
-                              <a:schemeClr val="tx1"/>
+                              <a:srgbClr val="002060"/>
                             </a:solidFill>
-                            <a:headEnd type="none" w="lg" len="lg"/>
-                            <a:tailEnd type="stealth" w="lg" len="lg"/>
+                            <a:prstDash val="solid"/>
+                            <a:miter lim="800000"/>
                           </a:ln>
+                          <a:effectLst/>
                         </wps:spPr>
-                        <wps:style>
-                          <a:lnRef idx="1">
-                            <a:schemeClr val="accent1"/>
-                          </a:lnRef>
-                          <a:fillRef idx="0">
-                            <a:schemeClr val="accent1"/>
-                          </a:fillRef>
-                          <a:effectRef idx="0">
-                            <a:schemeClr val="accent1"/>
-                          </a:effectRef>
-                          <a:fontRef idx="minor">
-                            <a:schemeClr val="tx1"/>
-                          </a:fontRef>
-                        </wps:style>
                         <wps:bodyPr/>
                       </wps:wsp>
                       <wps:wsp>
-                        <wps:cNvPr id="2120527801" name="Прямая со стрелкой 39"/>
+                        <wps:cNvPr id="916776042" name="Прямая соединительная линия 14"/>
                         <wps:cNvCnPr/>
                         <wps:spPr>
-                          <a:xfrm flipV="1">
-                            <a:off x="339090" y="0"/>
-                            <a:ext cx="0" cy="571500"/>
+                          <a:xfrm>
+                            <a:off x="2186940" y="156210"/>
+                            <a:ext cx="0" cy="453390"/>
                           </a:xfrm>
-                          <a:prstGeom prst="straightConnector1">
+                          <a:prstGeom prst="line">
                             <a:avLst/>
                           </a:prstGeom>
                           <a:noFill/>
@@ -5280,8 +5544,6 @@
                             </a:solidFill>
                             <a:prstDash val="solid"/>
                             <a:miter lim="800000"/>
-                            <a:headEnd type="none" w="lg" len="lg"/>
-                            <a:tailEnd type="none"/>
                           </a:ln>
                           <a:effectLst/>
                         </wps:spPr>
@@ -5295,21 +5557,234 @@
           </mc:Choice>
           <mc:Fallback>
             <w:pict>
-              <v:group w14:anchorId="045D0A9E" id="Группа 43" o:spid="_x0000_s1026" style="position:absolute;margin-left:16.35pt;margin-top:2.05pt;width:50.7pt;height:67.8pt;z-index:251738112" coordsize="6438,8610" o:gfxdata="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">
-                <v:oval id="Овал 35" o:spid="_x0000_s1027" style="position:absolute;top:609;width:6438;height:6020;visibility:visible;mso-wrap-style:square;v-text-anchor:middle" o:gfxdata="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" fillcolor="window" strokecolor="#172c51" strokeweight="1pt">
+              <v:group w14:anchorId="11271DC7" id="Группа 62" o:spid="_x0000_s1026" style="position:absolute;margin-left:21.45pt;margin-top:9pt;width:172.8pt;height:48.75pt;z-index:251763712" coordsize="21945,6191" o:gfxdata="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">
+                <v:shapetype id="_x0000_t75" coordsize="21600,21600" o:spt="75" o:preferrelative="t" path="m@4@5l@4@11@9@11@9@5xe" filled="f" stroked="f">
                   <v:stroke joinstyle="miter"/>
-                </v:oval>
-                <v:shape id="Прямая со стрелкой 39" o:spid="_x0000_s1028" type="#_x0000_t32" style="position:absolute;left:3390;top:2895;width:0;height:5715;flip:y;visibility:visible;mso-wrap-style:square" o:connectortype="straight" o:gfxdata="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" strokecolor="black [3213]" strokeweight="1pt">
-                  <v:stroke startarrowwidth="wide" startarrowlength="long" endarrow="classic" endarrowwidth="wide" endarrowlength="long" joinstyle="miter"/>
+                  <v:formulas>
+                    <v:f eqn="if lineDrawn pixelLineWidth 0"/>
+                    <v:f eqn="sum @0 1 0"/>
+                    <v:f eqn="sum 0 0 @1"/>
+                    <v:f eqn="prod @2 1 2"/>
+                    <v:f eqn="prod @3 21600 pixelWidth"/>
+                    <v:f eqn="prod @3 21600 pixelHeight"/>
+                    <v:f eqn="sum @0 0 1"/>
+                    <v:f eqn="prod @6 1 2"/>
+                    <v:f eqn="prod @7 21600 pixelWidth"/>
+                    <v:f eqn="sum @8 21600 0"/>
+                    <v:f eqn="prod @7 21600 pixelHeight"/>
+                    <v:f eqn="sum @10 21600 0"/>
+                  </v:formulas>
+                  <v:path o:extrusionok="f" gradientshapeok="t" o:connecttype="rect"/>
+                  <o:lock v:ext="edit" aspectratio="t"/>
+                </v:shapetype>
+                <v:shape id="Рисунок 3" o:spid="_x0000_s1027" type="#_x0000_t75" style="position:absolute;left:6057;width:5182;height:2711;visibility:visible;mso-wrap-style:square" o:gfxdata="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">
+                  <v:imagedata r:id="rId12" o:title=""/>
                 </v:shape>
-                <v:shape id="Прямая со стрелкой 39" o:spid="_x0000_s1029" type="#_x0000_t32" style="position:absolute;left:3390;width:0;height:5715;flip:y;visibility:visible;mso-wrap-style:square" o:connectortype="straight" o:gfxdata="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" strokecolor="windowText" strokeweight="1pt">
-                  <v:stroke startarrowwidth="wide" startarrowlength="long" joinstyle="miter"/>
-                </v:shape>
+                <v:line id="Прямая соединительная линия 3" o:spid="_x0000_s1028" style="position:absolute;visibility:visible;mso-wrap-style:square" from="114,1371" to="21945,1543" o:connectortype="straight" o:gfxdata="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" strokecolor="#002060" strokeweight="1pt">
+                  <v:stroke joinstyle="miter"/>
+                </v:line>
+                <v:rect id="Прямоугольник 1" o:spid="_x0000_s1029" style="position:absolute;left:14135;top:876;width:4133;height:1410;visibility:visible;mso-wrap-style:square;v-text-anchor:middle" o:gfxdata="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" fillcolor="window" strokecolor="#172c51" strokeweight="1pt"/>
+                <v:line id="Прямая соединительная линия 3" o:spid="_x0000_s1030" style="position:absolute;visibility:visible;mso-wrap-style:square" from="0,6019" to="21831,6191" o:connectortype="straight" o:gfxdata="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" strokecolor="#002060" strokeweight="1pt">
+                  <v:stroke joinstyle="miter"/>
+                </v:line>
+                <v:line id="Прямая соединительная линия 14" o:spid="_x0000_s1031" style="position:absolute;visibility:visible;mso-wrap-style:square" from="21869,1562" to="21869,6096" o:connectortype="straight" o:gfxdata="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" strokecolor="windowText" strokeweight="1pt">
+                  <v:stroke joinstyle="miter"/>
+                </v:line>
               </v:group>
             </w:pict>
           </mc:Fallback>
         </mc:AlternateContent>
       </w:r>
+    </w:p>
+    <w:p/>
+    <w:p/>
+    <w:p>
+      <w:r>
+        <w:br w:type="page"/>
+      </w:r>
+    </w:p>
+    <w:p>
+      <w:pPr>
+        <w:pStyle w:val="2"/>
+      </w:pPr>
+      <w:r>
+        <w:lastRenderedPageBreak/>
+        <w:t>Стабилитрон</w:t>
+      </w:r>
+    </w:p>
+    <w:p>
+      <w:r>
+        <w:t>Особый вид диода. Включается в обратном направлении, диод закрыт. При определенном напряжении стабилитрон открывается открывается, но напряжение на нем остается постоянным.</w:t>
+      </w:r>
+    </w:p>
+    <w:p>
+      <w:r>
+        <w:t>Основные параметры стабилитрона.</w:t>
+      </w:r>
+    </w:p>
+    <w:p>
+      <w:r>
+        <w:t>Напряжение стабилизации, максимальный обратный ток (ток стабилизации), начало линейного участка (начало стабилизации).</w:t>
+      </w:r>
+    </w:p>
+    <w:p>
+      <w:r>
+        <w:t>Аналогия: Переливное отверстие раковины.  Лишняя вода сливается в него и уровень воды остается постоянным, при условии: 1)раковина наполнена,  2) напор подаваемой воды меньше чем переливное отверстие.</w:t>
+      </w:r>
+    </w:p>
+    <w:p>
+      <w:r>
+        <w:rPr>
+          <w:noProof/>
+        </w:rPr>
+        <w:drawing>
+          <wp:inline distT="0" distB="0" distL="0" distR="0" wp14:anchorId="04887395" wp14:editId="75734E3E">
+            <wp:extent cx="967740" cy="414314"/>
+            <wp:effectExtent l="0" t="0" r="0" b="0"/>
+            <wp:docPr id="1250583044" name="Рисунок 1"/>
+            <wp:cNvGraphicFramePr>
+              <a:graphicFrameLocks xmlns:a="http://schemas.openxmlformats.org/drawingml/2006/main" noChangeAspect="1"/>
+            </wp:cNvGraphicFramePr>
+            <a:graphic xmlns:a="http://schemas.openxmlformats.org/drawingml/2006/main">
+              <a:graphicData uri="http://schemas.openxmlformats.org/drawingml/2006/picture">
+                <pic:pic xmlns:pic="http://schemas.openxmlformats.org/drawingml/2006/picture">
+                  <pic:nvPicPr>
+                    <pic:cNvPr id="0" name="Picture 2"/>
+                    <pic:cNvPicPr>
+                      <a:picLocks noChangeAspect="1" noChangeArrowheads="1"/>
+                    </pic:cNvPicPr>
+                  </pic:nvPicPr>
+                  <pic:blipFill>
+                    <a:blip r:embed="rId13" cstate="print">
+                      <a:extLst>
+                        <a:ext uri="{28A0092B-C50C-407E-A947-70E740481C1C}">
+                          <a14:useLocalDpi xmlns:a14="http://schemas.microsoft.com/office/drawing/2010/main" val="0"/>
+                        </a:ext>
+                      </a:extLst>
+                    </a:blip>
+                    <a:srcRect/>
+                    <a:stretch>
+                      <a:fillRect/>
+                    </a:stretch>
+                  </pic:blipFill>
+                  <pic:spPr bwMode="auto">
+                    <a:xfrm>
+                      <a:off x="0" y="0"/>
+                      <a:ext cx="980477" cy="419767"/>
+                    </a:xfrm>
+                    <a:prstGeom prst="rect">
+                      <a:avLst/>
+                    </a:prstGeom>
+                    <a:noFill/>
+                    <a:ln>
+                      <a:noFill/>
+                    </a:ln>
+                  </pic:spPr>
+                </pic:pic>
+              </a:graphicData>
+            </a:graphic>
+          </wp:inline>
+        </w:drawing>
+      </w:r>
+    </w:p>
+    <w:p>
+      <w:r>
+        <w:rPr>
+          <w:noProof/>
+        </w:rPr>
+        <w:drawing>
+          <wp:inline distT="0" distB="0" distL="0" distR="0" wp14:anchorId="6B8FD81A" wp14:editId="3AB67D1A">
+            <wp:extent cx="1283970" cy="1499298"/>
+            <wp:effectExtent l="0" t="0" r="0" b="5715"/>
+            <wp:docPr id="4" name="Рисунок 3"/>
+            <wp:cNvGraphicFramePr>
+              <a:graphicFrameLocks xmlns:a="http://schemas.openxmlformats.org/drawingml/2006/main" noChangeAspect="1"/>
+            </wp:cNvGraphicFramePr>
+            <a:graphic xmlns:a="http://schemas.openxmlformats.org/drawingml/2006/main">
+              <a:graphicData uri="http://schemas.openxmlformats.org/drawingml/2006/picture">
+                <pic:pic xmlns:pic="http://schemas.openxmlformats.org/drawingml/2006/picture">
+                  <pic:nvPicPr>
+                    <pic:cNvPr id="0" name="Picture 4"/>
+                    <pic:cNvPicPr>
+                      <a:picLocks noChangeAspect="1" noChangeArrowheads="1"/>
+                    </pic:cNvPicPr>
+                  </pic:nvPicPr>
+                  <pic:blipFill>
+                    <a:blip r:embed="rId14" cstate="print">
+                      <a:extLst>
+                        <a:ext uri="{28A0092B-C50C-407E-A947-70E740481C1C}">
+                          <a14:useLocalDpi xmlns:a14="http://schemas.microsoft.com/office/drawing/2010/main" val="0"/>
+                        </a:ext>
+                      </a:extLst>
+                    </a:blip>
+                    <a:srcRect/>
+                    <a:stretch>
+                      <a:fillRect/>
+                    </a:stretch>
+                  </pic:blipFill>
+                  <pic:spPr bwMode="auto">
+                    <a:xfrm>
+                      <a:off x="0" y="0"/>
+                      <a:ext cx="1289675" cy="1505959"/>
+                    </a:xfrm>
+                    <a:prstGeom prst="rect">
+                      <a:avLst/>
+                    </a:prstGeom>
+                    <a:noFill/>
+                    <a:ln>
+                      <a:noFill/>
+                    </a:ln>
+                  </pic:spPr>
+                </pic:pic>
+              </a:graphicData>
+            </a:graphic>
+          </wp:inline>
+        </w:drawing>
+      </w:r>
+    </w:p>
+    <w:p>
+      <w:r>
+        <w:t xml:space="preserve">Задача </w:t>
+      </w:r>
+    </w:p>
+    <w:p>
+      <w:r>
+        <w:t>Рассчитайте стабилизатор</w:t>
+      </w:r>
+      <w:r>
+        <w:t>. Входное напряжение 12 В,  выходное</w:t>
+      </w:r>
+      <w:r>
+        <w:t xml:space="preserve"> напряжени</w:t>
+      </w:r>
+      <w:r>
+        <w:t>е</w:t>
+      </w:r>
+      <w:r>
+        <w:t xml:space="preserve"> 5 Вольт</w:t>
+      </w:r>
+      <w:r>
+        <w:t>, максимальный ток 10 мА</w:t>
+      </w:r>
+      <w:r>
+        <w:t xml:space="preserve"> = определите необходимое значение резистора.</w:t>
+      </w:r>
+    </w:p>
+    <w:p>
+      <w:r>
+        <w:t>Стабилитрон 5 В</w:t>
+      </w:r>
+      <w:r>
+        <w:t>, максимальный допустимый ток 20 мА, начальный ток 2 мА</w:t>
+      </w:r>
+    </w:p>
+    <w:p>
+      <w:r>
+        <w:t>Схема.</w:t>
+      </w:r>
+    </w:p>
+    <w:p/>
+    <w:p>
       <w:r>
         <w:rPr>
           <w:noProof/>
@@ -5317,42 +5792,61 @@
         <mc:AlternateContent>
           <mc:Choice Requires="wps">
             <w:drawing>
-              <wp:anchor distT="0" distB="0" distL="114300" distR="114300" simplePos="0" relativeHeight="251755520" behindDoc="0" locked="0" layoutInCell="1" allowOverlap="1" wp14:anchorId="1B00D160" wp14:editId="091E990B">
+              <wp:anchor distT="45720" distB="45720" distL="114300" distR="114300" simplePos="0" relativeHeight="251778048" behindDoc="0" locked="0" layoutInCell="1" allowOverlap="1" wp14:anchorId="3A044384" wp14:editId="790A9AEA">
                 <wp:simplePos x="0" y="0"/>
                 <wp:positionH relativeFrom="column">
-                  <wp:posOffset>4477385</wp:posOffset>
+                  <wp:posOffset>2093595</wp:posOffset>
                 </wp:positionH>
                 <wp:positionV relativeFrom="paragraph">
-                  <wp:posOffset>34925</wp:posOffset>
+                  <wp:posOffset>728345</wp:posOffset>
                 </wp:positionV>
-                <wp:extent cx="635" cy="857250"/>
-                <wp:effectExtent l="0" t="0" r="37465" b="19050"/>
-                <wp:wrapNone/>
-                <wp:docPr id="387133567" name="Прямая соединительная линия 14"/>
-                <wp:cNvGraphicFramePr/>
+                <wp:extent cx="655320" cy="281940"/>
+                <wp:effectExtent l="0" t="0" r="0" b="3810"/>
+                <wp:wrapSquare wrapText="bothSides"/>
+                <wp:docPr id="2004443187" name="Надпись 2"/>
+                <wp:cNvGraphicFramePr>
+                  <a:graphicFrameLocks xmlns:a="http://schemas.openxmlformats.org/drawingml/2006/main"/>
+                </wp:cNvGraphicFramePr>
                 <a:graphic xmlns:a="http://schemas.openxmlformats.org/drawingml/2006/main">
                   <a:graphicData uri="http://schemas.microsoft.com/office/word/2010/wordprocessingShape">
                     <wps:wsp>
-                      <wps:cNvCnPr/>
-                      <wps:spPr>
+                      <wps:cNvSpPr txBox="1">
+                        <a:spLocks noChangeArrowheads="1"/>
+                      </wps:cNvSpPr>
+                      <wps:spPr bwMode="auto">
                         <a:xfrm>
                           <a:off x="0" y="0"/>
-                          <a:ext cx="635" cy="857250"/>
+                          <a:ext cx="655320" cy="281940"/>
                         </a:xfrm>
-                        <a:prstGeom prst="line">
+                        <a:prstGeom prst="rect">
                           <a:avLst/>
                         </a:prstGeom>
                         <a:noFill/>
-                        <a:ln w="12700" cap="flat" cmpd="sng" algn="ctr">
-                          <a:solidFill>
-                            <a:sysClr val="windowText" lastClr="000000"/>
-                          </a:solidFill>
-                          <a:prstDash val="solid"/>
+                        <a:ln w="9525">
+                          <a:noFill/>
                           <a:miter lim="800000"/>
+                          <a:headEnd/>
+                          <a:tailEnd/>
                         </a:ln>
-                        <a:effectLst/>
                       </wps:spPr>
-                      <wps:bodyPr/>
+                      <wps:txbx>
+                        <w:txbxContent>
+                          <w:p>
+                            <w:r>
+                              <w:t>В</w:t>
+                            </w:r>
+                            <w:r>
+                              <w:t>ы</w:t>
+                            </w:r>
+                            <w:r>
+                              <w:t>ход</w:t>
+                            </w:r>
+                          </w:p>
+                        </w:txbxContent>
+                      </wps:txbx>
+                      <wps:bodyPr rot="0" vert="horz" wrap="square" lIns="91440" tIns="45720" rIns="91440" bIns="45720" anchor="t" anchorCtr="0">
+                        <a:noAutofit/>
+                      </wps:bodyPr>
                     </wps:wsp>
                   </a:graphicData>
                 </a:graphic>
@@ -5367,17 +5861,28 @@
           </mc:Choice>
           <mc:Fallback>
             <w:pict>
-              <v:line w14:anchorId="11B89B73" id="Прямая соединительная линия 14" o:spid="_x0000_s1026" style="position:absolute;z-index:251755520;visibility:visible;mso-wrap-style:square;mso-width-percent:0;mso-height-percent:0;mso-wrap-distance-left:9pt;mso-wrap-distance-top:0;mso-wrap-distance-right:9pt;mso-wrap-distance-bottom:0;mso-position-horizontal:absolute;mso-position-horizontal-relative:text;mso-position-vertical:absolute;mso-position-vertical-relative:text;mso-width-percent:0;mso-height-percent:0;mso-width-relative:margin;mso-height-relative:margin" from="352.55pt,2.75pt" to="352.6pt,70.25pt" o:gfxdata="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" strokecolor="windowText" strokeweight="1pt">
-                <v:stroke joinstyle="miter"/>
-              </v:line>
+              <v:shape w14:anchorId="3A044384" id="_x0000_s1061" type="#_x0000_t202" style="position:absolute;margin-left:164.85pt;margin-top:57.35pt;width:51.6pt;height:22.2pt;z-index:251778048;visibility:visible;mso-wrap-style:square;mso-width-percent:0;mso-height-percent:0;mso-wrap-distance-left:9pt;mso-wrap-distance-top:3.6pt;mso-wrap-distance-right:9pt;mso-wrap-distance-bottom:3.6pt;mso-position-horizontal:absolute;mso-position-horizontal-relative:text;mso-position-vertical:absolute;mso-position-vertical-relative:text;mso-width-percent:0;mso-height-percent:0;mso-width-relative:margin;mso-height-relative:margin;v-text-anchor:top" o:gfxdata="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" filled="f" stroked="f">
+                <v:textbox>
+                  <w:txbxContent>
+                    <w:p>
+                      <w:r>
+                        <w:t>В</w:t>
+                      </w:r>
+                      <w:r>
+                        <w:t>ы</w:t>
+                      </w:r>
+                      <w:r>
+                        <w:t>ход</w:t>
+                      </w:r>
+                    </w:p>
+                  </w:txbxContent>
+                </v:textbox>
+                <w10:wrap type="square"/>
+              </v:shape>
             </w:pict>
           </mc:Fallback>
         </mc:AlternateContent>
       </w:r>
-    </w:p>
-    <w:p/>
-    <w:p/>
-    <w:p>
       <w:r>
         <w:rPr>
           <w:noProof/>
@@ -5385,18 +5890,104 @@
         <mc:AlternateContent>
           <mc:Choice Requires="wps">
             <w:drawing>
-              <wp:anchor distT="0" distB="0" distL="114300" distR="114300" simplePos="0" relativeHeight="251754496" behindDoc="0" locked="0" layoutInCell="1" allowOverlap="1" wp14:anchorId="1EA163A6" wp14:editId="16E78485">
+              <wp:anchor distT="45720" distB="45720" distL="114300" distR="114300" simplePos="0" relativeHeight="251776000" behindDoc="0" locked="0" layoutInCell="1" allowOverlap="1" wp14:anchorId="7F1C3EA7" wp14:editId="3E25C61F">
                 <wp:simplePos x="0" y="0"/>
                 <wp:positionH relativeFrom="column">
-                  <wp:posOffset>544830</wp:posOffset>
+                  <wp:posOffset>91440</wp:posOffset>
                 </wp:positionH>
                 <wp:positionV relativeFrom="paragraph">
-                  <wp:posOffset>32385</wp:posOffset>
+                  <wp:posOffset>271145</wp:posOffset>
                 </wp:positionV>
-                <wp:extent cx="3931285" cy="3810"/>
-                <wp:effectExtent l="0" t="0" r="31115" b="34290"/>
+                <wp:extent cx="525780" cy="281940"/>
+                <wp:effectExtent l="0" t="0" r="0" b="3810"/>
+                <wp:wrapSquare wrapText="bothSides"/>
+                <wp:docPr id="45724988" name="Надпись 2"/>
+                <wp:cNvGraphicFramePr>
+                  <a:graphicFrameLocks xmlns:a="http://schemas.openxmlformats.org/drawingml/2006/main"/>
+                </wp:cNvGraphicFramePr>
+                <a:graphic xmlns:a="http://schemas.openxmlformats.org/drawingml/2006/main">
+                  <a:graphicData uri="http://schemas.microsoft.com/office/word/2010/wordprocessingShape">
+                    <wps:wsp>
+                      <wps:cNvSpPr txBox="1">
+                        <a:spLocks noChangeArrowheads="1"/>
+                      </wps:cNvSpPr>
+                      <wps:spPr bwMode="auto">
+                        <a:xfrm>
+                          <a:off x="0" y="0"/>
+                          <a:ext cx="525780" cy="281940"/>
+                        </a:xfrm>
+                        <a:prstGeom prst="rect">
+                          <a:avLst/>
+                        </a:prstGeom>
+                        <a:noFill/>
+                        <a:ln w="9525">
+                          <a:noFill/>
+                          <a:miter lim="800000"/>
+                          <a:headEnd/>
+                          <a:tailEnd/>
+                        </a:ln>
+                      </wps:spPr>
+                      <wps:txbx>
+                        <w:txbxContent>
+                          <w:p>
+                            <w:r>
+                              <w:t>Вход</w:t>
+                            </w:r>
+                          </w:p>
+                        </w:txbxContent>
+                      </wps:txbx>
+                      <wps:bodyPr rot="0" vert="horz" wrap="square" lIns="91440" tIns="45720" rIns="91440" bIns="45720" anchor="t" anchorCtr="0">
+                        <a:noAutofit/>
+                      </wps:bodyPr>
+                    </wps:wsp>
+                  </a:graphicData>
+                </a:graphic>
+                <wp14:sizeRelH relativeFrom="margin">
+                  <wp14:pctWidth>0</wp14:pctWidth>
+                </wp14:sizeRelH>
+                <wp14:sizeRelV relativeFrom="margin">
+                  <wp14:pctHeight>0</wp14:pctHeight>
+                </wp14:sizeRelV>
+              </wp:anchor>
+            </w:drawing>
+          </mc:Choice>
+          <mc:Fallback>
+            <w:pict>
+              <v:shape w14:anchorId="7F1C3EA7" id="_x0000_s1062" type="#_x0000_t202" style="position:absolute;margin-left:7.2pt;margin-top:21.35pt;width:41.4pt;height:22.2pt;z-index:251776000;visibility:visible;mso-wrap-style:square;mso-width-percent:0;mso-height-percent:0;mso-wrap-distance-left:9pt;mso-wrap-distance-top:3.6pt;mso-wrap-distance-right:9pt;mso-wrap-distance-bottom:3.6pt;mso-position-horizontal:absolute;mso-position-horizontal-relative:text;mso-position-vertical:absolute;mso-position-vertical-relative:text;mso-width-percent:0;mso-height-percent:0;mso-width-relative:margin;mso-height-relative:margin;v-text-anchor:top" o:gfxdata="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" filled="f" stroked="f">
+                <v:textbox>
+                  <w:txbxContent>
+                    <w:p>
+                      <w:r>
+                        <w:t>Вход</w:t>
+                      </w:r>
+                    </w:p>
+                  </w:txbxContent>
+                </v:textbox>
+                <w10:wrap type="square"/>
+              </v:shape>
+            </w:pict>
+          </mc:Fallback>
+        </mc:AlternateContent>
+      </w:r>
+      <w:r>
+        <w:rPr>
+          <w:noProof/>
+        </w:rPr>
+        <mc:AlternateContent>
+          <mc:Choice Requires="wps">
+            <w:drawing>
+              <wp:anchor distT="0" distB="0" distL="114300" distR="114300" simplePos="0" relativeHeight="251766784" behindDoc="0" locked="0" layoutInCell="1" allowOverlap="1" wp14:anchorId="2C90E45E" wp14:editId="6C4E9498">
+                <wp:simplePos x="0" y="0"/>
+                <wp:positionH relativeFrom="column">
+                  <wp:posOffset>283845</wp:posOffset>
+                </wp:positionH>
+                <wp:positionV relativeFrom="paragraph">
+                  <wp:posOffset>1101725</wp:posOffset>
+                </wp:positionV>
+                <wp:extent cx="1569720" cy="19050"/>
+                <wp:effectExtent l="0" t="0" r="30480" b="19050"/>
                 <wp:wrapNone/>
-                <wp:docPr id="973057886" name="Прямая соединительная линия 3"/>
+                <wp:docPr id="1972653150" name="Прямая соединительная линия 6"/>
                 <wp:cNvGraphicFramePr/>
                 <a:graphic xmlns:a="http://schemas.openxmlformats.org/drawingml/2006/main">
                   <a:graphicData uri="http://schemas.microsoft.com/office/word/2010/wordprocessingShape">
@@ -5405,13 +5996,13 @@
                       <wps:spPr>
                         <a:xfrm>
                           <a:off x="0" y="0"/>
-                          <a:ext cx="3931285" cy="3810"/>
+                          <a:ext cx="1569720" cy="19050"/>
                         </a:xfrm>
                         <a:prstGeom prst="line">
                           <a:avLst/>
                         </a:prstGeom>
                         <a:noFill/>
-                        <a:ln w="12700" cap="flat" cmpd="sng" algn="ctr">
+                        <a:ln w="15875" cap="flat" cmpd="sng" algn="ctr">
                           <a:solidFill>
                             <a:srgbClr val="002060"/>
                           </a:solidFill>
@@ -5435,14 +6026,342 @@
           </mc:Choice>
           <mc:Fallback>
             <w:pict>
-              <v:line w14:anchorId="6582547C" id="Прямая соединительная линия 3" o:spid="_x0000_s1026" style="position:absolute;z-index:251754496;visibility:visible;mso-wrap-style:square;mso-width-percent:0;mso-height-percent:0;mso-wrap-distance-left:9pt;mso-wrap-distance-top:0;mso-wrap-distance-right:9pt;mso-wrap-distance-bottom:0;mso-position-horizontal:absolute;mso-position-horizontal-relative:text;mso-position-vertical:absolute;mso-position-vertical-relative:text;mso-width-percent:0;mso-height-percent:0;mso-width-relative:margin;mso-height-relative:margin" from="42.9pt,2.55pt" to="352.45pt,2.85pt" o:gfxdata="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" strokecolor="#002060" strokeweight="1pt">
+              <v:line w14:anchorId="466AC82B" id="Прямая соединительная линия 6" o:spid="_x0000_s1026" style="position:absolute;z-index:251766784;visibility:visible;mso-wrap-style:square;mso-width-percent:0;mso-height-percent:0;mso-wrap-distance-left:9pt;mso-wrap-distance-top:0;mso-wrap-distance-right:9pt;mso-wrap-distance-bottom:0;mso-position-horizontal:absolute;mso-position-horizontal-relative:text;mso-position-vertical:absolute;mso-position-vertical-relative:text;mso-width-percent:0;mso-height-percent:0;mso-width-relative:margin;mso-height-relative:margin" from="22.35pt,86.75pt" to="145.95pt,88.25pt" o:gfxdata="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" strokecolor="#002060" strokeweight="1.25pt">
                 <v:stroke joinstyle="miter"/>
               </v:line>
             </w:pict>
           </mc:Fallback>
         </mc:AlternateContent>
       </w:r>
-    </w:p>
+      <w:r>
+        <w:rPr>
+          <w:noProof/>
+        </w:rPr>
+        <mc:AlternateContent>
+          <mc:Choice Requires="wps">
+            <w:drawing>
+              <wp:anchor distT="0" distB="0" distL="114300" distR="114300" simplePos="0" relativeHeight="251773952" behindDoc="0" locked="0" layoutInCell="1" allowOverlap="1" wp14:anchorId="0E99DC07" wp14:editId="798E7F9C">
+                <wp:simplePos x="0" y="0"/>
+                <wp:positionH relativeFrom="column">
+                  <wp:posOffset>1110615</wp:posOffset>
+                </wp:positionH>
+                <wp:positionV relativeFrom="paragraph">
+                  <wp:posOffset>633095</wp:posOffset>
+                </wp:positionV>
+                <wp:extent cx="762000" cy="0"/>
+                <wp:effectExtent l="0" t="0" r="30480" b="20955"/>
+                <wp:wrapNone/>
+                <wp:docPr id="829232638" name="Прямая соединительная линия 6"/>
+                <wp:cNvGraphicFramePr/>
+                <a:graphic xmlns:a="http://schemas.openxmlformats.org/drawingml/2006/main">
+                  <a:graphicData uri="http://schemas.microsoft.com/office/word/2010/wordprocessingShape">
+                    <wps:wsp>
+                      <wps:cNvCnPr/>
+                      <wps:spPr>
+                        <a:xfrm>
+                          <a:off x="0" y="0"/>
+                          <a:ext cx="762000" cy="0"/>
+                        </a:xfrm>
+                        <a:prstGeom prst="line">
+                          <a:avLst/>
+                        </a:prstGeom>
+                        <a:noFill/>
+                        <a:ln w="15875" cap="flat" cmpd="sng" algn="ctr">
+                          <a:solidFill>
+                            <a:srgbClr val="002060"/>
+                          </a:solidFill>
+                          <a:prstDash val="solid"/>
+                          <a:miter lim="800000"/>
+                        </a:ln>
+                        <a:effectLst/>
+                      </wps:spPr>
+                      <wps:bodyPr/>
+                    </wps:wsp>
+                  </a:graphicData>
+                </a:graphic>
+                <wp14:sizeRelH relativeFrom="margin">
+                  <wp14:pctWidth>0</wp14:pctWidth>
+                </wp14:sizeRelH>
+                <wp14:sizeRelV relativeFrom="margin">
+                  <wp14:pctHeight>0</wp14:pctHeight>
+                </wp14:sizeRelV>
+              </wp:anchor>
+            </w:drawing>
+          </mc:Choice>
+          <mc:Fallback>
+            <w:pict>
+              <v:line w14:anchorId="74EA023C" id="Прямая соединительная линия 6" o:spid="_x0000_s1026" style="position:absolute;z-index:251773952;visibility:visible;mso-wrap-style:square;mso-width-percent:0;mso-height-percent:0;mso-wrap-distance-left:9pt;mso-wrap-distance-top:0;mso-wrap-distance-right:9pt;mso-wrap-distance-bottom:0;mso-position-horizontal:absolute;mso-position-horizontal-relative:text;mso-position-vertical:absolute;mso-position-vertical-relative:text;mso-width-percent:0;mso-height-percent:0;mso-width-relative:margin;mso-height-relative:margin" from="87.45pt,49.85pt" to="147.45pt,49.85pt" o:gfxdata="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" strokecolor="#002060" strokeweight="1.25pt">
+                <v:stroke joinstyle="miter"/>
+              </v:line>
+            </w:pict>
+          </mc:Fallback>
+        </mc:AlternateContent>
+      </w:r>
+      <w:r>
+        <w:rPr>
+          <w:noProof/>
+        </w:rPr>
+        <mc:AlternateContent>
+          <mc:Choice Requires="wps">
+            <w:drawing>
+              <wp:anchor distT="0" distB="0" distL="114300" distR="114300" simplePos="0" relativeHeight="251771904" behindDoc="0" locked="0" layoutInCell="1" allowOverlap="1" wp14:anchorId="7D144859" wp14:editId="6E48B402">
+                <wp:simplePos x="0" y="0"/>
+                <wp:positionH relativeFrom="column">
+                  <wp:posOffset>346710</wp:posOffset>
+                </wp:positionH>
+                <wp:positionV relativeFrom="paragraph">
+                  <wp:posOffset>82550</wp:posOffset>
+                </wp:positionV>
+                <wp:extent cx="762000" cy="0"/>
+                <wp:effectExtent l="0" t="0" r="0" b="0"/>
+                <wp:wrapNone/>
+                <wp:docPr id="1049199924" name="Прямая соединительная линия 6"/>
+                <wp:cNvGraphicFramePr/>
+                <a:graphic xmlns:a="http://schemas.openxmlformats.org/drawingml/2006/main">
+                  <a:graphicData uri="http://schemas.microsoft.com/office/word/2010/wordprocessingShape">
+                    <wps:wsp>
+                      <wps:cNvCnPr/>
+                      <wps:spPr>
+                        <a:xfrm>
+                          <a:off x="0" y="0"/>
+                          <a:ext cx="762000" cy="0"/>
+                        </a:xfrm>
+                        <a:prstGeom prst="line">
+                          <a:avLst/>
+                        </a:prstGeom>
+                        <a:noFill/>
+                        <a:ln w="15875" cap="flat" cmpd="sng" algn="ctr">
+                          <a:solidFill>
+                            <a:srgbClr val="002060"/>
+                          </a:solidFill>
+                          <a:prstDash val="solid"/>
+                          <a:miter lim="800000"/>
+                        </a:ln>
+                        <a:effectLst/>
+                      </wps:spPr>
+                      <wps:bodyPr/>
+                    </wps:wsp>
+                  </a:graphicData>
+                </a:graphic>
+              </wp:anchor>
+            </w:drawing>
+          </mc:Choice>
+          <mc:Fallback>
+            <w:pict>
+              <v:line w14:anchorId="4F547E04" id="Прямая соединительная линия 6" o:spid="_x0000_s1026" style="position:absolute;z-index:251771904;visibility:visible;mso-wrap-style:square;mso-wrap-distance-left:9pt;mso-wrap-distance-top:0;mso-wrap-distance-right:9pt;mso-wrap-distance-bottom:0;mso-position-horizontal:absolute;mso-position-horizontal-relative:text;mso-position-vertical:absolute;mso-position-vertical-relative:text" from="27.3pt,6.5pt" to="87.3pt,6.5pt" o:gfxdata="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" strokecolor="#002060" strokeweight="1.25pt">
+                <v:stroke joinstyle="miter"/>
+              </v:line>
+            </w:pict>
+          </mc:Fallback>
+        </mc:AlternateContent>
+      </w:r>
+      <w:r>
+        <w:rPr>
+          <w:noProof/>
+        </w:rPr>
+        <mc:AlternateContent>
+          <mc:Choice Requires="wps">
+            <w:drawing>
+              <wp:anchor distT="0" distB="0" distL="114300" distR="114300" simplePos="0" relativeHeight="251635708" behindDoc="0" locked="0" layoutInCell="1" allowOverlap="1" wp14:anchorId="770F3719" wp14:editId="34DE8C32">
+                <wp:simplePos x="0" y="0"/>
+                <wp:positionH relativeFrom="column">
+                  <wp:posOffset>1108710</wp:posOffset>
+                </wp:positionH>
+                <wp:positionV relativeFrom="paragraph">
+                  <wp:posOffset>97155</wp:posOffset>
+                </wp:positionV>
+                <wp:extent cx="0" cy="453390"/>
+                <wp:effectExtent l="0" t="0" r="38100" b="22860"/>
+                <wp:wrapNone/>
+                <wp:docPr id="607395089" name="Прямая соединительная линия 14"/>
+                <wp:cNvGraphicFramePr/>
+                <a:graphic xmlns:a="http://schemas.openxmlformats.org/drawingml/2006/main">
+                  <a:graphicData uri="http://schemas.microsoft.com/office/word/2010/wordprocessingShape">
+                    <wps:wsp>
+                      <wps:cNvCnPr/>
+                      <wps:spPr>
+                        <a:xfrm>
+                          <a:off x="0" y="0"/>
+                          <a:ext cx="0" cy="453390"/>
+                        </a:xfrm>
+                        <a:prstGeom prst="line">
+                          <a:avLst/>
+                        </a:prstGeom>
+                        <a:noFill/>
+                        <a:ln w="12700" cap="flat" cmpd="sng" algn="ctr">
+                          <a:solidFill>
+                            <a:sysClr val="windowText" lastClr="000000"/>
+                          </a:solidFill>
+                          <a:prstDash val="solid"/>
+                          <a:miter lim="800000"/>
+                        </a:ln>
+                        <a:effectLst/>
+                      </wps:spPr>
+                      <wps:bodyPr/>
+                    </wps:wsp>
+                  </a:graphicData>
+                </a:graphic>
+                <wp14:sizeRelV relativeFrom="margin">
+                  <wp14:pctHeight>0</wp14:pctHeight>
+                </wp14:sizeRelV>
+              </wp:anchor>
+            </w:drawing>
+          </mc:Choice>
+          <mc:Fallback>
+            <w:pict>
+              <v:line w14:anchorId="48561833" id="Прямая соединительная линия 14" o:spid="_x0000_s1026" style="position:absolute;z-index:251635708;visibility:visible;mso-wrap-style:square;mso-height-percent:0;mso-wrap-distance-left:9pt;mso-wrap-distance-top:0;mso-wrap-distance-right:9pt;mso-wrap-distance-bottom:0;mso-position-horizontal:absolute;mso-position-horizontal-relative:text;mso-position-vertical:absolute;mso-position-vertical-relative:text;mso-height-percent:0;mso-height-relative:margin" from="87.3pt,7.65pt" to="87.3pt,43.35pt" o:gfxdata="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" strokecolor="windowText" strokeweight="1pt">
+                <v:stroke joinstyle="miter"/>
+              </v:line>
+            </w:pict>
+          </mc:Fallback>
+        </mc:AlternateContent>
+      </w:r>
+      <w:r>
+        <w:rPr>
+          <w:noProof/>
+        </w:rPr>
+        <mc:AlternateContent>
+          <mc:Choice Requires="wps">
+            <w:drawing>
+              <wp:anchor distT="0" distB="0" distL="114300" distR="114300" simplePos="0" relativeHeight="251769856" behindDoc="0" locked="0" layoutInCell="1" allowOverlap="1" wp14:anchorId="0E829A49" wp14:editId="47C0EBCB">
+                <wp:simplePos x="0" y="0"/>
+                <wp:positionH relativeFrom="column">
+                  <wp:posOffset>1034415</wp:posOffset>
+                </wp:positionH>
+                <wp:positionV relativeFrom="paragraph">
+                  <wp:posOffset>224790</wp:posOffset>
+                </wp:positionV>
+                <wp:extent cx="130175" cy="326390"/>
+                <wp:effectExtent l="0" t="0" r="22225" b="16510"/>
+                <wp:wrapTopAndBottom/>
+                <wp:docPr id="1460029612" name="Прямоугольник 4"/>
+                <wp:cNvGraphicFramePr/>
+                <a:graphic xmlns:a="http://schemas.openxmlformats.org/drawingml/2006/main">
+                  <a:graphicData uri="http://schemas.microsoft.com/office/word/2010/wordprocessingShape">
+                    <wps:wsp>
+                      <wps:cNvSpPr/>
+                      <wps:spPr>
+                        <a:xfrm>
+                          <a:off x="0" y="0"/>
+                          <a:ext cx="130175" cy="326390"/>
+                        </a:xfrm>
+                        <a:prstGeom prst="rect">
+                          <a:avLst/>
+                        </a:prstGeom>
+                        <a:solidFill>
+                          <a:sysClr val="window" lastClr="FFFFFF"/>
+                        </a:solidFill>
+                        <a:ln w="12700" cap="flat" cmpd="sng" algn="ctr">
+                          <a:solidFill>
+                            <a:srgbClr val="4472C4">
+                              <a:shade val="15000"/>
+                            </a:srgbClr>
+                          </a:solidFill>
+                          <a:prstDash val="solid"/>
+                          <a:miter lim="800000"/>
+                        </a:ln>
+                        <a:effectLst/>
+                      </wps:spPr>
+                      <wps:bodyPr rot="0" spcFirstLastPara="0" vertOverflow="overflow" horzOverflow="overflow" vert="horz" wrap="square" lIns="91440" tIns="45720" rIns="91440" bIns="45720" numCol="1" spcCol="0" rtlCol="0" fromWordArt="0" anchor="ctr" anchorCtr="0" forceAA="0" compatLnSpc="1">
+                        <a:prstTxWarp prst="textNoShape">
+                          <a:avLst/>
+                        </a:prstTxWarp>
+                        <a:noAutofit/>
+                      </wps:bodyPr>
+                    </wps:wsp>
+                  </a:graphicData>
+                </a:graphic>
+                <wp14:sizeRelH relativeFrom="page">
+                  <wp14:pctWidth>0</wp14:pctWidth>
+                </wp14:sizeRelH>
+                <wp14:sizeRelV relativeFrom="page">
+                  <wp14:pctHeight>0</wp14:pctHeight>
+                </wp14:sizeRelV>
+              </wp:anchor>
+            </w:drawing>
+          </mc:Choice>
+          <mc:Fallback>
+            <w:pict>
+              <v:rect w14:anchorId="447949CF" id="Прямоугольник 4" o:spid="_x0000_s1026" style="position:absolute;margin-left:81.45pt;margin-top:17.7pt;width:10.25pt;height:25.7pt;z-index:251769856;visibility:visible;mso-wrap-style:square;mso-width-percent:0;mso-height-percent:0;mso-wrap-distance-left:9pt;mso-wrap-distance-top:0;mso-wrap-distance-right:9pt;mso-wrap-distance-bottom:0;mso-position-horizontal:absolute;mso-position-horizontal-relative:text;mso-position-vertical:absolute;mso-position-vertical-relative:text;mso-width-percent:0;mso-height-percent:0;mso-width-relative:page;mso-height-relative:page;v-text-anchor:middle" o:gfxdata="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" fillcolor="window" strokecolor="#172c51" strokeweight="1pt">
+                <w10:wrap type="topAndBottom"/>
+              </v:rect>
+            </w:pict>
+          </mc:Fallback>
+        </mc:AlternateContent>
+      </w:r>
+      <w:r>
+        <w:rPr>
+          <w:noProof/>
+        </w:rPr>
+        <w:drawing>
+          <wp:anchor distT="0" distB="0" distL="114300" distR="114300" simplePos="0" relativeHeight="251768832" behindDoc="0" locked="0" layoutInCell="1" allowOverlap="1" wp14:anchorId="52A0E404" wp14:editId="606D9CB5">
+            <wp:simplePos x="0" y="0"/>
+            <wp:positionH relativeFrom="column">
+              <wp:posOffset>617220</wp:posOffset>
+            </wp:positionH>
+            <wp:positionV relativeFrom="paragraph">
+              <wp:posOffset>596265</wp:posOffset>
+            </wp:positionV>
+            <wp:extent cx="967740" cy="414020"/>
+            <wp:effectExtent l="0" t="0" r="0" b="0"/>
+            <wp:wrapTopAndBottom/>
+            <wp:docPr id="1583106509" name="Рисунок 1"/>
+            <wp:cNvGraphicFramePr>
+              <a:graphicFrameLocks xmlns:a="http://schemas.openxmlformats.org/drawingml/2006/main" noChangeAspect="1"/>
+            </wp:cNvGraphicFramePr>
+            <a:graphic xmlns:a="http://schemas.openxmlformats.org/drawingml/2006/main">
+              <a:graphicData uri="http://schemas.openxmlformats.org/drawingml/2006/picture">
+                <pic:pic xmlns:pic="http://schemas.openxmlformats.org/drawingml/2006/picture">
+                  <pic:nvPicPr>
+                    <pic:cNvPr id="0" name="Picture 2"/>
+                    <pic:cNvPicPr>
+                      <a:picLocks noChangeAspect="1" noChangeArrowheads="1"/>
+                    </pic:cNvPicPr>
+                  </pic:nvPicPr>
+                  <pic:blipFill>
+                    <a:blip r:embed="rId13" cstate="print">
+                      <a:extLst>
+                        <a:ext uri="{28A0092B-C50C-407E-A947-70E740481C1C}">
+                          <a14:useLocalDpi xmlns:a14="http://schemas.microsoft.com/office/drawing/2010/main" val="0"/>
+                        </a:ext>
+                      </a:extLst>
+                    </a:blip>
+                    <a:srcRect/>
+                    <a:stretch>
+                      <a:fillRect/>
+                    </a:stretch>
+                  </pic:blipFill>
+                  <pic:spPr bwMode="auto">
+                    <a:xfrm rot="16200000">
+                      <a:off x="0" y="0"/>
+                      <a:ext cx="967740" cy="414020"/>
+                    </a:xfrm>
+                    <a:prstGeom prst="rect">
+                      <a:avLst/>
+                    </a:prstGeom>
+                    <a:noFill/>
+                    <a:ln>
+                      <a:noFill/>
+                    </a:ln>
+                  </pic:spPr>
+                </pic:pic>
+              </a:graphicData>
+            </a:graphic>
+            <wp14:sizeRelH relativeFrom="page">
+              <wp14:pctWidth>0</wp14:pctWidth>
+            </wp14:sizeRelH>
+            <wp14:sizeRelV relativeFrom="page">
+              <wp14:pctHeight>0</wp14:pctHeight>
+            </wp14:sizeRelV>
+          </wp:anchor>
+        </w:drawing>
+      </w:r>
+    </w:p>
+    <w:p/>
+    <w:p/>
+    <w:p/>
+    <w:p/>
+    <w:p/>
     <w:sectPr>
       <w:pgSz w:w="11906" w:h="16838"/>
       <w:pgMar w:top="1134" w:right="850" w:bottom="1134" w:left="1701" w:header="708" w:footer="708" w:gutter="0"/>
@@ -6285,6 +7204,7 @@
   <w:style w:type="character" w:default="1" w:styleId="a0">
     <w:name w:val="Default Paragraph Font"/>
     <w:uiPriority w:val="1"/>
+    <w:semiHidden/>
     <w:unhideWhenUsed/>
   </w:style>
   <w:style w:type="table" w:default="1" w:styleId="a1">

--- a/статьи/аналоговая схемотехника для начинающих.docx
+++ b/статьи/аналоговая схемотехника для начинающих.docx
@@ -225,8 +225,8 @@
         <w:t>Рассчитаем схему:</w:t>
       </w:r>
     </w:p>
-    <w:p>
-      <w:commentRangeStart w:id="0"/>
+    <w:commentRangeStart w:id="0"/>
+    <w:p>
       <w:r>
         <w:rPr>
           <w:noProof/>
@@ -5084,6 +5084,10 @@
                   <v:oval id="Овал 35" o:spid="_x0000_s1052" style="position:absolute;top:609;width:6438;height:6020;visibility:visible;mso-wrap-style:square;v-text-anchor:middle" o:gfxdata="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" fillcolor="window" strokecolor="#172c51" strokeweight="1pt">
                     <v:stroke joinstyle="miter"/>
                   </v:oval>
+                  <v:shapetype id="_x0000_t32" coordsize="21600,21600" o:spt="32" o:oned="t" path="m,l21600,21600e" filled="f">
+                    <v:path arrowok="t" fillok="f" o:connecttype="none"/>
+                    <o:lock v:ext="edit" shapetype="t"/>
+                  </v:shapetype>
                   <v:shape id="Прямая со стрелкой 39" o:spid="_x0000_s1053" type="#_x0000_t32" style="position:absolute;left:3390;top:2895;width:0;height:5715;flip:y;visibility:visible;mso-wrap-style:square" o:connectortype="straight" o:gfxdata="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" strokecolor="black [3213]" strokeweight="1pt">
                     <v:stroke startarrowwidth="wide" startarrowlength="long" endarrow="classic" endarrowwidth="wide" endarrowlength="long" joinstyle="miter"/>
                   </v:shape>
@@ -5191,81 +5195,27 @@
     </w:p>
     <w:p>
       <w:r>
-        <w:t xml:space="preserve">1000 </w:t>
-      </w:r>
-      <w:r>
-        <w:t>К</w:t>
-      </w:r>
-      <w:r>
-        <w:t xml:space="preserve">Ом = 1 </w:t>
-      </w:r>
-      <w:r>
-        <w:t>Мо</w:t>
-      </w:r>
-      <w:r>
-        <w:t>м</w:t>
-      </w:r>
-    </w:p>
-    <w:p>
-      <w:r>
-        <w:t>1/</w:t>
-      </w:r>
-      <w:r>
-        <w:t xml:space="preserve">1000 </w:t>
-      </w:r>
-      <w:r>
-        <w:t>А</w:t>
-      </w:r>
-      <w:r>
-        <w:t xml:space="preserve"> = 1 </w:t>
-      </w:r>
-      <w:r>
-        <w:t>мА</w:t>
-      </w:r>
-    </w:p>
-    <w:p>
-      <w:r>
-        <w:t xml:space="preserve">1/1000 </w:t>
-      </w:r>
-      <w:r>
-        <w:t>м</w:t>
-      </w:r>
-      <w:r>
-        <w:t>А = 1 м</w:t>
-      </w:r>
-      <w:r>
-        <w:t>к</w:t>
-      </w:r>
-      <w:r>
-        <w:t>А</w:t>
-      </w:r>
-    </w:p>
-    <w:p>
-      <w:r>
-        <w:t xml:space="preserve">1/1000 </w:t>
-      </w:r>
-      <w:r>
-        <w:t>В</w:t>
-      </w:r>
-      <w:r>
-        <w:t xml:space="preserve"> = 1 м</w:t>
-      </w:r>
-      <w:r>
-        <w:t>В</w:t>
-      </w:r>
-    </w:p>
-    <w:p>
-      <w:r>
-        <w:t>1/1000 м</w:t>
-      </w:r>
-      <w:r>
-        <w:t>В</w:t>
-      </w:r>
-      <w:r>
-        <w:t xml:space="preserve"> = 1 мк</w:t>
-      </w:r>
-      <w:r>
-        <w:t>В</w:t>
+        <w:t>1000 КОм = 1 Мом</w:t>
+      </w:r>
+    </w:p>
+    <w:p>
+      <w:r>
+        <w:t>1/1000 А = 1 мА</w:t>
+      </w:r>
+    </w:p>
+    <w:p>
+      <w:r>
+        <w:t>1/1000 мА = 1 мкА</w:t>
+      </w:r>
+    </w:p>
+    <w:p>
+      <w:r>
+        <w:t>1/1000 В = 1 мВ</w:t>
+      </w:r>
+    </w:p>
+    <w:p>
+      <w:r>
+        <w:t>1/1000 мВ = 1 мкВ</w:t>
       </w:r>
     </w:p>
     <w:p>
@@ -5275,13 +5225,7 @@
     </w:p>
     <w:p>
       <w:r>
-        <w:t>10 В на 1</w:t>
-      </w:r>
-      <w:r>
-        <w:t>0</w:t>
-      </w:r>
-      <w:r>
-        <w:t xml:space="preserve"> КОм – 1 мА</w:t>
+        <w:t>10 В на 10 КОм – 1 мА</w:t>
       </w:r>
     </w:p>
     <w:p/>
@@ -5389,7 +5333,7 @@
         <mc:AlternateContent>
           <mc:Choice Requires="wpg">
             <w:drawing>
-              <wp:anchor distT="0" distB="0" distL="114300" distR="114300" simplePos="0" relativeHeight="251763712" behindDoc="0" locked="0" layoutInCell="1" allowOverlap="1" wp14:anchorId="2B085723" wp14:editId="32153EFE">
+              <wp:anchor distT="0" distB="0" distL="114300" distR="114300" simplePos="0" relativeHeight="251763712" behindDoc="0" locked="0" layoutInCell="1" allowOverlap="1" wp14:anchorId="2B085723" wp14:editId="02ECB60B">
                 <wp:simplePos x="0" y="0"/>
                 <wp:positionH relativeFrom="column">
                   <wp:posOffset>272415</wp:posOffset>
@@ -5833,13 +5777,7 @@
                         <w:txbxContent>
                           <w:p>
                             <w:r>
-                              <w:t>В</w:t>
-                            </w:r>
-                            <w:r>
-                              <w:t>ы</w:t>
-                            </w:r>
-                            <w:r>
-                              <w:t>ход</w:t>
+                              <w:t>Выход</w:t>
                             </w:r>
                           </w:p>
                         </w:txbxContent>
@@ -5866,13 +5804,7 @@
                   <w:txbxContent>
                     <w:p>
                       <w:r>
-                        <w:t>В</w:t>
-                      </w:r>
-                      <w:r>
-                        <w:t>ы</w:t>
-                      </w:r>
-                      <w:r>
-                        <w:t>ход</w:t>
+                        <w:t>Выход</w:t>
                       </w:r>
                     </w:p>
                   </w:txbxContent>
@@ -6361,7 +6293,696 @@
     <w:p/>
     <w:p/>
     <w:p/>
+    <w:p>
+      <w:r>
+        <w:br w:type="page"/>
+      </w:r>
+    </w:p>
+    <w:p>
+      <w:pPr>
+        <w:pStyle w:val="2"/>
+      </w:pPr>
+      <w:r>
+        <w:lastRenderedPageBreak/>
+        <w:t>Транзисторы</w:t>
+      </w:r>
+    </w:p>
+    <w:p>
+      <w:r>
+        <w:t>Транзистор (полупроводниковый триод</w:t>
+      </w:r>
+      <w:r>
+        <w:t xml:space="preserve"> = три ноги</w:t>
+      </w:r>
+      <w:r>
+        <w:t>) — электронный компонент из полупроводникового материала, способный небольшим входным сигналом управлять значительным током в выходной цепи. </w:t>
+      </w:r>
+    </w:p>
+    <w:p>
+      <w:r>
+        <w:t>Аналогия:</w:t>
+      </w:r>
+    </w:p>
+    <w:p>
+      <w:r>
+        <w:t>Водопроводной кран.  Поворачивая кран, мы управляем потоком воды.</w:t>
+      </w:r>
+    </w:p>
+    <w:p>
+      <w:pPr>
+        <w:pStyle w:val="2"/>
+      </w:pPr>
+      <w:r>
+        <w:t>Биполярные т</w:t>
+      </w:r>
+      <w:r>
+        <w:t>ранзисторы</w:t>
+      </w:r>
+    </w:p>
+    <w:p>
+      <w:r>
+        <w:rPr>
+          <w:noProof/>
+        </w:rPr>
+        <w:drawing>
+          <wp:inline distT="0" distB="0" distL="0" distR="0" wp14:anchorId="6ADA8999" wp14:editId="5F6A0FCB">
+            <wp:extent cx="1985010" cy="1200979"/>
+            <wp:effectExtent l="0" t="0" r="0" b="0"/>
+            <wp:docPr id="1240056401" name="Рисунок 72"/>
+            <wp:cNvGraphicFramePr>
+              <a:graphicFrameLocks xmlns:a="http://schemas.openxmlformats.org/drawingml/2006/main" noChangeAspect="1"/>
+            </wp:cNvGraphicFramePr>
+            <a:graphic xmlns:a="http://schemas.openxmlformats.org/drawingml/2006/main">
+              <a:graphicData uri="http://schemas.openxmlformats.org/drawingml/2006/picture">
+                <pic:pic xmlns:pic="http://schemas.openxmlformats.org/drawingml/2006/picture">
+                  <pic:nvPicPr>
+                    <pic:cNvPr id="0" name="Picture 1"/>
+                    <pic:cNvPicPr>
+                      <a:picLocks noChangeAspect="1" noChangeArrowheads="1"/>
+                    </pic:cNvPicPr>
+                  </pic:nvPicPr>
+                  <pic:blipFill>
+                    <a:blip r:embed="rId15" cstate="print">
+                      <a:extLst>
+                        <a:ext uri="{28A0092B-C50C-407E-A947-70E740481C1C}">
+                          <a14:useLocalDpi xmlns:a14="http://schemas.microsoft.com/office/drawing/2010/main" val="0"/>
+                        </a:ext>
+                      </a:extLst>
+                    </a:blip>
+                    <a:srcRect/>
+                    <a:stretch>
+                      <a:fillRect/>
+                    </a:stretch>
+                  </pic:blipFill>
+                  <pic:spPr bwMode="auto">
+                    <a:xfrm>
+                      <a:off x="0" y="0"/>
+                      <a:ext cx="1993717" cy="1206247"/>
+                    </a:xfrm>
+                    <a:prstGeom prst="rect">
+                      <a:avLst/>
+                    </a:prstGeom>
+                    <a:noFill/>
+                    <a:ln>
+                      <a:noFill/>
+                    </a:ln>
+                  </pic:spPr>
+                </pic:pic>
+              </a:graphicData>
+            </a:graphic>
+          </wp:inline>
+        </w:drawing>
+      </w:r>
+    </w:p>
+    <w:p>
+      <w:r>
+        <w:t>Два вида, прямой (</w:t>
+      </w:r>
+      <w:r>
+        <w:rPr>
+          <w:lang w:val="en-US"/>
+        </w:rPr>
+        <w:t>PNP</w:t>
+      </w:r>
+      <w:r>
+        <w:t xml:space="preserve">) </w:t>
+      </w:r>
+      <w:r>
+        <w:t xml:space="preserve">и обратной </w:t>
+      </w:r>
+      <w:r>
+        <w:t>(</w:t>
+      </w:r>
+      <w:r>
+        <w:rPr>
+          <w:lang w:val="en-US"/>
+        </w:rPr>
+        <w:t>NPN</w:t>
+      </w:r>
+      <w:r>
+        <w:t xml:space="preserve">) </w:t>
+      </w:r>
+      <w:r>
+        <w:t xml:space="preserve">проводимости, эти термины морально устарели и встречаются только в старых источниках.  Сейчас говорят </w:t>
+      </w:r>
+      <w:r>
+        <w:rPr>
+          <w:lang w:val="en-US"/>
+        </w:rPr>
+        <w:t>PNP</w:t>
+      </w:r>
+      <w:r>
+        <w:t xml:space="preserve"> </w:t>
+      </w:r>
+      <w:r>
+        <w:t>и</w:t>
+      </w:r>
+      <w:r>
+        <w:t>ли</w:t>
+      </w:r>
+      <w:r>
+        <w:t xml:space="preserve"> </w:t>
+      </w:r>
+      <w:r>
+        <w:rPr>
+          <w:lang w:val="en-US"/>
+        </w:rPr>
+        <w:t>NPN</w:t>
+      </w:r>
+      <w:r>
+        <w:t xml:space="preserve"> транзистор.</w:t>
+      </w:r>
+    </w:p>
+    <w:p>
+      <w:r>
+        <w:t>Р – положительный (positive), N – отрицательный (negative)</w:t>
+      </w:r>
+    </w:p>
+    <w:p>
+      <w:r>
+        <w:t>У транзистора три вывода.</w:t>
+      </w:r>
+    </w:p>
+    <w:p>
+      <w:r>
+        <w:t xml:space="preserve">База </w:t>
+      </w:r>
+      <w:r>
+        <w:t>(</w:t>
+      </w:r>
+      <w:r>
+        <w:rPr>
+          <w:lang w:val="en-US"/>
+        </w:rPr>
+        <w:t>B</w:t>
+      </w:r>
+      <w:r>
+        <w:t>)</w:t>
+      </w:r>
+      <w:r>
+        <w:t xml:space="preserve"> – на него подается управляющий сигнал.</w:t>
+      </w:r>
+    </w:p>
+    <w:p>
+      <w:r>
+        <w:t>Эмиттер (</w:t>
+      </w:r>
+      <w:r>
+        <w:rPr>
+          <w:lang w:val="en-US"/>
+        </w:rPr>
+        <w:t>E</w:t>
+      </w:r>
+      <w:r>
+        <w:t>)</w:t>
+      </w:r>
+      <w:r>
+        <w:t xml:space="preserve"> – по нему теч</w:t>
+      </w:r>
+      <w:r>
+        <w:t>ё</w:t>
+      </w:r>
+      <w:r>
+        <w:t xml:space="preserve">т входной и выходной ток. </w:t>
+      </w:r>
+      <w:r>
+        <w:t>Управляющий сигнал (напряжение) формируется между Эмиттером и Базой.</w:t>
+      </w:r>
+    </w:p>
+    <w:p>
+      <w:r>
+        <w:t>Коллектор (С)</w:t>
+      </w:r>
+      <w:r>
+        <w:t xml:space="preserve"> – </w:t>
+      </w:r>
+      <w:r>
+        <w:t>выходной сигнал</w:t>
+      </w:r>
+    </w:p>
+    <w:p>
+      <w:pPr>
+        <w:rPr>
+          <w:b/>
+          <w:bCs/>
+        </w:rPr>
+      </w:pPr>
+      <w:r>
+        <w:rPr>
+          <w:b/>
+          <w:bCs/>
+        </w:rPr>
+        <w:t>Токи транзистора:</w:t>
+      </w:r>
+    </w:p>
+    <w:p>
+      <w:r>
+        <w:t>Базовый – ток управления. Течет по направлению стрелки,</w:t>
+      </w:r>
+      <w:r>
+        <w:t xml:space="preserve"> </w:t>
+      </w:r>
+      <w:r>
+        <w:t>между Базой и Эмиттером.</w:t>
+      </w:r>
+    </w:p>
+    <w:p>
+      <w:r>
+        <w:t>Коллекторный – выходной ток</w:t>
+      </w:r>
+      <w:r>
+        <w:t xml:space="preserve">. </w:t>
+      </w:r>
+      <w:r>
+        <w:t>Течет по направлению стрелки,</w:t>
+      </w:r>
+      <w:r>
+        <w:t xml:space="preserve"> </w:t>
+      </w:r>
+      <w:r>
+        <w:t xml:space="preserve">между </w:t>
+      </w:r>
+      <w:r>
+        <w:t>Коллектором</w:t>
+      </w:r>
+      <w:r>
+        <w:t xml:space="preserve"> и Эмиттером.</w:t>
+      </w:r>
+    </w:p>
+    <w:p>
+      <w:r>
+        <w:t>Эмиттерный – сумма базового и коллекторного токов</w:t>
+      </w:r>
+    </w:p>
+    <w:p>
+      <w:r>
+        <w:t>Задача.</w:t>
+      </w:r>
+    </w:p>
+    <w:p>
+      <w:r>
+        <w:t xml:space="preserve">Нарисуйте, как текут токи в транзисторах выше. </w:t>
+      </w:r>
+    </w:p>
+    <w:p>
+      <w:pPr>
+        <w:rPr>
+          <w:b/>
+          <w:bCs/>
+        </w:rPr>
+      </w:pPr>
+      <w:r>
+        <w:rPr>
+          <w:b/>
+          <w:bCs/>
+        </w:rPr>
+        <w:t>Упрощение:</w:t>
+      </w:r>
+    </w:p>
+    <w:p>
+      <w:pPr>
+        <w:rPr>
+          <w:i/>
+          <w:iCs/>
+          <w:u w:val="single"/>
+        </w:rPr>
+      </w:pPr>
+      <w:r>
+        <w:rPr>
+          <w:i/>
+          <w:iCs/>
+          <w:u w:val="single"/>
+        </w:rPr>
+        <w:t>При расчете схем, считаем, что напряжение между Базой и Эмиттером всегда равно 0,7 В.</w:t>
+      </w:r>
+    </w:p>
+    <w:p>
+      <w:pPr>
+        <w:rPr>
+          <w:b/>
+          <w:bCs/>
+        </w:rPr>
+      </w:pPr>
+      <w:r>
+        <w:rPr>
+          <w:b/>
+          <w:bCs/>
+        </w:rPr>
+        <w:t>Основные характеристики транзисторов.</w:t>
+      </w:r>
+    </w:p>
+    <w:p>
+      <w:r>
+        <w:t xml:space="preserve">Тип (полярность) - </w:t>
+      </w:r>
+      <w:r>
+        <w:rPr>
+          <w:lang w:val="en-US"/>
+        </w:rPr>
+        <w:t>PNP</w:t>
+      </w:r>
+      <w:r>
+        <w:t xml:space="preserve"> </w:t>
+      </w:r>
+      <w:r>
+        <w:t xml:space="preserve">или </w:t>
+      </w:r>
+      <w:r>
+        <w:rPr>
+          <w:lang w:val="en-US"/>
+        </w:rPr>
+        <w:t>NPN</w:t>
+      </w:r>
+    </w:p>
+    <w:p>
+      <w:r>
+        <w:t>Максимальный коллекторный ток</w:t>
+      </w:r>
+    </w:p>
+    <w:p>
+      <w:r>
+        <w:t>Максимальное напряжение Коллектор – Эмиттер</w:t>
+      </w:r>
+    </w:p>
+    <w:p>
+      <w:r>
+        <w:t>Коэффициент усиления по току, например, 100 = протекающий ток базы в 1 мА активирует протекание тока коллектора в 100 мА.</w:t>
+      </w:r>
+      <w:r>
+        <w:br w:type="page"/>
+      </w:r>
+    </w:p>
+    <w:p>
+      <w:pPr>
+        <w:rPr>
+          <w:i/>
+          <w:iCs/>
+          <w:u w:val="single"/>
+        </w:rPr>
+      </w:pPr>
+      <w:r>
+        <w:lastRenderedPageBreak/>
+        <w:t>Задачи:</w:t>
+      </w:r>
+      <w:r>
+        <w:t xml:space="preserve"> Напряжение источника питания во всех задачах 10 В.</w:t>
+      </w:r>
+      <w:r>
+        <w:t xml:space="preserve"> </w:t>
+      </w:r>
+      <w:r>
+        <w:t>Коэффициент усиления транзистора 100.</w:t>
+      </w:r>
+      <w:r>
+        <w:t xml:space="preserve"> </w:t>
+      </w:r>
+      <w:r>
+        <w:t>При расчете схем, считаем, что напряжение между Базой и Эмиттером всегда равно 0,7 В.</w:t>
+      </w:r>
+      <w:r>
+        <w:t xml:space="preserve"> </w:t>
+      </w:r>
+    </w:p>
+    <w:p>
+      <w:pPr>
+        <w:pStyle w:val="a7"/>
+        <w:numPr>
+          <w:ilvl w:val="0"/>
+          <w:numId w:val="4"/>
+        </w:numPr>
+      </w:pPr>
+      <w:r>
+        <w:t xml:space="preserve">Определите ток Базы и Коллектора транзистора </w:t>
+      </w:r>
+      <w:r>
+        <w:rPr>
+          <w:lang w:val="en-US"/>
+        </w:rPr>
+        <w:t>Q</w:t>
+      </w:r>
+      <w:r>
+        <w:t>1</w:t>
+      </w:r>
+      <w:r>
+        <w:t>.</w:t>
+      </w:r>
+    </w:p>
+    <w:p>
+      <w:r>
+        <w:drawing>
+          <wp:inline distT="0" distB="0" distL="0" distR="0" wp14:anchorId="542E816C" wp14:editId="60BA6830">
+            <wp:extent cx="1268506" cy="1799960"/>
+            <wp:effectExtent l="0" t="0" r="8255" b="0"/>
+            <wp:docPr id="997978439" name="Рисунок 1"/>
+            <wp:cNvGraphicFramePr>
+              <a:graphicFrameLocks xmlns:a="http://schemas.openxmlformats.org/drawingml/2006/main" noChangeAspect="1"/>
+            </wp:cNvGraphicFramePr>
+            <a:graphic xmlns:a="http://schemas.openxmlformats.org/drawingml/2006/main">
+              <a:graphicData uri="http://schemas.openxmlformats.org/drawingml/2006/picture">
+                <pic:pic xmlns:pic="http://schemas.openxmlformats.org/drawingml/2006/picture">
+                  <pic:nvPicPr>
+                    <pic:cNvPr id="997978439" name=""/>
+                    <pic:cNvPicPr/>
+                  </pic:nvPicPr>
+                  <pic:blipFill>
+                    <a:blip r:embed="rId16"/>
+                    <a:stretch>
+                      <a:fillRect/>
+                    </a:stretch>
+                  </pic:blipFill>
+                  <pic:spPr>
+                    <a:xfrm>
+                      <a:off x="0" y="0"/>
+                      <a:ext cx="1278249" cy="1813785"/>
+                    </a:xfrm>
+                    <a:prstGeom prst="rect">
+                      <a:avLst/>
+                    </a:prstGeom>
+                  </pic:spPr>
+                </pic:pic>
+              </a:graphicData>
+            </a:graphic>
+          </wp:inline>
+        </w:drawing>
+      </w:r>
+    </w:p>
     <w:p/>
+    <w:p>
+      <w:pPr>
+        <w:pStyle w:val="a7"/>
+        <w:numPr>
+          <w:ilvl w:val="0"/>
+          <w:numId w:val="4"/>
+        </w:numPr>
+      </w:pPr>
+      <w:r>
+        <w:t xml:space="preserve">Посчитайте ток: резистор </w:t>
+      </w:r>
+      <w:r>
+        <w:rPr>
+          <w:lang w:val="en-US"/>
+        </w:rPr>
+        <w:t>R</w:t>
+      </w:r>
+      <w:r>
+        <w:t>1</w:t>
+      </w:r>
+      <w:r>
+        <w:t>, резистор</w:t>
+      </w:r>
+      <w:r>
+        <w:t xml:space="preserve"> </w:t>
+      </w:r>
+      <w:r>
+        <w:rPr>
+          <w:lang w:val="en-US"/>
+        </w:rPr>
+        <w:t>R</w:t>
+      </w:r>
+      <w:r>
+        <w:t xml:space="preserve">2, Эмиттер транзистора </w:t>
+      </w:r>
+      <w:r>
+        <w:rPr>
+          <w:lang w:val="en-US"/>
+        </w:rPr>
+        <w:t>Q</w:t>
+      </w:r>
+      <w:r>
+        <w:t>1</w:t>
+      </w:r>
+      <w:r>
+        <w:t>.</w:t>
+      </w:r>
+    </w:p>
+    <w:p>
+      <w:pPr>
+        <w:pStyle w:val="a7"/>
+        <w:numPr>
+          <w:ilvl w:val="0"/>
+          <w:numId w:val="4"/>
+        </w:numPr>
+      </w:pPr>
+      <w:r>
+        <w:t xml:space="preserve">Посчитайте напряжение на Коллекторе </w:t>
+      </w:r>
+      <w:r>
+        <w:t xml:space="preserve">транзистора </w:t>
+      </w:r>
+      <w:r>
+        <w:rPr>
+          <w:lang w:val="en-US"/>
+        </w:rPr>
+        <w:t>Q</w:t>
+      </w:r>
+      <w:r>
+        <w:t>1</w:t>
+      </w:r>
+      <w:r>
+        <w:t>.</w:t>
+      </w:r>
+    </w:p>
+    <w:p/>
+    <w:p>
+      <w:r>
+        <w:drawing>
+          <wp:inline distT="0" distB="0" distL="0" distR="0" wp14:anchorId="06A1441A" wp14:editId="7D60DC32">
+            <wp:extent cx="1465729" cy="2011639"/>
+            <wp:effectExtent l="0" t="0" r="1270" b="8255"/>
+            <wp:docPr id="1274285536" name="Рисунок 1"/>
+            <wp:cNvGraphicFramePr>
+              <a:graphicFrameLocks xmlns:a="http://schemas.openxmlformats.org/drawingml/2006/main" noChangeAspect="1"/>
+            </wp:cNvGraphicFramePr>
+            <a:graphic xmlns:a="http://schemas.openxmlformats.org/drawingml/2006/main">
+              <a:graphicData uri="http://schemas.openxmlformats.org/drawingml/2006/picture">
+                <pic:pic xmlns:pic="http://schemas.openxmlformats.org/drawingml/2006/picture">
+                  <pic:nvPicPr>
+                    <pic:cNvPr id="1274285536" name=""/>
+                    <pic:cNvPicPr/>
+                  </pic:nvPicPr>
+                  <pic:blipFill>
+                    <a:blip r:embed="rId17"/>
+                    <a:stretch>
+                      <a:fillRect/>
+                    </a:stretch>
+                  </pic:blipFill>
+                  <pic:spPr>
+                    <a:xfrm>
+                      <a:off x="0" y="0"/>
+                      <a:ext cx="1474655" cy="2023890"/>
+                    </a:xfrm>
+                    <a:prstGeom prst="rect">
+                      <a:avLst/>
+                    </a:prstGeom>
+                  </pic:spPr>
+                </pic:pic>
+              </a:graphicData>
+            </a:graphic>
+          </wp:inline>
+        </w:drawing>
+      </w:r>
+    </w:p>
+    <w:p/>
+    <w:p>
+      <w:pPr>
+        <w:pStyle w:val="a7"/>
+        <w:numPr>
+          <w:ilvl w:val="0"/>
+          <w:numId w:val="4"/>
+        </w:numPr>
+      </w:pPr>
+      <w:r>
+        <w:t>Определите напряжение на Эмиттере</w:t>
+      </w:r>
+      <w:r>
+        <w:t xml:space="preserve"> транзистора </w:t>
+      </w:r>
+      <w:r>
+        <w:rPr>
+          <w:lang w:val="en-US"/>
+        </w:rPr>
+        <w:t>Q</w:t>
+      </w:r>
+      <w:r>
+        <w:t>1</w:t>
+      </w:r>
+      <w:r>
+        <w:t>.</w:t>
+      </w:r>
+    </w:p>
+    <w:p>
+      <w:pPr>
+        <w:pStyle w:val="a7"/>
+        <w:numPr>
+          <w:ilvl w:val="0"/>
+          <w:numId w:val="4"/>
+        </w:numPr>
+      </w:pPr>
+      <w:r>
+        <w:t xml:space="preserve">Определите ток Базы и Коллектора </w:t>
+      </w:r>
+      <w:r>
+        <w:t xml:space="preserve">транзистора </w:t>
+      </w:r>
+      <w:r>
+        <w:rPr>
+          <w:lang w:val="en-US"/>
+        </w:rPr>
+        <w:t>Q</w:t>
+      </w:r>
+      <w:r>
+        <w:t>1</w:t>
+      </w:r>
+      <w:r>
+        <w:t>.</w:t>
+      </w:r>
+    </w:p>
+    <w:p>
+      <w:r>
+        <w:drawing>
+          <wp:inline distT="0" distB="0" distL="0" distR="0" wp14:anchorId="114A3332" wp14:editId="0CA306BD">
+            <wp:extent cx="1425388" cy="1971359"/>
+            <wp:effectExtent l="0" t="0" r="3810" b="0"/>
+            <wp:docPr id="287931744" name="Рисунок 1"/>
+            <wp:cNvGraphicFramePr>
+              <a:graphicFrameLocks xmlns:a="http://schemas.openxmlformats.org/drawingml/2006/main" noChangeAspect="1"/>
+            </wp:cNvGraphicFramePr>
+            <a:graphic xmlns:a="http://schemas.openxmlformats.org/drawingml/2006/main">
+              <a:graphicData uri="http://schemas.openxmlformats.org/drawingml/2006/picture">
+                <pic:pic xmlns:pic="http://schemas.openxmlformats.org/drawingml/2006/picture">
+                  <pic:nvPicPr>
+                    <pic:cNvPr id="287931744" name=""/>
+                    <pic:cNvPicPr/>
+                  </pic:nvPicPr>
+                  <pic:blipFill>
+                    <a:blip r:embed="rId18"/>
+                    <a:stretch>
+                      <a:fillRect/>
+                    </a:stretch>
+                  </pic:blipFill>
+                  <pic:spPr>
+                    <a:xfrm>
+                      <a:off x="0" y="0"/>
+                      <a:ext cx="1435451" cy="1985277"/>
+                    </a:xfrm>
+                    <a:prstGeom prst="rect">
+                      <a:avLst/>
+                    </a:prstGeom>
+                  </pic:spPr>
+                </pic:pic>
+              </a:graphicData>
+            </a:graphic>
+          </wp:inline>
+        </w:drawing>
+      </w:r>
+    </w:p>
+    <w:p>
+      <w:pPr>
+        <w:rPr>
+          <w:lang w:val="en-US"/>
+        </w:rPr>
+      </w:pPr>
+    </w:p>
     <w:sectPr>
       <w:pgSz w:w="11906" w:h="16838"/>
       <w:pgMar w:top="1134" w:right="850" w:bottom="1134" w:left="1701" w:header="708" w:footer="708" w:gutter="0"/>
@@ -6585,11 +7206,195 @@
       </w:pPr>
     </w:lvl>
   </w:abstractNum>
+  <w:abstractNum w:abstractNumId="2" w15:restartNumberingAfterBreak="0">
+    <w:nsid w:val="3F1962D5"/>
+    <w:multiLevelType w:val="hybridMultilevel"/>
+    <w:tmpl w:val="0DCEF26E"/>
+    <w:lvl w:ilvl="0" w:tplc="04190011">
+      <w:start w:val="1"/>
+      <w:numFmt w:val="decimal"/>
+      <w:lvlText w:val="%1)"/>
+      <w:lvlJc w:val="left"/>
+      <w:pPr>
+        <w:ind w:left="720" w:hanging="360"/>
+      </w:pPr>
+      <w:rPr>
+        <w:rFonts w:hint="default"/>
+      </w:rPr>
+    </w:lvl>
+    <w:lvl w:ilvl="1" w:tplc="04190019" w:tentative="1">
+      <w:start w:val="1"/>
+      <w:numFmt w:val="lowerLetter"/>
+      <w:lvlText w:val="%2."/>
+      <w:lvlJc w:val="left"/>
+      <w:pPr>
+        <w:ind w:left="1440" w:hanging="360"/>
+      </w:pPr>
+    </w:lvl>
+    <w:lvl w:ilvl="2" w:tplc="0419001B" w:tentative="1">
+      <w:start w:val="1"/>
+      <w:numFmt w:val="lowerRoman"/>
+      <w:lvlText w:val="%3."/>
+      <w:lvlJc w:val="right"/>
+      <w:pPr>
+        <w:ind w:left="2160" w:hanging="180"/>
+      </w:pPr>
+    </w:lvl>
+    <w:lvl w:ilvl="3" w:tplc="0419000F" w:tentative="1">
+      <w:start w:val="1"/>
+      <w:numFmt w:val="decimal"/>
+      <w:lvlText w:val="%4."/>
+      <w:lvlJc w:val="left"/>
+      <w:pPr>
+        <w:ind w:left="2880" w:hanging="360"/>
+      </w:pPr>
+    </w:lvl>
+    <w:lvl w:ilvl="4" w:tplc="04190019" w:tentative="1">
+      <w:start w:val="1"/>
+      <w:numFmt w:val="lowerLetter"/>
+      <w:lvlText w:val="%5."/>
+      <w:lvlJc w:val="left"/>
+      <w:pPr>
+        <w:ind w:left="3600" w:hanging="360"/>
+      </w:pPr>
+    </w:lvl>
+    <w:lvl w:ilvl="5" w:tplc="0419001B" w:tentative="1">
+      <w:start w:val="1"/>
+      <w:numFmt w:val="lowerRoman"/>
+      <w:lvlText w:val="%6."/>
+      <w:lvlJc w:val="right"/>
+      <w:pPr>
+        <w:ind w:left="4320" w:hanging="180"/>
+      </w:pPr>
+    </w:lvl>
+    <w:lvl w:ilvl="6" w:tplc="0419000F" w:tentative="1">
+      <w:start w:val="1"/>
+      <w:numFmt w:val="decimal"/>
+      <w:lvlText w:val="%7."/>
+      <w:lvlJc w:val="left"/>
+      <w:pPr>
+        <w:ind w:left="5040" w:hanging="360"/>
+      </w:pPr>
+    </w:lvl>
+    <w:lvl w:ilvl="7" w:tplc="04190019" w:tentative="1">
+      <w:start w:val="1"/>
+      <w:numFmt w:val="lowerLetter"/>
+      <w:lvlText w:val="%8."/>
+      <w:lvlJc w:val="left"/>
+      <w:pPr>
+        <w:ind w:left="5760" w:hanging="360"/>
+      </w:pPr>
+    </w:lvl>
+    <w:lvl w:ilvl="8" w:tplc="0419001B" w:tentative="1">
+      <w:start w:val="1"/>
+      <w:numFmt w:val="lowerRoman"/>
+      <w:lvlText w:val="%9."/>
+      <w:lvlJc w:val="right"/>
+      <w:pPr>
+        <w:ind w:left="6480" w:hanging="180"/>
+      </w:pPr>
+    </w:lvl>
+  </w:abstractNum>
+  <w:abstractNum w:abstractNumId="3" w15:restartNumberingAfterBreak="0">
+    <w:nsid w:val="6C3165F6"/>
+    <w:multiLevelType w:val="hybridMultilevel"/>
+    <w:tmpl w:val="756C2178"/>
+    <w:lvl w:ilvl="0" w:tplc="04190011">
+      <w:start w:val="1"/>
+      <w:numFmt w:val="decimal"/>
+      <w:lvlText w:val="%1)"/>
+      <w:lvlJc w:val="left"/>
+      <w:pPr>
+        <w:ind w:left="720" w:hanging="360"/>
+      </w:pPr>
+      <w:rPr>
+        <w:rFonts w:hint="default"/>
+      </w:rPr>
+    </w:lvl>
+    <w:lvl w:ilvl="1" w:tplc="04190019" w:tentative="1">
+      <w:start w:val="1"/>
+      <w:numFmt w:val="lowerLetter"/>
+      <w:lvlText w:val="%2."/>
+      <w:lvlJc w:val="left"/>
+      <w:pPr>
+        <w:ind w:left="1440" w:hanging="360"/>
+      </w:pPr>
+    </w:lvl>
+    <w:lvl w:ilvl="2" w:tplc="0419001B" w:tentative="1">
+      <w:start w:val="1"/>
+      <w:numFmt w:val="lowerRoman"/>
+      <w:lvlText w:val="%3."/>
+      <w:lvlJc w:val="right"/>
+      <w:pPr>
+        <w:ind w:left="2160" w:hanging="180"/>
+      </w:pPr>
+    </w:lvl>
+    <w:lvl w:ilvl="3" w:tplc="0419000F" w:tentative="1">
+      <w:start w:val="1"/>
+      <w:numFmt w:val="decimal"/>
+      <w:lvlText w:val="%4."/>
+      <w:lvlJc w:val="left"/>
+      <w:pPr>
+        <w:ind w:left="2880" w:hanging="360"/>
+      </w:pPr>
+    </w:lvl>
+    <w:lvl w:ilvl="4" w:tplc="04190019" w:tentative="1">
+      <w:start w:val="1"/>
+      <w:numFmt w:val="lowerLetter"/>
+      <w:lvlText w:val="%5."/>
+      <w:lvlJc w:val="left"/>
+      <w:pPr>
+        <w:ind w:left="3600" w:hanging="360"/>
+      </w:pPr>
+    </w:lvl>
+    <w:lvl w:ilvl="5" w:tplc="0419001B" w:tentative="1">
+      <w:start w:val="1"/>
+      <w:numFmt w:val="lowerRoman"/>
+      <w:lvlText w:val="%6."/>
+      <w:lvlJc w:val="right"/>
+      <w:pPr>
+        <w:ind w:left="4320" w:hanging="180"/>
+      </w:pPr>
+    </w:lvl>
+    <w:lvl w:ilvl="6" w:tplc="0419000F" w:tentative="1">
+      <w:start w:val="1"/>
+      <w:numFmt w:val="decimal"/>
+      <w:lvlText w:val="%7."/>
+      <w:lvlJc w:val="left"/>
+      <w:pPr>
+        <w:ind w:left="5040" w:hanging="360"/>
+      </w:pPr>
+    </w:lvl>
+    <w:lvl w:ilvl="7" w:tplc="04190019" w:tentative="1">
+      <w:start w:val="1"/>
+      <w:numFmt w:val="lowerLetter"/>
+      <w:lvlText w:val="%8."/>
+      <w:lvlJc w:val="left"/>
+      <w:pPr>
+        <w:ind w:left="5760" w:hanging="360"/>
+      </w:pPr>
+    </w:lvl>
+    <w:lvl w:ilvl="8" w:tplc="0419001B" w:tentative="1">
+      <w:start w:val="1"/>
+      <w:numFmt w:val="lowerRoman"/>
+      <w:lvlText w:val="%9."/>
+      <w:lvlJc w:val="right"/>
+      <w:pPr>
+        <w:ind w:left="6480" w:hanging="180"/>
+      </w:pPr>
+    </w:lvl>
+  </w:abstractNum>
   <w:num w:numId="1" w16cid:durableId="736976361">
     <w:abstractNumId w:val="0"/>
   </w:num>
   <w:num w:numId="2" w16cid:durableId="127361050">
     <w:abstractNumId w:val="1"/>
+  </w:num>
+  <w:num w:numId="3" w16cid:durableId="585112802">
+    <w:abstractNumId w:val="3"/>
+  </w:num>
+  <w:num w:numId="4" w16cid:durableId="1018235437">
+    <w:abstractNumId w:val="2"/>
   </w:num>
 </w:numbering>
 </file>
@@ -7204,7 +8009,6 @@
   <w:style w:type="character" w:default="1" w:styleId="a0">
     <w:name w:val="Default Paragraph Font"/>
     <w:uiPriority w:val="1"/>
-    <w:semiHidden/>
     <w:unhideWhenUsed/>
   </w:style>
   <w:style w:type="table" w:default="1" w:styleId="a1">

--- a/статьи/аналоговая схемотехника для начинающих.docx
+++ b/статьи/аналоговая схемотехника для начинающих.docx
@@ -209,6 +209,11 @@
       </w:r>
     </w:p>
     <w:p>
+      <w:pPr>
+        <w:rPr>
+          <w:lang w:val="en-US"/>
+        </w:rPr>
+      </w:pPr>
       <w:r>
         <w:t xml:space="preserve">Что </w:t>
       </w:r>
@@ -219,316 +224,15 @@
         <w:t xml:space="preserve"> больший ток на участке цепи (в трубе) нужно увеличить напряжение (уровень воды).</w:t>
       </w:r>
     </w:p>
-    <w:p/>
     <w:p>
       <w:r>
         <w:t>Рассчитаем схему:</w:t>
       </w:r>
     </w:p>
-    <w:commentRangeStart w:id="0"/>
-    <w:p>
-      <w:r>
-        <w:rPr>
-          <w:noProof/>
-        </w:rPr>
-        <mc:AlternateContent>
-          <mc:Choice Requires="wps">
-            <w:drawing>
-              <wp:anchor distT="0" distB="0" distL="114300" distR="114300" simplePos="0" relativeHeight="251639808" behindDoc="0" locked="0" layoutInCell="1" allowOverlap="1" wp14:anchorId="0770EB94" wp14:editId="69A5EB2A">
-                <wp:simplePos x="0" y="0"/>
-                <wp:positionH relativeFrom="column">
-                  <wp:posOffset>-2540</wp:posOffset>
-                </wp:positionH>
-                <wp:positionV relativeFrom="paragraph">
-                  <wp:posOffset>299720</wp:posOffset>
-                </wp:positionV>
-                <wp:extent cx="413385" cy="140970"/>
-                <wp:effectExtent l="0" t="0" r="24765" b="11430"/>
-                <wp:wrapTopAndBottom/>
-                <wp:docPr id="1667548187" name="Прямоугольник 1"/>
-                <wp:cNvGraphicFramePr/>
-                <a:graphic xmlns:a="http://schemas.openxmlformats.org/drawingml/2006/main">
-                  <a:graphicData uri="http://schemas.microsoft.com/office/word/2010/wordprocessingShape">
-                    <wps:wsp>
-                      <wps:cNvSpPr/>
-                      <wps:spPr>
-                        <a:xfrm>
-                          <a:off x="0" y="0"/>
-                          <a:ext cx="413385" cy="140970"/>
-                        </a:xfrm>
-                        <a:prstGeom prst="rect">
-                          <a:avLst/>
-                        </a:prstGeom>
-                        <a:solidFill>
-                          <a:schemeClr val="bg1"/>
-                        </a:solidFill>
-                        <a:ln>
-                          <a:solidFill>
-                            <a:schemeClr val="accent1">
-                              <a:shade val="15000"/>
-                            </a:schemeClr>
-                          </a:solidFill>
-                        </a:ln>
-                      </wps:spPr>
-                      <wps:style>
-                        <a:lnRef idx="2">
-                          <a:schemeClr val="accent1">
-                            <a:shade val="15000"/>
-                          </a:schemeClr>
-                        </a:lnRef>
-                        <a:fillRef idx="1">
-                          <a:schemeClr val="accent1"/>
-                        </a:fillRef>
-                        <a:effectRef idx="0">
-                          <a:schemeClr val="accent1"/>
-                        </a:effectRef>
-                        <a:fontRef idx="minor">
-                          <a:schemeClr val="lt1"/>
-                        </a:fontRef>
-                      </wps:style>
-                      <wps:bodyPr rot="0" spcFirstLastPara="0" vertOverflow="overflow" horzOverflow="overflow" vert="horz" wrap="square" lIns="91440" tIns="45720" rIns="91440" bIns="45720" numCol="1" spcCol="0" rtlCol="0" fromWordArt="0" anchor="ctr" anchorCtr="0" forceAA="0" compatLnSpc="1">
-                        <a:prstTxWarp prst="textNoShape">
-                          <a:avLst/>
-                        </a:prstTxWarp>
-                        <a:noAutofit/>
-                      </wps:bodyPr>
-                    </wps:wsp>
-                  </a:graphicData>
-                </a:graphic>
-                <wp14:sizeRelH relativeFrom="page">
-                  <wp14:pctWidth>0</wp14:pctWidth>
-                </wp14:sizeRelH>
-                <wp14:sizeRelV relativeFrom="page">
-                  <wp14:pctHeight>0</wp14:pctHeight>
-                </wp14:sizeRelV>
-              </wp:anchor>
-            </w:drawing>
-          </mc:Choice>
-          <mc:Fallback>
-            <w:pict>
-              <v:rect w14:anchorId="2A066C31" id="Прямоугольник 1" o:spid="_x0000_s1026" style="position:absolute;margin-left:-.2pt;margin-top:23.6pt;width:32.55pt;height:11.1pt;z-index:251639808;visibility:visible;mso-wrap-style:square;mso-width-percent:0;mso-height-percent:0;mso-wrap-distance-left:9pt;mso-wrap-distance-top:0;mso-wrap-distance-right:9pt;mso-wrap-distance-bottom:0;mso-position-horizontal:absolute;mso-position-horizontal-relative:text;mso-position-vertical:absolute;mso-position-vertical-relative:text;mso-width-percent:0;mso-height-percent:0;mso-width-relative:page;mso-height-relative:page;v-text-anchor:middle" o:gfxdata="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" fillcolor="white [3212]" strokecolor="#09101d [484]" strokeweight="1pt">
-                <w10:wrap type="topAndBottom"/>
-              </v:rect>
-            </w:pict>
-          </mc:Fallback>
-        </mc:AlternateContent>
-      </w:r>
+    <w:p>
+      <w:commentRangeStart w:id="0"/>
       <w:r>
         <w:t xml:space="preserve">Все резисторы 3 Ома. </w:t>
-      </w:r>
-      <w:r>
-        <w:rPr>
-          <w:noProof/>
-        </w:rPr>
-        <mc:AlternateContent>
-          <mc:Choice Requires="wps">
-            <w:drawing>
-              <wp:anchor distT="0" distB="0" distL="114300" distR="114300" simplePos="0" relativeHeight="251638783" behindDoc="0" locked="0" layoutInCell="1" allowOverlap="1" wp14:anchorId="3C9DE81A" wp14:editId="6E08FB84">
-                <wp:simplePos x="0" y="0"/>
-                <wp:positionH relativeFrom="column">
-                  <wp:posOffset>-203836</wp:posOffset>
-                </wp:positionH>
-                <wp:positionV relativeFrom="paragraph">
-                  <wp:posOffset>369570</wp:posOffset>
-                </wp:positionV>
-                <wp:extent cx="2183423" cy="17585"/>
-                <wp:effectExtent l="0" t="0" r="26670" b="20955"/>
-                <wp:wrapNone/>
-                <wp:docPr id="1019448808" name="Прямая соединительная линия 3"/>
-                <wp:cNvGraphicFramePr/>
-                <a:graphic xmlns:a="http://schemas.openxmlformats.org/drawingml/2006/main">
-                  <a:graphicData uri="http://schemas.microsoft.com/office/word/2010/wordprocessingShape">
-                    <wps:wsp>
-                      <wps:cNvCnPr/>
-                      <wps:spPr>
-                        <a:xfrm>
-                          <a:off x="0" y="0"/>
-                          <a:ext cx="2183423" cy="17585"/>
-                        </a:xfrm>
-                        <a:prstGeom prst="line">
-                          <a:avLst/>
-                        </a:prstGeom>
-                        <a:ln w="12700">
-                          <a:solidFill>
-                            <a:srgbClr val="002060"/>
-                          </a:solidFill>
-                        </a:ln>
-                      </wps:spPr>
-                      <wps:style>
-                        <a:lnRef idx="1">
-                          <a:schemeClr val="accent1"/>
-                        </a:lnRef>
-                        <a:fillRef idx="0">
-                          <a:schemeClr val="accent1"/>
-                        </a:fillRef>
-                        <a:effectRef idx="0">
-                          <a:schemeClr val="accent1"/>
-                        </a:effectRef>
-                        <a:fontRef idx="minor">
-                          <a:schemeClr val="tx1"/>
-                        </a:fontRef>
-                      </wps:style>
-                      <wps:bodyPr/>
-                    </wps:wsp>
-                  </a:graphicData>
-                </a:graphic>
-              </wp:anchor>
-            </w:drawing>
-          </mc:Choice>
-          <mc:Fallback>
-            <w:pict>
-              <v:line w14:anchorId="1756CC28" id="Прямая соединительная линия 3" o:spid="_x0000_s1026" style="position:absolute;z-index:251638783;visibility:visible;mso-wrap-style:square;mso-wrap-distance-left:9pt;mso-wrap-distance-top:0;mso-wrap-distance-right:9pt;mso-wrap-distance-bottom:0;mso-position-horizontal:absolute;mso-position-horizontal-relative:text;mso-position-vertical:absolute;mso-position-vertical-relative:text" from="-16.05pt,29.1pt" to="155.85pt,30.5pt" o:gfxdata="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" strokecolor="#002060" strokeweight="1pt">
-                <v:stroke joinstyle="miter"/>
-              </v:line>
-            </w:pict>
-          </mc:Fallback>
-        </mc:AlternateContent>
-      </w:r>
-      <w:r>
-        <w:rPr>
-          <w:noProof/>
-        </w:rPr>
-        <mc:AlternateContent>
-          <mc:Choice Requires="wps">
-            <w:drawing>
-              <wp:anchor distT="0" distB="0" distL="114300" distR="114300" simplePos="0" relativeHeight="251643904" behindDoc="0" locked="0" layoutInCell="1" allowOverlap="1" wp14:anchorId="3ACE6D61" wp14:editId="1374D4A6">
-                <wp:simplePos x="0" y="0"/>
-                <wp:positionH relativeFrom="column">
-                  <wp:posOffset>1279071</wp:posOffset>
-                </wp:positionH>
-                <wp:positionV relativeFrom="paragraph">
-                  <wp:posOffset>316865</wp:posOffset>
-                </wp:positionV>
-                <wp:extent cx="413385" cy="140970"/>
-                <wp:effectExtent l="0" t="0" r="24765" b="11430"/>
-                <wp:wrapTopAndBottom/>
-                <wp:docPr id="2006975023" name="Прямоугольник 1"/>
-                <wp:cNvGraphicFramePr/>
-                <a:graphic xmlns:a="http://schemas.openxmlformats.org/drawingml/2006/main">
-                  <a:graphicData uri="http://schemas.microsoft.com/office/word/2010/wordprocessingShape">
-                    <wps:wsp>
-                      <wps:cNvSpPr/>
-                      <wps:spPr>
-                        <a:xfrm>
-                          <a:off x="0" y="0"/>
-                          <a:ext cx="413385" cy="140970"/>
-                        </a:xfrm>
-                        <a:prstGeom prst="rect">
-                          <a:avLst/>
-                        </a:prstGeom>
-                        <a:solidFill>
-                          <a:schemeClr val="bg1"/>
-                        </a:solidFill>
-                        <a:ln w="12700" cap="flat" cmpd="sng" algn="ctr">
-                          <a:solidFill>
-                            <a:srgbClr val="4472C4">
-                              <a:shade val="15000"/>
-                            </a:srgbClr>
-                          </a:solidFill>
-                          <a:prstDash val="solid"/>
-                          <a:miter lim="800000"/>
-                        </a:ln>
-                        <a:effectLst/>
-                      </wps:spPr>
-                      <wps:bodyPr rot="0" spcFirstLastPara="0" vertOverflow="overflow" horzOverflow="overflow" vert="horz" wrap="square" lIns="91440" tIns="45720" rIns="91440" bIns="45720" numCol="1" spcCol="0" rtlCol="0" fromWordArt="0" anchor="ctr" anchorCtr="0" forceAA="0" compatLnSpc="1">
-                        <a:prstTxWarp prst="textNoShape">
-                          <a:avLst/>
-                        </a:prstTxWarp>
-                        <a:noAutofit/>
-                      </wps:bodyPr>
-                    </wps:wsp>
-                  </a:graphicData>
-                </a:graphic>
-                <wp14:sizeRelH relativeFrom="page">
-                  <wp14:pctWidth>0</wp14:pctWidth>
-                </wp14:sizeRelH>
-                <wp14:sizeRelV relativeFrom="page">
-                  <wp14:pctHeight>0</wp14:pctHeight>
-                </wp14:sizeRelV>
-              </wp:anchor>
-            </w:drawing>
-          </mc:Choice>
-          <mc:Fallback>
-            <w:pict>
-              <v:rect w14:anchorId="1AA3E3C9" id="Прямоугольник 1" o:spid="_x0000_s1026" style="position:absolute;margin-left:100.7pt;margin-top:24.95pt;width:32.55pt;height:11.1pt;z-index:251643904;visibility:visible;mso-wrap-style:square;mso-width-percent:0;mso-height-percent:0;mso-wrap-distance-left:9pt;mso-wrap-distance-top:0;mso-wrap-distance-right:9pt;mso-wrap-distance-bottom:0;mso-position-horizontal:absolute;mso-position-horizontal-relative:text;mso-position-vertical:absolute;mso-position-vertical-relative:text;mso-width-percent:0;mso-height-percent:0;mso-width-relative:page;mso-height-relative:page;v-text-anchor:middle" o:gfxdata="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" fillcolor="white [3212]" strokecolor="#172c51" strokeweight="1pt">
-                <w10:wrap type="topAndBottom"/>
-              </v:rect>
-            </w:pict>
-          </mc:Fallback>
-        </mc:AlternateContent>
-      </w:r>
-      <w:r>
-        <w:rPr>
-          <w:noProof/>
-        </w:rPr>
-        <mc:AlternateContent>
-          <mc:Choice Requires="wps">
-            <w:drawing>
-              <wp:anchor distT="0" distB="0" distL="114300" distR="114300" simplePos="0" relativeHeight="251641856" behindDoc="0" locked="0" layoutInCell="1" allowOverlap="1" wp14:anchorId="434DE0D7" wp14:editId="1D3B9FF9">
-                <wp:simplePos x="0" y="0"/>
-                <wp:positionH relativeFrom="column">
-                  <wp:posOffset>636814</wp:posOffset>
-                </wp:positionH>
-                <wp:positionV relativeFrom="paragraph">
-                  <wp:posOffset>315232</wp:posOffset>
-                </wp:positionV>
-                <wp:extent cx="413385" cy="140970"/>
-                <wp:effectExtent l="0" t="0" r="24765" b="11430"/>
-                <wp:wrapTopAndBottom/>
-                <wp:docPr id="1506713326" name="Прямоугольник 1"/>
-                <wp:cNvGraphicFramePr/>
-                <a:graphic xmlns:a="http://schemas.openxmlformats.org/drawingml/2006/main">
-                  <a:graphicData uri="http://schemas.microsoft.com/office/word/2010/wordprocessingShape">
-                    <wps:wsp>
-                      <wps:cNvSpPr/>
-                      <wps:spPr>
-                        <a:xfrm>
-                          <a:off x="0" y="0"/>
-                          <a:ext cx="413385" cy="140970"/>
-                        </a:xfrm>
-                        <a:prstGeom prst="rect">
-                          <a:avLst/>
-                        </a:prstGeom>
-                        <a:solidFill>
-                          <a:schemeClr val="bg1"/>
-                        </a:solidFill>
-                        <a:ln w="12700" cap="flat" cmpd="sng" algn="ctr">
-                          <a:solidFill>
-                            <a:srgbClr val="4472C4">
-                              <a:shade val="15000"/>
-                            </a:srgbClr>
-                          </a:solidFill>
-                          <a:prstDash val="solid"/>
-                          <a:miter lim="800000"/>
-                        </a:ln>
-                        <a:effectLst/>
-                      </wps:spPr>
-                      <wps:bodyPr rot="0" spcFirstLastPara="0" vertOverflow="overflow" horzOverflow="overflow" vert="horz" wrap="square" lIns="91440" tIns="45720" rIns="91440" bIns="45720" numCol="1" spcCol="0" rtlCol="0" fromWordArt="0" anchor="ctr" anchorCtr="0" forceAA="0" compatLnSpc="1">
-                        <a:prstTxWarp prst="textNoShape">
-                          <a:avLst/>
-                        </a:prstTxWarp>
-                        <a:noAutofit/>
-                      </wps:bodyPr>
-                    </wps:wsp>
-                  </a:graphicData>
-                </a:graphic>
-                <wp14:sizeRelH relativeFrom="page">
-                  <wp14:pctWidth>0</wp14:pctWidth>
-                </wp14:sizeRelH>
-                <wp14:sizeRelV relativeFrom="page">
-                  <wp14:pctHeight>0</wp14:pctHeight>
-                </wp14:sizeRelV>
-              </wp:anchor>
-            </w:drawing>
-          </mc:Choice>
-          <mc:Fallback>
-            <w:pict>
-              <v:rect w14:anchorId="4B391DE5" id="Прямоугольник 1" o:spid="_x0000_s1026" style="position:absolute;margin-left:50.15pt;margin-top:24.8pt;width:32.55pt;height:11.1pt;z-index:251641856;visibility:visible;mso-wrap-style:square;mso-width-percent:0;mso-height-percent:0;mso-wrap-distance-left:9pt;mso-wrap-distance-top:0;mso-wrap-distance-right:9pt;mso-wrap-distance-bottom:0;mso-position-horizontal:absolute;mso-position-horizontal-relative:text;mso-position-vertical:absolute;mso-position-vertical-relative:text;mso-width-percent:0;mso-height-percent:0;mso-width-relative:page;mso-height-relative:page;v-text-anchor:middle" o:gfxdata="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" fillcolor="white [3212]" strokecolor="#172c51" strokeweight="1pt">
-                <w10:wrap type="topAndBottom"/>
-              </v:rect>
-            </w:pict>
-          </mc:Fallback>
-        </mc:AlternateContent>
       </w:r>
       <w:commentRangeEnd w:id="0"/>
       <w:r>
@@ -540,7 +244,45 @@
         <w:commentReference w:id="0"/>
       </w:r>
     </w:p>
-    <w:p/>
+    <w:p>
+      <w:r>
+        <w:drawing>
+          <wp:inline distT="0" distB="0" distL="0" distR="0" wp14:anchorId="66246A9C" wp14:editId="77583912">
+            <wp:extent cx="3220720" cy="1054523"/>
+            <wp:effectExtent l="0" t="0" r="0" b="0"/>
+            <wp:docPr id="269019387" name="Рисунок 1"/>
+            <wp:cNvGraphicFramePr>
+              <a:graphicFrameLocks xmlns:a="http://schemas.openxmlformats.org/drawingml/2006/main" noChangeAspect="1"/>
+            </wp:cNvGraphicFramePr>
+            <a:graphic xmlns:a="http://schemas.openxmlformats.org/drawingml/2006/main">
+              <a:graphicData uri="http://schemas.openxmlformats.org/drawingml/2006/picture">
+                <pic:pic xmlns:pic="http://schemas.openxmlformats.org/drawingml/2006/picture">
+                  <pic:nvPicPr>
+                    <pic:cNvPr id="269019387" name=""/>
+                    <pic:cNvPicPr/>
+                  </pic:nvPicPr>
+                  <pic:blipFill>
+                    <a:blip r:embed="rId9"/>
+                    <a:stretch>
+                      <a:fillRect/>
+                    </a:stretch>
+                  </pic:blipFill>
+                  <pic:spPr>
+                    <a:xfrm>
+                      <a:off x="0" y="0"/>
+                      <a:ext cx="3257840" cy="1066677"/>
+                    </a:xfrm>
+                    <a:prstGeom prst="rect">
+                      <a:avLst/>
+                    </a:prstGeom>
+                  </pic:spPr>
+                </pic:pic>
+              </a:graphicData>
+            </a:graphic>
+          </wp:inline>
+        </w:drawing>
+      </w:r>
+    </w:p>
     <w:p>
       <w:r>
         <w:t>3+3+3=9 Ом</w:t>
@@ -561,6 +303,7 @@
     </w:p>
     <w:p>
       <w:r>
+        <w:lastRenderedPageBreak/>
         <w:t>3</w:t>
       </w:r>
       <w:r>
@@ -569,7 +312,6 @@
     </w:p>
     <w:p>
       <w:r>
-        <w:lastRenderedPageBreak/>
         <w:t xml:space="preserve">Все резисторы </w:t>
       </w:r>
       <w:r>
@@ -4053,7 +3795,7 @@
                     </pic:cNvPicPr>
                   </pic:nvPicPr>
                   <pic:blipFill>
-                    <a:blip r:embed="rId9">
+                    <a:blip r:embed="rId10">
                       <a:extLst>
                         <a:ext uri="{28A0092B-C50C-407E-A947-70E740481C1C}">
                           <a14:useLocalDpi xmlns:a14="http://schemas.microsoft.com/office/drawing/2010/main" val="0"/>
@@ -5274,7 +5016,7 @@
                     <pic:cNvPicPr/>
                   </pic:nvPicPr>
                   <pic:blipFill>
-                    <a:blip r:embed="rId10"/>
+                    <a:blip r:embed="rId11"/>
                     <a:stretch>
                       <a:fillRect/>
                     </a:stretch>
@@ -5333,7 +5075,7 @@
         <mc:AlternateContent>
           <mc:Choice Requires="wpg">
             <w:drawing>
-              <wp:anchor distT="0" distB="0" distL="114300" distR="114300" simplePos="0" relativeHeight="251763712" behindDoc="0" locked="0" layoutInCell="1" allowOverlap="1" wp14:anchorId="2B085723" wp14:editId="02ECB60B">
+              <wp:anchor distT="0" distB="0" distL="114300" distR="114300" simplePos="0" relativeHeight="251763712" behindDoc="0" locked="0" layoutInCell="1" allowOverlap="1" wp14:anchorId="2B085723" wp14:editId="66D400DF">
                 <wp:simplePos x="0" y="0"/>
                 <wp:positionH relativeFrom="column">
                   <wp:posOffset>272415</wp:posOffset>
@@ -5366,7 +5108,7 @@
                           </pic:cNvPicPr>
                         </pic:nvPicPr>
                         <pic:blipFill>
-                          <a:blip r:embed="rId11" cstate="print">
+                          <a:blip r:embed="rId12" cstate="print">
                             <a:extLst>
                               <a:ext uri="{28A0092B-C50C-407E-A947-70E740481C1C}">
                                 <a14:useLocalDpi xmlns:a14="http://schemas.microsoft.com/office/drawing/2010/main" val="0"/>
@@ -5522,7 +5264,7 @@
                   <o:lock v:ext="edit" aspectratio="t"/>
                 </v:shapetype>
                 <v:shape id="Рисунок 3" o:spid="_x0000_s1027" type="#_x0000_t75" style="position:absolute;left:6057;width:5182;height:2711;visibility:visible;mso-wrap-style:square" o:gfxdata="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">
-                  <v:imagedata r:id="rId12" o:title=""/>
+                  <v:imagedata r:id="rId13" o:title=""/>
                 </v:shape>
                 <v:line id="Прямая соединительная линия 3" o:spid="_x0000_s1028" style="position:absolute;visibility:visible;mso-wrap-style:square" from="114,1371" to="21945,1543" o:connectortype="straight" o:gfxdata="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" strokecolor="#002060" strokeweight="1pt">
                   <v:stroke joinstyle="miter"/>
@@ -5599,7 +5341,7 @@
                     </pic:cNvPicPr>
                   </pic:nvPicPr>
                   <pic:blipFill>
-                    <a:blip r:embed="rId13" cstate="print">
+                    <a:blip r:embed="rId14" cstate="print">
                       <a:extLst>
                         <a:ext uri="{28A0092B-C50C-407E-A947-70E740481C1C}">
                           <a14:useLocalDpi xmlns:a14="http://schemas.microsoft.com/office/drawing/2010/main" val="0"/>
@@ -5654,7 +5396,7 @@
                     </pic:cNvPicPr>
                   </pic:nvPicPr>
                   <pic:blipFill>
-                    <a:blip r:embed="rId14" cstate="print">
+                    <a:blip r:embed="rId15" cstate="print">
                       <a:extLst>
                         <a:ext uri="{28A0092B-C50C-407E-A947-70E740481C1C}">
                           <a14:useLocalDpi xmlns:a14="http://schemas.microsoft.com/office/drawing/2010/main" val="0"/>
@@ -6251,7 +5993,7 @@
                     </pic:cNvPicPr>
                   </pic:nvPicPr>
                   <pic:blipFill>
-                    <a:blip r:embed="rId13" cstate="print">
+                    <a:blip r:embed="rId14" cstate="print">
                       <a:extLst>
                         <a:ext uri="{28A0092B-C50C-407E-A947-70E740481C1C}">
                           <a14:useLocalDpi xmlns:a14="http://schemas.microsoft.com/office/drawing/2010/main" val="0"/>
@@ -6333,10 +6075,7 @@
         <w:pStyle w:val="2"/>
       </w:pPr>
       <w:r>
-        <w:t>Биполярные т</w:t>
-      </w:r>
-      <w:r>
-        <w:t>ранзисторы</w:t>
+        <w:t>Биполярные транзисторы</w:t>
       </w:r>
     </w:p>
     <w:p>
@@ -6362,7 +6101,7 @@
                     </pic:cNvPicPr>
                   </pic:nvPicPr>
                   <pic:blipFill>
-                    <a:blip r:embed="rId15" cstate="print">
+                    <a:blip r:embed="rId16" cstate="print">
                       <a:extLst>
                         <a:ext uri="{28A0092B-C50C-407E-A947-70E740481C1C}">
                           <a14:useLocalDpi xmlns:a14="http://schemas.microsoft.com/office/drawing/2010/main" val="0"/>
@@ -6435,13 +6174,7 @@
         <w:t xml:space="preserve"> </w:t>
       </w:r>
       <w:r>
-        <w:t>и</w:t>
-      </w:r>
-      <w:r>
-        <w:t>ли</w:t>
-      </w:r>
-      <w:r>
-        <w:t xml:space="preserve"> </w:t>
+        <w:t xml:space="preserve">или </w:t>
       </w:r>
       <w:r>
         <w:rPr>
@@ -6551,22 +6284,13 @@
         <w:t>Коллекторный – выходной ток</w:t>
       </w:r>
       <w:r>
-        <w:t xml:space="preserve">. </w:t>
-      </w:r>
-      <w:r>
-        <w:t>Течет по направлению стрелки,</w:t>
+        <w:t>. Течет по направлению стрелки,</w:t>
       </w:r>
       <w:r>
         <w:t xml:space="preserve"> </w:t>
       </w:r>
       <w:r>
-        <w:t xml:space="preserve">между </w:t>
-      </w:r>
-      <w:r>
-        <w:t>Коллектором</w:t>
-      </w:r>
-      <w:r>
-        <w:t xml:space="preserve"> и Эмиттером.</w:t>
+        <w:t>между Коллектором и Эмиттером.</w:t>
       </w:r>
     </w:p>
     <w:p>
@@ -6697,10 +6421,7 @@
         <w:t xml:space="preserve"> </w:t>
       </w:r>
       <w:r>
-        <w:t>При расчете схем, считаем, что напряжение между Базой и Эмиттером всегда равно 0,7 В.</w:t>
-      </w:r>
-      <w:r>
-        <w:t xml:space="preserve"> </w:t>
+        <w:t xml:space="preserve">При расчете схем, считаем, что напряжение между Базой и Эмиттером всегда равно 0,7 В. </w:t>
       </w:r>
     </w:p>
     <w:p>
@@ -6729,6 +6450,9 @@
     </w:p>
     <w:p>
       <w:r>
+        <w:rPr>
+          <w:noProof/>
+        </w:rPr>
         <w:drawing>
           <wp:inline distT="0" distB="0" distL="0" distR="0" wp14:anchorId="542E816C" wp14:editId="60BA6830">
             <wp:extent cx="1268506" cy="1799960"/>
@@ -6745,7 +6469,7 @@
                     <pic:cNvPicPr/>
                   </pic:nvPicPr>
                   <pic:blipFill>
-                    <a:blip r:embed="rId16"/>
+                    <a:blip r:embed="rId17"/>
                     <a:stretch>
                       <a:fillRect/>
                     </a:stretch>
@@ -6788,10 +6512,7 @@
         <w:t>1</w:t>
       </w:r>
       <w:r>
-        <w:t>, резистор</w:t>
-      </w:r>
-      <w:r>
-        <w:t xml:space="preserve"> </w:t>
+        <w:t xml:space="preserve">, резистор </w:t>
       </w:r>
       <w:r>
         <w:rPr>
@@ -6824,10 +6545,7 @@
         </w:numPr>
       </w:pPr>
       <w:r>
-        <w:t xml:space="preserve">Посчитайте напряжение на Коллекторе </w:t>
-      </w:r>
-      <w:r>
-        <w:t xml:space="preserve">транзистора </w:t>
+        <w:t xml:space="preserve">Посчитайте напряжение на Коллекторе транзистора </w:t>
       </w:r>
       <w:r>
         <w:rPr>
@@ -6845,6 +6563,9 @@
     <w:p/>
     <w:p>
       <w:r>
+        <w:rPr>
+          <w:noProof/>
+        </w:rPr>
         <w:drawing>
           <wp:inline distT="0" distB="0" distL="0" distR="0" wp14:anchorId="06A1441A" wp14:editId="7D60DC32">
             <wp:extent cx="1465729" cy="2011639"/>
@@ -6861,7 +6582,7 @@
                     <pic:cNvPicPr/>
                   </pic:nvPicPr>
                   <pic:blipFill>
-                    <a:blip r:embed="rId17"/>
+                    <a:blip r:embed="rId18"/>
                     <a:stretch>
                       <a:fillRect/>
                     </a:stretch>
@@ -6892,10 +6613,7 @@
         </w:numPr>
       </w:pPr>
       <w:r>
-        <w:t>Определите напряжение на Эмиттере</w:t>
-      </w:r>
-      <w:r>
-        <w:t xml:space="preserve"> транзистора </w:t>
+        <w:t xml:space="preserve">Определите напряжение на Эмиттере транзистора </w:t>
       </w:r>
       <w:r>
         <w:rPr>
@@ -6919,10 +6637,7 @@
         </w:numPr>
       </w:pPr>
       <w:r>
-        <w:t xml:space="preserve">Определите ток Базы и Коллектора </w:t>
-      </w:r>
-      <w:r>
-        <w:t xml:space="preserve">транзистора </w:t>
+        <w:t xml:space="preserve">Определите ток Базы и Коллектора транзистора </w:t>
       </w:r>
       <w:r>
         <w:rPr>
@@ -6939,6 +6654,9 @@
     </w:p>
     <w:p>
       <w:r>
+        <w:rPr>
+          <w:noProof/>
+        </w:rPr>
         <w:drawing>
           <wp:inline distT="0" distB="0" distL="0" distR="0" wp14:anchorId="114A3332" wp14:editId="0CA306BD">
             <wp:extent cx="1425388" cy="1971359"/>
@@ -6955,7 +6673,7 @@
                     <pic:cNvPicPr/>
                   </pic:nvPicPr>
                   <pic:blipFill>
-                    <a:blip r:embed="rId18"/>
+                    <a:blip r:embed="rId19"/>
                     <a:stretch>
                       <a:fillRect/>
                     </a:stretch>
@@ -6982,6 +6700,434 @@
           <w:lang w:val="en-US"/>
         </w:rPr>
       </w:pPr>
+      <w:r>
+        <w:rPr>
+          <w:lang w:val="en-US"/>
+        </w:rPr>
+        <w:br w:type="page"/>
+      </w:r>
+    </w:p>
+    <w:p>
+      <w:pPr>
+        <w:pStyle w:val="2"/>
+      </w:pPr>
+      <w:r>
+        <w:lastRenderedPageBreak/>
+        <w:t>Эмиттерный повторитель</w:t>
+      </w:r>
+    </w:p>
+    <w:p>
+      <w:r>
+        <w:t xml:space="preserve">Типовой усилительный каскад. Как следует из названия, уровень (напряжение) сигнала на выходе усилителя равен входному сигналу. </w:t>
+      </w:r>
+    </w:p>
+    <w:p>
+      <w:r>
+        <w:t xml:space="preserve">Что он усиливает? </w:t>
+      </w:r>
+    </w:p>
+    <w:p>
+      <w:r>
+        <w:t xml:space="preserve">- Он усиливает ток. </w:t>
+      </w:r>
+    </w:p>
+    <w:p>
+      <w:r>
+        <w:t>Как это понять?</w:t>
+      </w:r>
+    </w:p>
+    <w:p>
+      <w:r>
+        <w:t>Источник сигнала состоит из генератора ЭДС (напряжения) и последовательного сопротивления.</w:t>
+      </w:r>
+    </w:p>
+    <w:p>
+      <w:r>
+        <w:drawing>
+          <wp:inline distT="0" distB="0" distL="0" distR="0" wp14:anchorId="7DB3729A" wp14:editId="28081CF9">
+            <wp:extent cx="1508760" cy="2206358"/>
+            <wp:effectExtent l="0" t="0" r="0" b="3810"/>
+            <wp:docPr id="976869769" name="Рисунок 1"/>
+            <wp:cNvGraphicFramePr>
+              <a:graphicFrameLocks xmlns:a="http://schemas.openxmlformats.org/drawingml/2006/main" noChangeAspect="1"/>
+            </wp:cNvGraphicFramePr>
+            <a:graphic xmlns:a="http://schemas.openxmlformats.org/drawingml/2006/main">
+              <a:graphicData uri="http://schemas.openxmlformats.org/drawingml/2006/picture">
+                <pic:pic xmlns:pic="http://schemas.openxmlformats.org/drawingml/2006/picture">
+                  <pic:nvPicPr>
+                    <pic:cNvPr id="976869769" name=""/>
+                    <pic:cNvPicPr/>
+                  </pic:nvPicPr>
+                  <pic:blipFill>
+                    <a:blip r:embed="rId20"/>
+                    <a:stretch>
+                      <a:fillRect/>
+                    </a:stretch>
+                  </pic:blipFill>
+                  <pic:spPr>
+                    <a:xfrm>
+                      <a:off x="0" y="0"/>
+                      <a:ext cx="1513899" cy="2213873"/>
+                    </a:xfrm>
+                    <a:prstGeom prst="rect">
+                      <a:avLst/>
+                    </a:prstGeom>
+                  </pic:spPr>
+                </pic:pic>
+              </a:graphicData>
+            </a:graphic>
+          </wp:inline>
+        </w:drawing>
+      </w:r>
+    </w:p>
+    <w:p>
+      <w:r>
+        <w:t xml:space="preserve">У слабых сигналов это сопротивление большое, например, 1 КОм и амплитудой </w:t>
+      </w:r>
+      <w:r>
+        <w:t>3</w:t>
+      </w:r>
+      <w:r>
+        <w:t xml:space="preserve"> В. Если такой источник подключить к нагрузке 10 Ом, то уровень сигнала упадет в 100 раз и составит </w:t>
+      </w:r>
+      <w:r>
+        <w:t>3</w:t>
+      </w:r>
+      <w:r>
+        <w:t xml:space="preserve">0 мВ. Если поставить усилитель с коэффициентом усиления по току 100, то на выходе </w:t>
+      </w:r>
+      <w:r>
+        <w:t>(</w:t>
+      </w:r>
+      <w:r>
+        <w:rPr>
+          <w:lang w:val="en-US"/>
+        </w:rPr>
+        <w:t>R</w:t>
+      </w:r>
+      <w:r>
+        <w:t xml:space="preserve">2) </w:t>
+      </w:r>
+      <w:r>
+        <w:t xml:space="preserve">мы получим </w:t>
+      </w:r>
+      <w:r>
+        <w:t>сигнал амплитудой 1</w:t>
+      </w:r>
+      <w:r>
+        <w:t>,5 В</w:t>
+      </w:r>
+      <w:r>
+        <w:t>.</w:t>
+      </w:r>
+      <w:r>
+        <w:t xml:space="preserve"> </w:t>
+      </w:r>
+      <w:r>
+        <w:t xml:space="preserve">Умножаем выходной ток (делим входной), при том же напряжении, это равнозначно умножению входного сопротивления. Получаем делитель 1 КОм и </w:t>
+      </w:r>
+      <w:r>
+        <w:t>1 КОм</w:t>
+      </w:r>
+      <w:r>
+        <w:t>.</w:t>
+      </w:r>
+    </w:p>
+    <w:p>
+      <w:r>
+        <w:drawing>
+          <wp:inline distT="0" distB="0" distL="0" distR="0" wp14:anchorId="71533C03" wp14:editId="3F433A98">
+            <wp:extent cx="2160391" cy="2019023"/>
+            <wp:effectExtent l="0" t="0" r="0" b="635"/>
+            <wp:docPr id="1772689427" name="Рисунок 1"/>
+            <wp:cNvGraphicFramePr>
+              <a:graphicFrameLocks xmlns:a="http://schemas.openxmlformats.org/drawingml/2006/main" noChangeAspect="1"/>
+            </wp:cNvGraphicFramePr>
+            <a:graphic xmlns:a="http://schemas.openxmlformats.org/drawingml/2006/main">
+              <a:graphicData uri="http://schemas.openxmlformats.org/drawingml/2006/picture">
+                <pic:pic xmlns:pic="http://schemas.openxmlformats.org/drawingml/2006/picture">
+                  <pic:nvPicPr>
+                    <pic:cNvPr id="1772689427" name=""/>
+                    <pic:cNvPicPr/>
+                  </pic:nvPicPr>
+                  <pic:blipFill>
+                    <a:blip r:embed="rId21"/>
+                    <a:stretch>
+                      <a:fillRect/>
+                    </a:stretch>
+                  </pic:blipFill>
+                  <pic:spPr>
+                    <a:xfrm>
+                      <a:off x="0" y="0"/>
+                      <a:ext cx="2175467" cy="2033112"/>
+                    </a:xfrm>
+                    <a:prstGeom prst="rect">
+                      <a:avLst/>
+                    </a:prstGeom>
+                  </pic:spPr>
+                </pic:pic>
+              </a:graphicData>
+            </a:graphic>
+          </wp:inline>
+        </w:drawing>
+      </w:r>
+      <w:r>
+        <w:t xml:space="preserve"> </w:t>
+      </w:r>
+      <w:r>
+        <w:drawing>
+          <wp:inline distT="0" distB="0" distL="0" distR="0" wp14:anchorId="2429ECBF" wp14:editId="506EFA88">
+            <wp:extent cx="2613660" cy="2007175"/>
+            <wp:effectExtent l="0" t="0" r="0" b="0"/>
+            <wp:docPr id="124402917" name="Рисунок 1"/>
+            <wp:cNvGraphicFramePr>
+              <a:graphicFrameLocks xmlns:a="http://schemas.openxmlformats.org/drawingml/2006/main" noChangeAspect="1"/>
+            </wp:cNvGraphicFramePr>
+            <a:graphic xmlns:a="http://schemas.openxmlformats.org/drawingml/2006/main">
+              <a:graphicData uri="http://schemas.openxmlformats.org/drawingml/2006/picture">
+                <pic:pic xmlns:pic="http://schemas.openxmlformats.org/drawingml/2006/picture">
+                  <pic:nvPicPr>
+                    <pic:cNvPr id="124402917" name=""/>
+                    <pic:cNvPicPr/>
+                  </pic:nvPicPr>
+                  <pic:blipFill>
+                    <a:blip r:embed="rId22"/>
+                    <a:stretch>
+                      <a:fillRect/>
+                    </a:stretch>
+                  </pic:blipFill>
+                  <pic:spPr>
+                    <a:xfrm>
+                      <a:off x="0" y="0"/>
+                      <a:ext cx="2621811" cy="2013435"/>
+                    </a:xfrm>
+                    <a:prstGeom prst="rect">
+                      <a:avLst/>
+                    </a:prstGeom>
+                  </pic:spPr>
+                </pic:pic>
+              </a:graphicData>
+            </a:graphic>
+          </wp:inline>
+        </w:drawing>
+      </w:r>
+    </w:p>
+    <w:p>
+      <w:r>
+        <w:t>Аналогия: Поливаем цветы из лейки с тонким носиком или из ведра, уровень (высота) одинаковый, результат разный.</w:t>
+      </w:r>
+    </w:p>
+    <w:p/>
+    <w:p/>
+    <w:p/>
+    <w:p/>
+    <w:p/>
+    <w:p>
+      <w:r>
+        <w:lastRenderedPageBreak/>
+        <w:t xml:space="preserve">Если сопротивление источника сигнала близко по значению </w:t>
+      </w:r>
+      <w:r>
+        <w:t>сопротивлению в эмиттере, то можно считать, что источник сигнала идеален = сопротивлением источника можно пренебречь.</w:t>
+      </w:r>
+    </w:p>
+    <w:p>
+      <w:r>
+        <w:drawing>
+          <wp:inline distT="0" distB="0" distL="0" distR="0" wp14:anchorId="3A83C0F5" wp14:editId="34C2CD8C">
+            <wp:extent cx="2552700" cy="2292382"/>
+            <wp:effectExtent l="0" t="0" r="0" b="0"/>
+            <wp:docPr id="482847185" name="Рисунок 1"/>
+            <wp:cNvGraphicFramePr>
+              <a:graphicFrameLocks xmlns:a="http://schemas.openxmlformats.org/drawingml/2006/main" noChangeAspect="1"/>
+            </wp:cNvGraphicFramePr>
+            <a:graphic xmlns:a="http://schemas.openxmlformats.org/drawingml/2006/main">
+              <a:graphicData uri="http://schemas.openxmlformats.org/drawingml/2006/picture">
+                <pic:pic xmlns:pic="http://schemas.openxmlformats.org/drawingml/2006/picture">
+                  <pic:nvPicPr>
+                    <pic:cNvPr id="482847185" name=""/>
+                    <pic:cNvPicPr/>
+                  </pic:nvPicPr>
+                  <pic:blipFill>
+                    <a:blip r:embed="rId23"/>
+                    <a:stretch>
+                      <a:fillRect/>
+                    </a:stretch>
+                  </pic:blipFill>
+                  <pic:spPr>
+                    <a:xfrm>
+                      <a:off x="0" y="0"/>
+                      <a:ext cx="2564666" cy="2303128"/>
+                    </a:xfrm>
+                    <a:prstGeom prst="rect">
+                      <a:avLst/>
+                    </a:prstGeom>
+                  </pic:spPr>
+                </pic:pic>
+              </a:graphicData>
+            </a:graphic>
+          </wp:inline>
+        </w:drawing>
+      </w:r>
+      <w:r>
+        <w:t xml:space="preserve"> </w:t>
+      </w:r>
+      <w:r>
+        <w:drawing>
+          <wp:inline distT="0" distB="0" distL="0" distR="0" wp14:anchorId="41DF4E20" wp14:editId="7D4B0113">
+            <wp:extent cx="2529840" cy="2302952"/>
+            <wp:effectExtent l="0" t="0" r="3810" b="2540"/>
+            <wp:docPr id="1770453847" name="Рисунок 1"/>
+            <wp:cNvGraphicFramePr>
+              <a:graphicFrameLocks xmlns:a="http://schemas.openxmlformats.org/drawingml/2006/main" noChangeAspect="1"/>
+            </wp:cNvGraphicFramePr>
+            <a:graphic xmlns:a="http://schemas.openxmlformats.org/drawingml/2006/main">
+              <a:graphicData uri="http://schemas.openxmlformats.org/drawingml/2006/picture">
+                <pic:pic xmlns:pic="http://schemas.openxmlformats.org/drawingml/2006/picture">
+                  <pic:nvPicPr>
+                    <pic:cNvPr id="1770453847" name=""/>
+                    <pic:cNvPicPr/>
+                  </pic:nvPicPr>
+                  <pic:blipFill>
+                    <a:blip r:embed="rId24"/>
+                    <a:stretch>
+                      <a:fillRect/>
+                    </a:stretch>
+                  </pic:blipFill>
+                  <pic:spPr>
+                    <a:xfrm>
+                      <a:off x="0" y="0"/>
+                      <a:ext cx="2548652" cy="2320077"/>
+                    </a:xfrm>
+                    <a:prstGeom prst="rect">
+                      <a:avLst/>
+                    </a:prstGeom>
+                  </pic:spPr>
+                </pic:pic>
+              </a:graphicData>
+            </a:graphic>
+          </wp:inline>
+        </w:drawing>
+      </w:r>
+    </w:p>
+    <w:p/>
+    <w:p>
+      <w:r>
+        <w:t>Принцип работы эмиттерного повторителя:</w:t>
+      </w:r>
+    </w:p>
+    <w:p>
+      <w:r>
+        <w:t xml:space="preserve">Базовый ток зависит от напряжения между Эмиттером и Базой, зависимость этого тока такая же как у диода.  До 0,5 В ток базы увеличивается медленно, а на уровне 0,7 </w:t>
+      </w:r>
+      <w:r>
+        <w:t>В очень быстро.  По этому, при расчетах мы считаем, что напряжение на База-Эмиттерном переходе всегда равно 0,7 В (ток меняется от 0 до максимального значения при минимальном отклонении от этого значения).</w:t>
+      </w:r>
+    </w:p>
+    <w:p>
+      <w:r>
+        <w:t xml:space="preserve">Базовый ток активирует эмиттерный ток величиной в 100 раз больше базового, напряжение на </w:t>
+      </w:r>
+      <w:r>
+        <w:rPr>
+          <w:lang w:val="en-US"/>
+        </w:rPr>
+        <w:t>R</w:t>
+      </w:r>
+      <w:r>
+        <w:t xml:space="preserve">2 </w:t>
+      </w:r>
+      <w:r>
+        <w:t xml:space="preserve">поднимается </w:t>
+      </w:r>
+      <w:r>
+        <w:t xml:space="preserve">и принимает на себя всё, что больше 0,7 В. </w:t>
+      </w:r>
+    </w:p>
+    <w:p>
+      <w:r>
+        <w:t xml:space="preserve">В данном случае 3 В – 0,7 В = 2,3 В, это напряжение на </w:t>
+      </w:r>
+      <w:r>
+        <w:rPr>
+          <w:lang w:val="en-US"/>
+        </w:rPr>
+        <w:t>R</w:t>
+      </w:r>
+      <w:r>
+        <w:t>2</w:t>
+      </w:r>
+      <w:r>
+        <w:t>.</w:t>
+      </w:r>
+    </w:p>
+    <w:p>
+      <w:r>
+        <w:t xml:space="preserve">Аналогия. Водопроводный бачок, когда поплавок поднимается он приводит в действие запорный механизм, который прекращает подачу воды. Уровень воды в бачке всегда равен </w:t>
+      </w:r>
+      <w:r>
+        <w:t>уровню запорного</w:t>
+      </w:r>
+      <w:r>
+        <w:t xml:space="preserve"> механизма с поправкой на сдвиг поплавка.</w:t>
+      </w:r>
+    </w:p>
+    <w:p/>
+    <w:p>
+      <w:r>
+        <w:t xml:space="preserve">Задача. Определите ток базы и ток коллектора транзистора </w:t>
+      </w:r>
+      <w:r>
+        <w:rPr>
+          <w:lang w:val="en-US"/>
+        </w:rPr>
+        <w:t>Q</w:t>
+      </w:r>
+      <w:r>
+        <w:t>1</w:t>
+      </w:r>
+      <w:r>
+        <w:t>. Коэффициент усиления транзистора по току 100.</w:t>
+      </w:r>
+    </w:p>
+    <w:p>
+      <w:r>
+        <w:drawing>
+          <wp:inline distT="0" distB="0" distL="0" distR="0" wp14:anchorId="02C61945" wp14:editId="797345D5">
+            <wp:extent cx="3169920" cy="2448852"/>
+            <wp:effectExtent l="0" t="0" r="0" b="8890"/>
+            <wp:docPr id="1729074019" name="Рисунок 1"/>
+            <wp:cNvGraphicFramePr>
+              <a:graphicFrameLocks xmlns:a="http://schemas.openxmlformats.org/drawingml/2006/main" noChangeAspect="1"/>
+            </wp:cNvGraphicFramePr>
+            <a:graphic xmlns:a="http://schemas.openxmlformats.org/drawingml/2006/main">
+              <a:graphicData uri="http://schemas.openxmlformats.org/drawingml/2006/picture">
+                <pic:pic xmlns:pic="http://schemas.openxmlformats.org/drawingml/2006/picture">
+                  <pic:nvPicPr>
+                    <pic:cNvPr id="1729074019" name=""/>
+                    <pic:cNvPicPr/>
+                  </pic:nvPicPr>
+                  <pic:blipFill>
+                    <a:blip r:embed="rId25"/>
+                    <a:stretch>
+                      <a:fillRect/>
+                    </a:stretch>
+                  </pic:blipFill>
+                  <pic:spPr>
+                    <a:xfrm>
+                      <a:off x="0" y="0"/>
+                      <a:ext cx="3176507" cy="2453941"/>
+                    </a:xfrm>
+                    <a:prstGeom prst="rect">
+                      <a:avLst/>
+                    </a:prstGeom>
+                  </pic:spPr>
+                </pic:pic>
+              </a:graphicData>
+            </a:graphic>
+          </wp:inline>
+        </w:drawing>
+      </w:r>
     </w:p>
     <w:sectPr>
       <w:pgSz w:w="11906" w:h="16838"/>
@@ -8009,6 +8155,7 @@
   <w:style w:type="character" w:default="1" w:styleId="a0">
     <w:name w:val="Default Paragraph Font"/>
     <w:uiPriority w:val="1"/>
+    <w:semiHidden/>
     <w:unhideWhenUsed/>
   </w:style>
   <w:style w:type="table" w:default="1" w:styleId="a1">

--- a/статьи/аналоговая схемотехника для начинающих.docx
+++ b/статьи/аналоговая схемотехника для начинающих.docx
@@ -209,11 +209,6 @@
       </w:r>
     </w:p>
     <w:p>
-      <w:pPr>
-        <w:rPr>
-          <w:lang w:val="en-US"/>
-        </w:rPr>
-      </w:pPr>
       <w:r>
         <w:t xml:space="preserve">Что </w:t>
       </w:r>
@@ -246,6 +241,9 @@
     </w:p>
     <w:p>
       <w:r>
+        <w:rPr>
+          <w:noProof/>
+        </w:rPr>
         <w:drawing>
           <wp:inline distT="0" distB="0" distL="0" distR="0" wp14:anchorId="66246A9C" wp14:editId="77583912">
             <wp:extent cx="3220720" cy="1054523"/>
@@ -5075,7 +5073,7 @@
         <mc:AlternateContent>
           <mc:Choice Requires="wpg">
             <w:drawing>
-              <wp:anchor distT="0" distB="0" distL="114300" distR="114300" simplePos="0" relativeHeight="251763712" behindDoc="0" locked="0" layoutInCell="1" allowOverlap="1" wp14:anchorId="2B085723" wp14:editId="66D400DF">
+              <wp:anchor distT="0" distB="0" distL="114300" distR="114300" simplePos="0" relativeHeight="251763712" behindDoc="0" locked="0" layoutInCell="1" allowOverlap="1" wp14:anchorId="2B085723" wp14:editId="2F647797">
                 <wp:simplePos x="0" y="0"/>
                 <wp:positionH relativeFrom="column">
                   <wp:posOffset>272415</wp:posOffset>
@@ -6743,6 +6741,9 @@
     </w:p>
     <w:p>
       <w:r>
+        <w:rPr>
+          <w:noProof/>
+        </w:rPr>
         <w:drawing>
           <wp:inline distT="0" distB="0" distL="0" distR="0" wp14:anchorId="7DB3729A" wp14:editId="28081CF9">
             <wp:extent cx="1508760" cy="2206358"/>
@@ -6824,17 +6825,14 @@
         <w:t xml:space="preserve"> </w:t>
       </w:r>
       <w:r>
-        <w:t xml:space="preserve">Умножаем выходной ток (делим входной), при том же напряжении, это равнозначно умножению входного сопротивления. Получаем делитель 1 КОм и </w:t>
-      </w:r>
-      <w:r>
-        <w:t>1 КОм</w:t>
-      </w:r>
-      <w:r>
-        <w:t>.</w:t>
-      </w:r>
-    </w:p>
-    <w:p>
-      <w:r>
+        <w:t>Умножаем выходной ток (делим входной), при том же напряжении, это равнозначно умножению входного сопротивления. Получаем делитель 1 КОм и 1 КОм.</w:t>
+      </w:r>
+    </w:p>
+    <w:p>
+      <w:r>
+        <w:rPr>
+          <w:noProof/>
+        </w:rPr>
         <w:drawing>
           <wp:inline distT="0" distB="0" distL="0" distR="0" wp14:anchorId="71533C03" wp14:editId="3F433A98">
             <wp:extent cx="2160391" cy="2019023"/>
@@ -6875,6 +6873,9 @@
         <w:t xml:space="preserve"> </w:t>
       </w:r>
       <w:r>
+        <w:rPr>
+          <w:noProof/>
+        </w:rPr>
         <w:drawing>
           <wp:inline distT="0" distB="0" distL="0" distR="0" wp14:anchorId="2429ECBF" wp14:editId="506EFA88">
             <wp:extent cx="2613660" cy="2007175"/>
@@ -6933,6 +6934,9 @@
     </w:p>
     <w:p>
       <w:r>
+        <w:rPr>
+          <w:noProof/>
+        </w:rPr>
         <w:drawing>
           <wp:inline distT="0" distB="0" distL="0" distR="0" wp14:anchorId="3A83C0F5" wp14:editId="34C2CD8C">
             <wp:extent cx="2552700" cy="2292382"/>
@@ -6973,6 +6977,9 @@
         <w:t xml:space="preserve"> </w:t>
       </w:r>
       <w:r>
+        <w:rPr>
+          <w:noProof/>
+        </w:rPr>
         <w:drawing>
           <wp:inline distT="0" distB="0" distL="0" distR="0" wp14:anchorId="41DF4E20" wp14:editId="7D4B0113">
             <wp:extent cx="2529840" cy="2302952"/>
@@ -7092,6 +7099,9 @@
     </w:p>
     <w:p>
       <w:r>
+        <w:rPr>
+          <w:noProof/>
+        </w:rPr>
         <w:drawing>
           <wp:inline distT="0" distB="0" distL="0" distR="0" wp14:anchorId="02C61945" wp14:editId="797345D5">
             <wp:extent cx="3169920" cy="2448852"/>
@@ -7129,6 +7139,447 @@
         </w:drawing>
       </w:r>
     </w:p>
+    <w:p/>
+    <w:p>
+      <w:pPr>
+        <w:pStyle w:val="2"/>
+      </w:pPr>
+      <w:r>
+        <w:lastRenderedPageBreak/>
+        <w:t>Усилитель напряжения</w:t>
+      </w:r>
+    </w:p>
+    <w:p>
+      <w:r>
+        <w:t>Основной характеристикой усилителя напряжения является коэффициент усиления по напряжению.</w:t>
+      </w:r>
+    </w:p>
+    <w:p>
+      <w:r>
+        <w:t xml:space="preserve">Как определяется </w:t>
+      </w:r>
+      <w:r>
+        <w:t xml:space="preserve">коэффициент усиления </w:t>
+      </w:r>
+      <w:r>
+        <w:t xml:space="preserve">по </w:t>
+      </w:r>
+      <w:r>
+        <w:t>напряжени</w:t>
+      </w:r>
+      <w:r>
+        <w:t>ю?</w:t>
+      </w:r>
+    </w:p>
+    <w:p>
+      <w:r>
+        <w:t xml:space="preserve">Вводим понятие </w:t>
+      </w:r>
+      <w:r>
+        <w:rPr>
+          <w:lang w:val="en-US"/>
+        </w:rPr>
+        <w:t>dU</w:t>
+      </w:r>
+      <w:r>
+        <w:t xml:space="preserve">  = дельта </w:t>
+      </w:r>
+      <w:r>
+        <w:rPr>
+          <w:lang w:val="en-US"/>
+        </w:rPr>
+        <w:t>U</w:t>
+      </w:r>
+      <w:r>
+        <w:t xml:space="preserve"> = приращение напряжения. Это маленькое изменение напряжения относительно стабильного состояния усилителя (состояние по постоянному току). </w:t>
+      </w:r>
+    </w:p>
+    <w:p>
+      <w:r>
+        <w:t xml:space="preserve">На сколько маленьким должно быть </w:t>
+      </w:r>
+      <w:r>
+        <w:rPr>
+          <w:lang w:val="en-US"/>
+        </w:rPr>
+        <w:t>dU</w:t>
+      </w:r>
+      <w:r>
+        <w:t xml:space="preserve">? Это значение должно быть сопоставимо с предполагаемым входным сигналом. </w:t>
+      </w:r>
+    </w:p>
+    <w:p>
+      <w:r>
+        <w:t>На практике рассматривают 3 сигнала. 1) минимальный, но больше уровня шума. 2) средний 3) максимальный.</w:t>
+      </w:r>
+    </w:p>
+    <w:p>
+      <w:r>
+        <w:t xml:space="preserve">Для определения коэффициента усиления берем среднее значение </w:t>
+      </w:r>
+      <w:r>
+        <w:rPr>
+          <w:lang w:val="en-US"/>
+        </w:rPr>
+        <w:t>dU</w:t>
+      </w:r>
+      <w:r>
+        <w:t xml:space="preserve"> = </w:t>
+      </w:r>
+      <w:r>
+        <w:rPr>
+          <w:lang w:val="en-US"/>
+        </w:rPr>
+        <w:t>dU</w:t>
+      </w:r>
+      <w:r>
+        <w:t xml:space="preserve">-вх и определяем как изменится сигнал на выходе </w:t>
+      </w:r>
+      <w:r>
+        <w:rPr>
+          <w:lang w:val="en-US"/>
+        </w:rPr>
+        <w:t>dU</w:t>
+      </w:r>
+      <w:r>
+        <w:t>-в</w:t>
+      </w:r>
+      <w:r>
+        <w:t>ы</w:t>
+      </w:r>
+      <w:r>
+        <w:t>х</w:t>
+      </w:r>
+      <w:r>
+        <w:t xml:space="preserve">. К = </w:t>
+      </w:r>
+      <w:r>
+        <w:rPr>
+          <w:lang w:val="en-US"/>
+        </w:rPr>
+        <w:t>dU</w:t>
+      </w:r>
+      <w:r>
+        <w:t>-вых</w:t>
+      </w:r>
+      <w:r>
+        <w:t>/</w:t>
+      </w:r>
+      <w:r>
+        <w:t xml:space="preserve"> </w:t>
+      </w:r>
+      <w:r>
+        <w:rPr>
+          <w:lang w:val="en-US"/>
+        </w:rPr>
+        <w:t>dU</w:t>
+      </w:r>
+      <w:r>
+        <w:t>-вх</w:t>
+      </w:r>
+      <w:r>
+        <w:t xml:space="preserve"> </w:t>
+      </w:r>
+    </w:p>
+    <w:p>
+      <w:r>
+        <w:t>Пример: dU</w:t>
+      </w:r>
+      <w:r>
+        <w:t>-вх</w:t>
+      </w:r>
+      <w:r>
+        <w:t xml:space="preserve"> </w:t>
+      </w:r>
+      <w:r>
+        <w:t xml:space="preserve">= 1 мВ, приводит к изменению сигнала на выходе  </w:t>
+      </w:r>
+      <w:r>
+        <w:rPr>
+          <w:lang w:val="en-US"/>
+        </w:rPr>
+        <w:t>dU</w:t>
+      </w:r>
+      <w:r>
+        <w:t>-вых</w:t>
+      </w:r>
+      <w:r>
+        <w:t>=100 мВ</w:t>
+      </w:r>
+      <w:r>
+        <w:t xml:space="preserve">. К = </w:t>
+      </w:r>
+      <w:r>
+        <w:t>100</w:t>
+      </w:r>
+      <w:r>
+        <w:t>/</w:t>
+      </w:r>
+      <w:r>
+        <w:t xml:space="preserve"> </w:t>
+      </w:r>
+      <w:r>
+        <w:t>1 =100.</w:t>
+      </w:r>
+    </w:p>
+    <w:p/>
+    <w:p>
+      <w:r>
+        <w:t>Задача.</w:t>
+      </w:r>
+    </w:p>
+    <w:p>
+      <w:pPr>
+        <w:rPr>
+          <w:lang w:val="en-US"/>
+        </w:rPr>
+      </w:pPr>
+      <w:r>
+        <w:t xml:space="preserve">Определите напряжение на Базе и на Коллекторе транзистора </w:t>
+      </w:r>
+      <w:r>
+        <w:rPr>
+          <w:lang w:val="en-US"/>
+        </w:rPr>
+        <w:t>Q</w:t>
+      </w:r>
+      <w:r>
+        <w:t>1</w:t>
+      </w:r>
+    </w:p>
+    <w:p>
+      <w:r>
+        <w:drawing>
+          <wp:inline distT="0" distB="0" distL="0" distR="0" wp14:anchorId="15E261EC" wp14:editId="24BCB848">
+            <wp:extent cx="4023924" cy="4267200"/>
+            <wp:effectExtent l="0" t="0" r="0" b="0"/>
+            <wp:docPr id="948763775" name="Рисунок 1"/>
+            <wp:cNvGraphicFramePr>
+              <a:graphicFrameLocks xmlns:a="http://schemas.openxmlformats.org/drawingml/2006/main" noChangeAspect="1"/>
+            </wp:cNvGraphicFramePr>
+            <a:graphic xmlns:a="http://schemas.openxmlformats.org/drawingml/2006/main">
+              <a:graphicData uri="http://schemas.openxmlformats.org/drawingml/2006/picture">
+                <pic:pic xmlns:pic="http://schemas.openxmlformats.org/drawingml/2006/picture">
+                  <pic:nvPicPr>
+                    <pic:cNvPr id="948763775" name=""/>
+                    <pic:cNvPicPr/>
+                  </pic:nvPicPr>
+                  <pic:blipFill>
+                    <a:blip r:embed="rId26"/>
+                    <a:stretch>
+                      <a:fillRect/>
+                    </a:stretch>
+                  </pic:blipFill>
+                  <pic:spPr>
+                    <a:xfrm>
+                      <a:off x="0" y="0"/>
+                      <a:ext cx="4035874" cy="4279872"/>
+                    </a:xfrm>
+                    <a:prstGeom prst="rect">
+                      <a:avLst/>
+                    </a:prstGeom>
+                  </pic:spPr>
+                </pic:pic>
+              </a:graphicData>
+            </a:graphic>
+          </wp:inline>
+        </w:drawing>
+      </w:r>
+    </w:p>
+    <w:p>
+      <w:r>
+        <w:br w:type="page"/>
+      </w:r>
+    </w:p>
+    <w:p>
+      <w:r>
+        <w:lastRenderedPageBreak/>
+        <w:t>Задача.</w:t>
+      </w:r>
+    </w:p>
+    <w:p>
+      <w:r>
+        <w:t xml:space="preserve">Определите </w:t>
+      </w:r>
+      <w:r>
+        <w:t xml:space="preserve">коэффициент усиления </w:t>
+      </w:r>
+      <w:r>
+        <w:t xml:space="preserve">усилителя по напряжению. </w:t>
+      </w:r>
+    </w:p>
+    <w:p>
+      <w:r>
+        <w:t>Входное напряжение 1 мВ. Какое будет выходное напряжение?</w:t>
+      </w:r>
+    </w:p>
+    <w:p/>
+    <w:p>
+      <w:r>
+        <w:drawing>
+          <wp:inline distT="0" distB="0" distL="0" distR="0" wp14:anchorId="1855F750" wp14:editId="34830C7D">
+            <wp:extent cx="4572000" cy="5345604"/>
+            <wp:effectExtent l="0" t="0" r="0" b="7620"/>
+            <wp:docPr id="1450697554" name="Рисунок 1"/>
+            <wp:cNvGraphicFramePr>
+              <a:graphicFrameLocks xmlns:a="http://schemas.openxmlformats.org/drawingml/2006/main" noChangeAspect="1"/>
+            </wp:cNvGraphicFramePr>
+            <a:graphic xmlns:a="http://schemas.openxmlformats.org/drawingml/2006/main">
+              <a:graphicData uri="http://schemas.openxmlformats.org/drawingml/2006/picture">
+                <pic:pic xmlns:pic="http://schemas.openxmlformats.org/drawingml/2006/picture">
+                  <pic:nvPicPr>
+                    <pic:cNvPr id="1450697554" name=""/>
+                    <pic:cNvPicPr/>
+                  </pic:nvPicPr>
+                  <pic:blipFill>
+                    <a:blip r:embed="rId27"/>
+                    <a:stretch>
+                      <a:fillRect/>
+                    </a:stretch>
+                  </pic:blipFill>
+                  <pic:spPr>
+                    <a:xfrm>
+                      <a:off x="0" y="0"/>
+                      <a:ext cx="4583444" cy="5358984"/>
+                    </a:xfrm>
+                    <a:prstGeom prst="rect">
+                      <a:avLst/>
+                    </a:prstGeom>
+                  </pic:spPr>
+                </pic:pic>
+              </a:graphicData>
+            </a:graphic>
+          </wp:inline>
+        </w:drawing>
+      </w:r>
+    </w:p>
+    <w:p/>
+    <w:p/>
+    <w:p/>
+    <w:p/>
+    <w:p/>
+    <w:p/>
+    <w:p/>
+    <w:p/>
+    <w:p/>
+    <w:p/>
+    <w:p>
+      <w:pPr>
+        <w:pStyle w:val="2"/>
+      </w:pPr>
+      <w:r>
+        <w:t>Фаза сигнала</w:t>
+      </w:r>
+    </w:p>
+    <w:p>
+      <w:r>
+        <w:t>Фаза сигнала бывает прямая и инверсная. Сдвиг фазы сейчас не рассматриваем.</w:t>
+      </w:r>
+    </w:p>
+    <w:p>
+      <w:r>
+        <w:t xml:space="preserve">Прямая – Увеличение </w:t>
+      </w:r>
+      <w:r>
+        <w:t>напряжения</w:t>
+      </w:r>
+      <w:r>
+        <w:t xml:space="preserve"> на входе приводит к увеличению напряжения на выходе </w:t>
+      </w:r>
+    </w:p>
+    <w:p>
+      <w:r>
+        <w:t>Инверсная</w:t>
+      </w:r>
+      <w:r>
+        <w:t>– Увеличение напряжения на входе приводит к у</w:t>
+      </w:r>
+      <w:r>
+        <w:t>меньшению</w:t>
+      </w:r>
+      <w:r>
+        <w:t xml:space="preserve"> с</w:t>
+      </w:r>
+      <w:r>
+        <w:t xml:space="preserve"> </w:t>
+      </w:r>
+      <w:r>
+        <w:t>напряжения на выходе</w:t>
+      </w:r>
+      <w:r>
+        <w:t>.</w:t>
+      </w:r>
+    </w:p>
+    <w:p/>
+    <w:p>
+      <w:r>
+        <w:t xml:space="preserve"> </w:t>
+      </w:r>
+    </w:p>
+    <w:p>
+      <w:r>
+        <w:drawing>
+          <wp:inline distT="0" distB="0" distL="0" distR="0" wp14:anchorId="01E67A67" wp14:editId="47D6F857">
+            <wp:extent cx="4442460" cy="5194144"/>
+            <wp:effectExtent l="0" t="0" r="0" b="6985"/>
+            <wp:docPr id="1283559503" name="Рисунок 1"/>
+            <wp:cNvGraphicFramePr>
+              <a:graphicFrameLocks xmlns:a="http://schemas.openxmlformats.org/drawingml/2006/main" noChangeAspect="1"/>
+            </wp:cNvGraphicFramePr>
+            <a:graphic xmlns:a="http://schemas.openxmlformats.org/drawingml/2006/main">
+              <a:graphicData uri="http://schemas.openxmlformats.org/drawingml/2006/picture">
+                <pic:pic xmlns:pic="http://schemas.openxmlformats.org/drawingml/2006/picture">
+                  <pic:nvPicPr>
+                    <pic:cNvPr id="1450697554" name=""/>
+                    <pic:cNvPicPr/>
+                  </pic:nvPicPr>
+                  <pic:blipFill>
+                    <a:blip r:embed="rId27"/>
+                    <a:stretch>
+                      <a:fillRect/>
+                    </a:stretch>
+                  </pic:blipFill>
+                  <pic:spPr>
+                    <a:xfrm>
+                      <a:off x="0" y="0"/>
+                      <a:ext cx="4462773" cy="5217894"/>
+                    </a:xfrm>
+                    <a:prstGeom prst="rect">
+                      <a:avLst/>
+                    </a:prstGeom>
+                  </pic:spPr>
+                </pic:pic>
+              </a:graphicData>
+            </a:graphic>
+          </wp:inline>
+        </w:drawing>
+      </w:r>
+    </w:p>
+    <w:p/>
+    <w:p>
+      <w:r>
+        <w:t>Задача</w:t>
+      </w:r>
+    </w:p>
+    <w:p>
+      <w:r>
+        <w:t>Какая фаза сигнала на коллекторе?</w:t>
+      </w:r>
+    </w:p>
+    <w:p>
+      <w:r>
+        <w:t xml:space="preserve">Какая фаза сигнала на </w:t>
+      </w:r>
+      <w:r>
+        <w:t>эмиттере?</w:t>
+      </w:r>
+    </w:p>
+    <w:p/>
+    <w:p/>
+    <w:p/>
+    <w:p/>
+    <w:p/>
+    <w:p/>
     <w:sectPr>
       <w:pgSz w:w="11906" w:h="16838"/>
       <w:pgMar w:top="1134" w:right="850" w:bottom="1134" w:left="1701" w:header="708" w:footer="708" w:gutter="0"/>

--- a/статьи/аналоговая схемотехника для начинающих.docx
+++ b/статьи/аналоговая схемотехника для начинающих.docx
@@ -5073,7 +5073,7 @@
         <mc:AlternateContent>
           <mc:Choice Requires="wpg">
             <w:drawing>
-              <wp:anchor distT="0" distB="0" distL="114300" distR="114300" simplePos="0" relativeHeight="251763712" behindDoc="0" locked="0" layoutInCell="1" allowOverlap="1" wp14:anchorId="2B085723" wp14:editId="2F647797">
+              <wp:anchor distT="0" distB="0" distL="114300" distR="114300" simplePos="0" relativeHeight="251763712" behindDoc="0" locked="0" layoutInCell="1" allowOverlap="1" wp14:anchorId="2B085723" wp14:editId="4431471A">
                 <wp:simplePos x="0" y="0"/>
                 <wp:positionH relativeFrom="column">
                   <wp:posOffset>272415</wp:posOffset>
@@ -7156,19 +7156,7 @@
     </w:p>
     <w:p>
       <w:r>
-        <w:t xml:space="preserve">Как определяется </w:t>
-      </w:r>
-      <w:r>
-        <w:t xml:space="preserve">коэффициент усиления </w:t>
-      </w:r>
-      <w:r>
-        <w:t xml:space="preserve">по </w:t>
-      </w:r>
-      <w:r>
-        <w:t>напряжени</w:t>
-      </w:r>
-      <w:r>
-        <w:t>ю?</w:t>
+        <w:t>Как определяется коэффициент усиления по напряжению?</w:t>
       </w:r>
     </w:p>
     <w:p>
@@ -7242,16 +7230,7 @@
         <w:t>dU</w:t>
       </w:r>
       <w:r>
-        <w:t>-в</w:t>
-      </w:r>
-      <w:r>
-        <w:t>ы</w:t>
-      </w:r>
-      <w:r>
-        <w:t>х</w:t>
-      </w:r>
-      <w:r>
-        <w:t xml:space="preserve">. К = </w:t>
+        <w:t xml:space="preserve">-вых. К = </w:t>
       </w:r>
       <w:r>
         <w:rPr>
@@ -7260,10 +7239,7 @@
         <w:t>dU</w:t>
       </w:r>
       <w:r>
-        <w:t>-вых</w:t>
-      </w:r>
-      <w:r>
-        <w:t>/</w:t>
+        <w:t>-вых/</w:t>
       </w:r>
       <w:r>
         <w:t xml:space="preserve"> </w:t>
@@ -7275,72 +7251,49 @@
         <w:t>dU</w:t>
       </w:r>
       <w:r>
-        <w:t>-вх</w:t>
+        <w:t xml:space="preserve">-вх </w:t>
+      </w:r>
+    </w:p>
+    <w:p>
+      <w:r>
+        <w:t>Пример: dU-вх</w:t>
       </w:r>
       <w:r>
         <w:t xml:space="preserve"> </w:t>
       </w:r>
-    </w:p>
-    <w:p>
-      <w:r>
-        <w:t>Пример: dU</w:t>
-      </w:r>
-      <w:r>
-        <w:t>-вх</w:t>
+      <w:r>
+        <w:t xml:space="preserve">= 1 мВ, приводит к изменению сигнала на выходе  </w:t>
+      </w:r>
+      <w:r>
+        <w:rPr>
+          <w:lang w:val="en-US"/>
+        </w:rPr>
+        <w:t>dU</w:t>
+      </w:r>
+      <w:r>
+        <w:t>-вых=100 мВ. К = 100/</w:t>
       </w:r>
       <w:r>
         <w:t xml:space="preserve"> </w:t>
       </w:r>
       <w:r>
-        <w:t xml:space="preserve">= 1 мВ, приводит к изменению сигнала на выходе  </w:t>
+        <w:t>1 =100.</w:t>
+      </w:r>
+    </w:p>
+    <w:p/>
+    <w:p>
+      <w:r>
+        <w:t>Задача.</w:t>
+      </w:r>
+    </w:p>
+    <w:p>
+      <w:r>
+        <w:t xml:space="preserve">Определите напряжение на Базе и на Коллекторе транзистора </w:t>
       </w:r>
       <w:r>
         <w:rPr>
           <w:lang w:val="en-US"/>
         </w:rPr>
-        <w:t>dU</w:t>
-      </w:r>
-      <w:r>
-        <w:t>-вых</w:t>
-      </w:r>
-      <w:r>
-        <w:t>=100 мВ</w:t>
-      </w:r>
-      <w:r>
-        <w:t xml:space="preserve">. К = </w:t>
-      </w:r>
-      <w:r>
-        <w:t>100</w:t>
-      </w:r>
-      <w:r>
-        <w:t>/</w:t>
-      </w:r>
-      <w:r>
-        <w:t xml:space="preserve"> </w:t>
-      </w:r>
-      <w:r>
-        <w:t>1 =100.</w:t>
-      </w:r>
-    </w:p>
-    <w:p/>
-    <w:p>
-      <w:r>
-        <w:t>Задача.</w:t>
-      </w:r>
-    </w:p>
-    <w:p>
-      <w:pPr>
-        <w:rPr>
-          <w:lang w:val="en-US"/>
-        </w:rPr>
-      </w:pPr>
-      <w:r>
-        <w:t xml:space="preserve">Определите напряжение на Базе и на Коллекторе транзистора </w:t>
-      </w:r>
-      <w:r>
-        <w:rPr>
-          <w:lang w:val="en-US"/>
-        </w:rPr>
         <w:t>Q</w:t>
       </w:r>
       <w:r>
@@ -7349,6 +7302,9 @@
     </w:p>
     <w:p>
       <w:r>
+        <w:rPr>
+          <w:noProof/>
+        </w:rPr>
         <w:drawing>
           <wp:inline distT="0" distB="0" distL="0" distR="0" wp14:anchorId="15E261EC" wp14:editId="24BCB848">
             <wp:extent cx="4023924" cy="4267200"/>
@@ -7399,10 +7355,7 @@
     </w:p>
     <w:p>
       <w:r>
-        <w:t xml:space="preserve">Определите </w:t>
-      </w:r>
-      <w:r>
-        <w:t xml:space="preserve">коэффициент усиления </w:t>
+        <w:t xml:space="preserve">Определите коэффициент усиления </w:t>
       </w:r>
       <w:r>
         <w:t xml:space="preserve">усилителя по напряжению. </w:t>
@@ -7416,6 +7369,9 @@
     <w:p/>
     <w:p>
       <w:r>
+        <w:rPr>
+          <w:noProof/>
+        </w:rPr>
         <w:drawing>
           <wp:inline distT="0" distB="0" distL="0" distR="0" wp14:anchorId="1855F750" wp14:editId="34830C7D">
             <wp:extent cx="4572000" cy="5345604"/>
@@ -7478,36 +7434,18 @@
     </w:p>
     <w:p>
       <w:r>
-        <w:t xml:space="preserve">Прямая – Увеличение </w:t>
-      </w:r>
-      <w:r>
-        <w:t>напряжения</w:t>
-      </w:r>
-      <w:r>
-        <w:t xml:space="preserve"> на входе приводит к увеличению напряжения на выходе </w:t>
-      </w:r>
-    </w:p>
-    <w:p>
-      <w:r>
-        <w:t>Инверсная</w:t>
-      </w:r>
-      <w:r>
-        <w:t>– Увеличение напряжения на входе приводит к у</w:t>
-      </w:r>
-      <w:r>
-        <w:t>меньшению</w:t>
-      </w:r>
-      <w:r>
-        <w:t xml:space="preserve"> с</w:t>
+        <w:t xml:space="preserve">Прямая – Увеличение напряжения на входе приводит к увеличению напряжения на выходе </w:t>
+      </w:r>
+    </w:p>
+    <w:p>
+      <w:r>
+        <w:t>Инверсная– Увеличение напряжения на входе приводит к уменьшению с</w:t>
       </w:r>
       <w:r>
         <w:t xml:space="preserve"> </w:t>
       </w:r>
       <w:r>
-        <w:t>напряжения на выходе</w:t>
-      </w:r>
-      <w:r>
-        <w:t>.</w:t>
+        <w:t>напряжения на выходе.</w:t>
       </w:r>
     </w:p>
     <w:p/>
@@ -7518,6 +7456,9 @@
     </w:p>
     <w:p>
       <w:r>
+        <w:rPr>
+          <w:noProof/>
+        </w:rPr>
         <w:drawing>
           <wp:inline distT="0" distB="0" distL="0" distR="0" wp14:anchorId="01E67A67" wp14:editId="47D6F857">
             <wp:extent cx="4442460" cy="5194144"/>
@@ -7568,18 +7509,372 @@
     </w:p>
     <w:p>
       <w:r>
-        <w:t xml:space="preserve">Какая фаза сигнала на </w:t>
-      </w:r>
-      <w:r>
-        <w:t>эмиттере?</w:t>
+        <w:t>Какая фаза сигнала на эмиттере?</w:t>
       </w:r>
     </w:p>
     <w:p/>
     <w:p/>
     <w:p/>
+    <w:p>
+      <w:pPr>
+        <w:pStyle w:val="2"/>
+      </w:pPr>
+      <w:r>
+        <w:lastRenderedPageBreak/>
+        <w:t>Базовые названия схем включения транзистора</w:t>
+      </w:r>
+    </w:p>
+    <w:p>
+      <w:r>
+        <w:t>Знание названий не поможет при расчете схемы, но позволит проще понимать коллег,</w:t>
+      </w:r>
+    </w:p>
+    <w:p>
+      <w:r>
+        <w:t>Говорить с ними на одном языке.</w:t>
+      </w:r>
+    </w:p>
+    <w:p>
+      <w:r>
+        <w:t xml:space="preserve">Считаем, что входной и выходной сигнал это по два контакта </w:t>
+      </w:r>
+    </w:p>
+    <w:p>
+      <w:r>
+        <w:t>У транзистора три контакта.  Это значит, что один из контактов будет общим для входа и выхода.</w:t>
+      </w:r>
+    </w:p>
+    <w:p>
+      <w:r>
+        <w:t>Так схемы и разделяются = называются:</w:t>
+      </w:r>
+    </w:p>
+    <w:p>
+      <w:r>
+        <w:t xml:space="preserve">С общим Эмиттером, </w:t>
+      </w:r>
+      <w:r>
+        <w:t xml:space="preserve">С общим </w:t>
+      </w:r>
+      <w:r>
+        <w:t>Коллектором, С</w:t>
+      </w:r>
+      <w:r>
+        <w:t xml:space="preserve"> общ</w:t>
+      </w:r>
+      <w:r>
+        <w:t>ей</w:t>
+      </w:r>
+      <w:r>
+        <w:t xml:space="preserve"> </w:t>
+      </w:r>
+      <w:r>
+        <w:t>Базой.</w:t>
+      </w:r>
+    </w:p>
+    <w:p>
+      <w:r>
+        <w:t>Задача.</w:t>
+      </w:r>
+    </w:p>
+    <w:p>
+      <w:r>
+        <w:t>Как называются схемы на рисунке ниже?</w:t>
+      </w:r>
+    </w:p>
+    <w:p>
+      <w:pPr>
+        <w:rPr>
+          <w:lang w:val="en-US"/>
+        </w:rPr>
+      </w:pPr>
+      <w:r>
+        <w:rPr>
+          <w:lang w:val="en-US"/>
+        </w:rPr>
+        <w:drawing>
+          <wp:inline distT="0" distB="0" distL="0" distR="0" wp14:anchorId="28C49D97" wp14:editId="315037F2">
+            <wp:extent cx="4800600" cy="1780148"/>
+            <wp:effectExtent l="0" t="0" r="0" b="0"/>
+            <wp:docPr id="1221693930" name="Рисунок 1"/>
+            <wp:cNvGraphicFramePr>
+              <a:graphicFrameLocks xmlns:a="http://schemas.openxmlformats.org/drawingml/2006/main" noChangeAspect="1"/>
+            </wp:cNvGraphicFramePr>
+            <a:graphic xmlns:a="http://schemas.openxmlformats.org/drawingml/2006/main">
+              <a:graphicData uri="http://schemas.openxmlformats.org/drawingml/2006/picture">
+                <pic:pic xmlns:pic="http://schemas.openxmlformats.org/drawingml/2006/picture">
+                  <pic:nvPicPr>
+                    <pic:cNvPr id="1221693930" name=""/>
+                    <pic:cNvPicPr/>
+                  </pic:nvPicPr>
+                  <pic:blipFill>
+                    <a:blip r:embed="rId28"/>
+                    <a:stretch>
+                      <a:fillRect/>
+                    </a:stretch>
+                  </pic:blipFill>
+                  <pic:spPr>
+                    <a:xfrm>
+                      <a:off x="0" y="0"/>
+                      <a:ext cx="4811877" cy="1784330"/>
+                    </a:xfrm>
+                    <a:prstGeom prst="rect">
+                      <a:avLst/>
+                    </a:prstGeom>
+                  </pic:spPr>
+                </pic:pic>
+              </a:graphicData>
+            </a:graphic>
+          </wp:inline>
+        </w:drawing>
+      </w:r>
+    </w:p>
+    <w:p>
+      <w:r>
+        <w:t>Задача.</w:t>
+      </w:r>
+    </w:p>
+    <w:p>
+      <w:r>
+        <w:t>Подключите транзистор</w:t>
+      </w:r>
+      <w:r>
+        <w:t xml:space="preserve"> по схеме с общей базой = нарисуйте контакты в</w:t>
+      </w:r>
+      <w:r>
+        <w:t>ы</w:t>
+      </w:r>
+      <w:r>
+        <w:t>х</w:t>
+      </w:r>
+      <w:r>
+        <w:t>ода</w:t>
+      </w:r>
+      <w:r>
+        <w:t xml:space="preserve"> и выхода</w:t>
+      </w:r>
+    </w:p>
+    <w:p>
+      <w:r>
+        <w:rPr>
+          <w:noProof/>
+        </w:rPr>
+        <w:drawing>
+          <wp:inline distT="0" distB="0" distL="0" distR="0" wp14:anchorId="79A17A4A" wp14:editId="749E9C56">
+            <wp:extent cx="3334110" cy="3535680"/>
+            <wp:effectExtent l="0" t="0" r="0" b="7620"/>
+            <wp:docPr id="590692417" name="Рисунок 1"/>
+            <wp:cNvGraphicFramePr>
+              <a:graphicFrameLocks xmlns:a="http://schemas.openxmlformats.org/drawingml/2006/main" noChangeAspect="1"/>
+            </wp:cNvGraphicFramePr>
+            <a:graphic xmlns:a="http://schemas.openxmlformats.org/drawingml/2006/main">
+              <a:graphicData uri="http://schemas.openxmlformats.org/drawingml/2006/picture">
+                <pic:pic xmlns:pic="http://schemas.openxmlformats.org/drawingml/2006/picture">
+                  <pic:nvPicPr>
+                    <pic:cNvPr id="948763775" name=""/>
+                    <pic:cNvPicPr/>
+                  </pic:nvPicPr>
+                  <pic:blipFill>
+                    <a:blip r:embed="rId26"/>
+                    <a:stretch>
+                      <a:fillRect/>
+                    </a:stretch>
+                  </pic:blipFill>
+                  <pic:spPr>
+                    <a:xfrm>
+                      <a:off x="0" y="0"/>
+                      <a:ext cx="3352348" cy="3555021"/>
+                    </a:xfrm>
+                    <a:prstGeom prst="rect">
+                      <a:avLst/>
+                    </a:prstGeom>
+                  </pic:spPr>
+                </pic:pic>
+              </a:graphicData>
+            </a:graphic>
+          </wp:inline>
+        </w:drawing>
+      </w:r>
+    </w:p>
     <w:p/>
     <w:p/>
+    <w:p>
+      <w:r>
+        <w:lastRenderedPageBreak/>
+        <w:t>Подключите транзистор по схеме с общ</w:t>
+      </w:r>
+      <w:r>
+        <w:t>им</w:t>
+      </w:r>
+      <w:r>
+        <w:t xml:space="preserve"> </w:t>
+      </w:r>
+      <w:r>
+        <w:t>эмиттером</w:t>
+      </w:r>
+      <w:r>
+        <w:t xml:space="preserve"> = нарисуйте контакты выхода и выхода</w:t>
+      </w:r>
+    </w:p>
+    <w:p>
+      <w:r>
+        <w:rPr>
+          <w:noProof/>
+        </w:rPr>
+        <w:drawing>
+          <wp:inline distT="0" distB="0" distL="0" distR="0" wp14:anchorId="6DC1B9CD" wp14:editId="2B555022">
+            <wp:extent cx="3710940" cy="3935292"/>
+            <wp:effectExtent l="0" t="0" r="3810" b="8255"/>
+            <wp:docPr id="164195058" name="Рисунок 1"/>
+            <wp:cNvGraphicFramePr>
+              <a:graphicFrameLocks xmlns:a="http://schemas.openxmlformats.org/drawingml/2006/main" noChangeAspect="1"/>
+            </wp:cNvGraphicFramePr>
+            <a:graphic xmlns:a="http://schemas.openxmlformats.org/drawingml/2006/main">
+              <a:graphicData uri="http://schemas.openxmlformats.org/drawingml/2006/picture">
+                <pic:pic xmlns:pic="http://schemas.openxmlformats.org/drawingml/2006/picture">
+                  <pic:nvPicPr>
+                    <pic:cNvPr id="948763775" name=""/>
+                    <pic:cNvPicPr/>
+                  </pic:nvPicPr>
+                  <pic:blipFill>
+                    <a:blip r:embed="rId26"/>
+                    <a:stretch>
+                      <a:fillRect/>
+                    </a:stretch>
+                  </pic:blipFill>
+                  <pic:spPr>
+                    <a:xfrm>
+                      <a:off x="0" y="0"/>
+                      <a:ext cx="3730459" cy="3955991"/>
+                    </a:xfrm>
+                    <a:prstGeom prst="rect">
+                      <a:avLst/>
+                    </a:prstGeom>
+                  </pic:spPr>
+                </pic:pic>
+              </a:graphicData>
+            </a:graphic>
+          </wp:inline>
+        </w:drawing>
+      </w:r>
+    </w:p>
+    <w:p>
+      <w:r>
+        <w:t xml:space="preserve">Подключите транзистор по схеме с общим </w:t>
+      </w:r>
+      <w:r>
+        <w:t>коллектором</w:t>
+      </w:r>
+      <w:r>
+        <w:t xml:space="preserve"> = нарисуйте контакты выхода и выхода</w:t>
+      </w:r>
+    </w:p>
+    <w:p>
+      <w:r>
+        <w:rPr>
+          <w:noProof/>
+        </w:rPr>
+        <w:drawing>
+          <wp:inline distT="0" distB="0" distL="0" distR="0" wp14:anchorId="5F5C46D1" wp14:editId="33DAA39D">
+            <wp:extent cx="3829915" cy="4061460"/>
+            <wp:effectExtent l="0" t="0" r="0" b="0"/>
+            <wp:docPr id="1977734815" name="Рисунок 1"/>
+            <wp:cNvGraphicFramePr>
+              <a:graphicFrameLocks xmlns:a="http://schemas.openxmlformats.org/drawingml/2006/main" noChangeAspect="1"/>
+            </wp:cNvGraphicFramePr>
+            <a:graphic xmlns:a="http://schemas.openxmlformats.org/drawingml/2006/main">
+              <a:graphicData uri="http://schemas.openxmlformats.org/drawingml/2006/picture">
+                <pic:pic xmlns:pic="http://schemas.openxmlformats.org/drawingml/2006/picture">
+                  <pic:nvPicPr>
+                    <pic:cNvPr id="948763775" name=""/>
+                    <pic:cNvPicPr/>
+                  </pic:nvPicPr>
+                  <pic:blipFill>
+                    <a:blip r:embed="rId26"/>
+                    <a:stretch>
+                      <a:fillRect/>
+                    </a:stretch>
+                  </pic:blipFill>
+                  <pic:spPr>
+                    <a:xfrm>
+                      <a:off x="0" y="0"/>
+                      <a:ext cx="3858205" cy="4091460"/>
+                    </a:xfrm>
+                    <a:prstGeom prst="rect">
+                      <a:avLst/>
+                    </a:prstGeom>
+                  </pic:spPr>
+                </pic:pic>
+              </a:graphicData>
+            </a:graphic>
+          </wp:inline>
+        </w:drawing>
+      </w:r>
+    </w:p>
     <w:p/>
+    <w:p>
+      <w:r>
+        <w:lastRenderedPageBreak/>
+        <w:t>Задача.</w:t>
+      </w:r>
+    </w:p>
+    <w:p>
+      <w:r>
+        <w:t xml:space="preserve">Определите ток базы транзистора </w:t>
+      </w:r>
+      <w:r>
+        <w:rPr>
+          <w:lang w:val="en-US"/>
+        </w:rPr>
+        <w:t>Q</w:t>
+      </w:r>
+      <w:r>
+        <w:t>1</w:t>
+      </w:r>
+      <w:r>
+        <w:t xml:space="preserve">. Оба транзистора имеют коэффициент усиления по току 100. </w:t>
+      </w:r>
+    </w:p>
+    <w:p/>
+    <w:p>
+      <w:r>
+        <w:drawing>
+          <wp:inline distT="0" distB="0" distL="0" distR="0" wp14:anchorId="1711FEAF" wp14:editId="11DDDA16">
+            <wp:extent cx="5940425" cy="6258560"/>
+            <wp:effectExtent l="0" t="0" r="3175" b="8890"/>
+            <wp:docPr id="1465968010" name="Рисунок 1"/>
+            <wp:cNvGraphicFramePr>
+              <a:graphicFrameLocks xmlns:a="http://schemas.openxmlformats.org/drawingml/2006/main" noChangeAspect="1"/>
+            </wp:cNvGraphicFramePr>
+            <a:graphic xmlns:a="http://schemas.openxmlformats.org/drawingml/2006/main">
+              <a:graphicData uri="http://schemas.openxmlformats.org/drawingml/2006/picture">
+                <pic:pic xmlns:pic="http://schemas.openxmlformats.org/drawingml/2006/picture">
+                  <pic:nvPicPr>
+                    <pic:cNvPr id="1465968010" name=""/>
+                    <pic:cNvPicPr/>
+                  </pic:nvPicPr>
+                  <pic:blipFill>
+                    <a:blip r:embed="rId29"/>
+                    <a:stretch>
+                      <a:fillRect/>
+                    </a:stretch>
+                  </pic:blipFill>
+                  <pic:spPr>
+                    <a:xfrm>
+                      <a:off x="0" y="0"/>
+                      <a:ext cx="5940425" cy="6258560"/>
+                    </a:xfrm>
+                    <a:prstGeom prst="rect">
+                      <a:avLst/>
+                    </a:prstGeom>
+                  </pic:spPr>
+                </pic:pic>
+              </a:graphicData>
+            </a:graphic>
+          </wp:inline>
+        </w:drawing>
+      </w:r>
+    </w:p>
     <w:sectPr>
       <w:pgSz w:w="11906" w:h="16838"/>
       <w:pgMar w:top="1134" w:right="850" w:bottom="1134" w:left="1701" w:header="708" w:footer="708" w:gutter="0"/>

--- a/статьи/аналоговая схемотехника для начинающих.docx
+++ b/статьи/аналоговая схемотехника для начинающих.docx
@@ -5073,7 +5073,7 @@
         <mc:AlternateContent>
           <mc:Choice Requires="wpg">
             <w:drawing>
-              <wp:anchor distT="0" distB="0" distL="114300" distR="114300" simplePos="0" relativeHeight="251763712" behindDoc="0" locked="0" layoutInCell="1" allowOverlap="1" wp14:anchorId="2B085723" wp14:editId="4431471A">
+              <wp:anchor distT="0" distB="0" distL="114300" distR="114300" simplePos="0" relativeHeight="251763712" behindDoc="0" locked="0" layoutInCell="1" allowOverlap="1" wp14:anchorId="2B085723" wp14:editId="276E5919">
                 <wp:simplePos x="0" y="0"/>
                 <wp:positionH relativeFrom="column">
                   <wp:posOffset>272415</wp:posOffset>
@@ -7551,25 +7551,7 @@
     </w:p>
     <w:p>
       <w:r>
-        <w:t xml:space="preserve">С общим Эмиттером, </w:t>
-      </w:r>
-      <w:r>
-        <w:t xml:space="preserve">С общим </w:t>
-      </w:r>
-      <w:r>
-        <w:t>Коллектором, С</w:t>
-      </w:r>
-      <w:r>
-        <w:t xml:space="preserve"> общ</w:t>
-      </w:r>
-      <w:r>
-        <w:t>ей</w:t>
-      </w:r>
-      <w:r>
-        <w:t xml:space="preserve"> </w:t>
-      </w:r>
-      <w:r>
-        <w:t>Базой.</w:t>
+        <w:t>С общим Эмиттером, С общим Коллектором, С общей Базой.</w:t>
       </w:r>
     </w:p>
     <w:p>
@@ -7590,6 +7572,7 @@
       </w:pPr>
       <w:r>
         <w:rPr>
+          <w:noProof/>
           <w:lang w:val="en-US"/>
         </w:rPr>
         <w:drawing>
@@ -7701,19 +7684,7 @@
     <w:p>
       <w:r>
         <w:lastRenderedPageBreak/>
-        <w:t>Подключите транзистор по схеме с общ</w:t>
-      </w:r>
-      <w:r>
-        <w:t>им</w:t>
-      </w:r>
-      <w:r>
-        <w:t xml:space="preserve"> </w:t>
-      </w:r>
-      <w:r>
-        <w:t>эмиттером</w:t>
-      </w:r>
-      <w:r>
-        <w:t xml:space="preserve"> = нарисуйте контакты выхода и выхода</w:t>
+        <w:t>Подключите транзистор по схеме с общим эмиттером = нарисуйте контакты выхода и выхода</w:t>
       </w:r>
     </w:p>
     <w:p>
@@ -7760,13 +7731,7 @@
     </w:p>
     <w:p>
       <w:r>
-        <w:t xml:space="preserve">Подключите транзистор по схеме с общим </w:t>
-      </w:r>
-      <w:r>
-        <w:t>коллектором</w:t>
-      </w:r>
-      <w:r>
-        <w:t xml:space="preserve"> = нарисуйте контакты выхода и выхода</w:t>
+        <w:t>Подключите транзистор по схеме с общим коллектором = нарисуйте контакты выхода и выхода</w:t>
       </w:r>
     </w:p>
     <w:p>
@@ -7837,7 +7802,15 @@
     </w:p>
     <w:p/>
     <w:p>
-      <w:r>
+      <w:pPr>
+        <w:rPr>
+          <w:lang w:val="en-US"/>
+        </w:rPr>
+      </w:pPr>
+      <w:r>
+        <w:rPr>
+          <w:noProof/>
+        </w:rPr>
         <w:drawing>
           <wp:inline distT="0" distB="0" distL="0" distR="0" wp14:anchorId="1711FEAF" wp14:editId="11DDDA16">
             <wp:extent cx="5940425" cy="6258560"/>
@@ -7875,6 +7848,362 @@
         </w:drawing>
       </w:r>
     </w:p>
+    <w:p>
+      <w:pPr>
+        <w:rPr>
+          <w:lang w:val="en-US"/>
+        </w:rPr>
+      </w:pPr>
+    </w:p>
+    <w:p>
+      <w:pPr>
+        <w:rPr>
+          <w:lang w:val="en-US"/>
+        </w:rPr>
+      </w:pPr>
+    </w:p>
+    <w:p>
+      <w:pPr>
+        <w:rPr>
+          <w:lang w:val="en-US"/>
+        </w:rPr>
+      </w:pPr>
+    </w:p>
+    <w:p>
+      <w:pPr>
+        <w:rPr>
+          <w:lang w:val="en-US"/>
+        </w:rPr>
+      </w:pPr>
+    </w:p>
+    <w:p>
+      <w:pPr>
+        <w:rPr>
+          <w:lang w:val="en-US"/>
+        </w:rPr>
+      </w:pPr>
+    </w:p>
+    <w:p>
+      <w:pPr>
+        <w:rPr>
+          <w:lang w:val="en-US"/>
+        </w:rPr>
+      </w:pPr>
+    </w:p>
+    <w:p>
+      <w:pPr>
+        <w:rPr>
+          <w:lang w:val="en-US"/>
+        </w:rPr>
+      </w:pPr>
+    </w:p>
+    <w:p>
+      <w:pPr>
+        <w:pStyle w:val="2"/>
+      </w:pPr>
+      <w:r>
+        <w:lastRenderedPageBreak/>
+        <w:t>ПЕРЕМЕННЫЙ ТОК</w:t>
+      </w:r>
+    </w:p>
+    <w:p>
+      <w:pPr>
+        <w:pStyle w:val="2"/>
+      </w:pPr>
+      <w:r>
+        <w:t>Конденсаторы</w:t>
+      </w:r>
+    </w:p>
+    <w:p>
+      <w:r>
+        <w:t>В</w:t>
+      </w:r>
+      <w:r>
+        <w:t xml:space="preserve"> контексте проектирования электрических схем, в упрощенном виде, можно считать, что конденсатор пропускает переменный ток и не пропускает постоянный.</w:t>
+      </w:r>
+    </w:p>
+    <w:p>
+      <w:r>
+        <w:t>Аналогия. Есть две банки, одна полная воды, а вторая пустая.  Переливаем воду из одной банки в другую, а потом обратно. Исходное количество воды не меняется, но вода через трубку постоянно течет.</w:t>
+      </w:r>
+    </w:p>
+    <w:p>
+      <w:r>
+        <w:t>Емкость конденсатора — это размер банки.</w:t>
+      </w:r>
+    </w:p>
+    <w:p>
+      <w:r>
+        <w:t>Частота сигнала – это то сколько раз за секунду мы переливаем воду из банки в банку.</w:t>
+      </w:r>
+    </w:p>
+    <w:p>
+      <w:r>
+        <w:t>ВАЖНО</w:t>
+      </w:r>
+      <w:r>
+        <w:t>!</w:t>
+      </w:r>
+    </w:p>
+    <w:p>
+      <w:r>
+        <w:t>Зависимости.</w:t>
+      </w:r>
+    </w:p>
+    <w:p>
+      <w:pPr>
+        <w:pStyle w:val="a7"/>
+        <w:numPr>
+          <w:ilvl w:val="0"/>
+          <w:numId w:val="5"/>
+        </w:numPr>
+      </w:pPr>
+      <w:r>
+        <w:t>Ч</w:t>
+      </w:r>
+      <w:r>
+        <w:t xml:space="preserve">ем чаще (быстрее) мы переливаем воду, тем большее количество воды течет между банками. </w:t>
+      </w:r>
+    </w:p>
+    <w:p>
+      <w:pPr>
+        <w:pStyle w:val="a7"/>
+        <w:numPr>
+          <w:ilvl w:val="0"/>
+          <w:numId w:val="5"/>
+        </w:numPr>
+      </w:pPr>
+      <w:r>
+        <w:t xml:space="preserve">Чем больше </w:t>
+      </w:r>
+      <w:r>
+        <w:t>банки,</w:t>
+      </w:r>
+      <w:r>
+        <w:t xml:space="preserve"> тем большее количество воды течет между банками. </w:t>
+      </w:r>
+    </w:p>
+    <w:p/>
+    <w:p>
+      <w:r>
+        <w:t>сопротивление конденсатора в зависимости от частоты</w:t>
+      </w:r>
+      <w:r>
+        <w:t xml:space="preserve"> </w:t>
+      </w:r>
+    </w:p>
+    <w:p>
+      <w:r>
+        <w:rPr>
+          <w:lang w:val="en-US"/>
+        </w:rPr>
+        <w:t>X</w:t>
+      </w:r>
+      <w:r>
+        <w:t xml:space="preserve"> = 1/(</w:t>
+      </w:r>
+      <w:r>
+        <w:rPr>
+          <w:lang w:val="en-US"/>
+        </w:rPr>
+        <w:t>C</w:t>
+      </w:r>
+      <w:r>
+        <w:t>*2*</w:t>
+      </w:r>
+      <w:r>
+        <w:t>Пи</w:t>
+      </w:r>
+      <w:r>
+        <w:t>*</w:t>
+      </w:r>
+      <w:r>
+        <w:rPr>
+          <w:lang w:val="en-US"/>
+        </w:rPr>
+        <w:t>f</w:t>
+      </w:r>
+      <w:r>
+        <w:t xml:space="preserve">)  </w:t>
+      </w:r>
+    </w:p>
+    <w:p>
+      <w:r>
+        <w:t>Упрощенный расчет.</w:t>
+      </w:r>
+    </w:p>
+    <w:p>
+      <w:r>
+        <w:t>1 мкФ на частоте 10 КГц = 15,9 Ом – приблизительно 16 Ом</w:t>
+      </w:r>
+    </w:p>
+    <w:p>
+      <w:r>
+        <w:t>Примеры расчета:</w:t>
+      </w:r>
+    </w:p>
+    <w:p>
+      <w:pPr>
+        <w:pStyle w:val="a7"/>
+        <w:numPr>
+          <w:ilvl w:val="0"/>
+          <w:numId w:val="6"/>
+        </w:numPr>
+      </w:pPr>
+      <w:r>
+        <w:t xml:space="preserve"> Снижаем частоту в 10 раз = 1 КГц</w:t>
+      </w:r>
+    </w:p>
+    <w:p>
+      <w:pPr>
+        <w:pStyle w:val="a7"/>
+      </w:pPr>
+      <w:r>
+        <w:t>1 мкФ на частоте 1 КГц = 16 Ом</w:t>
+      </w:r>
+      <w:r>
+        <w:t>*10=160 Ом</w:t>
+      </w:r>
+    </w:p>
+    <w:p>
+      <w:pPr>
+        <w:pStyle w:val="a7"/>
+        <w:numPr>
+          <w:ilvl w:val="0"/>
+          <w:numId w:val="6"/>
+        </w:numPr>
+      </w:pPr>
+      <w:r>
+        <w:t>Увеличиваем емкость в</w:t>
+      </w:r>
+      <w:r>
+        <w:t xml:space="preserve"> 10 раз = 1 мкФ</w:t>
+      </w:r>
+    </w:p>
+    <w:p>
+      <w:pPr>
+        <w:pStyle w:val="a7"/>
+      </w:pPr>
+      <w:r>
+        <w:t>1</w:t>
+      </w:r>
+      <w:r>
+        <w:t xml:space="preserve">0 </w:t>
+      </w:r>
+      <w:r>
+        <w:t>мкФ на частоте 1 КГц = 160 Ом</w:t>
+      </w:r>
+      <w:r>
+        <w:t>/10=16 Ом</w:t>
+      </w:r>
+    </w:p>
+    <w:p>
+      <w:pPr>
+        <w:pStyle w:val="a7"/>
+      </w:pPr>
+    </w:p>
+    <w:p>
+      <w:pPr>
+        <w:pStyle w:val="2"/>
+      </w:pPr>
+      <w:r>
+        <w:t>Сдвиг фазы</w:t>
+      </w:r>
+    </w:p>
+    <w:p>
+      <w:r>
+        <w:t xml:space="preserve">Сопротивление резистора (активное) складывается с сопротивление конденсатора (реактивное) как вектора под углом 90 градусов. </w:t>
+      </w:r>
+    </w:p>
+    <w:p>
+      <w:r>
+        <w:t xml:space="preserve">Вспоминаем геометрию треугольников. </w:t>
+      </w:r>
+    </w:p>
+    <w:p>
+      <w:r>
+        <w:t>Прямоугольный треугольник с углами:</w:t>
+      </w:r>
+    </w:p>
+    <w:p>
+      <w:r>
+        <w:t>-  30, 60, 90</w:t>
+      </w:r>
+    </w:p>
+    <w:p>
+      <w:r>
+        <w:t>- 45, 45, 90</w:t>
+      </w:r>
+    </w:p>
+    <w:p>
+      <w:r>
+        <w:t>Считать не нужно, но понимать, как это соотносится, необходимо.</w:t>
+      </w:r>
+    </w:p>
+    <w:p/>
+    <w:p/>
+    <w:p>
+      <w:r>
+        <w:lastRenderedPageBreak/>
+        <w:t>Задача</w:t>
+      </w:r>
+    </w:p>
+    <w:p>
+      <w:r>
+        <w:t xml:space="preserve">Какое сопротивление </w:t>
+      </w:r>
+      <w:r>
+        <w:rPr>
+          <w:lang w:val="en-US"/>
+        </w:rPr>
+        <w:t>C</w:t>
+      </w:r>
+      <w:r>
+        <w:t>1</w:t>
+      </w:r>
+      <w:r>
+        <w:t xml:space="preserve"> на частоте 3 КГц</w:t>
+      </w:r>
+    </w:p>
+    <w:p>
+      <w:r>
+        <w:drawing>
+          <wp:inline distT="0" distB="0" distL="0" distR="0" wp14:anchorId="79EC6F37" wp14:editId="7E73966D">
+            <wp:extent cx="5249008" cy="5325218"/>
+            <wp:effectExtent l="0" t="0" r="8890" b="8890"/>
+            <wp:docPr id="1288065957" name="Рисунок 1"/>
+            <wp:cNvGraphicFramePr>
+              <a:graphicFrameLocks xmlns:a="http://schemas.openxmlformats.org/drawingml/2006/main" noChangeAspect="1"/>
+            </wp:cNvGraphicFramePr>
+            <a:graphic xmlns:a="http://schemas.openxmlformats.org/drawingml/2006/main">
+              <a:graphicData uri="http://schemas.openxmlformats.org/drawingml/2006/picture">
+                <pic:pic xmlns:pic="http://schemas.openxmlformats.org/drawingml/2006/picture">
+                  <pic:nvPicPr>
+                    <pic:cNvPr id="1288065957" name=""/>
+                    <pic:cNvPicPr/>
+                  </pic:nvPicPr>
+                  <pic:blipFill>
+                    <a:blip r:embed="rId30"/>
+                    <a:stretch>
+                      <a:fillRect/>
+                    </a:stretch>
+                  </pic:blipFill>
+                  <pic:spPr>
+                    <a:xfrm>
+                      <a:off x="0" y="0"/>
+                      <a:ext cx="5249008" cy="5325218"/>
+                    </a:xfrm>
+                    <a:prstGeom prst="rect">
+                      <a:avLst/>
+                    </a:prstGeom>
+                  </pic:spPr>
+                </pic:pic>
+              </a:graphicData>
+            </a:graphic>
+          </wp:inline>
+        </w:drawing>
+      </w:r>
+    </w:p>
     <w:sectPr>
       <w:pgSz w:w="11906" w:h="16838"/>
       <w:pgMar w:top="1134" w:right="850" w:bottom="1134" w:left="1701" w:header="708" w:footer="708" w:gutter="0"/>
@@ -8010,6 +8339,95 @@
     </w:lvl>
   </w:abstractNum>
   <w:abstractNum w:abstractNumId="1" w15:restartNumberingAfterBreak="0">
+    <w:nsid w:val="1ADF0441"/>
+    <w:multiLevelType w:val="hybridMultilevel"/>
+    <w:tmpl w:val="318AEAD4"/>
+    <w:lvl w:ilvl="0" w:tplc="04190011">
+      <w:start w:val="1"/>
+      <w:numFmt w:val="decimal"/>
+      <w:lvlText w:val="%1)"/>
+      <w:lvlJc w:val="left"/>
+      <w:pPr>
+        <w:ind w:left="720" w:hanging="360"/>
+      </w:pPr>
+      <w:rPr>
+        <w:rFonts w:hint="default"/>
+      </w:rPr>
+    </w:lvl>
+    <w:lvl w:ilvl="1" w:tplc="04190019">
+      <w:start w:val="1"/>
+      <w:numFmt w:val="lowerLetter"/>
+      <w:lvlText w:val="%2."/>
+      <w:lvlJc w:val="left"/>
+      <w:pPr>
+        <w:ind w:left="1440" w:hanging="360"/>
+      </w:pPr>
+    </w:lvl>
+    <w:lvl w:ilvl="2" w:tplc="0419001B" w:tentative="1">
+      <w:start w:val="1"/>
+      <w:numFmt w:val="lowerRoman"/>
+      <w:lvlText w:val="%3."/>
+      <w:lvlJc w:val="right"/>
+      <w:pPr>
+        <w:ind w:left="2160" w:hanging="180"/>
+      </w:pPr>
+    </w:lvl>
+    <w:lvl w:ilvl="3" w:tplc="0419000F" w:tentative="1">
+      <w:start w:val="1"/>
+      <w:numFmt w:val="decimal"/>
+      <w:lvlText w:val="%4."/>
+      <w:lvlJc w:val="left"/>
+      <w:pPr>
+        <w:ind w:left="2880" w:hanging="360"/>
+      </w:pPr>
+    </w:lvl>
+    <w:lvl w:ilvl="4" w:tplc="04190019" w:tentative="1">
+      <w:start w:val="1"/>
+      <w:numFmt w:val="lowerLetter"/>
+      <w:lvlText w:val="%5."/>
+      <w:lvlJc w:val="left"/>
+      <w:pPr>
+        <w:ind w:left="3600" w:hanging="360"/>
+      </w:pPr>
+    </w:lvl>
+    <w:lvl w:ilvl="5" w:tplc="0419001B" w:tentative="1">
+      <w:start w:val="1"/>
+      <w:numFmt w:val="lowerRoman"/>
+      <w:lvlText w:val="%6."/>
+      <w:lvlJc w:val="right"/>
+      <w:pPr>
+        <w:ind w:left="4320" w:hanging="180"/>
+      </w:pPr>
+    </w:lvl>
+    <w:lvl w:ilvl="6" w:tplc="0419000F" w:tentative="1">
+      <w:start w:val="1"/>
+      <w:numFmt w:val="decimal"/>
+      <w:lvlText w:val="%7."/>
+      <w:lvlJc w:val="left"/>
+      <w:pPr>
+        <w:ind w:left="5040" w:hanging="360"/>
+      </w:pPr>
+    </w:lvl>
+    <w:lvl w:ilvl="7" w:tplc="04190019" w:tentative="1">
+      <w:start w:val="1"/>
+      <w:numFmt w:val="lowerLetter"/>
+      <w:lvlText w:val="%8."/>
+      <w:lvlJc w:val="left"/>
+      <w:pPr>
+        <w:ind w:left="5760" w:hanging="360"/>
+      </w:pPr>
+    </w:lvl>
+    <w:lvl w:ilvl="8" w:tplc="0419001B" w:tentative="1">
+      <w:start w:val="1"/>
+      <w:numFmt w:val="lowerRoman"/>
+      <w:lvlText w:val="%9."/>
+      <w:lvlJc w:val="right"/>
+      <w:pPr>
+        <w:ind w:left="6480" w:hanging="180"/>
+      </w:pPr>
+    </w:lvl>
+  </w:abstractNum>
+  <w:abstractNum w:abstractNumId="2" w15:restartNumberingAfterBreak="0">
     <w:nsid w:val="1DE16DF9"/>
     <w:multiLevelType w:val="hybridMultilevel"/>
     <w:tmpl w:val="25A0EA44"/>
@@ -8098,10 +8516,10 @@
       </w:pPr>
     </w:lvl>
   </w:abstractNum>
-  <w:abstractNum w:abstractNumId="2" w15:restartNumberingAfterBreak="0">
-    <w:nsid w:val="3F1962D5"/>
+  <w:abstractNum w:abstractNumId="3" w15:restartNumberingAfterBreak="0">
+    <w:nsid w:val="2B1219DF"/>
     <w:multiLevelType w:val="hybridMultilevel"/>
-    <w:tmpl w:val="0DCEF26E"/>
+    <w:tmpl w:val="43A0B79E"/>
     <w:lvl w:ilvl="0" w:tplc="04190011">
       <w:start w:val="1"/>
       <w:numFmt w:val="decimal"/>
@@ -8187,10 +8605,10 @@
       </w:pPr>
     </w:lvl>
   </w:abstractNum>
-  <w:abstractNum w:abstractNumId="3" w15:restartNumberingAfterBreak="0">
-    <w:nsid w:val="6C3165F6"/>
+  <w:abstractNum w:abstractNumId="4" w15:restartNumberingAfterBreak="0">
+    <w:nsid w:val="3F1962D5"/>
     <w:multiLevelType w:val="hybridMultilevel"/>
-    <w:tmpl w:val="756C2178"/>
+    <w:tmpl w:val="0DCEF26E"/>
     <w:lvl w:ilvl="0" w:tplc="04190011">
       <w:start w:val="1"/>
       <w:numFmt w:val="decimal"/>
@@ -8276,17 +8694,112 @@
       </w:pPr>
     </w:lvl>
   </w:abstractNum>
+  <w:abstractNum w:abstractNumId="5" w15:restartNumberingAfterBreak="0">
+    <w:nsid w:val="6C3165F6"/>
+    <w:multiLevelType w:val="hybridMultilevel"/>
+    <w:tmpl w:val="756C2178"/>
+    <w:lvl w:ilvl="0" w:tplc="04190011">
+      <w:start w:val="1"/>
+      <w:numFmt w:val="decimal"/>
+      <w:lvlText w:val="%1)"/>
+      <w:lvlJc w:val="left"/>
+      <w:pPr>
+        <w:ind w:left="720" w:hanging="360"/>
+      </w:pPr>
+      <w:rPr>
+        <w:rFonts w:hint="default"/>
+      </w:rPr>
+    </w:lvl>
+    <w:lvl w:ilvl="1" w:tplc="04190019" w:tentative="1">
+      <w:start w:val="1"/>
+      <w:numFmt w:val="lowerLetter"/>
+      <w:lvlText w:val="%2."/>
+      <w:lvlJc w:val="left"/>
+      <w:pPr>
+        <w:ind w:left="1440" w:hanging="360"/>
+      </w:pPr>
+    </w:lvl>
+    <w:lvl w:ilvl="2" w:tplc="0419001B" w:tentative="1">
+      <w:start w:val="1"/>
+      <w:numFmt w:val="lowerRoman"/>
+      <w:lvlText w:val="%3."/>
+      <w:lvlJc w:val="right"/>
+      <w:pPr>
+        <w:ind w:left="2160" w:hanging="180"/>
+      </w:pPr>
+    </w:lvl>
+    <w:lvl w:ilvl="3" w:tplc="0419000F" w:tentative="1">
+      <w:start w:val="1"/>
+      <w:numFmt w:val="decimal"/>
+      <w:lvlText w:val="%4."/>
+      <w:lvlJc w:val="left"/>
+      <w:pPr>
+        <w:ind w:left="2880" w:hanging="360"/>
+      </w:pPr>
+    </w:lvl>
+    <w:lvl w:ilvl="4" w:tplc="04190019" w:tentative="1">
+      <w:start w:val="1"/>
+      <w:numFmt w:val="lowerLetter"/>
+      <w:lvlText w:val="%5."/>
+      <w:lvlJc w:val="left"/>
+      <w:pPr>
+        <w:ind w:left="3600" w:hanging="360"/>
+      </w:pPr>
+    </w:lvl>
+    <w:lvl w:ilvl="5" w:tplc="0419001B" w:tentative="1">
+      <w:start w:val="1"/>
+      <w:numFmt w:val="lowerRoman"/>
+      <w:lvlText w:val="%6."/>
+      <w:lvlJc w:val="right"/>
+      <w:pPr>
+        <w:ind w:left="4320" w:hanging="180"/>
+      </w:pPr>
+    </w:lvl>
+    <w:lvl w:ilvl="6" w:tplc="0419000F" w:tentative="1">
+      <w:start w:val="1"/>
+      <w:numFmt w:val="decimal"/>
+      <w:lvlText w:val="%7."/>
+      <w:lvlJc w:val="left"/>
+      <w:pPr>
+        <w:ind w:left="5040" w:hanging="360"/>
+      </w:pPr>
+    </w:lvl>
+    <w:lvl w:ilvl="7" w:tplc="04190019" w:tentative="1">
+      <w:start w:val="1"/>
+      <w:numFmt w:val="lowerLetter"/>
+      <w:lvlText w:val="%8."/>
+      <w:lvlJc w:val="left"/>
+      <w:pPr>
+        <w:ind w:left="5760" w:hanging="360"/>
+      </w:pPr>
+    </w:lvl>
+    <w:lvl w:ilvl="8" w:tplc="0419001B" w:tentative="1">
+      <w:start w:val="1"/>
+      <w:numFmt w:val="lowerRoman"/>
+      <w:lvlText w:val="%9."/>
+      <w:lvlJc w:val="right"/>
+      <w:pPr>
+        <w:ind w:left="6480" w:hanging="180"/>
+      </w:pPr>
+    </w:lvl>
+  </w:abstractNum>
   <w:num w:numId="1" w16cid:durableId="736976361">
     <w:abstractNumId w:val="0"/>
   </w:num>
   <w:num w:numId="2" w16cid:durableId="127361050">
-    <w:abstractNumId w:val="1"/>
+    <w:abstractNumId w:val="2"/>
   </w:num>
   <w:num w:numId="3" w16cid:durableId="585112802">
+    <w:abstractNumId w:val="5"/>
+  </w:num>
+  <w:num w:numId="4" w16cid:durableId="1018235437">
+    <w:abstractNumId w:val="4"/>
+  </w:num>
+  <w:num w:numId="5" w16cid:durableId="1638298508">
     <w:abstractNumId w:val="3"/>
   </w:num>
-  <w:num w:numId="4" w16cid:durableId="1018235437">
-    <w:abstractNumId w:val="2"/>
+  <w:num w:numId="6" w16cid:durableId="1073889257">
+    <w:abstractNumId w:val="1"/>
   </w:num>
 </w:numbering>
 </file>

--- a/статьи/аналоговая схемотехника для начинающих.docx
+++ b/статьи/аналоговая схемотехника для начинающих.docx
@@ -327,7 +327,7 @@
         <mc:AlternateContent>
           <mc:Choice Requires="wps">
             <w:drawing>
-              <wp:anchor distT="0" distB="0" distL="114300" distR="114300" simplePos="0" relativeHeight="251655168" behindDoc="0" locked="0" layoutInCell="1" allowOverlap="1" wp14:anchorId="5A4544F4" wp14:editId="790ED558">
+              <wp:anchor distT="0" distB="0" distL="114300" distR="114300" simplePos="0" relativeHeight="251649024" behindDoc="0" locked="0" layoutInCell="1" allowOverlap="1" wp14:anchorId="5A4544F4" wp14:editId="24DB20BC">
                 <wp:simplePos x="0" y="0"/>
                 <wp:positionH relativeFrom="column">
                   <wp:posOffset>340451</wp:posOffset>
@@ -381,7 +381,7 @@
           </mc:Choice>
           <mc:Fallback>
             <w:pict>
-              <v:line w14:anchorId="3B116747" id="Прямая соединительная линия 6" o:spid="_x0000_s1026" style="position:absolute;z-index:251655168;visibility:visible;mso-wrap-style:square;mso-wrap-distance-left:9pt;mso-wrap-distance-top:0;mso-wrap-distance-right:9pt;mso-wrap-distance-bottom:0;mso-position-horizontal:absolute;mso-position-horizontal-relative:text;mso-position-vertical:absolute;mso-position-vertical-relative:text" from="26.8pt,11.65pt" to="86.8pt,11.65pt" o:gfxdata="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" strokecolor="#002060" strokeweight="1.25pt">
+              <v:line w14:anchorId="2ED80F15" id="Прямая соединительная линия 6" o:spid="_x0000_s1026" style="position:absolute;z-index:251649024;visibility:visible;mso-wrap-style:square;mso-wrap-distance-left:9pt;mso-wrap-distance-top:0;mso-wrap-distance-right:9pt;mso-wrap-distance-bottom:0;mso-position-horizontal:absolute;mso-position-horizontal-relative:text;mso-position-vertical:absolute;mso-position-vertical-relative:text" from="26.8pt,11.65pt" to="86.8pt,11.65pt" o:gfxdata="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" strokecolor="#002060" strokeweight="1.25pt">
                 <v:stroke joinstyle="miter"/>
               </v:line>
             </w:pict>
@@ -395,7 +395,7 @@
         <mc:AlternateContent>
           <mc:Choice Requires="wps">
             <w:drawing>
-              <wp:anchor distT="0" distB="0" distL="114300" distR="114300" simplePos="0" relativeHeight="251654144" behindDoc="0" locked="0" layoutInCell="1" allowOverlap="1" wp14:anchorId="1C9F6017" wp14:editId="796A2B5F">
+              <wp:anchor distT="0" distB="0" distL="114300" distR="114300" simplePos="0" relativeHeight="251648000" behindDoc="0" locked="0" layoutInCell="1" allowOverlap="1" wp14:anchorId="1C9F6017" wp14:editId="37DC98B5">
                 <wp:simplePos x="0" y="0"/>
                 <wp:positionH relativeFrom="column">
                   <wp:posOffset>1104900</wp:posOffset>
@@ -439,7 +439,7 @@
           </mc:Choice>
           <mc:Fallback>
             <w:pict>
-              <v:line w14:anchorId="05853989" id="Прямая соединительная линия 5" o:spid="_x0000_s1026" style="position:absolute;z-index:251654144;visibility:visible;mso-wrap-style:square;mso-wrap-distance-left:9pt;mso-wrap-distance-top:0;mso-wrap-distance-right:9pt;mso-wrap-distance-bottom:0;mso-position-horizontal:absolute;mso-position-horizontal-relative:text;mso-position-vertical:absolute;mso-position-vertical-relative:text" from="87pt,11.5pt" to="87pt,84.8pt" o:gfxdata="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" strokecolor="#002060" strokeweight="1.5pt">
+              <v:line w14:anchorId="5BE8D1AF" id="Прямая соединительная линия 5" o:spid="_x0000_s1026" style="position:absolute;z-index:251648000;visibility:visible;mso-wrap-style:square;mso-wrap-distance-left:9pt;mso-wrap-distance-top:0;mso-wrap-distance-right:9pt;mso-wrap-distance-bottom:0;mso-position-horizontal:absolute;mso-position-horizontal-relative:text;mso-position-vertical:absolute;mso-position-vertical-relative:text" from="87pt,11.5pt" to="87pt,84.8pt" o:gfxdata="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" strokecolor="#002060" strokeweight="1.5pt">
                 <v:stroke joinstyle="miter"/>
               </v:line>
             </w:pict>
@@ -453,7 +453,7 @@
         <mc:AlternateContent>
           <mc:Choice Requires="wps">
             <w:drawing>
-              <wp:anchor distT="0" distB="0" distL="114300" distR="114300" simplePos="0" relativeHeight="251652096" behindDoc="0" locked="0" layoutInCell="1" allowOverlap="1" wp14:anchorId="277CD643" wp14:editId="3F09E385">
+              <wp:anchor distT="0" distB="0" distL="114300" distR="114300" simplePos="0" relativeHeight="251645952" behindDoc="0" locked="0" layoutInCell="1" allowOverlap="1" wp14:anchorId="277CD643" wp14:editId="36B4242D">
                 <wp:simplePos x="0" y="0"/>
                 <wp:positionH relativeFrom="column">
                   <wp:posOffset>740228</wp:posOffset>
@@ -503,7 +503,7 @@
           </mc:Choice>
           <mc:Fallback>
             <w:pict>
-              <v:line w14:anchorId="7F532E6F" id="Прямая соединительная линия 5" o:spid="_x0000_s1026" style="position:absolute;z-index:251652096;visibility:visible;mso-wrap-style:square;mso-width-percent:0;mso-height-percent:0;mso-wrap-distance-left:9pt;mso-wrap-distance-top:0;mso-wrap-distance-right:9pt;mso-wrap-distance-bottom:0;mso-position-horizontal:absolute;mso-position-horizontal-relative:text;mso-position-vertical:absolute;mso-position-vertical-relative:text;mso-width-percent:0;mso-height-percent:0;mso-width-relative:margin;mso-height-relative:margin" from="58.3pt,11.5pt" to="58.3pt,84.8pt" o:gfxdata="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" strokecolor="#002060" strokeweight="1.5pt">
+              <v:line w14:anchorId="57A21CF1" id="Прямая соединительная линия 5" o:spid="_x0000_s1026" style="position:absolute;z-index:251645952;visibility:visible;mso-wrap-style:square;mso-width-percent:0;mso-height-percent:0;mso-wrap-distance-left:9pt;mso-wrap-distance-top:0;mso-wrap-distance-right:9pt;mso-wrap-distance-bottom:0;mso-position-horizontal:absolute;mso-position-horizontal-relative:text;mso-position-vertical:absolute;mso-position-vertical-relative:text;mso-width-percent:0;mso-height-percent:0;mso-width-relative:margin;mso-height-relative:margin" from="58.3pt,11.5pt" to="58.3pt,84.8pt" o:gfxdata="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" strokecolor="#002060" strokeweight="1.5pt">
                 <v:stroke joinstyle="miter"/>
               </v:line>
             </w:pict>
@@ -517,7 +517,7 @@
         <mc:AlternateContent>
           <mc:Choice Requires="wps">
             <w:drawing>
-              <wp:anchor distT="0" distB="0" distL="114300" distR="114300" simplePos="0" relativeHeight="251650048" behindDoc="0" locked="0" layoutInCell="1" allowOverlap="1" wp14:anchorId="2F58F635" wp14:editId="040E98D5">
+              <wp:anchor distT="0" distB="0" distL="114300" distR="114300" simplePos="0" relativeHeight="251643904" behindDoc="0" locked="0" layoutInCell="1" allowOverlap="1" wp14:anchorId="2F58F635" wp14:editId="5C1F4558">
                 <wp:simplePos x="0" y="0"/>
                 <wp:positionH relativeFrom="column">
                   <wp:posOffset>340451</wp:posOffset>
@@ -571,7 +571,7 @@
           </mc:Choice>
           <mc:Fallback>
             <w:pict>
-              <v:line w14:anchorId="3B56D5DE" id="Прямая соединительная линия 5" o:spid="_x0000_s1026" style="position:absolute;z-index:251650048;visibility:visible;mso-wrap-style:square;mso-wrap-distance-left:9pt;mso-wrap-distance-top:0;mso-wrap-distance-right:9pt;mso-wrap-distance-bottom:0;mso-position-horizontal:absolute;mso-position-horizontal-relative:text;mso-position-vertical:absolute;mso-position-vertical-relative:text" from="26.8pt,11.65pt" to="26.8pt,84.95pt" o:gfxdata="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" strokecolor="#002060" strokeweight="1.5pt">
+              <v:line w14:anchorId="68BCB9EE" id="Прямая соединительная линия 5" o:spid="_x0000_s1026" style="position:absolute;z-index:251643904;visibility:visible;mso-wrap-style:square;mso-wrap-distance-left:9pt;mso-wrap-distance-top:0;mso-wrap-distance-right:9pt;mso-wrap-distance-bottom:0;mso-position-horizontal:absolute;mso-position-horizontal-relative:text;mso-position-vertical:absolute;mso-position-vertical-relative:text" from="26.8pt,11.65pt" to="26.8pt,84.95pt" o:gfxdata="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" strokecolor="#002060" strokeweight="1.5pt">
                 <v:stroke joinstyle="miter"/>
               </v:line>
             </w:pict>
@@ -587,7 +587,7 @@
         <mc:AlternateContent>
           <mc:Choice Requires="wps">
             <w:drawing>
-              <wp:anchor distT="0" distB="0" distL="114300" distR="114300" simplePos="0" relativeHeight="251660288" behindDoc="0" locked="0" layoutInCell="1" allowOverlap="1" wp14:anchorId="6D9FBE92" wp14:editId="2BB3D809">
+              <wp:anchor distT="0" distB="0" distL="114300" distR="114300" simplePos="0" relativeHeight="251654144" behindDoc="0" locked="0" layoutInCell="1" allowOverlap="1" wp14:anchorId="6D9FBE92" wp14:editId="53DEA9C4">
                 <wp:simplePos x="0" y="0"/>
                 <wp:positionH relativeFrom="column">
                   <wp:posOffset>1049655</wp:posOffset>
@@ -640,7 +640,7 @@
           </mc:Choice>
           <mc:Fallback>
             <w:pict>
-              <v:rect w14:anchorId="18551C7B" id="Прямоугольник 4" o:spid="_x0000_s1026" style="position:absolute;margin-left:82.65pt;margin-top:8.85pt;width:10.3pt;height:25.7pt;z-index:251660288;visibility:visible;mso-wrap-style:square;mso-wrap-distance-left:9pt;mso-wrap-distance-top:0;mso-wrap-distance-right:9pt;mso-wrap-distance-bottom:0;mso-position-horizontal:absolute;mso-position-horizontal-relative:text;mso-position-vertical:absolute;mso-position-vertical-relative:text;v-text-anchor:middle" o:gfxdata="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" fillcolor="window" strokecolor="#172c51" strokeweight="1pt">
+              <v:rect w14:anchorId="07ECC771" id="Прямоугольник 4" o:spid="_x0000_s1026" style="position:absolute;margin-left:82.65pt;margin-top:8.85pt;width:10.3pt;height:25.7pt;z-index:251654144;visibility:visible;mso-wrap-style:square;mso-wrap-distance-left:9pt;mso-wrap-distance-top:0;mso-wrap-distance-right:9pt;mso-wrap-distance-bottom:0;mso-position-horizontal:absolute;mso-position-horizontal-relative:text;mso-position-vertical:absolute;mso-position-vertical-relative:text;v-text-anchor:middle" o:gfxdata="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" fillcolor="window" strokecolor="#172c51" strokeweight="1pt">
                 <w10:wrap type="topAndBottom"/>
               </v:rect>
             </w:pict>
@@ -654,7 +654,7 @@
         <mc:AlternateContent>
           <mc:Choice Requires="wps">
             <w:drawing>
-              <wp:anchor distT="0" distB="0" distL="114300" distR="114300" simplePos="0" relativeHeight="251659264" behindDoc="0" locked="0" layoutInCell="1" allowOverlap="1" wp14:anchorId="28739193" wp14:editId="3F2C9097">
+              <wp:anchor distT="0" distB="0" distL="114300" distR="114300" simplePos="0" relativeHeight="251653120" behindDoc="0" locked="0" layoutInCell="1" allowOverlap="1" wp14:anchorId="28739193" wp14:editId="676975F2">
                 <wp:simplePos x="0" y="0"/>
                 <wp:positionH relativeFrom="column">
                   <wp:posOffset>676910</wp:posOffset>
@@ -707,7 +707,7 @@
           </mc:Choice>
           <mc:Fallback>
             <w:pict>
-              <v:rect w14:anchorId="3414B528" id="Прямоугольник 4" o:spid="_x0000_s1026" style="position:absolute;margin-left:53.3pt;margin-top:8.8pt;width:10.3pt;height:25.7pt;z-index:251659264;visibility:visible;mso-wrap-style:square;mso-wrap-distance-left:9pt;mso-wrap-distance-top:0;mso-wrap-distance-right:9pt;mso-wrap-distance-bottom:0;mso-position-horizontal:absolute;mso-position-horizontal-relative:text;mso-position-vertical:absolute;mso-position-vertical-relative:text;v-text-anchor:middle" o:gfxdata="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" fillcolor="window" strokecolor="#172c51" strokeweight="1pt">
+              <v:rect w14:anchorId="60410A34" id="Прямоугольник 4" o:spid="_x0000_s1026" style="position:absolute;margin-left:53.3pt;margin-top:8.8pt;width:10.3pt;height:25.7pt;z-index:251653120;visibility:visible;mso-wrap-style:square;mso-wrap-distance-left:9pt;mso-wrap-distance-top:0;mso-wrap-distance-right:9pt;mso-wrap-distance-bottom:0;mso-position-horizontal:absolute;mso-position-horizontal-relative:text;mso-position-vertical:absolute;mso-position-vertical-relative:text;v-text-anchor:middle" o:gfxdata="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" fillcolor="window" strokecolor="#172c51" strokeweight="1pt">
                 <w10:wrap type="topAndBottom"/>
               </v:rect>
             </w:pict>
@@ -721,7 +721,7 @@
         <mc:AlternateContent>
           <mc:Choice Requires="wps">
             <w:drawing>
-              <wp:anchor distT="0" distB="0" distL="114300" distR="114300" simplePos="0" relativeHeight="251658240" behindDoc="0" locked="0" layoutInCell="1" allowOverlap="1" wp14:anchorId="5D1CECF1" wp14:editId="3DE2C1AB">
+              <wp:anchor distT="0" distB="0" distL="114300" distR="114300" simplePos="0" relativeHeight="251652096" behindDoc="0" locked="0" layoutInCell="1" allowOverlap="1" wp14:anchorId="5D1CECF1" wp14:editId="2610A3D2">
                 <wp:simplePos x="0" y="0"/>
                 <wp:positionH relativeFrom="column">
                   <wp:posOffset>280398</wp:posOffset>
@@ -780,7 +780,7 @@
           </mc:Choice>
           <mc:Fallback>
             <w:pict>
-              <v:rect w14:anchorId="05FC242C" id="Прямоугольник 4" o:spid="_x0000_s1026" style="position:absolute;margin-left:22.1pt;margin-top:8.85pt;width:10.3pt;height:25.7pt;z-index:251658240;visibility:visible;mso-wrap-style:square;mso-wrap-distance-left:9pt;mso-wrap-distance-top:0;mso-wrap-distance-right:9pt;mso-wrap-distance-bottom:0;mso-position-horizontal:absolute;mso-position-horizontal-relative:text;mso-position-vertical:absolute;mso-position-vertical-relative:text;v-text-anchor:middle" o:gfxdata="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" fillcolor="white [3212]" strokecolor="#09101d [484]" strokeweight="1pt">
+              <v:rect w14:anchorId="1354D818" id="Прямоугольник 4" o:spid="_x0000_s1026" style="position:absolute;margin-left:22.1pt;margin-top:8.85pt;width:10.3pt;height:25.7pt;z-index:251652096;visibility:visible;mso-wrap-style:square;mso-wrap-distance-left:9pt;mso-wrap-distance-top:0;mso-wrap-distance-right:9pt;mso-wrap-distance-bottom:0;mso-position-horizontal:absolute;mso-position-horizontal-relative:text;mso-position-vertical:absolute;mso-position-vertical-relative:text;v-text-anchor:middle" o:gfxdata="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" fillcolor="white [3212]" strokecolor="#09101d [484]" strokeweight="1pt">
                 <w10:wrap type="topAndBottom"/>
               </v:rect>
             </w:pict>
@@ -796,7 +796,7 @@
         <mc:AlternateContent>
           <mc:Choice Requires="wps">
             <w:drawing>
-              <wp:anchor distT="0" distB="0" distL="114300" distR="114300" simplePos="0" relativeHeight="251657216" behindDoc="0" locked="0" layoutInCell="1" allowOverlap="1" wp14:anchorId="519E23DA" wp14:editId="491B784B">
+              <wp:anchor distT="0" distB="0" distL="114300" distR="114300" simplePos="0" relativeHeight="251651072" behindDoc="0" locked="0" layoutInCell="1" allowOverlap="1" wp14:anchorId="519E23DA" wp14:editId="0583A2FE">
                 <wp:simplePos x="0" y="0"/>
                 <wp:positionH relativeFrom="column">
                   <wp:posOffset>342900</wp:posOffset>
@@ -840,7 +840,7 @@
           </mc:Choice>
           <mc:Fallback>
             <w:pict>
-              <v:line w14:anchorId="64C30595" id="Прямая соединительная линия 6" o:spid="_x0000_s1026" style="position:absolute;z-index:251657216;visibility:visible;mso-wrap-style:square;mso-wrap-distance-left:9pt;mso-wrap-distance-top:0;mso-wrap-distance-right:9pt;mso-wrap-distance-bottom:0;mso-position-horizontal:absolute;mso-position-horizontal-relative:text;mso-position-vertical:absolute;mso-position-vertical-relative:text" from="27pt,3.7pt" to="87pt,3.7pt" o:gfxdata="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" strokecolor="#002060" strokeweight="1.25pt">
+              <v:line w14:anchorId="1D772193" id="Прямая соединительная линия 6" o:spid="_x0000_s1026" style="position:absolute;z-index:251651072;visibility:visible;mso-wrap-style:square;mso-wrap-distance-left:9pt;mso-wrap-distance-top:0;mso-wrap-distance-right:9pt;mso-wrap-distance-bottom:0;mso-position-horizontal:absolute;mso-position-horizontal-relative:text;mso-position-vertical:absolute;mso-position-vertical-relative:text" from="27pt,3.7pt" to="87pt,3.7pt" o:gfxdata="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" strokecolor="#002060" strokeweight="1.25pt">
                 <v:stroke joinstyle="miter"/>
               </v:line>
             </w:pict>
@@ -961,71 +961,764 @@
           <w:noProof/>
         </w:rPr>
         <mc:AlternateContent>
-          <mc:Choice Requires="wps">
+          <mc:Choice Requires="wpg">
             <w:drawing>
-              <wp:anchor distT="0" distB="0" distL="114300" distR="114300" simplePos="0" relativeHeight="251662336" behindDoc="0" locked="0" layoutInCell="1" allowOverlap="1" wp14:anchorId="39D3786D" wp14:editId="2D738951">
+              <wp:anchor distT="0" distB="0" distL="114300" distR="114300" simplePos="0" relativeHeight="251668480" behindDoc="0" locked="0" layoutInCell="1" allowOverlap="1" wp14:anchorId="62C20E6A" wp14:editId="2023B0C7">
                 <wp:simplePos x="0" y="0"/>
                 <wp:positionH relativeFrom="column">
                   <wp:posOffset>-440055</wp:posOffset>
                 </wp:positionH>
                 <wp:positionV relativeFrom="paragraph">
-                  <wp:posOffset>351790</wp:posOffset>
+                  <wp:posOffset>222250</wp:posOffset>
                 </wp:positionV>
-                <wp:extent cx="3931285" cy="3810"/>
-                <wp:effectExtent l="0" t="0" r="31115" b="34290"/>
+                <wp:extent cx="3931285" cy="1190625"/>
+                <wp:effectExtent l="0" t="0" r="31115" b="28575"/>
                 <wp:wrapNone/>
-                <wp:docPr id="1800665726" name="Прямая соединительная линия 3"/>
+                <wp:docPr id="742709517" name="Группа 70"/>
                 <wp:cNvGraphicFramePr/>
                 <a:graphic xmlns:a="http://schemas.openxmlformats.org/drawingml/2006/main">
-                  <a:graphicData uri="http://schemas.microsoft.com/office/word/2010/wordprocessingShape">
-                    <wps:wsp>
-                      <wps:cNvCnPr/>
-                      <wps:spPr>
+                  <a:graphicData uri="http://schemas.microsoft.com/office/word/2010/wordprocessingGroup">
+                    <wpg:wgp>
+                      <wpg:cNvGrpSpPr/>
+                      <wpg:grpSpPr>
                         <a:xfrm>
                           <a:off x="0" y="0"/>
-                          <a:ext cx="3931285" cy="3810"/>
+                          <a:ext cx="3931285" cy="1190625"/>
+                          <a:chOff x="0" y="0"/>
+                          <a:chExt cx="3931285" cy="1190625"/>
                         </a:xfrm>
-                        <a:prstGeom prst="line">
-                          <a:avLst/>
-                        </a:prstGeom>
-                        <a:ln w="12700">
+                      </wpg:grpSpPr>
+                      <wpg:grpSp>
+                        <wpg:cNvPr id="1515808267" name="Группа 68"/>
+                        <wpg:cNvGrpSpPr/>
+                        <wpg:grpSpPr>
+                          <a:xfrm>
+                            <a:off x="0" y="129540"/>
+                            <a:ext cx="3931285" cy="962660"/>
+                            <a:chOff x="0" y="0"/>
+                            <a:chExt cx="3931285" cy="962660"/>
+                          </a:xfrm>
+                        </wpg:grpSpPr>
+                        <wps:wsp>
+                          <wps:cNvPr id="35470492" name="Прямая соединительная линия 13"/>
+                          <wps:cNvCnPr/>
+                          <wps:spPr>
+                            <a:xfrm flipV="1">
+                              <a:off x="411480" y="944880"/>
+                              <a:ext cx="1277815" cy="17780"/>
+                            </a:xfrm>
+                            <a:prstGeom prst="line">
+                              <a:avLst/>
+                            </a:prstGeom>
+                            <a:noFill/>
+                            <a:ln w="12700" cap="flat" cmpd="sng" algn="ctr">
+                              <a:solidFill>
+                                <a:sysClr val="windowText" lastClr="000000">
+                                  <a:lumMod val="95000"/>
+                                  <a:lumOff val="5000"/>
+                                </a:sysClr>
+                              </a:solidFill>
+                              <a:prstDash val="solid"/>
+                              <a:miter lim="800000"/>
+                            </a:ln>
+                            <a:effectLst/>
+                          </wps:spPr>
+                          <wps:bodyPr/>
+                        </wps:wsp>
+                        <wps:wsp>
+                          <wps:cNvPr id="1140019846" name="Прямая соединительная линия 13"/>
+                          <wps:cNvCnPr/>
+                          <wps:spPr>
+                            <a:xfrm flipV="1">
+                              <a:off x="411480" y="457200"/>
+                              <a:ext cx="2373923" cy="0"/>
+                            </a:xfrm>
+                            <a:prstGeom prst="line">
+                              <a:avLst/>
+                            </a:prstGeom>
+                            <a:ln w="12700">
+                              <a:solidFill>
+                                <a:schemeClr val="tx1">
+                                  <a:lumMod val="95000"/>
+                                  <a:lumOff val="5000"/>
+                                </a:schemeClr>
+                              </a:solidFill>
+                            </a:ln>
+                          </wps:spPr>
+                          <wps:style>
+                            <a:lnRef idx="1">
+                              <a:schemeClr val="accent1"/>
+                            </a:lnRef>
+                            <a:fillRef idx="0">
+                              <a:schemeClr val="accent1"/>
+                            </a:fillRef>
+                            <a:effectRef idx="0">
+                              <a:schemeClr val="accent1"/>
+                            </a:effectRef>
+                            <a:fontRef idx="minor">
+                              <a:schemeClr val="tx1"/>
+                            </a:fontRef>
+                          </wps:style>
+                          <wps:bodyPr/>
+                        </wps:wsp>
+                        <wps:wsp>
+                          <wps:cNvPr id="1765168222" name="Прямая соединительная линия 3"/>
+                          <wps:cNvCnPr/>
+                          <wps:spPr>
+                            <a:xfrm>
+                              <a:off x="0" y="0"/>
+                              <a:ext cx="3931285" cy="3810"/>
+                            </a:xfrm>
+                            <a:prstGeom prst="line">
+                              <a:avLst/>
+                            </a:prstGeom>
+                            <a:ln w="12700">
+                              <a:solidFill>
+                                <a:srgbClr val="002060"/>
+                              </a:solidFill>
+                            </a:ln>
+                          </wps:spPr>
+                          <wps:style>
+                            <a:lnRef idx="1">
+                              <a:schemeClr val="accent1"/>
+                            </a:lnRef>
+                            <a:fillRef idx="0">
+                              <a:schemeClr val="accent1"/>
+                            </a:fillRef>
+                            <a:effectRef idx="0">
+                              <a:schemeClr val="accent1"/>
+                            </a:effectRef>
+                            <a:fontRef idx="minor">
+                              <a:schemeClr val="tx1"/>
+                            </a:fontRef>
+                          </wps:style>
+                          <wps:bodyPr/>
+                        </wps:wsp>
+                        <wps:wsp>
+                          <wps:cNvPr id="1434323861" name="Прямая соединительная линия 14"/>
+                          <wps:cNvCnPr/>
+                          <wps:spPr>
+                            <a:xfrm>
+                              <a:off x="411480" y="0"/>
+                              <a:ext cx="0" cy="961390"/>
+                            </a:xfrm>
+                            <a:prstGeom prst="line">
+                              <a:avLst/>
+                            </a:prstGeom>
+                            <a:ln w="12700">
+                              <a:solidFill>
+                                <a:schemeClr val="tx1"/>
+                              </a:solidFill>
+                            </a:ln>
+                          </wps:spPr>
+                          <wps:style>
+                            <a:lnRef idx="1">
+                              <a:schemeClr val="accent1"/>
+                            </a:lnRef>
+                            <a:fillRef idx="0">
+                              <a:schemeClr val="accent1"/>
+                            </a:fillRef>
+                            <a:effectRef idx="0">
+                              <a:schemeClr val="accent1"/>
+                            </a:effectRef>
+                            <a:fontRef idx="minor">
+                              <a:schemeClr val="tx1"/>
+                            </a:fontRef>
+                          </wps:style>
+                          <wps:bodyPr/>
+                        </wps:wsp>
+                        <wps:wsp>
+                          <wps:cNvPr id="1615505082" name="Прямая соединительная линия 14"/>
+                          <wps:cNvCnPr/>
+                          <wps:spPr>
+                            <a:xfrm>
+                              <a:off x="1676400" y="7620"/>
+                              <a:ext cx="0" cy="941070"/>
+                            </a:xfrm>
+                            <a:prstGeom prst="line">
+                              <a:avLst/>
+                            </a:prstGeom>
+                            <a:noFill/>
+                            <a:ln w="12700" cap="flat" cmpd="sng" algn="ctr">
+                              <a:solidFill>
+                                <a:sysClr val="windowText" lastClr="000000"/>
+                              </a:solidFill>
+                              <a:prstDash val="solid"/>
+                              <a:miter lim="800000"/>
+                            </a:ln>
+                            <a:effectLst/>
+                          </wps:spPr>
+                          <wps:bodyPr/>
+                        </wps:wsp>
+                      </wpg:grpSp>
+                      <wps:wsp>
+                        <wps:cNvPr id="1722818694" name="Прямоугольник 1"/>
+                        <wps:cNvSpPr/>
+                        <wps:spPr>
+                          <a:xfrm>
+                            <a:off x="685800" y="7620"/>
+                            <a:ext cx="668020" cy="245745"/>
+                          </a:xfrm>
+                          <a:prstGeom prst="rect">
+                            <a:avLst/>
+                          </a:prstGeom>
                           <a:solidFill>
-                            <a:srgbClr val="002060"/>
+                            <a:schemeClr val="bg1"/>
                           </a:solidFill>
-                        </a:ln>
-                      </wps:spPr>
-                      <wps:style>
-                        <a:lnRef idx="1">
-                          <a:schemeClr val="accent1"/>
-                        </a:lnRef>
-                        <a:fillRef idx="0">
-                          <a:schemeClr val="accent1"/>
-                        </a:fillRef>
-                        <a:effectRef idx="0">
-                          <a:schemeClr val="accent1"/>
-                        </a:effectRef>
-                        <a:fontRef idx="minor">
-                          <a:schemeClr val="tx1"/>
-                        </a:fontRef>
-                      </wps:style>
-                      <wps:bodyPr/>
-                    </wps:wsp>
+                          <a:ln>
+                            <a:solidFill>
+                              <a:schemeClr val="accent1">
+                                <a:shade val="15000"/>
+                              </a:schemeClr>
+                            </a:solidFill>
+                          </a:ln>
+                        </wps:spPr>
+                        <wps:style>
+                          <a:lnRef idx="2">
+                            <a:schemeClr val="accent1">
+                              <a:shade val="15000"/>
+                            </a:schemeClr>
+                          </a:lnRef>
+                          <a:fillRef idx="1">
+                            <a:schemeClr val="accent1"/>
+                          </a:fillRef>
+                          <a:effectRef idx="0">
+                            <a:schemeClr val="accent1"/>
+                          </a:effectRef>
+                          <a:fontRef idx="minor">
+                            <a:schemeClr val="lt1"/>
+                          </a:fontRef>
+                        </wps:style>
+                        <wps:txbx>
+                          <w:txbxContent>
+                            <w:p>
+                              <w:pPr>
+                                <w:spacing w:after="0"/>
+                                <w:jc w:val="center"/>
+                                <w:rPr>
+                                  <w:b/>
+                                  <w:bCs/>
+                                  <w:color w:val="0D0D0D" w:themeColor="text1" w:themeTint="F2"/>
+                                  <w:sz w:val="16"/>
+                                  <w:szCs w:val="16"/>
+                                </w:rPr>
+                              </w:pPr>
+                              <w:r>
+                                <w:rPr>
+                                  <w:b/>
+                                  <w:bCs/>
+                                  <w:color w:val="0D0D0D" w:themeColor="text1" w:themeTint="F2"/>
+                                  <w:sz w:val="16"/>
+                                  <w:szCs w:val="16"/>
+                                </w:rPr>
+                                <w:t>12</w:t>
+                              </w:r>
+                            </w:p>
+                          </w:txbxContent>
+                        </wps:txbx>
+                        <wps:bodyPr rot="0" spcFirstLastPara="0" vertOverflow="overflow" horzOverflow="overflow" vert="horz" wrap="square" lIns="91440" tIns="45720" rIns="91440" bIns="45720" numCol="1" spcCol="0" rtlCol="0" fromWordArt="0" anchor="ctr" anchorCtr="0" forceAA="0" compatLnSpc="1">
+                          <a:prstTxWarp prst="textNoShape">
+                            <a:avLst/>
+                          </a:prstTxWarp>
+                          <a:noAutofit/>
+                        </wps:bodyPr>
+                      </wps:wsp>
+                      <wps:wsp>
+                        <wps:cNvPr id="115572165" name="Прямоугольник 1"/>
+                        <wps:cNvSpPr/>
+                        <wps:spPr>
+                          <a:xfrm>
+                            <a:off x="685800" y="457200"/>
+                            <a:ext cx="668020" cy="245745"/>
+                          </a:xfrm>
+                          <a:prstGeom prst="rect">
+                            <a:avLst/>
+                          </a:prstGeom>
+                          <a:solidFill>
+                            <a:sysClr val="window" lastClr="FFFFFF"/>
+                          </a:solidFill>
+                          <a:ln w="12700" cap="flat" cmpd="sng" algn="ctr">
+                            <a:solidFill>
+                              <a:srgbClr val="4472C4">
+                                <a:shade val="15000"/>
+                              </a:srgbClr>
+                            </a:solidFill>
+                            <a:prstDash val="solid"/>
+                            <a:miter lim="800000"/>
+                          </a:ln>
+                          <a:effectLst/>
+                        </wps:spPr>
+                        <wps:txbx>
+                          <w:txbxContent>
+                            <w:p>
+                              <w:pPr>
+                                <w:spacing w:after="0"/>
+                                <w:jc w:val="center"/>
+                                <w:rPr>
+                                  <w:b/>
+                                  <w:bCs/>
+                                  <w:color w:val="0D0D0D" w:themeColor="text1" w:themeTint="F2"/>
+                                  <w:sz w:val="16"/>
+                                  <w:szCs w:val="16"/>
+                                </w:rPr>
+                              </w:pPr>
+                              <w:r>
+                                <w:rPr>
+                                  <w:b/>
+                                  <w:bCs/>
+                                  <w:color w:val="0D0D0D" w:themeColor="text1" w:themeTint="F2"/>
+                                  <w:sz w:val="16"/>
+                                  <w:szCs w:val="16"/>
+                                </w:rPr>
+                                <w:t>12</w:t>
+                              </w:r>
+                            </w:p>
+                          </w:txbxContent>
+                        </wps:txbx>
+                        <wps:bodyPr rot="0" spcFirstLastPara="0" vertOverflow="overflow" horzOverflow="overflow" vert="horz" wrap="square" lIns="91440" tIns="45720" rIns="91440" bIns="45720" numCol="1" spcCol="0" rtlCol="0" fromWordArt="0" anchor="ctr" anchorCtr="0" forceAA="0" compatLnSpc="1">
+                          <a:prstTxWarp prst="textNoShape">
+                            <a:avLst/>
+                          </a:prstTxWarp>
+                          <a:noAutofit/>
+                        </wps:bodyPr>
+                      </wps:wsp>
+                      <wps:wsp>
+                        <wps:cNvPr id="411323287" name="Прямоугольник 1"/>
+                        <wps:cNvSpPr/>
+                        <wps:spPr>
+                          <a:xfrm>
+                            <a:off x="685800" y="944880"/>
+                            <a:ext cx="668020" cy="245745"/>
+                          </a:xfrm>
+                          <a:prstGeom prst="rect">
+                            <a:avLst/>
+                          </a:prstGeom>
+                          <a:solidFill>
+                            <a:sysClr val="window" lastClr="FFFFFF"/>
+                          </a:solidFill>
+                          <a:ln w="12700" cap="flat" cmpd="sng" algn="ctr">
+                            <a:solidFill>
+                              <a:srgbClr val="4472C4">
+                                <a:shade val="15000"/>
+                              </a:srgbClr>
+                            </a:solidFill>
+                            <a:prstDash val="solid"/>
+                            <a:miter lim="800000"/>
+                          </a:ln>
+                          <a:effectLst/>
+                        </wps:spPr>
+                        <wps:txbx>
+                          <w:txbxContent>
+                            <w:p>
+                              <w:pPr>
+                                <w:spacing w:after="0"/>
+                                <w:jc w:val="center"/>
+                                <w:rPr>
+                                  <w:b/>
+                                  <w:bCs/>
+                                  <w:color w:val="0D0D0D" w:themeColor="text1" w:themeTint="F2"/>
+                                  <w:sz w:val="16"/>
+                                  <w:szCs w:val="16"/>
+                                </w:rPr>
+                              </w:pPr>
+                              <w:r>
+                                <w:rPr>
+                                  <w:b/>
+                                  <w:bCs/>
+                                  <w:color w:val="0D0D0D" w:themeColor="text1" w:themeTint="F2"/>
+                                  <w:sz w:val="16"/>
+                                  <w:szCs w:val="16"/>
+                                </w:rPr>
+                                <w:t>12</w:t>
+                              </w:r>
+                            </w:p>
+                          </w:txbxContent>
+                        </wps:txbx>
+                        <wps:bodyPr rot="0" spcFirstLastPara="0" vertOverflow="overflow" horzOverflow="overflow" vert="horz" wrap="square" lIns="91440" tIns="45720" rIns="91440" bIns="45720" numCol="1" spcCol="0" rtlCol="0" fromWordArt="0" anchor="ctr" anchorCtr="0" forceAA="0" compatLnSpc="1">
+                          <a:prstTxWarp prst="textNoShape">
+                            <a:avLst/>
+                          </a:prstTxWarp>
+                          <a:noAutofit/>
+                        </wps:bodyPr>
+                      </wps:wsp>
+                      <wps:wsp>
+                        <wps:cNvPr id="1635169380" name="Прямоугольник 1"/>
+                        <wps:cNvSpPr/>
+                        <wps:spPr>
+                          <a:xfrm>
+                            <a:off x="1920240" y="0"/>
+                            <a:ext cx="668020" cy="245745"/>
+                          </a:xfrm>
+                          <a:prstGeom prst="rect">
+                            <a:avLst/>
+                          </a:prstGeom>
+                          <a:solidFill>
+                            <a:sysClr val="window" lastClr="FFFFFF"/>
+                          </a:solidFill>
+                          <a:ln w="12700" cap="flat" cmpd="sng" algn="ctr">
+                            <a:solidFill>
+                              <a:srgbClr val="4472C4">
+                                <a:shade val="15000"/>
+                              </a:srgbClr>
+                            </a:solidFill>
+                            <a:prstDash val="solid"/>
+                            <a:miter lim="800000"/>
+                          </a:ln>
+                          <a:effectLst/>
+                        </wps:spPr>
+                        <wps:txbx>
+                          <w:txbxContent>
+                            <w:p>
+                              <w:pPr>
+                                <w:spacing w:after="0"/>
+                                <w:jc w:val="center"/>
+                                <w:rPr>
+                                  <w:b/>
+                                  <w:bCs/>
+                                  <w:color w:val="0D0D0D" w:themeColor="text1" w:themeTint="F2"/>
+                                  <w:sz w:val="16"/>
+                                  <w:szCs w:val="16"/>
+                                </w:rPr>
+                              </w:pPr>
+                              <w:r>
+                                <w:rPr>
+                                  <w:b/>
+                                  <w:bCs/>
+                                  <w:color w:val="0D0D0D" w:themeColor="text1" w:themeTint="F2"/>
+                                  <w:sz w:val="16"/>
+                                  <w:szCs w:val="16"/>
+                                </w:rPr>
+                                <w:t>10</w:t>
+                              </w:r>
+                            </w:p>
+                          </w:txbxContent>
+                        </wps:txbx>
+                        <wps:bodyPr rot="0" spcFirstLastPara="0" vertOverflow="overflow" horzOverflow="overflow" vert="horz" wrap="square" lIns="91440" tIns="45720" rIns="91440" bIns="45720" numCol="1" spcCol="0" rtlCol="0" fromWordArt="0" anchor="ctr" anchorCtr="0" forceAA="0" compatLnSpc="1">
+                          <a:prstTxWarp prst="textNoShape">
+                            <a:avLst/>
+                          </a:prstTxWarp>
+                          <a:noAutofit/>
+                        </wps:bodyPr>
+                      </wps:wsp>
+                      <wps:wsp>
+                        <wps:cNvPr id="1049060608" name="Прямоугольник 1"/>
+                        <wps:cNvSpPr/>
+                        <wps:spPr>
+                          <a:xfrm>
+                            <a:off x="1920240" y="449580"/>
+                            <a:ext cx="668020" cy="245745"/>
+                          </a:xfrm>
+                          <a:prstGeom prst="rect">
+                            <a:avLst/>
+                          </a:prstGeom>
+                          <a:solidFill>
+                            <a:sysClr val="window" lastClr="FFFFFF"/>
+                          </a:solidFill>
+                          <a:ln w="12700" cap="flat" cmpd="sng" algn="ctr">
+                            <a:solidFill>
+                              <a:srgbClr val="4472C4">
+                                <a:shade val="15000"/>
+                              </a:srgbClr>
+                            </a:solidFill>
+                            <a:prstDash val="solid"/>
+                            <a:miter lim="800000"/>
+                          </a:ln>
+                          <a:effectLst/>
+                        </wps:spPr>
+                        <wps:txbx>
+                          <w:txbxContent>
+                            <w:p>
+                              <w:pPr>
+                                <w:spacing w:after="0"/>
+                                <w:jc w:val="center"/>
+                                <w:rPr>
+                                  <w:b/>
+                                  <w:bCs/>
+                                  <w:color w:val="0D0D0D" w:themeColor="text1" w:themeTint="F2"/>
+                                  <w:sz w:val="16"/>
+                                  <w:szCs w:val="16"/>
+                                </w:rPr>
+                              </w:pPr>
+                              <w:r>
+                                <w:rPr>
+                                  <w:b/>
+                                  <w:bCs/>
+                                  <w:color w:val="0D0D0D" w:themeColor="text1" w:themeTint="F2"/>
+                                  <w:sz w:val="16"/>
+                                  <w:szCs w:val="16"/>
+                                </w:rPr>
+                                <w:t>10</w:t>
+                              </w:r>
+                            </w:p>
+                          </w:txbxContent>
+                        </wps:txbx>
+                        <wps:bodyPr rot="0" spcFirstLastPara="0" vertOverflow="overflow" horzOverflow="overflow" vert="horz" wrap="square" lIns="91440" tIns="45720" rIns="91440" bIns="45720" numCol="1" spcCol="0" rtlCol="0" fromWordArt="0" anchor="ctr" anchorCtr="0" forceAA="0" compatLnSpc="1">
+                          <a:prstTxWarp prst="textNoShape">
+                            <a:avLst/>
+                          </a:prstTxWarp>
+                          <a:noAutofit/>
+                        </wps:bodyPr>
+                      </wps:wsp>
+                      <wps:wsp>
+                        <wps:cNvPr id="864526564" name="Прямоугольник 1"/>
+                        <wps:cNvSpPr/>
+                        <wps:spPr>
+                          <a:xfrm>
+                            <a:off x="2994660" y="7620"/>
+                            <a:ext cx="668020" cy="245745"/>
+                          </a:xfrm>
+                          <a:prstGeom prst="rect">
+                            <a:avLst/>
+                          </a:prstGeom>
+                          <a:solidFill>
+                            <a:sysClr val="window" lastClr="FFFFFF"/>
+                          </a:solidFill>
+                          <a:ln w="12700" cap="flat" cmpd="sng" algn="ctr">
+                            <a:solidFill>
+                              <a:srgbClr val="4472C4">
+                                <a:shade val="15000"/>
+                              </a:srgbClr>
+                            </a:solidFill>
+                            <a:prstDash val="solid"/>
+                            <a:miter lim="800000"/>
+                          </a:ln>
+                          <a:effectLst/>
+                        </wps:spPr>
+                        <wps:txbx>
+                          <w:txbxContent>
+                            <w:p>
+                              <w:pPr>
+                                <w:spacing w:after="0"/>
+                                <w:jc w:val="center"/>
+                                <w:rPr>
+                                  <w:b/>
+                                  <w:bCs/>
+                                  <w:color w:val="0D0D0D" w:themeColor="text1" w:themeTint="F2"/>
+                                  <w:sz w:val="16"/>
+                                  <w:szCs w:val="16"/>
+                                </w:rPr>
+                              </w:pPr>
+                              <w:r>
+                                <w:rPr>
+                                  <w:b/>
+                                  <w:bCs/>
+                                  <w:color w:val="0D0D0D" w:themeColor="text1" w:themeTint="F2"/>
+                                  <w:sz w:val="16"/>
+                                  <w:szCs w:val="16"/>
+                                </w:rPr>
+                                <w:t>10</w:t>
+                              </w:r>
+                            </w:p>
+                          </w:txbxContent>
+                        </wps:txbx>
+                        <wps:bodyPr rot="0" spcFirstLastPara="0" vertOverflow="overflow" horzOverflow="overflow" vert="horz" wrap="square" lIns="91440" tIns="45720" rIns="91440" bIns="45720" numCol="1" spcCol="0" rtlCol="0" fromWordArt="0" anchor="ctr" anchorCtr="0" forceAA="0" compatLnSpc="1">
+                          <a:prstTxWarp prst="textNoShape">
+                            <a:avLst/>
+                          </a:prstTxWarp>
+                          <a:noAutofit/>
+                        </wps:bodyPr>
+                      </wps:wsp>
+                    </wpg:wgp>
                   </a:graphicData>
                 </a:graphic>
-                <wp14:sizeRelH relativeFrom="margin">
-                  <wp14:pctWidth>0</wp14:pctWidth>
-                </wp14:sizeRelH>
-                <wp14:sizeRelV relativeFrom="margin">
-                  <wp14:pctHeight>0</wp14:pctHeight>
-                </wp14:sizeRelV>
               </wp:anchor>
             </w:drawing>
           </mc:Choice>
           <mc:Fallback>
             <w:pict>
-              <v:line w14:anchorId="2AC1AFAB" id="Прямая соединительная линия 3" o:spid="_x0000_s1026" style="position:absolute;z-index:251662336;visibility:visible;mso-wrap-style:square;mso-width-percent:0;mso-height-percent:0;mso-wrap-distance-left:9pt;mso-wrap-distance-top:0;mso-wrap-distance-right:9pt;mso-wrap-distance-bottom:0;mso-position-horizontal:absolute;mso-position-horizontal-relative:text;mso-position-vertical:absolute;mso-position-vertical-relative:text;mso-width-percent:0;mso-height-percent:0;mso-width-relative:margin;mso-height-relative:margin" from="-34.65pt,27.7pt" to="274.9pt,28pt" o:gfxdata="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" strokecolor="#002060" strokeweight="1pt">
-                <v:stroke joinstyle="miter"/>
-              </v:line>
+              <v:group w14:anchorId="62C20E6A" id="Группа 70" o:spid="_x0000_s1026" style="position:absolute;margin-left:-34.65pt;margin-top:17.5pt;width:309.55pt;height:93.75pt;z-index:251668480" coordsize="39312,11906" o:gfxdata="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">
+                <v:group id="Группа 68" o:spid="_x0000_s1027" style="position:absolute;top:1295;width:39312;height:9627" coordsize="39312,9626" o:gfxdata="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">
+                  <v:line id="Прямая соединительная линия 13" o:spid="_x0000_s1028" style="position:absolute;flip:y;visibility:visible;mso-wrap-style:square" from="4114,9448" to="16892,9626" o:connectortype="straight" o:gfxdata="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" strokecolor="#0d0d0d" strokeweight="1pt">
+                    <v:stroke joinstyle="miter"/>
+                  </v:line>
+                  <v:line id="Прямая соединительная линия 13" o:spid="_x0000_s1029" style="position:absolute;flip:y;visibility:visible;mso-wrap-style:square" from="4114,4572" to="27854,4572" o:connectortype="straight" o:gfxdata="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" strokecolor="#0d0d0d [3069]" strokeweight="1pt">
+                    <v:stroke joinstyle="miter"/>
+                  </v:line>
+                  <v:line id="Прямая соединительная линия 3" o:spid="_x0000_s1030" style="position:absolute;visibility:visible;mso-wrap-style:square" from="0,0" to="39312,38" o:connectortype="straight" o:gfxdata="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" strokecolor="#002060" strokeweight="1pt">
+                    <v:stroke joinstyle="miter"/>
+                  </v:line>
+                  <v:line id="Прямая соединительная линия 14" o:spid="_x0000_s1031" style="position:absolute;visibility:visible;mso-wrap-style:square" from="4114,0" to="4114,9613" o:connectortype="straight" o:gfxdata="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" strokecolor="black [3213]" strokeweight="1pt">
+                    <v:stroke joinstyle="miter"/>
+                  </v:line>
+                  <v:line id="Прямая соединительная линия 14" o:spid="_x0000_s1032" style="position:absolute;visibility:visible;mso-wrap-style:square" from="16764,76" to="16764,9486" o:connectortype="straight" o:gfxdata="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" strokecolor="windowText" strokeweight="1pt">
+                    <v:stroke joinstyle="miter"/>
+                  </v:line>
+                </v:group>
+                <v:rect id="Прямоугольник 1" o:spid="_x0000_s1033" style="position:absolute;left:6858;top:76;width:6680;height:2457;visibility:visible;mso-wrap-style:square;v-text-anchor:middle" o:gfxdata="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" fillcolor="white [3212]" strokecolor="#09101d [484]" strokeweight="1pt">
+                  <v:textbox>
+                    <w:txbxContent>
+                      <w:p>
+                        <w:pPr>
+                          <w:spacing w:after="0"/>
+                          <w:jc w:val="center"/>
+                          <w:rPr>
+                            <w:b/>
+                            <w:bCs/>
+                            <w:color w:val="0D0D0D" w:themeColor="text1" w:themeTint="F2"/>
+                            <w:sz w:val="16"/>
+                            <w:szCs w:val="16"/>
+                          </w:rPr>
+                        </w:pPr>
+                        <w:r>
+                          <w:rPr>
+                            <w:b/>
+                            <w:bCs/>
+                            <w:color w:val="0D0D0D" w:themeColor="text1" w:themeTint="F2"/>
+                            <w:sz w:val="16"/>
+                            <w:szCs w:val="16"/>
+                          </w:rPr>
+                          <w:t>12</w:t>
+                        </w:r>
+                      </w:p>
+                    </w:txbxContent>
+                  </v:textbox>
+                </v:rect>
+                <v:rect id="Прямоугольник 1" o:spid="_x0000_s1034" style="position:absolute;left:6858;top:4572;width:6680;height:2457;visibility:visible;mso-wrap-style:square;v-text-anchor:middle" o:gfxdata="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" fillcolor="window" strokecolor="#172c51" strokeweight="1pt">
+                  <v:textbox>
+                    <w:txbxContent>
+                      <w:p>
+                        <w:pPr>
+                          <w:spacing w:after="0"/>
+                          <w:jc w:val="center"/>
+                          <w:rPr>
+                            <w:b/>
+                            <w:bCs/>
+                            <w:color w:val="0D0D0D" w:themeColor="text1" w:themeTint="F2"/>
+                            <w:sz w:val="16"/>
+                            <w:szCs w:val="16"/>
+                          </w:rPr>
+                        </w:pPr>
+                        <w:r>
+                          <w:rPr>
+                            <w:b/>
+                            <w:bCs/>
+                            <w:color w:val="0D0D0D" w:themeColor="text1" w:themeTint="F2"/>
+                            <w:sz w:val="16"/>
+                            <w:szCs w:val="16"/>
+                          </w:rPr>
+                          <w:t>12</w:t>
+                        </w:r>
+                      </w:p>
+                    </w:txbxContent>
+                  </v:textbox>
+                </v:rect>
+                <v:rect id="Прямоугольник 1" o:spid="_x0000_s1035" style="position:absolute;left:6858;top:9448;width:6680;height:2458;visibility:visible;mso-wrap-style:square;v-text-anchor:middle" o:gfxdata="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" fillcolor="window" strokecolor="#172c51" strokeweight="1pt">
+                  <v:textbox>
+                    <w:txbxContent>
+                      <w:p>
+                        <w:pPr>
+                          <w:spacing w:after="0"/>
+                          <w:jc w:val="center"/>
+                          <w:rPr>
+                            <w:b/>
+                            <w:bCs/>
+                            <w:color w:val="0D0D0D" w:themeColor="text1" w:themeTint="F2"/>
+                            <w:sz w:val="16"/>
+                            <w:szCs w:val="16"/>
+                          </w:rPr>
+                        </w:pPr>
+                        <w:r>
+                          <w:rPr>
+                            <w:b/>
+                            <w:bCs/>
+                            <w:color w:val="0D0D0D" w:themeColor="text1" w:themeTint="F2"/>
+                            <w:sz w:val="16"/>
+                            <w:szCs w:val="16"/>
+                          </w:rPr>
+                          <w:t>12</w:t>
+                        </w:r>
+                      </w:p>
+                    </w:txbxContent>
+                  </v:textbox>
+                </v:rect>
+                <v:rect id="Прямоугольник 1" o:spid="_x0000_s1036" style="position:absolute;left:19202;width:6680;height:2457;visibility:visible;mso-wrap-style:square;v-text-anchor:middle" o:gfxdata="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" fillcolor="window" strokecolor="#172c51" strokeweight="1pt">
+                  <v:textbox>
+                    <w:txbxContent>
+                      <w:p>
+                        <w:pPr>
+                          <w:spacing w:after="0"/>
+                          <w:jc w:val="center"/>
+                          <w:rPr>
+                            <w:b/>
+                            <w:bCs/>
+                            <w:color w:val="0D0D0D" w:themeColor="text1" w:themeTint="F2"/>
+                            <w:sz w:val="16"/>
+                            <w:szCs w:val="16"/>
+                          </w:rPr>
+                        </w:pPr>
+                        <w:r>
+                          <w:rPr>
+                            <w:b/>
+                            <w:bCs/>
+                            <w:color w:val="0D0D0D" w:themeColor="text1" w:themeTint="F2"/>
+                            <w:sz w:val="16"/>
+                            <w:szCs w:val="16"/>
+                          </w:rPr>
+                          <w:t>10</w:t>
+                        </w:r>
+                      </w:p>
+                    </w:txbxContent>
+                  </v:textbox>
+                </v:rect>
+                <v:rect id="Прямоугольник 1" o:spid="_x0000_s1037" style="position:absolute;left:19202;top:4495;width:6680;height:2458;visibility:visible;mso-wrap-style:square;v-text-anchor:middle" o:gfxdata="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" fillcolor="window" strokecolor="#172c51" strokeweight="1pt">
+                  <v:textbox>
+                    <w:txbxContent>
+                      <w:p>
+                        <w:pPr>
+                          <w:spacing w:after="0"/>
+                          <w:jc w:val="center"/>
+                          <w:rPr>
+                            <w:b/>
+                            <w:bCs/>
+                            <w:color w:val="0D0D0D" w:themeColor="text1" w:themeTint="F2"/>
+                            <w:sz w:val="16"/>
+                            <w:szCs w:val="16"/>
+                          </w:rPr>
+                        </w:pPr>
+                        <w:r>
+                          <w:rPr>
+                            <w:b/>
+                            <w:bCs/>
+                            <w:color w:val="0D0D0D" w:themeColor="text1" w:themeTint="F2"/>
+                            <w:sz w:val="16"/>
+                            <w:szCs w:val="16"/>
+                          </w:rPr>
+                          <w:t>10</w:t>
+                        </w:r>
+                      </w:p>
+                    </w:txbxContent>
+                  </v:textbox>
+                </v:rect>
+                <v:rect id="Прямоугольник 1" o:spid="_x0000_s1038" style="position:absolute;left:29946;top:76;width:6680;height:2457;visibility:visible;mso-wrap-style:square;v-text-anchor:middle" o:gfxdata="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" fillcolor="window" strokecolor="#172c51" strokeweight="1pt">
+                  <v:textbox>
+                    <w:txbxContent>
+                      <w:p>
+                        <w:pPr>
+                          <w:spacing w:after="0"/>
+                          <w:jc w:val="center"/>
+                          <w:rPr>
+                            <w:b/>
+                            <w:bCs/>
+                            <w:color w:val="0D0D0D" w:themeColor="text1" w:themeTint="F2"/>
+                            <w:sz w:val="16"/>
+                            <w:szCs w:val="16"/>
+                          </w:rPr>
+                        </w:pPr>
+                        <w:r>
+                          <w:rPr>
+                            <w:b/>
+                            <w:bCs/>
+                            <w:color w:val="0D0D0D" w:themeColor="text1" w:themeTint="F2"/>
+                            <w:sz w:val="16"/>
+                            <w:szCs w:val="16"/>
+                          </w:rPr>
+                          <w:t>10</w:t>
+                        </w:r>
+                      </w:p>
+                    </w:txbxContent>
+                  </v:textbox>
+                </v:rect>
+              </v:group>
             </w:pict>
           </mc:Fallback>
         </mc:AlternateContent>
@@ -1037,7 +1730,7 @@
         <mc:AlternateContent>
           <mc:Choice Requires="wps">
             <w:drawing>
-              <wp:anchor distT="0" distB="0" distL="114300" distR="114300" simplePos="0" relativeHeight="251678720" behindDoc="0" locked="0" layoutInCell="1" allowOverlap="1" wp14:anchorId="5649A19B" wp14:editId="4C2F26CF">
+              <wp:anchor distT="0" distB="0" distL="114300" distR="114300" simplePos="0" relativeHeight="251674624" behindDoc="0" locked="0" layoutInCell="1" allowOverlap="1" wp14:anchorId="5649A19B" wp14:editId="14417D57">
                 <wp:simplePos x="0" y="0"/>
                 <wp:positionH relativeFrom="column">
                   <wp:posOffset>2345055</wp:posOffset>
@@ -1084,128 +1777,200 @@
           </mc:Choice>
           <mc:Fallback>
             <w:pict>
-              <v:line w14:anchorId="6E6B4526" id="Прямая соединительная линия 14" o:spid="_x0000_s1026" style="position:absolute;z-index:251678720;visibility:visible;mso-wrap-style:square;mso-height-percent:0;mso-wrap-distance-left:9pt;mso-wrap-distance-top:0;mso-wrap-distance-right:9pt;mso-wrap-distance-bottom:0;mso-position-horizontal:absolute;mso-position-horizontal-relative:text;mso-position-vertical:absolute;mso-position-vertical-relative:text;mso-height-percent:0;mso-height-relative:margin" from="184.65pt,28pt" to="184.65pt,63.7pt" o:gfxdata="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" strokecolor="windowText" strokeweight="1pt">
+              <v:line w14:anchorId="402ADFEE" id="Прямая соединительная линия 14" o:spid="_x0000_s1026" style="position:absolute;z-index:251674624;visibility:visible;mso-wrap-style:square;mso-height-percent:0;mso-wrap-distance-left:9pt;mso-wrap-distance-top:0;mso-wrap-distance-right:9pt;mso-wrap-distance-bottom:0;mso-position-horizontal:absolute;mso-position-horizontal-relative:text;mso-position-vertical:absolute;mso-position-vertical-relative:text;mso-height-percent:0;mso-height-relative:margin" from="184.65pt,28pt" to="184.65pt,63.7pt" o:gfxdata="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" strokecolor="windowText" strokeweight="1pt">
                 <v:stroke joinstyle="miter"/>
               </v:line>
             </w:pict>
           </mc:Fallback>
         </mc:AlternateContent>
       </w:r>
+    </w:p>
+    <w:p/>
+    <w:p/>
+    <w:p/>
+    <w:p/>
+    <w:p>
+      <w:r>
+        <w:t>Шаг 1.</w:t>
+      </w:r>
+    </w:p>
+    <w:p/>
+    <w:p>
       <w:r>
         <w:rPr>
           <w:noProof/>
         </w:rPr>
         <mc:AlternateContent>
-          <mc:Choice Requires="wps">
+          <mc:Choice Requires="wpg">
             <w:drawing>
-              <wp:anchor distT="0" distB="0" distL="114300" distR="114300" simplePos="0" relativeHeight="251676672" behindDoc="0" locked="0" layoutInCell="1" allowOverlap="1" wp14:anchorId="2E0AFD79" wp14:editId="113C2A4B">
+              <wp:anchor distT="0" distB="0" distL="114300" distR="114300" simplePos="0" relativeHeight="251680768" behindDoc="0" locked="0" layoutInCell="1" allowOverlap="1" wp14:anchorId="569D8252" wp14:editId="2F722B2D">
                 <wp:simplePos x="0" y="0"/>
                 <wp:positionH relativeFrom="column">
-                  <wp:posOffset>1236345</wp:posOffset>
+                  <wp:posOffset>-188595</wp:posOffset>
                 </wp:positionH>
                 <wp:positionV relativeFrom="paragraph">
-                  <wp:posOffset>355600</wp:posOffset>
+                  <wp:posOffset>295275</wp:posOffset>
                 </wp:positionV>
-                <wp:extent cx="0" cy="941070"/>
-                <wp:effectExtent l="0" t="0" r="38100" b="30480"/>
+                <wp:extent cx="2183130" cy="156210"/>
+                <wp:effectExtent l="0" t="0" r="26670" b="15240"/>
                 <wp:wrapNone/>
-                <wp:docPr id="1102491388" name="Прямая соединительная линия 14"/>
+                <wp:docPr id="10957907" name="Группа 71"/>
                 <wp:cNvGraphicFramePr/>
                 <a:graphic xmlns:a="http://schemas.openxmlformats.org/drawingml/2006/main">
-                  <a:graphicData uri="http://schemas.microsoft.com/office/word/2010/wordprocessingShape">
-                    <wps:wsp>
-                      <wps:cNvCnPr/>
-                      <wps:spPr>
+                  <a:graphicData uri="http://schemas.microsoft.com/office/word/2010/wordprocessingGroup">
+                    <wpg:wgp>
+                      <wpg:cNvGrpSpPr/>
+                      <wpg:grpSpPr>
                         <a:xfrm>
                           <a:off x="0" y="0"/>
-                          <a:ext cx="0" cy="941070"/>
+                          <a:ext cx="2183130" cy="156210"/>
+                          <a:chOff x="0" y="0"/>
+                          <a:chExt cx="2183423" cy="156210"/>
                         </a:xfrm>
-                        <a:prstGeom prst="line">
-                          <a:avLst/>
-                        </a:prstGeom>
-                        <a:noFill/>
-                        <a:ln w="12700" cap="flat" cmpd="sng" algn="ctr">
+                      </wpg:grpSpPr>
+                      <wps:wsp>
+                        <wps:cNvPr id="187607826" name="Прямая соединительная линия 3"/>
+                        <wps:cNvCnPr/>
+                        <wps:spPr>
+                          <a:xfrm>
+                            <a:off x="0" y="68580"/>
+                            <a:ext cx="2183423" cy="17585"/>
+                          </a:xfrm>
+                          <a:prstGeom prst="line">
+                            <a:avLst/>
+                          </a:prstGeom>
+                          <a:ln w="12700">
+                            <a:solidFill>
+                              <a:srgbClr val="002060"/>
+                            </a:solidFill>
+                          </a:ln>
+                        </wps:spPr>
+                        <wps:style>
+                          <a:lnRef idx="1">
+                            <a:schemeClr val="accent1"/>
+                          </a:lnRef>
+                          <a:fillRef idx="0">
+                            <a:schemeClr val="accent1"/>
+                          </a:fillRef>
+                          <a:effectRef idx="0">
+                            <a:schemeClr val="accent1"/>
+                          </a:effectRef>
+                          <a:fontRef idx="minor">
+                            <a:schemeClr val="tx1"/>
+                          </a:fontRef>
+                        </wps:style>
+                        <wps:bodyPr/>
+                      </wps:wsp>
+                      <wps:wsp>
+                        <wps:cNvPr id="2145903653" name="Прямоугольник 1"/>
+                        <wps:cNvSpPr/>
+                        <wps:spPr>
+                          <a:xfrm>
+                            <a:off x="198120" y="0"/>
+                            <a:ext cx="413385" cy="140970"/>
+                          </a:xfrm>
+                          <a:prstGeom prst="rect">
+                            <a:avLst/>
+                          </a:prstGeom>
                           <a:solidFill>
-                            <a:sysClr val="windowText" lastClr="000000"/>
+                            <a:schemeClr val="bg1"/>
                           </a:solidFill>
-                          <a:prstDash val="solid"/>
-                          <a:miter lim="800000"/>
-                        </a:ln>
-                        <a:effectLst/>
-                      </wps:spPr>
-                      <wps:bodyPr/>
-                    </wps:wsp>
-                  </a:graphicData>
-                </a:graphic>
-                <wp14:sizeRelV relativeFrom="margin">
-                  <wp14:pctHeight>0</wp14:pctHeight>
-                </wp14:sizeRelV>
-              </wp:anchor>
-            </w:drawing>
-          </mc:Choice>
-          <mc:Fallback>
-            <w:pict>
-              <v:line w14:anchorId="215BE09B" id="Прямая соединительная линия 14" o:spid="_x0000_s1026" style="position:absolute;z-index:251676672;visibility:visible;mso-wrap-style:square;mso-height-percent:0;mso-wrap-distance-left:9pt;mso-wrap-distance-top:0;mso-wrap-distance-right:9pt;mso-wrap-distance-bottom:0;mso-position-horizontal:absolute;mso-position-horizontal-relative:text;mso-position-vertical:absolute;mso-position-vertical-relative:text;mso-height-percent:0;mso-height-relative:margin" from="97.35pt,28pt" to="97.35pt,102.1pt" o:gfxdata="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" strokecolor="windowText" strokeweight="1pt">
-                <v:stroke joinstyle="miter"/>
-              </v:line>
-            </w:pict>
-          </mc:Fallback>
-        </mc:AlternateContent>
-      </w:r>
-      <w:r>
-        <w:rPr>
-          <w:noProof/>
-        </w:rPr>
-        <mc:AlternateContent>
-          <mc:Choice Requires="wps">
-            <w:drawing>
-              <wp:anchor distT="0" distB="0" distL="114300" distR="114300" simplePos="0" relativeHeight="251674624" behindDoc="0" locked="0" layoutInCell="1" allowOverlap="1" wp14:anchorId="3DF80579" wp14:editId="139D3663">
-                <wp:simplePos x="0" y="0"/>
-                <wp:positionH relativeFrom="column">
-                  <wp:posOffset>-27940</wp:posOffset>
-                </wp:positionH>
-                <wp:positionV relativeFrom="paragraph">
-                  <wp:posOffset>352425</wp:posOffset>
-                </wp:positionV>
-                <wp:extent cx="0" cy="961390"/>
-                <wp:effectExtent l="0" t="0" r="38100" b="29210"/>
-                <wp:wrapNone/>
-                <wp:docPr id="1279144689" name="Прямая соединительная линия 14"/>
-                <wp:cNvGraphicFramePr/>
-                <a:graphic xmlns:a="http://schemas.openxmlformats.org/drawingml/2006/main">
-                  <a:graphicData uri="http://schemas.microsoft.com/office/word/2010/wordprocessingShape">
-                    <wps:wsp>
-                      <wps:cNvCnPr/>
-                      <wps:spPr>
-                        <a:xfrm>
-                          <a:off x="0" y="0"/>
-                          <a:ext cx="0" cy="961390"/>
-                        </a:xfrm>
-                        <a:prstGeom prst="line">
-                          <a:avLst/>
-                        </a:prstGeom>
-                        <a:ln w="12700">
+                          <a:ln>
+                            <a:solidFill>
+                              <a:schemeClr val="accent1">
+                                <a:shade val="15000"/>
+                              </a:schemeClr>
+                            </a:solidFill>
+                          </a:ln>
+                        </wps:spPr>
+                        <wps:style>
+                          <a:lnRef idx="2">
+                            <a:schemeClr val="accent1">
+                              <a:shade val="15000"/>
+                            </a:schemeClr>
+                          </a:lnRef>
+                          <a:fillRef idx="1">
+                            <a:schemeClr val="accent1"/>
+                          </a:fillRef>
+                          <a:effectRef idx="0">
+                            <a:schemeClr val="accent1"/>
+                          </a:effectRef>
+                          <a:fontRef idx="minor">
+                            <a:schemeClr val="lt1"/>
+                          </a:fontRef>
+                        </wps:style>
+                        <wps:bodyPr rot="0" spcFirstLastPara="0" vertOverflow="overflow" horzOverflow="overflow" vert="horz" wrap="square" lIns="91440" tIns="45720" rIns="91440" bIns="45720" numCol="1" spcCol="0" rtlCol="0" fromWordArt="0" anchor="ctr" anchorCtr="0" forceAA="0" compatLnSpc="1">
+                          <a:prstTxWarp prst="textNoShape">
+                            <a:avLst/>
+                          </a:prstTxWarp>
+                          <a:noAutofit/>
+                        </wps:bodyPr>
+                      </wps:wsp>
+                      <wps:wsp>
+                        <wps:cNvPr id="569599374" name="Прямоугольник 1"/>
+                        <wps:cNvSpPr/>
+                        <wps:spPr>
+                          <a:xfrm>
+                            <a:off x="838200" y="15240"/>
+                            <a:ext cx="413385" cy="140970"/>
+                          </a:xfrm>
+                          <a:prstGeom prst="rect">
+                            <a:avLst/>
+                          </a:prstGeom>
                           <a:solidFill>
-                            <a:schemeClr val="tx1"/>
+                            <a:schemeClr val="bg1"/>
                           </a:solidFill>
-                        </a:ln>
-                      </wps:spPr>
-                      <wps:style>
-                        <a:lnRef idx="1">
-                          <a:schemeClr val="accent1"/>
-                        </a:lnRef>
-                        <a:fillRef idx="0">
-                          <a:schemeClr val="accent1"/>
-                        </a:fillRef>
-                        <a:effectRef idx="0">
-                          <a:schemeClr val="accent1"/>
-                        </a:effectRef>
-                        <a:fontRef idx="minor">
-                          <a:schemeClr val="tx1"/>
-                        </a:fontRef>
-                      </wps:style>
-                      <wps:bodyPr/>
-                    </wps:wsp>
+                          <a:ln w="12700" cap="flat" cmpd="sng" algn="ctr">
+                            <a:solidFill>
+                              <a:srgbClr val="4472C4">
+                                <a:shade val="15000"/>
+                              </a:srgbClr>
+                            </a:solidFill>
+                            <a:prstDash val="solid"/>
+                            <a:miter lim="800000"/>
+                          </a:ln>
+                          <a:effectLst/>
+                        </wps:spPr>
+                        <wps:bodyPr rot="0" spcFirstLastPara="0" vertOverflow="overflow" horzOverflow="overflow" vert="horz" wrap="square" lIns="91440" tIns="45720" rIns="91440" bIns="45720" numCol="1" spcCol="0" rtlCol="0" fromWordArt="0" anchor="ctr" anchorCtr="0" forceAA="0" compatLnSpc="1">
+                          <a:prstTxWarp prst="textNoShape">
+                            <a:avLst/>
+                          </a:prstTxWarp>
+                          <a:noAutofit/>
+                        </wps:bodyPr>
+                      </wps:wsp>
+                      <wps:wsp>
+                        <wps:cNvPr id="1641229241" name="Прямоугольник 1"/>
+                        <wps:cNvSpPr/>
+                        <wps:spPr>
+                          <a:xfrm>
+                            <a:off x="1478280" y="15240"/>
+                            <a:ext cx="413385" cy="140970"/>
+                          </a:xfrm>
+                          <a:prstGeom prst="rect">
+                            <a:avLst/>
+                          </a:prstGeom>
+                          <a:solidFill>
+                            <a:schemeClr val="bg1"/>
+                          </a:solidFill>
+                          <a:ln w="12700" cap="flat" cmpd="sng" algn="ctr">
+                            <a:solidFill>
+                              <a:srgbClr val="4472C4">
+                                <a:shade val="15000"/>
+                              </a:srgbClr>
+                            </a:solidFill>
+                            <a:prstDash val="solid"/>
+                            <a:miter lim="800000"/>
+                          </a:ln>
+                          <a:effectLst/>
+                        </wps:spPr>
+                        <wps:bodyPr rot="0" spcFirstLastPara="0" vertOverflow="overflow" horzOverflow="overflow" vert="horz" wrap="square" lIns="91440" tIns="45720" rIns="91440" bIns="45720" numCol="1" spcCol="0" rtlCol="0" fromWordArt="0" anchor="ctr" anchorCtr="0" forceAA="0" compatLnSpc="1">
+                          <a:prstTxWarp prst="textNoShape">
+                            <a:avLst/>
+                          </a:prstTxWarp>
+                          <a:noAutofit/>
+                        </wps:bodyPr>
+                      </wps:wsp>
+                    </wpg:wgp>
                   </a:graphicData>
                 </a:graphic>
               </wp:anchor>
@@ -1213,991 +1978,126 @@
           </mc:Choice>
           <mc:Fallback>
             <w:pict>
-              <v:line w14:anchorId="4909CF57" id="Прямая соединительная линия 14" o:spid="_x0000_s1026" style="position:absolute;z-index:251674624;visibility:visible;mso-wrap-style:square;mso-wrap-distance-left:9pt;mso-wrap-distance-top:0;mso-wrap-distance-right:9pt;mso-wrap-distance-bottom:0;mso-position-horizontal:absolute;mso-position-horizontal-relative:text;mso-position-vertical:absolute;mso-position-vertical-relative:text" from="-2.2pt,27.75pt" to="-2.2pt,103.45pt" o:gfxdata="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" strokecolor="black [3213]" strokeweight="1pt">
-                <v:stroke joinstyle="miter"/>
-              </v:line>
+              <v:group w14:anchorId="12B74948" id="Группа 71" o:spid="_x0000_s1026" style="position:absolute;margin-left:-14.85pt;margin-top:23.25pt;width:171.9pt;height:12.3pt;z-index:251680768" coordsize="21834,1562" o:gfxdata="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">
+                <v:line id="Прямая соединительная линия 3" o:spid="_x0000_s1027" style="position:absolute;visibility:visible;mso-wrap-style:square" from="0,685" to="21834,861" o:connectortype="straight" o:gfxdata="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" strokecolor="#002060" strokeweight="1pt">
+                  <v:stroke joinstyle="miter"/>
+                </v:line>
+                <v:rect id="Прямоугольник 1" o:spid="_x0000_s1028" style="position:absolute;left:1981;width:4134;height:1409;visibility:visible;mso-wrap-style:square;v-text-anchor:middle" o:gfxdata="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" fillcolor="white [3212]" strokecolor="#09101d [484]" strokeweight="1pt"/>
+                <v:rect id="Прямоугольник 1" o:spid="_x0000_s1029" style="position:absolute;left:8382;top:152;width:4133;height:1410;visibility:visible;mso-wrap-style:square;v-text-anchor:middle" o:gfxdata="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" fillcolor="white [3212]" strokecolor="#172c51" strokeweight="1pt"/>
+                <v:rect id="Прямоугольник 1" o:spid="_x0000_s1030" style="position:absolute;left:14782;top:152;width:4134;height:1410;visibility:visible;mso-wrap-style:square;v-text-anchor:middle" o:gfxdata="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" fillcolor="white [3212]" strokecolor="#172c51" strokeweight="1pt"/>
+              </v:group>
             </w:pict>
           </mc:Fallback>
         </mc:AlternateContent>
       </w:r>
+    </w:p>
+    <w:p/>
+    <w:p/>
+    <w:p/>
+    <w:p>
+      <w:r>
+        <w:t>Шаг 2.</w:t>
+      </w:r>
+    </w:p>
+    <w:p>
       <w:r>
         <w:rPr>
           <w:noProof/>
         </w:rPr>
         <mc:AlternateContent>
-          <mc:Choice Requires="wps">
+          <mc:Choice Requires="wpg">
             <w:drawing>
-              <wp:anchor distT="0" distB="0" distL="114300" distR="114300" simplePos="0" relativeHeight="251673600" behindDoc="0" locked="0" layoutInCell="1" allowOverlap="1" wp14:anchorId="75B5CAE6" wp14:editId="7722F851">
+              <wp:anchor distT="0" distB="0" distL="114300" distR="114300" simplePos="0" relativeHeight="251685888" behindDoc="0" locked="0" layoutInCell="1" allowOverlap="1" wp14:anchorId="703E140C" wp14:editId="49EF3C82">
                 <wp:simplePos x="0" y="0"/>
                 <wp:positionH relativeFrom="column">
-                  <wp:posOffset>2555630</wp:posOffset>
+                  <wp:posOffset>1905</wp:posOffset>
                 </wp:positionH>
                 <wp:positionV relativeFrom="paragraph">
-                  <wp:posOffset>228405</wp:posOffset>
+                  <wp:posOffset>299720</wp:posOffset>
                 </wp:positionV>
-                <wp:extent cx="668020" cy="245745"/>
-                <wp:effectExtent l="0" t="0" r="17780" b="20955"/>
-                <wp:wrapTopAndBottom/>
-                <wp:docPr id="955760629" name="Прямоугольник 1"/>
+                <wp:extent cx="2183423" cy="140970"/>
+                <wp:effectExtent l="0" t="0" r="26670" b="11430"/>
+                <wp:wrapNone/>
+                <wp:docPr id="1931911410" name="Группа 72"/>
                 <wp:cNvGraphicFramePr/>
                 <a:graphic xmlns:a="http://schemas.openxmlformats.org/drawingml/2006/main">
-                  <a:graphicData uri="http://schemas.microsoft.com/office/word/2010/wordprocessingShape">
-                    <wps:wsp>
-                      <wps:cNvSpPr/>
-                      <wps:spPr>
+                  <a:graphicData uri="http://schemas.microsoft.com/office/word/2010/wordprocessingGroup">
+                    <wpg:wgp>
+                      <wpg:cNvGrpSpPr/>
+                      <wpg:grpSpPr>
                         <a:xfrm>
                           <a:off x="0" y="0"/>
-                          <a:ext cx="668020" cy="245745"/>
+                          <a:ext cx="2183423" cy="140970"/>
+                          <a:chOff x="0" y="0"/>
+                          <a:chExt cx="2183423" cy="140970"/>
                         </a:xfrm>
-                        <a:prstGeom prst="rect">
-                          <a:avLst/>
-                        </a:prstGeom>
-                        <a:solidFill>
-                          <a:sysClr val="window" lastClr="FFFFFF"/>
-                        </a:solidFill>
-                        <a:ln w="12700" cap="flat" cmpd="sng" algn="ctr">
+                      </wpg:grpSpPr>
+                      <wps:wsp>
+                        <wps:cNvPr id="675544660" name="Прямая соединительная линия 3"/>
+                        <wps:cNvCnPr/>
+                        <wps:spPr>
+                          <a:xfrm>
+                            <a:off x="0" y="53340"/>
+                            <a:ext cx="2183423" cy="17585"/>
+                          </a:xfrm>
+                          <a:prstGeom prst="line">
+                            <a:avLst/>
+                          </a:prstGeom>
+                          <a:ln w="12700">
+                            <a:solidFill>
+                              <a:srgbClr val="002060"/>
+                            </a:solidFill>
+                          </a:ln>
+                        </wps:spPr>
+                        <wps:style>
+                          <a:lnRef idx="1">
+                            <a:schemeClr val="accent1"/>
+                          </a:lnRef>
+                          <a:fillRef idx="0">
+                            <a:schemeClr val="accent1"/>
+                          </a:fillRef>
+                          <a:effectRef idx="0">
+                            <a:schemeClr val="accent1"/>
+                          </a:effectRef>
+                          <a:fontRef idx="minor">
+                            <a:schemeClr val="tx1"/>
+                          </a:fontRef>
+                        </wps:style>
+                        <wps:bodyPr/>
+                      </wps:wsp>
+                      <wps:wsp>
+                        <wps:cNvPr id="1561539697" name="Прямоугольник 1"/>
+                        <wps:cNvSpPr/>
+                        <wps:spPr>
+                          <a:xfrm>
+                            <a:off x="784860" y="0"/>
+                            <a:ext cx="413385" cy="140970"/>
+                          </a:xfrm>
+                          <a:prstGeom prst="rect">
+                            <a:avLst/>
+                          </a:prstGeom>
                           <a:solidFill>
-                            <a:srgbClr val="4472C4">
-                              <a:shade val="15000"/>
-                            </a:srgbClr>
+                            <a:schemeClr val="bg1"/>
                           </a:solidFill>
-                          <a:prstDash val="solid"/>
-                          <a:miter lim="800000"/>
-                        </a:ln>
-                        <a:effectLst/>
-                      </wps:spPr>
-                      <wps:txbx>
-                        <w:txbxContent>
-                          <w:p>
-                            <w:pPr>
-                              <w:spacing w:after="0"/>
-                              <w:jc w:val="center"/>
-                              <w:rPr>
-                                <w:b/>
-                                <w:bCs/>
-                                <w:color w:val="0D0D0D" w:themeColor="text1" w:themeTint="F2"/>
-                                <w:sz w:val="16"/>
-                                <w:szCs w:val="16"/>
-                              </w:rPr>
-                            </w:pPr>
-                            <w:r>
-                              <w:rPr>
-                                <w:b/>
-                                <w:bCs/>
-                                <w:color w:val="0D0D0D" w:themeColor="text1" w:themeTint="F2"/>
-                                <w:sz w:val="16"/>
-                                <w:szCs w:val="16"/>
-                              </w:rPr>
-                              <w:t>10</w:t>
-                            </w:r>
-                          </w:p>
-                        </w:txbxContent>
-                      </wps:txbx>
-                      <wps:bodyPr rot="0" spcFirstLastPara="0" vertOverflow="overflow" horzOverflow="overflow" vert="horz" wrap="square" lIns="91440" tIns="45720" rIns="91440" bIns="45720" numCol="1" spcCol="0" rtlCol="0" fromWordArt="0" anchor="ctr" anchorCtr="0" forceAA="0" compatLnSpc="1">
-                        <a:prstTxWarp prst="textNoShape">
-                          <a:avLst/>
-                        </a:prstTxWarp>
-                        <a:noAutofit/>
-                      </wps:bodyPr>
-                    </wps:wsp>
-                  </a:graphicData>
-                </a:graphic>
-                <wp14:sizeRelH relativeFrom="page">
-                  <wp14:pctWidth>0</wp14:pctWidth>
-                </wp14:sizeRelH>
-                <wp14:sizeRelV relativeFrom="page">
-                  <wp14:pctHeight>0</wp14:pctHeight>
-                </wp14:sizeRelV>
-              </wp:anchor>
-            </w:drawing>
-          </mc:Choice>
-          <mc:Fallback>
-            <w:pict>
-              <v:rect w14:anchorId="75B5CAE6" id="Прямоугольник 1" o:spid="_x0000_s1026" style="position:absolute;margin-left:201.25pt;margin-top:18pt;width:52.6pt;height:19.35pt;z-index:251673600;visibility:visible;mso-wrap-style:square;mso-width-percent:0;mso-height-percent:0;mso-wrap-distance-left:9pt;mso-wrap-distance-top:0;mso-wrap-distance-right:9pt;mso-wrap-distance-bottom:0;mso-position-horizontal:absolute;mso-position-horizontal-relative:text;mso-position-vertical:absolute;mso-position-vertical-relative:text;mso-width-percent:0;mso-height-percent:0;mso-width-relative:page;mso-height-relative:page;v-text-anchor:middle" o:gfxdata="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" fillcolor="window" strokecolor="#172c51" strokeweight="1pt">
-                <v:textbox>
-                  <w:txbxContent>
-                    <w:p>
-                      <w:pPr>
-                        <w:spacing w:after="0"/>
-                        <w:jc w:val="center"/>
-                        <w:rPr>
-                          <w:b/>
-                          <w:bCs/>
-                          <w:color w:val="0D0D0D" w:themeColor="text1" w:themeTint="F2"/>
-                          <w:sz w:val="16"/>
-                          <w:szCs w:val="16"/>
-                        </w:rPr>
-                      </w:pPr>
-                      <w:r>
-                        <w:rPr>
-                          <w:b/>
-                          <w:bCs/>
-                          <w:color w:val="0D0D0D" w:themeColor="text1" w:themeTint="F2"/>
-                          <w:sz w:val="16"/>
-                          <w:szCs w:val="16"/>
-                        </w:rPr>
-                        <w:t>10</w:t>
-                      </w:r>
-                    </w:p>
-                  </w:txbxContent>
-                </v:textbox>
-                <w10:wrap type="topAndBottom"/>
-              </v:rect>
-            </w:pict>
-          </mc:Fallback>
-        </mc:AlternateContent>
-      </w:r>
-      <w:r>
-        <w:rPr>
-          <w:noProof/>
-        </w:rPr>
-        <mc:AlternateContent>
-          <mc:Choice Requires="wps">
-            <w:drawing>
-              <wp:anchor distT="0" distB="0" distL="114300" distR="114300" simplePos="0" relativeHeight="251669504" behindDoc="0" locked="0" layoutInCell="1" allowOverlap="1" wp14:anchorId="4A759EA6" wp14:editId="29BFD924">
-                <wp:simplePos x="0" y="0"/>
-                <wp:positionH relativeFrom="column">
-                  <wp:posOffset>1482970</wp:posOffset>
-                </wp:positionH>
-                <wp:positionV relativeFrom="paragraph">
-                  <wp:posOffset>225474</wp:posOffset>
-                </wp:positionV>
-                <wp:extent cx="668020" cy="245745"/>
-                <wp:effectExtent l="0" t="0" r="17780" b="20955"/>
-                <wp:wrapTopAndBottom/>
-                <wp:docPr id="459816220" name="Прямоугольник 1"/>
-                <wp:cNvGraphicFramePr/>
-                <a:graphic xmlns:a="http://schemas.openxmlformats.org/drawingml/2006/main">
-                  <a:graphicData uri="http://schemas.microsoft.com/office/word/2010/wordprocessingShape">
-                    <wps:wsp>
-                      <wps:cNvSpPr/>
-                      <wps:spPr>
-                        <a:xfrm>
-                          <a:off x="0" y="0"/>
-                          <a:ext cx="668020" cy="245745"/>
-                        </a:xfrm>
-                        <a:prstGeom prst="rect">
-                          <a:avLst/>
-                        </a:prstGeom>
-                        <a:solidFill>
-                          <a:sysClr val="window" lastClr="FFFFFF"/>
-                        </a:solidFill>
-                        <a:ln w="12700" cap="flat" cmpd="sng" algn="ctr">
-                          <a:solidFill>
-                            <a:srgbClr val="4472C4">
-                              <a:shade val="15000"/>
-                            </a:srgbClr>
-                          </a:solidFill>
-                          <a:prstDash val="solid"/>
-                          <a:miter lim="800000"/>
-                        </a:ln>
-                        <a:effectLst/>
-                      </wps:spPr>
-                      <wps:txbx>
-                        <w:txbxContent>
-                          <w:p>
-                            <w:pPr>
-                              <w:spacing w:after="0"/>
-                              <w:jc w:val="center"/>
-                              <w:rPr>
-                                <w:b/>
-                                <w:bCs/>
-                                <w:color w:val="0D0D0D" w:themeColor="text1" w:themeTint="F2"/>
-                                <w:sz w:val="16"/>
-                                <w:szCs w:val="16"/>
-                              </w:rPr>
-                            </w:pPr>
-                            <w:r>
-                              <w:rPr>
-                                <w:b/>
-                                <w:bCs/>
-                                <w:color w:val="0D0D0D" w:themeColor="text1" w:themeTint="F2"/>
-                                <w:sz w:val="16"/>
-                                <w:szCs w:val="16"/>
-                              </w:rPr>
-                              <w:t>10</w:t>
-                            </w:r>
-                          </w:p>
-                        </w:txbxContent>
-                      </wps:txbx>
-                      <wps:bodyPr rot="0" spcFirstLastPara="0" vertOverflow="overflow" horzOverflow="overflow" vert="horz" wrap="square" lIns="91440" tIns="45720" rIns="91440" bIns="45720" numCol="1" spcCol="0" rtlCol="0" fromWordArt="0" anchor="ctr" anchorCtr="0" forceAA="0" compatLnSpc="1">
-                        <a:prstTxWarp prst="textNoShape">
-                          <a:avLst/>
-                        </a:prstTxWarp>
-                        <a:noAutofit/>
-                      </wps:bodyPr>
-                    </wps:wsp>
-                  </a:graphicData>
-                </a:graphic>
-                <wp14:sizeRelH relativeFrom="page">
-                  <wp14:pctWidth>0</wp14:pctWidth>
-                </wp14:sizeRelH>
-                <wp14:sizeRelV relativeFrom="page">
-                  <wp14:pctHeight>0</wp14:pctHeight>
-                </wp14:sizeRelV>
-              </wp:anchor>
-            </w:drawing>
-          </mc:Choice>
-          <mc:Fallback>
-            <w:pict>
-              <v:rect w14:anchorId="4A759EA6" id="_x0000_s1027" style="position:absolute;margin-left:116.75pt;margin-top:17.75pt;width:52.6pt;height:19.35pt;z-index:251669504;visibility:visible;mso-wrap-style:square;mso-width-percent:0;mso-height-percent:0;mso-wrap-distance-left:9pt;mso-wrap-distance-top:0;mso-wrap-distance-right:9pt;mso-wrap-distance-bottom:0;mso-position-horizontal:absolute;mso-position-horizontal-relative:text;mso-position-vertical:absolute;mso-position-vertical-relative:text;mso-width-percent:0;mso-height-percent:0;mso-width-relative:page;mso-height-relative:page;v-text-anchor:middle" o:gfxdata="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" fillcolor="window" strokecolor="#172c51" strokeweight="1pt">
-                <v:textbox>
-                  <w:txbxContent>
-                    <w:p>
-                      <w:pPr>
-                        <w:spacing w:after="0"/>
-                        <w:jc w:val="center"/>
-                        <w:rPr>
-                          <w:b/>
-                          <w:bCs/>
-                          <w:color w:val="0D0D0D" w:themeColor="text1" w:themeTint="F2"/>
-                          <w:sz w:val="16"/>
-                          <w:szCs w:val="16"/>
-                        </w:rPr>
-                      </w:pPr>
-                      <w:r>
-                        <w:rPr>
-                          <w:b/>
-                          <w:bCs/>
-                          <w:color w:val="0D0D0D" w:themeColor="text1" w:themeTint="F2"/>
-                          <w:sz w:val="16"/>
-                          <w:szCs w:val="16"/>
-                        </w:rPr>
-                        <w:t>10</w:t>
-                      </w:r>
-                    </w:p>
-                  </w:txbxContent>
-                </v:textbox>
-                <w10:wrap type="topAndBottom"/>
-              </v:rect>
-            </w:pict>
-          </mc:Fallback>
-        </mc:AlternateContent>
-      </w:r>
-      <w:r>
-        <w:rPr>
-          <w:noProof/>
-        </w:rPr>
-        <mc:AlternateContent>
-          <mc:Choice Requires="wps">
-            <w:drawing>
-              <wp:anchor distT="0" distB="0" distL="114300" distR="114300" simplePos="0" relativeHeight="251663360" behindDoc="0" locked="0" layoutInCell="1" allowOverlap="1" wp14:anchorId="5727F2CF" wp14:editId="4467BD2B">
-                <wp:simplePos x="0" y="0"/>
-                <wp:positionH relativeFrom="column">
-                  <wp:posOffset>244231</wp:posOffset>
-                </wp:positionH>
-                <wp:positionV relativeFrom="paragraph">
-                  <wp:posOffset>232166</wp:posOffset>
-                </wp:positionV>
-                <wp:extent cx="668020" cy="245745"/>
-                <wp:effectExtent l="0" t="0" r="17780" b="20955"/>
-                <wp:wrapTopAndBottom/>
-                <wp:docPr id="1425800854" name="Прямоугольник 1"/>
-                <wp:cNvGraphicFramePr/>
-                <a:graphic xmlns:a="http://schemas.openxmlformats.org/drawingml/2006/main">
-                  <a:graphicData uri="http://schemas.microsoft.com/office/word/2010/wordprocessingShape">
-                    <wps:wsp>
-                      <wps:cNvSpPr/>
-                      <wps:spPr>
-                        <a:xfrm>
-                          <a:off x="0" y="0"/>
-                          <a:ext cx="668020" cy="245745"/>
-                        </a:xfrm>
-                        <a:prstGeom prst="rect">
-                          <a:avLst/>
-                        </a:prstGeom>
-                        <a:solidFill>
-                          <a:schemeClr val="bg1"/>
-                        </a:solidFill>
-                        <a:ln>
-                          <a:solidFill>
-                            <a:schemeClr val="accent1">
-                              <a:shade val="15000"/>
-                            </a:schemeClr>
-                          </a:solidFill>
-                        </a:ln>
-                      </wps:spPr>
-                      <wps:style>
-                        <a:lnRef idx="2">
-                          <a:schemeClr val="accent1">
-                            <a:shade val="15000"/>
-                          </a:schemeClr>
-                        </a:lnRef>
-                        <a:fillRef idx="1">
-                          <a:schemeClr val="accent1"/>
-                        </a:fillRef>
-                        <a:effectRef idx="0">
-                          <a:schemeClr val="accent1"/>
-                        </a:effectRef>
-                        <a:fontRef idx="minor">
-                          <a:schemeClr val="lt1"/>
-                        </a:fontRef>
-                      </wps:style>
-                      <wps:txbx>
-                        <w:txbxContent>
-                          <w:p>
-                            <w:pPr>
-                              <w:spacing w:after="0"/>
-                              <w:jc w:val="center"/>
-                              <w:rPr>
-                                <w:b/>
-                                <w:bCs/>
-                                <w:color w:val="0D0D0D" w:themeColor="text1" w:themeTint="F2"/>
-                                <w:sz w:val="16"/>
-                                <w:szCs w:val="16"/>
-                              </w:rPr>
-                            </w:pPr>
-                            <w:r>
-                              <w:rPr>
-                                <w:b/>
-                                <w:bCs/>
-                                <w:color w:val="0D0D0D" w:themeColor="text1" w:themeTint="F2"/>
-                                <w:sz w:val="16"/>
-                                <w:szCs w:val="16"/>
-                              </w:rPr>
-                              <w:t>12</w:t>
-                            </w:r>
-                          </w:p>
-                        </w:txbxContent>
-                      </wps:txbx>
-                      <wps:bodyPr rot="0" spcFirstLastPara="0" vertOverflow="overflow" horzOverflow="overflow" vert="horz" wrap="square" lIns="91440" tIns="45720" rIns="91440" bIns="45720" numCol="1" spcCol="0" rtlCol="0" fromWordArt="0" anchor="ctr" anchorCtr="0" forceAA="0" compatLnSpc="1">
-                        <a:prstTxWarp prst="textNoShape">
-                          <a:avLst/>
-                        </a:prstTxWarp>
-                        <a:noAutofit/>
-                      </wps:bodyPr>
-                    </wps:wsp>
-                  </a:graphicData>
-                </a:graphic>
-                <wp14:sizeRelH relativeFrom="page">
-                  <wp14:pctWidth>0</wp14:pctWidth>
-                </wp14:sizeRelH>
-                <wp14:sizeRelV relativeFrom="page">
-                  <wp14:pctHeight>0</wp14:pctHeight>
-                </wp14:sizeRelV>
-              </wp:anchor>
-            </w:drawing>
-          </mc:Choice>
-          <mc:Fallback>
-            <w:pict>
-              <v:rect w14:anchorId="5727F2CF" id="_x0000_s1028" style="position:absolute;margin-left:19.25pt;margin-top:18.3pt;width:52.6pt;height:19.35pt;z-index:251663360;visibility:visible;mso-wrap-style:square;mso-width-percent:0;mso-height-percent:0;mso-wrap-distance-left:9pt;mso-wrap-distance-top:0;mso-wrap-distance-right:9pt;mso-wrap-distance-bottom:0;mso-position-horizontal:absolute;mso-position-horizontal-relative:text;mso-position-vertical:absolute;mso-position-vertical-relative:text;mso-width-percent:0;mso-height-percent:0;mso-width-relative:page;mso-height-relative:page;v-text-anchor:middle" o:gfxdata="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" fillcolor="white [3212]" strokecolor="#09101d [484]" strokeweight="1pt">
-                <v:textbox>
-                  <w:txbxContent>
-                    <w:p>
-                      <w:pPr>
-                        <w:spacing w:after="0"/>
-                        <w:jc w:val="center"/>
-                        <w:rPr>
-                          <w:b/>
-                          <w:bCs/>
-                          <w:color w:val="0D0D0D" w:themeColor="text1" w:themeTint="F2"/>
-                          <w:sz w:val="16"/>
-                          <w:szCs w:val="16"/>
-                        </w:rPr>
-                      </w:pPr>
-                      <w:r>
-                        <w:rPr>
-                          <w:b/>
-                          <w:bCs/>
-                          <w:color w:val="0D0D0D" w:themeColor="text1" w:themeTint="F2"/>
-                          <w:sz w:val="16"/>
-                          <w:szCs w:val="16"/>
-                        </w:rPr>
-                        <w:t>12</w:t>
-                      </w:r>
-                    </w:p>
-                  </w:txbxContent>
-                </v:textbox>
-                <w10:wrap type="topAndBottom"/>
-              </v:rect>
-            </w:pict>
-          </mc:Fallback>
-        </mc:AlternateContent>
-      </w:r>
-    </w:p>
-    <w:p>
-      <w:r>
-        <w:rPr>
-          <w:noProof/>
-        </w:rPr>
-        <mc:AlternateContent>
-          <mc:Choice Requires="wps">
-            <w:drawing>
-              <wp:anchor distT="0" distB="0" distL="114300" distR="114300" simplePos="0" relativeHeight="251637758" behindDoc="0" locked="0" layoutInCell="1" allowOverlap="1" wp14:anchorId="4F6AB2A4" wp14:editId="73C880FA">
-                <wp:simplePos x="0" y="0"/>
-                <wp:positionH relativeFrom="column">
-                  <wp:posOffset>-30920</wp:posOffset>
-                </wp:positionH>
-                <wp:positionV relativeFrom="paragraph">
-                  <wp:posOffset>524362</wp:posOffset>
-                </wp:positionV>
-                <wp:extent cx="2373923" cy="0"/>
-                <wp:effectExtent l="0" t="0" r="0" b="0"/>
-                <wp:wrapNone/>
-                <wp:docPr id="1757313430" name="Прямая соединительная линия 13"/>
-                <wp:cNvGraphicFramePr/>
-                <a:graphic xmlns:a="http://schemas.openxmlformats.org/drawingml/2006/main">
-                  <a:graphicData uri="http://schemas.microsoft.com/office/word/2010/wordprocessingShape">
-                    <wps:wsp>
-                      <wps:cNvCnPr/>
-                      <wps:spPr>
-                        <a:xfrm flipV="1">
-                          <a:off x="0" y="0"/>
-                          <a:ext cx="2373923" cy="0"/>
-                        </a:xfrm>
-                        <a:prstGeom prst="line">
-                          <a:avLst/>
-                        </a:prstGeom>
-                        <a:ln w="12700">
-                          <a:solidFill>
-                            <a:schemeClr val="tx1">
-                              <a:lumMod val="95000"/>
-                              <a:lumOff val="5000"/>
-                            </a:schemeClr>
-                          </a:solidFill>
-                        </a:ln>
-                      </wps:spPr>
-                      <wps:style>
-                        <a:lnRef idx="1">
-                          <a:schemeClr val="accent1"/>
-                        </a:lnRef>
-                        <a:fillRef idx="0">
-                          <a:schemeClr val="accent1"/>
-                        </a:fillRef>
-                        <a:effectRef idx="0">
-                          <a:schemeClr val="accent1"/>
-                        </a:effectRef>
-                        <a:fontRef idx="minor">
-                          <a:schemeClr val="tx1"/>
-                        </a:fontRef>
-                      </wps:style>
-                      <wps:bodyPr/>
-                    </wps:wsp>
-                  </a:graphicData>
-                </a:graphic>
-                <wp14:sizeRelV relativeFrom="margin">
-                  <wp14:pctHeight>0</wp14:pctHeight>
-                </wp14:sizeRelV>
-              </wp:anchor>
-            </w:drawing>
-          </mc:Choice>
-          <mc:Fallback>
-            <w:pict>
-              <v:line w14:anchorId="1359F5A9" id="Прямая соединительная линия 13" o:spid="_x0000_s1026" style="position:absolute;flip:y;z-index:251637758;visibility:visible;mso-wrap-style:square;mso-height-percent:0;mso-wrap-distance-left:9pt;mso-wrap-distance-top:0;mso-wrap-distance-right:9pt;mso-wrap-distance-bottom:0;mso-position-horizontal:absolute;mso-position-horizontal-relative:text;mso-position-vertical:absolute;mso-position-vertical-relative:text;mso-height-percent:0;mso-height-relative:margin" from="-2.45pt,41.3pt" to="184.45pt,41.3pt" o:gfxdata="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" strokecolor="#0d0d0d [3069]" strokeweight="1pt">
-                <v:stroke joinstyle="miter"/>
-              </v:line>
-            </w:pict>
-          </mc:Fallback>
-        </mc:AlternateContent>
-      </w:r>
-      <w:r>
-        <w:rPr>
-          <w:noProof/>
-        </w:rPr>
-        <mc:AlternateContent>
-          <mc:Choice Requires="wps">
-            <w:drawing>
-              <wp:anchor distT="0" distB="0" distL="114300" distR="114300" simplePos="0" relativeHeight="251671552" behindDoc="0" locked="0" layoutInCell="1" allowOverlap="1" wp14:anchorId="577F9B6F" wp14:editId="3FFA0F1F">
-                <wp:simplePos x="0" y="0"/>
-                <wp:positionH relativeFrom="column">
-                  <wp:posOffset>1482969</wp:posOffset>
-                </wp:positionH>
-                <wp:positionV relativeFrom="paragraph">
-                  <wp:posOffset>388034</wp:posOffset>
-                </wp:positionV>
-                <wp:extent cx="668020" cy="245745"/>
-                <wp:effectExtent l="0" t="0" r="17780" b="20955"/>
-                <wp:wrapTopAndBottom/>
-                <wp:docPr id="1583510735" name="Прямоугольник 1"/>
-                <wp:cNvGraphicFramePr/>
-                <a:graphic xmlns:a="http://schemas.openxmlformats.org/drawingml/2006/main">
-                  <a:graphicData uri="http://schemas.microsoft.com/office/word/2010/wordprocessingShape">
-                    <wps:wsp>
-                      <wps:cNvSpPr/>
-                      <wps:spPr>
-                        <a:xfrm>
-                          <a:off x="0" y="0"/>
-                          <a:ext cx="668020" cy="245745"/>
-                        </a:xfrm>
-                        <a:prstGeom prst="rect">
-                          <a:avLst/>
-                        </a:prstGeom>
-                        <a:solidFill>
-                          <a:sysClr val="window" lastClr="FFFFFF"/>
-                        </a:solidFill>
-                        <a:ln w="12700" cap="flat" cmpd="sng" algn="ctr">
-                          <a:solidFill>
-                            <a:srgbClr val="4472C4">
-                              <a:shade val="15000"/>
-                            </a:srgbClr>
-                          </a:solidFill>
-                          <a:prstDash val="solid"/>
-                          <a:miter lim="800000"/>
-                        </a:ln>
-                        <a:effectLst/>
-                      </wps:spPr>
-                      <wps:txbx>
-                        <w:txbxContent>
-                          <w:p>
-                            <w:pPr>
-                              <w:spacing w:after="0"/>
-                              <w:jc w:val="center"/>
-                              <w:rPr>
-                                <w:b/>
-                                <w:bCs/>
-                                <w:color w:val="0D0D0D" w:themeColor="text1" w:themeTint="F2"/>
-                                <w:sz w:val="16"/>
-                                <w:szCs w:val="16"/>
-                              </w:rPr>
-                            </w:pPr>
-                            <w:r>
-                              <w:rPr>
-                                <w:b/>
-                                <w:bCs/>
-                                <w:color w:val="0D0D0D" w:themeColor="text1" w:themeTint="F2"/>
-                                <w:sz w:val="16"/>
-                                <w:szCs w:val="16"/>
-                              </w:rPr>
-                              <w:t>10</w:t>
-                            </w:r>
-                          </w:p>
-                        </w:txbxContent>
-                      </wps:txbx>
-                      <wps:bodyPr rot="0" spcFirstLastPara="0" vertOverflow="overflow" horzOverflow="overflow" vert="horz" wrap="square" lIns="91440" tIns="45720" rIns="91440" bIns="45720" numCol="1" spcCol="0" rtlCol="0" fromWordArt="0" anchor="ctr" anchorCtr="0" forceAA="0" compatLnSpc="1">
-                        <a:prstTxWarp prst="textNoShape">
-                          <a:avLst/>
-                        </a:prstTxWarp>
-                        <a:noAutofit/>
-                      </wps:bodyPr>
-                    </wps:wsp>
-                  </a:graphicData>
-                </a:graphic>
-                <wp14:sizeRelH relativeFrom="page">
-                  <wp14:pctWidth>0</wp14:pctWidth>
-                </wp14:sizeRelH>
-                <wp14:sizeRelV relativeFrom="page">
-                  <wp14:pctHeight>0</wp14:pctHeight>
-                </wp14:sizeRelV>
-              </wp:anchor>
-            </w:drawing>
-          </mc:Choice>
-          <mc:Fallback>
-            <w:pict>
-              <v:rect w14:anchorId="577F9B6F" id="_x0000_s1029" style="position:absolute;margin-left:116.75pt;margin-top:30.55pt;width:52.6pt;height:19.35pt;z-index:251671552;visibility:visible;mso-wrap-style:square;mso-width-percent:0;mso-height-percent:0;mso-wrap-distance-left:9pt;mso-wrap-distance-top:0;mso-wrap-distance-right:9pt;mso-wrap-distance-bottom:0;mso-position-horizontal:absolute;mso-position-horizontal-relative:text;mso-position-vertical:absolute;mso-position-vertical-relative:text;mso-width-percent:0;mso-height-percent:0;mso-width-relative:page;mso-height-relative:page;v-text-anchor:middle" o:gfxdata="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" fillcolor="window" strokecolor="#172c51" strokeweight="1pt">
-                <v:textbox>
-                  <w:txbxContent>
-                    <w:p>
-                      <w:pPr>
-                        <w:spacing w:after="0"/>
-                        <w:jc w:val="center"/>
-                        <w:rPr>
-                          <w:b/>
-                          <w:bCs/>
-                          <w:color w:val="0D0D0D" w:themeColor="text1" w:themeTint="F2"/>
-                          <w:sz w:val="16"/>
-                          <w:szCs w:val="16"/>
-                        </w:rPr>
-                      </w:pPr>
-                      <w:r>
-                        <w:rPr>
-                          <w:b/>
-                          <w:bCs/>
-                          <w:color w:val="0D0D0D" w:themeColor="text1" w:themeTint="F2"/>
-                          <w:sz w:val="16"/>
-                          <w:szCs w:val="16"/>
-                        </w:rPr>
-                        <w:t>10</w:t>
-                      </w:r>
-                    </w:p>
-                  </w:txbxContent>
-                </v:textbox>
-                <w10:wrap type="topAndBottom"/>
-              </v:rect>
-            </w:pict>
-          </mc:Fallback>
-        </mc:AlternateContent>
-      </w:r>
-      <w:r>
-        <w:rPr>
-          <w:noProof/>
-        </w:rPr>
-        <mc:AlternateContent>
-          <mc:Choice Requires="wps">
-            <w:drawing>
-              <wp:anchor distT="0" distB="0" distL="114300" distR="114300" simplePos="0" relativeHeight="251665408" behindDoc="0" locked="0" layoutInCell="1" allowOverlap="1" wp14:anchorId="6724DD01" wp14:editId="5AD1052B">
-                <wp:simplePos x="0" y="0"/>
-                <wp:positionH relativeFrom="column">
-                  <wp:posOffset>246185</wp:posOffset>
-                </wp:positionH>
-                <wp:positionV relativeFrom="paragraph">
-                  <wp:posOffset>391307</wp:posOffset>
-                </wp:positionV>
-                <wp:extent cx="668020" cy="245745"/>
-                <wp:effectExtent l="0" t="0" r="17780" b="20955"/>
-                <wp:wrapTopAndBottom/>
-                <wp:docPr id="1352436724" name="Прямоугольник 1"/>
-                <wp:cNvGraphicFramePr/>
-                <a:graphic xmlns:a="http://schemas.openxmlformats.org/drawingml/2006/main">
-                  <a:graphicData uri="http://schemas.microsoft.com/office/word/2010/wordprocessingShape">
-                    <wps:wsp>
-                      <wps:cNvSpPr/>
-                      <wps:spPr>
-                        <a:xfrm>
-                          <a:off x="0" y="0"/>
-                          <a:ext cx="668020" cy="245745"/>
-                        </a:xfrm>
-                        <a:prstGeom prst="rect">
-                          <a:avLst/>
-                        </a:prstGeom>
-                        <a:solidFill>
-                          <a:sysClr val="window" lastClr="FFFFFF"/>
-                        </a:solidFill>
-                        <a:ln w="12700" cap="flat" cmpd="sng" algn="ctr">
-                          <a:solidFill>
-                            <a:srgbClr val="4472C4">
-                              <a:shade val="15000"/>
-                            </a:srgbClr>
-                          </a:solidFill>
-                          <a:prstDash val="solid"/>
-                          <a:miter lim="800000"/>
-                        </a:ln>
-                        <a:effectLst/>
-                      </wps:spPr>
-                      <wps:txbx>
-                        <w:txbxContent>
-                          <w:p>
-                            <w:pPr>
-                              <w:spacing w:after="0"/>
-                              <w:jc w:val="center"/>
-                              <w:rPr>
-                                <w:b/>
-                                <w:bCs/>
-                                <w:color w:val="0D0D0D" w:themeColor="text1" w:themeTint="F2"/>
-                                <w:sz w:val="16"/>
-                                <w:szCs w:val="16"/>
-                              </w:rPr>
-                            </w:pPr>
-                            <w:r>
-                              <w:rPr>
-                                <w:b/>
-                                <w:bCs/>
-                                <w:color w:val="0D0D0D" w:themeColor="text1" w:themeTint="F2"/>
-                                <w:sz w:val="16"/>
-                                <w:szCs w:val="16"/>
-                              </w:rPr>
-                              <w:t>12</w:t>
-                            </w:r>
-                          </w:p>
-                        </w:txbxContent>
-                      </wps:txbx>
-                      <wps:bodyPr rot="0" spcFirstLastPara="0" vertOverflow="overflow" horzOverflow="overflow" vert="horz" wrap="square" lIns="91440" tIns="45720" rIns="91440" bIns="45720" numCol="1" spcCol="0" rtlCol="0" fromWordArt="0" anchor="ctr" anchorCtr="0" forceAA="0" compatLnSpc="1">
-                        <a:prstTxWarp prst="textNoShape">
-                          <a:avLst/>
-                        </a:prstTxWarp>
-                        <a:noAutofit/>
-                      </wps:bodyPr>
-                    </wps:wsp>
-                  </a:graphicData>
-                </a:graphic>
-                <wp14:sizeRelH relativeFrom="page">
-                  <wp14:pctWidth>0</wp14:pctWidth>
-                </wp14:sizeRelH>
-                <wp14:sizeRelV relativeFrom="page">
-                  <wp14:pctHeight>0</wp14:pctHeight>
-                </wp14:sizeRelV>
-              </wp:anchor>
-            </w:drawing>
-          </mc:Choice>
-          <mc:Fallback>
-            <w:pict>
-              <v:rect w14:anchorId="6724DD01" id="_x0000_s1030" style="position:absolute;margin-left:19.4pt;margin-top:30.8pt;width:52.6pt;height:19.35pt;z-index:251665408;visibility:visible;mso-wrap-style:square;mso-width-percent:0;mso-height-percent:0;mso-wrap-distance-left:9pt;mso-wrap-distance-top:0;mso-wrap-distance-right:9pt;mso-wrap-distance-bottom:0;mso-position-horizontal:absolute;mso-position-horizontal-relative:text;mso-position-vertical:absolute;mso-position-vertical-relative:text;mso-width-percent:0;mso-height-percent:0;mso-width-relative:page;mso-height-relative:page;v-text-anchor:middle" o:gfxdata="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" fillcolor="window" strokecolor="#172c51" strokeweight="1pt">
-                <v:textbox>
-                  <w:txbxContent>
-                    <w:p>
-                      <w:pPr>
-                        <w:spacing w:after="0"/>
-                        <w:jc w:val="center"/>
-                        <w:rPr>
-                          <w:b/>
-                          <w:bCs/>
-                          <w:color w:val="0D0D0D" w:themeColor="text1" w:themeTint="F2"/>
-                          <w:sz w:val="16"/>
-                          <w:szCs w:val="16"/>
-                        </w:rPr>
-                      </w:pPr>
-                      <w:r>
-                        <w:rPr>
-                          <w:b/>
-                          <w:bCs/>
-                          <w:color w:val="0D0D0D" w:themeColor="text1" w:themeTint="F2"/>
-                          <w:sz w:val="16"/>
-                          <w:szCs w:val="16"/>
-                        </w:rPr>
-                        <w:t>12</w:t>
-                      </w:r>
-                    </w:p>
-                  </w:txbxContent>
-                </v:textbox>
-                <w10:wrap type="topAndBottom"/>
-              </v:rect>
-            </w:pict>
-          </mc:Fallback>
-        </mc:AlternateContent>
-      </w:r>
-    </w:p>
-    <w:p>
-      <w:r>
-        <w:rPr>
-          <w:noProof/>
-        </w:rPr>
-        <mc:AlternateContent>
-          <mc:Choice Requires="wps">
-            <w:drawing>
-              <wp:anchor distT="0" distB="0" distL="114300" distR="114300" simplePos="0" relativeHeight="251636733" behindDoc="0" locked="0" layoutInCell="1" allowOverlap="1" wp14:anchorId="692DB96A" wp14:editId="6DE13559">
-                <wp:simplePos x="0" y="0"/>
-                <wp:positionH relativeFrom="column">
-                  <wp:posOffset>-30578</wp:posOffset>
-                </wp:positionH>
-                <wp:positionV relativeFrom="paragraph">
-                  <wp:posOffset>512250</wp:posOffset>
-                </wp:positionV>
-                <wp:extent cx="1277815" cy="17780"/>
-                <wp:effectExtent l="0" t="0" r="36830" b="20320"/>
-                <wp:wrapNone/>
-                <wp:docPr id="1814025319" name="Прямая соединительная линия 13"/>
-                <wp:cNvGraphicFramePr/>
-                <a:graphic xmlns:a="http://schemas.openxmlformats.org/drawingml/2006/main">
-                  <a:graphicData uri="http://schemas.microsoft.com/office/word/2010/wordprocessingShape">
-                    <wps:wsp>
-                      <wps:cNvCnPr/>
-                      <wps:spPr>
-                        <a:xfrm flipV="1">
-                          <a:off x="0" y="0"/>
-                          <a:ext cx="1277815" cy="17780"/>
-                        </a:xfrm>
-                        <a:prstGeom prst="line">
-                          <a:avLst/>
-                        </a:prstGeom>
-                        <a:noFill/>
-                        <a:ln w="12700" cap="flat" cmpd="sng" algn="ctr">
-                          <a:solidFill>
-                            <a:sysClr val="windowText" lastClr="000000">
-                              <a:lumMod val="95000"/>
-                              <a:lumOff val="5000"/>
-                            </a:sysClr>
-                          </a:solidFill>
-                          <a:prstDash val="solid"/>
-                          <a:miter lim="800000"/>
-                        </a:ln>
-                        <a:effectLst/>
-                      </wps:spPr>
-                      <wps:bodyPr/>
-                    </wps:wsp>
-                  </a:graphicData>
-                </a:graphic>
-                <wp14:sizeRelH relativeFrom="margin">
-                  <wp14:pctWidth>0</wp14:pctWidth>
-                </wp14:sizeRelH>
-                <wp14:sizeRelV relativeFrom="margin">
-                  <wp14:pctHeight>0</wp14:pctHeight>
-                </wp14:sizeRelV>
-              </wp:anchor>
-            </w:drawing>
-          </mc:Choice>
-          <mc:Fallback>
-            <w:pict>
-              <v:line w14:anchorId="09204D61" id="Прямая соединительная линия 13" o:spid="_x0000_s1026" style="position:absolute;flip:y;z-index:251636733;visibility:visible;mso-wrap-style:square;mso-width-percent:0;mso-height-percent:0;mso-wrap-distance-left:9pt;mso-wrap-distance-top:0;mso-wrap-distance-right:9pt;mso-wrap-distance-bottom:0;mso-position-horizontal:absolute;mso-position-horizontal-relative:text;mso-position-vertical:absolute;mso-position-vertical-relative:text;mso-width-percent:0;mso-height-percent:0;mso-width-relative:margin;mso-height-relative:margin" from="-2.4pt,40.35pt" to="98.2pt,41.75pt" o:gfxdata="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" strokecolor="#0d0d0d" strokeweight="1pt">
-                <v:stroke joinstyle="miter"/>
-              </v:line>
-            </w:pict>
-          </mc:Fallback>
-        </mc:AlternateContent>
-      </w:r>
-      <w:r>
-        <w:rPr>
-          <w:noProof/>
-        </w:rPr>
-        <mc:AlternateContent>
-          <mc:Choice Requires="wps">
-            <w:drawing>
-              <wp:anchor distT="0" distB="0" distL="114300" distR="114300" simplePos="0" relativeHeight="251667456" behindDoc="0" locked="0" layoutInCell="1" allowOverlap="1" wp14:anchorId="1F9488A4" wp14:editId="1FC027B4">
-                <wp:simplePos x="0" y="0"/>
-                <wp:positionH relativeFrom="column">
-                  <wp:posOffset>246185</wp:posOffset>
-                </wp:positionH>
-                <wp:positionV relativeFrom="paragraph">
-                  <wp:posOffset>382026</wp:posOffset>
-                </wp:positionV>
-                <wp:extent cx="668020" cy="245745"/>
-                <wp:effectExtent l="0" t="0" r="17780" b="20955"/>
-                <wp:wrapTopAndBottom/>
-                <wp:docPr id="1521358973" name="Прямоугольник 1"/>
-                <wp:cNvGraphicFramePr/>
-                <a:graphic xmlns:a="http://schemas.openxmlformats.org/drawingml/2006/main">
-                  <a:graphicData uri="http://schemas.microsoft.com/office/word/2010/wordprocessingShape">
-                    <wps:wsp>
-                      <wps:cNvSpPr/>
-                      <wps:spPr>
-                        <a:xfrm>
-                          <a:off x="0" y="0"/>
-                          <a:ext cx="668020" cy="245745"/>
-                        </a:xfrm>
-                        <a:prstGeom prst="rect">
-                          <a:avLst/>
-                        </a:prstGeom>
-                        <a:solidFill>
-                          <a:sysClr val="window" lastClr="FFFFFF"/>
-                        </a:solidFill>
-                        <a:ln w="12700" cap="flat" cmpd="sng" algn="ctr">
-                          <a:solidFill>
-                            <a:srgbClr val="4472C4">
-                              <a:shade val="15000"/>
-                            </a:srgbClr>
-                          </a:solidFill>
-                          <a:prstDash val="solid"/>
-                          <a:miter lim="800000"/>
-                        </a:ln>
-                        <a:effectLst/>
-                      </wps:spPr>
-                      <wps:txbx>
-                        <w:txbxContent>
-                          <w:p>
-                            <w:pPr>
-                              <w:spacing w:after="0"/>
-                              <w:jc w:val="center"/>
-                              <w:rPr>
-                                <w:b/>
-                                <w:bCs/>
-                                <w:color w:val="0D0D0D" w:themeColor="text1" w:themeTint="F2"/>
-                                <w:sz w:val="16"/>
-                                <w:szCs w:val="16"/>
-                              </w:rPr>
-                            </w:pPr>
-                            <w:r>
-                              <w:rPr>
-                                <w:b/>
-                                <w:bCs/>
-                                <w:color w:val="0D0D0D" w:themeColor="text1" w:themeTint="F2"/>
-                                <w:sz w:val="16"/>
-                                <w:szCs w:val="16"/>
-                              </w:rPr>
-                              <w:t>12</w:t>
-                            </w:r>
-                          </w:p>
-                        </w:txbxContent>
-                      </wps:txbx>
-                      <wps:bodyPr rot="0" spcFirstLastPara="0" vertOverflow="overflow" horzOverflow="overflow" vert="horz" wrap="square" lIns="91440" tIns="45720" rIns="91440" bIns="45720" numCol="1" spcCol="0" rtlCol="0" fromWordArt="0" anchor="ctr" anchorCtr="0" forceAA="0" compatLnSpc="1">
-                        <a:prstTxWarp prst="textNoShape">
-                          <a:avLst/>
-                        </a:prstTxWarp>
-                        <a:noAutofit/>
-                      </wps:bodyPr>
-                    </wps:wsp>
-                  </a:graphicData>
-                </a:graphic>
-                <wp14:sizeRelH relativeFrom="page">
-                  <wp14:pctWidth>0</wp14:pctWidth>
-                </wp14:sizeRelH>
-                <wp14:sizeRelV relativeFrom="page">
-                  <wp14:pctHeight>0</wp14:pctHeight>
-                </wp14:sizeRelV>
-              </wp:anchor>
-            </w:drawing>
-          </mc:Choice>
-          <mc:Fallback>
-            <w:pict>
-              <v:rect w14:anchorId="1F9488A4" id="_x0000_s1031" style="position:absolute;margin-left:19.4pt;margin-top:30.1pt;width:52.6pt;height:19.35pt;z-index:251667456;visibility:visible;mso-wrap-style:square;mso-width-percent:0;mso-height-percent:0;mso-wrap-distance-left:9pt;mso-wrap-distance-top:0;mso-wrap-distance-right:9pt;mso-wrap-distance-bottom:0;mso-position-horizontal:absolute;mso-position-horizontal-relative:text;mso-position-vertical:absolute;mso-position-vertical-relative:text;mso-width-percent:0;mso-height-percent:0;mso-width-relative:page;mso-height-relative:page;v-text-anchor:middle" o:gfxdata="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" fillcolor="window" strokecolor="#172c51" strokeweight="1pt">
-                <v:textbox>
-                  <w:txbxContent>
-                    <w:p>
-                      <w:pPr>
-                        <w:spacing w:after="0"/>
-                        <w:jc w:val="center"/>
-                        <w:rPr>
-                          <w:b/>
-                          <w:bCs/>
-                          <w:color w:val="0D0D0D" w:themeColor="text1" w:themeTint="F2"/>
-                          <w:sz w:val="16"/>
-                          <w:szCs w:val="16"/>
-                        </w:rPr>
-                      </w:pPr>
-                      <w:r>
-                        <w:rPr>
-                          <w:b/>
-                          <w:bCs/>
-                          <w:color w:val="0D0D0D" w:themeColor="text1" w:themeTint="F2"/>
-                          <w:sz w:val="16"/>
-                          <w:szCs w:val="16"/>
-                        </w:rPr>
-                        <w:t>12</w:t>
-                      </w:r>
-                    </w:p>
-                  </w:txbxContent>
-                </v:textbox>
-                <w10:wrap type="topAndBottom"/>
-              </v:rect>
-            </w:pict>
-          </mc:Fallback>
-        </mc:AlternateContent>
-      </w:r>
-    </w:p>
-    <w:p/>
-    <w:p/>
-    <w:p>
-      <w:r>
-        <w:rPr>
-          <w:noProof/>
-        </w:rPr>
-        <mc:AlternateContent>
-          <mc:Choice Requires="wps">
-            <w:drawing>
-              <wp:anchor distT="0" distB="0" distL="114300" distR="114300" simplePos="0" relativeHeight="251680768" behindDoc="0" locked="0" layoutInCell="1" allowOverlap="1" wp14:anchorId="2C3F93F8" wp14:editId="47F0A971">
-                <wp:simplePos x="0" y="0"/>
-                <wp:positionH relativeFrom="column">
-                  <wp:posOffset>0</wp:posOffset>
-                </wp:positionH>
-                <wp:positionV relativeFrom="paragraph">
-                  <wp:posOffset>358775</wp:posOffset>
-                </wp:positionV>
-                <wp:extent cx="2183423" cy="17585"/>
-                <wp:effectExtent l="0" t="0" r="26670" b="20955"/>
-                <wp:wrapNone/>
-                <wp:docPr id="1821149493" name="Прямая соединительная линия 3"/>
-                <wp:cNvGraphicFramePr/>
-                <a:graphic xmlns:a="http://schemas.openxmlformats.org/drawingml/2006/main">
-                  <a:graphicData uri="http://schemas.microsoft.com/office/word/2010/wordprocessingShape">
-                    <wps:wsp>
-                      <wps:cNvCnPr/>
-                      <wps:spPr>
-                        <a:xfrm>
-                          <a:off x="0" y="0"/>
-                          <a:ext cx="2183423" cy="17585"/>
-                        </a:xfrm>
-                        <a:prstGeom prst="line">
-                          <a:avLst/>
-                        </a:prstGeom>
-                        <a:ln w="12700">
-                          <a:solidFill>
-                            <a:srgbClr val="002060"/>
-                          </a:solidFill>
-                        </a:ln>
-                      </wps:spPr>
-                      <wps:style>
-                        <a:lnRef idx="1">
-                          <a:schemeClr val="accent1"/>
-                        </a:lnRef>
-                        <a:fillRef idx="0">
-                          <a:schemeClr val="accent1"/>
-                        </a:fillRef>
-                        <a:effectRef idx="0">
-                          <a:schemeClr val="accent1"/>
-                        </a:effectRef>
-                        <a:fontRef idx="minor">
-                          <a:schemeClr val="tx1"/>
-                        </a:fontRef>
-                      </wps:style>
-                      <wps:bodyPr/>
-                    </wps:wsp>
+                          <a:ln w="12700" cap="flat" cmpd="sng" algn="ctr">
+                            <a:solidFill>
+                              <a:srgbClr val="4472C4">
+                                <a:shade val="15000"/>
+                              </a:srgbClr>
+                            </a:solidFill>
+                            <a:prstDash val="solid"/>
+                            <a:miter lim="800000"/>
+                          </a:ln>
+                          <a:effectLst/>
+                        </wps:spPr>
+                        <wps:bodyPr rot="0" spcFirstLastPara="0" vertOverflow="overflow" horzOverflow="overflow" vert="horz" wrap="square" lIns="91440" tIns="45720" rIns="91440" bIns="45720" numCol="1" spcCol="0" rtlCol="0" fromWordArt="0" anchor="ctr" anchorCtr="0" forceAA="0" compatLnSpc="1">
+                          <a:prstTxWarp prst="textNoShape">
+                            <a:avLst/>
+                          </a:prstTxWarp>
+                          <a:noAutofit/>
+                        </wps:bodyPr>
+                      </wps:wsp>
+                    </wpg:wgp>
                   </a:graphicData>
                 </a:graphic>
               </wp:anchor>
@@ -2205,401 +2105,18 @@
           </mc:Choice>
           <mc:Fallback>
             <w:pict>
-              <v:line w14:anchorId="34457013" id="Прямая соединительная линия 3" o:spid="_x0000_s1026" style="position:absolute;z-index:251680768;visibility:visible;mso-wrap-style:square;mso-wrap-distance-left:9pt;mso-wrap-distance-top:0;mso-wrap-distance-right:9pt;mso-wrap-distance-bottom:0;mso-position-horizontal:absolute;mso-position-horizontal-relative:text;mso-position-vertical:absolute;mso-position-vertical-relative:text" from="0,28.25pt" to="171.9pt,29.65pt" o:gfxdata="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" strokecolor="#002060" strokeweight="1pt">
-                <v:stroke joinstyle="miter"/>
-              </v:line>
+              <v:group w14:anchorId="4ADC87AB" id="Группа 72" o:spid="_x0000_s1026" style="position:absolute;margin-left:.15pt;margin-top:23.6pt;width:171.9pt;height:11.1pt;z-index:251685888" coordsize="21834,1409" o:gfxdata="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">
+                <v:line id="Прямая соединительная линия 3" o:spid="_x0000_s1027" style="position:absolute;visibility:visible;mso-wrap-style:square" from="0,533" to="21834,709" o:connectortype="straight" o:gfxdata="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" strokecolor="#002060" strokeweight="1pt">
+                  <v:stroke joinstyle="miter"/>
+                </v:line>
+                <v:rect id="Прямоугольник 1" o:spid="_x0000_s1028" style="position:absolute;left:7848;width:4134;height:1409;visibility:visible;mso-wrap-style:square;v-text-anchor:middle" o:gfxdata="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" fillcolor="white [3212]" strokecolor="#172c51" strokeweight="1pt"/>
+              </v:group>
             </w:pict>
           </mc:Fallback>
         </mc:AlternateContent>
       </w:r>
-      <w:r>
-        <w:rPr>
-          <w:noProof/>
-        </w:rPr>
-        <mc:AlternateContent>
-          <mc:Choice Requires="wps">
-            <w:drawing>
-              <wp:anchor distT="0" distB="0" distL="114300" distR="114300" simplePos="0" relativeHeight="251681792" behindDoc="0" locked="0" layoutInCell="1" allowOverlap="1" wp14:anchorId="3E347E90" wp14:editId="76A13082">
-                <wp:simplePos x="0" y="0"/>
-                <wp:positionH relativeFrom="column">
-                  <wp:posOffset>201295</wp:posOffset>
-                </wp:positionH>
-                <wp:positionV relativeFrom="paragraph">
-                  <wp:posOffset>285115</wp:posOffset>
-                </wp:positionV>
-                <wp:extent cx="413385" cy="140970"/>
-                <wp:effectExtent l="0" t="0" r="24765" b="11430"/>
-                <wp:wrapTopAndBottom/>
-                <wp:docPr id="1298338286" name="Прямоугольник 1"/>
-                <wp:cNvGraphicFramePr/>
-                <a:graphic xmlns:a="http://schemas.openxmlformats.org/drawingml/2006/main">
-                  <a:graphicData uri="http://schemas.microsoft.com/office/word/2010/wordprocessingShape">
-                    <wps:wsp>
-                      <wps:cNvSpPr/>
-                      <wps:spPr>
-                        <a:xfrm>
-                          <a:off x="0" y="0"/>
-                          <a:ext cx="413385" cy="140970"/>
-                        </a:xfrm>
-                        <a:prstGeom prst="rect">
-                          <a:avLst/>
-                        </a:prstGeom>
-                        <a:solidFill>
-                          <a:schemeClr val="bg1"/>
-                        </a:solidFill>
-                        <a:ln>
-                          <a:solidFill>
-                            <a:schemeClr val="accent1">
-                              <a:shade val="15000"/>
-                            </a:schemeClr>
-                          </a:solidFill>
-                        </a:ln>
-                      </wps:spPr>
-                      <wps:style>
-                        <a:lnRef idx="2">
-                          <a:schemeClr val="accent1">
-                            <a:shade val="15000"/>
-                          </a:schemeClr>
-                        </a:lnRef>
-                        <a:fillRef idx="1">
-                          <a:schemeClr val="accent1"/>
-                        </a:fillRef>
-                        <a:effectRef idx="0">
-                          <a:schemeClr val="accent1"/>
-                        </a:effectRef>
-                        <a:fontRef idx="minor">
-                          <a:schemeClr val="lt1"/>
-                        </a:fontRef>
-                      </wps:style>
-                      <wps:bodyPr rot="0" spcFirstLastPara="0" vertOverflow="overflow" horzOverflow="overflow" vert="horz" wrap="square" lIns="91440" tIns="45720" rIns="91440" bIns="45720" numCol="1" spcCol="0" rtlCol="0" fromWordArt="0" anchor="ctr" anchorCtr="0" forceAA="0" compatLnSpc="1">
-                        <a:prstTxWarp prst="textNoShape">
-                          <a:avLst/>
-                        </a:prstTxWarp>
-                        <a:noAutofit/>
-                      </wps:bodyPr>
-                    </wps:wsp>
-                  </a:graphicData>
-                </a:graphic>
-                <wp14:sizeRelH relativeFrom="page">
-                  <wp14:pctWidth>0</wp14:pctWidth>
-                </wp14:sizeRelH>
-                <wp14:sizeRelV relativeFrom="page">
-                  <wp14:pctHeight>0</wp14:pctHeight>
-                </wp14:sizeRelV>
-              </wp:anchor>
-            </w:drawing>
-          </mc:Choice>
-          <mc:Fallback>
-            <w:pict>
-              <v:rect w14:anchorId="0C4187DE" id="Прямоугольник 1" o:spid="_x0000_s1026" style="position:absolute;margin-left:15.85pt;margin-top:22.45pt;width:32.55pt;height:11.1pt;z-index:251681792;visibility:visible;mso-wrap-style:square;mso-width-percent:0;mso-height-percent:0;mso-wrap-distance-left:9pt;mso-wrap-distance-top:0;mso-wrap-distance-right:9pt;mso-wrap-distance-bottom:0;mso-position-horizontal:absolute;mso-position-horizontal-relative:text;mso-position-vertical:absolute;mso-position-vertical-relative:text;mso-width-percent:0;mso-height-percent:0;mso-width-relative:page;mso-height-relative:page;v-text-anchor:middle" o:gfxdata="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" fillcolor="white [3212]" strokecolor="#09101d [484]" strokeweight="1pt">
-                <w10:wrap type="topAndBottom"/>
-              </v:rect>
-            </w:pict>
-          </mc:Fallback>
-        </mc:AlternateContent>
-      </w:r>
-      <w:r>
-        <w:rPr>
-          <w:noProof/>
-        </w:rPr>
-        <mc:AlternateContent>
-          <mc:Choice Requires="wps">
-            <w:drawing>
-              <wp:anchor distT="0" distB="0" distL="114300" distR="114300" simplePos="0" relativeHeight="251682816" behindDoc="0" locked="0" layoutInCell="1" allowOverlap="1" wp14:anchorId="2E6A5F3A" wp14:editId="20CEF0FA">
-                <wp:simplePos x="0" y="0"/>
-                <wp:positionH relativeFrom="column">
-                  <wp:posOffset>840105</wp:posOffset>
-                </wp:positionH>
-                <wp:positionV relativeFrom="paragraph">
-                  <wp:posOffset>300355</wp:posOffset>
-                </wp:positionV>
-                <wp:extent cx="413385" cy="140970"/>
-                <wp:effectExtent l="0" t="0" r="24765" b="11430"/>
-                <wp:wrapTopAndBottom/>
-                <wp:docPr id="1980354360" name="Прямоугольник 1"/>
-                <wp:cNvGraphicFramePr/>
-                <a:graphic xmlns:a="http://schemas.openxmlformats.org/drawingml/2006/main">
-                  <a:graphicData uri="http://schemas.microsoft.com/office/word/2010/wordprocessingShape">
-                    <wps:wsp>
-                      <wps:cNvSpPr/>
-                      <wps:spPr>
-                        <a:xfrm>
-                          <a:off x="0" y="0"/>
-                          <a:ext cx="413385" cy="140970"/>
-                        </a:xfrm>
-                        <a:prstGeom prst="rect">
-                          <a:avLst/>
-                        </a:prstGeom>
-                        <a:solidFill>
-                          <a:schemeClr val="bg1"/>
-                        </a:solidFill>
-                        <a:ln w="12700" cap="flat" cmpd="sng" algn="ctr">
-                          <a:solidFill>
-                            <a:srgbClr val="4472C4">
-                              <a:shade val="15000"/>
-                            </a:srgbClr>
-                          </a:solidFill>
-                          <a:prstDash val="solid"/>
-                          <a:miter lim="800000"/>
-                        </a:ln>
-                        <a:effectLst/>
-                      </wps:spPr>
-                      <wps:bodyPr rot="0" spcFirstLastPara="0" vertOverflow="overflow" horzOverflow="overflow" vert="horz" wrap="square" lIns="91440" tIns="45720" rIns="91440" bIns="45720" numCol="1" spcCol="0" rtlCol="0" fromWordArt="0" anchor="ctr" anchorCtr="0" forceAA="0" compatLnSpc="1">
-                        <a:prstTxWarp prst="textNoShape">
-                          <a:avLst/>
-                        </a:prstTxWarp>
-                        <a:noAutofit/>
-                      </wps:bodyPr>
-                    </wps:wsp>
-                  </a:graphicData>
-                </a:graphic>
-                <wp14:sizeRelH relativeFrom="page">
-                  <wp14:pctWidth>0</wp14:pctWidth>
-                </wp14:sizeRelH>
-                <wp14:sizeRelV relativeFrom="page">
-                  <wp14:pctHeight>0</wp14:pctHeight>
-                </wp14:sizeRelV>
-              </wp:anchor>
-            </w:drawing>
-          </mc:Choice>
-          <mc:Fallback>
-            <w:pict>
-              <v:rect w14:anchorId="7D43A609" id="Прямоугольник 1" o:spid="_x0000_s1026" style="position:absolute;margin-left:66.15pt;margin-top:23.65pt;width:32.55pt;height:11.1pt;z-index:251682816;visibility:visible;mso-wrap-style:square;mso-width-percent:0;mso-height-percent:0;mso-wrap-distance-left:9pt;mso-wrap-distance-top:0;mso-wrap-distance-right:9pt;mso-wrap-distance-bottom:0;mso-position-horizontal:absolute;mso-position-horizontal-relative:text;mso-position-vertical:absolute;mso-position-vertical-relative:text;mso-width-percent:0;mso-height-percent:0;mso-width-relative:page;mso-height-relative:page;v-text-anchor:middle" o:gfxdata="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" fillcolor="white [3212]" strokecolor="#172c51" strokeweight="1pt">
-                <w10:wrap type="topAndBottom"/>
-              </v:rect>
-            </w:pict>
-          </mc:Fallback>
-        </mc:AlternateContent>
-      </w:r>
-      <w:r>
-        <w:rPr>
-          <w:noProof/>
-        </w:rPr>
-        <mc:AlternateContent>
-          <mc:Choice Requires="wps">
-            <w:drawing>
-              <wp:anchor distT="0" distB="0" distL="114300" distR="114300" simplePos="0" relativeHeight="251683840" behindDoc="0" locked="0" layoutInCell="1" allowOverlap="1" wp14:anchorId="7E4BFF24" wp14:editId="3DFF6323">
-                <wp:simplePos x="0" y="0"/>
-                <wp:positionH relativeFrom="column">
-                  <wp:posOffset>1482725</wp:posOffset>
-                </wp:positionH>
-                <wp:positionV relativeFrom="paragraph">
-                  <wp:posOffset>302260</wp:posOffset>
-                </wp:positionV>
-                <wp:extent cx="413385" cy="140970"/>
-                <wp:effectExtent l="0" t="0" r="24765" b="11430"/>
-                <wp:wrapTopAndBottom/>
-                <wp:docPr id="1373896797" name="Прямоугольник 1"/>
-                <wp:cNvGraphicFramePr/>
-                <a:graphic xmlns:a="http://schemas.openxmlformats.org/drawingml/2006/main">
-                  <a:graphicData uri="http://schemas.microsoft.com/office/word/2010/wordprocessingShape">
-                    <wps:wsp>
-                      <wps:cNvSpPr/>
-                      <wps:spPr>
-                        <a:xfrm>
-                          <a:off x="0" y="0"/>
-                          <a:ext cx="413385" cy="140970"/>
-                        </a:xfrm>
-                        <a:prstGeom prst="rect">
-                          <a:avLst/>
-                        </a:prstGeom>
-                        <a:solidFill>
-                          <a:schemeClr val="bg1"/>
-                        </a:solidFill>
-                        <a:ln w="12700" cap="flat" cmpd="sng" algn="ctr">
-                          <a:solidFill>
-                            <a:srgbClr val="4472C4">
-                              <a:shade val="15000"/>
-                            </a:srgbClr>
-                          </a:solidFill>
-                          <a:prstDash val="solid"/>
-                          <a:miter lim="800000"/>
-                        </a:ln>
-                        <a:effectLst/>
-                      </wps:spPr>
-                      <wps:bodyPr rot="0" spcFirstLastPara="0" vertOverflow="overflow" horzOverflow="overflow" vert="horz" wrap="square" lIns="91440" tIns="45720" rIns="91440" bIns="45720" numCol="1" spcCol="0" rtlCol="0" fromWordArt="0" anchor="ctr" anchorCtr="0" forceAA="0" compatLnSpc="1">
-                        <a:prstTxWarp prst="textNoShape">
-                          <a:avLst/>
-                        </a:prstTxWarp>
-                        <a:noAutofit/>
-                      </wps:bodyPr>
-                    </wps:wsp>
-                  </a:graphicData>
-                </a:graphic>
-                <wp14:sizeRelH relativeFrom="page">
-                  <wp14:pctWidth>0</wp14:pctWidth>
-                </wp14:sizeRelH>
-                <wp14:sizeRelV relativeFrom="page">
-                  <wp14:pctHeight>0</wp14:pctHeight>
-                </wp14:sizeRelV>
-              </wp:anchor>
-            </w:drawing>
-          </mc:Choice>
-          <mc:Fallback>
-            <w:pict>
-              <v:rect w14:anchorId="6CCB2FDC" id="Прямоугольник 1" o:spid="_x0000_s1026" style="position:absolute;margin-left:116.75pt;margin-top:23.8pt;width:32.55pt;height:11.1pt;z-index:251683840;visibility:visible;mso-wrap-style:square;mso-width-percent:0;mso-height-percent:0;mso-wrap-distance-left:9pt;mso-wrap-distance-top:0;mso-wrap-distance-right:9pt;mso-wrap-distance-bottom:0;mso-position-horizontal:absolute;mso-position-horizontal-relative:text;mso-position-vertical:absolute;mso-position-vertical-relative:text;mso-width-percent:0;mso-height-percent:0;mso-width-relative:page;mso-height-relative:page;v-text-anchor:middle" o:gfxdata="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" fillcolor="white [3212]" strokecolor="#172c51" strokeweight="1pt">
-                <w10:wrap type="topAndBottom"/>
-              </v:rect>
-            </w:pict>
-          </mc:Fallback>
-        </mc:AlternateContent>
-      </w:r>
-      <w:r>
-        <w:t>Шаг 1.</w:t>
-      </w:r>
-    </w:p>
-    <w:p/>
-    <w:p/>
-    <w:p>
-      <w:r>
-        <w:t>Шаг 2.</w:t>
-      </w:r>
-    </w:p>
-    <w:p>
-      <w:r>
-        <w:rPr>
-          <w:noProof/>
-        </w:rPr>
-        <mc:AlternateContent>
-          <mc:Choice Requires="wps">
-            <w:drawing>
-              <wp:anchor distT="0" distB="0" distL="114300" distR="114300" simplePos="0" relativeHeight="251687936" behindDoc="0" locked="0" layoutInCell="1" allowOverlap="1" wp14:anchorId="7EF013E8" wp14:editId="38255DA5">
-                <wp:simplePos x="0" y="0"/>
-                <wp:positionH relativeFrom="column">
-                  <wp:posOffset>786765</wp:posOffset>
-                </wp:positionH>
-                <wp:positionV relativeFrom="paragraph">
-                  <wp:posOffset>300990</wp:posOffset>
-                </wp:positionV>
-                <wp:extent cx="413385" cy="140970"/>
-                <wp:effectExtent l="0" t="0" r="24765" b="11430"/>
-                <wp:wrapTopAndBottom/>
-                <wp:docPr id="2066056960" name="Прямоугольник 1"/>
-                <wp:cNvGraphicFramePr/>
-                <a:graphic xmlns:a="http://schemas.openxmlformats.org/drawingml/2006/main">
-                  <a:graphicData uri="http://schemas.microsoft.com/office/word/2010/wordprocessingShape">
-                    <wps:wsp>
-                      <wps:cNvSpPr/>
-                      <wps:spPr>
-                        <a:xfrm>
-                          <a:off x="0" y="0"/>
-                          <a:ext cx="413385" cy="140970"/>
-                        </a:xfrm>
-                        <a:prstGeom prst="rect">
-                          <a:avLst/>
-                        </a:prstGeom>
-                        <a:solidFill>
-                          <a:schemeClr val="bg1"/>
-                        </a:solidFill>
-                        <a:ln w="12700" cap="flat" cmpd="sng" algn="ctr">
-                          <a:solidFill>
-                            <a:srgbClr val="4472C4">
-                              <a:shade val="15000"/>
-                            </a:srgbClr>
-                          </a:solidFill>
-                          <a:prstDash val="solid"/>
-                          <a:miter lim="800000"/>
-                        </a:ln>
-                        <a:effectLst/>
-                      </wps:spPr>
-                      <wps:bodyPr rot="0" spcFirstLastPara="0" vertOverflow="overflow" horzOverflow="overflow" vert="horz" wrap="square" lIns="91440" tIns="45720" rIns="91440" bIns="45720" numCol="1" spcCol="0" rtlCol="0" fromWordArt="0" anchor="ctr" anchorCtr="0" forceAA="0" compatLnSpc="1">
-                        <a:prstTxWarp prst="textNoShape">
-                          <a:avLst/>
-                        </a:prstTxWarp>
-                        <a:noAutofit/>
-                      </wps:bodyPr>
-                    </wps:wsp>
-                  </a:graphicData>
-                </a:graphic>
-                <wp14:sizeRelH relativeFrom="page">
-                  <wp14:pctWidth>0</wp14:pctWidth>
-                </wp14:sizeRelH>
-                <wp14:sizeRelV relativeFrom="page">
-                  <wp14:pctHeight>0</wp14:pctHeight>
-                </wp14:sizeRelV>
-              </wp:anchor>
-            </w:drawing>
-          </mc:Choice>
-          <mc:Fallback>
-            <w:pict>
-              <v:rect w14:anchorId="7D26ADF9" id="Прямоугольник 1" o:spid="_x0000_s1026" style="position:absolute;margin-left:61.95pt;margin-top:23.7pt;width:32.55pt;height:11.1pt;z-index:251687936;visibility:visible;mso-wrap-style:square;mso-width-percent:0;mso-height-percent:0;mso-wrap-distance-left:9pt;mso-wrap-distance-top:0;mso-wrap-distance-right:9pt;mso-wrap-distance-bottom:0;mso-position-horizontal:absolute;mso-position-horizontal-relative:text;mso-position-vertical:absolute;mso-position-vertical-relative:text;mso-width-percent:0;mso-height-percent:0;mso-width-relative:page;mso-height-relative:page;v-text-anchor:middle" o:gfxdata="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" fillcolor="white [3212]" strokecolor="#172c51" strokeweight="1pt">
-                <w10:wrap type="topAndBottom"/>
-              </v:rect>
-            </w:pict>
-          </mc:Fallback>
-        </mc:AlternateContent>
-      </w:r>
-    </w:p>
-    <w:p>
-      <w:r>
-        <w:rPr>
-          <w:noProof/>
-        </w:rPr>
-        <mc:AlternateContent>
-          <mc:Choice Requires="wps">
-            <w:drawing>
-              <wp:anchor distT="0" distB="0" distL="114300" distR="114300" simplePos="0" relativeHeight="251685888" behindDoc="0" locked="0" layoutInCell="1" allowOverlap="1" wp14:anchorId="2E1BFAD1" wp14:editId="098B1806">
-                <wp:simplePos x="0" y="0"/>
-                <wp:positionH relativeFrom="column">
-                  <wp:posOffset>0</wp:posOffset>
-                </wp:positionH>
-                <wp:positionV relativeFrom="paragraph">
-                  <wp:posOffset>69850</wp:posOffset>
-                </wp:positionV>
-                <wp:extent cx="2183423" cy="17585"/>
-                <wp:effectExtent l="0" t="0" r="26670" b="20955"/>
-                <wp:wrapNone/>
-                <wp:docPr id="1972968046" name="Прямая соединительная линия 3"/>
-                <wp:cNvGraphicFramePr/>
-                <a:graphic xmlns:a="http://schemas.openxmlformats.org/drawingml/2006/main">
-                  <a:graphicData uri="http://schemas.microsoft.com/office/word/2010/wordprocessingShape">
-                    <wps:wsp>
-                      <wps:cNvCnPr/>
-                      <wps:spPr>
-                        <a:xfrm>
-                          <a:off x="0" y="0"/>
-                          <a:ext cx="2183423" cy="17585"/>
-                        </a:xfrm>
-                        <a:prstGeom prst="line">
-                          <a:avLst/>
-                        </a:prstGeom>
-                        <a:ln w="12700">
-                          <a:solidFill>
-                            <a:srgbClr val="002060"/>
-                          </a:solidFill>
-                        </a:ln>
-                      </wps:spPr>
-                      <wps:style>
-                        <a:lnRef idx="1">
-                          <a:schemeClr val="accent1"/>
-                        </a:lnRef>
-                        <a:fillRef idx="0">
-                          <a:schemeClr val="accent1"/>
-                        </a:fillRef>
-                        <a:effectRef idx="0">
-                          <a:schemeClr val="accent1"/>
-                        </a:effectRef>
-                        <a:fontRef idx="minor">
-                          <a:schemeClr val="tx1"/>
-                        </a:fontRef>
-                      </wps:style>
-                      <wps:bodyPr/>
-                    </wps:wsp>
-                  </a:graphicData>
-                </a:graphic>
-              </wp:anchor>
-            </w:drawing>
-          </mc:Choice>
-          <mc:Fallback>
-            <w:pict>
-              <v:line w14:anchorId="108DDD57" id="Прямая соединительная линия 3" o:spid="_x0000_s1026" style="position:absolute;z-index:251685888;visibility:visible;mso-wrap-style:square;mso-wrap-distance-left:9pt;mso-wrap-distance-top:0;mso-wrap-distance-right:9pt;mso-wrap-distance-bottom:0;mso-position-horizontal:absolute;mso-position-horizontal-relative:text;mso-position-vertical:absolute;mso-position-vertical-relative:text" from="0,5.5pt" to="171.9pt,6.9pt" o:gfxdata="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" strokecolor="#002060" strokeweight="1pt">
-                <v:stroke joinstyle="miter"/>
-              </v:line>
-            </w:pict>
-          </mc:Fallback>
-        </mc:AlternateContent>
-      </w:r>
-    </w:p>
+    </w:p>
+    <w:p/>
     <w:p>
       <w:r>
         <w:br w:type="page"/>
@@ -2808,7 +2325,7 @@
         <mc:AlternateContent>
           <mc:Choice Requires="wpg">
             <w:drawing>
-              <wp:anchor distT="0" distB="0" distL="114300" distR="114300" simplePos="0" relativeHeight="251710464" behindDoc="0" locked="0" layoutInCell="1" allowOverlap="1" wp14:anchorId="0B96F5EB" wp14:editId="18C4E04A">
+              <wp:anchor distT="0" distB="0" distL="114300" distR="114300" simplePos="0" relativeHeight="251708416" behindDoc="0" locked="0" layoutInCell="1" allowOverlap="1" wp14:anchorId="0B96F5EB" wp14:editId="30BCAFCD">
                 <wp:simplePos x="0" y="0"/>
                 <wp:positionH relativeFrom="column">
                   <wp:posOffset>127635</wp:posOffset>
@@ -3302,15 +2819,15 @@
           </mc:Choice>
           <mc:Fallback>
             <w:pict>
-              <v:group w14:anchorId="0B96F5EB" id="Группа 33" o:spid="_x0000_s1032" style="position:absolute;margin-left:10.05pt;margin-top:22.5pt;width:321.25pt;height:114.9pt;z-index:251710464" coordsize="40798,14592" o:gfxdata="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">
-                <v:line id="Прямая соединительная линия 3" o:spid="_x0000_s1033" style="position:absolute;visibility:visible;mso-wrap-style:square" from="1485,5181" to="40798,5219" o:connectortype="straight" o:gfxdata="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" strokecolor="#002060" strokeweight="1pt">
+              <v:group w14:anchorId="0B96F5EB" id="Группа 33" o:spid="_x0000_s1039" style="position:absolute;margin-left:10.05pt;margin-top:22.5pt;width:321.25pt;height:114.9pt;z-index:251708416" coordsize="40798,14592" o:gfxdata="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">
+                <v:line id="Прямая соединительная линия 3" o:spid="_x0000_s1040" style="position:absolute;visibility:visible;mso-wrap-style:square" from="1485,5181" to="40798,5219" o:connectortype="straight" o:gfxdata="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" strokecolor="#002060" strokeweight="1pt">
                   <v:stroke joinstyle="miter"/>
                 </v:line>
-                <v:group id="Группа 32" o:spid="_x0000_s1034" style="position:absolute;width:40798;height:14592" coordsize="40798,14592" o:gfxdata="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">
-                  <v:line id="Прямая соединительная линия 3" o:spid="_x0000_s1035" style="position:absolute;visibility:visible;mso-wrap-style:square" from="1485,9486" to="40798,9525" o:connectortype="straight" o:gfxdata="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" strokecolor="#002060" strokeweight="1pt">
+                <v:group id="Группа 32" o:spid="_x0000_s1041" style="position:absolute;width:40798;height:14592" coordsize="40798,14592" o:gfxdata="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">
+                  <v:line id="Прямая соединительная линия 3" o:spid="_x0000_s1042" style="position:absolute;visibility:visible;mso-wrap-style:square" from="1485,9486" to="40798,9525" o:connectortype="straight" o:gfxdata="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" strokecolor="#002060" strokeweight="1pt">
                     <v:stroke joinstyle="miter"/>
                   </v:line>
-                  <v:rect id="_x0000_s1036" style="position:absolute;left:7696;top:4000;width:6680;height:2457;visibility:visible;mso-wrap-style:square;v-text-anchor:middle" o:gfxdata="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" fillcolor="white [3212]" strokecolor="#09101d [484]" strokeweight="1pt">
+                  <v:rect id="Прямоугольник 1" o:spid="_x0000_s1043" style="position:absolute;left:7696;top:4000;width:6680;height:2457;visibility:visible;mso-wrap-style:square;v-text-anchor:middle" o:gfxdata="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" fillcolor="white [3212]" strokecolor="#09101d [484]" strokeweight="1pt">
                     <v:textbox>
                       <w:txbxContent>
                         <w:p>
@@ -3350,7 +2867,7 @@
                       </w:txbxContent>
                     </v:textbox>
                   </v:rect>
-                  <v:rect id="_x0000_s1037" style="position:absolute;left:20078;top:3924;width:6680;height:2457;visibility:visible;mso-wrap-style:square;v-text-anchor:middle" o:gfxdata="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" fillcolor="window" strokecolor="#172c51" strokeweight="1pt">
+                  <v:rect id="Прямоугольник 1" o:spid="_x0000_s1044" style="position:absolute;left:20078;top:3924;width:6680;height:2457;visibility:visible;mso-wrap-style:square;v-text-anchor:middle" o:gfxdata="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" fillcolor="window" strokecolor="#172c51" strokeweight="1pt">
                     <v:textbox>
                       <w:txbxContent>
                         <w:p>
@@ -3381,7 +2898,7 @@
                       </w:txbxContent>
                     </v:textbox>
                   </v:rect>
-                  <v:rect id="_x0000_s1038" style="position:absolute;left:20078;top:8420;width:6680;height:2457;visibility:visible;mso-wrap-style:square;v-text-anchor:middle" o:gfxdata="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" fillcolor="window" strokecolor="#172c51" strokeweight="1pt">
+                  <v:rect id="Прямоугольник 1" o:spid="_x0000_s1045" style="position:absolute;left:20078;top:8420;width:6680;height:2457;visibility:visible;mso-wrap-style:square;v-text-anchor:middle" o:gfxdata="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" fillcolor="window" strokecolor="#172c51" strokeweight="1pt">
                     <v:textbox>
                       <w:txbxContent>
                         <w:p>
@@ -3410,7 +2927,7 @@
                       </w:txbxContent>
                     </v:textbox>
                   </v:rect>
-                  <v:rect id="_x0000_s1039" style="position:absolute;left:30822;top:3962;width:6681;height:2457;visibility:visible;mso-wrap-style:square;v-text-anchor:middle" o:gfxdata="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" fillcolor="window" strokecolor="#172c51" strokeweight="1pt">
+                  <v:rect id="Прямоугольник 1" o:spid="_x0000_s1046" style="position:absolute;left:30822;top:3962;width:6681;height:2457;visibility:visible;mso-wrap-style:square;v-text-anchor:middle" o:gfxdata="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" fillcolor="window" strokecolor="#172c51" strokeweight="1pt">
                     <v:textbox>
                       <w:txbxContent>
                         <w:p>
@@ -3450,17 +2967,17 @@
                       </w:txbxContent>
                     </v:textbox>
                   </v:rect>
-                  <v:line id="Прямая соединительная линия 14" o:spid="_x0000_s1040" style="position:absolute;visibility:visible;mso-wrap-style:square" from="1485,5181" to="1485,14592" o:connectortype="straight" o:gfxdata="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" strokecolor="windowText" strokeweight="1pt">
+                  <v:line id="Прямая соединительная линия 14" o:spid="_x0000_s1047" style="position:absolute;visibility:visible;mso-wrap-style:square" from="1485,5181" to="1485,14592" o:connectortype="straight" o:gfxdata="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" strokecolor="windowText" strokeweight="1pt">
                     <v:stroke joinstyle="miter"/>
                   </v:line>
-                  <v:line id="Прямая соединительная линия 3" o:spid="_x0000_s1041" style="position:absolute;visibility:visible;mso-wrap-style:square" from="0,14592" to="2933,14592" o:connectortype="straight" o:gfxdata="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" strokecolor="#002060" strokeweight="1pt">
+                  <v:line id="Прямая соединительная линия 3" o:spid="_x0000_s1048" style="position:absolute;visibility:visible;mso-wrap-style:square" from="0,14592" to="2933,14592" o:connectortype="straight" o:gfxdata="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" strokecolor="#002060" strokeweight="1pt">
                     <v:stroke joinstyle="miter"/>
                   </v:line>
                   <v:shapetype id="_x0000_t202" coordsize="21600,21600" o:spt="202" path="m,l,21600r21600,l21600,xe">
                     <v:stroke joinstyle="miter"/>
                     <v:path gradientshapeok="t" o:connecttype="rect"/>
                   </v:shapetype>
-                  <v:shape id="_x0000_s1042" type="#_x0000_t202" style="position:absolute;top:11125;width:8724;height:2895;visibility:visible;mso-wrap-style:square;v-text-anchor:top" o:gfxdata="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" filled="f" stroked="f">
+                  <v:shape id="_x0000_s1049" type="#_x0000_t202" style="position:absolute;top:11125;width:8724;height:2895;visibility:visible;mso-wrap-style:square;v-text-anchor:top" o:gfxdata="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" filled="f" stroked="f">
                     <v:textbox>
                       <w:txbxContent>
                         <w:p>
@@ -3474,7 +2991,7 @@
                       </w:txbxContent>
                     </v:textbox>
                   </v:shape>
-                  <v:shape id="_x0000_s1043" type="#_x0000_t202" style="position:absolute;left:24460;width:8725;height:2895;visibility:visible;mso-wrap-style:square;v-text-anchor:top" o:gfxdata="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" filled="f" stroked="f">
+                  <v:shape id="_x0000_s1050" type="#_x0000_t202" style="position:absolute;left:24460;width:8725;height:2895;visibility:visible;mso-wrap-style:square;v-text-anchor:top" o:gfxdata="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" filled="f" stroked="f">
                     <v:textbox>
                       <w:txbxContent>
                         <w:p>
@@ -3503,7 +3020,7 @@
         <mc:AlternateContent>
           <mc:Choice Requires="wps">
             <w:drawing>
-              <wp:anchor distT="45720" distB="45720" distL="114300" distR="114300" simplePos="0" relativeHeight="251714560" behindDoc="0" locked="0" layoutInCell="1" allowOverlap="1" wp14:anchorId="675524BF" wp14:editId="682D2BE4">
+              <wp:anchor distT="45720" distB="45720" distL="114300" distR="114300" simplePos="0" relativeHeight="251712512" behindDoc="0" locked="0" layoutInCell="1" allowOverlap="1" wp14:anchorId="675524BF" wp14:editId="10706816">
                 <wp:simplePos x="0" y="0"/>
                 <wp:positionH relativeFrom="column">
                   <wp:posOffset>1417320</wp:posOffset>
@@ -3569,7 +3086,7 @@
           </mc:Choice>
           <mc:Fallback>
             <w:pict>
-              <v:shape w14:anchorId="675524BF" id="Надпись 2" o:spid="_x0000_s1044" type="#_x0000_t202" style="position:absolute;margin-left:111.6pt;margin-top:.3pt;width:62.4pt;height:23.7pt;z-index:251714560;visibility:visible;mso-wrap-style:square;mso-width-percent:0;mso-height-percent:0;mso-wrap-distance-left:9pt;mso-wrap-distance-top:3.6pt;mso-wrap-distance-right:9pt;mso-wrap-distance-bottom:3.6pt;mso-position-horizontal:absolute;mso-position-horizontal-relative:text;mso-position-vertical:absolute;mso-position-vertical-relative:text;mso-width-percent:0;mso-height-percent:0;mso-width-relative:margin;mso-height-relative:margin;v-text-anchor:top" o:gfxdata="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" filled="f" stroked="f">
+              <v:shape w14:anchorId="675524BF" id="Надпись 2" o:spid="_x0000_s1051" type="#_x0000_t202" style="position:absolute;margin-left:111.6pt;margin-top:.3pt;width:62.4pt;height:23.7pt;z-index:251712512;visibility:visible;mso-wrap-style:square;mso-width-percent:0;mso-height-percent:0;mso-wrap-distance-left:9pt;mso-wrap-distance-top:3.6pt;mso-wrap-distance-right:9pt;mso-wrap-distance-bottom:3.6pt;mso-position-horizontal:absolute;mso-position-horizontal-relative:text;mso-position-vertical:absolute;mso-position-vertical-relative:text;mso-width-percent:0;mso-height-percent:0;mso-width-relative:margin;mso-height-relative:margin;v-text-anchor:top" o:gfxdata="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" filled="f" stroked="f">
                 <v:textbox>
                   <w:txbxContent>
                     <w:p>
@@ -3597,7 +3114,7 @@
         <mc:AlternateContent>
           <mc:Choice Requires="wps">
             <w:drawing>
-              <wp:anchor distT="0" distB="0" distL="114300" distR="114300" simplePos="0" relativeHeight="251709440" behindDoc="0" locked="0" layoutInCell="1" allowOverlap="1" wp14:anchorId="3DCB6D88" wp14:editId="0C865704">
+              <wp:anchor distT="0" distB="0" distL="114300" distR="114300" simplePos="0" relativeHeight="251707392" behindDoc="0" locked="0" layoutInCell="1" allowOverlap="1" wp14:anchorId="3DCB6D88" wp14:editId="79F114ED">
                 <wp:simplePos x="0" y="0"/>
                 <wp:positionH relativeFrom="column">
                   <wp:posOffset>4208145</wp:posOffset>
@@ -3647,7 +3164,7 @@
           </mc:Choice>
           <mc:Fallback>
             <w:pict>
-              <v:line w14:anchorId="18A4F069" id="Прямая соединительная линия 14" o:spid="_x0000_s1026" style="position:absolute;z-index:251709440;visibility:visible;mso-wrap-style:square;mso-width-percent:0;mso-height-percent:0;mso-wrap-distance-left:9pt;mso-wrap-distance-top:0;mso-wrap-distance-right:9pt;mso-wrap-distance-bottom:0;mso-position-horizontal:absolute;mso-position-horizontal-relative:text;mso-position-vertical:absolute;mso-position-vertical-relative:text;mso-width-percent:0;mso-height-percent:0;mso-width-relative:margin;mso-height-relative:margin" from="331.35pt,18.35pt" to="331.4pt,83.75pt" o:gfxdata="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" strokecolor="windowText" strokeweight="1pt">
+              <v:line w14:anchorId="6ACDBC34" id="Прямая соединительная линия 14" o:spid="_x0000_s1026" style="position:absolute;z-index:251707392;visibility:visible;mso-wrap-style:square;mso-width-percent:0;mso-height-percent:0;mso-wrap-distance-left:9pt;mso-wrap-distance-top:0;mso-wrap-distance-right:9pt;mso-wrap-distance-bottom:0;mso-position-horizontal:absolute;mso-position-horizontal-relative:text;mso-position-vertical:absolute;mso-position-vertical-relative:text;mso-width-percent:0;mso-height-percent:0;mso-width-relative:margin;mso-height-relative:margin" from="331.35pt,18.35pt" to="331.4pt,83.75pt" o:gfxdata="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" strokecolor="windowText" strokeweight="1pt">
                 <v:stroke joinstyle="miter"/>
               </v:line>
             </w:pict>
@@ -3665,7 +3182,7 @@
         <mc:AlternateContent>
           <mc:Choice Requires="wps">
             <w:drawing>
-              <wp:anchor distT="45720" distB="45720" distL="114300" distR="114300" simplePos="0" relativeHeight="251712512" behindDoc="0" locked="0" layoutInCell="1" allowOverlap="1" wp14:anchorId="66DCCB8F" wp14:editId="53DD3453">
+              <wp:anchor distT="45720" distB="45720" distL="114300" distR="114300" simplePos="0" relativeHeight="251710464" behindDoc="0" locked="0" layoutInCell="1" allowOverlap="1" wp14:anchorId="66DCCB8F" wp14:editId="51B10DEF">
                 <wp:simplePos x="0" y="0"/>
                 <wp:positionH relativeFrom="column">
                   <wp:posOffset>4330065</wp:posOffset>
@@ -3731,7 +3248,7 @@
           </mc:Choice>
           <mc:Fallback>
             <w:pict>
-              <v:shape w14:anchorId="66DCCB8F" id="_x0000_s1045" type="#_x0000_t202" style="position:absolute;margin-left:340.95pt;margin-top:12.95pt;width:62.4pt;height:23.7pt;z-index:251712512;visibility:visible;mso-wrap-style:square;mso-width-percent:0;mso-height-percent:0;mso-wrap-distance-left:9pt;mso-wrap-distance-top:3.6pt;mso-wrap-distance-right:9pt;mso-wrap-distance-bottom:3.6pt;mso-position-horizontal:absolute;mso-position-horizontal-relative:text;mso-position-vertical:absolute;mso-position-vertical-relative:text;mso-width-percent:0;mso-height-percent:0;mso-width-relative:margin;mso-height-relative:margin;v-text-anchor:top" o:gfxdata="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" filled="f" stroked="f">
+              <v:shape w14:anchorId="66DCCB8F" id="_x0000_s1052" type="#_x0000_t202" style="position:absolute;margin-left:340.95pt;margin-top:12.95pt;width:62.4pt;height:23.7pt;z-index:251710464;visibility:visible;mso-wrap-style:square;mso-width-percent:0;mso-height-percent:0;mso-wrap-distance-left:9pt;mso-wrap-distance-top:3.6pt;mso-wrap-distance-right:9pt;mso-wrap-distance-bottom:3.6pt;mso-position-horizontal:absolute;mso-position-horizontal-relative:text;mso-position-vertical:absolute;mso-position-vertical-relative:text;mso-width-percent:0;mso-height-percent:0;mso-width-relative:margin;mso-height-relative:margin;v-text-anchor:top" o:gfxdata="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" filled="f" stroked="f">
                 <v:textbox>
                   <w:txbxContent>
                     <w:p>
@@ -3885,7 +3402,7 @@
         <mc:AlternateContent>
           <mc:Choice Requires="wpg">
             <w:drawing>
-              <wp:anchor distT="0" distB="0" distL="114300" distR="114300" simplePos="0" relativeHeight="251745280" behindDoc="0" locked="0" layoutInCell="1" allowOverlap="1" wp14:anchorId="1131B138" wp14:editId="33109A5E">
+              <wp:anchor distT="0" distB="0" distL="114300" distR="114300" simplePos="0" relativeHeight="251743232" behindDoc="0" locked="0" layoutInCell="1" allowOverlap="1" wp14:anchorId="1131B138" wp14:editId="4FB7B6E6">
                 <wp:simplePos x="0" y="0"/>
                 <wp:positionH relativeFrom="column">
                   <wp:posOffset>504825</wp:posOffset>
@@ -4062,11 +3579,11 @@
           </mc:Choice>
           <mc:Fallback>
             <w:pict>
-              <v:group w14:anchorId="1131B138" id="Группа 42" o:spid="_x0000_s1046" style="position:absolute;margin-left:39.75pt;margin-top:6.2pt;width:309.55pt;height:19.95pt;z-index:251745280;mso-width-relative:margin" coordsize="39312,2533" o:gfxdata="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">
-                <v:line id="Прямая соединительная линия 3" o:spid="_x0000_s1047" style="position:absolute;visibility:visible;mso-wrap-style:square" from="0,1219" to="39312,1257" o:connectortype="straight" o:gfxdata="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" strokecolor="#002060" strokeweight="1pt">
+              <v:group w14:anchorId="1131B138" id="Группа 42" o:spid="_x0000_s1053" style="position:absolute;margin-left:39.75pt;margin-top:6.2pt;width:309.55pt;height:19.95pt;z-index:251743232;mso-width-relative:margin" coordsize="39312,2533" o:gfxdata="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">
+                <v:line id="Прямая соединительная линия 3" o:spid="_x0000_s1054" style="position:absolute;visibility:visible;mso-wrap-style:square" from="0,1219" to="39312,1257" o:connectortype="straight" o:gfxdata="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" strokecolor="#002060" strokeweight="1pt">
                   <v:stroke joinstyle="miter"/>
                 </v:line>
-                <v:rect id="_x0000_s1048" style="position:absolute;left:7848;top:76;width:6680;height:2457;visibility:visible;mso-wrap-style:square;v-text-anchor:middle" o:gfxdata="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" fillcolor="window" strokecolor="#172c51" strokeweight="1pt">
+                <v:rect id="Прямоугольник 1" o:spid="_x0000_s1055" style="position:absolute;left:7848;top:76;width:6680;height:2457;visibility:visible;mso-wrap-style:square;v-text-anchor:middle" o:gfxdata="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" fillcolor="window" strokecolor="#172c51" strokeweight="1pt">
                   <v:textbox>
                     <w:txbxContent>
                       <w:p>
@@ -4095,7 +3612,7 @@
                     </w:txbxContent>
                   </v:textbox>
                 </v:rect>
-                <v:rect id="_x0000_s1049" style="position:absolute;left:19773;width:6681;height:2457;visibility:visible;mso-wrap-style:square;v-text-anchor:middle" o:gfxdata="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" fillcolor="window" strokecolor="#172c51" strokeweight="1pt">
+                <v:rect id="Прямоугольник 1" o:spid="_x0000_s1056" style="position:absolute;left:19773;width:6681;height:2457;visibility:visible;mso-wrap-style:square;v-text-anchor:middle" o:gfxdata="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" fillcolor="window" strokecolor="#172c51" strokeweight="1pt">
                   <v:textbox>
                     <w:txbxContent>
                       <w:p>
@@ -4136,7 +3653,7 @@
         <mc:AlternateContent>
           <mc:Choice Requires="wps">
             <w:drawing>
-              <wp:anchor distT="0" distB="0" distL="114300" distR="114300" simplePos="0" relativeHeight="251749376" behindDoc="0" locked="0" layoutInCell="1" allowOverlap="1" wp14:anchorId="3E8FBB69" wp14:editId="2FE07EBC">
+              <wp:anchor distT="0" distB="0" distL="114300" distR="114300" simplePos="0" relativeHeight="251747328" behindDoc="0" locked="0" layoutInCell="1" allowOverlap="1" wp14:anchorId="3E8FBB69" wp14:editId="0580B543">
                 <wp:simplePos x="0" y="0"/>
                 <wp:positionH relativeFrom="column">
                   <wp:posOffset>4436109</wp:posOffset>
@@ -4186,7 +3703,7 @@
           </mc:Choice>
           <mc:Fallback>
             <w:pict>
-              <v:line w14:anchorId="5BDAAA9A" id="Прямая соединительная линия 14" o:spid="_x0000_s1026" style="position:absolute;z-index:251749376;visibility:visible;mso-wrap-style:square;mso-width-percent:0;mso-height-percent:0;mso-wrap-distance-left:9pt;mso-wrap-distance-top:0;mso-wrap-distance-right:9pt;mso-wrap-distance-bottom:0;mso-position-horizontal:absolute;mso-position-horizontal-relative:text;mso-position-vertical:absolute;mso-position-vertical-relative:text;mso-width-percent:0;mso-height-percent:0;mso-width-relative:margin;mso-height-relative:margin" from="349.3pt,16.7pt" to="349.35pt,84.2pt" o:gfxdata="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" strokecolor="windowText" strokeweight="1pt">
+              <v:line w14:anchorId="586DCF46" id="Прямая соединительная линия 14" o:spid="_x0000_s1026" style="position:absolute;z-index:251747328;visibility:visible;mso-wrap-style:square;mso-width-percent:0;mso-height-percent:0;mso-wrap-distance-left:9pt;mso-wrap-distance-top:0;mso-wrap-distance-right:9pt;mso-wrap-distance-bottom:0;mso-position-horizontal:absolute;mso-position-horizontal-relative:text;mso-position-vertical:absolute;mso-position-vertical-relative:text;mso-width-percent:0;mso-height-percent:0;mso-width-relative:margin;mso-height-relative:margin" from="349.3pt,16.7pt" to="349.35pt,84.2pt" o:gfxdata="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" strokecolor="windowText" strokeweight="1pt">
                 <v:stroke joinstyle="miter"/>
               </v:line>
             </w:pict>
@@ -4200,7 +3717,7 @@
         <mc:AlternateContent>
           <mc:Choice Requires="wpg">
             <w:drawing>
-              <wp:anchor distT="0" distB="0" distL="114300" distR="114300" simplePos="0" relativeHeight="251722752" behindDoc="0" locked="0" layoutInCell="1" allowOverlap="1" wp14:anchorId="34F8CBDC" wp14:editId="27F9BE91">
+              <wp:anchor distT="0" distB="0" distL="114300" distR="114300" simplePos="0" relativeHeight="251720704" behindDoc="0" locked="0" layoutInCell="1" allowOverlap="1" wp14:anchorId="34F8CBDC" wp14:editId="4355DACD">
                 <wp:simplePos x="0" y="0"/>
                 <wp:positionH relativeFrom="column">
                   <wp:posOffset>188595</wp:posOffset>
@@ -4377,7 +3894,7 @@
           </mc:Choice>
           <mc:Fallback>
             <w:pict>
-              <v:group w14:anchorId="0E74511A" id="Группа 38" o:spid="_x0000_s1026" style="position:absolute;margin-left:14.85pt;margin-top:15.5pt;width:50.7pt;height:68.4pt;z-index:251722752" coordsize="6438,8686" o:gfxdata="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">
+              <v:group w14:anchorId="4269D9A8" id="Группа 38" o:spid="_x0000_s1026" style="position:absolute;margin-left:14.85pt;margin-top:15.5pt;width:50.7pt;height:68.4pt;z-index:251720704" coordsize="6438,8686" o:gfxdata="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">
                 <v:oval id="Овал 35" o:spid="_x0000_s1027" style="position:absolute;top:1104;width:6438;height:6020;visibility:visible;mso-wrap-style:square;v-text-anchor:middle" o:gfxdata="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" fillcolor="white [3212]" strokecolor="#09101d [484]" strokeweight="1pt">
                   <v:stroke joinstyle="miter"/>
                 </v:oval>
@@ -4416,7 +3933,7 @@
         <mc:AlternateContent>
           <mc:Choice Requires="wps">
             <w:drawing>
-              <wp:anchor distT="0" distB="0" distL="114300" distR="114300" simplePos="0" relativeHeight="251747328" behindDoc="0" locked="0" layoutInCell="1" allowOverlap="1" wp14:anchorId="136DB5D4" wp14:editId="1EFECBE3">
+              <wp:anchor distT="0" distB="0" distL="114300" distR="114300" simplePos="0" relativeHeight="251745280" behindDoc="0" locked="0" layoutInCell="1" allowOverlap="1" wp14:anchorId="136DB5D4" wp14:editId="55F079E2">
                 <wp:simplePos x="0" y="0"/>
                 <wp:positionH relativeFrom="column">
                   <wp:posOffset>502920</wp:posOffset>
@@ -4466,7 +3983,7 @@
           </mc:Choice>
           <mc:Fallback>
             <w:pict>
-              <v:line w14:anchorId="2672681C" id="Прямая соединительная линия 3" o:spid="_x0000_s1026" style="position:absolute;z-index:251747328;visibility:visible;mso-wrap-style:square;mso-width-percent:0;mso-height-percent:0;mso-wrap-distance-left:9pt;mso-wrap-distance-top:0;mso-wrap-distance-right:9pt;mso-wrap-distance-bottom:0;mso-position-horizontal:absolute;mso-position-horizontal-relative:text;mso-position-vertical:absolute;mso-position-vertical-relative:text;mso-width-percent:0;mso-height-percent:0;mso-width-relative:margin;mso-height-relative:margin" from="39.6pt,16.45pt" to="349.15pt,16.75pt" o:gfxdata="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" strokecolor="#002060" strokeweight="1pt">
+              <v:line w14:anchorId="1CE1E0CA" id="Прямая соединительная линия 3" o:spid="_x0000_s1026" style="position:absolute;z-index:251745280;visibility:visible;mso-wrap-style:square;mso-width-percent:0;mso-height-percent:0;mso-wrap-distance-left:9pt;mso-wrap-distance-top:0;mso-wrap-distance-right:9pt;mso-wrap-distance-bottom:0;mso-position-horizontal:absolute;mso-position-horizontal-relative:text;mso-position-vertical:absolute;mso-position-vertical-relative:text;mso-width-percent:0;mso-height-percent:0;mso-width-relative:margin;mso-height-relative:margin" from="39.6pt,16.45pt" to="349.15pt,16.75pt" o:gfxdata="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" strokecolor="#002060" strokeweight="1pt">
                 <v:stroke joinstyle="miter"/>
               </v:line>
             </w:pict>
@@ -4483,7 +4000,7 @@
         <mc:AlternateContent>
           <mc:Choice Requires="wpg">
             <w:drawing>
-              <wp:anchor distT="0" distB="0" distL="114300" distR="114300" simplePos="0" relativeHeight="251754496" behindDoc="0" locked="0" layoutInCell="1" allowOverlap="1" wp14:anchorId="7A4130DD" wp14:editId="526ABFC6">
+              <wp:anchor distT="0" distB="0" distL="114300" distR="114300" simplePos="0" relativeHeight="251752448" behindDoc="0" locked="0" layoutInCell="1" allowOverlap="1" wp14:anchorId="7A4130DD" wp14:editId="35B67CDE">
                 <wp:simplePos x="0" y="0"/>
                 <wp:positionH relativeFrom="column">
                   <wp:posOffset>188595</wp:posOffset>
@@ -4819,27 +4336,27 @@
           </mc:Choice>
           <mc:Fallback>
             <w:pict>
-              <v:group w14:anchorId="7A4130DD" id="Группа 61" o:spid="_x0000_s1050" style="position:absolute;margin-left:14.85pt;margin-top:.85pt;width:336.35pt;height:78pt;z-index:251754496" coordsize="42716,9906" o:gfxdata="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">
-                <v:group id="Группа 43" o:spid="_x0000_s1051" style="position:absolute;top:1257;width:6438;height:8610" coordsize="6438,8610" o:gfxdata="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">
-                  <v:oval id="Овал 35" o:spid="_x0000_s1052" style="position:absolute;top:609;width:6438;height:6020;visibility:visible;mso-wrap-style:square;v-text-anchor:middle" o:gfxdata="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" fillcolor="window" strokecolor="#172c51" strokeweight="1pt">
+              <v:group w14:anchorId="7A4130DD" id="Группа 61" o:spid="_x0000_s1057" style="position:absolute;margin-left:14.85pt;margin-top:.85pt;width:336.35pt;height:78pt;z-index:251752448" coordsize="42716,9906" o:gfxdata="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">
+                <v:group id="Группа 43" o:spid="_x0000_s1058" style="position:absolute;top:1257;width:6438;height:8610" coordsize="6438,8610" o:gfxdata="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">
+                  <v:oval id="Овал 35" o:spid="_x0000_s1059" style="position:absolute;top:609;width:6438;height:6020;visibility:visible;mso-wrap-style:square;v-text-anchor:middle" o:gfxdata="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" fillcolor="window" strokecolor="#172c51" strokeweight="1pt">
                     <v:stroke joinstyle="miter"/>
                   </v:oval>
                   <v:shapetype id="_x0000_t32" coordsize="21600,21600" o:spt="32" o:oned="t" path="m,l21600,21600e" filled="f">
                     <v:path arrowok="t" fillok="f" o:connecttype="none"/>
                     <o:lock v:ext="edit" shapetype="t"/>
                   </v:shapetype>
-                  <v:shape id="Прямая со стрелкой 39" o:spid="_x0000_s1053" type="#_x0000_t32" style="position:absolute;left:3390;top:2895;width:0;height:5715;flip:y;visibility:visible;mso-wrap-style:square" o:connectortype="straight" o:gfxdata="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" strokecolor="black [3213]" strokeweight="1pt">
+                  <v:shape id="Прямая со стрелкой 39" o:spid="_x0000_s1060" type="#_x0000_t32" style="position:absolute;left:3390;top:2895;width:0;height:5715;flip:y;visibility:visible;mso-wrap-style:square" o:connectortype="straight" o:gfxdata="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" strokecolor="black [3213]" strokeweight="1pt">
                     <v:stroke startarrowwidth="wide" startarrowlength="long" endarrow="classic" endarrowwidth="wide" endarrowlength="long" joinstyle="miter"/>
                   </v:shape>
-                  <v:shape id="Прямая со стрелкой 39" o:spid="_x0000_s1054" type="#_x0000_t32" style="position:absolute;left:3390;width:0;height:5715;flip:y;visibility:visible;mso-wrap-style:square" o:connectortype="straight" o:gfxdata="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" strokecolor="windowText" strokeweight="1pt">
+                  <v:shape id="Прямая со стрелкой 39" o:spid="_x0000_s1061" type="#_x0000_t32" style="position:absolute;left:3390;width:0;height:5715;flip:y;visibility:visible;mso-wrap-style:square" o:connectortype="straight" o:gfxdata="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" strokecolor="windowText" strokeweight="1pt">
                     <v:stroke startarrowwidth="wide" startarrowlength="long" joinstyle="miter"/>
                   </v:shape>
                 </v:group>
-                <v:group id="_x0000_s1055" style="position:absolute;left:3390;width:39313;height:2533" coordsize="39312,2533" o:gfxdata="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">
-                  <v:line id="Прямая соединительная линия 3" o:spid="_x0000_s1056" style="position:absolute;visibility:visible;mso-wrap-style:square" from="0,1219" to="39312,1257" o:connectortype="straight" o:gfxdata="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" strokecolor="#002060" strokeweight="1pt">
+                <v:group id="_x0000_s1062" style="position:absolute;left:3390;width:39313;height:2533" coordsize="39312,2533" o:gfxdata="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">
+                  <v:line id="Прямая соединительная линия 3" o:spid="_x0000_s1063" style="position:absolute;visibility:visible;mso-wrap-style:square" from="0,1219" to="39312,1257" o:connectortype="straight" o:gfxdata="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" strokecolor="#002060" strokeweight="1pt">
                     <v:stroke joinstyle="miter"/>
                   </v:line>
-                  <v:rect id="_x0000_s1057" style="position:absolute;left:7848;top:76;width:6680;height:2457;visibility:visible;mso-wrap-style:square;v-text-anchor:middle" o:gfxdata="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" fillcolor="window" strokecolor="#172c51" strokeweight="1pt">
+                  <v:rect id="Прямоугольник 1" o:spid="_x0000_s1064" style="position:absolute;left:7848;top:76;width:6680;height:2457;visibility:visible;mso-wrap-style:square;v-text-anchor:middle" o:gfxdata="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" fillcolor="window" strokecolor="#172c51" strokeweight="1pt">
                     <v:textbox>
                       <w:txbxContent>
                         <w:p>
@@ -4868,7 +4385,7 @@
                       </w:txbxContent>
                     </v:textbox>
                   </v:rect>
-                  <v:rect id="_x0000_s1058" style="position:absolute;left:19773;width:6681;height:2457;visibility:visible;mso-wrap-style:square;v-text-anchor:middle" o:gfxdata="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" fillcolor="window" strokecolor="#172c51" strokeweight="1pt">
+                  <v:rect id="Прямоугольник 1" o:spid="_x0000_s1065" style="position:absolute;left:19773;width:6681;height:2457;visibility:visible;mso-wrap-style:square;v-text-anchor:middle" o:gfxdata="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" fillcolor="window" strokecolor="#172c51" strokeweight="1pt">
                     <v:textbox>
                       <w:txbxContent>
                         <w:p>
@@ -4898,10 +4415,10 @@
                     </v:textbox>
                   </v:rect>
                 </v:group>
-                <v:line id="Прямая соединительная линия 3" o:spid="_x0000_s1059" style="position:absolute;visibility:visible;mso-wrap-style:square" from="3352,9867" to="42665,9906" o:connectortype="straight" o:gfxdata="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" strokecolor="#002060" strokeweight="1pt">
+                <v:line id="Прямая соединительная линия 3" o:spid="_x0000_s1066" style="position:absolute;visibility:visible;mso-wrap-style:square" from="3352,9867" to="42665,9906" o:connectortype="straight" o:gfxdata="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" strokecolor="#002060" strokeweight="1pt">
                   <v:stroke joinstyle="miter"/>
                 </v:line>
-                <v:line id="Прямая соединительная линия 14" o:spid="_x0000_s1060" style="position:absolute;visibility:visible;mso-wrap-style:square" from="42710,1333" to="42716,9906" o:connectortype="straight" o:gfxdata="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" strokecolor="windowText" strokeweight="1pt">
+                <v:line id="Прямая соединительная линия 14" o:spid="_x0000_s1067" style="position:absolute;visibility:visible;mso-wrap-style:square" from="42710,1333" to="42716,9906" o:connectortype="straight" o:gfxdata="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" strokecolor="windowText" strokeweight="1pt">
                   <v:stroke joinstyle="miter"/>
                 </v:line>
               </v:group>
@@ -5073,7 +4590,7 @@
         <mc:AlternateContent>
           <mc:Choice Requires="wpg">
             <w:drawing>
-              <wp:anchor distT="0" distB="0" distL="114300" distR="114300" simplePos="0" relativeHeight="251763712" behindDoc="0" locked="0" layoutInCell="1" allowOverlap="1" wp14:anchorId="2B085723" wp14:editId="276E5919">
+              <wp:anchor distT="0" distB="0" distL="114300" distR="114300" simplePos="0" relativeHeight="251761664" behindDoc="0" locked="0" layoutInCell="1" allowOverlap="1" wp14:anchorId="2B085723" wp14:editId="0D0CB384">
                 <wp:simplePos x="0" y="0"/>
                 <wp:positionH relativeFrom="column">
                   <wp:posOffset>272415</wp:posOffset>
@@ -5241,7 +4758,7 @@
           </mc:Choice>
           <mc:Fallback>
             <w:pict>
-              <v:group w14:anchorId="11271DC7" id="Группа 62" o:spid="_x0000_s1026" style="position:absolute;margin-left:21.45pt;margin-top:9pt;width:172.8pt;height:48.75pt;z-index:251763712" coordsize="21945,6191" o:gfxdata="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">
+              <v:group w14:anchorId="2E4D472C" id="Группа 62" o:spid="_x0000_s1026" style="position:absolute;margin-left:21.45pt;margin-top:9pt;width:172.8pt;height:48.75pt;z-index:251761664" coordsize="21945,6191" o:gfxdata="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">
                 <v:shapetype id="_x0000_t75" coordsize="21600,21600" o:spt="75" o:preferrelative="t" path="m@4@5l@4@11@9@11@9@5xe" filled="f" stroked="f">
                   <v:stroke joinstyle="miter"/>
                   <v:formulas>
@@ -5474,9 +4991,217 @@
           <w:noProof/>
         </w:rPr>
         <mc:AlternateContent>
+          <mc:Choice Requires="wpg">
+            <w:drawing>
+              <wp:anchor distT="0" distB="0" distL="114300" distR="114300" simplePos="0" relativeHeight="251768832" behindDoc="0" locked="0" layoutInCell="1" allowOverlap="1" wp14:anchorId="411959DF" wp14:editId="3E8F6BBC">
+                <wp:simplePos x="0" y="0"/>
+                <wp:positionH relativeFrom="column">
+                  <wp:posOffset>283845</wp:posOffset>
+                </wp:positionH>
+                <wp:positionV relativeFrom="paragraph">
+                  <wp:posOffset>80645</wp:posOffset>
+                </wp:positionV>
+                <wp:extent cx="1592580" cy="1205230"/>
+                <wp:effectExtent l="0" t="0" r="26670" b="0"/>
+                <wp:wrapNone/>
+                <wp:docPr id="1374710569" name="Группа 75"/>
+                <wp:cNvGraphicFramePr/>
+                <a:graphic xmlns:a="http://schemas.openxmlformats.org/drawingml/2006/main">
+                  <a:graphicData uri="http://schemas.microsoft.com/office/word/2010/wordprocessingGroup">
+                    <wpg:wgp>
+                      <wpg:cNvGrpSpPr/>
+                      <wpg:grpSpPr>
+                        <a:xfrm>
+                          <a:off x="0" y="0"/>
+                          <a:ext cx="1592580" cy="1205230"/>
+                          <a:chOff x="0" y="0"/>
+                          <a:chExt cx="1592580" cy="1205230"/>
+                        </a:xfrm>
+                      </wpg:grpSpPr>
+                      <wpg:grpSp>
+                        <wpg:cNvPr id="1755671002" name="Группа 73"/>
+                        <wpg:cNvGrpSpPr/>
+                        <wpg:grpSpPr>
+                          <a:xfrm>
+                            <a:off x="0" y="0"/>
+                            <a:ext cx="1592580" cy="1205230"/>
+                            <a:chOff x="0" y="0"/>
+                            <a:chExt cx="1592580" cy="1205230"/>
+                          </a:xfrm>
+                        </wpg:grpSpPr>
+                        <wps:wsp>
+                          <wps:cNvPr id="2136394115" name="Прямая соединительная линия 6"/>
+                          <wps:cNvCnPr/>
+                          <wps:spPr>
+                            <a:xfrm>
+                              <a:off x="0" y="1021080"/>
+                              <a:ext cx="1569720" cy="19050"/>
+                            </a:xfrm>
+                            <a:prstGeom prst="line">
+                              <a:avLst/>
+                            </a:prstGeom>
+                            <a:noFill/>
+                            <a:ln w="15875" cap="flat" cmpd="sng" algn="ctr">
+                              <a:solidFill>
+                                <a:srgbClr val="002060"/>
+                              </a:solidFill>
+                              <a:prstDash val="solid"/>
+                              <a:miter lim="800000"/>
+                            </a:ln>
+                            <a:effectLst/>
+                          </wps:spPr>
+                          <wps:bodyPr/>
+                        </wps:wsp>
+                        <pic:pic xmlns:pic="http://schemas.openxmlformats.org/drawingml/2006/picture">
+                          <pic:nvPicPr>
+                            <pic:cNvPr id="1028303233" name="Рисунок 1"/>
+                            <pic:cNvPicPr>
+                              <a:picLocks noChangeAspect="1"/>
+                            </pic:cNvPicPr>
+                          </pic:nvPicPr>
+                          <pic:blipFill>
+                            <a:blip r:embed="rId14" cstate="print">
+                              <a:extLst>
+                                <a:ext uri="{28A0092B-C50C-407E-A947-70E740481C1C}">
+                                  <a14:useLocalDpi xmlns:a14="http://schemas.microsoft.com/office/drawing/2010/main" val="0"/>
+                                </a:ext>
+                              </a:extLst>
+                            </a:blip>
+                            <a:srcRect/>
+                            <a:stretch>
+                              <a:fillRect/>
+                            </a:stretch>
+                          </pic:blipFill>
+                          <pic:spPr bwMode="auto">
+                            <a:xfrm rot="16200000">
+                              <a:off x="331470" y="514350"/>
+                              <a:ext cx="967740" cy="414020"/>
+                            </a:xfrm>
+                            <a:prstGeom prst="rect">
+                              <a:avLst/>
+                            </a:prstGeom>
+                            <a:noFill/>
+                            <a:ln>
+                              <a:noFill/>
+                            </a:ln>
+                          </pic:spPr>
+                        </pic:pic>
+                        <wps:wsp>
+                          <wps:cNvPr id="208512777" name="Прямая соединительная линия 6"/>
+                          <wps:cNvCnPr/>
+                          <wps:spPr>
+                            <a:xfrm>
+                              <a:off x="60960" y="0"/>
+                              <a:ext cx="762000" cy="0"/>
+                            </a:xfrm>
+                            <a:prstGeom prst="line">
+                              <a:avLst/>
+                            </a:prstGeom>
+                            <a:noFill/>
+                            <a:ln w="15875" cap="flat" cmpd="sng" algn="ctr">
+                              <a:solidFill>
+                                <a:srgbClr val="002060"/>
+                              </a:solidFill>
+                              <a:prstDash val="solid"/>
+                              <a:miter lim="800000"/>
+                            </a:ln>
+                            <a:effectLst/>
+                          </wps:spPr>
+                          <wps:bodyPr/>
+                        </wps:wsp>
+                        <wps:wsp>
+                          <wps:cNvPr id="667841018" name="Прямая соединительная линия 6"/>
+                          <wps:cNvCnPr/>
+                          <wps:spPr>
+                            <a:xfrm>
+                              <a:off x="830580" y="556260"/>
+                              <a:ext cx="762000" cy="0"/>
+                            </a:xfrm>
+                            <a:prstGeom prst="line">
+                              <a:avLst/>
+                            </a:prstGeom>
+                            <a:noFill/>
+                            <a:ln w="15875" cap="flat" cmpd="sng" algn="ctr">
+                              <a:solidFill>
+                                <a:srgbClr val="002060"/>
+                              </a:solidFill>
+                              <a:prstDash val="solid"/>
+                              <a:miter lim="800000"/>
+                            </a:ln>
+                            <a:effectLst/>
+                          </wps:spPr>
+                          <wps:bodyPr/>
+                        </wps:wsp>
+                      </wpg:grpSp>
+                      <wps:wsp>
+                        <wps:cNvPr id="658312591" name="Прямоугольник 4"/>
+                        <wps:cNvSpPr/>
+                        <wps:spPr>
+                          <a:xfrm>
+                            <a:off x="754380" y="144780"/>
+                            <a:ext cx="130175" cy="326390"/>
+                          </a:xfrm>
+                          <a:prstGeom prst="rect">
+                            <a:avLst/>
+                          </a:prstGeom>
+                          <a:solidFill>
+                            <a:sysClr val="window" lastClr="FFFFFF"/>
+                          </a:solidFill>
+                          <a:ln w="12700" cap="flat" cmpd="sng" algn="ctr">
+                            <a:solidFill>
+                              <a:srgbClr val="4472C4">
+                                <a:shade val="15000"/>
+                              </a:srgbClr>
+                            </a:solidFill>
+                            <a:prstDash val="solid"/>
+                            <a:miter lim="800000"/>
+                          </a:ln>
+                          <a:effectLst/>
+                        </wps:spPr>
+                        <wps:bodyPr rot="0" spcFirstLastPara="0" vertOverflow="overflow" horzOverflow="overflow" vert="horz" wrap="square" lIns="91440" tIns="45720" rIns="91440" bIns="45720" numCol="1" spcCol="0" rtlCol="0" fromWordArt="0" anchor="ctr" anchorCtr="0" forceAA="0" compatLnSpc="1">
+                          <a:prstTxWarp prst="textNoShape">
+                            <a:avLst/>
+                          </a:prstTxWarp>
+                          <a:noAutofit/>
+                        </wps:bodyPr>
+                      </wps:wsp>
+                    </wpg:wgp>
+                  </a:graphicData>
+                </a:graphic>
+              </wp:anchor>
+            </w:drawing>
+          </mc:Choice>
+          <mc:Fallback>
+            <w:pict>
+              <v:group w14:anchorId="2EDBB80C" id="Группа 75" o:spid="_x0000_s1026" style="position:absolute;margin-left:22.35pt;margin-top:6.35pt;width:125.4pt;height:94.9pt;z-index:251768832" coordsize="15925,12052" o:gfxdata="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">
+                <v:group id="Группа 73" o:spid="_x0000_s1027" style="position:absolute;width:15925;height:12052" coordsize="15925,12052" o:gfxdata="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">
+                  <v:line id="Прямая соединительная линия 6" o:spid="_x0000_s1028" style="position:absolute;visibility:visible;mso-wrap-style:square" from="0,10210" to="15697,10401" o:connectortype="straight" o:gfxdata="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" strokecolor="#002060" strokeweight="1.25pt">
+                    <v:stroke joinstyle="miter"/>
+                  </v:line>
+                  <v:shape id="Рисунок 1" o:spid="_x0000_s1029" type="#_x0000_t75" style="position:absolute;left:3314;top:5143;width:9678;height:4140;rotation:-90;visibility:visible;mso-wrap-style:square" o:gfxdata="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">
+                    <v:imagedata r:id="rId16" o:title=""/>
+                  </v:shape>
+                  <v:line id="Прямая соединительная линия 6" o:spid="_x0000_s1030" style="position:absolute;visibility:visible;mso-wrap-style:square" from="609,0" to="8229,0" o:connectortype="straight" o:gfxdata="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" strokecolor="#002060" strokeweight="1.25pt">
+                    <v:stroke joinstyle="miter"/>
+                  </v:line>
+                  <v:line id="Прямая соединительная линия 6" o:spid="_x0000_s1031" style="position:absolute;visibility:visible;mso-wrap-style:square" from="8305,5562" to="15925,5562" o:connectortype="straight" o:gfxdata="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" strokecolor="#002060" strokeweight="1.25pt">
+                    <v:stroke joinstyle="miter"/>
+                  </v:line>
+                </v:group>
+                <v:rect id="Прямоугольник 4" o:spid="_x0000_s1032" style="position:absolute;left:7543;top:1447;width:1302;height:3264;visibility:visible;mso-wrap-style:square;v-text-anchor:middle" o:gfxdata="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" fillcolor="window" strokecolor="#172c51" strokeweight="1pt"/>
+              </v:group>
+            </w:pict>
+          </mc:Fallback>
+        </mc:AlternateContent>
+      </w:r>
+      <w:r>
+        <w:rPr>
+          <w:noProof/>
+        </w:rPr>
+        <mc:AlternateContent>
           <mc:Choice Requires="wps">
             <w:drawing>
-              <wp:anchor distT="45720" distB="45720" distL="114300" distR="114300" simplePos="0" relativeHeight="251778048" behindDoc="0" locked="0" layoutInCell="1" allowOverlap="1" wp14:anchorId="3A044384" wp14:editId="790A9AEA">
+              <wp:anchor distT="45720" distB="45720" distL="114300" distR="114300" simplePos="0" relativeHeight="251778048" behindDoc="0" locked="0" layoutInCell="1" allowOverlap="1" wp14:anchorId="3A044384" wp14:editId="15A20EBC">
                 <wp:simplePos x="0" y="0"/>
                 <wp:positionH relativeFrom="column">
                   <wp:posOffset>2093595</wp:posOffset>
@@ -5539,7 +5264,7 @@
           </mc:Choice>
           <mc:Fallback>
             <w:pict>
-              <v:shape w14:anchorId="3A044384" id="_x0000_s1061" type="#_x0000_t202" style="position:absolute;margin-left:164.85pt;margin-top:57.35pt;width:51.6pt;height:22.2pt;z-index:251778048;visibility:visible;mso-wrap-style:square;mso-width-percent:0;mso-height-percent:0;mso-wrap-distance-left:9pt;mso-wrap-distance-top:3.6pt;mso-wrap-distance-right:9pt;mso-wrap-distance-bottom:3.6pt;mso-position-horizontal:absolute;mso-position-horizontal-relative:text;mso-position-vertical:absolute;mso-position-vertical-relative:text;mso-width-percent:0;mso-height-percent:0;mso-width-relative:margin;mso-height-relative:margin;v-text-anchor:top" o:gfxdata="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" filled="f" stroked="f">
+              <v:shape w14:anchorId="3A044384" id="_x0000_s1068" type="#_x0000_t202" style="position:absolute;margin-left:164.85pt;margin-top:57.35pt;width:51.6pt;height:22.2pt;z-index:251778048;visibility:visible;mso-wrap-style:square;mso-width-percent:0;mso-height-percent:0;mso-wrap-distance-left:9pt;mso-wrap-distance-top:3.6pt;mso-wrap-distance-right:9pt;mso-wrap-distance-bottom:3.6pt;mso-position-horizontal:absolute;mso-position-horizontal-relative:text;mso-position-vertical:absolute;mso-position-vertical-relative:text;mso-width-percent:0;mso-height-percent:0;mso-width-relative:margin;mso-height-relative:margin;v-text-anchor:top" o:gfxdata="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" filled="f" stroked="f">
                 <v:textbox>
                   <w:txbxContent>
                     <w:p>
@@ -5562,7 +5287,7 @@
         <mc:AlternateContent>
           <mc:Choice Requires="wps">
             <w:drawing>
-              <wp:anchor distT="45720" distB="45720" distL="114300" distR="114300" simplePos="0" relativeHeight="251776000" behindDoc="0" locked="0" layoutInCell="1" allowOverlap="1" wp14:anchorId="7F1C3EA7" wp14:editId="3E25C61F">
+              <wp:anchor distT="45720" distB="45720" distL="114300" distR="114300" simplePos="0" relativeHeight="251776000" behindDoc="0" locked="0" layoutInCell="1" allowOverlap="1" wp14:anchorId="7F1C3EA7" wp14:editId="051C0D01">
                 <wp:simplePos x="0" y="0"/>
                 <wp:positionH relativeFrom="column">
                   <wp:posOffset>91440</wp:posOffset>
@@ -5625,7 +5350,7 @@
           </mc:Choice>
           <mc:Fallback>
             <w:pict>
-              <v:shape w14:anchorId="7F1C3EA7" id="_x0000_s1062" type="#_x0000_t202" style="position:absolute;margin-left:7.2pt;margin-top:21.35pt;width:41.4pt;height:22.2pt;z-index:251776000;visibility:visible;mso-wrap-style:square;mso-width-percent:0;mso-height-percent:0;mso-wrap-distance-left:9pt;mso-wrap-distance-top:3.6pt;mso-wrap-distance-right:9pt;mso-wrap-distance-bottom:3.6pt;mso-position-horizontal:absolute;mso-position-horizontal-relative:text;mso-position-vertical:absolute;mso-position-vertical-relative:text;mso-width-percent:0;mso-height-percent:0;mso-width-relative:margin;mso-height-relative:margin;v-text-anchor:top" o:gfxdata="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" filled="f" stroked="f">
+              <v:shape w14:anchorId="7F1C3EA7" id="_x0000_s1069" type="#_x0000_t202" style="position:absolute;margin-left:7.2pt;margin-top:21.35pt;width:41.4pt;height:22.2pt;z-index:251776000;visibility:visible;mso-wrap-style:square;mso-width-percent:0;mso-height-percent:0;mso-wrap-distance-left:9pt;mso-wrap-distance-top:3.6pt;mso-wrap-distance-right:9pt;mso-wrap-distance-bottom:3.6pt;mso-position-horizontal:absolute;mso-position-horizontal-relative:text;mso-position-vertical:absolute;mso-position-vertical-relative:text;mso-width-percent:0;mso-height-percent:0;mso-width-relative:margin;mso-height-relative:margin;v-text-anchor:top" o:gfxdata="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" filled="f" stroked="f">
                 <v:textbox>
                   <w:txbxContent>
                     <w:p>
@@ -5648,193 +5373,7 @@
         <mc:AlternateContent>
           <mc:Choice Requires="wps">
             <w:drawing>
-              <wp:anchor distT="0" distB="0" distL="114300" distR="114300" simplePos="0" relativeHeight="251766784" behindDoc="0" locked="0" layoutInCell="1" allowOverlap="1" wp14:anchorId="2C90E45E" wp14:editId="6C4E9498">
-                <wp:simplePos x="0" y="0"/>
-                <wp:positionH relativeFrom="column">
-                  <wp:posOffset>283845</wp:posOffset>
-                </wp:positionH>
-                <wp:positionV relativeFrom="paragraph">
-                  <wp:posOffset>1101725</wp:posOffset>
-                </wp:positionV>
-                <wp:extent cx="1569720" cy="19050"/>
-                <wp:effectExtent l="0" t="0" r="30480" b="19050"/>
-                <wp:wrapNone/>
-                <wp:docPr id="1972653150" name="Прямая соединительная линия 6"/>
-                <wp:cNvGraphicFramePr/>
-                <a:graphic xmlns:a="http://schemas.openxmlformats.org/drawingml/2006/main">
-                  <a:graphicData uri="http://schemas.microsoft.com/office/word/2010/wordprocessingShape">
-                    <wps:wsp>
-                      <wps:cNvCnPr/>
-                      <wps:spPr>
-                        <a:xfrm>
-                          <a:off x="0" y="0"/>
-                          <a:ext cx="1569720" cy="19050"/>
-                        </a:xfrm>
-                        <a:prstGeom prst="line">
-                          <a:avLst/>
-                        </a:prstGeom>
-                        <a:noFill/>
-                        <a:ln w="15875" cap="flat" cmpd="sng" algn="ctr">
-                          <a:solidFill>
-                            <a:srgbClr val="002060"/>
-                          </a:solidFill>
-                          <a:prstDash val="solid"/>
-                          <a:miter lim="800000"/>
-                        </a:ln>
-                        <a:effectLst/>
-                      </wps:spPr>
-                      <wps:bodyPr/>
-                    </wps:wsp>
-                  </a:graphicData>
-                </a:graphic>
-                <wp14:sizeRelH relativeFrom="margin">
-                  <wp14:pctWidth>0</wp14:pctWidth>
-                </wp14:sizeRelH>
-                <wp14:sizeRelV relativeFrom="margin">
-                  <wp14:pctHeight>0</wp14:pctHeight>
-                </wp14:sizeRelV>
-              </wp:anchor>
-            </w:drawing>
-          </mc:Choice>
-          <mc:Fallback>
-            <w:pict>
-              <v:line w14:anchorId="466AC82B" id="Прямая соединительная линия 6" o:spid="_x0000_s1026" style="position:absolute;z-index:251766784;visibility:visible;mso-wrap-style:square;mso-width-percent:0;mso-height-percent:0;mso-wrap-distance-left:9pt;mso-wrap-distance-top:0;mso-wrap-distance-right:9pt;mso-wrap-distance-bottom:0;mso-position-horizontal:absolute;mso-position-horizontal-relative:text;mso-position-vertical:absolute;mso-position-vertical-relative:text;mso-width-percent:0;mso-height-percent:0;mso-width-relative:margin;mso-height-relative:margin" from="22.35pt,86.75pt" to="145.95pt,88.25pt" o:gfxdata="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" strokecolor="#002060" strokeweight="1.25pt">
-                <v:stroke joinstyle="miter"/>
-              </v:line>
-            </w:pict>
-          </mc:Fallback>
-        </mc:AlternateContent>
-      </w:r>
-      <w:r>
-        <w:rPr>
-          <w:noProof/>
-        </w:rPr>
-        <mc:AlternateContent>
-          <mc:Choice Requires="wps">
-            <w:drawing>
-              <wp:anchor distT="0" distB="0" distL="114300" distR="114300" simplePos="0" relativeHeight="251773952" behindDoc="0" locked="0" layoutInCell="1" allowOverlap="1" wp14:anchorId="0E99DC07" wp14:editId="798E7F9C">
-                <wp:simplePos x="0" y="0"/>
-                <wp:positionH relativeFrom="column">
-                  <wp:posOffset>1110615</wp:posOffset>
-                </wp:positionH>
-                <wp:positionV relativeFrom="paragraph">
-                  <wp:posOffset>633095</wp:posOffset>
-                </wp:positionV>
-                <wp:extent cx="762000" cy="0"/>
-                <wp:effectExtent l="0" t="0" r="30480" b="20955"/>
-                <wp:wrapNone/>
-                <wp:docPr id="829232638" name="Прямая соединительная линия 6"/>
-                <wp:cNvGraphicFramePr/>
-                <a:graphic xmlns:a="http://schemas.openxmlformats.org/drawingml/2006/main">
-                  <a:graphicData uri="http://schemas.microsoft.com/office/word/2010/wordprocessingShape">
-                    <wps:wsp>
-                      <wps:cNvCnPr/>
-                      <wps:spPr>
-                        <a:xfrm>
-                          <a:off x="0" y="0"/>
-                          <a:ext cx="762000" cy="0"/>
-                        </a:xfrm>
-                        <a:prstGeom prst="line">
-                          <a:avLst/>
-                        </a:prstGeom>
-                        <a:noFill/>
-                        <a:ln w="15875" cap="flat" cmpd="sng" algn="ctr">
-                          <a:solidFill>
-                            <a:srgbClr val="002060"/>
-                          </a:solidFill>
-                          <a:prstDash val="solid"/>
-                          <a:miter lim="800000"/>
-                        </a:ln>
-                        <a:effectLst/>
-                      </wps:spPr>
-                      <wps:bodyPr/>
-                    </wps:wsp>
-                  </a:graphicData>
-                </a:graphic>
-                <wp14:sizeRelH relativeFrom="margin">
-                  <wp14:pctWidth>0</wp14:pctWidth>
-                </wp14:sizeRelH>
-                <wp14:sizeRelV relativeFrom="margin">
-                  <wp14:pctHeight>0</wp14:pctHeight>
-                </wp14:sizeRelV>
-              </wp:anchor>
-            </w:drawing>
-          </mc:Choice>
-          <mc:Fallback>
-            <w:pict>
-              <v:line w14:anchorId="74EA023C" id="Прямая соединительная линия 6" o:spid="_x0000_s1026" style="position:absolute;z-index:251773952;visibility:visible;mso-wrap-style:square;mso-width-percent:0;mso-height-percent:0;mso-wrap-distance-left:9pt;mso-wrap-distance-top:0;mso-wrap-distance-right:9pt;mso-wrap-distance-bottom:0;mso-position-horizontal:absolute;mso-position-horizontal-relative:text;mso-position-vertical:absolute;mso-position-vertical-relative:text;mso-width-percent:0;mso-height-percent:0;mso-width-relative:margin;mso-height-relative:margin" from="87.45pt,49.85pt" to="147.45pt,49.85pt" o:gfxdata="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" strokecolor="#002060" strokeweight="1.25pt">
-                <v:stroke joinstyle="miter"/>
-              </v:line>
-            </w:pict>
-          </mc:Fallback>
-        </mc:AlternateContent>
-      </w:r>
-      <w:r>
-        <w:rPr>
-          <w:noProof/>
-        </w:rPr>
-        <mc:AlternateContent>
-          <mc:Choice Requires="wps">
-            <w:drawing>
-              <wp:anchor distT="0" distB="0" distL="114300" distR="114300" simplePos="0" relativeHeight="251771904" behindDoc="0" locked="0" layoutInCell="1" allowOverlap="1" wp14:anchorId="7D144859" wp14:editId="6E48B402">
-                <wp:simplePos x="0" y="0"/>
-                <wp:positionH relativeFrom="column">
-                  <wp:posOffset>346710</wp:posOffset>
-                </wp:positionH>
-                <wp:positionV relativeFrom="paragraph">
-                  <wp:posOffset>82550</wp:posOffset>
-                </wp:positionV>
-                <wp:extent cx="762000" cy="0"/>
-                <wp:effectExtent l="0" t="0" r="0" b="0"/>
-                <wp:wrapNone/>
-                <wp:docPr id="1049199924" name="Прямая соединительная линия 6"/>
-                <wp:cNvGraphicFramePr/>
-                <a:graphic xmlns:a="http://schemas.openxmlformats.org/drawingml/2006/main">
-                  <a:graphicData uri="http://schemas.microsoft.com/office/word/2010/wordprocessingShape">
-                    <wps:wsp>
-                      <wps:cNvCnPr/>
-                      <wps:spPr>
-                        <a:xfrm>
-                          <a:off x="0" y="0"/>
-                          <a:ext cx="762000" cy="0"/>
-                        </a:xfrm>
-                        <a:prstGeom prst="line">
-                          <a:avLst/>
-                        </a:prstGeom>
-                        <a:noFill/>
-                        <a:ln w="15875" cap="flat" cmpd="sng" algn="ctr">
-                          <a:solidFill>
-                            <a:srgbClr val="002060"/>
-                          </a:solidFill>
-                          <a:prstDash val="solid"/>
-                          <a:miter lim="800000"/>
-                        </a:ln>
-                        <a:effectLst/>
-                      </wps:spPr>
-                      <wps:bodyPr/>
-                    </wps:wsp>
-                  </a:graphicData>
-                </a:graphic>
-              </wp:anchor>
-            </w:drawing>
-          </mc:Choice>
-          <mc:Fallback>
-            <w:pict>
-              <v:line w14:anchorId="4F547E04" id="Прямая соединительная линия 6" o:spid="_x0000_s1026" style="position:absolute;z-index:251771904;visibility:visible;mso-wrap-style:square;mso-wrap-distance-left:9pt;mso-wrap-distance-top:0;mso-wrap-distance-right:9pt;mso-wrap-distance-bottom:0;mso-position-horizontal:absolute;mso-position-horizontal-relative:text;mso-position-vertical:absolute;mso-position-vertical-relative:text" from="27.3pt,6.5pt" to="87.3pt,6.5pt" o:gfxdata="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" strokecolor="#002060" strokeweight="1.25pt">
-                <v:stroke joinstyle="miter"/>
-              </v:line>
-            </w:pict>
-          </mc:Fallback>
-        </mc:AlternateContent>
-      </w:r>
-      <w:r>
-        <w:rPr>
-          <w:noProof/>
-        </w:rPr>
-        <mc:AlternateContent>
-          <mc:Choice Requires="wps">
-            <w:drawing>
-              <wp:anchor distT="0" distB="0" distL="114300" distR="114300" simplePos="0" relativeHeight="251635708" behindDoc="0" locked="0" layoutInCell="1" allowOverlap="1" wp14:anchorId="770F3719" wp14:editId="34DE8C32">
+              <wp:anchor distT="0" distB="0" distL="114300" distR="114300" simplePos="0" relativeHeight="251629564" behindDoc="0" locked="0" layoutInCell="1" allowOverlap="1" wp14:anchorId="770F3719" wp14:editId="202B9683">
                 <wp:simplePos x="0" y="0"/>
                 <wp:positionH relativeFrom="column">
                   <wp:posOffset>1108710</wp:posOffset>
@@ -5881,152 +5420,12 @@
           </mc:Choice>
           <mc:Fallback>
             <w:pict>
-              <v:line w14:anchorId="48561833" id="Прямая соединительная линия 14" o:spid="_x0000_s1026" style="position:absolute;z-index:251635708;visibility:visible;mso-wrap-style:square;mso-height-percent:0;mso-wrap-distance-left:9pt;mso-wrap-distance-top:0;mso-wrap-distance-right:9pt;mso-wrap-distance-bottom:0;mso-position-horizontal:absolute;mso-position-horizontal-relative:text;mso-position-vertical:absolute;mso-position-vertical-relative:text;mso-height-percent:0;mso-height-relative:margin" from="87.3pt,7.65pt" to="87.3pt,43.35pt" o:gfxdata="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" strokecolor="windowText" strokeweight="1pt">
+              <v:line w14:anchorId="43C8C7C3" id="Прямая соединительная линия 14" o:spid="_x0000_s1026" style="position:absolute;z-index:251629564;visibility:visible;mso-wrap-style:square;mso-height-percent:0;mso-wrap-distance-left:9pt;mso-wrap-distance-top:0;mso-wrap-distance-right:9pt;mso-wrap-distance-bottom:0;mso-position-horizontal:absolute;mso-position-horizontal-relative:text;mso-position-vertical:absolute;mso-position-vertical-relative:text;mso-height-percent:0;mso-height-relative:margin" from="87.3pt,7.65pt" to="87.3pt,43.35pt" o:gfxdata="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" strokecolor="windowText" strokeweight="1pt">
                 <v:stroke joinstyle="miter"/>
               </v:line>
             </w:pict>
           </mc:Fallback>
         </mc:AlternateContent>
-      </w:r>
-      <w:r>
-        <w:rPr>
-          <w:noProof/>
-        </w:rPr>
-        <mc:AlternateContent>
-          <mc:Choice Requires="wps">
-            <w:drawing>
-              <wp:anchor distT="0" distB="0" distL="114300" distR="114300" simplePos="0" relativeHeight="251769856" behindDoc="0" locked="0" layoutInCell="1" allowOverlap="1" wp14:anchorId="0E829A49" wp14:editId="47C0EBCB">
-                <wp:simplePos x="0" y="0"/>
-                <wp:positionH relativeFrom="column">
-                  <wp:posOffset>1034415</wp:posOffset>
-                </wp:positionH>
-                <wp:positionV relativeFrom="paragraph">
-                  <wp:posOffset>224790</wp:posOffset>
-                </wp:positionV>
-                <wp:extent cx="130175" cy="326390"/>
-                <wp:effectExtent l="0" t="0" r="22225" b="16510"/>
-                <wp:wrapTopAndBottom/>
-                <wp:docPr id="1460029612" name="Прямоугольник 4"/>
-                <wp:cNvGraphicFramePr/>
-                <a:graphic xmlns:a="http://schemas.openxmlformats.org/drawingml/2006/main">
-                  <a:graphicData uri="http://schemas.microsoft.com/office/word/2010/wordprocessingShape">
-                    <wps:wsp>
-                      <wps:cNvSpPr/>
-                      <wps:spPr>
-                        <a:xfrm>
-                          <a:off x="0" y="0"/>
-                          <a:ext cx="130175" cy="326390"/>
-                        </a:xfrm>
-                        <a:prstGeom prst="rect">
-                          <a:avLst/>
-                        </a:prstGeom>
-                        <a:solidFill>
-                          <a:sysClr val="window" lastClr="FFFFFF"/>
-                        </a:solidFill>
-                        <a:ln w="12700" cap="flat" cmpd="sng" algn="ctr">
-                          <a:solidFill>
-                            <a:srgbClr val="4472C4">
-                              <a:shade val="15000"/>
-                            </a:srgbClr>
-                          </a:solidFill>
-                          <a:prstDash val="solid"/>
-                          <a:miter lim="800000"/>
-                        </a:ln>
-                        <a:effectLst/>
-                      </wps:spPr>
-                      <wps:bodyPr rot="0" spcFirstLastPara="0" vertOverflow="overflow" horzOverflow="overflow" vert="horz" wrap="square" lIns="91440" tIns="45720" rIns="91440" bIns="45720" numCol="1" spcCol="0" rtlCol="0" fromWordArt="0" anchor="ctr" anchorCtr="0" forceAA="0" compatLnSpc="1">
-                        <a:prstTxWarp prst="textNoShape">
-                          <a:avLst/>
-                        </a:prstTxWarp>
-                        <a:noAutofit/>
-                      </wps:bodyPr>
-                    </wps:wsp>
-                  </a:graphicData>
-                </a:graphic>
-                <wp14:sizeRelH relativeFrom="page">
-                  <wp14:pctWidth>0</wp14:pctWidth>
-                </wp14:sizeRelH>
-                <wp14:sizeRelV relativeFrom="page">
-                  <wp14:pctHeight>0</wp14:pctHeight>
-                </wp14:sizeRelV>
-              </wp:anchor>
-            </w:drawing>
-          </mc:Choice>
-          <mc:Fallback>
-            <w:pict>
-              <v:rect w14:anchorId="447949CF" id="Прямоугольник 4" o:spid="_x0000_s1026" style="position:absolute;margin-left:81.45pt;margin-top:17.7pt;width:10.25pt;height:25.7pt;z-index:251769856;visibility:visible;mso-wrap-style:square;mso-width-percent:0;mso-height-percent:0;mso-wrap-distance-left:9pt;mso-wrap-distance-top:0;mso-wrap-distance-right:9pt;mso-wrap-distance-bottom:0;mso-position-horizontal:absolute;mso-position-horizontal-relative:text;mso-position-vertical:absolute;mso-position-vertical-relative:text;mso-width-percent:0;mso-height-percent:0;mso-width-relative:page;mso-height-relative:page;v-text-anchor:middle" o:gfxdata="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" fillcolor="window" strokecolor="#172c51" strokeweight="1pt">
-                <w10:wrap type="topAndBottom"/>
-              </v:rect>
-            </w:pict>
-          </mc:Fallback>
-        </mc:AlternateContent>
-      </w:r>
-      <w:r>
-        <w:rPr>
-          <w:noProof/>
-        </w:rPr>
-        <w:drawing>
-          <wp:anchor distT="0" distB="0" distL="114300" distR="114300" simplePos="0" relativeHeight="251768832" behindDoc="0" locked="0" layoutInCell="1" allowOverlap="1" wp14:anchorId="52A0E404" wp14:editId="606D9CB5">
-            <wp:simplePos x="0" y="0"/>
-            <wp:positionH relativeFrom="column">
-              <wp:posOffset>617220</wp:posOffset>
-            </wp:positionH>
-            <wp:positionV relativeFrom="paragraph">
-              <wp:posOffset>596265</wp:posOffset>
-            </wp:positionV>
-            <wp:extent cx="967740" cy="414020"/>
-            <wp:effectExtent l="0" t="0" r="0" b="0"/>
-            <wp:wrapTopAndBottom/>
-            <wp:docPr id="1583106509" name="Рисунок 1"/>
-            <wp:cNvGraphicFramePr>
-              <a:graphicFrameLocks xmlns:a="http://schemas.openxmlformats.org/drawingml/2006/main" noChangeAspect="1"/>
-            </wp:cNvGraphicFramePr>
-            <a:graphic xmlns:a="http://schemas.openxmlformats.org/drawingml/2006/main">
-              <a:graphicData uri="http://schemas.openxmlformats.org/drawingml/2006/picture">
-                <pic:pic xmlns:pic="http://schemas.openxmlformats.org/drawingml/2006/picture">
-                  <pic:nvPicPr>
-                    <pic:cNvPr id="0" name="Picture 2"/>
-                    <pic:cNvPicPr>
-                      <a:picLocks noChangeAspect="1" noChangeArrowheads="1"/>
-                    </pic:cNvPicPr>
-                  </pic:nvPicPr>
-                  <pic:blipFill>
-                    <a:blip r:embed="rId14" cstate="print">
-                      <a:extLst>
-                        <a:ext uri="{28A0092B-C50C-407E-A947-70E740481C1C}">
-                          <a14:useLocalDpi xmlns:a14="http://schemas.microsoft.com/office/drawing/2010/main" val="0"/>
-                        </a:ext>
-                      </a:extLst>
-                    </a:blip>
-                    <a:srcRect/>
-                    <a:stretch>
-                      <a:fillRect/>
-                    </a:stretch>
-                  </pic:blipFill>
-                  <pic:spPr bwMode="auto">
-                    <a:xfrm rot="16200000">
-                      <a:off x="0" y="0"/>
-                      <a:ext cx="967740" cy="414020"/>
-                    </a:xfrm>
-                    <a:prstGeom prst="rect">
-                      <a:avLst/>
-                    </a:prstGeom>
-                    <a:noFill/>
-                    <a:ln>
-                      <a:noFill/>
-                    </a:ln>
-                  </pic:spPr>
-                </pic:pic>
-              </a:graphicData>
-            </a:graphic>
-            <wp14:sizeRelH relativeFrom="page">
-              <wp14:pctWidth>0</wp14:pctWidth>
-            </wp14:sizeRelH>
-            <wp14:sizeRelV relativeFrom="page">
-              <wp14:pctHeight>0</wp14:pctHeight>
-            </wp14:sizeRelV>
-          </wp:anchor>
-        </w:drawing>
       </w:r>
     </w:p>
     <w:p/>
@@ -6099,7 +5498,7 @@
                     </pic:cNvPicPr>
                   </pic:nvPicPr>
                   <pic:blipFill>
-                    <a:blip r:embed="rId16" cstate="print">
+                    <a:blip r:embed="rId17" cstate="print">
                       <a:extLst>
                         <a:ext uri="{28A0092B-C50C-407E-A947-70E740481C1C}">
                           <a14:useLocalDpi xmlns:a14="http://schemas.microsoft.com/office/drawing/2010/main" val="0"/>
@@ -6467,7 +5866,7 @@
                     <pic:cNvPicPr/>
                   </pic:nvPicPr>
                   <pic:blipFill>
-                    <a:blip r:embed="rId17"/>
+                    <a:blip r:embed="rId18"/>
                     <a:stretch>
                       <a:fillRect/>
                     </a:stretch>
@@ -6580,7 +5979,7 @@
                     <pic:cNvPicPr/>
                   </pic:nvPicPr>
                   <pic:blipFill>
-                    <a:blip r:embed="rId18"/>
+                    <a:blip r:embed="rId19"/>
                     <a:stretch>
                       <a:fillRect/>
                     </a:stretch>
@@ -6671,7 +6070,7 @@
                     <pic:cNvPicPr/>
                   </pic:nvPicPr>
                   <pic:blipFill>
-                    <a:blip r:embed="rId19"/>
+                    <a:blip r:embed="rId20"/>
                     <a:stretch>
                       <a:fillRect/>
                     </a:stretch>
@@ -6760,7 +6159,7 @@
                     <pic:cNvPicPr/>
                   </pic:nvPicPr>
                   <pic:blipFill>
-                    <a:blip r:embed="rId20"/>
+                    <a:blip r:embed="rId21"/>
                     <a:stretch>
                       <a:fillRect/>
                     </a:stretch>
@@ -6849,7 +6248,7 @@
                     <pic:cNvPicPr/>
                   </pic:nvPicPr>
                   <pic:blipFill>
-                    <a:blip r:embed="rId21"/>
+                    <a:blip r:embed="rId22"/>
                     <a:stretch>
                       <a:fillRect/>
                     </a:stretch>
@@ -6892,7 +6291,7 @@
                     <pic:cNvPicPr/>
                   </pic:nvPicPr>
                   <pic:blipFill>
-                    <a:blip r:embed="rId22"/>
+                    <a:blip r:embed="rId23"/>
                     <a:stretch>
                       <a:fillRect/>
                     </a:stretch>
@@ -6953,7 +6352,7 @@
                     <pic:cNvPicPr/>
                   </pic:nvPicPr>
                   <pic:blipFill>
-                    <a:blip r:embed="rId23"/>
+                    <a:blip r:embed="rId24"/>
                     <a:stretch>
                       <a:fillRect/>
                     </a:stretch>
@@ -6996,7 +6395,7 @@
                     <pic:cNvPicPr/>
                   </pic:nvPicPr>
                   <pic:blipFill>
-                    <a:blip r:embed="rId24"/>
+                    <a:blip r:embed="rId25"/>
                     <a:stretch>
                       <a:fillRect/>
                     </a:stretch>
@@ -7118,7 +6517,7 @@
                     <pic:cNvPicPr/>
                   </pic:nvPicPr>
                   <pic:blipFill>
-                    <a:blip r:embed="rId25"/>
+                    <a:blip r:embed="rId26"/>
                     <a:stretch>
                       <a:fillRect/>
                     </a:stretch>
@@ -7321,7 +6720,7 @@
                     <pic:cNvPicPr/>
                   </pic:nvPicPr>
                   <pic:blipFill>
-                    <a:blip r:embed="rId26"/>
+                    <a:blip r:embed="rId27"/>
                     <a:stretch>
                       <a:fillRect/>
                     </a:stretch>
@@ -7388,7 +6787,7 @@
                     <pic:cNvPicPr/>
                   </pic:nvPicPr>
                   <pic:blipFill>
-                    <a:blip r:embed="rId27"/>
+                    <a:blip r:embed="rId28"/>
                     <a:stretch>
                       <a:fillRect/>
                     </a:stretch>
@@ -7475,7 +6874,7 @@
                     <pic:cNvPicPr/>
                   </pic:nvPicPr>
                   <pic:blipFill>
-                    <a:blip r:embed="rId27"/>
+                    <a:blip r:embed="rId28"/>
                     <a:stretch>
                       <a:fillRect/>
                     </a:stretch>
@@ -7591,7 +6990,7 @@
                     <pic:cNvPicPr/>
                   </pic:nvPicPr>
                   <pic:blipFill>
-                    <a:blip r:embed="rId28"/>
+                    <a:blip r:embed="rId29"/>
                     <a:stretch>
                       <a:fillRect/>
                     </a:stretch>
@@ -7658,7 +7057,7 @@
                     <pic:cNvPicPr/>
                   </pic:nvPicPr>
                   <pic:blipFill>
-                    <a:blip r:embed="rId26"/>
+                    <a:blip r:embed="rId27"/>
                     <a:stretch>
                       <a:fillRect/>
                     </a:stretch>
@@ -7708,7 +7107,7 @@
                     <pic:cNvPicPr/>
                   </pic:nvPicPr>
                   <pic:blipFill>
-                    <a:blip r:embed="rId26"/>
+                    <a:blip r:embed="rId27"/>
                     <a:stretch>
                       <a:fillRect/>
                     </a:stretch>
@@ -7755,7 +7154,7 @@
                     <pic:cNvPicPr/>
                   </pic:nvPicPr>
                   <pic:blipFill>
-                    <a:blip r:embed="rId26"/>
+                    <a:blip r:embed="rId27"/>
                     <a:stretch>
                       <a:fillRect/>
                     </a:stretch>
@@ -7827,7 +7226,7 @@
                     <pic:cNvPicPr/>
                   </pic:nvPicPr>
                   <pic:blipFill>
-                    <a:blip r:embed="rId29"/>
+                    <a:blip r:embed="rId30"/>
                     <a:stretch>
                       <a:fillRect/>
                     </a:stretch>
@@ -7977,10 +7376,7 @@
         <w:t xml:space="preserve">Чем больше </w:t>
       </w:r>
       <w:r>
-        <w:t>банки,</w:t>
-      </w:r>
-      <w:r>
-        <w:t xml:space="preserve"> тем большее количество воды течет между банками. </w:t>
+        <w:t xml:space="preserve">банки, тем большее количество воды течет между банками. </w:t>
       </w:r>
     </w:p>
     <w:p/>
@@ -8059,10 +7455,7 @@
         <w:pStyle w:val="a7"/>
       </w:pPr>
       <w:r>
-        <w:t>1 мкФ на частоте 1 КГц = 16 Ом</w:t>
-      </w:r>
-      <w:r>
-        <w:t>*10=160 Ом</w:t>
+        <w:t>1 мкФ на частоте 1 КГц = 16 Ом*10=160 Ом</w:t>
       </w:r>
     </w:p>
     <w:p>
@@ -8074,10 +7467,13 @@
         </w:numPr>
       </w:pPr>
       <w:r>
-        <w:t>Увеличиваем емкость в</w:t>
-      </w:r>
-      <w:r>
-        <w:t xml:space="preserve"> 10 раз = 1 мкФ</w:t>
+        <w:t>Увеличиваем емкость в 10 раз = 1</w:t>
+      </w:r>
+      <w:r>
+        <w:t>0</w:t>
+      </w:r>
+      <w:r>
+        <w:t xml:space="preserve"> мкФ</w:t>
       </w:r>
     </w:p>
     <w:p>
@@ -8085,16 +7481,7 @@
         <w:pStyle w:val="a7"/>
       </w:pPr>
       <w:r>
-        <w:t>1</w:t>
-      </w:r>
-      <w:r>
-        <w:t xml:space="preserve">0 </w:t>
-      </w:r>
-      <w:r>
-        <w:t>мкФ на частоте 1 КГц = 160 Ом</w:t>
-      </w:r>
-      <w:r>
-        <w:t>/10=16 Ом</w:t>
+        <w:t>10 мкФ на частоте 1 КГц = 160 Ом/10=16 Ом</w:t>
       </w:r>
     </w:p>
     <w:p>
@@ -8167,6 +7554,9 @@
     </w:p>
     <w:p>
       <w:r>
+        <w:rPr>
+          <w:noProof/>
+        </w:rPr>
         <w:drawing>
           <wp:inline distT="0" distB="0" distL="0" distR="0" wp14:anchorId="79EC6F37" wp14:editId="7E73966D">
             <wp:extent cx="5249008" cy="5325218"/>
@@ -8183,7 +7573,7 @@
                     <pic:cNvPicPr/>
                   </pic:nvPicPr>
                   <pic:blipFill>
-                    <a:blip r:embed="rId30"/>
+                    <a:blip r:embed="rId31"/>
                     <a:stretch>
                       <a:fillRect/>
                     </a:stretch>
@@ -8204,6 +7594,1247 @@
         </w:drawing>
       </w:r>
     </w:p>
+    <w:p/>
+    <w:p/>
+    <w:p/>
+    <w:p/>
+    <w:p/>
+    <w:p/>
+    <w:p/>
+    <w:p/>
+    <w:p/>
+    <w:p/>
+    <w:p/>
+    <w:p>
+      <w:pPr>
+        <w:pStyle w:val="2"/>
+      </w:pPr>
+      <w:r>
+        <w:lastRenderedPageBreak/>
+        <w:t>Катушки индуктивности</w:t>
+      </w:r>
+    </w:p>
+    <w:p>
+      <w:r>
+        <w:t>Аналогия. Тяжелый маховик. Мы прикладываем усилие, чтобы его раскрутить. Почти не тратим сил на поддержание скорости, а если перестаем крутить, он постепенно останавливается.</w:t>
+      </w:r>
+    </w:p>
+    <w:p>
+      <w:r>
+        <w:t>Переменный ток.</w:t>
+      </w:r>
+    </w:p>
+    <w:p>
+      <w:r>
+        <w:t>Мы раскручиваем маховик сначала в одну сторону, потом в другую. Чем чаще мы меняем направление, тем медленнее крутится маховик.</w:t>
+      </w:r>
+    </w:p>
+    <w:p>
+      <w:r>
+        <w:t>сопротивление конденсатора в зависимости от частоты</w:t>
+      </w:r>
+      <w:r>
+        <w:t xml:space="preserve"> </w:t>
+      </w:r>
+    </w:p>
+    <w:p>
+      <w:r>
+        <w:rPr>
+          <w:lang w:val="en-US"/>
+        </w:rPr>
+        <w:t>X</w:t>
+      </w:r>
+      <w:r>
+        <w:t xml:space="preserve"> = </w:t>
+      </w:r>
+      <w:r>
+        <w:rPr>
+          <w:lang w:val="en-US"/>
+        </w:rPr>
+        <w:t>L</w:t>
+      </w:r>
+      <w:r>
+        <w:t>*2*</w:t>
+      </w:r>
+      <w:r>
+        <w:t>Пи</w:t>
+      </w:r>
+      <w:r>
+        <w:t>*</w:t>
+      </w:r>
+      <w:r>
+        <w:rPr>
+          <w:lang w:val="en-US"/>
+        </w:rPr>
+        <w:t>f</w:t>
+      </w:r>
+      <w:r>
+        <w:t xml:space="preserve">  </w:t>
+      </w:r>
+    </w:p>
+    <w:p>
+      <w:r>
+        <w:t>Упрощенный расчет.</w:t>
+      </w:r>
+    </w:p>
+    <w:p>
+      <w:r>
+        <w:t>1 мГ на частоте 10 КГц = 62,8 Ом – приблизительно 63 Ом</w:t>
+      </w:r>
+    </w:p>
+    <w:p>
+      <w:r>
+        <w:t>Примеры расчета:</w:t>
+      </w:r>
+    </w:p>
+    <w:p>
+      <w:pPr>
+        <w:pStyle w:val="a7"/>
+        <w:numPr>
+          <w:ilvl w:val="0"/>
+          <w:numId w:val="7"/>
+        </w:numPr>
+      </w:pPr>
+      <w:r>
+        <w:t xml:space="preserve"> Снижаем частоту в 10 раз = 1 КГц</w:t>
+      </w:r>
+    </w:p>
+    <w:p>
+      <w:pPr>
+        <w:pStyle w:val="a7"/>
+      </w:pPr>
+      <w:r>
+        <w:t>1 мГ на частоте 1 КГц = 63 Ом/10=6,3 Ом</w:t>
+      </w:r>
+    </w:p>
+    <w:p>
+      <w:pPr>
+        <w:pStyle w:val="a7"/>
+        <w:numPr>
+          <w:ilvl w:val="0"/>
+          <w:numId w:val="7"/>
+        </w:numPr>
+      </w:pPr>
+      <w:r>
+        <w:t>Увеличиваем индуктивность в 10 раз = 10 мГ</w:t>
+      </w:r>
+    </w:p>
+    <w:p>
+      <w:pPr>
+        <w:pStyle w:val="a7"/>
+      </w:pPr>
+      <w:r>
+        <w:t>10 мГ на частоте 1 КГц = 6,3 Ом *10=63 Ом</w:t>
+      </w:r>
+    </w:p>
+    <w:p/>
+    <w:p>
+      <w:pPr>
+        <w:pStyle w:val="2"/>
+      </w:pPr>
+      <w:r>
+        <w:t>Сдвиг фазы</w:t>
+      </w:r>
+    </w:p>
+    <w:p>
+      <w:r>
+        <w:t xml:space="preserve">Сопротивление резистора (активное) складывается с сопротивление индуктивности (реактивное) как вектора под углом 90 градусов. </w:t>
+      </w:r>
+    </w:p>
+    <w:p>
+      <w:r>
+        <w:t>Отличие от конденсатора:</w:t>
+      </w:r>
+    </w:p>
+    <w:p>
+      <w:r>
+        <w:t xml:space="preserve">У конденсатора сдвиг фазы сопротивления отстает на 90 градусов, а у индуктивности </w:t>
+      </w:r>
+      <w:r>
+        <w:t>опережает</w:t>
+      </w:r>
+      <w:r>
+        <w:t xml:space="preserve"> на </w:t>
+      </w:r>
+      <w:r>
+        <w:t>90 градусов.</w:t>
+      </w:r>
+    </w:p>
+    <w:p>
+      <w:r>
+        <w:t>Другими словами, индуктивное и емкостное сопротивления направленны в противоположные стороны.</w:t>
+      </w:r>
+    </w:p>
+    <w:p>
+      <w:pPr>
+        <w:pStyle w:val="2"/>
+      </w:pPr>
+      <w:r>
+        <w:t>Резонанс</w:t>
+      </w:r>
+    </w:p>
+    <w:p>
+      <w:r>
+        <w:t>Энергия, накопленная в конденсаторе, передается в индуктивность и обратно. Резонанс возникает тогда, когда время на получение и передачу энергии в обоих элементах становится одинаковым.</w:t>
+      </w:r>
+    </w:p>
+    <w:p>
+      <w:r>
+        <w:t>Частота, при которой индуктивное и ёмкостное сопротивления равны.</w:t>
+      </w:r>
+    </w:p>
+    <w:p>
+      <w:r>
+        <w:t xml:space="preserve">Аналогия. Это качели. </w:t>
+      </w:r>
+    </w:p>
+    <w:p>
+      <w:r>
+        <w:t>Кинетическая энергия (скорость движения = индуктивность) переходит в потенциальную (высота подъема качели = емкость) и обратно.</w:t>
+      </w:r>
+    </w:p>
+    <w:p>
+      <w:r>
+        <w:t xml:space="preserve">Резонанс очень часто используется в электронных схемах. </w:t>
+      </w:r>
+      <w:r>
+        <w:t>Поэтому</w:t>
+      </w:r>
+      <w:r>
+        <w:t xml:space="preserve">, важно, </w:t>
+      </w:r>
+      <w:r>
+        <w:t xml:space="preserve">хорошо представлять себе </w:t>
+      </w:r>
+      <w:r>
+        <w:t xml:space="preserve">физику происходящих </w:t>
+      </w:r>
+      <w:r>
+        <w:t xml:space="preserve">там </w:t>
+      </w:r>
+      <w:r>
+        <w:t>процессов</w:t>
+      </w:r>
+      <w:r>
+        <w:t>. Качели, действительно хорошая аналогия.</w:t>
+      </w:r>
+    </w:p>
+    <w:p>
+      <w:r>
+        <w:t>Пару индуктивность и конденсатор называют «Колебательный контур».</w:t>
+      </w:r>
+    </w:p>
+    <w:p>
+      <w:r>
+        <w:t xml:space="preserve">Потери в колебательно контуре как правило связаны с активным сопротивлением катушки индуктивности = сопротивление </w:t>
+      </w:r>
+      <w:r>
+        <w:t>провода,</w:t>
+      </w:r>
+      <w:r>
+        <w:t xml:space="preserve"> которым намотана катушка.</w:t>
+      </w:r>
+    </w:p>
+    <w:p>
+      <w:pPr>
+        <w:pStyle w:val="2"/>
+      </w:pPr>
+      <w:r>
+        <w:lastRenderedPageBreak/>
+        <w:t>Виды резонанса</w:t>
+      </w:r>
+    </w:p>
+    <w:p>
+      <w:r>
+        <w:t>По способу подключения (подачи) внешней энергии различают параллельный и последовательный резонанс.</w:t>
+      </w:r>
+    </w:p>
+    <w:p/>
+    <w:p>
+      <w:r>
+        <w:rPr>
+          <w:noProof/>
+        </w:rPr>
+        <w:drawing>
+          <wp:inline distT="0" distB="0" distL="0" distR="0" wp14:anchorId="7405C973" wp14:editId="03D38F5D">
+            <wp:extent cx="3733800" cy="2857724"/>
+            <wp:effectExtent l="0" t="0" r="0" b="0"/>
+            <wp:docPr id="351006537" name="Рисунок 1"/>
+            <wp:cNvGraphicFramePr>
+              <a:graphicFrameLocks xmlns:a="http://schemas.openxmlformats.org/drawingml/2006/main" noChangeAspect="1"/>
+            </wp:cNvGraphicFramePr>
+            <a:graphic xmlns:a="http://schemas.openxmlformats.org/drawingml/2006/main">
+              <a:graphicData uri="http://schemas.openxmlformats.org/drawingml/2006/picture">
+                <pic:pic xmlns:pic="http://schemas.openxmlformats.org/drawingml/2006/picture">
+                  <pic:nvPicPr>
+                    <pic:cNvPr id="351006537" name=""/>
+                    <pic:cNvPicPr/>
+                  </pic:nvPicPr>
+                  <pic:blipFill>
+                    <a:blip r:embed="rId32"/>
+                    <a:stretch>
+                      <a:fillRect/>
+                    </a:stretch>
+                  </pic:blipFill>
+                  <pic:spPr>
+                    <a:xfrm>
+                      <a:off x="0" y="0"/>
+                      <a:ext cx="3740972" cy="2863213"/>
+                    </a:xfrm>
+                    <a:prstGeom prst="rect">
+                      <a:avLst/>
+                    </a:prstGeom>
+                  </pic:spPr>
+                </pic:pic>
+              </a:graphicData>
+            </a:graphic>
+          </wp:inline>
+        </w:drawing>
+      </w:r>
+    </w:p>
+    <w:p/>
+    <w:p>
+      <w:r>
+        <w:rPr>
+          <w:noProof/>
+        </w:rPr>
+        <w:drawing>
+          <wp:inline distT="0" distB="0" distL="0" distR="0" wp14:anchorId="3040441D" wp14:editId="61B6A445">
+            <wp:extent cx="3136749" cy="3855720"/>
+            <wp:effectExtent l="0" t="0" r="6985" b="0"/>
+            <wp:docPr id="1885077992" name="Рисунок 1"/>
+            <wp:cNvGraphicFramePr>
+              <a:graphicFrameLocks xmlns:a="http://schemas.openxmlformats.org/drawingml/2006/main" noChangeAspect="1"/>
+            </wp:cNvGraphicFramePr>
+            <a:graphic xmlns:a="http://schemas.openxmlformats.org/drawingml/2006/main">
+              <a:graphicData uri="http://schemas.openxmlformats.org/drawingml/2006/picture">
+                <pic:pic xmlns:pic="http://schemas.openxmlformats.org/drawingml/2006/picture">
+                  <pic:nvPicPr>
+                    <pic:cNvPr id="1885077992" name=""/>
+                    <pic:cNvPicPr/>
+                  </pic:nvPicPr>
+                  <pic:blipFill>
+                    <a:blip r:embed="rId33"/>
+                    <a:stretch>
+                      <a:fillRect/>
+                    </a:stretch>
+                  </pic:blipFill>
+                  <pic:spPr>
+                    <a:xfrm>
+                      <a:off x="0" y="0"/>
+                      <a:ext cx="3140902" cy="3860824"/>
+                    </a:xfrm>
+                    <a:prstGeom prst="rect">
+                      <a:avLst/>
+                    </a:prstGeom>
+                  </pic:spPr>
+                </pic:pic>
+              </a:graphicData>
+            </a:graphic>
+          </wp:inline>
+        </w:drawing>
+      </w:r>
+    </w:p>
+    <w:p/>
+    <w:p/>
+    <w:p/>
+    <w:p>
+      <w:r>
+        <w:lastRenderedPageBreak/>
+        <w:t xml:space="preserve">При последовательном резонансе взаимно вычитаются сопротивления, а при параллельном резонансе взаимно вычитаются токи. </w:t>
+      </w:r>
+    </w:p>
+    <w:p>
+      <w:r>
+        <w:t>Следствие:</w:t>
+      </w:r>
+    </w:p>
+    <w:p>
+      <w:r>
+        <w:t xml:space="preserve">Параллельный резонанс: </w:t>
+      </w:r>
+    </w:p>
+    <w:p>
+      <w:r>
+        <w:t>Напряжение в контуре равно напряжению источника сигнала.</w:t>
+      </w:r>
+    </w:p>
+    <w:p>
+      <w:r>
+        <w:t>Ток в контуре равен напряжение/Х сопротивления</w:t>
+      </w:r>
+    </w:p>
+    <w:p>
+      <w:r>
+        <w:t>Ток от источника равен разности индуктивного и емкостного токов</w:t>
+      </w:r>
+      <w:r>
+        <w:t xml:space="preserve"> (если элементы идеальные)</w:t>
+      </w:r>
+      <w:r>
+        <w:t>.</w:t>
+      </w:r>
+    </w:p>
+    <w:p>
+      <w:r>
+        <w:t>Последовательный резонанс:</w:t>
+      </w:r>
+    </w:p>
+    <w:p>
+      <w:r>
+        <w:t>Ток в контуре равен току источника сигнала</w:t>
+      </w:r>
+    </w:p>
+    <w:p>
+      <w:r>
+        <w:t>Напряжение в контуре равно ток источника * Х сопротивления</w:t>
+      </w:r>
+    </w:p>
+    <w:p>
+      <w:r>
+        <w:t>Ток контура (сигнала) равен напряжению сигнала /разность индуктивного и емкостного сопротивлений</w:t>
+      </w:r>
+      <w:r>
+        <w:t xml:space="preserve"> (если элементы </w:t>
+      </w:r>
+      <w:r>
+        <w:t>идеальные</w:t>
+      </w:r>
+      <w:r>
+        <w:t>).</w:t>
+      </w:r>
+    </w:p>
+    <w:p>
+      <w:r>
+        <w:t>Соотношение реактивного и активного сопротивлений контура называется добротностью.</w:t>
+      </w:r>
+    </w:p>
+    <w:p>
+      <w:r>
+        <w:rPr>
+          <w:lang w:val="en-US"/>
+        </w:rPr>
+        <w:t>Q</w:t>
+      </w:r>
+      <w:r>
+        <w:t>=</w:t>
+      </w:r>
+      <w:r>
+        <w:t>Х/</w:t>
+      </w:r>
+      <w:r>
+        <w:rPr>
+          <w:lang w:val="en-US"/>
+        </w:rPr>
+        <w:t>R</w:t>
+      </w:r>
+      <w:r>
+        <w:t xml:space="preserve">  - </w:t>
+      </w:r>
+      <w:r>
+        <w:t>очень важный показатель резонансного контура.</w:t>
+      </w:r>
+    </w:p>
+    <w:p>
+      <w:r>
+        <w:t>Он определяет за сколько шагов (периодов) контур достигнет максимальных колебаний (</w:t>
+      </w:r>
+      <w:r>
+        <w:t xml:space="preserve">очень </w:t>
+      </w:r>
+      <w:r>
+        <w:t>грубо)</w:t>
+      </w:r>
+    </w:p>
+    <w:p>
+      <w:r>
+        <w:t xml:space="preserve">В параллельном резонансе сопротивление контура = </w:t>
+      </w:r>
+      <w:r>
+        <w:rPr>
+          <w:lang w:val="en-US"/>
+        </w:rPr>
+        <w:t>Q</w:t>
+      </w:r>
+      <w:r>
+        <w:t>*</w:t>
+      </w:r>
+      <w:r>
+        <w:rPr>
+          <w:lang w:val="en-US"/>
+        </w:rPr>
+        <w:t>X</w:t>
+      </w:r>
+    </w:p>
+    <w:p>
+      <w:r>
+        <w:t xml:space="preserve">В последовательном резонансе напряжение контура = </w:t>
+      </w:r>
+      <w:r>
+        <w:rPr>
+          <w:lang w:val="en-US"/>
+        </w:rPr>
+        <w:t>Q</w:t>
+      </w:r>
+      <w:r>
+        <w:t>*</w:t>
+      </w:r>
+      <w:r>
+        <w:rPr>
+          <w:lang w:val="en-US"/>
+        </w:rPr>
+        <w:t>U</w:t>
+      </w:r>
+      <w:r>
+        <w:t>и</w:t>
+      </w:r>
+    </w:p>
+    <w:p/>
+    <w:p>
+      <w:r>
+        <w:t>Формула резонанса</w:t>
+      </w:r>
+    </w:p>
+    <w:p>
+      <w:r>
+        <w:rPr>
+          <w:lang w:val="en-US"/>
+        </w:rPr>
+        <w:t>L</w:t>
+      </w:r>
+      <w:r>
+        <w:t>=1/(</w:t>
+      </w:r>
+      <w:r>
+        <w:rPr>
+          <w:lang w:val="en-US"/>
+        </w:rPr>
+        <w:t>C</w:t>
+      </w:r>
+      <w:r>
+        <w:t>*4*</w:t>
+      </w:r>
+      <w:r>
+        <w:t>Пи*Пи*</w:t>
+      </w:r>
+      <w:r>
+        <w:rPr>
+          <w:lang w:val="en-US"/>
+        </w:rPr>
+        <w:t>f</w:t>
+      </w:r>
+      <w:r>
+        <w:t>*</w:t>
+      </w:r>
+      <w:r>
+        <w:rPr>
+          <w:lang w:val="en-US"/>
+        </w:rPr>
+        <w:t>f</w:t>
+      </w:r>
+      <w:r>
+        <w:t>)</w:t>
+      </w:r>
+    </w:p>
+    <w:p>
+      <w:r>
+        <w:rPr>
+          <w:lang w:val="en-US"/>
+        </w:rPr>
+        <w:t>C</w:t>
+      </w:r>
+      <w:r>
+        <w:t>=1/(</w:t>
+      </w:r>
+      <w:r>
+        <w:rPr>
+          <w:lang w:val="en-US"/>
+        </w:rPr>
+        <w:t>L</w:t>
+      </w:r>
+      <w:r>
+        <w:t>*4*</w:t>
+      </w:r>
+      <w:r>
+        <w:t>Пи*Пи*</w:t>
+      </w:r>
+      <w:r>
+        <w:rPr>
+          <w:lang w:val="en-US"/>
+        </w:rPr>
+        <w:t>f</w:t>
+      </w:r>
+      <w:r>
+        <w:t>*</w:t>
+      </w:r>
+      <w:r>
+        <w:rPr>
+          <w:lang w:val="en-US"/>
+        </w:rPr>
+        <w:t>f</w:t>
+      </w:r>
+      <w:r>
+        <w:t>)</w:t>
+      </w:r>
+    </w:p>
+    <w:p/>
+    <w:p/>
+    <w:p/>
+    <w:p/>
+    <w:p/>
+    <w:p>
+      <w:r>
+        <w:br w:type="page"/>
+      </w:r>
+    </w:p>
+    <w:p>
+      <w:pPr>
+        <w:pStyle w:val="2"/>
+      </w:pPr>
+      <w:r>
+        <w:lastRenderedPageBreak/>
+        <w:t>Согласование сопротивления источника и контура.</w:t>
+      </w:r>
+    </w:p>
+    <w:p>
+      <w:r>
+        <w:t>Задача. Каким должно быть сопротивление нагрузки (</w:t>
+      </w:r>
+      <w:r>
+        <w:rPr>
+          <w:lang w:val="en-US"/>
+        </w:rPr>
+        <w:t>R</w:t>
+      </w:r>
+      <w:r>
+        <w:t>2)</w:t>
+      </w:r>
+      <w:r>
+        <w:t>, для получения максимальной мощности из источника?</w:t>
+      </w:r>
+    </w:p>
+    <w:p>
+      <w:r>
+        <w:t xml:space="preserve">Мощность измеряется в Ваттах </w:t>
+      </w:r>
+    </w:p>
+    <w:p>
+      <w:r>
+        <w:rPr>
+          <w:lang w:val="en-US"/>
+        </w:rPr>
+        <w:t>P</w:t>
+      </w:r>
+      <w:r>
+        <w:t>=</w:t>
+      </w:r>
+      <w:r>
+        <w:rPr>
+          <w:lang w:val="en-US"/>
+        </w:rPr>
+        <w:t>I</w:t>
+      </w:r>
+      <w:r>
+        <w:t>*</w:t>
+      </w:r>
+      <w:r>
+        <w:rPr>
+          <w:lang w:val="en-US"/>
+        </w:rPr>
+        <w:t>U</w:t>
+      </w:r>
+      <w:r>
+        <w:t xml:space="preserve"> </w:t>
+      </w:r>
+    </w:p>
+    <w:p>
+      <w:r>
+        <w:drawing>
+          <wp:inline distT="0" distB="0" distL="0" distR="0" wp14:anchorId="21A1D672" wp14:editId="00BFF30F">
+            <wp:extent cx="2069123" cy="2699423"/>
+            <wp:effectExtent l="0" t="0" r="7620" b="5715"/>
+            <wp:docPr id="2077418144" name="Рисунок 1"/>
+            <wp:cNvGraphicFramePr>
+              <a:graphicFrameLocks xmlns:a="http://schemas.openxmlformats.org/drawingml/2006/main" noChangeAspect="1"/>
+            </wp:cNvGraphicFramePr>
+            <a:graphic xmlns:a="http://schemas.openxmlformats.org/drawingml/2006/main">
+              <a:graphicData uri="http://schemas.openxmlformats.org/drawingml/2006/picture">
+                <pic:pic xmlns:pic="http://schemas.openxmlformats.org/drawingml/2006/picture">
+                  <pic:nvPicPr>
+                    <pic:cNvPr id="2077418144" name=""/>
+                    <pic:cNvPicPr/>
+                  </pic:nvPicPr>
+                  <pic:blipFill>
+                    <a:blip r:embed="rId34"/>
+                    <a:stretch>
+                      <a:fillRect/>
+                    </a:stretch>
+                  </pic:blipFill>
+                  <pic:spPr>
+                    <a:xfrm>
+                      <a:off x="0" y="0"/>
+                      <a:ext cx="2076113" cy="2708542"/>
+                    </a:xfrm>
+                    <a:prstGeom prst="rect">
+                      <a:avLst/>
+                    </a:prstGeom>
+                  </pic:spPr>
+                </pic:pic>
+              </a:graphicData>
+            </a:graphic>
+          </wp:inline>
+        </w:drawing>
+      </w:r>
+    </w:p>
+    <w:p>
+      <w:r>
+        <w:t>Аналогия: Площадь прямоугольника. Меняем длины сторон путем вычитания у одной и прибавления к другой. Максимальна если это квадрат.</w:t>
+      </w:r>
+    </w:p>
+    <w:p>
+      <w:pPr>
+        <w:pStyle w:val="2"/>
+      </w:pPr>
+      <w:r>
+        <w:t>Частичное включение источника в контур</w:t>
+      </w:r>
+      <w:r>
+        <w:t>.</w:t>
+      </w:r>
+    </w:p>
+    <w:p>
+      <w:r>
+        <w:t xml:space="preserve">Это средний вид подключения.  между параллельным и последовательным. </w:t>
+      </w:r>
+      <w:r>
+        <w:br/>
+      </w:r>
+      <w:r>
+        <w:t xml:space="preserve">Работает если </w:t>
+      </w:r>
+      <w:r>
+        <w:rPr>
+          <w:sz w:val="24"/>
+          <w:szCs w:val="24"/>
+          <w:lang w:val="en-US"/>
+        </w:rPr>
+        <w:t>Q</w:t>
+      </w:r>
+      <w:r>
+        <w:rPr>
+          <w:sz w:val="24"/>
+          <w:szCs w:val="24"/>
+        </w:rPr>
+        <w:t>*</w:t>
+      </w:r>
+      <w:r>
+        <w:rPr>
+          <w:sz w:val="24"/>
+          <w:szCs w:val="24"/>
+          <w:lang w:val="en-US"/>
+        </w:rPr>
+        <w:t>R</w:t>
+      </w:r>
+      <w:r>
+        <w:rPr>
+          <w:sz w:val="24"/>
+          <w:szCs w:val="24"/>
+        </w:rPr>
+        <w:t xml:space="preserve"> контура</w:t>
+      </w:r>
+      <w:r>
+        <w:t>&gt;</w:t>
+      </w:r>
+      <w:r>
+        <w:t xml:space="preserve"> </w:t>
+      </w:r>
+      <w:r>
+        <w:rPr>
+          <w:lang w:val="en-US"/>
+        </w:rPr>
+        <w:t>R</w:t>
+      </w:r>
+      <w:r>
+        <w:t xml:space="preserve"> </w:t>
+      </w:r>
+      <w:r>
+        <w:t>источника&gt;</w:t>
+      </w:r>
+      <w:r>
+        <w:t xml:space="preserve"> </w:t>
+      </w:r>
+      <w:r>
+        <w:rPr>
+          <w:lang w:val="en-US"/>
+        </w:rPr>
+        <w:t>R</w:t>
+      </w:r>
+      <w:r>
+        <w:t xml:space="preserve"> </w:t>
+      </w:r>
+      <w:r>
+        <w:t>контура</w:t>
+      </w:r>
+      <w:r>
+        <w:t>.</w:t>
+      </w:r>
+    </w:p>
+    <w:p>
+      <w:r>
+        <w:rPr>
+          <w:sz w:val="24"/>
+          <w:szCs w:val="24"/>
+          <w:lang w:val="en-US"/>
+        </w:rPr>
+        <w:t>Q</w:t>
+      </w:r>
+      <w:r>
+        <w:rPr>
+          <w:sz w:val="24"/>
+          <w:szCs w:val="24"/>
+        </w:rPr>
+        <w:t>*</w:t>
+      </w:r>
+      <w:r>
+        <w:rPr>
+          <w:sz w:val="24"/>
+          <w:szCs w:val="24"/>
+          <w:lang w:val="en-US"/>
+        </w:rPr>
+        <w:t>R</w:t>
+      </w:r>
+      <w:r>
+        <w:rPr>
+          <w:sz w:val="24"/>
+          <w:szCs w:val="24"/>
+        </w:rPr>
+        <w:t xml:space="preserve"> контура</w:t>
+      </w:r>
+      <w:r>
+        <w:t>=</w:t>
+      </w:r>
+      <w:r>
+        <w:t xml:space="preserve"> </w:t>
+      </w:r>
+      <w:r>
+        <w:rPr>
+          <w:lang w:val="en-US"/>
+        </w:rPr>
+        <w:t>R</w:t>
+      </w:r>
+      <w:r>
+        <w:t xml:space="preserve"> </w:t>
+      </w:r>
+      <w:r>
+        <w:t>источника</w:t>
+      </w:r>
+      <w:r>
+        <w:t>, параллельное включение.</w:t>
+      </w:r>
+    </w:p>
+    <w:p>
+      <w:r>
+        <w:rPr>
+          <w:lang w:val="en-US"/>
+        </w:rPr>
+        <w:t>R</w:t>
+      </w:r>
+      <w:r>
+        <w:t xml:space="preserve"> </w:t>
+      </w:r>
+      <w:r>
+        <w:t>источника</w:t>
+      </w:r>
+      <w:r>
+        <w:t>=</w:t>
+      </w:r>
+      <w:r>
+        <w:t xml:space="preserve"> </w:t>
+      </w:r>
+      <w:r>
+        <w:rPr>
+          <w:lang w:val="en-US"/>
+        </w:rPr>
+        <w:t>R</w:t>
+      </w:r>
+      <w:r>
+        <w:t xml:space="preserve"> </w:t>
+      </w:r>
+      <w:r>
+        <w:t>контура</w:t>
+      </w:r>
+      <w:r>
+        <w:t>, последовательное.</w:t>
+      </w:r>
+    </w:p>
+    <w:p>
+      <w:r>
+        <w:drawing>
+          <wp:inline distT="0" distB="0" distL="0" distR="0" wp14:anchorId="13FCC70A" wp14:editId="53696292">
+            <wp:extent cx="2974174" cy="1998785"/>
+            <wp:effectExtent l="0" t="0" r="0" b="1905"/>
+            <wp:docPr id="1352166480" name="Рисунок 1"/>
+            <wp:cNvGraphicFramePr>
+              <a:graphicFrameLocks xmlns:a="http://schemas.openxmlformats.org/drawingml/2006/main" noChangeAspect="1"/>
+            </wp:cNvGraphicFramePr>
+            <a:graphic xmlns:a="http://schemas.openxmlformats.org/drawingml/2006/main">
+              <a:graphicData uri="http://schemas.openxmlformats.org/drawingml/2006/picture">
+                <pic:pic xmlns:pic="http://schemas.openxmlformats.org/drawingml/2006/picture">
+                  <pic:nvPicPr>
+                    <pic:cNvPr id="1352166480" name=""/>
+                    <pic:cNvPicPr/>
+                  </pic:nvPicPr>
+                  <pic:blipFill>
+                    <a:blip r:embed="rId35"/>
+                    <a:stretch>
+                      <a:fillRect/>
+                    </a:stretch>
+                  </pic:blipFill>
+                  <pic:spPr>
+                    <a:xfrm>
+                      <a:off x="0" y="0"/>
+                      <a:ext cx="2985152" cy="2006163"/>
+                    </a:xfrm>
+                    <a:prstGeom prst="rect">
+                      <a:avLst/>
+                    </a:prstGeom>
+                  </pic:spPr>
+                </pic:pic>
+              </a:graphicData>
+            </a:graphic>
+          </wp:inline>
+        </w:drawing>
+      </w:r>
+    </w:p>
+    <w:p>
+      <w:r>
+        <w:br w:type="page"/>
+      </w:r>
+    </w:p>
+    <w:p>
+      <w:r>
+        <w:lastRenderedPageBreak/>
+        <w:t>Эквивалентная схема</w:t>
+      </w:r>
+      <w:r>
+        <w:t>.</w:t>
+      </w:r>
+    </w:p>
+    <w:p>
+      <w:r>
+        <w:t>Рассуждения.</w:t>
+      </w:r>
+    </w:p>
+    <w:p>
+      <w:r>
+        <w:t>Две параллельных индуктивности можно заменить одной. Справедливо и обратное.</w:t>
+      </w:r>
+    </w:p>
+    <w:p>
+      <w:r>
+        <w:drawing>
+          <wp:inline distT="0" distB="0" distL="0" distR="0" wp14:anchorId="456005EB" wp14:editId="43E68C0A">
+            <wp:extent cx="3090506" cy="2327031"/>
+            <wp:effectExtent l="0" t="0" r="0" b="0"/>
+            <wp:docPr id="2006002821" name="Рисунок 1"/>
+            <wp:cNvGraphicFramePr>
+              <a:graphicFrameLocks xmlns:a="http://schemas.openxmlformats.org/drawingml/2006/main" noChangeAspect="1"/>
+            </wp:cNvGraphicFramePr>
+            <a:graphic xmlns:a="http://schemas.openxmlformats.org/drawingml/2006/main">
+              <a:graphicData uri="http://schemas.openxmlformats.org/drawingml/2006/picture">
+                <pic:pic xmlns:pic="http://schemas.openxmlformats.org/drawingml/2006/picture">
+                  <pic:nvPicPr>
+                    <pic:cNvPr id="2006002821" name=""/>
+                    <pic:cNvPicPr/>
+                  </pic:nvPicPr>
+                  <pic:blipFill>
+                    <a:blip r:embed="rId36"/>
+                    <a:stretch>
+                      <a:fillRect/>
+                    </a:stretch>
+                  </pic:blipFill>
+                  <pic:spPr>
+                    <a:xfrm>
+                      <a:off x="0" y="0"/>
+                      <a:ext cx="3095181" cy="2330551"/>
+                    </a:xfrm>
+                    <a:prstGeom prst="rect">
+                      <a:avLst/>
+                    </a:prstGeom>
+                  </pic:spPr>
+                </pic:pic>
+              </a:graphicData>
+            </a:graphic>
+          </wp:inline>
+        </w:drawing>
+      </w:r>
+    </w:p>
+    <w:p>
+      <w:r>
+        <w:t>Получаем два резонансных контура.</w:t>
+      </w:r>
+    </w:p>
+    <w:p>
+      <w:pPr>
+        <w:pStyle w:val="a7"/>
+        <w:numPr>
+          <w:ilvl w:val="0"/>
+          <w:numId w:val="8"/>
+        </w:numPr>
+      </w:pPr>
+      <w:r>
+        <w:rPr>
+          <w:lang w:val="en-US"/>
+        </w:rPr>
+        <w:t>C2, L2, R2</w:t>
+      </w:r>
+    </w:p>
+    <w:p>
+      <w:pPr>
+        <w:pStyle w:val="a7"/>
+        <w:numPr>
+          <w:ilvl w:val="0"/>
+          <w:numId w:val="8"/>
+        </w:numPr>
+      </w:pPr>
+      <w:r>
+        <w:rPr>
+          <w:lang w:val="en-US"/>
+        </w:rPr>
+        <w:t>C1, L1</w:t>
+      </w:r>
+      <w:r>
+        <w:t xml:space="preserve"> – идеальный контур</w:t>
+      </w:r>
+    </w:p>
+    <w:p>
+      <w:r>
+        <w:t>Если оба контура настроены в резонанс</w:t>
+      </w:r>
+    </w:p>
+    <w:p>
+      <w:r>
+        <w:t>Вспоминаем: Q</w:t>
+      </w:r>
+      <w:r>
+        <w:t xml:space="preserve">= </w:t>
+      </w:r>
+      <w:r>
+        <w:rPr>
+          <w:lang w:val="en-US"/>
+        </w:rPr>
+        <w:t>X</w:t>
+      </w:r>
+      <w:r>
+        <w:t>/</w:t>
+      </w:r>
+      <w:r>
+        <w:rPr>
+          <w:lang w:val="en-US"/>
+        </w:rPr>
+        <w:t>R</w:t>
+      </w:r>
+    </w:p>
+    <w:p>
+      <w:r>
+        <w:t>Контур C</w:t>
+      </w:r>
+      <w:r>
+        <w:t xml:space="preserve">1, </w:t>
+      </w:r>
+      <w:r>
+        <w:rPr>
+          <w:lang w:val="en-US"/>
+        </w:rPr>
+        <w:t>L</w:t>
+      </w:r>
+      <w:r>
+        <w:t>1</w:t>
+      </w:r>
+      <w:r>
+        <w:t xml:space="preserve"> – </w:t>
+      </w:r>
+      <w:r>
+        <w:t xml:space="preserve">можно не учитывать </w:t>
+      </w:r>
+      <w:r>
+        <w:t>=</w:t>
+      </w:r>
+      <w:r>
+        <w:t xml:space="preserve"> </w:t>
+      </w:r>
+      <w:r>
+        <w:t>параллельный резонанс</w:t>
+      </w:r>
+      <w:r>
+        <w:t>, идеальный контур</w:t>
+      </w:r>
+      <w:r>
+        <w:t xml:space="preserve"> </w:t>
+      </w:r>
+    </w:p>
+    <w:p>
+      <w:r>
+        <w:t xml:space="preserve">Контур </w:t>
+      </w:r>
+      <w:r>
+        <w:rPr>
+          <w:lang w:val="en-US"/>
+        </w:rPr>
+        <w:t>C</w:t>
+      </w:r>
+      <w:r>
+        <w:t xml:space="preserve">2, </w:t>
+      </w:r>
+      <w:r>
+        <w:rPr>
+          <w:lang w:val="en-US"/>
+        </w:rPr>
+        <w:t>L</w:t>
+      </w:r>
+      <w:r>
+        <w:t xml:space="preserve">2, </w:t>
+      </w:r>
+      <w:r>
+        <w:rPr>
+          <w:lang w:val="en-US"/>
+        </w:rPr>
+        <w:t>R</w:t>
+      </w:r>
+      <w:r>
+        <w:t>2</w:t>
+      </w:r>
+      <w:r>
+        <w:t xml:space="preserve"> заменить на </w:t>
+      </w:r>
+      <w:r>
+        <w:rPr>
+          <w:lang w:val="en-US"/>
+        </w:rPr>
+        <w:t>R</w:t>
+      </w:r>
+      <w:r>
+        <w:t>2</w:t>
+      </w:r>
+      <w:r>
+        <w:t>/</w:t>
+      </w:r>
+      <w:r>
+        <w:rPr>
+          <w:lang w:val="en-US"/>
+        </w:rPr>
+        <w:t>Q</w:t>
+      </w:r>
+      <w:r>
+        <w:t>2</w:t>
+      </w:r>
+      <w:r>
+        <w:t xml:space="preserve"> – </w:t>
+      </w:r>
+      <w:r>
+        <w:t xml:space="preserve">последовательный резонанс </w:t>
+      </w:r>
+    </w:p>
+    <w:p>
+      <w:r>
+        <w:t>Получаем</w:t>
+      </w:r>
+    </w:p>
+    <w:p>
+      <w:r>
+        <w:rPr>
+          <w:lang w:val="en-US"/>
+        </w:rPr>
+        <w:t>R</w:t>
+      </w:r>
+      <w:r>
+        <w:t>2</w:t>
+      </w:r>
+      <w:r>
+        <w:t>/</w:t>
+      </w:r>
+      <w:r>
+        <w:rPr>
+          <w:lang w:val="en-US"/>
+        </w:rPr>
+        <w:t>Q</w:t>
+      </w:r>
+      <w:r>
+        <w:t>2</w:t>
+      </w:r>
+    </w:p>
+    <w:p>
+      <w:pPr>
+        <w:rPr>
+          <w:lang w:val="en-US"/>
+        </w:rPr>
+      </w:pPr>
+      <w:r>
+        <w:rPr>
+          <w:lang w:val="en-US"/>
+        </w:rPr>
+        <w:drawing>
+          <wp:inline distT="0" distB="0" distL="0" distR="0" wp14:anchorId="6F7A68E5" wp14:editId="1E1DBEA0">
+            <wp:extent cx="2069123" cy="2445327"/>
+            <wp:effectExtent l="0" t="0" r="7620" b="0"/>
+            <wp:docPr id="504791991" name="Рисунок 1"/>
+            <wp:cNvGraphicFramePr>
+              <a:graphicFrameLocks xmlns:a="http://schemas.openxmlformats.org/drawingml/2006/main" noChangeAspect="1"/>
+            </wp:cNvGraphicFramePr>
+            <a:graphic xmlns:a="http://schemas.openxmlformats.org/drawingml/2006/main">
+              <a:graphicData uri="http://schemas.openxmlformats.org/drawingml/2006/picture">
+                <pic:pic xmlns:pic="http://schemas.openxmlformats.org/drawingml/2006/picture">
+                  <pic:nvPicPr>
+                    <pic:cNvPr id="504791991" name=""/>
+                    <pic:cNvPicPr/>
+                  </pic:nvPicPr>
+                  <pic:blipFill>
+                    <a:blip r:embed="rId37"/>
+                    <a:stretch>
+                      <a:fillRect/>
+                    </a:stretch>
+                  </pic:blipFill>
+                  <pic:spPr>
+                    <a:xfrm>
+                      <a:off x="0" y="0"/>
+                      <a:ext cx="2073267" cy="2450224"/>
+                    </a:xfrm>
+                    <a:prstGeom prst="rect">
+                      <a:avLst/>
+                    </a:prstGeom>
+                  </pic:spPr>
+                </pic:pic>
+              </a:graphicData>
+            </a:graphic>
+          </wp:inline>
+        </w:drawing>
+      </w:r>
+    </w:p>
+    <w:p/>
+    <w:p>
+      <w:r>
+        <w:br w:type="page"/>
+      </w:r>
+    </w:p>
+    <w:p/>
+    <w:p/>
+    <w:p/>
+    <w:p/>
+    <w:p/>
+    <w:p/>
+    <w:p/>
+    <w:p/>
+    <w:p/>
+    <w:p/>
+    <w:p/>
+    <w:p/>
+    <w:p/>
+    <w:p/>
+    <w:p/>
+    <w:p/>
+    <w:p/>
+    <w:p/>
+    <w:p/>
     <w:sectPr>
       <w:pgSz w:w="11906" w:h="16838"/>
       <w:pgMar w:top="1134" w:right="850" w:bottom="1134" w:left="1701" w:header="708" w:footer="708" w:gutter="0"/>
@@ -8695,9 +9326,98 @@
     </w:lvl>
   </w:abstractNum>
   <w:abstractNum w:abstractNumId="5" w15:restartNumberingAfterBreak="0">
-    <w:nsid w:val="6C3165F6"/>
+    <w:nsid w:val="4F1A65A9"/>
     <w:multiLevelType w:val="hybridMultilevel"/>
-    <w:tmpl w:val="756C2178"/>
+    <w:tmpl w:val="318AEAD4"/>
+    <w:lvl w:ilvl="0" w:tplc="FFFFFFFF">
+      <w:start w:val="1"/>
+      <w:numFmt w:val="decimal"/>
+      <w:lvlText w:val="%1)"/>
+      <w:lvlJc w:val="left"/>
+      <w:pPr>
+        <w:ind w:left="720" w:hanging="360"/>
+      </w:pPr>
+      <w:rPr>
+        <w:rFonts w:hint="default"/>
+      </w:rPr>
+    </w:lvl>
+    <w:lvl w:ilvl="1" w:tplc="FFFFFFFF">
+      <w:start w:val="1"/>
+      <w:numFmt w:val="lowerLetter"/>
+      <w:lvlText w:val="%2."/>
+      <w:lvlJc w:val="left"/>
+      <w:pPr>
+        <w:ind w:left="1440" w:hanging="360"/>
+      </w:pPr>
+    </w:lvl>
+    <w:lvl w:ilvl="2" w:tplc="FFFFFFFF" w:tentative="1">
+      <w:start w:val="1"/>
+      <w:numFmt w:val="lowerRoman"/>
+      <w:lvlText w:val="%3."/>
+      <w:lvlJc w:val="right"/>
+      <w:pPr>
+        <w:ind w:left="2160" w:hanging="180"/>
+      </w:pPr>
+    </w:lvl>
+    <w:lvl w:ilvl="3" w:tplc="FFFFFFFF" w:tentative="1">
+      <w:start w:val="1"/>
+      <w:numFmt w:val="decimal"/>
+      <w:lvlText w:val="%4."/>
+      <w:lvlJc w:val="left"/>
+      <w:pPr>
+        <w:ind w:left="2880" w:hanging="360"/>
+      </w:pPr>
+    </w:lvl>
+    <w:lvl w:ilvl="4" w:tplc="FFFFFFFF" w:tentative="1">
+      <w:start w:val="1"/>
+      <w:numFmt w:val="lowerLetter"/>
+      <w:lvlText w:val="%5."/>
+      <w:lvlJc w:val="left"/>
+      <w:pPr>
+        <w:ind w:left="3600" w:hanging="360"/>
+      </w:pPr>
+    </w:lvl>
+    <w:lvl w:ilvl="5" w:tplc="FFFFFFFF" w:tentative="1">
+      <w:start w:val="1"/>
+      <w:numFmt w:val="lowerRoman"/>
+      <w:lvlText w:val="%6."/>
+      <w:lvlJc w:val="right"/>
+      <w:pPr>
+        <w:ind w:left="4320" w:hanging="180"/>
+      </w:pPr>
+    </w:lvl>
+    <w:lvl w:ilvl="6" w:tplc="FFFFFFFF" w:tentative="1">
+      <w:start w:val="1"/>
+      <w:numFmt w:val="decimal"/>
+      <w:lvlText w:val="%7."/>
+      <w:lvlJc w:val="left"/>
+      <w:pPr>
+        <w:ind w:left="5040" w:hanging="360"/>
+      </w:pPr>
+    </w:lvl>
+    <w:lvl w:ilvl="7" w:tplc="FFFFFFFF" w:tentative="1">
+      <w:start w:val="1"/>
+      <w:numFmt w:val="lowerLetter"/>
+      <w:lvlText w:val="%8."/>
+      <w:lvlJc w:val="left"/>
+      <w:pPr>
+        <w:ind w:left="5760" w:hanging="360"/>
+      </w:pPr>
+    </w:lvl>
+    <w:lvl w:ilvl="8" w:tplc="FFFFFFFF" w:tentative="1">
+      <w:start w:val="1"/>
+      <w:numFmt w:val="lowerRoman"/>
+      <w:lvlText w:val="%9."/>
+      <w:lvlJc w:val="right"/>
+      <w:pPr>
+        <w:ind w:left="6480" w:hanging="180"/>
+      </w:pPr>
+    </w:lvl>
+  </w:abstractNum>
+  <w:abstractNum w:abstractNumId="6" w15:restartNumberingAfterBreak="0">
+    <w:nsid w:val="66910869"/>
+    <w:multiLevelType w:val="hybridMultilevel"/>
+    <w:tmpl w:val="901E64A4"/>
     <w:lvl w:ilvl="0" w:tplc="04190011">
       <w:start w:val="1"/>
       <w:numFmt w:val="decimal"/>
@@ -8783,6 +9503,273 @@
       </w:pPr>
     </w:lvl>
   </w:abstractNum>
+  <w:abstractNum w:abstractNumId="7" w15:restartNumberingAfterBreak="0">
+    <w:nsid w:val="69441997"/>
+    <w:multiLevelType w:val="hybridMultilevel"/>
+    <w:tmpl w:val="901E64A4"/>
+    <w:lvl w:ilvl="0" w:tplc="FFFFFFFF">
+      <w:start w:val="1"/>
+      <w:numFmt w:val="decimal"/>
+      <w:lvlText w:val="%1)"/>
+      <w:lvlJc w:val="left"/>
+      <w:pPr>
+        <w:ind w:left="720" w:hanging="360"/>
+      </w:pPr>
+      <w:rPr>
+        <w:rFonts w:hint="default"/>
+      </w:rPr>
+    </w:lvl>
+    <w:lvl w:ilvl="1" w:tplc="FFFFFFFF" w:tentative="1">
+      <w:start w:val="1"/>
+      <w:numFmt w:val="lowerLetter"/>
+      <w:lvlText w:val="%2."/>
+      <w:lvlJc w:val="left"/>
+      <w:pPr>
+        <w:ind w:left="1440" w:hanging="360"/>
+      </w:pPr>
+    </w:lvl>
+    <w:lvl w:ilvl="2" w:tplc="FFFFFFFF" w:tentative="1">
+      <w:start w:val="1"/>
+      <w:numFmt w:val="lowerRoman"/>
+      <w:lvlText w:val="%3."/>
+      <w:lvlJc w:val="right"/>
+      <w:pPr>
+        <w:ind w:left="2160" w:hanging="180"/>
+      </w:pPr>
+    </w:lvl>
+    <w:lvl w:ilvl="3" w:tplc="FFFFFFFF" w:tentative="1">
+      <w:start w:val="1"/>
+      <w:numFmt w:val="decimal"/>
+      <w:lvlText w:val="%4."/>
+      <w:lvlJc w:val="left"/>
+      <w:pPr>
+        <w:ind w:left="2880" w:hanging="360"/>
+      </w:pPr>
+    </w:lvl>
+    <w:lvl w:ilvl="4" w:tplc="FFFFFFFF" w:tentative="1">
+      <w:start w:val="1"/>
+      <w:numFmt w:val="lowerLetter"/>
+      <w:lvlText w:val="%5."/>
+      <w:lvlJc w:val="left"/>
+      <w:pPr>
+        <w:ind w:left="3600" w:hanging="360"/>
+      </w:pPr>
+    </w:lvl>
+    <w:lvl w:ilvl="5" w:tplc="FFFFFFFF" w:tentative="1">
+      <w:start w:val="1"/>
+      <w:numFmt w:val="lowerRoman"/>
+      <w:lvlText w:val="%6."/>
+      <w:lvlJc w:val="right"/>
+      <w:pPr>
+        <w:ind w:left="4320" w:hanging="180"/>
+      </w:pPr>
+    </w:lvl>
+    <w:lvl w:ilvl="6" w:tplc="FFFFFFFF" w:tentative="1">
+      <w:start w:val="1"/>
+      <w:numFmt w:val="decimal"/>
+      <w:lvlText w:val="%7."/>
+      <w:lvlJc w:val="left"/>
+      <w:pPr>
+        <w:ind w:left="5040" w:hanging="360"/>
+      </w:pPr>
+    </w:lvl>
+    <w:lvl w:ilvl="7" w:tplc="FFFFFFFF" w:tentative="1">
+      <w:start w:val="1"/>
+      <w:numFmt w:val="lowerLetter"/>
+      <w:lvlText w:val="%8."/>
+      <w:lvlJc w:val="left"/>
+      <w:pPr>
+        <w:ind w:left="5760" w:hanging="360"/>
+      </w:pPr>
+    </w:lvl>
+    <w:lvl w:ilvl="8" w:tplc="FFFFFFFF" w:tentative="1">
+      <w:start w:val="1"/>
+      <w:numFmt w:val="lowerRoman"/>
+      <w:lvlText w:val="%9."/>
+      <w:lvlJc w:val="right"/>
+      <w:pPr>
+        <w:ind w:left="6480" w:hanging="180"/>
+      </w:pPr>
+    </w:lvl>
+  </w:abstractNum>
+  <w:abstractNum w:abstractNumId="8" w15:restartNumberingAfterBreak="0">
+    <w:nsid w:val="6C3165F6"/>
+    <w:multiLevelType w:val="hybridMultilevel"/>
+    <w:tmpl w:val="756C2178"/>
+    <w:lvl w:ilvl="0" w:tplc="04190011">
+      <w:start w:val="1"/>
+      <w:numFmt w:val="decimal"/>
+      <w:lvlText w:val="%1)"/>
+      <w:lvlJc w:val="left"/>
+      <w:pPr>
+        <w:ind w:left="720" w:hanging="360"/>
+      </w:pPr>
+      <w:rPr>
+        <w:rFonts w:hint="default"/>
+      </w:rPr>
+    </w:lvl>
+    <w:lvl w:ilvl="1" w:tplc="04190019" w:tentative="1">
+      <w:start w:val="1"/>
+      <w:numFmt w:val="lowerLetter"/>
+      <w:lvlText w:val="%2."/>
+      <w:lvlJc w:val="left"/>
+      <w:pPr>
+        <w:ind w:left="1440" w:hanging="360"/>
+      </w:pPr>
+    </w:lvl>
+    <w:lvl w:ilvl="2" w:tplc="0419001B" w:tentative="1">
+      <w:start w:val="1"/>
+      <w:numFmt w:val="lowerRoman"/>
+      <w:lvlText w:val="%3."/>
+      <w:lvlJc w:val="right"/>
+      <w:pPr>
+        <w:ind w:left="2160" w:hanging="180"/>
+      </w:pPr>
+    </w:lvl>
+    <w:lvl w:ilvl="3" w:tplc="0419000F" w:tentative="1">
+      <w:start w:val="1"/>
+      <w:numFmt w:val="decimal"/>
+      <w:lvlText w:val="%4."/>
+      <w:lvlJc w:val="left"/>
+      <w:pPr>
+        <w:ind w:left="2880" w:hanging="360"/>
+      </w:pPr>
+    </w:lvl>
+    <w:lvl w:ilvl="4" w:tplc="04190019" w:tentative="1">
+      <w:start w:val="1"/>
+      <w:numFmt w:val="lowerLetter"/>
+      <w:lvlText w:val="%5."/>
+      <w:lvlJc w:val="left"/>
+      <w:pPr>
+        <w:ind w:left="3600" w:hanging="360"/>
+      </w:pPr>
+    </w:lvl>
+    <w:lvl w:ilvl="5" w:tplc="0419001B" w:tentative="1">
+      <w:start w:val="1"/>
+      <w:numFmt w:val="lowerRoman"/>
+      <w:lvlText w:val="%6."/>
+      <w:lvlJc w:val="right"/>
+      <w:pPr>
+        <w:ind w:left="4320" w:hanging="180"/>
+      </w:pPr>
+    </w:lvl>
+    <w:lvl w:ilvl="6" w:tplc="0419000F" w:tentative="1">
+      <w:start w:val="1"/>
+      <w:numFmt w:val="decimal"/>
+      <w:lvlText w:val="%7."/>
+      <w:lvlJc w:val="left"/>
+      <w:pPr>
+        <w:ind w:left="5040" w:hanging="360"/>
+      </w:pPr>
+    </w:lvl>
+    <w:lvl w:ilvl="7" w:tplc="04190019" w:tentative="1">
+      <w:start w:val="1"/>
+      <w:numFmt w:val="lowerLetter"/>
+      <w:lvlText w:val="%8."/>
+      <w:lvlJc w:val="left"/>
+      <w:pPr>
+        <w:ind w:left="5760" w:hanging="360"/>
+      </w:pPr>
+    </w:lvl>
+    <w:lvl w:ilvl="8" w:tplc="0419001B" w:tentative="1">
+      <w:start w:val="1"/>
+      <w:numFmt w:val="lowerRoman"/>
+      <w:lvlText w:val="%9."/>
+      <w:lvlJc w:val="right"/>
+      <w:pPr>
+        <w:ind w:left="6480" w:hanging="180"/>
+      </w:pPr>
+    </w:lvl>
+  </w:abstractNum>
+  <w:abstractNum w:abstractNumId="9" w15:restartNumberingAfterBreak="0">
+    <w:nsid w:val="7BF4059B"/>
+    <w:multiLevelType w:val="hybridMultilevel"/>
+    <w:tmpl w:val="901E64A4"/>
+    <w:lvl w:ilvl="0" w:tplc="FFFFFFFF">
+      <w:start w:val="1"/>
+      <w:numFmt w:val="decimal"/>
+      <w:lvlText w:val="%1)"/>
+      <w:lvlJc w:val="left"/>
+      <w:pPr>
+        <w:ind w:left="720" w:hanging="360"/>
+      </w:pPr>
+      <w:rPr>
+        <w:rFonts w:hint="default"/>
+      </w:rPr>
+    </w:lvl>
+    <w:lvl w:ilvl="1" w:tplc="FFFFFFFF" w:tentative="1">
+      <w:start w:val="1"/>
+      <w:numFmt w:val="lowerLetter"/>
+      <w:lvlText w:val="%2."/>
+      <w:lvlJc w:val="left"/>
+      <w:pPr>
+        <w:ind w:left="1440" w:hanging="360"/>
+      </w:pPr>
+    </w:lvl>
+    <w:lvl w:ilvl="2" w:tplc="FFFFFFFF" w:tentative="1">
+      <w:start w:val="1"/>
+      <w:numFmt w:val="lowerRoman"/>
+      <w:lvlText w:val="%3."/>
+      <w:lvlJc w:val="right"/>
+      <w:pPr>
+        <w:ind w:left="2160" w:hanging="180"/>
+      </w:pPr>
+    </w:lvl>
+    <w:lvl w:ilvl="3" w:tplc="FFFFFFFF" w:tentative="1">
+      <w:start w:val="1"/>
+      <w:numFmt w:val="decimal"/>
+      <w:lvlText w:val="%4."/>
+      <w:lvlJc w:val="left"/>
+      <w:pPr>
+        <w:ind w:left="2880" w:hanging="360"/>
+      </w:pPr>
+    </w:lvl>
+    <w:lvl w:ilvl="4" w:tplc="FFFFFFFF" w:tentative="1">
+      <w:start w:val="1"/>
+      <w:numFmt w:val="lowerLetter"/>
+      <w:lvlText w:val="%5."/>
+      <w:lvlJc w:val="left"/>
+      <w:pPr>
+        <w:ind w:left="3600" w:hanging="360"/>
+      </w:pPr>
+    </w:lvl>
+    <w:lvl w:ilvl="5" w:tplc="FFFFFFFF" w:tentative="1">
+      <w:start w:val="1"/>
+      <w:numFmt w:val="lowerRoman"/>
+      <w:lvlText w:val="%6."/>
+      <w:lvlJc w:val="right"/>
+      <w:pPr>
+        <w:ind w:left="4320" w:hanging="180"/>
+      </w:pPr>
+    </w:lvl>
+    <w:lvl w:ilvl="6" w:tplc="FFFFFFFF" w:tentative="1">
+      <w:start w:val="1"/>
+      <w:numFmt w:val="decimal"/>
+      <w:lvlText w:val="%7."/>
+      <w:lvlJc w:val="left"/>
+      <w:pPr>
+        <w:ind w:left="5040" w:hanging="360"/>
+      </w:pPr>
+    </w:lvl>
+    <w:lvl w:ilvl="7" w:tplc="FFFFFFFF" w:tentative="1">
+      <w:start w:val="1"/>
+      <w:numFmt w:val="lowerLetter"/>
+      <w:lvlText w:val="%8."/>
+      <w:lvlJc w:val="left"/>
+      <w:pPr>
+        <w:ind w:left="5760" w:hanging="360"/>
+      </w:pPr>
+    </w:lvl>
+    <w:lvl w:ilvl="8" w:tplc="FFFFFFFF" w:tentative="1">
+      <w:start w:val="1"/>
+      <w:numFmt w:val="lowerRoman"/>
+      <w:lvlText w:val="%9."/>
+      <w:lvlJc w:val="right"/>
+      <w:pPr>
+        <w:ind w:left="6480" w:hanging="180"/>
+      </w:pPr>
+    </w:lvl>
+  </w:abstractNum>
   <w:num w:numId="1" w16cid:durableId="736976361">
     <w:abstractNumId w:val="0"/>
   </w:num>
@@ -8790,7 +9777,7 @@
     <w:abstractNumId w:val="2"/>
   </w:num>
   <w:num w:numId="3" w16cid:durableId="585112802">
-    <w:abstractNumId w:val="5"/>
+    <w:abstractNumId w:val="8"/>
   </w:num>
   <w:num w:numId="4" w16cid:durableId="1018235437">
     <w:abstractNumId w:val="4"/>
@@ -8800,6 +9787,18 @@
   </w:num>
   <w:num w:numId="6" w16cid:durableId="1073889257">
     <w:abstractNumId w:val="1"/>
+  </w:num>
+  <w:num w:numId="7" w16cid:durableId="1562864482">
+    <w:abstractNumId w:val="5"/>
+  </w:num>
+  <w:num w:numId="8" w16cid:durableId="270551219">
+    <w:abstractNumId w:val="6"/>
+  </w:num>
+  <w:num w:numId="9" w16cid:durableId="1145203692">
+    <w:abstractNumId w:val="9"/>
+  </w:num>
+  <w:num w:numId="10" w16cid:durableId="1668249218">
+    <w:abstractNumId w:val="7"/>
   </w:num>
 </w:numbering>
 </file>

--- a/статьи/аналоговая схемотехника для начинающих.docx
+++ b/статьи/аналоговая схемотехника для начинающих.docx
@@ -4590,7 +4590,7 @@
         <mc:AlternateContent>
           <mc:Choice Requires="wpg">
             <w:drawing>
-              <wp:anchor distT="0" distB="0" distL="114300" distR="114300" simplePos="0" relativeHeight="251761664" behindDoc="0" locked="0" layoutInCell="1" allowOverlap="1" wp14:anchorId="2B085723" wp14:editId="0D0CB384">
+              <wp:anchor distT="0" distB="0" distL="114300" distR="114300" simplePos="0" relativeHeight="251761664" behindDoc="0" locked="0" layoutInCell="1" allowOverlap="1" wp14:anchorId="2B085723" wp14:editId="414E7A74">
                 <wp:simplePos x="0" y="0"/>
                 <wp:positionH relativeFrom="column">
                   <wp:posOffset>272415</wp:posOffset>
@@ -7995,13 +7995,7 @@
         <w:t>Ток контура (сигнала) равен напряжению сигнала /разность индуктивного и емкостного сопротивлений</w:t>
       </w:r>
       <w:r>
-        <w:t xml:space="preserve"> (если элементы </w:t>
-      </w:r>
-      <w:r>
-        <w:t>идеальные</w:t>
-      </w:r>
-      <w:r>
-        <w:t>).</w:t>
+        <w:t xml:space="preserve"> (если элементы идеальные).</w:t>
       </w:r>
     </w:p>
     <w:p>
@@ -8249,6 +8243,9 @@
     </w:p>
     <w:p>
       <w:r>
+        <w:rPr>
+          <w:noProof/>
+        </w:rPr>
         <w:drawing>
           <wp:inline distT="0" distB="0" distL="0" distR="0" wp14:anchorId="21A1D672" wp14:editId="00BFF30F">
             <wp:extent cx="2069123" cy="2699423"/>
@@ -8296,10 +8293,7 @@
         <w:pStyle w:val="2"/>
       </w:pPr>
       <w:r>
-        <w:t>Частичное включение источника в контур</w:t>
-      </w:r>
-      <w:r>
-        <w:t>.</w:t>
+        <w:t>Частичное включение источника в контур.</w:t>
       </w:r>
     </w:p>
     <w:p>
@@ -8386,29 +8380,29 @@
           <w:szCs w:val="24"/>
           <w:lang w:val="en-US"/>
         </w:rPr>
-        <w:t>Q</w:t>
+        <w:t>R</w:t>
       </w:r>
       <w:r>
         <w:rPr>
           <w:sz w:val="24"/>
           <w:szCs w:val="24"/>
         </w:rPr>
-        <w:t>*</w:t>
+        <w:t xml:space="preserve"> контура</w:t>
       </w:r>
       <w:r>
         <w:rPr>
           <w:sz w:val="24"/>
           <w:szCs w:val="24"/>
-          <w:lang w:val="en-US"/>
-        </w:rPr>
-        <w:t>R</w:t>
+        </w:rPr>
+        <w:t>/</w:t>
       </w:r>
       <w:r>
         <w:rPr>
           <w:sz w:val="24"/>
           <w:szCs w:val="24"/>
-        </w:rPr>
-        <w:t xml:space="preserve"> контура</w:t>
+          <w:lang w:val="en-US"/>
+        </w:rPr>
+        <w:t>Q</w:t>
       </w:r>
       <w:r>
         <w:t>=</w:t>
@@ -8426,10 +8420,7 @@
         <w:t xml:space="preserve"> </w:t>
       </w:r>
       <w:r>
-        <w:t>источника</w:t>
-      </w:r>
-      <w:r>
-        <w:t>, параллельное включение.</w:t>
+        <w:t>источника, параллельное включение.</w:t>
       </w:r>
     </w:p>
     <w:p>
@@ -8443,10 +8434,7 @@
         <w:t xml:space="preserve"> </w:t>
       </w:r>
       <w:r>
-        <w:t>источника</w:t>
-      </w:r>
-      <w:r>
-        <w:t>=</w:t>
+        <w:t>источника=</w:t>
       </w:r>
       <w:r>
         <w:t xml:space="preserve"> </w:t>
@@ -8461,14 +8449,14 @@
         <w:t xml:space="preserve"> </w:t>
       </w:r>
       <w:r>
-        <w:t>контура</w:t>
-      </w:r>
-      <w:r>
-        <w:t>, последовательное.</w:t>
-      </w:r>
-    </w:p>
-    <w:p>
-      <w:r>
+        <w:t>контура, последовательное.</w:t>
+      </w:r>
+    </w:p>
+    <w:p>
+      <w:r>
+        <w:rPr>
+          <w:noProof/>
+        </w:rPr>
         <w:drawing>
           <wp:inline distT="0" distB="0" distL="0" distR="0" wp14:anchorId="13FCC70A" wp14:editId="53696292">
             <wp:extent cx="2974174" cy="1998785"/>
@@ -8532,6 +8520,9 @@
     </w:p>
     <w:p>
       <w:r>
+        <w:rPr>
+          <w:noProof/>
+        </w:rPr>
         <w:drawing>
           <wp:inline distT="0" distB="0" distL="0" distR="0" wp14:anchorId="456005EB" wp14:editId="43E68C0A">
             <wp:extent cx="3090506" cy="2327031"/>
@@ -8771,6 +8762,7 @@
       </w:pPr>
       <w:r>
         <w:rPr>
+          <w:noProof/>
           <w:lang w:val="en-US"/>
         </w:rPr>
         <w:drawing>
@@ -8816,20 +8808,732 @@
         <w:br w:type="page"/>
       </w:r>
     </w:p>
+    <w:p>
+      <w:pPr>
+        <w:pStyle w:val="2"/>
+      </w:pPr>
+      <w:r>
+        <w:lastRenderedPageBreak/>
+        <w:t>Что считать сопротивлением контура?</w:t>
+      </w:r>
+    </w:p>
+    <w:p>
+      <w:r>
+        <w:t>Последовательный резистор или параллельный?</w:t>
+      </w:r>
+    </w:p>
+    <w:p>
+      <w:r>
+        <w:t>Оба варианта правильные, но имеют разное значение.</w:t>
+      </w:r>
+    </w:p>
+    <w:p>
+      <w:r>
+        <w:rPr>
+          <w:lang w:val="en-US"/>
+        </w:rPr>
+        <w:t>Q</w:t>
+      </w:r>
+      <w:r>
+        <w:t>=</w:t>
+      </w:r>
+      <w:r>
+        <w:rPr>
+          <w:lang w:val="en-US"/>
+        </w:rPr>
+        <w:t>X</w:t>
+      </w:r>
+      <w:r>
+        <w:t>/</w:t>
+      </w:r>
+      <w:r>
+        <w:rPr>
+          <w:lang w:val="en-US"/>
+        </w:rPr>
+        <w:t>R</w:t>
+      </w:r>
+      <w:r>
+        <w:t xml:space="preserve"> – </w:t>
+      </w:r>
+      <w:r>
+        <w:t>это для последовательного резистора, например, с индуктивностью.</w:t>
+      </w:r>
+    </w:p>
+    <w:p>
+      <w:r>
+        <w:drawing>
+          <wp:inline distT="0" distB="0" distL="0" distR="0" wp14:anchorId="224F5D84" wp14:editId="02F16C1E">
+            <wp:extent cx="4443046" cy="2601236"/>
+            <wp:effectExtent l="0" t="0" r="0" b="8890"/>
+            <wp:docPr id="84090871" name="Рисунок 1"/>
+            <wp:cNvGraphicFramePr>
+              <a:graphicFrameLocks xmlns:a="http://schemas.openxmlformats.org/drawingml/2006/main" noChangeAspect="1"/>
+            </wp:cNvGraphicFramePr>
+            <a:graphic xmlns:a="http://schemas.openxmlformats.org/drawingml/2006/main">
+              <a:graphicData uri="http://schemas.openxmlformats.org/drawingml/2006/picture">
+                <pic:pic xmlns:pic="http://schemas.openxmlformats.org/drawingml/2006/picture">
+                  <pic:nvPicPr>
+                    <pic:cNvPr id="84090871" name=""/>
+                    <pic:cNvPicPr/>
+                  </pic:nvPicPr>
+                  <pic:blipFill>
+                    <a:blip r:embed="rId38"/>
+                    <a:stretch>
+                      <a:fillRect/>
+                    </a:stretch>
+                  </pic:blipFill>
+                  <pic:spPr>
+                    <a:xfrm>
+                      <a:off x="0" y="0"/>
+                      <a:ext cx="4451557" cy="2606219"/>
+                    </a:xfrm>
+                    <a:prstGeom prst="rect">
+                      <a:avLst/>
+                    </a:prstGeom>
+                  </pic:spPr>
+                </pic:pic>
+              </a:graphicData>
+            </a:graphic>
+          </wp:inline>
+        </w:drawing>
+      </w:r>
+    </w:p>
+    <w:p>
+      <w:r>
+        <w:rPr>
+          <w:lang w:val="en-US"/>
+        </w:rPr>
+        <w:t>Q</w:t>
+      </w:r>
+      <w:r>
+        <w:t>=</w:t>
+      </w:r>
+      <w:r>
+        <w:rPr>
+          <w:lang w:val="en-US"/>
+        </w:rPr>
+        <w:t>R</w:t>
+      </w:r>
+      <w:r>
+        <w:t>/</w:t>
+      </w:r>
+      <w:r>
+        <w:rPr>
+          <w:lang w:val="en-US"/>
+        </w:rPr>
+        <w:t>X</w:t>
+      </w:r>
+      <w:r>
+        <w:t xml:space="preserve"> – </w:t>
+      </w:r>
+      <w:r>
+        <w:t xml:space="preserve">это для </w:t>
+      </w:r>
+      <w:r>
+        <w:t>параллельного</w:t>
+      </w:r>
+      <w:r>
+        <w:t xml:space="preserve"> резистора, например, с индуктивностью.</w:t>
+      </w:r>
+    </w:p>
+    <w:p>
+      <w:r>
+        <w:drawing>
+          <wp:inline distT="0" distB="0" distL="0" distR="0" wp14:anchorId="71449806" wp14:editId="55F95C03">
+            <wp:extent cx="4677508" cy="2642505"/>
+            <wp:effectExtent l="0" t="0" r="8890" b="5715"/>
+            <wp:docPr id="429241148" name="Рисунок 1"/>
+            <wp:cNvGraphicFramePr>
+              <a:graphicFrameLocks xmlns:a="http://schemas.openxmlformats.org/drawingml/2006/main" noChangeAspect="1"/>
+            </wp:cNvGraphicFramePr>
+            <a:graphic xmlns:a="http://schemas.openxmlformats.org/drawingml/2006/main">
+              <a:graphicData uri="http://schemas.openxmlformats.org/drawingml/2006/picture">
+                <pic:pic xmlns:pic="http://schemas.openxmlformats.org/drawingml/2006/picture">
+                  <pic:nvPicPr>
+                    <pic:cNvPr id="429241148" name=""/>
+                    <pic:cNvPicPr/>
+                  </pic:nvPicPr>
+                  <pic:blipFill>
+                    <a:blip r:embed="rId39"/>
+                    <a:stretch>
+                      <a:fillRect/>
+                    </a:stretch>
+                  </pic:blipFill>
+                  <pic:spPr>
+                    <a:xfrm>
+                      <a:off x="0" y="0"/>
+                      <a:ext cx="4684292" cy="2646337"/>
+                    </a:xfrm>
+                    <a:prstGeom prst="rect">
+                      <a:avLst/>
+                    </a:prstGeom>
+                  </pic:spPr>
+                </pic:pic>
+              </a:graphicData>
+            </a:graphic>
+          </wp:inline>
+        </w:drawing>
+      </w:r>
+    </w:p>
+    <w:p>
+      <w:r>
+        <w:t xml:space="preserve">Значения резистора отличаются в </w:t>
+      </w:r>
+      <w:r>
+        <w:rPr>
+          <w:lang w:val="en-US"/>
+        </w:rPr>
+        <w:t>Q</w:t>
+      </w:r>
+      <w:r>
+        <w:t>*</w:t>
+      </w:r>
+      <w:r>
+        <w:rPr>
+          <w:lang w:val="en-US"/>
+        </w:rPr>
+        <w:t>Q</w:t>
+      </w:r>
+      <w:r>
+        <w:t xml:space="preserve"> раз.</w:t>
+      </w:r>
+    </w:p>
+    <w:p>
+      <w:r>
+        <w:t>Это не сложно объяснить.</w:t>
+      </w:r>
+    </w:p>
+    <w:p>
+      <w:r>
+        <w:t xml:space="preserve">При последовательном подключении для получения </w:t>
+      </w:r>
+      <w:r>
+        <w:rPr>
+          <w:lang w:val="en-US"/>
+        </w:rPr>
+        <w:t>Q</w:t>
+      </w:r>
+      <w:r>
+        <w:t xml:space="preserve"> =10</w:t>
+      </w:r>
+      <w:r>
+        <w:t xml:space="preserve"> нужно, </w:t>
+      </w:r>
+      <w:r>
+        <w:t>чтобы</w:t>
+      </w:r>
+      <w:r>
+        <w:t xml:space="preserve"> сопротивление </w:t>
+      </w:r>
+      <w:r>
+        <w:rPr>
+          <w:lang w:val="en-US"/>
+        </w:rPr>
+        <w:t>R</w:t>
+      </w:r>
+      <w:r>
+        <w:t xml:space="preserve"> было в 10 раз меньше, чем Х</w:t>
+      </w:r>
+      <w:r>
+        <w:t>, тогда, оно будет мало влиять на контур.</w:t>
+      </w:r>
+    </w:p>
+    <w:p>
+      <w:r>
+        <w:t xml:space="preserve">При </w:t>
+      </w:r>
+      <w:r>
+        <w:t>параллельном</w:t>
+      </w:r>
+      <w:r>
+        <w:t xml:space="preserve"> подключении для получения </w:t>
+      </w:r>
+      <w:r>
+        <w:rPr>
+          <w:lang w:val="en-US"/>
+        </w:rPr>
+        <w:t>Q</w:t>
+      </w:r>
+      <w:r>
+        <w:t xml:space="preserve"> =10</w:t>
+      </w:r>
+      <w:r>
+        <w:t xml:space="preserve"> нужно, </w:t>
+      </w:r>
+      <w:r>
+        <w:t>чтобы</w:t>
+      </w:r>
+      <w:r>
+        <w:t xml:space="preserve"> сопротивление </w:t>
+      </w:r>
+      <w:r>
+        <w:rPr>
+          <w:lang w:val="en-US"/>
+        </w:rPr>
+        <w:t>R</w:t>
+      </w:r>
+      <w:r>
+        <w:t xml:space="preserve"> было в 10 раз </w:t>
+      </w:r>
+      <w:r>
+        <w:t>больше</w:t>
+      </w:r>
+      <w:r>
+        <w:t>, чем Х</w:t>
+      </w:r>
+      <w:r>
+        <w:t>, тогда, оно будет мало влиять на контур.</w:t>
+      </w:r>
+    </w:p>
     <w:p/>
     <w:p/>
     <w:p/>
-    <w:p/>
-    <w:p/>
-    <w:p/>
-    <w:p/>
-    <w:p/>
-    <w:p/>
-    <w:p/>
-    <w:p/>
-    <w:p/>
-    <w:p/>
-    <w:p/>
+    <w:p>
+      <w:pPr>
+        <w:pStyle w:val="2"/>
+      </w:pPr>
+      <w:r>
+        <w:lastRenderedPageBreak/>
+        <w:t>ПЕРЕХОДНЫЕ ПРОЦЕССЫ</w:t>
+      </w:r>
+      <w:r>
+        <w:t>.</w:t>
+      </w:r>
+    </w:p>
+    <w:p>
+      <w:pPr>
+        <w:pStyle w:val="2"/>
+      </w:pPr>
+      <w:r>
+        <w:t>Конденсатор</w:t>
+      </w:r>
+      <w:r>
+        <w:t>.</w:t>
+      </w:r>
+    </w:p>
+    <w:p>
+      <w:pPr>
+        <w:rPr>
+          <w:lang w:val="en-US"/>
+        </w:rPr>
+      </w:pPr>
+      <w:r>
+        <w:rPr>
+          <w:lang w:val="en-US"/>
+        </w:rPr>
+        <w:t>dU</w:t>
+      </w:r>
+      <w:r>
+        <w:rPr>
+          <w:lang w:val="en-US"/>
+        </w:rPr>
+        <w:t>=</w:t>
+      </w:r>
+      <w:r>
+        <w:rPr>
+          <w:lang w:val="en-US"/>
+        </w:rPr>
+        <w:t>I</w:t>
+      </w:r>
+      <w:r>
+        <w:rPr>
+          <w:lang w:val="en-US"/>
+        </w:rPr>
+        <w:t>*</w:t>
+      </w:r>
+      <w:r>
+        <w:rPr>
+          <w:lang w:val="en-US"/>
+        </w:rPr>
+        <w:t>T/C</w:t>
+      </w:r>
+    </w:p>
+    <w:p>
+      <w:r>
+        <w:t xml:space="preserve">Если заряжать конденсатор </w:t>
+      </w:r>
+      <w:r>
+        <w:rPr>
+          <w:lang w:val="en-US"/>
+        </w:rPr>
+        <w:t>C</w:t>
+      </w:r>
+      <w:r>
+        <w:t xml:space="preserve"> током </w:t>
+      </w:r>
+      <w:r>
+        <w:t xml:space="preserve"> </w:t>
+      </w:r>
+      <w:r>
+        <w:rPr>
+          <w:lang w:val="en-US"/>
+        </w:rPr>
+        <w:t>I</w:t>
+      </w:r>
+      <w:r>
+        <w:t xml:space="preserve"> </w:t>
+      </w:r>
+      <w:r>
+        <w:t xml:space="preserve">в течении </w:t>
+      </w:r>
+      <w:r>
+        <w:t xml:space="preserve">времени </w:t>
+      </w:r>
+      <w:r>
+        <w:rPr>
+          <w:lang w:val="en-US"/>
+        </w:rPr>
+        <w:t>T</w:t>
+      </w:r>
+      <w:r>
+        <w:t xml:space="preserve">, его напряжение изменится на </w:t>
+      </w:r>
+      <w:r>
+        <w:rPr>
+          <w:lang w:val="en-US"/>
+        </w:rPr>
+        <w:t>dU</w:t>
+      </w:r>
+      <w:r>
+        <w:t>.</w:t>
+      </w:r>
+    </w:p>
+    <w:p>
+      <w:r>
+        <w:t>Аналогия.</w:t>
+      </w:r>
+    </w:p>
+    <w:p>
+      <w:r>
+        <w:t>Прямую бочку заполняем постоянным потоком воды в течении определенного времени, уровень воды поднимется на постоянную высоту для этих параметров</w:t>
+      </w:r>
+      <w:r>
+        <w:t xml:space="preserve"> = процесс линейный</w:t>
+      </w:r>
+      <w:r>
+        <w:t>.</w:t>
+      </w:r>
+    </w:p>
+    <w:p>
+      <w:r>
+        <w:t xml:space="preserve">Следствия. </w:t>
+      </w:r>
+    </w:p>
+    <w:p>
+      <w:r>
+        <w:t xml:space="preserve">Чем больше ток (поток воды) тем быстрее = на большее напряжение заряжается конденсатор (на большую высоту наполняется бочка). </w:t>
+      </w:r>
+    </w:p>
+    <w:p>
+      <w:r>
+        <w:t xml:space="preserve">Чем </w:t>
+      </w:r>
+      <w:r>
+        <w:t xml:space="preserve">дольше заряжаем конденсатор (наполняем бочку), тем на </w:t>
+      </w:r>
+      <w:r>
+        <w:t xml:space="preserve">большее напряжение заряжается конденсатор (на большую высоту наполняется бочка). </w:t>
+      </w:r>
+    </w:p>
+    <w:p>
+      <w:r>
+        <w:t xml:space="preserve">Чем </w:t>
+      </w:r>
+      <w:r>
+        <w:t>больше емкость</w:t>
+      </w:r>
+      <w:r>
+        <w:t xml:space="preserve"> конденсатор</w:t>
+      </w:r>
+      <w:r>
+        <w:t>а</w:t>
+      </w:r>
+      <w:r>
+        <w:t xml:space="preserve"> (</w:t>
+      </w:r>
+      <w:r>
+        <w:t>больше бочка</w:t>
+      </w:r>
+      <w:r>
+        <w:t>)</w:t>
+      </w:r>
+      <w:r>
+        <w:t>,</w:t>
+      </w:r>
+      <w:r>
+        <w:t xml:space="preserve"> тем на </w:t>
+      </w:r>
+      <w:r>
+        <w:t>меньшее</w:t>
+      </w:r>
+      <w:r>
+        <w:t xml:space="preserve"> напряжение заряжается конденсатор (на </w:t>
+      </w:r>
+      <w:r>
+        <w:t>меньшую</w:t>
+      </w:r>
+      <w:r>
+        <w:t xml:space="preserve"> высоту наполняется бочка). </w:t>
+      </w:r>
+    </w:p>
+    <w:p>
+      <w:pPr>
+        <w:pStyle w:val="2"/>
+      </w:pPr>
+      <w:r>
+        <w:t>Индуктивность</w:t>
+      </w:r>
+      <w:r>
+        <w:t>.</w:t>
+      </w:r>
+    </w:p>
+    <w:p>
+      <w:r>
+        <w:rPr>
+          <w:lang w:val="en-US"/>
+        </w:rPr>
+        <w:t>d</w:t>
+      </w:r>
+      <w:r>
+        <w:rPr>
+          <w:lang w:val="en-US"/>
+        </w:rPr>
+        <w:t>I</w:t>
+      </w:r>
+      <w:r>
+        <w:t>=</w:t>
+      </w:r>
+      <w:r>
+        <w:rPr>
+          <w:lang w:val="en-US"/>
+        </w:rPr>
+        <w:t>U</w:t>
+      </w:r>
+      <w:r>
+        <w:t>*</w:t>
+      </w:r>
+      <w:r>
+        <w:rPr>
+          <w:lang w:val="en-US"/>
+        </w:rPr>
+        <w:t>T</w:t>
+      </w:r>
+      <w:r>
+        <w:t>/</w:t>
+      </w:r>
+      <w:r>
+        <w:rPr>
+          <w:lang w:val="en-US"/>
+        </w:rPr>
+        <w:t>L</w:t>
+      </w:r>
+    </w:p>
+    <w:p>
+      <w:r>
+        <w:t xml:space="preserve">Если </w:t>
+      </w:r>
+      <w:r>
+        <w:t xml:space="preserve">приложить к индуктивности </w:t>
+      </w:r>
+      <w:r>
+        <w:t xml:space="preserve"> </w:t>
+      </w:r>
+      <w:r>
+        <w:rPr>
+          <w:lang w:val="en-US"/>
+        </w:rPr>
+        <w:t>L</w:t>
+      </w:r>
+      <w:r>
+        <w:t xml:space="preserve"> </w:t>
+      </w:r>
+      <w:r>
+        <w:t>напряжение</w:t>
+      </w:r>
+      <w:r>
+        <w:t xml:space="preserve"> </w:t>
+      </w:r>
+      <w:r>
+        <w:t xml:space="preserve"> </w:t>
+      </w:r>
+      <w:r>
+        <w:rPr>
+          <w:lang w:val="en-US"/>
+        </w:rPr>
+        <w:t>U</w:t>
+      </w:r>
+      <w:r>
+        <w:t xml:space="preserve"> </w:t>
+      </w:r>
+      <w:r>
+        <w:t xml:space="preserve">в течении </w:t>
+      </w:r>
+      <w:r>
+        <w:t xml:space="preserve">времени </w:t>
+      </w:r>
+      <w:r>
+        <w:rPr>
+          <w:lang w:val="en-US"/>
+        </w:rPr>
+        <w:t>T</w:t>
+      </w:r>
+      <w:r>
+        <w:t xml:space="preserve">, его </w:t>
+      </w:r>
+      <w:r>
+        <w:t>ток</w:t>
+      </w:r>
+      <w:r>
+        <w:t xml:space="preserve"> изменится на </w:t>
+      </w:r>
+      <w:r>
+        <w:rPr>
+          <w:lang w:val="en-US"/>
+        </w:rPr>
+        <w:t>d</w:t>
+      </w:r>
+      <w:r>
+        <w:rPr>
+          <w:lang w:val="en-US"/>
+        </w:rPr>
+        <w:t>I</w:t>
+      </w:r>
+      <w:r>
+        <w:t>.</w:t>
+      </w:r>
+    </w:p>
+    <w:p>
+      <w:r>
+        <w:t>Аналогия.</w:t>
+      </w:r>
+    </w:p>
+    <w:p>
+      <w:r>
+        <w:t xml:space="preserve">Тяжелый маховик раскручиваем с постоянным усилием </w:t>
+      </w:r>
+      <w:r>
+        <w:t xml:space="preserve">в течении определенного времени, </w:t>
+      </w:r>
+      <w:r>
+        <w:t>скорость его вращения увеличится</w:t>
+      </w:r>
+      <w:r>
+        <w:t xml:space="preserve"> на постоянную </w:t>
+      </w:r>
+      <w:r>
+        <w:t>величину</w:t>
+      </w:r>
+      <w:r>
+        <w:t xml:space="preserve"> для этих параметров = процесс линейный.</w:t>
+      </w:r>
+    </w:p>
+    <w:p>
+      <w:r>
+        <w:t xml:space="preserve">Следствия. </w:t>
+      </w:r>
+    </w:p>
+    <w:p>
+      <w:r>
+        <w:t xml:space="preserve">Чем больше </w:t>
+      </w:r>
+      <w:r>
+        <w:t xml:space="preserve">приложенное напряжение </w:t>
+      </w:r>
+      <w:r>
+        <w:t>(</w:t>
+      </w:r>
+      <w:r>
+        <w:t>усилие</w:t>
+      </w:r>
+      <w:r>
+        <w:t xml:space="preserve">) тем быстрее = на большее </w:t>
+      </w:r>
+      <w:r>
+        <w:t>значение</w:t>
+      </w:r>
+      <w:r>
+        <w:t xml:space="preserve"> </w:t>
+      </w:r>
+      <w:r>
+        <w:t>изменится ток</w:t>
+      </w:r>
+      <w:r>
+        <w:t xml:space="preserve"> в индуктивности</w:t>
+      </w:r>
+      <w:r>
+        <w:t xml:space="preserve"> (на больш</w:t>
+      </w:r>
+      <w:r>
+        <w:t>ее значение изменится скорость вращения маховика</w:t>
+      </w:r>
+      <w:r>
+        <w:t xml:space="preserve">). </w:t>
+      </w:r>
+    </w:p>
+    <w:p>
+      <w:r>
+        <w:t xml:space="preserve">Чем дольше </w:t>
+      </w:r>
+      <w:r>
+        <w:t>приложено напряжение</w:t>
+      </w:r>
+      <w:r>
+        <w:t xml:space="preserve"> (</w:t>
+      </w:r>
+      <w:r>
+        <w:t>раскручиваем маховик</w:t>
+      </w:r>
+      <w:r>
+        <w:t xml:space="preserve">), тем на большее </w:t>
+      </w:r>
+      <w:r>
+        <w:t>значение</w:t>
+      </w:r>
+      <w:r>
+        <w:t xml:space="preserve"> </w:t>
+      </w:r>
+      <w:r>
+        <w:t>изменится ток</w:t>
+      </w:r>
+      <w:r>
+        <w:t xml:space="preserve"> (на больш</w:t>
+      </w:r>
+      <w:r>
+        <w:t>ее значение изменится скорость вращения</w:t>
+      </w:r>
+      <w:r>
+        <w:t xml:space="preserve">). </w:t>
+      </w:r>
+    </w:p>
+    <w:p>
+      <w:r>
+        <w:t xml:space="preserve">Чем больше </w:t>
+      </w:r>
+      <w:r>
+        <w:t>индуктивность</w:t>
+      </w:r>
+      <w:r>
+        <w:t xml:space="preserve"> (</w:t>
+      </w:r>
+      <w:r>
+        <w:t>тяжелее маховик</w:t>
+      </w:r>
+      <w:r>
+        <w:t xml:space="preserve">), тем на меньшее </w:t>
+      </w:r>
+      <w:r>
+        <w:t>значение изменится ток</w:t>
+      </w:r>
+      <w:r>
+        <w:t xml:space="preserve"> (на меньш</w:t>
+      </w:r>
+      <w:r>
+        <w:t>ее значение изменится скорость</w:t>
+      </w:r>
+      <w:r>
+        <w:t xml:space="preserve">). </w:t>
+      </w:r>
+    </w:p>
     <w:p/>
     <w:p/>
     <w:p/>

--- a/статьи/аналоговая схемотехника для начинающих.docx
+++ b/статьи/аналоговая схемотехника для начинающих.docx
@@ -4590,7 +4590,7 @@
         <mc:AlternateContent>
           <mc:Choice Requires="wpg">
             <w:drawing>
-              <wp:anchor distT="0" distB="0" distL="114300" distR="114300" simplePos="0" relativeHeight="251761664" behindDoc="0" locked="0" layoutInCell="1" allowOverlap="1" wp14:anchorId="2B085723" wp14:editId="414E7A74">
+              <wp:anchor distT="0" distB="0" distL="114300" distR="114300" simplePos="0" relativeHeight="251761664" behindDoc="0" locked="0" layoutInCell="1" allowOverlap="1" wp14:anchorId="2B085723" wp14:editId="38559749">
                 <wp:simplePos x="0" y="0"/>
                 <wp:positionH relativeFrom="column">
                   <wp:posOffset>272415</wp:posOffset>
@@ -8861,6 +8861,9 @@
     </w:p>
     <w:p>
       <w:r>
+        <w:rPr>
+          <w:noProof/>
+        </w:rPr>
         <w:drawing>
           <wp:inline distT="0" distB="0" distL="0" distR="0" wp14:anchorId="224F5D84" wp14:editId="02F16C1E">
             <wp:extent cx="4443046" cy="2601236"/>
@@ -8927,17 +8930,14 @@
         <w:t xml:space="preserve"> – </w:t>
       </w:r>
       <w:r>
-        <w:t xml:space="preserve">это для </w:t>
-      </w:r>
-      <w:r>
-        <w:t>параллельного</w:t>
-      </w:r>
-      <w:r>
-        <w:t xml:space="preserve"> резистора, например, с индуктивностью.</w:t>
-      </w:r>
-    </w:p>
-    <w:p>
-      <w:r>
+        <w:t>это для параллельного резистора, например, с индуктивностью.</w:t>
+      </w:r>
+    </w:p>
+    <w:p>
+      <w:r>
+        <w:rPr>
+          <w:noProof/>
+        </w:rPr>
         <w:drawing>
           <wp:inline distT="0" distB="0" distL="0" distR="0" wp14:anchorId="71449806" wp14:editId="55F95C03">
             <wp:extent cx="4677508" cy="2642505"/>
@@ -9040,13 +9040,7 @@
     </w:p>
     <w:p>
       <w:r>
-        <w:t xml:space="preserve">При </w:t>
-      </w:r>
-      <w:r>
-        <w:t>параллельном</w:t>
-      </w:r>
-      <w:r>
-        <w:t xml:space="preserve"> подключении для получения </w:t>
+        <w:t xml:space="preserve">При параллельном подключении для получения </w:t>
       </w:r>
       <w:r>
         <w:rPr>
@@ -9094,447 +9088,781 @@
       </w:pPr>
       <w:r>
         <w:lastRenderedPageBreak/>
-        <w:t>ПЕРЕХОДНЫЕ ПРОЦЕССЫ</w:t>
+        <w:t>ПЕРЕХОДНЫЕ ПРОЦЕССЫ.</w:t>
+      </w:r>
+    </w:p>
+    <w:p>
+      <w:pPr>
+        <w:pStyle w:val="2"/>
+      </w:pPr>
+      <w:r>
+        <w:t>Конденсатор.</w:t>
+      </w:r>
+    </w:p>
+    <w:p>
+      <w:r>
+        <w:rPr>
+          <w:lang w:val="en-US"/>
+        </w:rPr>
+        <w:t>dU</w:t>
+      </w:r>
+      <w:r>
+        <w:t>=</w:t>
+      </w:r>
+      <w:r>
+        <w:rPr>
+          <w:lang w:val="en-US"/>
+        </w:rPr>
+        <w:t>I</w:t>
+      </w:r>
+      <w:r>
+        <w:t>*</w:t>
+      </w:r>
+      <w:r>
+        <w:rPr>
+          <w:lang w:val="en-US"/>
+        </w:rPr>
+        <w:t>T</w:t>
+      </w:r>
+      <w:r>
+        <w:t>/</w:t>
+      </w:r>
+      <w:r>
+        <w:rPr>
+          <w:lang w:val="en-US"/>
+        </w:rPr>
+        <w:t>C</w:t>
+      </w:r>
+    </w:p>
+    <w:p>
+      <w:r>
+        <w:t xml:space="preserve">Если заряжать конденсатор </w:t>
+      </w:r>
+      <w:r>
+        <w:rPr>
+          <w:lang w:val="en-US"/>
+        </w:rPr>
+        <w:t>C</w:t>
+      </w:r>
+      <w:r>
+        <w:t xml:space="preserve"> током </w:t>
+      </w:r>
+      <w:r>
+        <w:t xml:space="preserve"> </w:t>
+      </w:r>
+      <w:r>
+        <w:rPr>
+          <w:lang w:val="en-US"/>
+        </w:rPr>
+        <w:t>I</w:t>
+      </w:r>
+      <w:r>
+        <w:t xml:space="preserve"> </w:t>
+      </w:r>
+      <w:r>
+        <w:t xml:space="preserve">в течении </w:t>
+      </w:r>
+      <w:r>
+        <w:t xml:space="preserve">времени </w:t>
+      </w:r>
+      <w:r>
+        <w:rPr>
+          <w:lang w:val="en-US"/>
+        </w:rPr>
+        <w:t>T</w:t>
+      </w:r>
+      <w:r>
+        <w:t xml:space="preserve">, его напряжение изменится на </w:t>
+      </w:r>
+      <w:r>
+        <w:rPr>
+          <w:lang w:val="en-US"/>
+        </w:rPr>
+        <w:t>dU</w:t>
       </w:r>
       <w:r>
         <w:t>.</w:t>
       </w:r>
     </w:p>
     <w:p>
+      <w:r>
+        <w:t>Аналогия.</w:t>
+      </w:r>
+    </w:p>
+    <w:p>
+      <w:r>
+        <w:t>Прямую бочку заполняем постоянным потоком воды в течении определенного времени, уровень воды поднимется на постоянную высоту для этих параметров</w:t>
+      </w:r>
+      <w:r>
+        <w:t xml:space="preserve"> = процесс линейный</w:t>
+      </w:r>
+      <w:r>
+        <w:t>.</w:t>
+      </w:r>
+    </w:p>
+    <w:p>
+      <w:r>
+        <w:t xml:space="preserve">Следствия. </w:t>
+      </w:r>
+    </w:p>
+    <w:p>
+      <w:r>
+        <w:t xml:space="preserve">Чем больше ток (поток воды) тем быстрее = на большее напряжение заряжается конденсатор (на большую высоту наполняется бочка). </w:t>
+      </w:r>
+    </w:p>
+    <w:p>
+      <w:r>
+        <w:t xml:space="preserve">Чем </w:t>
+      </w:r>
+      <w:r>
+        <w:t xml:space="preserve">дольше заряжаем конденсатор (наполняем бочку), тем на </w:t>
+      </w:r>
+      <w:r>
+        <w:t xml:space="preserve">большее напряжение заряжается конденсатор (на большую высоту наполняется бочка). </w:t>
+      </w:r>
+    </w:p>
+    <w:p>
+      <w:r>
+        <w:t xml:space="preserve">Чем больше емкость конденсатора (больше бочка), тем на меньшее напряжение заряжается конденсатор (на меньшую высоту наполняется бочка). </w:t>
+      </w:r>
+    </w:p>
+    <w:p>
       <w:pPr>
         <w:pStyle w:val="2"/>
       </w:pPr>
       <w:r>
-        <w:t>Конденсатор</w:t>
+        <w:t>Индуктивность.</w:t>
+      </w:r>
+    </w:p>
+    <w:p>
+      <w:r>
+        <w:rPr>
+          <w:lang w:val="en-US"/>
+        </w:rPr>
+        <w:t>dI</w:t>
+      </w:r>
+      <w:r>
+        <w:t>=</w:t>
+      </w:r>
+      <w:r>
+        <w:rPr>
+          <w:lang w:val="en-US"/>
+        </w:rPr>
+        <w:t>U</w:t>
+      </w:r>
+      <w:r>
+        <w:t>*</w:t>
+      </w:r>
+      <w:r>
+        <w:rPr>
+          <w:lang w:val="en-US"/>
+        </w:rPr>
+        <w:t>T</w:t>
+      </w:r>
+      <w:r>
+        <w:t>/</w:t>
+      </w:r>
+      <w:r>
+        <w:rPr>
+          <w:lang w:val="en-US"/>
+        </w:rPr>
+        <w:t>L</w:t>
+      </w:r>
+    </w:p>
+    <w:p>
+      <w:r>
+        <w:t xml:space="preserve">Если приложить к индуктивности  </w:t>
+      </w:r>
+      <w:r>
+        <w:rPr>
+          <w:lang w:val="en-US"/>
+        </w:rPr>
+        <w:t>L</w:t>
+      </w:r>
+      <w:r>
+        <w:t xml:space="preserve"> напряжение </w:t>
+      </w:r>
+      <w:r>
+        <w:t xml:space="preserve"> </w:t>
+      </w:r>
+      <w:r>
+        <w:rPr>
+          <w:lang w:val="en-US"/>
+        </w:rPr>
+        <w:t>U</w:t>
+      </w:r>
+      <w:r>
+        <w:t xml:space="preserve"> </w:t>
+      </w:r>
+      <w:r>
+        <w:t xml:space="preserve">в течении времени </w:t>
+      </w:r>
+      <w:r>
+        <w:rPr>
+          <w:lang w:val="en-US"/>
+        </w:rPr>
+        <w:t>T</w:t>
+      </w:r>
+      <w:r>
+        <w:t xml:space="preserve">, его ток изменится на </w:t>
+      </w:r>
+      <w:r>
+        <w:rPr>
+          <w:lang w:val="en-US"/>
+        </w:rPr>
+        <w:t>dI</w:t>
       </w:r>
       <w:r>
         <w:t>.</w:t>
       </w:r>
     </w:p>
     <w:p>
-      <w:pPr>
-        <w:rPr>
-          <w:lang w:val="en-US"/>
-        </w:rPr>
-      </w:pPr>
-      <w:r>
-        <w:rPr>
-          <w:lang w:val="en-US"/>
-        </w:rPr>
-        <w:t>dU</w:t>
-      </w:r>
-      <w:r>
-        <w:rPr>
-          <w:lang w:val="en-US"/>
-        </w:rPr>
-        <w:t>=</w:t>
-      </w:r>
-      <w:r>
-        <w:rPr>
-          <w:lang w:val="en-US"/>
-        </w:rPr>
-        <w:t>I</w:t>
-      </w:r>
-      <w:r>
-        <w:rPr>
-          <w:lang w:val="en-US"/>
-        </w:rPr>
-        <w:t>*</w:t>
-      </w:r>
-      <w:r>
-        <w:rPr>
-          <w:lang w:val="en-US"/>
-        </w:rPr>
-        <w:t>T/C</w:t>
-      </w:r>
-    </w:p>
-    <w:p>
-      <w:r>
-        <w:t xml:space="preserve">Если заряжать конденсатор </w:t>
-      </w:r>
-      <w:r>
-        <w:rPr>
-          <w:lang w:val="en-US"/>
-        </w:rPr>
-        <w:t>C</w:t>
-      </w:r>
-      <w:r>
-        <w:t xml:space="preserve"> током </w:t>
+      <w:r>
+        <w:t>Аналогия.</w:t>
+      </w:r>
+    </w:p>
+    <w:p>
+      <w:r>
+        <w:t>Тяжелый маховик раскручиваем с постоянным усилием в течении определенного времени, скорость его вращения увеличится на постоянную величину для этих параметров = процесс линейный.</w:t>
+      </w:r>
+    </w:p>
+    <w:p>
+      <w:r>
+        <w:t xml:space="preserve">Следствия. </w:t>
+      </w:r>
+    </w:p>
+    <w:p>
+      <w:r>
+        <w:t xml:space="preserve">Чем больше приложенное напряжение (усилие) тем быстрее = на большее значение </w:t>
+      </w:r>
+      <w:r>
+        <w:t>изменится ток</w:t>
+      </w:r>
+      <w:r>
+        <w:t xml:space="preserve"> в индуктивности (на большее значение изменится скорость вращения маховика). </w:t>
+      </w:r>
+    </w:p>
+    <w:p>
+      <w:r>
+        <w:t xml:space="preserve">Чем дольше </w:t>
+      </w:r>
+      <w:r>
+        <w:t>приложено напряжение</w:t>
+      </w:r>
+      <w:r>
+        <w:t xml:space="preserve"> (</w:t>
+      </w:r>
+      <w:r>
+        <w:t>раскручиваем маховик</w:t>
+      </w:r>
+      <w:r>
+        <w:t xml:space="preserve">), тем на большее </w:t>
+      </w:r>
+      <w:r>
+        <w:t>значение</w:t>
       </w:r>
       <w:r>
         <w:t xml:space="preserve"> </w:t>
       </w:r>
       <w:r>
-        <w:rPr>
-          <w:lang w:val="en-US"/>
-        </w:rPr>
-        <w:t>I</w:t>
+        <w:t>изменится ток</w:t>
+      </w:r>
+      <w:r>
+        <w:t xml:space="preserve"> (на больш</w:t>
+      </w:r>
+      <w:r>
+        <w:t>ее значение изменится скорость вращения</w:t>
+      </w:r>
+      <w:r>
+        <w:t xml:space="preserve">). </w:t>
+      </w:r>
+    </w:p>
+    <w:p>
+      <w:r>
+        <w:t xml:space="preserve">Чем больше </w:t>
+      </w:r>
+      <w:r>
+        <w:t>индуктивность</w:t>
+      </w:r>
+      <w:r>
+        <w:t xml:space="preserve"> (</w:t>
+      </w:r>
+      <w:r>
+        <w:t>тяжелее маховик</w:t>
+      </w:r>
+      <w:r>
+        <w:t xml:space="preserve">), тем на меньшее </w:t>
+      </w:r>
+      <w:r>
+        <w:t>значение изменится ток</w:t>
+      </w:r>
+      <w:r>
+        <w:t xml:space="preserve"> (на меньш</w:t>
+      </w:r>
+      <w:r>
+        <w:t>ее значение изменится скорость</w:t>
+      </w:r>
+      <w:r>
+        <w:t xml:space="preserve">). </w:t>
+      </w:r>
+    </w:p>
+    <w:p/>
+    <w:p/>
+    <w:p/>
+    <w:p/>
+    <w:p>
+      <w:r>
+        <w:br w:type="page"/>
+      </w:r>
+    </w:p>
+    <w:p>
+      <w:pPr>
+        <w:pStyle w:val="2"/>
+      </w:pPr>
+      <w:r>
+        <w:lastRenderedPageBreak/>
+        <w:t>И</w:t>
+      </w:r>
+      <w:r>
+        <w:t>СКУССТВО СХЕМОТЕХНИКИ</w:t>
+      </w:r>
+    </w:p>
+    <w:p>
+      <w:pPr>
+        <w:rPr>
+          <w:lang w:val="en-US"/>
+        </w:rPr>
+      </w:pPr>
+    </w:p>
+    <w:p>
+      <w:r>
+        <w:t>Моделируем схемы в</w:t>
       </w:r>
       <w:r>
         <w:t xml:space="preserve"> </w:t>
       </w:r>
       <w:r>
-        <w:t xml:space="preserve">в течении </w:t>
-      </w:r>
-      <w:r>
-        <w:t xml:space="preserve">времени </w:t>
-      </w:r>
-      <w:r>
-        <w:rPr>
-          <w:lang w:val="en-US"/>
-        </w:rPr>
-        <w:t>T</w:t>
-      </w:r>
-      <w:r>
-        <w:t xml:space="preserve">, его напряжение изменится на </w:t>
-      </w:r>
-      <w:r>
-        <w:rPr>
-          <w:lang w:val="en-US"/>
-        </w:rPr>
-        <w:t>dU</w:t>
-      </w:r>
-      <w:r>
-        <w:t>.</w:t>
-      </w:r>
-    </w:p>
-    <w:p>
-      <w:r>
-        <w:t>Аналогия.</w:t>
-      </w:r>
-    </w:p>
-    <w:p>
-      <w:r>
-        <w:t>Прямую бочку заполняем постоянным потоком воды в течении определенного времени, уровень воды поднимется на постоянную высоту для этих параметров</w:t>
-      </w:r>
-      <w:r>
-        <w:t xml:space="preserve"> = процесс линейный</w:t>
-      </w:r>
-      <w:r>
-        <w:t>.</w:t>
-      </w:r>
-    </w:p>
-    <w:p>
-      <w:r>
-        <w:t xml:space="preserve">Следствия. </w:t>
-      </w:r>
-    </w:p>
-    <w:p>
-      <w:r>
-        <w:t xml:space="preserve">Чем больше ток (поток воды) тем быстрее = на большее напряжение заряжается конденсатор (на большую высоту наполняется бочка). </w:t>
-      </w:r>
-    </w:p>
-    <w:p>
-      <w:r>
-        <w:t xml:space="preserve">Чем </w:t>
-      </w:r>
-      <w:r>
-        <w:t xml:space="preserve">дольше заряжаем конденсатор (наполняем бочку), тем на </w:t>
-      </w:r>
-      <w:r>
-        <w:t xml:space="preserve">большее напряжение заряжается конденсатор (на большую высоту наполняется бочка). </w:t>
-      </w:r>
-    </w:p>
-    <w:p>
-      <w:r>
-        <w:t xml:space="preserve">Чем </w:t>
-      </w:r>
-      <w:r>
-        <w:t>больше емкость</w:t>
-      </w:r>
-      <w:r>
-        <w:t xml:space="preserve"> конденсатор</w:t>
-      </w:r>
-      <w:r>
-        <w:t>а</w:t>
-      </w:r>
-      <w:r>
-        <w:t xml:space="preserve"> (</w:t>
-      </w:r>
-      <w:r>
-        <w:t>больше бочка</w:t>
-      </w:r>
-      <w:r>
-        <w:t>)</w:t>
-      </w:r>
-      <w:r>
-        <w:t>,</w:t>
-      </w:r>
-      <w:r>
-        <w:t xml:space="preserve"> тем на </w:t>
-      </w:r>
-      <w:r>
-        <w:t>меньшее</w:t>
-      </w:r>
-      <w:r>
-        <w:t xml:space="preserve"> напряжение заряжается конденсатор (на </w:t>
-      </w:r>
-      <w:r>
-        <w:t>меньшую</w:t>
-      </w:r>
-      <w:r>
-        <w:t xml:space="preserve"> высоту наполняется бочка). </w:t>
-      </w:r>
+        <w:t>симуляторе LTspice</w:t>
+      </w:r>
+    </w:p>
+    <w:p>
+      <w:pPr>
+        <w:rPr>
+          <w:lang w:val="en-US"/>
+        </w:rPr>
+      </w:pPr>
+      <w:r>
+        <w:rPr>
+          <w:lang w:val="en-US"/>
+        </w:rPr>
+        <w:drawing>
+          <wp:inline distT="0" distB="0" distL="0" distR="0" wp14:anchorId="142103CF" wp14:editId="519BD30C">
+            <wp:extent cx="5849166" cy="7964011"/>
+            <wp:effectExtent l="0" t="0" r="0" b="0"/>
+            <wp:docPr id="2039980819" name="Рисунок 1"/>
+            <wp:cNvGraphicFramePr>
+              <a:graphicFrameLocks xmlns:a="http://schemas.openxmlformats.org/drawingml/2006/main" noChangeAspect="1"/>
+            </wp:cNvGraphicFramePr>
+            <a:graphic xmlns:a="http://schemas.openxmlformats.org/drawingml/2006/main">
+              <a:graphicData uri="http://schemas.openxmlformats.org/drawingml/2006/picture">
+                <pic:pic xmlns:pic="http://schemas.openxmlformats.org/drawingml/2006/picture">
+                  <pic:nvPicPr>
+                    <pic:cNvPr id="2039980819" name=""/>
+                    <pic:cNvPicPr/>
+                  </pic:nvPicPr>
+                  <pic:blipFill>
+                    <a:blip r:embed="rId40"/>
+                    <a:stretch>
+                      <a:fillRect/>
+                    </a:stretch>
+                  </pic:blipFill>
+                  <pic:spPr>
+                    <a:xfrm>
+                      <a:off x="0" y="0"/>
+                      <a:ext cx="5849166" cy="7964011"/>
+                    </a:xfrm>
+                    <a:prstGeom prst="rect">
+                      <a:avLst/>
+                    </a:prstGeom>
+                  </pic:spPr>
+                </pic:pic>
+              </a:graphicData>
+            </a:graphic>
+          </wp:inline>
+        </w:drawing>
+      </w:r>
+    </w:p>
+    <w:p>
+      <w:pPr>
+        <w:rPr>
+          <w:lang w:val="en-US"/>
+        </w:rPr>
+      </w:pPr>
+    </w:p>
+    <w:p>
+      <w:pPr>
+        <w:rPr>
+          <w:lang w:val="en-US"/>
+        </w:rPr>
+      </w:pPr>
+      <w:r>
+        <w:rPr>
+          <w:lang w:val="en-US"/>
+        </w:rPr>
+        <w:lastRenderedPageBreak/>
+        <w:drawing>
+          <wp:inline distT="0" distB="0" distL="0" distR="0" wp14:anchorId="2E057C5C" wp14:editId="66B88489">
+            <wp:extent cx="5940425" cy="7152640"/>
+            <wp:effectExtent l="0" t="0" r="3175" b="0"/>
+            <wp:docPr id="1841716869" name="Рисунок 1"/>
+            <wp:cNvGraphicFramePr>
+              <a:graphicFrameLocks xmlns:a="http://schemas.openxmlformats.org/drawingml/2006/main" noChangeAspect="1"/>
+            </wp:cNvGraphicFramePr>
+            <a:graphic xmlns:a="http://schemas.openxmlformats.org/drawingml/2006/main">
+              <a:graphicData uri="http://schemas.openxmlformats.org/drawingml/2006/picture">
+                <pic:pic xmlns:pic="http://schemas.openxmlformats.org/drawingml/2006/picture">
+                  <pic:nvPicPr>
+                    <pic:cNvPr id="1841716869" name=""/>
+                    <pic:cNvPicPr/>
+                  </pic:nvPicPr>
+                  <pic:blipFill>
+                    <a:blip r:embed="rId41"/>
+                    <a:stretch>
+                      <a:fillRect/>
+                    </a:stretch>
+                  </pic:blipFill>
+                  <pic:spPr>
+                    <a:xfrm>
+                      <a:off x="0" y="0"/>
+                      <a:ext cx="5940425" cy="7152640"/>
+                    </a:xfrm>
+                    <a:prstGeom prst="rect">
+                      <a:avLst/>
+                    </a:prstGeom>
+                  </pic:spPr>
+                </pic:pic>
+              </a:graphicData>
+            </a:graphic>
+          </wp:inline>
+        </w:drawing>
+      </w:r>
+    </w:p>
+    <w:p>
+      <w:pPr>
+        <w:rPr>
+          <w:lang w:val="en-US"/>
+        </w:rPr>
+      </w:pPr>
+    </w:p>
+    <w:p>
+      <w:pPr>
+        <w:rPr>
+          <w:lang w:val="en-US"/>
+        </w:rPr>
+      </w:pPr>
+    </w:p>
+    <w:p>
+      <w:pPr>
+        <w:rPr>
+          <w:lang w:val="en-US"/>
+        </w:rPr>
+      </w:pPr>
+    </w:p>
+    <w:p>
+      <w:pPr>
+        <w:rPr>
+          <w:lang w:val="en-US"/>
+        </w:rPr>
+      </w:pPr>
+    </w:p>
+    <w:p>
+      <w:pPr>
+        <w:rPr>
+          <w:lang w:val="en-US"/>
+        </w:rPr>
+      </w:pPr>
+    </w:p>
+    <w:p>
+      <w:pPr>
+        <w:rPr>
+          <w:lang w:val="en-US"/>
+        </w:rPr>
+      </w:pPr>
+    </w:p>
+    <w:p>
+      <w:pPr>
+        <w:rPr>
+          <w:lang w:val="en-US"/>
+        </w:rPr>
+      </w:pPr>
+    </w:p>
+    <w:p>
+      <w:pPr>
+        <w:rPr>
+          <w:lang w:val="en-US"/>
+        </w:rPr>
+      </w:pPr>
+      <w:r>
+        <w:rPr>
+          <w:lang w:val="en-US"/>
+        </w:rPr>
+        <w:lastRenderedPageBreak/>
+        <w:drawing>
+          <wp:inline distT="0" distB="0" distL="0" distR="0" wp14:anchorId="2742C318" wp14:editId="47433926">
+            <wp:extent cx="5630061" cy="7706801"/>
+            <wp:effectExtent l="0" t="0" r="8890" b="8890"/>
+            <wp:docPr id="55360177" name="Рисунок 1"/>
+            <wp:cNvGraphicFramePr>
+              <a:graphicFrameLocks xmlns:a="http://schemas.openxmlformats.org/drawingml/2006/main" noChangeAspect="1"/>
+            </wp:cNvGraphicFramePr>
+            <a:graphic xmlns:a="http://schemas.openxmlformats.org/drawingml/2006/main">
+              <a:graphicData uri="http://schemas.openxmlformats.org/drawingml/2006/picture">
+                <pic:pic xmlns:pic="http://schemas.openxmlformats.org/drawingml/2006/picture">
+                  <pic:nvPicPr>
+                    <pic:cNvPr id="55360177" name=""/>
+                    <pic:cNvPicPr/>
+                  </pic:nvPicPr>
+                  <pic:blipFill>
+                    <a:blip r:embed="rId42"/>
+                    <a:stretch>
+                      <a:fillRect/>
+                    </a:stretch>
+                  </pic:blipFill>
+                  <pic:spPr>
+                    <a:xfrm>
+                      <a:off x="0" y="0"/>
+                      <a:ext cx="5630061" cy="7706801"/>
+                    </a:xfrm>
+                    <a:prstGeom prst="rect">
+                      <a:avLst/>
+                    </a:prstGeom>
+                  </pic:spPr>
+                </pic:pic>
+              </a:graphicData>
+            </a:graphic>
+          </wp:inline>
+        </w:drawing>
+      </w:r>
+    </w:p>
+    <w:p>
+      <w:pPr>
+        <w:rPr>
+          <w:lang w:val="en-US"/>
+        </w:rPr>
+      </w:pPr>
+    </w:p>
+    <w:p>
+      <w:pPr>
+        <w:rPr>
+          <w:lang w:val="en-US"/>
+        </w:rPr>
+      </w:pPr>
+    </w:p>
+    <w:p>
+      <w:pPr>
+        <w:rPr>
+          <w:lang w:val="en-US"/>
+        </w:rPr>
+      </w:pPr>
+    </w:p>
+    <w:p>
+      <w:pPr>
+        <w:rPr>
+          <w:lang w:val="en-US"/>
+        </w:rPr>
+      </w:pPr>
+    </w:p>
+    <w:p>
+      <w:pPr>
+        <w:rPr>
+          <w:lang w:val="en-US"/>
+        </w:rPr>
+      </w:pPr>
+    </w:p>
+    <w:p>
+      <w:pPr>
+        <w:rPr>
+          <w:lang w:val="en-US"/>
+        </w:rPr>
+      </w:pPr>
+      <w:r>
+        <w:rPr>
+          <w:lang w:val="en-US"/>
+        </w:rPr>
+        <w:lastRenderedPageBreak/>
+        <w:drawing>
+          <wp:inline distT="0" distB="0" distL="0" distR="0" wp14:anchorId="6E2F43A9" wp14:editId="630FC5A5">
+            <wp:extent cx="2667000" cy="2398767"/>
+            <wp:effectExtent l="0" t="0" r="0" b="1905"/>
+            <wp:docPr id="723888453" name="Рисунок 1"/>
+            <wp:cNvGraphicFramePr>
+              <a:graphicFrameLocks xmlns:a="http://schemas.openxmlformats.org/drawingml/2006/main" noChangeAspect="1"/>
+            </wp:cNvGraphicFramePr>
+            <a:graphic xmlns:a="http://schemas.openxmlformats.org/drawingml/2006/main">
+              <a:graphicData uri="http://schemas.openxmlformats.org/drawingml/2006/picture">
+                <pic:pic xmlns:pic="http://schemas.openxmlformats.org/drawingml/2006/picture">
+                  <pic:nvPicPr>
+                    <pic:cNvPr id="723888453" name=""/>
+                    <pic:cNvPicPr/>
+                  </pic:nvPicPr>
+                  <pic:blipFill>
+                    <a:blip r:embed="rId43"/>
+                    <a:stretch>
+                      <a:fillRect/>
+                    </a:stretch>
+                  </pic:blipFill>
+                  <pic:spPr>
+                    <a:xfrm>
+                      <a:off x="0" y="0"/>
+                      <a:ext cx="2669941" cy="2401412"/>
+                    </a:xfrm>
+                    <a:prstGeom prst="rect">
+                      <a:avLst/>
+                    </a:prstGeom>
+                  </pic:spPr>
+                </pic:pic>
+              </a:graphicData>
+            </a:graphic>
+          </wp:inline>
+        </w:drawing>
+      </w:r>
+    </w:p>
+    <w:p>
+      <w:pPr>
+        <w:rPr>
+          <w:lang w:val="en-US"/>
+        </w:rPr>
+      </w:pPr>
+    </w:p>
+    <w:p>
+      <w:pPr>
+        <w:rPr>
+          <w:lang w:val="en-US"/>
+        </w:rPr>
+      </w:pPr>
+      <w:r>
+        <w:rPr>
+          <w:lang w:val="en-US"/>
+        </w:rPr>
+        <w:drawing>
+          <wp:inline distT="0" distB="0" distL="0" distR="0" wp14:anchorId="24B1D563" wp14:editId="38C45A9C">
+            <wp:extent cx="2622550" cy="2696425"/>
+            <wp:effectExtent l="0" t="0" r="6350" b="8890"/>
+            <wp:docPr id="411422592" name="Рисунок 1"/>
+            <wp:cNvGraphicFramePr>
+              <a:graphicFrameLocks xmlns:a="http://schemas.openxmlformats.org/drawingml/2006/main" noChangeAspect="1"/>
+            </wp:cNvGraphicFramePr>
+            <a:graphic xmlns:a="http://schemas.openxmlformats.org/drawingml/2006/main">
+              <a:graphicData uri="http://schemas.openxmlformats.org/drawingml/2006/picture">
+                <pic:pic xmlns:pic="http://schemas.openxmlformats.org/drawingml/2006/picture">
+                  <pic:nvPicPr>
+                    <pic:cNvPr id="411422592" name=""/>
+                    <pic:cNvPicPr/>
+                  </pic:nvPicPr>
+                  <pic:blipFill>
+                    <a:blip r:embed="rId44"/>
+                    <a:stretch>
+                      <a:fillRect/>
+                    </a:stretch>
+                  </pic:blipFill>
+                  <pic:spPr>
+                    <a:xfrm>
+                      <a:off x="0" y="0"/>
+                      <a:ext cx="2625238" cy="2699188"/>
+                    </a:xfrm>
+                    <a:prstGeom prst="rect">
+                      <a:avLst/>
+                    </a:prstGeom>
+                  </pic:spPr>
+                </pic:pic>
+              </a:graphicData>
+            </a:graphic>
+          </wp:inline>
+        </w:drawing>
+      </w:r>
+    </w:p>
+    <w:p>
+      <w:pPr>
+        <w:rPr>
+          <w:lang w:val="en-US"/>
+        </w:rPr>
+      </w:pPr>
+    </w:p>
+    <w:p>
+      <w:pPr>
+        <w:rPr>
+          <w:lang w:val="en-US"/>
+        </w:rPr>
+      </w:pPr>
+    </w:p>
+    <w:p>
+      <w:pPr>
+        <w:rPr>
+          <w:lang w:val="en-US"/>
+        </w:rPr>
+      </w:pPr>
+      <w:r>
+        <w:rPr>
+          <w:lang w:val="en-US"/>
+        </w:rPr>
+        <w:drawing>
+          <wp:inline distT="0" distB="0" distL="0" distR="0" wp14:anchorId="77D3C441" wp14:editId="20FDC8AC">
+            <wp:extent cx="2741153" cy="2546350"/>
+            <wp:effectExtent l="0" t="0" r="2540" b="6350"/>
+            <wp:docPr id="782024001" name="Рисунок 1"/>
+            <wp:cNvGraphicFramePr>
+              <a:graphicFrameLocks xmlns:a="http://schemas.openxmlformats.org/drawingml/2006/main" noChangeAspect="1"/>
+            </wp:cNvGraphicFramePr>
+            <a:graphic xmlns:a="http://schemas.openxmlformats.org/drawingml/2006/main">
+              <a:graphicData uri="http://schemas.openxmlformats.org/drawingml/2006/picture">
+                <pic:pic xmlns:pic="http://schemas.openxmlformats.org/drawingml/2006/picture">
+                  <pic:nvPicPr>
+                    <pic:cNvPr id="782024001" name=""/>
+                    <pic:cNvPicPr/>
+                  </pic:nvPicPr>
+                  <pic:blipFill>
+                    <a:blip r:embed="rId45"/>
+                    <a:stretch>
+                      <a:fillRect/>
+                    </a:stretch>
+                  </pic:blipFill>
+                  <pic:spPr>
+                    <a:xfrm>
+                      <a:off x="0" y="0"/>
+                      <a:ext cx="2748263" cy="2552955"/>
+                    </a:xfrm>
+                    <a:prstGeom prst="rect">
+                      <a:avLst/>
+                    </a:prstGeom>
+                  </pic:spPr>
+                </pic:pic>
+              </a:graphicData>
+            </a:graphic>
+          </wp:inline>
+        </w:drawing>
+      </w:r>
+    </w:p>
+    <w:p>
+      <w:pPr>
+        <w:rPr>
+          <w:lang w:val="en-US"/>
+        </w:rPr>
+      </w:pPr>
     </w:p>
     <w:p>
       <w:pPr>
         <w:pStyle w:val="2"/>
       </w:pPr>
       <w:r>
-        <w:t>Индуктивность</w:t>
-      </w:r>
-      <w:r>
-        <w:t>.</w:t>
-      </w:r>
-    </w:p>
-    <w:p>
-      <w:r>
-        <w:rPr>
-          <w:lang w:val="en-US"/>
-        </w:rPr>
-        <w:t>d</w:t>
-      </w:r>
-      <w:r>
-        <w:rPr>
-          <w:lang w:val="en-US"/>
-        </w:rPr>
-        <w:t>I</w:t>
-      </w:r>
-      <w:r>
-        <w:t>=</w:t>
-      </w:r>
-      <w:r>
-        <w:rPr>
-          <w:lang w:val="en-US"/>
-        </w:rPr>
-        <w:t>U</w:t>
-      </w:r>
-      <w:r>
-        <w:t>*</w:t>
-      </w:r>
-      <w:r>
-        <w:rPr>
-          <w:lang w:val="en-US"/>
-        </w:rPr>
-        <w:t>T</w:t>
-      </w:r>
-      <w:r>
-        <w:t>/</w:t>
-      </w:r>
-      <w:r>
-        <w:rPr>
-          <w:lang w:val="en-US"/>
-        </w:rPr>
-        <w:t>L</w:t>
-      </w:r>
-    </w:p>
-    <w:p>
-      <w:r>
-        <w:t xml:space="preserve">Если </w:t>
-      </w:r>
-      <w:r>
-        <w:t xml:space="preserve">приложить к индуктивности </w:t>
-      </w:r>
-      <w:r>
-        <w:t xml:space="preserve"> </w:t>
-      </w:r>
-      <w:r>
-        <w:rPr>
-          <w:lang w:val="en-US"/>
-        </w:rPr>
-        <w:t>L</w:t>
-      </w:r>
-      <w:r>
-        <w:t xml:space="preserve"> </w:t>
-      </w:r>
-      <w:r>
-        <w:t>напряжение</w:t>
-      </w:r>
-      <w:r>
-        <w:t xml:space="preserve"> </w:t>
-      </w:r>
-      <w:r>
-        <w:t xml:space="preserve"> </w:t>
-      </w:r>
-      <w:r>
-        <w:rPr>
-          <w:lang w:val="en-US"/>
-        </w:rPr>
-        <w:t>U</w:t>
-      </w:r>
-      <w:r>
-        <w:t xml:space="preserve"> </w:t>
-      </w:r>
-      <w:r>
-        <w:t xml:space="preserve">в течении </w:t>
-      </w:r>
-      <w:r>
-        <w:t xml:space="preserve">времени </w:t>
-      </w:r>
-      <w:r>
-        <w:rPr>
-          <w:lang w:val="en-US"/>
-        </w:rPr>
-        <w:t>T</w:t>
-      </w:r>
-      <w:r>
-        <w:t xml:space="preserve">, его </w:t>
-      </w:r>
-      <w:r>
-        <w:t>ток</w:t>
-      </w:r>
-      <w:r>
-        <w:t xml:space="preserve"> изменится на </w:t>
-      </w:r>
-      <w:r>
-        <w:rPr>
-          <w:lang w:val="en-US"/>
-        </w:rPr>
-        <w:t>d</w:t>
-      </w:r>
-      <w:r>
-        <w:rPr>
-          <w:lang w:val="en-US"/>
-        </w:rPr>
-        <w:t>I</w:t>
-      </w:r>
-      <w:r>
-        <w:t>.</w:t>
-      </w:r>
-    </w:p>
-    <w:p>
-      <w:r>
-        <w:t>Аналогия.</w:t>
-      </w:r>
-    </w:p>
-    <w:p>
-      <w:r>
-        <w:t xml:space="preserve">Тяжелый маховик раскручиваем с постоянным усилием </w:t>
-      </w:r>
-      <w:r>
-        <w:t xml:space="preserve">в течении определенного времени, </w:t>
-      </w:r>
-      <w:r>
-        <w:t>скорость его вращения увеличится</w:t>
-      </w:r>
-      <w:r>
-        <w:t xml:space="preserve"> на постоянную </w:t>
-      </w:r>
-      <w:r>
-        <w:t>величину</w:t>
-      </w:r>
-      <w:r>
-        <w:t xml:space="preserve"> для этих параметров = процесс линейный.</w:t>
-      </w:r>
-    </w:p>
-    <w:p>
-      <w:r>
-        <w:t xml:space="preserve">Следствия. </w:t>
-      </w:r>
-    </w:p>
-    <w:p>
-      <w:r>
-        <w:t xml:space="preserve">Чем больше </w:t>
-      </w:r>
-      <w:r>
-        <w:t xml:space="preserve">приложенное напряжение </w:t>
-      </w:r>
-      <w:r>
-        <w:t>(</w:t>
-      </w:r>
-      <w:r>
-        <w:t>усилие</w:t>
-      </w:r>
-      <w:r>
-        <w:t xml:space="preserve">) тем быстрее = на большее </w:t>
-      </w:r>
-      <w:r>
-        <w:t>значение</w:t>
-      </w:r>
-      <w:r>
-        <w:t xml:space="preserve"> </w:t>
-      </w:r>
-      <w:r>
-        <w:t>изменится ток</w:t>
-      </w:r>
-      <w:r>
-        <w:t xml:space="preserve"> в индуктивности</w:t>
-      </w:r>
-      <w:r>
-        <w:t xml:space="preserve"> (на больш</w:t>
-      </w:r>
-      <w:r>
-        <w:t>ее значение изменится скорость вращения маховика</w:t>
-      </w:r>
-      <w:r>
-        <w:t xml:space="preserve">). </w:t>
-      </w:r>
-    </w:p>
-    <w:p>
-      <w:r>
-        <w:t xml:space="preserve">Чем дольше </w:t>
-      </w:r>
-      <w:r>
-        <w:t>приложено напряжение</w:t>
-      </w:r>
-      <w:r>
-        <w:t xml:space="preserve"> (</w:t>
-      </w:r>
-      <w:r>
-        <w:t>раскручиваем маховик</w:t>
-      </w:r>
-      <w:r>
-        <w:t xml:space="preserve">), тем на большее </w:t>
-      </w:r>
-      <w:r>
-        <w:t>значение</w:t>
-      </w:r>
-      <w:r>
-        <w:t xml:space="preserve"> </w:t>
-      </w:r>
-      <w:r>
-        <w:t>изменится ток</w:t>
-      </w:r>
-      <w:r>
-        <w:t xml:space="preserve"> (на больш</w:t>
-      </w:r>
-      <w:r>
-        <w:t>ее значение изменится скорость вращения</w:t>
-      </w:r>
-      <w:r>
-        <w:t xml:space="preserve">). </w:t>
-      </w:r>
-    </w:p>
-    <w:p>
-      <w:r>
-        <w:t xml:space="preserve">Чем больше </w:t>
-      </w:r>
-      <w:r>
-        <w:t>индуктивность</w:t>
-      </w:r>
-      <w:r>
-        <w:t xml:space="preserve"> (</w:t>
-      </w:r>
-      <w:r>
-        <w:t>тяжелее маховик</w:t>
-      </w:r>
-      <w:r>
-        <w:t xml:space="preserve">), тем на меньшее </w:t>
-      </w:r>
-      <w:r>
-        <w:t>значение изменится ток</w:t>
-      </w:r>
-      <w:r>
-        <w:t xml:space="preserve"> (на меньш</w:t>
-      </w:r>
-      <w:r>
-        <w:t>ее значение изменится скорость</w:t>
-      </w:r>
-      <w:r>
-        <w:t xml:space="preserve">). </w:t>
-      </w:r>
-    </w:p>
-    <w:p/>
+        <w:lastRenderedPageBreak/>
+        <w:t>Дифференциальный усилитель</w:t>
+      </w:r>
+    </w:p>
+    <w:p>
+      <w:r>
+        <w:t>Усилитель который имеет два входа и усиливает разницу между входами.</w:t>
+      </w:r>
+    </w:p>
     <w:p/>
     <w:p/>
     <w:p/>
